--- a/public/templates/Memòria_justificativa_OFI.docx
+++ b/public/templates/Memòria_justificativa_OFI.docx
@@ -46,8 +46,9 @@
           <w:sz w:val="22"/>
           <w:szCs w:val="22"/>
         </w:rPr>
-        <w:t>{{ofi.codi_ofi}}</w:t>
-      </w:r>
+        <w:t>{{</w:t>
+      </w:r>
+      <w:proofErr w:type="spellStart"/>
       <w:r>
         <w:rPr>
           <w:rFonts w:ascii="Open Sans Light" w:eastAsia="Open Sans Light" w:hAnsi="Open Sans Light" w:cs="Open Sans Light"/>
@@ -56,8 +57,9 @@
           <w:sz w:val="22"/>
           <w:szCs w:val="22"/>
         </w:rPr>
-        <w:t>-</w:t>
-      </w:r>
+        <w:t>ofi.codi_ofi</w:t>
+      </w:r>
+      <w:proofErr w:type="spellEnd"/>
       <w:r>
         <w:rPr>
           <w:rFonts w:ascii="Open Sans Light" w:eastAsia="Open Sans Light" w:hAnsi="Open Sans Light" w:cs="Open Sans Light"/>
@@ -66,7 +68,49 @@
           <w:sz w:val="22"/>
           <w:szCs w:val="22"/>
         </w:rPr>
-        <w:t>{{ofi.centre_servei}}</w:t>
+        <w:t>}}</w:t>
+      </w:r>
+      <w:r>
+        <w:rPr>
+          <w:rFonts w:ascii="Open Sans Light" w:eastAsia="Open Sans Light" w:hAnsi="Open Sans Light" w:cs="Open Sans Light"/>
+          <w:b/>
+          <w:bCs/>
+          <w:sz w:val="22"/>
+          <w:szCs w:val="22"/>
+        </w:rPr>
+        <w:t>-</w:t>
+      </w:r>
+      <w:r>
+        <w:rPr>
+          <w:rFonts w:ascii="Open Sans Light" w:eastAsia="Open Sans Light" w:hAnsi="Open Sans Light" w:cs="Open Sans Light"/>
+          <w:b/>
+          <w:bCs/>
+          <w:sz w:val="22"/>
+          <w:szCs w:val="22"/>
+        </w:rPr>
+        <w:t>{{</w:t>
+      </w:r>
+      <w:proofErr w:type="spellStart"/>
+      <w:r>
+        <w:rPr>
+          <w:rFonts w:ascii="Open Sans Light" w:eastAsia="Open Sans Light" w:hAnsi="Open Sans Light" w:cs="Open Sans Light"/>
+          <w:b/>
+          <w:bCs/>
+          <w:sz w:val="22"/>
+          <w:szCs w:val="22"/>
+        </w:rPr>
+        <w:t>ofi.centre_servei</w:t>
+      </w:r>
+      <w:proofErr w:type="spellEnd"/>
+      <w:r>
+        <w:rPr>
+          <w:rFonts w:ascii="Open Sans Light" w:eastAsia="Open Sans Light" w:hAnsi="Open Sans Light" w:cs="Open Sans Light"/>
+          <w:b/>
+          <w:bCs/>
+          <w:sz w:val="22"/>
+          <w:szCs w:val="22"/>
+        </w:rPr>
+        <w:t>}}</w:t>
       </w:r>
     </w:p>
     <w:p>
@@ -104,16 +148,7 @@
           <w:sz w:val="20"/>
           <w:szCs w:val="20"/>
         </w:rPr>
-        <w:t>Descripció de despesa:  I</w:t>
-      </w:r>
-      <w:r>
-        <w:rPr>
-          <w:rFonts w:ascii="Open Sans Light" w:hAnsi="Open Sans Light" w:cs="Open Sans Light"/>
-          <w:sz w:val="20"/>
-          <w:szCs w:val="20"/>
-          <w:shd w:val="clear" w:color="auto" w:fill="FFFFFF"/>
-        </w:rPr>
-        <w:t xml:space="preserve">ndicada a l’annex </w:t>
+        <w:t>Fase de la despesa: ADO</w:t>
       </w:r>
     </w:p>
     <w:p>
@@ -138,7 +173,7 @@
           <w:sz w:val="20"/>
           <w:szCs w:val="20"/>
         </w:rPr>
-        <w:t xml:space="preserve">Modalitat de la despesa: </w:t>
+        <w:t xml:space="preserve">Import total de la despesa: </w:t>
       </w:r>
       <w:r>
         <w:rPr>
@@ -146,150 +181,33 @@
           <w:sz w:val="20"/>
           <w:szCs w:val="20"/>
         </w:rPr>
-        <w:t>I</w:t>
-      </w:r>
+        <w:t>{{</w:t>
+      </w:r>
+      <w:proofErr w:type="spellStart"/>
       <w:r>
         <w:rPr>
           <w:rFonts w:ascii="Open Sans Light" w:hAnsi="Open Sans Light" w:cs="Open Sans Light"/>
           <w:sz w:val="20"/>
           <w:szCs w:val="20"/>
-          <w:shd w:val="clear" w:color="auto" w:fill="FFFFFF"/>
-        </w:rPr>
-        <w:t>ndicada a l’annex</w:t>
-      </w:r>
-    </w:p>
-    <w:p>
-      <w:pPr>
-        <w:pStyle w:val="Prrafodelista"/>
-        <w:numPr>
-          <w:ilvl w:val="0"/>
-          <w:numId w:val="2"/>
-        </w:numPr>
-        <w:spacing w:line="276" w:lineRule="auto"/>
-        <w:ind w:left="284" w:hanging="284"/>
-        <w:jc w:val="both"/>
+        </w:rPr>
+        <w:t>ofi_with_aggregates.total_import</w:t>
+      </w:r>
+      <w:proofErr w:type="spellEnd"/>
+      <w:r>
         <w:rPr>
           <w:rFonts w:ascii="Open Sans Light" w:hAnsi="Open Sans Light" w:cs="Open Sans Light"/>
           <w:sz w:val="20"/>
           <w:szCs w:val="20"/>
         </w:rPr>
-      </w:pPr>
+        <w:t>}}</w:t>
+      </w:r>
       <w:r>
         <w:rPr>
           <w:rFonts w:ascii="Open Sans Light" w:hAnsi="Open Sans Light" w:cs="Open Sans Light"/>
           <w:sz w:val="20"/>
           <w:szCs w:val="20"/>
-          <w:shd w:val="clear" w:color="auto" w:fill="FFFFFF"/>
-        </w:rPr>
-        <w:t xml:space="preserve">Període de la despesa: </w:t>
-      </w:r>
-      <w:r>
-        <w:rPr>
-          <w:rFonts w:ascii="Open Sans Light" w:hAnsi="Open Sans Light" w:cs="Open Sans Light"/>
-          <w:sz w:val="20"/>
-          <w:szCs w:val="20"/>
-        </w:rPr>
-        <w:t>I</w:t>
-      </w:r>
-      <w:r>
-        <w:rPr>
-          <w:rFonts w:ascii="Open Sans Light" w:hAnsi="Open Sans Light" w:cs="Open Sans Light"/>
-          <w:sz w:val="20"/>
-          <w:szCs w:val="20"/>
-          <w:shd w:val="clear" w:color="auto" w:fill="FFFFFF"/>
-        </w:rPr>
-        <w:t>ndicada a l’annex</w:t>
-      </w:r>
-    </w:p>
-    <w:p>
-      <w:pPr>
-        <w:pStyle w:val="Prrafodelista"/>
-        <w:numPr>
-          <w:ilvl w:val="0"/>
-          <w:numId w:val="2"/>
-        </w:numPr>
-        <w:spacing w:line="276" w:lineRule="auto"/>
-        <w:ind w:left="284" w:hanging="284"/>
-        <w:jc w:val="both"/>
-        <w:rPr>
-          <w:rFonts w:ascii="Open Sans Light" w:hAnsi="Open Sans Light" w:cs="Open Sans Light"/>
-          <w:sz w:val="20"/>
-          <w:szCs w:val="20"/>
-        </w:rPr>
-      </w:pPr>
-      <w:r>
-        <w:rPr>
-          <w:rFonts w:ascii="Open Sans Light" w:hAnsi="Open Sans Light" w:cs="Open Sans Light"/>
-          <w:sz w:val="20"/>
-          <w:szCs w:val="20"/>
-        </w:rPr>
-        <w:t>Fase de la despesa: ADO</w:t>
-      </w:r>
-    </w:p>
-    <w:p>
-      <w:pPr>
-        <w:pStyle w:val="Prrafodelista"/>
-        <w:numPr>
-          <w:ilvl w:val="0"/>
-          <w:numId w:val="2"/>
-        </w:numPr>
-        <w:spacing w:line="276" w:lineRule="auto"/>
-        <w:ind w:left="284" w:hanging="284"/>
-        <w:jc w:val="both"/>
-        <w:rPr>
-          <w:rFonts w:ascii="Open Sans Light" w:hAnsi="Open Sans Light" w:cs="Open Sans Light"/>
-          <w:sz w:val="20"/>
-          <w:szCs w:val="20"/>
-        </w:rPr>
-      </w:pPr>
-      <w:r>
-        <w:rPr>
-          <w:rFonts w:ascii="Open Sans Light" w:hAnsi="Open Sans Light" w:cs="Open Sans Light"/>
-          <w:sz w:val="20"/>
-          <w:szCs w:val="20"/>
-        </w:rPr>
-        <w:t xml:space="preserve">Import total de la despesa: </w:t>
-      </w:r>
-      <w:r>
-        <w:rPr>
-          <w:rFonts w:ascii="Open Sans Light" w:hAnsi="Open Sans Light" w:cs="Open Sans Light"/>
-          <w:sz w:val="20"/>
-          <w:szCs w:val="20"/>
-        </w:rPr>
-        <w:t>{{ofi_with_aggregates.total_import}}</w:t>
-      </w:r>
-      <w:r>
-        <w:rPr>
-          <w:rFonts w:ascii="Open Sans Light" w:hAnsi="Open Sans Light" w:cs="Open Sans Light"/>
-          <w:sz w:val="20"/>
-          <w:szCs w:val="20"/>
         </w:rPr>
         <w:t>€</w:t>
-      </w:r>
-    </w:p>
-    <w:p>
-      <w:pPr>
-        <w:pStyle w:val="Prrafodelista"/>
-        <w:numPr>
-          <w:ilvl w:val="0"/>
-          <w:numId w:val="2"/>
-        </w:numPr>
-        <w:spacing w:line="276" w:lineRule="auto"/>
-        <w:ind w:left="284" w:hanging="284"/>
-        <w:jc w:val="both"/>
-        <w:rPr>
-          <w:rFonts w:ascii="Open Sans Light" w:hAnsi="Open Sans Light" w:cs="Open Sans Light"/>
-          <w:sz w:val="20"/>
-          <w:szCs w:val="20"/>
-        </w:rPr>
-      </w:pPr>
-      <w:r>
-        <w:rPr>
-          <w:rFonts w:ascii="Open Sans Light" w:hAnsi="Open Sans Light" w:cs="Open Sans Light"/>
-          <w:sz w:val="20"/>
-          <w:szCs w:val="20"/>
-        </w:rPr>
-        <w:t xml:space="preserve">Aplicació pressupostària: Indicada a l’annex </w:t>
       </w:r>
     </w:p>
     <w:p>
@@ -514,7 +432,25 @@
           <w:sz w:val="20"/>
           <w:szCs w:val="20"/>
         </w:rPr>
-        <w:t>Reial decret legislatiu 2/2004, de 5 de març, pel que s’aprova el text refós de la Llei reguladora de les hisendes locals (RDLeg 2/2004).</w:t>
+        <w:t>Reial decret legislatiu 2/2004, de 5 de març, pel que s’aprova el text refós de la Llei reguladora de les hisendes locals (</w:t>
+      </w:r>
+      <w:proofErr w:type="spellStart"/>
+      <w:r>
+        <w:rPr>
+          <w:rFonts w:ascii="Open Sans Light" w:eastAsia="Open Sans Light" w:hAnsi="Open Sans Light" w:cs="Open Sans Light"/>
+          <w:sz w:val="20"/>
+          <w:szCs w:val="20"/>
+        </w:rPr>
+        <w:t>RDLeg</w:t>
+      </w:r>
+      <w:proofErr w:type="spellEnd"/>
+      <w:r>
+        <w:rPr>
+          <w:rFonts w:ascii="Open Sans Light" w:eastAsia="Open Sans Light" w:hAnsi="Open Sans Light" w:cs="Open Sans Light"/>
+          <w:sz w:val="20"/>
+          <w:szCs w:val="20"/>
+        </w:rPr>
+        <w:t xml:space="preserve"> 2/2004).</w:t>
       </w:r>
     </w:p>
     <w:p>
@@ -571,9 +507,12 @@
     </w:p>
     <w:p>
       <w:pPr>
+        <w:keepLines/>
+        <w:widowControl w:val="0"/>
+        <w:spacing w:line="276" w:lineRule="auto"/>
         <w:jc w:val="both"/>
         <w:rPr>
-          <w:rFonts w:ascii="Open Sans Light" w:hAnsi="Open Sans Light" w:cs="Open Sans Light"/>
+          <w:rFonts w:ascii="Open Sans Light" w:eastAsia="Open Sans Light" w:hAnsi="Open Sans Light" w:cs="Open Sans Light"/>
           <w:sz w:val="20"/>
           <w:szCs w:val="20"/>
         </w:rPr>
@@ -581,6 +520,42 @@
     </w:p>
     <w:p>
       <w:pPr>
+        <w:keepLines/>
+        <w:widowControl w:val="0"/>
+        <w:spacing w:line="276" w:lineRule="auto"/>
+        <w:jc w:val="both"/>
+        <w:rPr>
+          <w:rFonts w:ascii="Open Sans Light" w:eastAsia="Open Sans Light" w:hAnsi="Open Sans Light" w:cs="Open Sans Light"/>
+          <w:b/>
+          <w:sz w:val="20"/>
+          <w:szCs w:val="20"/>
+        </w:rPr>
+      </w:pPr>
+      <w:proofErr w:type="spellStart"/>
+      <w:r>
+        <w:rPr>
+          <w:rFonts w:ascii="Open Sans Light" w:eastAsia="Open Sans Light" w:hAnsi="Open Sans Light" w:cs="Open Sans Light"/>
+          <w:b/>
+          <w:sz w:val="20"/>
+          <w:szCs w:val="20"/>
+        </w:rPr>
+        <w:t>Inform</w:t>
+      </w:r>
+      <w:proofErr w:type="spellEnd"/>
+    </w:p>
+    <w:p>
+      <w:pPr>
+        <w:jc w:val="both"/>
+        <w:rPr>
+          <w:rFonts w:ascii="Open Sans Light" w:hAnsi="Open Sans Light" w:cs="Open Sans Light"/>
+          <w:sz w:val="20"/>
+          <w:szCs w:val="20"/>
+        </w:rPr>
+      </w:pPr>
+    </w:p>
+    <w:p>
+      <w:pPr>
+        <w:spacing w:line="276" w:lineRule="auto"/>
         <w:jc w:val="both"/>
         <w:rPr>
           <w:rFonts w:ascii="Open Sans Light" w:hAnsi="Open Sans Light" w:cs="Open Sans Light"/>
@@ -596,7 +571,7 @@
           <w:sz w:val="20"/>
           <w:szCs w:val="20"/>
         </w:rPr>
-        <w:t>1) DESCRIPCIÓ DETALLADA DE LA DESPESA</w:t>
+        <w:t>1) COMPETÈNCIA DE L’ÀREA PER EXECUTAR LA DESPESA</w:t>
       </w:r>
     </w:p>
     <w:p>
@@ -631,7 +606,27 @@
           <w:sz w:val="20"/>
           <w:szCs w:val="20"/>
         </w:rPr>
-        <w:t>{{ofi.justificacio_general}}</w:t>
+        <w:t>{{</w:t>
+      </w:r>
+      <w:proofErr w:type="spellStart"/>
+      <w:r>
+        <w:rPr>
+          <w:rFonts w:ascii="Open Sans Light" w:hAnsi="Open Sans Light" w:cs="Open Sans Light"/>
+          <w:color w:val="000000"/>
+          <w:sz w:val="20"/>
+          <w:szCs w:val="20"/>
+        </w:rPr>
+        <w:t>ofi.justificacio_general</w:t>
+      </w:r>
+      <w:proofErr w:type="spellEnd"/>
+      <w:r>
+        <w:rPr>
+          <w:rFonts w:ascii="Open Sans Light" w:hAnsi="Open Sans Light" w:cs="Open Sans Light"/>
+          <w:color w:val="000000"/>
+          <w:sz w:val="20"/>
+          <w:szCs w:val="20"/>
+        </w:rPr>
+        <w:t>}}</w:t>
       </w:r>
     </w:p>
     <w:p>
@@ -641,95 +636,9 @@
         <w:jc w:val="both"/>
         <w:rPr>
           <w:rFonts w:ascii="Open Sans Light" w:hAnsi="Open Sans Light" w:cs="Open Sans Light"/>
-          <w:color w:val="000000"/>
-          <w:sz w:val="20"/>
-          <w:szCs w:val="20"/>
-        </w:rPr>
-      </w:pPr>
-    </w:p>
-    <w:p>
-      <w:pPr>
-        <w:widowControl w:val="0"/>
-        <w:suppressAutoHyphens w:val="0"/>
-        <w:jc w:val="both"/>
-        <w:rPr>
-          <w:rFonts w:ascii="Open Sans Light" w:hAnsi="Open Sans Light" w:cs="Open Sans Light"/>
-          <w:sz w:val="20"/>
-          <w:szCs w:val="20"/>
-        </w:rPr>
-      </w:pPr>
-      <w:r>
-        <w:rPr>
-          <w:rFonts w:ascii="Open Sans Light" w:hAnsi="Open Sans Light" w:cs="Open Sans Light"/>
-          <w:color w:val="000000"/>
-          <w:sz w:val="20"/>
-          <w:szCs w:val="20"/>
-        </w:rPr>
-        <w:t xml:space="preserve">La descripció detallada de les despeses objecte d’aquest informe figura a l’annex per cada una de les despeses realitzades. </w:t>
-      </w:r>
-    </w:p>
-    <w:p>
-      <w:pPr>
-        <w:keepLines/>
-        <w:widowControl w:val="0"/>
-        <w:tabs>
-          <w:tab w:val="left" w:pos="341"/>
-        </w:tabs>
-        <w:suppressAutoHyphens w:val="0"/>
-        <w:spacing w:line="276" w:lineRule="auto"/>
-        <w:contextualSpacing/>
-        <w:jc w:val="both"/>
-        <w:rPr>
-          <w:rFonts w:ascii="Open Sans Light" w:eastAsia="Open Sans Light" w:hAnsi="Open Sans Light" w:cs="Open Sans Light"/>
           <w:color w:val="4EA72E" w:themeColor="accent6"/>
           <w:sz w:val="20"/>
           <w:szCs w:val="20"/>
-        </w:rPr>
-      </w:pPr>
-    </w:p>
-    <w:p>
-      <w:pPr>
-        <w:keepLines/>
-        <w:widowControl w:val="0"/>
-        <w:tabs>
-          <w:tab w:val="left" w:pos="341"/>
-        </w:tabs>
-        <w:suppressAutoHyphens w:val="0"/>
-        <w:spacing w:line="276" w:lineRule="auto"/>
-        <w:contextualSpacing/>
-        <w:jc w:val="both"/>
-        <w:rPr>
-          <w:rFonts w:ascii="Open Sans Light" w:eastAsia="Open Sans Light" w:hAnsi="Open Sans Light" w:cs="Open Sans Light"/>
-          <w:sz w:val="20"/>
-          <w:szCs w:val="20"/>
-          <w:highlight w:val="yellow"/>
-        </w:rPr>
-      </w:pPr>
-      <w:r>
-        <w:rPr>
-          <w:rFonts w:ascii="Open Sans Light" w:eastAsia="Open Sans Light" w:hAnsi="Open Sans Light" w:cs="Open Sans Light"/>
-          <w:sz w:val="20"/>
-          <w:szCs w:val="20"/>
-          <w:highlight w:val="yellow"/>
-        </w:rPr>
-        <w:t>No procedeix aportar garantia o reajustament de la garantia degut a que són productes que ja s’han subministrat i consumit i serveis que ja s’han prestat ambdós satisfactòriament i les factures han estat degudament conformades pels responsables.</w:t>
-      </w:r>
-    </w:p>
-    <w:p>
-      <w:pPr>
-        <w:keepLines/>
-        <w:widowControl w:val="0"/>
-        <w:tabs>
-          <w:tab w:val="left" w:pos="341"/>
-        </w:tabs>
-        <w:suppressAutoHyphens w:val="0"/>
-        <w:spacing w:line="276" w:lineRule="auto"/>
-        <w:jc w:val="both"/>
-        <w:rPr>
-          <w:rFonts w:ascii="Open Sans Light" w:eastAsia="Open Sans Light" w:hAnsi="Open Sans Light" w:cs="Open Sans Light"/>
-          <w:sz w:val="20"/>
-          <w:szCs w:val="20"/>
-          <w:highlight w:val="yellow"/>
         </w:rPr>
       </w:pPr>
     </w:p>
@@ -743,250 +652,21 @@
         <w:jc w:val="both"/>
         <w:rPr>
           <w:rFonts w:ascii="Open Sans Light" w:eastAsia="Open Sans Light" w:hAnsi="Open Sans Light" w:cs="Open Sans Light"/>
-          <w:sz w:val="20"/>
-          <w:szCs w:val="20"/>
-        </w:rPr>
-      </w:pPr>
-      <w:r>
-        <w:rPr>
-          <w:rFonts w:ascii="Open Sans Light" w:eastAsia="Open Sans Light" w:hAnsi="Open Sans Light" w:cs="Open Sans Light"/>
-          <w:sz w:val="20"/>
-          <w:szCs w:val="20"/>
-          <w:highlight w:val="yellow"/>
-        </w:rPr>
-        <w:t>Les unitats subministrades / prestades són les estrictament necessàries per a la realització de les  prestacions.</w:t>
-      </w:r>
-    </w:p>
-    <w:p>
-      <w:pPr>
-        <w:widowControl w:val="0"/>
-        <w:suppressAutoHyphens w:val="0"/>
-        <w:jc w:val="both"/>
-        <w:rPr>
-          <w:rFonts w:ascii="Open Sans Light" w:hAnsi="Open Sans Light" w:cs="Open Sans Light"/>
-          <w:color w:val="4EA72E" w:themeColor="accent6"/>
-          <w:sz w:val="20"/>
-          <w:szCs w:val="20"/>
-        </w:rPr>
-      </w:pPr>
-    </w:p>
-    <w:p>
-      <w:pPr>
-        <w:keepLines/>
-        <w:widowControl w:val="0"/>
-        <w:tabs>
-          <w:tab w:val="left" w:pos="341"/>
-        </w:tabs>
-        <w:suppressAutoHyphens w:val="0"/>
-        <w:spacing w:line="276" w:lineRule="auto"/>
-        <w:contextualSpacing/>
-        <w:jc w:val="both"/>
-        <w:rPr>
-          <w:rFonts w:ascii="Open Sans Light" w:eastAsia="Open Sans Light" w:hAnsi="Open Sans Light" w:cs="Open Sans Light"/>
-          <w:sz w:val="20"/>
-          <w:szCs w:val="20"/>
-        </w:rPr>
-      </w:pPr>
-      <w:r>
-        <w:rPr>
-          <w:rFonts w:ascii="Open Sans Light" w:eastAsia="Open Sans Light" w:hAnsi="Open Sans Light" w:cs="Open Sans Light"/>
           <w:b/>
           <w:bCs/>
           <w:sz w:val="20"/>
           <w:szCs w:val="20"/>
         </w:rPr>
-        <w:t>2) JUSTIFICACIÓ DE LA NECESITAT DE LA DESPESA, TERCER QUE HA REALITZAT LA PRESTACIÓ I DE L’OMISSIÓ DE LA FUNCIÓ INTERVENTORA</w:t>
-      </w:r>
-    </w:p>
-    <w:p>
-      <w:pPr>
-        <w:keepLines/>
-        <w:widowControl w:val="0"/>
-        <w:suppressAutoHyphens w:val="0"/>
-        <w:spacing w:line="276" w:lineRule="auto"/>
-        <w:ind w:left="720"/>
-        <w:contextualSpacing/>
-        <w:jc w:val="both"/>
-        <w:rPr>
-          <w:rFonts w:ascii="Open Sans Light" w:eastAsia="Liberation Serif" w:hAnsi="Open Sans Light" w:cs="Open Sans Light"/>
-          <w:color w:val="4EA72E" w:themeColor="accent6"/>
-          <w:sz w:val="20"/>
-          <w:szCs w:val="20"/>
-        </w:rPr>
-      </w:pPr>
-    </w:p>
-    <w:p>
-      <w:pPr>
-        <w:keepLines/>
-        <w:suppressAutoHyphens w:val="0"/>
-        <w:spacing w:line="276" w:lineRule="auto"/>
-        <w:contextualSpacing/>
-        <w:jc w:val="both"/>
-        <w:rPr>
-          <w:rFonts w:ascii="Open Sans Light" w:eastAsia="Open Sans Light" w:hAnsi="Open Sans Light" w:cs="Open Sans Light"/>
-          <w:sz w:val="20"/>
-          <w:szCs w:val="20"/>
-        </w:rPr>
-      </w:pPr>
-      <w:r>
-        <w:rPr>
-          <w:rFonts w:ascii="Open Sans Light" w:eastAsia="Open Sans Light" w:hAnsi="Open Sans Light" w:cs="Open Sans Light"/>
-          <w:sz w:val="20"/>
-          <w:szCs w:val="20"/>
-        </w:rPr>
-        <w:t>Les factures que es proposen aprovar corresponen a despeses que s’han executat a</w:t>
-      </w:r>
-      <w:r>
-        <w:rPr>
-          <w:rFonts w:ascii="Open Sans Light" w:eastAsia="Open Sans Light" w:hAnsi="Open Sans Light" w:cs="Open Sans Light"/>
-          <w:sz w:val="20"/>
-          <w:szCs w:val="20"/>
-        </w:rPr>
-        <w:t xml:space="preserve"> l’exercici corrent</w:t>
-      </w:r>
-      <w:r>
-        <w:rPr>
-          <w:rFonts w:ascii="Open Sans Light" w:eastAsia="Open Sans Light" w:hAnsi="Open Sans Light" w:cs="Open Sans Light"/>
-          <w:sz w:val="20"/>
-          <w:szCs w:val="20"/>
-        </w:rPr>
-        <w:t xml:space="preserve">, sense el compliment d’allò que estableix la </w:t>
-      </w:r>
-      <w:r>
-        <w:rPr>
-          <w:rFonts w:ascii="Open Sans Light" w:eastAsia="Open Sans Light" w:hAnsi="Open Sans Light" w:cs="Open Sans Light"/>
-          <w:sz w:val="20"/>
-          <w:szCs w:val="20"/>
-          <w:highlight w:val="yellow"/>
-        </w:rPr>
-        <w:t>Llei 9/2017 de 8 de novembre, de Contractes del Sector Públic</w:t>
-      </w:r>
-      <w:r>
-        <w:rPr>
-          <w:rFonts w:ascii="Open Sans Light" w:eastAsia="Open Sans Light" w:hAnsi="Open Sans Light" w:cs="Open Sans Light"/>
-          <w:color w:val="4EA72E" w:themeColor="accent6"/>
-          <w:sz w:val="20"/>
-          <w:szCs w:val="20"/>
-          <w:highlight w:val="yellow"/>
-        </w:rPr>
-        <w:t xml:space="preserve"> </w:t>
-      </w:r>
+      </w:pPr>
       <w:r>
         <w:rPr>
           <w:rFonts w:ascii="Open Sans Light" w:eastAsia="Open Sans Light" w:hAnsi="Open Sans Light" w:cs="Open Sans Light"/>
           <w:b/>
           <w:bCs/>
-          <w:color w:val="4EA72E" w:themeColor="accent6"/>
-          <w:sz w:val="20"/>
-          <w:szCs w:val="20"/>
-          <w:highlight w:val="yellow"/>
-        </w:rPr>
-        <w:t>o</w:t>
-      </w:r>
-      <w:r>
-        <w:rPr>
-          <w:rFonts w:ascii="Open Sans Light" w:eastAsia="Open Sans Light" w:hAnsi="Open Sans Light" w:cs="Open Sans Light"/>
-          <w:color w:val="4EA72E" w:themeColor="accent6"/>
-          <w:sz w:val="20"/>
-          <w:szCs w:val="20"/>
-          <w:highlight w:val="yellow"/>
-        </w:rPr>
-        <w:t xml:space="preserve"> </w:t>
-      </w:r>
-      <w:r>
-        <w:rPr>
-          <w:rFonts w:ascii="Open Sans Light" w:eastAsia="Open Sans Light" w:hAnsi="Open Sans Light" w:cs="Open Sans Light"/>
-          <w:sz w:val="20"/>
-          <w:szCs w:val="20"/>
-          <w:highlight w:val="yellow"/>
-        </w:rPr>
-        <w:t>la Llei 12/2018, de 15 de novembre, de servei a les persones en l’àmbit social a la Comunitat Autònoma de les Illes Balears i el Decret 48/2017 de 27 d’octubre, pel qual s’estableixen els principis generals als quals s’han de sotmetre els concerts socials</w:t>
-      </w:r>
-      <w:r>
-        <w:rPr>
-          <w:rFonts w:ascii="Open Sans Light" w:eastAsia="Open Sans Light" w:hAnsi="Open Sans Light" w:cs="Open Sans Light"/>
-          <w:color w:val="4EA72E" w:themeColor="accent6"/>
-          <w:sz w:val="20"/>
-          <w:szCs w:val="20"/>
-          <w:highlight w:val="yellow"/>
-        </w:rPr>
-        <w:t>.</w:t>
-      </w:r>
-    </w:p>
-    <w:p>
-      <w:pPr>
-        <w:keepLines/>
-        <w:widowControl w:val="0"/>
-        <w:suppressAutoHyphens w:val="0"/>
-        <w:spacing w:before="120" w:line="276" w:lineRule="auto"/>
-        <w:jc w:val="both"/>
-        <w:rPr>
-          <w:rFonts w:ascii="Open Sans Light" w:eastAsia="Open Sans Light" w:hAnsi="Open Sans Light" w:cs="Open Sans Light"/>
-          <w:b/>
-          <w:bCs/>
-          <w:sz w:val="20"/>
-          <w:szCs w:val="20"/>
-        </w:rPr>
-      </w:pPr>
-      <w:r>
-        <w:rPr>
-          <w:rFonts w:ascii="Open Sans Light" w:eastAsia="Open Sans Light" w:hAnsi="Open Sans Light" w:cs="Open Sans Light"/>
-          <w:sz w:val="20"/>
-          <w:szCs w:val="20"/>
-        </w:rPr>
-        <w:t xml:space="preserve">Els </w:t>
-      </w:r>
-      <w:r>
-        <w:rPr>
-          <w:rFonts w:ascii="Open Sans Light" w:eastAsia="Open Sans Light" w:hAnsi="Open Sans Light" w:cs="Open Sans Light"/>
-          <w:sz w:val="20"/>
-          <w:szCs w:val="20"/>
-          <w:highlight w:val="yellow"/>
-        </w:rPr>
-        <w:t>subministraments/</w:t>
-      </w:r>
-      <w:r>
-        <w:rPr>
-          <w:rFonts w:ascii="Open Sans Light" w:eastAsia="Open Sans Light" w:hAnsi="Open Sans Light" w:cs="Open Sans Light"/>
-          <w:sz w:val="20"/>
-          <w:szCs w:val="20"/>
-          <w:highlight w:val="yellow"/>
-        </w:rPr>
-        <w:t>serveis</w:t>
-      </w:r>
-      <w:r>
-        <w:rPr>
-          <w:rFonts w:ascii="Open Sans Light" w:eastAsia="Open Sans Light" w:hAnsi="Open Sans Light" w:cs="Open Sans Light"/>
-          <w:sz w:val="20"/>
-          <w:szCs w:val="20"/>
-        </w:rPr>
-        <w:t xml:space="preserve"> prestats prèviament a l’emissió d’aquestes factures, es tracta de </w:t>
-      </w:r>
-      <w:r>
-        <w:rPr>
-          <w:rFonts w:ascii="Open Sans Light" w:eastAsia="Open Sans Light" w:hAnsi="Open Sans Light" w:cs="Open Sans Light"/>
-          <w:sz w:val="20"/>
-          <w:szCs w:val="20"/>
-          <w:highlight w:val="yellow"/>
-        </w:rPr>
-        <w:t>subministraments/</w:t>
-      </w:r>
-      <w:r>
-        <w:rPr>
-          <w:rFonts w:ascii="Open Sans Light" w:eastAsia="Open Sans Light" w:hAnsi="Open Sans Light" w:cs="Open Sans Light"/>
-          <w:sz w:val="20"/>
-          <w:szCs w:val="20"/>
-          <w:highlight w:val="yellow"/>
-        </w:rPr>
-        <w:t>serveis</w:t>
-      </w:r>
-      <w:r>
-        <w:rPr>
-          <w:rFonts w:ascii="Open Sans Light" w:eastAsia="Open Sans Light" w:hAnsi="Open Sans Light" w:cs="Open Sans Light"/>
-          <w:sz w:val="20"/>
-          <w:szCs w:val="20"/>
-        </w:rPr>
-        <w:t xml:space="preserve"> imprescindibles per al normal funcionament dels serveis de l’IMAS, la interrupció dels quals hauria suposat un perjudici irreparable de l’activitat ordinària.</w:t>
+          <w:sz w:val="20"/>
+          <w:szCs w:val="20"/>
+        </w:rPr>
+        <w:t>2) DESCRIPCIÓ DETALLADA DE LA DESPESA</w:t>
       </w:r>
     </w:p>
     <w:p>
@@ -1003,56 +683,9 @@
           <w:rFonts w:ascii="Open Sans Light" w:eastAsia="Open Sans Light" w:hAnsi="Open Sans Light" w:cs="Open Sans Light"/>
           <w:sz w:val="20"/>
           <w:szCs w:val="20"/>
-        </w:rPr>
-      </w:pPr>
-      <w:r>
-        <w:rPr>
-          <w:rFonts w:ascii="Open Sans Light" w:eastAsia="Open Sans Light" w:hAnsi="Open Sans Light" w:cs="Open Sans Light"/>
-          <w:sz w:val="20"/>
-          <w:szCs w:val="20"/>
-        </w:rPr>
-        <w:t xml:space="preserve">Els principals motius d’incompliment de contractació administrativa de les factures relacionades </w:t>
-      </w:r>
-      <w:r>
-        <w:rPr>
-          <w:rFonts w:ascii="Open Sans Light" w:eastAsia="Open Sans Light" w:hAnsi="Open Sans Light" w:cs="Open Sans Light"/>
-          <w:sz w:val="20"/>
-          <w:szCs w:val="20"/>
-        </w:rPr>
-        <w:t>a l’annex</w:t>
-      </w:r>
-      <w:r>
-        <w:rPr>
-          <w:rFonts w:ascii="Open Sans Light" w:eastAsia="Open Sans Light" w:hAnsi="Open Sans Light" w:cs="Open Sans Light"/>
-          <w:sz w:val="20"/>
-          <w:szCs w:val="20"/>
-        </w:rPr>
-        <w:t xml:space="preserve"> s</w:t>
-      </w:r>
-      <w:r>
-        <w:rPr>
-          <w:rFonts w:ascii="Open Sans Light" w:eastAsia="Open Sans Light" w:hAnsi="Open Sans Light" w:cs="Open Sans Light"/>
-          <w:sz w:val="20"/>
-          <w:szCs w:val="20"/>
-        </w:rPr>
-        <w:t>ó</w:t>
-      </w:r>
-      <w:r>
-        <w:rPr>
-          <w:rFonts w:ascii="Open Sans Light" w:eastAsia="Open Sans Light" w:hAnsi="Open Sans Light" w:cs="Open Sans Light"/>
-          <w:sz w:val="20"/>
-          <w:szCs w:val="20"/>
-        </w:rPr>
-        <w:t>n</w:t>
-      </w:r>
-      <w:r>
-        <w:rPr>
-          <w:rFonts w:ascii="Open Sans Light" w:eastAsia="Open Sans Light" w:hAnsi="Open Sans Light" w:cs="Open Sans Light"/>
-          <w:sz w:val="20"/>
-          <w:szCs w:val="20"/>
-        </w:rPr>
-        <w:t>:</w:t>
-      </w:r>
+          <w:lang w:val="es-ES"/>
+        </w:rPr>
+      </w:pPr>
     </w:p>
     <w:p>
       <w:pPr>
@@ -1068,15 +701,117 @@
           <w:rFonts w:ascii="Open Sans Light" w:eastAsia="Open Sans Light" w:hAnsi="Open Sans Light" w:cs="Open Sans Light"/>
           <w:sz w:val="20"/>
           <w:szCs w:val="20"/>
-        </w:rPr>
-      </w:pPr>
-      <w:r>
-        <w:rPr>
-          <w:rFonts w:ascii="Open Sans Light" w:eastAsia="Open Sans Light" w:hAnsi="Open Sans Light" w:cs="Open Sans Light"/>
-          <w:sz w:val="20"/>
-          <w:szCs w:val="20"/>
-        </w:rPr>
-        <w:t>{{FOR factura IN factures}}</w:t>
+          <w:lang w:val="es-ES"/>
+        </w:rPr>
+      </w:pPr>
+      <w:r>
+        <w:rPr>
+          <w:rFonts w:ascii="Open Sans Light" w:eastAsia="Open Sans Light" w:hAnsi="Open Sans Light" w:cs="Open Sans Light"/>
+          <w:sz w:val="20"/>
+          <w:szCs w:val="20"/>
+          <w:lang w:val="es-ES"/>
+        </w:rPr>
+        <w:t xml:space="preserve">La </w:t>
+      </w:r>
+      <w:proofErr w:type="spellStart"/>
+      <w:r>
+        <w:rPr>
+          <w:rFonts w:ascii="Open Sans Light" w:eastAsia="Open Sans Light" w:hAnsi="Open Sans Light" w:cs="Open Sans Light"/>
+          <w:sz w:val="20"/>
+          <w:szCs w:val="20"/>
+          <w:lang w:val="es-ES"/>
+        </w:rPr>
+        <w:t>descripció</w:t>
+      </w:r>
+      <w:proofErr w:type="spellEnd"/>
+      <w:r>
+        <w:rPr>
+          <w:rFonts w:ascii="Open Sans Light" w:eastAsia="Open Sans Light" w:hAnsi="Open Sans Light" w:cs="Open Sans Light"/>
+          <w:sz w:val="20"/>
+          <w:szCs w:val="20"/>
+          <w:lang w:val="es-ES"/>
+        </w:rPr>
+        <w:t xml:space="preserve"> detallada de les </w:t>
+      </w:r>
+      <w:proofErr w:type="spellStart"/>
+      <w:r>
+        <w:rPr>
+          <w:rFonts w:ascii="Open Sans Light" w:eastAsia="Open Sans Light" w:hAnsi="Open Sans Light" w:cs="Open Sans Light"/>
+          <w:sz w:val="20"/>
+          <w:szCs w:val="20"/>
+          <w:lang w:val="es-ES"/>
+        </w:rPr>
+        <w:t>despeses</w:t>
+      </w:r>
+      <w:proofErr w:type="spellEnd"/>
+      <w:r>
+        <w:rPr>
+          <w:rFonts w:ascii="Open Sans Light" w:eastAsia="Open Sans Light" w:hAnsi="Open Sans Light" w:cs="Open Sans Light"/>
+          <w:sz w:val="20"/>
+          <w:szCs w:val="20"/>
+          <w:lang w:val="es-ES"/>
+        </w:rPr>
+        <w:t xml:space="preserve"> </w:t>
+      </w:r>
+      <w:proofErr w:type="spellStart"/>
+      <w:r>
+        <w:rPr>
+          <w:rFonts w:ascii="Open Sans Light" w:eastAsia="Open Sans Light" w:hAnsi="Open Sans Light" w:cs="Open Sans Light"/>
+          <w:sz w:val="20"/>
+          <w:szCs w:val="20"/>
+          <w:lang w:val="es-ES"/>
+        </w:rPr>
+        <w:t>objecte</w:t>
+      </w:r>
+      <w:proofErr w:type="spellEnd"/>
+      <w:r>
+        <w:rPr>
+          <w:rFonts w:ascii="Open Sans Light" w:eastAsia="Open Sans Light" w:hAnsi="Open Sans Light" w:cs="Open Sans Light"/>
+          <w:sz w:val="20"/>
+          <w:szCs w:val="20"/>
+          <w:lang w:val="es-ES"/>
+        </w:rPr>
+        <w:t xml:space="preserve"> </w:t>
+      </w:r>
+      <w:proofErr w:type="spellStart"/>
+      <w:r>
+        <w:rPr>
+          <w:rFonts w:ascii="Open Sans Light" w:eastAsia="Open Sans Light" w:hAnsi="Open Sans Light" w:cs="Open Sans Light"/>
+          <w:sz w:val="20"/>
+          <w:szCs w:val="20"/>
+          <w:lang w:val="es-ES"/>
+        </w:rPr>
+        <w:t>d’aquest</w:t>
+      </w:r>
+      <w:proofErr w:type="spellEnd"/>
+      <w:r>
+        <w:rPr>
+          <w:rFonts w:ascii="Open Sans Light" w:eastAsia="Open Sans Light" w:hAnsi="Open Sans Light" w:cs="Open Sans Light"/>
+          <w:sz w:val="20"/>
+          <w:szCs w:val="20"/>
+          <w:lang w:val="es-ES"/>
+        </w:rPr>
+        <w:t xml:space="preserve"> informe figura a </w:t>
+      </w:r>
+      <w:proofErr w:type="spellStart"/>
+      <w:r>
+        <w:rPr>
+          <w:rFonts w:ascii="Open Sans Light" w:eastAsia="Open Sans Light" w:hAnsi="Open Sans Light" w:cs="Open Sans Light"/>
+          <w:sz w:val="20"/>
+          <w:szCs w:val="20"/>
+          <w:lang w:val="es-ES"/>
+        </w:rPr>
+        <w:t>l’annex</w:t>
+      </w:r>
+      <w:proofErr w:type="spellEnd"/>
+      <w:r>
+        <w:rPr>
+          <w:rFonts w:ascii="Open Sans Light" w:eastAsia="Open Sans Light" w:hAnsi="Open Sans Light" w:cs="Open Sans Light"/>
+          <w:sz w:val="20"/>
+          <w:szCs w:val="20"/>
+          <w:lang w:val="es-ES"/>
+        </w:rPr>
+        <w:t xml:space="preserve"> per cada una</w:t>
       </w:r>
     </w:p>
     <w:p>
@@ -1093,39 +828,57 @@
           <w:rFonts w:ascii="Open Sans Light" w:eastAsia="Open Sans Light" w:hAnsi="Open Sans Light" w:cs="Open Sans Light"/>
           <w:sz w:val="20"/>
           <w:szCs w:val="20"/>
-        </w:rPr>
-      </w:pPr>
-      <w:r>
-        <w:rPr>
-          <w:rFonts w:ascii="Open Sans Light" w:eastAsia="Open Sans Light" w:hAnsi="Open Sans Light" w:cs="Open Sans Light"/>
-          <w:sz w:val="20"/>
-          <w:szCs w:val="20"/>
-        </w:rPr>
-        <w:t xml:space="preserve">{{$factura.descripcio}} - </w:t>
-      </w:r>
-      <w:r>
-        <w:rPr>
-          <w:rFonts w:ascii="Open Sans Light" w:eastAsia="Open Sans Light" w:hAnsi="Open Sans Light" w:cs="Open Sans Light"/>
-          <w:sz w:val="20"/>
-          <w:szCs w:val="20"/>
-        </w:rPr>
-        <w:t>{{$factura.</w:t>
-      </w:r>
-      <w:r>
-        <w:rPr>
-          <w:rFonts w:ascii="Open Sans Light" w:eastAsia="Open Sans Light" w:hAnsi="Open Sans Light" w:cs="Open Sans Light"/>
-          <w:sz w:val="20"/>
-          <w:szCs w:val="20"/>
-        </w:rPr>
-        <w:t>periode</w:t>
-      </w:r>
-      <w:r>
-        <w:rPr>
-          <w:rFonts w:ascii="Open Sans Light" w:eastAsia="Open Sans Light" w:hAnsi="Open Sans Light" w:cs="Open Sans Light"/>
-          <w:sz w:val="20"/>
-          <w:szCs w:val="20"/>
-        </w:rPr>
-        <w:t>}}</w:t>
+          <w:lang w:val="es-ES"/>
+        </w:rPr>
+      </w:pPr>
+      <w:r>
+        <w:rPr>
+          <w:rFonts w:ascii="Open Sans Light" w:eastAsia="Open Sans Light" w:hAnsi="Open Sans Light" w:cs="Open Sans Light"/>
+          <w:sz w:val="20"/>
+          <w:szCs w:val="20"/>
+          <w:lang w:val="es-ES"/>
+        </w:rPr>
+        <w:t xml:space="preserve">de les </w:t>
+      </w:r>
+      <w:proofErr w:type="spellStart"/>
+      <w:r>
+        <w:rPr>
+          <w:rFonts w:ascii="Open Sans Light" w:eastAsia="Open Sans Light" w:hAnsi="Open Sans Light" w:cs="Open Sans Light"/>
+          <w:sz w:val="20"/>
+          <w:szCs w:val="20"/>
+          <w:lang w:val="es-ES"/>
+        </w:rPr>
+        <w:t>despeses</w:t>
+      </w:r>
+      <w:proofErr w:type="spellEnd"/>
+      <w:r>
+        <w:rPr>
+          <w:rFonts w:ascii="Open Sans Light" w:eastAsia="Open Sans Light" w:hAnsi="Open Sans Light" w:cs="Open Sans Light"/>
+          <w:sz w:val="20"/>
+          <w:szCs w:val="20"/>
+          <w:lang w:val="es-ES"/>
+        </w:rPr>
+        <w:t xml:space="preserve"> </w:t>
+      </w:r>
+      <w:proofErr w:type="spellStart"/>
+      <w:r>
+        <w:rPr>
+          <w:rFonts w:ascii="Open Sans Light" w:eastAsia="Open Sans Light" w:hAnsi="Open Sans Light" w:cs="Open Sans Light"/>
+          <w:sz w:val="20"/>
+          <w:szCs w:val="20"/>
+          <w:lang w:val="es-ES"/>
+        </w:rPr>
+        <w:t>realitzades</w:t>
+      </w:r>
+      <w:proofErr w:type="spellEnd"/>
+      <w:r>
+        <w:rPr>
+          <w:rFonts w:ascii="Open Sans Light" w:eastAsia="Open Sans Light" w:hAnsi="Open Sans Light" w:cs="Open Sans Light"/>
+          <w:sz w:val="20"/>
+          <w:szCs w:val="20"/>
+          <w:lang w:val="es-ES"/>
+        </w:rPr>
+        <w:t>.</w:t>
       </w:r>
     </w:p>
     <w:p>
@@ -1142,32 +895,9 @@
           <w:rFonts w:ascii="Open Sans Light" w:eastAsia="Open Sans Light" w:hAnsi="Open Sans Light" w:cs="Open Sans Light"/>
           <w:sz w:val="20"/>
           <w:szCs w:val="20"/>
-        </w:rPr>
-      </w:pPr>
-      <w:r>
-        <w:rPr>
-          <w:rFonts w:ascii="Open Sans Light" w:eastAsia="Open Sans Light" w:hAnsi="Open Sans Light" w:cs="Open Sans Light"/>
-          <w:sz w:val="20"/>
-          <w:szCs w:val="20"/>
-        </w:rPr>
-        <w:t>{{</w:t>
-      </w:r>
-      <w:r>
-        <w:rPr>
-          <w:rFonts w:ascii="Open Sans Light" w:eastAsia="Open Sans Light" w:hAnsi="Open Sans Light" w:cs="Open Sans Light"/>
-          <w:sz w:val="20"/>
-          <w:szCs w:val="20"/>
-        </w:rPr>
-        <w:t>$factura.record.motivacio_no_contractacio</w:t>
-      </w:r>
-      <w:r>
-        <w:rPr>
-          <w:rFonts w:ascii="Open Sans Light" w:eastAsia="Open Sans Light" w:hAnsi="Open Sans Light" w:cs="Open Sans Light"/>
-          <w:sz w:val="20"/>
-          <w:szCs w:val="20"/>
-        </w:rPr>
-        <w:t>}}</w:t>
-      </w:r>
+          <w:lang w:val="es-ES"/>
+        </w:rPr>
+      </w:pPr>
     </w:p>
     <w:p>
       <w:pPr>
@@ -1183,259 +913,278 @@
           <w:rFonts w:ascii="Open Sans Light" w:eastAsia="Open Sans Light" w:hAnsi="Open Sans Light" w:cs="Open Sans Light"/>
           <w:sz w:val="20"/>
           <w:szCs w:val="20"/>
-        </w:rPr>
-      </w:pPr>
-      <w:r>
-        <w:rPr>
-          <w:rFonts w:ascii="Open Sans Light" w:eastAsia="Open Sans Light" w:hAnsi="Open Sans Light" w:cs="Open Sans Light"/>
-          <w:sz w:val="20"/>
-          <w:szCs w:val="20"/>
-        </w:rPr>
-        <w:t>{{END-FOR factura}}</w:t>
-      </w:r>
-    </w:p>
-    <w:p>
-      <w:pPr>
-        <w:widowControl w:val="0"/>
-        <w:suppressAutoHyphens w:val="0"/>
-        <w:jc w:val="both"/>
-        <w:rPr>
-          <w:rFonts w:ascii="Open Sans Light" w:hAnsi="Open Sans Light" w:cs="Open Sans Light"/>
-          <w:color w:val="000000"/>
-          <w:sz w:val="20"/>
-          <w:szCs w:val="20"/>
-        </w:rPr>
-      </w:pPr>
-    </w:p>
-    <w:p>
-      <w:pPr>
-        <w:keepLines/>
-        <w:widowControl w:val="0"/>
-        <w:spacing w:line="276" w:lineRule="auto"/>
-        <w:contextualSpacing/>
-        <w:jc w:val="both"/>
-        <w:rPr>
-          <w:rFonts w:ascii="Open Sans Light" w:eastAsia="Open Sans Light" w:hAnsi="Open Sans Light" w:cs="Open Sans Light"/>
-          <w:sz w:val="20"/>
-          <w:szCs w:val="20"/>
-        </w:rPr>
-      </w:pPr>
-      <w:r>
-        <w:rPr>
-          <w:rFonts w:ascii="Open Sans Light" w:eastAsia="Open Sans Light" w:hAnsi="Open Sans Light" w:cs="Open Sans Light"/>
-          <w:b/>
-          <w:bCs/>
-          <w:sz w:val="20"/>
-          <w:szCs w:val="20"/>
-        </w:rPr>
-        <w:t>3) ACREDITACIÓ QUE LES PRESTACIONS S’HAN REALITZAT EFECTIVAMENT</w:t>
-      </w:r>
-    </w:p>
-    <w:p>
-      <w:pPr>
-        <w:keepLines/>
-        <w:widowControl w:val="0"/>
-        <w:spacing w:line="276" w:lineRule="auto"/>
-        <w:jc w:val="both"/>
-        <w:rPr>
-          <w:rFonts w:ascii="Open Sans Light" w:eastAsia="Liberation Serif" w:hAnsi="Open Sans Light" w:cs="Open Sans Light"/>
-          <w:sz w:val="20"/>
-          <w:szCs w:val="20"/>
-        </w:rPr>
-      </w:pPr>
-    </w:p>
-    <w:p>
-      <w:pPr>
-        <w:keepLines/>
-        <w:widowControl w:val="0"/>
-        <w:spacing w:line="276" w:lineRule="auto"/>
-        <w:jc w:val="both"/>
-        <w:rPr>
-          <w:rFonts w:ascii="Open Sans Light" w:eastAsia="Open Sans Light" w:hAnsi="Open Sans Light" w:cs="Open Sans Light"/>
-          <w:sz w:val="20"/>
-          <w:szCs w:val="20"/>
-        </w:rPr>
-      </w:pPr>
-      <w:r>
-        <w:rPr>
-          <w:rFonts w:ascii="Open Sans Light" w:eastAsia="Open Sans Light" w:hAnsi="Open Sans Light" w:cs="Open Sans Light"/>
-          <w:sz w:val="20"/>
-          <w:szCs w:val="20"/>
-        </w:rPr>
-        <w:t xml:space="preserve">La base 28.1 de les bases d’execució del pressupost del Consell Insular de Mallorca referent al reconeixement de les obligacions indica que, «D’acord amb l’article 59 del RD 500/1990, de 20 d’abril, abans del reconeixement de l’obligació s’haurà d’acreditar documentalment davant l’òrgan competent el fet d’haver realitzat la prestació o el dret del creditor de conformitat amb els acords i les circumstàncies que al seu moment varen autoritzar i comprometre la despesa, sense perjudici de la normativa específica de cada matèria.». </w:t>
-      </w:r>
-    </w:p>
-    <w:p>
-      <w:pPr>
-        <w:keepLines/>
-        <w:widowControl w:val="0"/>
-        <w:spacing w:line="276" w:lineRule="auto"/>
-        <w:jc w:val="both"/>
-        <w:rPr>
-          <w:rFonts w:ascii="Open Sans Light" w:eastAsia="Liberation Serif" w:hAnsi="Open Sans Light" w:cs="Open Sans Light"/>
-          <w:sz w:val="20"/>
-          <w:szCs w:val="20"/>
-        </w:rPr>
-      </w:pPr>
-    </w:p>
-    <w:p>
-      <w:pPr>
-        <w:keepLines/>
-        <w:widowControl w:val="0"/>
-        <w:spacing w:line="276" w:lineRule="auto"/>
-        <w:jc w:val="both"/>
-        <w:rPr>
-          <w:rFonts w:ascii="Open Sans Light" w:eastAsia="Open Sans Light" w:hAnsi="Open Sans Light" w:cs="Open Sans Light"/>
-          <w:sz w:val="20"/>
-          <w:szCs w:val="20"/>
-        </w:rPr>
-      </w:pPr>
-      <w:r>
-        <w:rPr>
-          <w:rFonts w:ascii="Open Sans Light" w:eastAsia="Open Sans Light" w:hAnsi="Open Sans Light" w:cs="Open Sans Light"/>
-          <w:sz w:val="20"/>
-          <w:szCs w:val="20"/>
-        </w:rPr>
-        <w:t xml:space="preserve">El tècnic que subscriu, ha comprovat l’adequat compliment de la realització de les despeses i ha plasmat la seva conformitat amb la firma electrònica de les factures que presenta l’empresa i que es detallen a la relació adjunta. </w:t>
-      </w:r>
-    </w:p>
-    <w:p>
-      <w:pPr>
-        <w:keepLines/>
-        <w:widowControl w:val="0"/>
-        <w:spacing w:line="276" w:lineRule="auto"/>
-        <w:jc w:val="both"/>
-        <w:rPr>
-          <w:rFonts w:ascii="Open Sans Light" w:eastAsia="Liberation Serif" w:hAnsi="Open Sans Light" w:cs="Open Sans Light"/>
-          <w:sz w:val="20"/>
-          <w:szCs w:val="20"/>
-        </w:rPr>
-      </w:pPr>
-    </w:p>
-    <w:p>
-      <w:pPr>
-        <w:keepLines/>
-        <w:widowControl w:val="0"/>
-        <w:spacing w:line="276" w:lineRule="auto"/>
-        <w:jc w:val="both"/>
-        <w:rPr>
-          <w:rFonts w:ascii="Open Sans Light" w:eastAsia="Open Sans Light" w:hAnsi="Open Sans Light" w:cs="Open Sans Light"/>
-          <w:sz w:val="20"/>
-          <w:szCs w:val="20"/>
-        </w:rPr>
-      </w:pPr>
-      <w:r>
-        <w:rPr>
-          <w:rFonts w:ascii="Open Sans Light" w:eastAsia="Open Sans Light" w:hAnsi="Open Sans Light" w:cs="Open Sans Light"/>
-          <w:sz w:val="20"/>
-          <w:szCs w:val="20"/>
-        </w:rPr>
-        <w:t>La firma electrònica en els documents justificatius que consten a l’expedient o dossiers relacionats, implica que es consideren complets els apartats indicats a la Base 28 d’execució del pressupost del Consell Insular de Mallorca per a l’exercici 202</w:t>
-      </w:r>
-      <w:r>
-        <w:rPr>
-          <w:rFonts w:ascii="Open Sans Light" w:eastAsia="Open Sans Light" w:hAnsi="Open Sans Light" w:cs="Open Sans Light"/>
-          <w:sz w:val="20"/>
-          <w:szCs w:val="20"/>
-        </w:rPr>
-        <w:t>6</w:t>
-      </w:r>
-      <w:r>
-        <w:rPr>
-          <w:rFonts w:ascii="Open Sans Light" w:eastAsia="Open Sans Light" w:hAnsi="Open Sans Light" w:cs="Open Sans Light"/>
-          <w:sz w:val="20"/>
-          <w:szCs w:val="20"/>
-        </w:rPr>
-        <w:t>.</w:t>
-      </w:r>
-    </w:p>
-    <w:p>
-      <w:pPr>
-        <w:ind w:left="283"/>
-        <w:jc w:val="both"/>
-        <w:rPr>
-          <w:rFonts w:ascii="Open Sans Light" w:eastAsia="Open Sans Light" w:hAnsi="Open Sans Light" w:cs="Open Sans Light"/>
-          <w:i/>
-          <w:iCs/>
-          <w:spacing w:val="-3"/>
-          <w:sz w:val="20"/>
-          <w:szCs w:val="20"/>
-          <w:shd w:val="clear" w:color="auto" w:fill="FFFFFF"/>
-          <w:lang w:bidi="ar-SA"/>
-        </w:rPr>
-      </w:pPr>
-    </w:p>
-    <w:p>
-      <w:pPr>
-        <w:keepLines/>
-        <w:widowControl w:val="0"/>
-        <w:ind w:left="284" w:hanging="284"/>
-        <w:contextualSpacing/>
-        <w:jc w:val="both"/>
-        <w:rPr>
-          <w:rFonts w:ascii="Open Sans Light" w:eastAsia="Open Sans Light" w:hAnsi="Open Sans Light" w:cs="Open Sans Light"/>
-          <w:sz w:val="20"/>
-          <w:szCs w:val="20"/>
-        </w:rPr>
-      </w:pPr>
-      <w:r>
-        <w:rPr>
-          <w:rFonts w:ascii="Open Sans Light" w:eastAsia="Open Sans Light" w:hAnsi="Open Sans Light" w:cs="Open Sans Light"/>
-          <w:b/>
-          <w:bCs/>
-          <w:sz w:val="20"/>
-          <w:szCs w:val="20"/>
-        </w:rPr>
-        <w:t>4) JUSTIFICACIÓ DE L’IMPORT DE LES PRESTACIONS QUE ES PRETENEN LIQUIDAR</w:t>
-      </w:r>
-    </w:p>
-    <w:p>
-      <w:pPr>
-        <w:keepLines/>
-        <w:widowControl w:val="0"/>
-        <w:spacing w:line="276" w:lineRule="auto"/>
-        <w:contextualSpacing/>
-        <w:jc w:val="both"/>
-        <w:rPr>
-          <w:rFonts w:ascii="Open Sans Light" w:eastAsia="Open Sans Light" w:hAnsi="Open Sans Light" w:cs="Open Sans Light"/>
-          <w:sz w:val="20"/>
-          <w:szCs w:val="20"/>
-        </w:rPr>
-      </w:pPr>
-    </w:p>
-    <w:p>
-      <w:pPr>
-        <w:keepLines/>
-        <w:widowControl w:val="0"/>
-        <w:spacing w:line="276" w:lineRule="auto"/>
-        <w:contextualSpacing/>
-        <w:jc w:val="both"/>
-        <w:rPr>
-          <w:rFonts w:ascii="Open Sans Light" w:eastAsia="Open Sans Light" w:hAnsi="Open Sans Light" w:cs="Open Sans Light"/>
-          <w:sz w:val="20"/>
-          <w:szCs w:val="20"/>
-        </w:rPr>
-      </w:pPr>
-      <w:r>
-        <w:rPr>
-          <w:rFonts w:ascii="Open Sans Light" w:eastAsia="Open Sans Light" w:hAnsi="Open Sans Light" w:cs="Open Sans Light"/>
-          <w:sz w:val="20"/>
-          <w:szCs w:val="20"/>
-        </w:rPr>
-        <w:lastRenderedPageBreak/>
-        <w:t>El tècnic que subscriu ha realitzat les consultes al mercat i comparatives amb altres proveïdors i afirma que els preus facturats s’ajusten als preus de mercat.</w:t>
-      </w:r>
-    </w:p>
-    <w:p>
-      <w:pPr>
-        <w:jc w:val="both"/>
-        <w:rPr>
-          <w:rFonts w:ascii="Open Sans Light" w:hAnsi="Open Sans Light" w:cs="Open Sans Light"/>
-          <w:b/>
-          <w:sz w:val="20"/>
-          <w:szCs w:val="20"/>
-        </w:rPr>
-      </w:pPr>
+          <w:lang w:val="es-ES"/>
+        </w:rPr>
+      </w:pPr>
+      <w:r>
+        <w:rPr>
+          <w:rFonts w:ascii="Open Sans Light" w:eastAsia="Open Sans Light" w:hAnsi="Open Sans Light" w:cs="Open Sans Light"/>
+          <w:sz w:val="20"/>
+          <w:szCs w:val="20"/>
+          <w:lang w:val="es-ES"/>
+        </w:rPr>
+        <w:t xml:space="preserve">No </w:t>
+      </w:r>
+      <w:proofErr w:type="spellStart"/>
+      <w:r>
+        <w:rPr>
+          <w:rFonts w:ascii="Open Sans Light" w:eastAsia="Open Sans Light" w:hAnsi="Open Sans Light" w:cs="Open Sans Light"/>
+          <w:sz w:val="20"/>
+          <w:szCs w:val="20"/>
+          <w:lang w:val="es-ES"/>
+        </w:rPr>
+        <w:t>procedeix</w:t>
+      </w:r>
+      <w:proofErr w:type="spellEnd"/>
+      <w:r>
+        <w:rPr>
+          <w:rFonts w:ascii="Open Sans Light" w:eastAsia="Open Sans Light" w:hAnsi="Open Sans Light" w:cs="Open Sans Light"/>
+          <w:sz w:val="20"/>
+          <w:szCs w:val="20"/>
+          <w:lang w:val="es-ES"/>
+        </w:rPr>
+        <w:t xml:space="preserve"> aportar </w:t>
+      </w:r>
+      <w:proofErr w:type="spellStart"/>
+      <w:r>
+        <w:rPr>
+          <w:rFonts w:ascii="Open Sans Light" w:eastAsia="Open Sans Light" w:hAnsi="Open Sans Light" w:cs="Open Sans Light"/>
+          <w:sz w:val="20"/>
+          <w:szCs w:val="20"/>
+          <w:lang w:val="es-ES"/>
+        </w:rPr>
+        <w:t>garantia</w:t>
+      </w:r>
+      <w:proofErr w:type="spellEnd"/>
+      <w:r>
+        <w:rPr>
+          <w:rFonts w:ascii="Open Sans Light" w:eastAsia="Open Sans Light" w:hAnsi="Open Sans Light" w:cs="Open Sans Light"/>
+          <w:sz w:val="20"/>
+          <w:szCs w:val="20"/>
+          <w:lang w:val="es-ES"/>
+        </w:rPr>
+        <w:t xml:space="preserve"> o </w:t>
+      </w:r>
+      <w:proofErr w:type="spellStart"/>
+      <w:r>
+        <w:rPr>
+          <w:rFonts w:ascii="Open Sans Light" w:eastAsia="Open Sans Light" w:hAnsi="Open Sans Light" w:cs="Open Sans Light"/>
+          <w:sz w:val="20"/>
+          <w:szCs w:val="20"/>
+          <w:lang w:val="es-ES"/>
+        </w:rPr>
+        <w:t>reajustament</w:t>
+      </w:r>
+      <w:proofErr w:type="spellEnd"/>
+      <w:r>
+        <w:rPr>
+          <w:rFonts w:ascii="Open Sans Light" w:eastAsia="Open Sans Light" w:hAnsi="Open Sans Light" w:cs="Open Sans Light"/>
+          <w:sz w:val="20"/>
+          <w:szCs w:val="20"/>
+          <w:lang w:val="es-ES"/>
+        </w:rPr>
+        <w:t xml:space="preserve"> de la </w:t>
+      </w:r>
+      <w:proofErr w:type="spellStart"/>
+      <w:r>
+        <w:rPr>
+          <w:rFonts w:ascii="Open Sans Light" w:eastAsia="Open Sans Light" w:hAnsi="Open Sans Light" w:cs="Open Sans Light"/>
+          <w:sz w:val="20"/>
+          <w:szCs w:val="20"/>
+          <w:lang w:val="es-ES"/>
+        </w:rPr>
+        <w:t>garantia</w:t>
+      </w:r>
+      <w:proofErr w:type="spellEnd"/>
+      <w:r>
+        <w:rPr>
+          <w:rFonts w:ascii="Open Sans Light" w:eastAsia="Open Sans Light" w:hAnsi="Open Sans Light" w:cs="Open Sans Light"/>
+          <w:sz w:val="20"/>
+          <w:szCs w:val="20"/>
+          <w:lang w:val="es-ES"/>
+        </w:rPr>
+        <w:t xml:space="preserve"> </w:t>
+      </w:r>
+      <w:proofErr w:type="spellStart"/>
+      <w:r>
+        <w:rPr>
+          <w:rFonts w:ascii="Open Sans Light" w:eastAsia="Open Sans Light" w:hAnsi="Open Sans Light" w:cs="Open Sans Light"/>
+          <w:sz w:val="20"/>
+          <w:szCs w:val="20"/>
+          <w:lang w:val="es-ES"/>
+        </w:rPr>
+        <w:t>degut</w:t>
+      </w:r>
+      <w:proofErr w:type="spellEnd"/>
+      <w:r>
+        <w:rPr>
+          <w:rFonts w:ascii="Open Sans Light" w:eastAsia="Open Sans Light" w:hAnsi="Open Sans Light" w:cs="Open Sans Light"/>
+          <w:sz w:val="20"/>
+          <w:szCs w:val="20"/>
+          <w:lang w:val="es-ES"/>
+        </w:rPr>
+        <w:t xml:space="preserve"> a que </w:t>
+      </w:r>
+      <w:proofErr w:type="spellStart"/>
+      <w:r>
+        <w:rPr>
+          <w:rFonts w:ascii="Open Sans Light" w:eastAsia="Open Sans Light" w:hAnsi="Open Sans Light" w:cs="Open Sans Light"/>
+          <w:sz w:val="20"/>
+          <w:szCs w:val="20"/>
+          <w:lang w:val="es-ES"/>
+        </w:rPr>
+        <w:t>són</w:t>
+      </w:r>
+      <w:proofErr w:type="spellEnd"/>
+      <w:r>
+        <w:rPr>
+          <w:rFonts w:ascii="Open Sans Light" w:eastAsia="Open Sans Light" w:hAnsi="Open Sans Light" w:cs="Open Sans Light"/>
+          <w:sz w:val="20"/>
+          <w:szCs w:val="20"/>
+          <w:lang w:val="es-ES"/>
+        </w:rPr>
+        <w:t xml:space="preserve"> </w:t>
+      </w:r>
+      <w:proofErr w:type="spellStart"/>
+      <w:r>
+        <w:rPr>
+          <w:rFonts w:ascii="Open Sans Light" w:eastAsia="Open Sans Light" w:hAnsi="Open Sans Light" w:cs="Open Sans Light"/>
+          <w:sz w:val="20"/>
+          <w:szCs w:val="20"/>
+          <w:lang w:val="es-ES"/>
+        </w:rPr>
+        <w:t>prestacions</w:t>
+      </w:r>
+      <w:proofErr w:type="spellEnd"/>
+      <w:r>
+        <w:rPr>
+          <w:rFonts w:ascii="Open Sans Light" w:eastAsia="Open Sans Light" w:hAnsi="Open Sans Light" w:cs="Open Sans Light"/>
+          <w:sz w:val="20"/>
+          <w:szCs w:val="20"/>
+          <w:lang w:val="es-ES"/>
+        </w:rPr>
+        <w:t xml:space="preserve"> </w:t>
+      </w:r>
+      <w:proofErr w:type="spellStart"/>
+      <w:r>
+        <w:rPr>
+          <w:rFonts w:ascii="Open Sans Light" w:eastAsia="Open Sans Light" w:hAnsi="Open Sans Light" w:cs="Open Sans Light"/>
+          <w:sz w:val="20"/>
+          <w:szCs w:val="20"/>
+          <w:lang w:val="es-ES"/>
+        </w:rPr>
+        <w:t>gaudi</w:t>
+      </w:r>
+      <w:proofErr w:type="spellEnd"/>
+      <w:r>
+        <w:rPr>
+          <w:rFonts w:ascii="Open Sans Light" w:eastAsia="Open Sans Light" w:hAnsi="Open Sans Light" w:cs="Open Sans Light"/>
+          <w:sz w:val="20"/>
+          <w:szCs w:val="20"/>
+          <w:lang w:val="es-ES"/>
+        </w:rPr>
+        <w:t xml:space="preserve">-des </w:t>
+      </w:r>
+      <w:proofErr w:type="spellStart"/>
+      <w:r>
+        <w:rPr>
+          <w:rFonts w:ascii="Open Sans Light" w:eastAsia="Open Sans Light" w:hAnsi="Open Sans Light" w:cs="Open Sans Light"/>
+          <w:sz w:val="20"/>
+          <w:szCs w:val="20"/>
+          <w:lang w:val="es-ES"/>
+        </w:rPr>
+        <w:t>satisfactòriament</w:t>
+      </w:r>
+      <w:proofErr w:type="spellEnd"/>
+      <w:r>
+        <w:rPr>
+          <w:rFonts w:ascii="Open Sans Light" w:eastAsia="Open Sans Light" w:hAnsi="Open Sans Light" w:cs="Open Sans Light"/>
+          <w:sz w:val="20"/>
+          <w:szCs w:val="20"/>
+          <w:lang w:val="es-ES"/>
+        </w:rPr>
+        <w:t xml:space="preserve"> i les factures han </w:t>
+      </w:r>
+      <w:proofErr w:type="spellStart"/>
+      <w:r>
+        <w:rPr>
+          <w:rFonts w:ascii="Open Sans Light" w:eastAsia="Open Sans Light" w:hAnsi="Open Sans Light" w:cs="Open Sans Light"/>
+          <w:sz w:val="20"/>
+          <w:szCs w:val="20"/>
+          <w:lang w:val="es-ES"/>
+        </w:rPr>
+        <w:t>estat</w:t>
+      </w:r>
+      <w:proofErr w:type="spellEnd"/>
+      <w:r>
+        <w:rPr>
+          <w:rFonts w:ascii="Open Sans Light" w:eastAsia="Open Sans Light" w:hAnsi="Open Sans Light" w:cs="Open Sans Light"/>
+          <w:sz w:val="20"/>
+          <w:szCs w:val="20"/>
+          <w:lang w:val="es-ES"/>
+        </w:rPr>
+        <w:t xml:space="preserve"> </w:t>
+      </w:r>
+      <w:proofErr w:type="spellStart"/>
+      <w:r>
+        <w:rPr>
+          <w:rFonts w:ascii="Open Sans Light" w:eastAsia="Open Sans Light" w:hAnsi="Open Sans Light" w:cs="Open Sans Light"/>
+          <w:sz w:val="20"/>
+          <w:szCs w:val="20"/>
+          <w:lang w:val="es-ES"/>
+        </w:rPr>
+        <w:t>degudament</w:t>
+      </w:r>
+      <w:proofErr w:type="spellEnd"/>
+      <w:r>
+        <w:rPr>
+          <w:rFonts w:ascii="Open Sans Light" w:eastAsia="Open Sans Light" w:hAnsi="Open Sans Light" w:cs="Open Sans Light"/>
+          <w:sz w:val="20"/>
+          <w:szCs w:val="20"/>
+          <w:lang w:val="es-ES"/>
+        </w:rPr>
+        <w:t xml:space="preserve"> </w:t>
+      </w:r>
+      <w:proofErr w:type="spellStart"/>
+      <w:r>
+        <w:rPr>
+          <w:rFonts w:ascii="Open Sans Light" w:eastAsia="Open Sans Light" w:hAnsi="Open Sans Light" w:cs="Open Sans Light"/>
+          <w:sz w:val="20"/>
+          <w:szCs w:val="20"/>
+          <w:lang w:val="es-ES"/>
+        </w:rPr>
+        <w:t>conformades</w:t>
+      </w:r>
+      <w:proofErr w:type="spellEnd"/>
+      <w:r>
+        <w:rPr>
+          <w:rFonts w:ascii="Open Sans Light" w:eastAsia="Open Sans Light" w:hAnsi="Open Sans Light" w:cs="Open Sans Light"/>
+          <w:sz w:val="20"/>
+          <w:szCs w:val="20"/>
+          <w:lang w:val="es-ES"/>
+        </w:rPr>
+        <w:t xml:space="preserve"> </w:t>
+      </w:r>
+      <w:proofErr w:type="spellStart"/>
+      <w:r>
+        <w:rPr>
+          <w:rFonts w:ascii="Open Sans Light" w:eastAsia="Open Sans Light" w:hAnsi="Open Sans Light" w:cs="Open Sans Light"/>
+          <w:sz w:val="20"/>
+          <w:szCs w:val="20"/>
+          <w:lang w:val="es-ES"/>
+        </w:rPr>
+        <w:t>pels</w:t>
+      </w:r>
+      <w:proofErr w:type="spellEnd"/>
+      <w:r>
+        <w:rPr>
+          <w:rFonts w:ascii="Open Sans Light" w:eastAsia="Open Sans Light" w:hAnsi="Open Sans Light" w:cs="Open Sans Light"/>
+          <w:sz w:val="20"/>
+          <w:szCs w:val="20"/>
+          <w:lang w:val="es-ES"/>
+        </w:rPr>
+        <w:t xml:space="preserve"> responsables.</w:t>
+      </w:r>
     </w:p>
     <w:p>
       <w:pPr>
@@ -1451,16 +1200,9 @@
           <w:rFonts w:ascii="Open Sans Light" w:eastAsia="Open Sans Light" w:hAnsi="Open Sans Light" w:cs="Open Sans Light"/>
           <w:sz w:val="20"/>
           <w:szCs w:val="20"/>
-        </w:rPr>
-      </w:pPr>
-      <w:r>
-        <w:rPr>
-          <w:rFonts w:ascii="Open Sans Light" w:eastAsia="Open Sans Light" w:hAnsi="Open Sans Light" w:cs="Open Sans Light"/>
-          <w:sz w:val="20"/>
-          <w:szCs w:val="20"/>
-        </w:rPr>
-        <w:t>{{FOR factura IN factures}}</w:t>
-      </w:r>
+          <w:lang w:val="es-ES"/>
+        </w:rPr>
+      </w:pPr>
     </w:p>
     <w:p>
       <w:pPr>
@@ -1476,16 +1218,1051 @@
           <w:rFonts w:ascii="Open Sans Light" w:eastAsia="Open Sans Light" w:hAnsi="Open Sans Light" w:cs="Open Sans Light"/>
           <w:sz w:val="20"/>
           <w:szCs w:val="20"/>
-        </w:rPr>
-      </w:pPr>
-      <w:r>
-        <w:rPr>
-          <w:rFonts w:ascii="Open Sans Light" w:eastAsia="Open Sans Light" w:hAnsi="Open Sans Light" w:cs="Open Sans Light"/>
-          <w:sz w:val="20"/>
-          <w:szCs w:val="20"/>
-        </w:rPr>
-        <w:t>{{$factura.descripcio}} - {{$factura.periode}}</w:t>
-      </w:r>
+          <w:lang w:val="es-ES"/>
+        </w:rPr>
+      </w:pPr>
+      <w:r>
+        <w:rPr>
+          <w:rFonts w:ascii="Open Sans Light" w:eastAsia="Open Sans Light" w:hAnsi="Open Sans Light" w:cs="Open Sans Light"/>
+          <w:sz w:val="20"/>
+          <w:szCs w:val="20"/>
+          <w:lang w:val="es-ES"/>
+        </w:rPr>
+        <w:lastRenderedPageBreak/>
+        <w:t xml:space="preserve">Les </w:t>
+      </w:r>
+      <w:proofErr w:type="spellStart"/>
+      <w:r>
+        <w:rPr>
+          <w:rFonts w:ascii="Open Sans Light" w:eastAsia="Open Sans Light" w:hAnsi="Open Sans Light" w:cs="Open Sans Light"/>
+          <w:sz w:val="20"/>
+          <w:szCs w:val="20"/>
+          <w:lang w:val="es-ES"/>
+        </w:rPr>
+        <w:t>prestacions</w:t>
+      </w:r>
+      <w:proofErr w:type="spellEnd"/>
+      <w:r>
+        <w:rPr>
+          <w:rFonts w:ascii="Open Sans Light" w:eastAsia="Open Sans Light" w:hAnsi="Open Sans Light" w:cs="Open Sans Light"/>
+          <w:sz w:val="20"/>
+          <w:szCs w:val="20"/>
+          <w:lang w:val="es-ES"/>
+        </w:rPr>
+        <w:t xml:space="preserve"> </w:t>
+      </w:r>
+      <w:proofErr w:type="spellStart"/>
+      <w:r>
+        <w:rPr>
+          <w:rFonts w:ascii="Open Sans Light" w:eastAsia="Open Sans Light" w:hAnsi="Open Sans Light" w:cs="Open Sans Light"/>
+          <w:sz w:val="20"/>
+          <w:szCs w:val="20"/>
+          <w:lang w:val="es-ES"/>
+        </w:rPr>
+        <w:t>gaudides</w:t>
+      </w:r>
+      <w:proofErr w:type="spellEnd"/>
+      <w:r>
+        <w:rPr>
+          <w:rFonts w:ascii="Open Sans Light" w:eastAsia="Open Sans Light" w:hAnsi="Open Sans Light" w:cs="Open Sans Light"/>
+          <w:sz w:val="20"/>
+          <w:szCs w:val="20"/>
+          <w:lang w:val="es-ES"/>
+        </w:rPr>
+        <w:t xml:space="preserve"> </w:t>
+      </w:r>
+      <w:proofErr w:type="spellStart"/>
+      <w:r>
+        <w:rPr>
+          <w:rFonts w:ascii="Open Sans Light" w:eastAsia="Open Sans Light" w:hAnsi="Open Sans Light" w:cs="Open Sans Light"/>
+          <w:sz w:val="20"/>
+          <w:szCs w:val="20"/>
+          <w:lang w:val="es-ES"/>
+        </w:rPr>
+        <w:t>són</w:t>
+      </w:r>
+      <w:proofErr w:type="spellEnd"/>
+      <w:r>
+        <w:rPr>
+          <w:rFonts w:ascii="Open Sans Light" w:eastAsia="Open Sans Light" w:hAnsi="Open Sans Light" w:cs="Open Sans Light"/>
+          <w:sz w:val="20"/>
+          <w:szCs w:val="20"/>
+          <w:lang w:val="es-ES"/>
+        </w:rPr>
+        <w:t xml:space="preserve"> les </w:t>
+      </w:r>
+      <w:proofErr w:type="spellStart"/>
+      <w:r>
+        <w:rPr>
+          <w:rFonts w:ascii="Open Sans Light" w:eastAsia="Open Sans Light" w:hAnsi="Open Sans Light" w:cs="Open Sans Light"/>
+          <w:sz w:val="20"/>
+          <w:szCs w:val="20"/>
+          <w:lang w:val="es-ES"/>
+        </w:rPr>
+        <w:t>estrictament</w:t>
+      </w:r>
+      <w:proofErr w:type="spellEnd"/>
+      <w:r>
+        <w:rPr>
+          <w:rFonts w:ascii="Open Sans Light" w:eastAsia="Open Sans Light" w:hAnsi="Open Sans Light" w:cs="Open Sans Light"/>
+          <w:sz w:val="20"/>
+          <w:szCs w:val="20"/>
+          <w:lang w:val="es-ES"/>
+        </w:rPr>
+        <w:t xml:space="preserve"> </w:t>
+      </w:r>
+      <w:proofErr w:type="spellStart"/>
+      <w:r>
+        <w:rPr>
+          <w:rFonts w:ascii="Open Sans Light" w:eastAsia="Open Sans Light" w:hAnsi="Open Sans Light" w:cs="Open Sans Light"/>
+          <w:sz w:val="20"/>
+          <w:szCs w:val="20"/>
+          <w:lang w:val="es-ES"/>
+        </w:rPr>
+        <w:t>necessàries</w:t>
+      </w:r>
+      <w:proofErr w:type="spellEnd"/>
+      <w:r>
+        <w:rPr>
+          <w:rFonts w:ascii="Open Sans Light" w:eastAsia="Open Sans Light" w:hAnsi="Open Sans Light" w:cs="Open Sans Light"/>
+          <w:sz w:val="20"/>
+          <w:szCs w:val="20"/>
+          <w:lang w:val="es-ES"/>
+        </w:rPr>
+        <w:t xml:space="preserve"> per a la </w:t>
+      </w:r>
+      <w:proofErr w:type="spellStart"/>
+      <w:r>
+        <w:rPr>
+          <w:rFonts w:ascii="Open Sans Light" w:eastAsia="Open Sans Light" w:hAnsi="Open Sans Light" w:cs="Open Sans Light"/>
+          <w:sz w:val="20"/>
+          <w:szCs w:val="20"/>
+          <w:lang w:val="es-ES"/>
+        </w:rPr>
+        <w:t>realització</w:t>
+      </w:r>
+      <w:proofErr w:type="spellEnd"/>
+      <w:r>
+        <w:rPr>
+          <w:rFonts w:ascii="Open Sans Light" w:eastAsia="Open Sans Light" w:hAnsi="Open Sans Light" w:cs="Open Sans Light"/>
+          <w:sz w:val="20"/>
+          <w:szCs w:val="20"/>
+          <w:lang w:val="es-ES"/>
+        </w:rPr>
+        <w:t xml:space="preserve"> de les </w:t>
+      </w:r>
+      <w:proofErr w:type="spellStart"/>
+      <w:r>
+        <w:rPr>
+          <w:rFonts w:ascii="Open Sans Light" w:eastAsia="Open Sans Light" w:hAnsi="Open Sans Light" w:cs="Open Sans Light"/>
+          <w:sz w:val="20"/>
+          <w:szCs w:val="20"/>
+          <w:lang w:val="es-ES"/>
+        </w:rPr>
+        <w:t>prestacions</w:t>
+      </w:r>
+      <w:proofErr w:type="spellEnd"/>
+      <w:r>
+        <w:rPr>
+          <w:rFonts w:ascii="Open Sans Light" w:eastAsia="Open Sans Light" w:hAnsi="Open Sans Light" w:cs="Open Sans Light"/>
+          <w:sz w:val="20"/>
+          <w:szCs w:val="20"/>
+          <w:lang w:val="es-ES"/>
+        </w:rPr>
+        <w:t>.</w:t>
+      </w:r>
+    </w:p>
+    <w:p>
+      <w:pPr>
+        <w:widowControl w:val="0"/>
+        <w:suppressAutoHyphens w:val="0"/>
+        <w:jc w:val="both"/>
+        <w:rPr>
+          <w:rFonts w:ascii="Open Sans Light" w:hAnsi="Open Sans Light" w:cs="Open Sans Light"/>
+          <w:color w:val="000000"/>
+          <w:sz w:val="20"/>
+          <w:szCs w:val="20"/>
+        </w:rPr>
+      </w:pPr>
+    </w:p>
+    <w:p>
+      <w:pPr>
+        <w:keepLines/>
+        <w:widowControl w:val="0"/>
+        <w:spacing w:line="276" w:lineRule="auto"/>
+        <w:jc w:val="both"/>
+        <w:rPr>
+          <w:rFonts w:ascii="Open Sans Light" w:eastAsia="Open Sans Light" w:hAnsi="Open Sans Light" w:cs="Open Sans Light"/>
+          <w:b/>
+          <w:bCs/>
+          <w:sz w:val="20"/>
+          <w:szCs w:val="20"/>
+        </w:rPr>
+      </w:pPr>
+      <w:r>
+        <w:rPr>
+          <w:rFonts w:ascii="Open Sans Light" w:eastAsia="Open Sans Light" w:hAnsi="Open Sans Light" w:cs="Open Sans Light"/>
+          <w:b/>
+          <w:bCs/>
+          <w:sz w:val="20"/>
+          <w:szCs w:val="20"/>
+        </w:rPr>
+        <w:t>3) JUSTIFICACIÓ DE LA NECESITAT DE LA DESPESA, TERCER QUE HA REALITZAT LA PRESTACIÓ I DE L’OMISSIÓ DE LA FUNCIÓ INTERVENTORA</w:t>
+      </w:r>
+    </w:p>
+    <w:p>
+      <w:pPr>
+        <w:jc w:val="both"/>
+        <w:rPr>
+          <w:rFonts w:ascii="Open Sans Light" w:eastAsia="Liberation Serif" w:hAnsi="Open Sans Light" w:cs="Open Sans Light"/>
+          <w:sz w:val="20"/>
+          <w:szCs w:val="20"/>
+        </w:rPr>
+      </w:pPr>
+    </w:p>
+    <w:p>
+      <w:pPr>
+        <w:jc w:val="both"/>
+        <w:rPr>
+          <w:rFonts w:ascii="Open Sans Light" w:eastAsia="Open Sans Light" w:hAnsi="Open Sans Light" w:cs="Open Sans Light"/>
+          <w:sz w:val="20"/>
+          <w:szCs w:val="20"/>
+          <w:lang w:val="es-ES"/>
+        </w:rPr>
+      </w:pPr>
+      <w:r>
+        <w:rPr>
+          <w:rFonts w:ascii="Open Sans Light" w:eastAsia="Open Sans Light" w:hAnsi="Open Sans Light" w:cs="Open Sans Light"/>
+          <w:sz w:val="20"/>
+          <w:szCs w:val="20"/>
+          <w:lang w:val="es-ES"/>
+        </w:rPr>
+        <w:t xml:space="preserve">Les factures que es </w:t>
+      </w:r>
+      <w:proofErr w:type="spellStart"/>
+      <w:r>
+        <w:rPr>
+          <w:rFonts w:ascii="Open Sans Light" w:eastAsia="Open Sans Light" w:hAnsi="Open Sans Light" w:cs="Open Sans Light"/>
+          <w:sz w:val="20"/>
+          <w:szCs w:val="20"/>
+          <w:lang w:val="es-ES"/>
+        </w:rPr>
+        <w:t>proposen</w:t>
+      </w:r>
+      <w:proofErr w:type="spellEnd"/>
+      <w:r>
+        <w:rPr>
+          <w:rFonts w:ascii="Open Sans Light" w:eastAsia="Open Sans Light" w:hAnsi="Open Sans Light" w:cs="Open Sans Light"/>
+          <w:sz w:val="20"/>
+          <w:szCs w:val="20"/>
+          <w:lang w:val="es-ES"/>
+        </w:rPr>
+        <w:t xml:space="preserve"> </w:t>
+      </w:r>
+      <w:proofErr w:type="spellStart"/>
+      <w:r>
+        <w:rPr>
+          <w:rFonts w:ascii="Open Sans Light" w:eastAsia="Open Sans Light" w:hAnsi="Open Sans Light" w:cs="Open Sans Light"/>
+          <w:sz w:val="20"/>
+          <w:szCs w:val="20"/>
+          <w:lang w:val="es-ES"/>
+        </w:rPr>
+        <w:t>aprovar</w:t>
+      </w:r>
+      <w:proofErr w:type="spellEnd"/>
+      <w:r>
+        <w:rPr>
+          <w:rFonts w:ascii="Open Sans Light" w:eastAsia="Open Sans Light" w:hAnsi="Open Sans Light" w:cs="Open Sans Light"/>
+          <w:sz w:val="20"/>
+          <w:szCs w:val="20"/>
+          <w:lang w:val="es-ES"/>
+        </w:rPr>
+        <w:t xml:space="preserve"> </w:t>
+      </w:r>
+      <w:proofErr w:type="spellStart"/>
+      <w:r>
+        <w:rPr>
+          <w:rFonts w:ascii="Open Sans Light" w:eastAsia="Open Sans Light" w:hAnsi="Open Sans Light" w:cs="Open Sans Light"/>
+          <w:sz w:val="20"/>
+          <w:szCs w:val="20"/>
+          <w:lang w:val="es-ES"/>
+        </w:rPr>
+        <w:t>corresponen</w:t>
+      </w:r>
+      <w:proofErr w:type="spellEnd"/>
+      <w:r>
+        <w:rPr>
+          <w:rFonts w:ascii="Open Sans Light" w:eastAsia="Open Sans Light" w:hAnsi="Open Sans Light" w:cs="Open Sans Light"/>
+          <w:sz w:val="20"/>
+          <w:szCs w:val="20"/>
+          <w:lang w:val="es-ES"/>
+        </w:rPr>
+        <w:t xml:space="preserve"> a </w:t>
+      </w:r>
+      <w:proofErr w:type="spellStart"/>
+      <w:r>
+        <w:rPr>
+          <w:rFonts w:ascii="Open Sans Light" w:eastAsia="Open Sans Light" w:hAnsi="Open Sans Light" w:cs="Open Sans Light"/>
+          <w:sz w:val="20"/>
+          <w:szCs w:val="20"/>
+          <w:lang w:val="es-ES"/>
+        </w:rPr>
+        <w:t>despeses</w:t>
+      </w:r>
+      <w:proofErr w:type="spellEnd"/>
+      <w:r>
+        <w:rPr>
+          <w:rFonts w:ascii="Open Sans Light" w:eastAsia="Open Sans Light" w:hAnsi="Open Sans Light" w:cs="Open Sans Light"/>
+          <w:sz w:val="20"/>
+          <w:szCs w:val="20"/>
+          <w:lang w:val="es-ES"/>
+        </w:rPr>
+        <w:t xml:space="preserve"> que </w:t>
+      </w:r>
+      <w:proofErr w:type="spellStart"/>
+      <w:r>
+        <w:rPr>
+          <w:rFonts w:ascii="Open Sans Light" w:eastAsia="Open Sans Light" w:hAnsi="Open Sans Light" w:cs="Open Sans Light"/>
+          <w:sz w:val="20"/>
+          <w:szCs w:val="20"/>
+          <w:lang w:val="es-ES"/>
+        </w:rPr>
+        <w:t>s’han</w:t>
+      </w:r>
+      <w:proofErr w:type="spellEnd"/>
+      <w:r>
+        <w:rPr>
+          <w:rFonts w:ascii="Open Sans Light" w:eastAsia="Open Sans Light" w:hAnsi="Open Sans Light" w:cs="Open Sans Light"/>
+          <w:sz w:val="20"/>
+          <w:szCs w:val="20"/>
+          <w:lang w:val="es-ES"/>
+        </w:rPr>
+        <w:t xml:space="preserve"> </w:t>
+      </w:r>
+      <w:proofErr w:type="spellStart"/>
+      <w:r>
+        <w:rPr>
+          <w:rFonts w:ascii="Open Sans Light" w:eastAsia="Open Sans Light" w:hAnsi="Open Sans Light" w:cs="Open Sans Light"/>
+          <w:sz w:val="20"/>
+          <w:szCs w:val="20"/>
+          <w:lang w:val="es-ES"/>
+        </w:rPr>
+        <w:t>executat</w:t>
+      </w:r>
+      <w:proofErr w:type="spellEnd"/>
+      <w:r>
+        <w:rPr>
+          <w:rFonts w:ascii="Open Sans Light" w:eastAsia="Open Sans Light" w:hAnsi="Open Sans Light" w:cs="Open Sans Light"/>
+          <w:sz w:val="20"/>
+          <w:szCs w:val="20"/>
+          <w:lang w:val="es-ES"/>
+        </w:rPr>
+        <w:t xml:space="preserve"> a </w:t>
+      </w:r>
+      <w:proofErr w:type="spellStart"/>
+      <w:r>
+        <w:rPr>
+          <w:rFonts w:ascii="Open Sans Light" w:eastAsia="Open Sans Light" w:hAnsi="Open Sans Light" w:cs="Open Sans Light"/>
+          <w:sz w:val="20"/>
+          <w:szCs w:val="20"/>
+          <w:lang w:val="es-ES"/>
+        </w:rPr>
+        <w:t>l’exercici</w:t>
+      </w:r>
+      <w:proofErr w:type="spellEnd"/>
+      <w:r>
+        <w:rPr>
+          <w:rFonts w:ascii="Open Sans Light" w:eastAsia="Open Sans Light" w:hAnsi="Open Sans Light" w:cs="Open Sans Light"/>
+          <w:sz w:val="20"/>
+          <w:szCs w:val="20"/>
+          <w:lang w:val="es-ES"/>
+        </w:rPr>
+        <w:t xml:space="preserve"> </w:t>
+      </w:r>
+      <w:proofErr w:type="spellStart"/>
+      <w:r>
+        <w:rPr>
+          <w:rFonts w:ascii="Open Sans Light" w:eastAsia="Open Sans Light" w:hAnsi="Open Sans Light" w:cs="Open Sans Light"/>
+          <w:sz w:val="20"/>
+          <w:szCs w:val="20"/>
+          <w:lang w:val="es-ES"/>
+        </w:rPr>
+        <w:t>corrent</w:t>
+      </w:r>
+      <w:proofErr w:type="spellEnd"/>
+      <w:r>
+        <w:rPr>
+          <w:rFonts w:ascii="Open Sans Light" w:eastAsia="Open Sans Light" w:hAnsi="Open Sans Light" w:cs="Open Sans Light"/>
+          <w:sz w:val="20"/>
+          <w:szCs w:val="20"/>
+          <w:lang w:val="es-ES"/>
+        </w:rPr>
+        <w:t xml:space="preserve">, </w:t>
+      </w:r>
+      <w:proofErr w:type="spellStart"/>
+      <w:r>
+        <w:rPr>
+          <w:rFonts w:ascii="Open Sans Light" w:eastAsia="Open Sans Light" w:hAnsi="Open Sans Light" w:cs="Open Sans Light"/>
+          <w:sz w:val="20"/>
+          <w:szCs w:val="20"/>
+          <w:lang w:val="es-ES"/>
+        </w:rPr>
+        <w:t>sense</w:t>
+      </w:r>
+      <w:proofErr w:type="spellEnd"/>
+      <w:r>
+        <w:rPr>
+          <w:rFonts w:ascii="Open Sans Light" w:eastAsia="Open Sans Light" w:hAnsi="Open Sans Light" w:cs="Open Sans Light"/>
+          <w:sz w:val="20"/>
+          <w:szCs w:val="20"/>
+          <w:lang w:val="es-ES"/>
+        </w:rPr>
+        <w:t xml:space="preserve"> </w:t>
+      </w:r>
+      <w:proofErr w:type="spellStart"/>
+      <w:r>
+        <w:rPr>
+          <w:rFonts w:ascii="Open Sans Light" w:eastAsia="Open Sans Light" w:hAnsi="Open Sans Light" w:cs="Open Sans Light"/>
+          <w:sz w:val="20"/>
+          <w:szCs w:val="20"/>
+          <w:lang w:val="es-ES"/>
+        </w:rPr>
+        <w:t>complir</w:t>
+      </w:r>
+      <w:proofErr w:type="spellEnd"/>
+      <w:r>
+        <w:rPr>
+          <w:rFonts w:ascii="Open Sans Light" w:eastAsia="Open Sans Light" w:hAnsi="Open Sans Light" w:cs="Open Sans Light"/>
+          <w:sz w:val="20"/>
+          <w:szCs w:val="20"/>
+          <w:lang w:val="es-ES"/>
+        </w:rPr>
+        <w:t xml:space="preserve"> </w:t>
+      </w:r>
+      <w:proofErr w:type="spellStart"/>
+      <w:r>
+        <w:rPr>
+          <w:rFonts w:ascii="Open Sans Light" w:eastAsia="Open Sans Light" w:hAnsi="Open Sans Light" w:cs="Open Sans Light"/>
+          <w:sz w:val="20"/>
+          <w:szCs w:val="20"/>
+          <w:lang w:val="es-ES"/>
+        </w:rPr>
+        <w:t>amb</w:t>
+      </w:r>
+      <w:proofErr w:type="spellEnd"/>
+      <w:r>
+        <w:rPr>
+          <w:rFonts w:ascii="Open Sans Light" w:eastAsia="Open Sans Light" w:hAnsi="Open Sans Light" w:cs="Open Sans Light"/>
+          <w:sz w:val="20"/>
+          <w:szCs w:val="20"/>
+          <w:lang w:val="es-ES"/>
+        </w:rPr>
+        <w:t xml:space="preserve"> la normativa </w:t>
+      </w:r>
+      <w:proofErr w:type="spellStart"/>
+      <w:r>
+        <w:rPr>
+          <w:rFonts w:ascii="Open Sans Light" w:eastAsia="Open Sans Light" w:hAnsi="Open Sans Light" w:cs="Open Sans Light"/>
+          <w:sz w:val="20"/>
+          <w:szCs w:val="20"/>
+          <w:lang w:val="es-ES"/>
+        </w:rPr>
+        <w:t>corresponent.</w:t>
+      </w:r>
+      <w:proofErr w:type="spellEnd"/>
+    </w:p>
+    <w:p>
+      <w:pPr>
+        <w:jc w:val="both"/>
+        <w:rPr>
+          <w:rFonts w:ascii="Open Sans Light" w:eastAsia="Open Sans Light" w:hAnsi="Open Sans Light" w:cs="Open Sans Light"/>
+          <w:sz w:val="20"/>
+          <w:szCs w:val="20"/>
+          <w:lang w:val="es-ES"/>
+        </w:rPr>
+      </w:pPr>
+    </w:p>
+    <w:p>
+      <w:pPr>
+        <w:jc w:val="both"/>
+        <w:rPr>
+          <w:rFonts w:ascii="Open Sans Light" w:eastAsia="Open Sans Light" w:hAnsi="Open Sans Light" w:cs="Open Sans Light"/>
+          <w:sz w:val="20"/>
+          <w:szCs w:val="20"/>
+          <w:lang w:val="es-ES"/>
+        </w:rPr>
+      </w:pPr>
+      <w:r>
+        <w:rPr>
+          <w:rFonts w:ascii="Open Sans Light" w:eastAsia="Open Sans Light" w:hAnsi="Open Sans Light" w:cs="Open Sans Light"/>
+          <w:sz w:val="20"/>
+          <w:szCs w:val="20"/>
+          <w:lang w:val="es-ES"/>
+        </w:rPr>
+        <w:t xml:space="preserve">Les </w:t>
+      </w:r>
+      <w:proofErr w:type="spellStart"/>
+      <w:r>
+        <w:rPr>
+          <w:rFonts w:ascii="Open Sans Light" w:eastAsia="Open Sans Light" w:hAnsi="Open Sans Light" w:cs="Open Sans Light"/>
+          <w:sz w:val="20"/>
+          <w:szCs w:val="20"/>
+          <w:lang w:val="es-ES"/>
+        </w:rPr>
+        <w:t>prestacions</w:t>
+      </w:r>
+      <w:proofErr w:type="spellEnd"/>
+      <w:r>
+        <w:rPr>
+          <w:rFonts w:ascii="Open Sans Light" w:eastAsia="Open Sans Light" w:hAnsi="Open Sans Light" w:cs="Open Sans Light"/>
+          <w:sz w:val="20"/>
+          <w:szCs w:val="20"/>
+          <w:lang w:val="es-ES"/>
+        </w:rPr>
+        <w:t xml:space="preserve"> </w:t>
+      </w:r>
+      <w:proofErr w:type="spellStart"/>
+      <w:r>
+        <w:rPr>
+          <w:rFonts w:ascii="Open Sans Light" w:eastAsia="Open Sans Light" w:hAnsi="Open Sans Light" w:cs="Open Sans Light"/>
+          <w:sz w:val="20"/>
+          <w:szCs w:val="20"/>
+          <w:lang w:val="es-ES"/>
+        </w:rPr>
+        <w:t>efectuades</w:t>
+      </w:r>
+      <w:proofErr w:type="spellEnd"/>
+      <w:r>
+        <w:rPr>
+          <w:rFonts w:ascii="Open Sans Light" w:eastAsia="Open Sans Light" w:hAnsi="Open Sans Light" w:cs="Open Sans Light"/>
+          <w:sz w:val="20"/>
+          <w:szCs w:val="20"/>
+          <w:lang w:val="es-ES"/>
+        </w:rPr>
+        <w:t xml:space="preserve"> </w:t>
+      </w:r>
+      <w:proofErr w:type="spellStart"/>
+      <w:r>
+        <w:rPr>
+          <w:rFonts w:ascii="Open Sans Light" w:eastAsia="Open Sans Light" w:hAnsi="Open Sans Light" w:cs="Open Sans Light"/>
+          <w:sz w:val="20"/>
+          <w:szCs w:val="20"/>
+          <w:lang w:val="es-ES"/>
+        </w:rPr>
+        <w:t>prèviament</w:t>
+      </w:r>
+      <w:proofErr w:type="spellEnd"/>
+      <w:r>
+        <w:rPr>
+          <w:rFonts w:ascii="Open Sans Light" w:eastAsia="Open Sans Light" w:hAnsi="Open Sans Light" w:cs="Open Sans Light"/>
+          <w:sz w:val="20"/>
+          <w:szCs w:val="20"/>
+          <w:lang w:val="es-ES"/>
+        </w:rPr>
+        <w:t xml:space="preserve"> a </w:t>
+      </w:r>
+      <w:proofErr w:type="spellStart"/>
+      <w:r>
+        <w:rPr>
+          <w:rFonts w:ascii="Open Sans Light" w:eastAsia="Open Sans Light" w:hAnsi="Open Sans Light" w:cs="Open Sans Light"/>
+          <w:sz w:val="20"/>
+          <w:szCs w:val="20"/>
+          <w:lang w:val="es-ES"/>
+        </w:rPr>
+        <w:t>l’emissió</w:t>
+      </w:r>
+      <w:proofErr w:type="spellEnd"/>
+      <w:r>
+        <w:rPr>
+          <w:rFonts w:ascii="Open Sans Light" w:eastAsia="Open Sans Light" w:hAnsi="Open Sans Light" w:cs="Open Sans Light"/>
+          <w:sz w:val="20"/>
+          <w:szCs w:val="20"/>
+          <w:lang w:val="es-ES"/>
+        </w:rPr>
+        <w:t xml:space="preserve"> </w:t>
+      </w:r>
+      <w:proofErr w:type="spellStart"/>
+      <w:r>
+        <w:rPr>
+          <w:rFonts w:ascii="Open Sans Light" w:eastAsia="Open Sans Light" w:hAnsi="Open Sans Light" w:cs="Open Sans Light"/>
+          <w:sz w:val="20"/>
+          <w:szCs w:val="20"/>
+          <w:lang w:val="es-ES"/>
+        </w:rPr>
+        <w:t>d’aquestes</w:t>
+      </w:r>
+      <w:proofErr w:type="spellEnd"/>
+      <w:r>
+        <w:rPr>
+          <w:rFonts w:ascii="Open Sans Light" w:eastAsia="Open Sans Light" w:hAnsi="Open Sans Light" w:cs="Open Sans Light"/>
+          <w:sz w:val="20"/>
+          <w:szCs w:val="20"/>
+          <w:lang w:val="es-ES"/>
+        </w:rPr>
+        <w:t xml:space="preserve"> factures, </w:t>
+      </w:r>
+      <w:proofErr w:type="spellStart"/>
+      <w:r>
+        <w:rPr>
+          <w:rFonts w:ascii="Open Sans Light" w:eastAsia="Open Sans Light" w:hAnsi="Open Sans Light" w:cs="Open Sans Light"/>
+          <w:sz w:val="20"/>
+          <w:szCs w:val="20"/>
+          <w:lang w:val="es-ES"/>
+        </w:rPr>
+        <w:t>són</w:t>
+      </w:r>
+      <w:proofErr w:type="spellEnd"/>
+      <w:r>
+        <w:rPr>
+          <w:rFonts w:ascii="Open Sans Light" w:eastAsia="Open Sans Light" w:hAnsi="Open Sans Light" w:cs="Open Sans Light"/>
+          <w:sz w:val="20"/>
+          <w:szCs w:val="20"/>
+          <w:lang w:val="es-ES"/>
+        </w:rPr>
+        <w:t xml:space="preserve"> imprescindibles per al normal </w:t>
+      </w:r>
+      <w:proofErr w:type="spellStart"/>
+      <w:r>
+        <w:rPr>
+          <w:rFonts w:ascii="Open Sans Light" w:eastAsia="Open Sans Light" w:hAnsi="Open Sans Light" w:cs="Open Sans Light"/>
+          <w:sz w:val="20"/>
+          <w:szCs w:val="20"/>
+          <w:lang w:val="es-ES"/>
+        </w:rPr>
+        <w:t>funcionament</w:t>
+      </w:r>
+      <w:proofErr w:type="spellEnd"/>
+      <w:r>
+        <w:rPr>
+          <w:rFonts w:ascii="Open Sans Light" w:eastAsia="Open Sans Light" w:hAnsi="Open Sans Light" w:cs="Open Sans Light"/>
+          <w:sz w:val="20"/>
+          <w:szCs w:val="20"/>
+          <w:lang w:val="es-ES"/>
+        </w:rPr>
+        <w:t xml:space="preserve"> </w:t>
+      </w:r>
+      <w:proofErr w:type="spellStart"/>
+      <w:r>
+        <w:rPr>
+          <w:rFonts w:ascii="Open Sans Light" w:eastAsia="Open Sans Light" w:hAnsi="Open Sans Light" w:cs="Open Sans Light"/>
+          <w:sz w:val="20"/>
+          <w:szCs w:val="20"/>
+          <w:lang w:val="es-ES"/>
+        </w:rPr>
+        <w:t>dels</w:t>
+      </w:r>
+      <w:proofErr w:type="spellEnd"/>
+      <w:r>
+        <w:rPr>
+          <w:rFonts w:ascii="Open Sans Light" w:eastAsia="Open Sans Light" w:hAnsi="Open Sans Light" w:cs="Open Sans Light"/>
+          <w:sz w:val="20"/>
+          <w:szCs w:val="20"/>
+          <w:lang w:val="es-ES"/>
+        </w:rPr>
+        <w:t xml:space="preserve"> </w:t>
+      </w:r>
+      <w:proofErr w:type="spellStart"/>
+      <w:r>
+        <w:rPr>
+          <w:rFonts w:ascii="Open Sans Light" w:eastAsia="Open Sans Light" w:hAnsi="Open Sans Light" w:cs="Open Sans Light"/>
+          <w:sz w:val="20"/>
+          <w:szCs w:val="20"/>
+          <w:lang w:val="es-ES"/>
+        </w:rPr>
+        <w:t>serveis</w:t>
+      </w:r>
+      <w:proofErr w:type="spellEnd"/>
+      <w:r>
+        <w:rPr>
+          <w:rFonts w:ascii="Open Sans Light" w:eastAsia="Open Sans Light" w:hAnsi="Open Sans Light" w:cs="Open Sans Light"/>
+          <w:sz w:val="20"/>
+          <w:szCs w:val="20"/>
+          <w:lang w:val="es-ES"/>
+        </w:rPr>
+        <w:t xml:space="preserve"> de </w:t>
+      </w:r>
+      <w:proofErr w:type="spellStart"/>
+      <w:r>
+        <w:rPr>
+          <w:rFonts w:ascii="Open Sans Light" w:eastAsia="Open Sans Light" w:hAnsi="Open Sans Light" w:cs="Open Sans Light"/>
+          <w:sz w:val="20"/>
+          <w:szCs w:val="20"/>
+          <w:lang w:val="es-ES"/>
+        </w:rPr>
+        <w:t>l’IMAS</w:t>
+      </w:r>
+      <w:proofErr w:type="spellEnd"/>
+      <w:r>
+        <w:rPr>
+          <w:rFonts w:ascii="Open Sans Light" w:eastAsia="Open Sans Light" w:hAnsi="Open Sans Light" w:cs="Open Sans Light"/>
+          <w:sz w:val="20"/>
+          <w:szCs w:val="20"/>
+          <w:lang w:val="es-ES"/>
+        </w:rPr>
+        <w:t xml:space="preserve">, la </w:t>
+      </w:r>
+      <w:proofErr w:type="spellStart"/>
+      <w:r>
+        <w:rPr>
+          <w:rFonts w:ascii="Open Sans Light" w:eastAsia="Open Sans Light" w:hAnsi="Open Sans Light" w:cs="Open Sans Light"/>
+          <w:sz w:val="20"/>
+          <w:szCs w:val="20"/>
+          <w:lang w:val="es-ES"/>
+        </w:rPr>
+        <w:t>interrupció</w:t>
+      </w:r>
+      <w:proofErr w:type="spellEnd"/>
+      <w:r>
+        <w:rPr>
+          <w:rFonts w:ascii="Open Sans Light" w:eastAsia="Open Sans Light" w:hAnsi="Open Sans Light" w:cs="Open Sans Light"/>
+          <w:sz w:val="20"/>
+          <w:szCs w:val="20"/>
+          <w:lang w:val="es-ES"/>
+        </w:rPr>
+        <w:t xml:space="preserve"> </w:t>
+      </w:r>
+      <w:proofErr w:type="spellStart"/>
+      <w:r>
+        <w:rPr>
+          <w:rFonts w:ascii="Open Sans Light" w:eastAsia="Open Sans Light" w:hAnsi="Open Sans Light" w:cs="Open Sans Light"/>
+          <w:sz w:val="20"/>
+          <w:szCs w:val="20"/>
+          <w:lang w:val="es-ES"/>
+        </w:rPr>
+        <w:t>dels</w:t>
+      </w:r>
+      <w:proofErr w:type="spellEnd"/>
+      <w:r>
+        <w:rPr>
+          <w:rFonts w:ascii="Open Sans Light" w:eastAsia="Open Sans Light" w:hAnsi="Open Sans Light" w:cs="Open Sans Light"/>
+          <w:sz w:val="20"/>
+          <w:szCs w:val="20"/>
+          <w:lang w:val="es-ES"/>
+        </w:rPr>
+        <w:t xml:space="preserve"> </w:t>
+      </w:r>
+      <w:proofErr w:type="spellStart"/>
+      <w:r>
+        <w:rPr>
+          <w:rFonts w:ascii="Open Sans Light" w:eastAsia="Open Sans Light" w:hAnsi="Open Sans Light" w:cs="Open Sans Light"/>
+          <w:sz w:val="20"/>
+          <w:szCs w:val="20"/>
+          <w:lang w:val="es-ES"/>
+        </w:rPr>
+        <w:t>quals</w:t>
+      </w:r>
+      <w:proofErr w:type="spellEnd"/>
+      <w:r>
+        <w:rPr>
+          <w:rFonts w:ascii="Open Sans Light" w:eastAsia="Open Sans Light" w:hAnsi="Open Sans Light" w:cs="Open Sans Light"/>
+          <w:sz w:val="20"/>
+          <w:szCs w:val="20"/>
+          <w:lang w:val="es-ES"/>
+        </w:rPr>
+        <w:t xml:space="preserve"> </w:t>
+      </w:r>
+      <w:proofErr w:type="spellStart"/>
+      <w:r>
+        <w:rPr>
+          <w:rFonts w:ascii="Open Sans Light" w:eastAsia="Open Sans Light" w:hAnsi="Open Sans Light" w:cs="Open Sans Light"/>
+          <w:sz w:val="20"/>
+          <w:szCs w:val="20"/>
+          <w:lang w:val="es-ES"/>
+        </w:rPr>
+        <w:t>hauria</w:t>
+      </w:r>
+      <w:proofErr w:type="spellEnd"/>
+      <w:r>
+        <w:rPr>
+          <w:rFonts w:ascii="Open Sans Light" w:eastAsia="Open Sans Light" w:hAnsi="Open Sans Light" w:cs="Open Sans Light"/>
+          <w:sz w:val="20"/>
+          <w:szCs w:val="20"/>
+          <w:lang w:val="es-ES"/>
+        </w:rPr>
+        <w:t xml:space="preserve"> </w:t>
+      </w:r>
+      <w:proofErr w:type="spellStart"/>
+      <w:r>
+        <w:rPr>
+          <w:rFonts w:ascii="Open Sans Light" w:eastAsia="Open Sans Light" w:hAnsi="Open Sans Light" w:cs="Open Sans Light"/>
+          <w:sz w:val="20"/>
+          <w:szCs w:val="20"/>
+          <w:lang w:val="es-ES"/>
+        </w:rPr>
+        <w:t>suposat</w:t>
+      </w:r>
+      <w:proofErr w:type="spellEnd"/>
+      <w:r>
+        <w:rPr>
+          <w:rFonts w:ascii="Open Sans Light" w:eastAsia="Open Sans Light" w:hAnsi="Open Sans Light" w:cs="Open Sans Light"/>
+          <w:sz w:val="20"/>
+          <w:szCs w:val="20"/>
+          <w:lang w:val="es-ES"/>
+        </w:rPr>
+        <w:t xml:space="preserve"> un </w:t>
+      </w:r>
+      <w:proofErr w:type="spellStart"/>
+      <w:r>
+        <w:rPr>
+          <w:rFonts w:ascii="Open Sans Light" w:eastAsia="Open Sans Light" w:hAnsi="Open Sans Light" w:cs="Open Sans Light"/>
+          <w:sz w:val="20"/>
+          <w:szCs w:val="20"/>
+          <w:lang w:val="es-ES"/>
+        </w:rPr>
+        <w:t>perju-dici</w:t>
+      </w:r>
+      <w:proofErr w:type="spellEnd"/>
+      <w:r>
+        <w:rPr>
+          <w:rFonts w:ascii="Open Sans Light" w:eastAsia="Open Sans Light" w:hAnsi="Open Sans Light" w:cs="Open Sans Light"/>
+          <w:sz w:val="20"/>
+          <w:szCs w:val="20"/>
+          <w:lang w:val="es-ES"/>
+        </w:rPr>
+        <w:t xml:space="preserve"> irreparable de </w:t>
+      </w:r>
+      <w:proofErr w:type="spellStart"/>
+      <w:r>
+        <w:rPr>
+          <w:rFonts w:ascii="Open Sans Light" w:eastAsia="Open Sans Light" w:hAnsi="Open Sans Light" w:cs="Open Sans Light"/>
+          <w:sz w:val="20"/>
+          <w:szCs w:val="20"/>
+          <w:lang w:val="es-ES"/>
+        </w:rPr>
+        <w:t>l’activitat</w:t>
+      </w:r>
+      <w:proofErr w:type="spellEnd"/>
+      <w:r>
+        <w:rPr>
+          <w:rFonts w:ascii="Open Sans Light" w:eastAsia="Open Sans Light" w:hAnsi="Open Sans Light" w:cs="Open Sans Light"/>
+          <w:sz w:val="20"/>
+          <w:szCs w:val="20"/>
+          <w:lang w:val="es-ES"/>
+        </w:rPr>
+        <w:t xml:space="preserve"> </w:t>
+      </w:r>
+      <w:proofErr w:type="spellStart"/>
+      <w:r>
+        <w:rPr>
+          <w:rFonts w:ascii="Open Sans Light" w:eastAsia="Open Sans Light" w:hAnsi="Open Sans Light" w:cs="Open Sans Light"/>
+          <w:sz w:val="20"/>
+          <w:szCs w:val="20"/>
+          <w:lang w:val="es-ES"/>
+        </w:rPr>
+        <w:t>ordinària</w:t>
+      </w:r>
+      <w:proofErr w:type="spellEnd"/>
+      <w:r>
+        <w:rPr>
+          <w:rFonts w:ascii="Open Sans Light" w:eastAsia="Open Sans Light" w:hAnsi="Open Sans Light" w:cs="Open Sans Light"/>
+          <w:sz w:val="20"/>
+          <w:szCs w:val="20"/>
+          <w:lang w:val="es-ES"/>
+        </w:rPr>
+        <w:t>.</w:t>
+      </w:r>
+    </w:p>
+    <w:p>
+      <w:pPr>
+        <w:jc w:val="both"/>
+        <w:rPr>
+          <w:rFonts w:ascii="Open Sans Light" w:eastAsia="Open Sans Light" w:hAnsi="Open Sans Light" w:cs="Open Sans Light"/>
+          <w:sz w:val="20"/>
+          <w:szCs w:val="20"/>
+          <w:lang w:val="es-ES"/>
+        </w:rPr>
+      </w:pPr>
+    </w:p>
+    <w:p>
+      <w:pPr>
+        <w:jc w:val="both"/>
+        <w:rPr>
+          <w:rFonts w:ascii="Open Sans Light" w:eastAsia="Open Sans Light" w:hAnsi="Open Sans Light" w:cs="Open Sans Light"/>
+          <w:sz w:val="20"/>
+          <w:szCs w:val="20"/>
+          <w:lang w:val="es-ES"/>
+        </w:rPr>
+      </w:pPr>
+      <w:proofErr w:type="spellStart"/>
+      <w:r>
+        <w:rPr>
+          <w:rFonts w:ascii="Open Sans Light" w:eastAsia="Open Sans Light" w:hAnsi="Open Sans Light" w:cs="Open Sans Light"/>
+          <w:sz w:val="20"/>
+          <w:szCs w:val="20"/>
+          <w:lang w:val="es-ES"/>
+        </w:rPr>
+        <w:t>Els</w:t>
+      </w:r>
+      <w:proofErr w:type="spellEnd"/>
+      <w:r>
+        <w:rPr>
+          <w:rFonts w:ascii="Open Sans Light" w:eastAsia="Open Sans Light" w:hAnsi="Open Sans Light" w:cs="Open Sans Light"/>
+          <w:sz w:val="20"/>
+          <w:szCs w:val="20"/>
+          <w:lang w:val="es-ES"/>
+        </w:rPr>
+        <w:t xml:space="preserve"> </w:t>
+      </w:r>
+      <w:proofErr w:type="spellStart"/>
+      <w:r>
+        <w:rPr>
+          <w:rFonts w:ascii="Open Sans Light" w:eastAsia="Open Sans Light" w:hAnsi="Open Sans Light" w:cs="Open Sans Light"/>
+          <w:sz w:val="20"/>
+          <w:szCs w:val="20"/>
+          <w:lang w:val="es-ES"/>
+        </w:rPr>
+        <w:t>principals</w:t>
+      </w:r>
+      <w:proofErr w:type="spellEnd"/>
+      <w:r>
+        <w:rPr>
+          <w:rFonts w:ascii="Open Sans Light" w:eastAsia="Open Sans Light" w:hAnsi="Open Sans Light" w:cs="Open Sans Light"/>
+          <w:sz w:val="20"/>
+          <w:szCs w:val="20"/>
+          <w:lang w:val="es-ES"/>
+        </w:rPr>
+        <w:t xml:space="preserve"> </w:t>
+      </w:r>
+      <w:proofErr w:type="spellStart"/>
+      <w:r>
+        <w:rPr>
+          <w:rFonts w:ascii="Open Sans Light" w:eastAsia="Open Sans Light" w:hAnsi="Open Sans Light" w:cs="Open Sans Light"/>
+          <w:sz w:val="20"/>
+          <w:szCs w:val="20"/>
+          <w:lang w:val="es-ES"/>
+        </w:rPr>
+        <w:t>motius</w:t>
+      </w:r>
+      <w:proofErr w:type="spellEnd"/>
+      <w:r>
+        <w:rPr>
+          <w:rFonts w:ascii="Open Sans Light" w:eastAsia="Open Sans Light" w:hAnsi="Open Sans Light" w:cs="Open Sans Light"/>
+          <w:sz w:val="20"/>
+          <w:szCs w:val="20"/>
+          <w:lang w:val="es-ES"/>
+        </w:rPr>
+        <w:t xml:space="preserve"> </w:t>
+      </w:r>
+      <w:proofErr w:type="spellStart"/>
+      <w:r>
+        <w:rPr>
+          <w:rFonts w:ascii="Open Sans Light" w:eastAsia="Open Sans Light" w:hAnsi="Open Sans Light" w:cs="Open Sans Light"/>
+          <w:sz w:val="20"/>
+          <w:szCs w:val="20"/>
+          <w:lang w:val="es-ES"/>
+        </w:rPr>
+        <w:t>d’incompliment</w:t>
+      </w:r>
+      <w:proofErr w:type="spellEnd"/>
+      <w:r>
+        <w:rPr>
+          <w:rFonts w:ascii="Open Sans Light" w:eastAsia="Open Sans Light" w:hAnsi="Open Sans Light" w:cs="Open Sans Light"/>
+          <w:sz w:val="20"/>
+          <w:szCs w:val="20"/>
+          <w:lang w:val="es-ES"/>
+        </w:rPr>
+        <w:t xml:space="preserve"> de </w:t>
+      </w:r>
+      <w:proofErr w:type="spellStart"/>
+      <w:r>
+        <w:rPr>
+          <w:rFonts w:ascii="Open Sans Light" w:eastAsia="Open Sans Light" w:hAnsi="Open Sans Light" w:cs="Open Sans Light"/>
+          <w:sz w:val="20"/>
+          <w:szCs w:val="20"/>
+          <w:lang w:val="es-ES"/>
+        </w:rPr>
+        <w:t>contractació</w:t>
+      </w:r>
+      <w:proofErr w:type="spellEnd"/>
+      <w:r>
+        <w:rPr>
+          <w:rFonts w:ascii="Open Sans Light" w:eastAsia="Open Sans Light" w:hAnsi="Open Sans Light" w:cs="Open Sans Light"/>
+          <w:sz w:val="20"/>
+          <w:szCs w:val="20"/>
+          <w:lang w:val="es-ES"/>
+        </w:rPr>
+        <w:t xml:space="preserve"> administrativa de les fac</w:t>
+      </w:r>
+      <w:r>
+        <w:rPr>
+          <w:rFonts w:ascii="Open Sans Light" w:eastAsia="Open Sans Light" w:hAnsi="Open Sans Light" w:cs="Open Sans Light"/>
+          <w:sz w:val="20"/>
+          <w:szCs w:val="20"/>
+          <w:lang w:val="es-ES"/>
+        </w:rPr>
+        <w:t xml:space="preserve">tures </w:t>
+      </w:r>
+      <w:proofErr w:type="spellStart"/>
+      <w:r>
+        <w:rPr>
+          <w:rFonts w:ascii="Open Sans Light" w:eastAsia="Open Sans Light" w:hAnsi="Open Sans Light" w:cs="Open Sans Light"/>
+          <w:sz w:val="20"/>
+          <w:szCs w:val="20"/>
+          <w:lang w:val="es-ES"/>
+        </w:rPr>
+        <w:t>relacionades</w:t>
+      </w:r>
+      <w:proofErr w:type="spellEnd"/>
+      <w:r>
+        <w:rPr>
+          <w:rFonts w:ascii="Open Sans Light" w:eastAsia="Open Sans Light" w:hAnsi="Open Sans Light" w:cs="Open Sans Light"/>
+          <w:sz w:val="20"/>
+          <w:szCs w:val="20"/>
+          <w:lang w:val="es-ES"/>
+        </w:rPr>
+        <w:t xml:space="preserve"> a </w:t>
+      </w:r>
+      <w:proofErr w:type="spellStart"/>
+      <w:r>
+        <w:rPr>
+          <w:rFonts w:ascii="Open Sans Light" w:eastAsia="Open Sans Light" w:hAnsi="Open Sans Light" w:cs="Open Sans Light"/>
+          <w:sz w:val="20"/>
+          <w:szCs w:val="20"/>
+          <w:lang w:val="es-ES"/>
+        </w:rPr>
+        <w:t>l’annex</w:t>
+      </w:r>
+      <w:proofErr w:type="spellEnd"/>
+      <w:r>
+        <w:rPr>
+          <w:rFonts w:ascii="Open Sans Light" w:eastAsia="Open Sans Light" w:hAnsi="Open Sans Light" w:cs="Open Sans Light"/>
+          <w:sz w:val="20"/>
+          <w:szCs w:val="20"/>
+          <w:lang w:val="es-ES"/>
+        </w:rPr>
+        <w:t xml:space="preserve"> </w:t>
+      </w:r>
+      <w:proofErr w:type="spellStart"/>
+      <w:r>
+        <w:rPr>
+          <w:rFonts w:ascii="Open Sans Light" w:eastAsia="Open Sans Light" w:hAnsi="Open Sans Light" w:cs="Open Sans Light"/>
+          <w:sz w:val="20"/>
+          <w:szCs w:val="20"/>
+          <w:lang w:val="es-ES"/>
+        </w:rPr>
+        <w:t>són</w:t>
+      </w:r>
+      <w:proofErr w:type="spellEnd"/>
+      <w:r>
+        <w:rPr>
+          <w:rFonts w:ascii="Open Sans Light" w:eastAsia="Open Sans Light" w:hAnsi="Open Sans Light" w:cs="Open Sans Light"/>
+          <w:sz w:val="20"/>
+          <w:szCs w:val="20"/>
+          <w:lang w:val="es-ES"/>
+        </w:rPr>
+        <w:t>:</w:t>
+      </w:r>
+    </w:p>
+    <w:p>
+      <w:pPr>
+        <w:jc w:val="both"/>
+        <w:rPr>
+          <w:rFonts w:ascii="Open Sans Light" w:eastAsia="Open Sans Light" w:hAnsi="Open Sans Light" w:cs="Open Sans Light"/>
+          <w:sz w:val="20"/>
+          <w:szCs w:val="20"/>
+          <w:lang w:val="es-ES"/>
+        </w:rPr>
+      </w:pPr>
     </w:p>
     <w:p>
       <w:pPr>
@@ -1509,31 +2286,7 @@
           <w:sz w:val="20"/>
           <w:szCs w:val="20"/>
         </w:rPr>
-        <w:t>{{</w:t>
-      </w:r>
-      <w:r>
-        <w:rPr>
-          <w:rFonts w:ascii="Open Sans Light" w:eastAsia="Open Sans Light" w:hAnsi="Open Sans Light" w:cs="Open Sans Light"/>
-          <w:sz w:val="20"/>
-          <w:szCs w:val="20"/>
-        </w:rPr>
-        <w:t>$factura.record.</w:t>
-      </w:r>
-      <w:r>
-        <w:rPr>
-          <w:rFonts w:ascii="Open Sans Light" w:eastAsia="Open Sans Light" w:hAnsi="Open Sans Light" w:cs="Open Sans Light"/>
-          <w:sz w:val="20"/>
-          <w:szCs w:val="20"/>
-        </w:rPr>
-        <w:t>justificacio_preu</w:t>
-      </w:r>
-      <w:r>
-        <w:rPr>
-          <w:rFonts w:ascii="Open Sans Light" w:eastAsia="Open Sans Light" w:hAnsi="Open Sans Light" w:cs="Open Sans Light"/>
-          <w:sz w:val="20"/>
-          <w:szCs w:val="20"/>
-        </w:rPr>
-        <w:t>}}</w:t>
+        <w:t>{{FOR factura IN factures}}</w:t>
       </w:r>
     </w:p>
     <w:p>
@@ -1550,24 +2303,1758 @@
           <w:rFonts w:ascii="Open Sans Light" w:eastAsia="Open Sans Light" w:hAnsi="Open Sans Light" w:cs="Open Sans Light"/>
           <w:sz w:val="20"/>
           <w:szCs w:val="20"/>
-        </w:rPr>
-      </w:pPr>
-      <w:r>
-        <w:rPr>
-          <w:rFonts w:ascii="Open Sans Light" w:eastAsia="Open Sans Light" w:hAnsi="Open Sans Light" w:cs="Open Sans Light"/>
-          <w:sz w:val="20"/>
-          <w:szCs w:val="20"/>
-        </w:rPr>
-        <w:t>{{END-FOR factura}}</w:t>
+          <w:u w:val="single"/>
+        </w:rPr>
+      </w:pPr>
+      <w:r>
+        <w:rPr>
+          <w:rFonts w:ascii="Open Sans Light" w:eastAsia="Open Sans Light" w:hAnsi="Open Sans Light" w:cs="Open Sans Light"/>
+          <w:sz w:val="20"/>
+          <w:szCs w:val="20"/>
+          <w:u w:val="single"/>
+        </w:rPr>
+        <w:t>{{$</w:t>
+      </w:r>
+      <w:proofErr w:type="spellStart"/>
+      <w:r>
+        <w:rPr>
+          <w:rFonts w:ascii="Open Sans Light" w:eastAsia="Open Sans Light" w:hAnsi="Open Sans Light" w:cs="Open Sans Light"/>
+          <w:sz w:val="20"/>
+          <w:szCs w:val="20"/>
+          <w:u w:val="single"/>
+        </w:rPr>
+        <w:t>factura.descripcio</w:t>
+      </w:r>
+      <w:proofErr w:type="spellEnd"/>
+      <w:r>
+        <w:rPr>
+          <w:rFonts w:ascii="Open Sans Light" w:eastAsia="Open Sans Light" w:hAnsi="Open Sans Light" w:cs="Open Sans Light"/>
+          <w:sz w:val="20"/>
+          <w:szCs w:val="20"/>
+          <w:u w:val="single"/>
+        </w:rPr>
+        <w:t>}} - {{$</w:t>
+      </w:r>
+      <w:proofErr w:type="spellStart"/>
+      <w:r>
+        <w:rPr>
+          <w:rFonts w:ascii="Open Sans Light" w:eastAsia="Open Sans Light" w:hAnsi="Open Sans Light" w:cs="Open Sans Light"/>
+          <w:sz w:val="20"/>
+          <w:szCs w:val="20"/>
+          <w:u w:val="single"/>
+        </w:rPr>
+        <w:t>factura.periode</w:t>
+      </w:r>
+      <w:proofErr w:type="spellEnd"/>
+      <w:r>
+        <w:rPr>
+          <w:rFonts w:ascii="Open Sans Light" w:eastAsia="Open Sans Light" w:hAnsi="Open Sans Light" w:cs="Open Sans Light"/>
+          <w:sz w:val="20"/>
+          <w:szCs w:val="20"/>
+          <w:u w:val="single"/>
+        </w:rPr>
+        <w:t>}} – Dossier: {{$</w:t>
+      </w:r>
+      <w:proofErr w:type="spellStart"/>
+      <w:r>
+        <w:rPr>
+          <w:rFonts w:ascii="Open Sans Light" w:eastAsia="Open Sans Light" w:hAnsi="Open Sans Light" w:cs="Open Sans Light"/>
+          <w:sz w:val="20"/>
+          <w:szCs w:val="20"/>
+          <w:u w:val="single"/>
+        </w:rPr>
+        <w:t>factura.record.segex</w:t>
+      </w:r>
+      <w:proofErr w:type="spellEnd"/>
+      <w:r>
+        <w:rPr>
+          <w:rFonts w:ascii="Open Sans Light" w:eastAsia="Open Sans Light" w:hAnsi="Open Sans Light" w:cs="Open Sans Light"/>
+          <w:sz w:val="20"/>
+          <w:szCs w:val="20"/>
+          <w:u w:val="single"/>
+        </w:rPr>
+        <w:t>}}</w:t>
       </w:r>
     </w:p>
     <w:p>
       <w:pPr>
-        <w:pStyle w:val="Prrafodelista"/>
-        <w:ind w:left="0"/>
+        <w:keepLines/>
+        <w:widowControl w:val="0"/>
+        <w:tabs>
+          <w:tab w:val="left" w:pos="395"/>
+        </w:tabs>
+        <w:suppressAutoHyphens w:val="0"/>
+        <w:spacing w:before="120" w:line="276" w:lineRule="auto"/>
         <w:jc w:val="both"/>
         <w:rPr>
-          <w:rFonts w:ascii="Open Sans Light" w:hAnsi="Open Sans Light" w:cs="Open Sans Light"/>
+          <w:rFonts w:ascii="Open Sans Light" w:eastAsia="Open Sans Light" w:hAnsi="Open Sans Light" w:cs="Open Sans Light"/>
+          <w:sz w:val="20"/>
+          <w:szCs w:val="20"/>
+        </w:rPr>
+      </w:pPr>
+      <w:r>
+        <w:rPr>
+          <w:rFonts w:ascii="Open Sans Light" w:eastAsia="Open Sans Light" w:hAnsi="Open Sans Light" w:cs="Open Sans Light"/>
+          <w:sz w:val="20"/>
+          <w:szCs w:val="20"/>
+        </w:rPr>
+        <w:t>{{</w:t>
+      </w:r>
+      <w:r>
+        <w:rPr>
+          <w:rFonts w:ascii="Open Sans Light" w:eastAsia="Open Sans Light" w:hAnsi="Open Sans Light" w:cs="Open Sans Light"/>
+          <w:sz w:val="20"/>
+          <w:szCs w:val="20"/>
+        </w:rPr>
+        <w:t>$</w:t>
+      </w:r>
+      <w:proofErr w:type="spellStart"/>
+      <w:r>
+        <w:rPr>
+          <w:rFonts w:ascii="Open Sans Light" w:eastAsia="Open Sans Light" w:hAnsi="Open Sans Light" w:cs="Open Sans Light"/>
+          <w:sz w:val="20"/>
+          <w:szCs w:val="20"/>
+        </w:rPr>
+        <w:t>factura.record.motivacio_no_contractacio</w:t>
+      </w:r>
+      <w:proofErr w:type="spellEnd"/>
+      <w:r>
+        <w:rPr>
+          <w:rFonts w:ascii="Open Sans Light" w:eastAsia="Open Sans Light" w:hAnsi="Open Sans Light" w:cs="Open Sans Light"/>
+          <w:sz w:val="20"/>
+          <w:szCs w:val="20"/>
+        </w:rPr>
+        <w:t>}}</w:t>
+      </w:r>
+    </w:p>
+    <w:p>
+      <w:pPr>
+        <w:keepLines/>
+        <w:widowControl w:val="0"/>
+        <w:tabs>
+          <w:tab w:val="left" w:pos="395"/>
+        </w:tabs>
+        <w:suppressAutoHyphens w:val="0"/>
+        <w:spacing w:before="120" w:line="276" w:lineRule="auto"/>
+        <w:jc w:val="both"/>
+        <w:rPr>
+          <w:rFonts w:ascii="Open Sans Light" w:eastAsia="Open Sans Light" w:hAnsi="Open Sans Light" w:cs="Open Sans Light"/>
+          <w:sz w:val="20"/>
+          <w:szCs w:val="20"/>
+        </w:rPr>
+      </w:pPr>
+      <w:r>
+        <w:rPr>
+          <w:rFonts w:ascii="Open Sans Light" w:eastAsia="Open Sans Light" w:hAnsi="Open Sans Light" w:cs="Open Sans Light"/>
+          <w:sz w:val="20"/>
+          <w:szCs w:val="20"/>
+        </w:rPr>
+        <w:t>{{</w:t>
+      </w:r>
+      <w:r>
+        <w:rPr>
+          <w:rFonts w:ascii="Open Sans Light" w:eastAsia="Open Sans Light" w:hAnsi="Open Sans Light" w:cs="Open Sans Light"/>
+          <w:sz w:val="20"/>
+          <w:szCs w:val="20"/>
+        </w:rPr>
+        <w:t>$</w:t>
+      </w:r>
+      <w:proofErr w:type="spellStart"/>
+      <w:r>
+        <w:rPr>
+          <w:rFonts w:ascii="Open Sans Light" w:eastAsia="Open Sans Light" w:hAnsi="Open Sans Light" w:cs="Open Sans Light"/>
+          <w:sz w:val="20"/>
+          <w:szCs w:val="20"/>
+        </w:rPr>
+        <w:t>factura.record.explicacio_no_contractacio</w:t>
+      </w:r>
+      <w:proofErr w:type="spellEnd"/>
+      <w:r>
+        <w:rPr>
+          <w:rFonts w:ascii="Open Sans Light" w:eastAsia="Open Sans Light" w:hAnsi="Open Sans Light" w:cs="Open Sans Light"/>
+          <w:sz w:val="20"/>
+          <w:szCs w:val="20"/>
+        </w:rPr>
+        <w:t>}}</w:t>
+      </w:r>
+    </w:p>
+    <w:p>
+      <w:pPr>
+        <w:keepLines/>
+        <w:widowControl w:val="0"/>
+        <w:tabs>
+          <w:tab w:val="left" w:pos="395"/>
+        </w:tabs>
+        <w:suppressAutoHyphens w:val="0"/>
+        <w:spacing w:before="120" w:line="276" w:lineRule="auto"/>
+        <w:jc w:val="both"/>
+        <w:rPr>
+          <w:rFonts w:ascii="Open Sans Light" w:eastAsia="Open Sans Light" w:hAnsi="Open Sans Light" w:cs="Open Sans Light"/>
+          <w:sz w:val="20"/>
+          <w:szCs w:val="20"/>
+        </w:rPr>
+      </w:pPr>
+      <w:r>
+        <w:rPr>
+          <w:rFonts w:ascii="Open Sans Light" w:eastAsia="Open Sans Light" w:hAnsi="Open Sans Light" w:cs="Open Sans Light"/>
+          <w:sz w:val="20"/>
+          <w:szCs w:val="20"/>
+        </w:rPr>
+        <w:t>{{END-FOR factura}}</w:t>
+      </w:r>
+    </w:p>
+    <w:p>
+      <w:pPr>
+        <w:ind w:left="283"/>
+        <w:jc w:val="both"/>
+        <w:rPr>
+          <w:rFonts w:ascii="Open Sans Light" w:eastAsia="Open Sans Light" w:hAnsi="Open Sans Light" w:cs="Open Sans Light"/>
+          <w:i/>
+          <w:iCs/>
+          <w:spacing w:val="-3"/>
+          <w:sz w:val="20"/>
+          <w:szCs w:val="20"/>
+          <w:shd w:val="clear" w:color="auto" w:fill="FFFFFF"/>
+          <w:lang w:bidi="ar-SA"/>
+        </w:rPr>
+      </w:pPr>
+    </w:p>
+    <w:p>
+      <w:pPr>
+        <w:keepLines/>
+        <w:widowControl w:val="0"/>
+        <w:ind w:left="284" w:hanging="284"/>
+        <w:contextualSpacing/>
+        <w:jc w:val="both"/>
+        <w:rPr>
+          <w:rFonts w:ascii="Open Sans Light" w:eastAsia="Open Sans Light" w:hAnsi="Open Sans Light" w:cs="Open Sans Light"/>
+          <w:b/>
+          <w:bCs/>
+          <w:sz w:val="20"/>
+          <w:szCs w:val="20"/>
+        </w:rPr>
+      </w:pPr>
+      <w:r>
+        <w:rPr>
+          <w:rFonts w:ascii="Open Sans Light" w:eastAsia="Open Sans Light" w:hAnsi="Open Sans Light" w:cs="Open Sans Light"/>
+          <w:b/>
+          <w:bCs/>
+          <w:sz w:val="20"/>
+          <w:szCs w:val="20"/>
+        </w:rPr>
+        <w:t>4) ACREDITACIÓ QUE LES PRESTACIONS S’HAN REALITZAT EFECTIVAMENT</w:t>
+      </w:r>
+    </w:p>
+    <w:p>
+      <w:pPr>
+        <w:keepLines/>
+        <w:widowControl w:val="0"/>
+        <w:ind w:left="284" w:hanging="284"/>
+        <w:contextualSpacing/>
+        <w:jc w:val="both"/>
+        <w:rPr>
+          <w:rFonts w:ascii="Open Sans Light" w:eastAsia="Open Sans Light" w:hAnsi="Open Sans Light" w:cs="Open Sans Light"/>
+          <w:sz w:val="20"/>
+          <w:szCs w:val="20"/>
+          <w:lang w:val="es-ES"/>
+        </w:rPr>
+      </w:pPr>
+    </w:p>
+    <w:p>
+      <w:pPr>
+        <w:keepLines/>
+        <w:widowControl w:val="0"/>
+        <w:contextualSpacing/>
+        <w:jc w:val="both"/>
+        <w:rPr>
+          <w:rFonts w:ascii="Open Sans Light" w:eastAsia="Open Sans Light" w:hAnsi="Open Sans Light" w:cs="Open Sans Light"/>
+          <w:sz w:val="20"/>
+          <w:szCs w:val="20"/>
+          <w:lang w:val="es-ES"/>
+        </w:rPr>
+      </w:pPr>
+      <w:r>
+        <w:rPr>
+          <w:rFonts w:ascii="Open Sans Light" w:eastAsia="Open Sans Light" w:hAnsi="Open Sans Light" w:cs="Open Sans Light"/>
+          <w:sz w:val="20"/>
+          <w:szCs w:val="20"/>
+          <w:lang w:val="es-ES"/>
+        </w:rPr>
+        <w:t xml:space="preserve">La base 28.1 de les bases </w:t>
+      </w:r>
+      <w:proofErr w:type="spellStart"/>
+      <w:r>
+        <w:rPr>
+          <w:rFonts w:ascii="Open Sans Light" w:eastAsia="Open Sans Light" w:hAnsi="Open Sans Light" w:cs="Open Sans Light"/>
+          <w:sz w:val="20"/>
+          <w:szCs w:val="20"/>
+          <w:lang w:val="es-ES"/>
+        </w:rPr>
+        <w:t>d’execució</w:t>
+      </w:r>
+      <w:proofErr w:type="spellEnd"/>
+      <w:r>
+        <w:rPr>
+          <w:rFonts w:ascii="Open Sans Light" w:eastAsia="Open Sans Light" w:hAnsi="Open Sans Light" w:cs="Open Sans Light"/>
+          <w:sz w:val="20"/>
+          <w:szCs w:val="20"/>
+          <w:lang w:val="es-ES"/>
+        </w:rPr>
+        <w:t xml:space="preserve"> del </w:t>
+      </w:r>
+      <w:proofErr w:type="spellStart"/>
+      <w:r>
+        <w:rPr>
+          <w:rFonts w:ascii="Open Sans Light" w:eastAsia="Open Sans Light" w:hAnsi="Open Sans Light" w:cs="Open Sans Light"/>
+          <w:sz w:val="20"/>
+          <w:szCs w:val="20"/>
+          <w:lang w:val="es-ES"/>
+        </w:rPr>
+        <w:t>pressupost</w:t>
+      </w:r>
+      <w:proofErr w:type="spellEnd"/>
+      <w:r>
+        <w:rPr>
+          <w:rFonts w:ascii="Open Sans Light" w:eastAsia="Open Sans Light" w:hAnsi="Open Sans Light" w:cs="Open Sans Light"/>
+          <w:sz w:val="20"/>
+          <w:szCs w:val="20"/>
+          <w:lang w:val="es-ES"/>
+        </w:rPr>
+        <w:t xml:space="preserve"> del </w:t>
+      </w:r>
+      <w:proofErr w:type="spellStart"/>
+      <w:r>
+        <w:rPr>
+          <w:rFonts w:ascii="Open Sans Light" w:eastAsia="Open Sans Light" w:hAnsi="Open Sans Light" w:cs="Open Sans Light"/>
+          <w:sz w:val="20"/>
+          <w:szCs w:val="20"/>
+          <w:lang w:val="es-ES"/>
+        </w:rPr>
+        <w:t>Consell</w:t>
+      </w:r>
+      <w:proofErr w:type="spellEnd"/>
+      <w:r>
+        <w:rPr>
+          <w:rFonts w:ascii="Open Sans Light" w:eastAsia="Open Sans Light" w:hAnsi="Open Sans Light" w:cs="Open Sans Light"/>
+          <w:sz w:val="20"/>
+          <w:szCs w:val="20"/>
+          <w:lang w:val="es-ES"/>
+        </w:rPr>
+        <w:t xml:space="preserve"> Insular de Mallorca </w:t>
+      </w:r>
+      <w:proofErr w:type="spellStart"/>
+      <w:r>
+        <w:rPr>
+          <w:rFonts w:ascii="Open Sans Light" w:eastAsia="Open Sans Light" w:hAnsi="Open Sans Light" w:cs="Open Sans Light"/>
+          <w:sz w:val="20"/>
+          <w:szCs w:val="20"/>
+          <w:lang w:val="es-ES"/>
+        </w:rPr>
+        <w:t>referent</w:t>
+      </w:r>
+      <w:proofErr w:type="spellEnd"/>
+      <w:r>
+        <w:rPr>
+          <w:rFonts w:ascii="Open Sans Light" w:eastAsia="Open Sans Light" w:hAnsi="Open Sans Light" w:cs="Open Sans Light"/>
+          <w:sz w:val="20"/>
+          <w:szCs w:val="20"/>
+          <w:lang w:val="es-ES"/>
+        </w:rPr>
+        <w:t xml:space="preserve"> al </w:t>
+      </w:r>
+      <w:proofErr w:type="spellStart"/>
+      <w:r>
+        <w:rPr>
+          <w:rFonts w:ascii="Open Sans Light" w:eastAsia="Open Sans Light" w:hAnsi="Open Sans Light" w:cs="Open Sans Light"/>
+          <w:sz w:val="20"/>
+          <w:szCs w:val="20"/>
+          <w:lang w:val="es-ES"/>
+        </w:rPr>
+        <w:t>reconeixement</w:t>
+      </w:r>
+      <w:proofErr w:type="spellEnd"/>
+      <w:r>
+        <w:rPr>
+          <w:rFonts w:ascii="Open Sans Light" w:eastAsia="Open Sans Light" w:hAnsi="Open Sans Light" w:cs="Open Sans Light"/>
+          <w:sz w:val="20"/>
+          <w:szCs w:val="20"/>
+          <w:lang w:val="es-ES"/>
+        </w:rPr>
+        <w:t xml:space="preserve"> de les </w:t>
+      </w:r>
+      <w:proofErr w:type="spellStart"/>
+      <w:r>
+        <w:rPr>
+          <w:rFonts w:ascii="Open Sans Light" w:eastAsia="Open Sans Light" w:hAnsi="Open Sans Light" w:cs="Open Sans Light"/>
+          <w:sz w:val="20"/>
+          <w:szCs w:val="20"/>
+          <w:lang w:val="es-ES"/>
+        </w:rPr>
+        <w:t>obligacions</w:t>
+      </w:r>
+      <w:proofErr w:type="spellEnd"/>
+      <w:r>
+        <w:rPr>
+          <w:rFonts w:ascii="Open Sans Light" w:eastAsia="Open Sans Light" w:hAnsi="Open Sans Light" w:cs="Open Sans Light"/>
+          <w:sz w:val="20"/>
+          <w:szCs w:val="20"/>
+          <w:lang w:val="es-ES"/>
+        </w:rPr>
+        <w:t xml:space="preserve"> indica que, «</w:t>
+      </w:r>
+      <w:proofErr w:type="spellStart"/>
+      <w:r>
+        <w:rPr>
+          <w:rFonts w:ascii="Open Sans Light" w:eastAsia="Open Sans Light" w:hAnsi="Open Sans Light" w:cs="Open Sans Light"/>
+          <w:sz w:val="20"/>
+          <w:szCs w:val="20"/>
+          <w:lang w:val="es-ES"/>
+        </w:rPr>
+        <w:t>D’acord</w:t>
+      </w:r>
+      <w:proofErr w:type="spellEnd"/>
+      <w:r>
+        <w:rPr>
+          <w:rFonts w:ascii="Open Sans Light" w:eastAsia="Open Sans Light" w:hAnsi="Open Sans Light" w:cs="Open Sans Light"/>
+          <w:sz w:val="20"/>
+          <w:szCs w:val="20"/>
+          <w:lang w:val="es-ES"/>
+        </w:rPr>
+        <w:t xml:space="preserve"> </w:t>
+      </w:r>
+      <w:proofErr w:type="spellStart"/>
+      <w:r>
+        <w:rPr>
+          <w:rFonts w:ascii="Open Sans Light" w:eastAsia="Open Sans Light" w:hAnsi="Open Sans Light" w:cs="Open Sans Light"/>
+          <w:sz w:val="20"/>
+          <w:szCs w:val="20"/>
+          <w:lang w:val="es-ES"/>
+        </w:rPr>
+        <w:t>amb</w:t>
+      </w:r>
+      <w:proofErr w:type="spellEnd"/>
+      <w:r>
+        <w:rPr>
+          <w:rFonts w:ascii="Open Sans Light" w:eastAsia="Open Sans Light" w:hAnsi="Open Sans Light" w:cs="Open Sans Light"/>
+          <w:sz w:val="20"/>
+          <w:szCs w:val="20"/>
+          <w:lang w:val="es-ES"/>
+        </w:rPr>
+        <w:t xml:space="preserve"> </w:t>
+      </w:r>
+      <w:proofErr w:type="spellStart"/>
+      <w:r>
+        <w:rPr>
+          <w:rFonts w:ascii="Open Sans Light" w:eastAsia="Open Sans Light" w:hAnsi="Open Sans Light" w:cs="Open Sans Light"/>
+          <w:sz w:val="20"/>
+          <w:szCs w:val="20"/>
+          <w:lang w:val="es-ES"/>
+        </w:rPr>
+        <w:t>l’article</w:t>
+      </w:r>
+      <w:proofErr w:type="spellEnd"/>
+      <w:r>
+        <w:rPr>
+          <w:rFonts w:ascii="Open Sans Light" w:eastAsia="Open Sans Light" w:hAnsi="Open Sans Light" w:cs="Open Sans Light"/>
+          <w:sz w:val="20"/>
+          <w:szCs w:val="20"/>
+          <w:lang w:val="es-ES"/>
+        </w:rPr>
+        <w:t xml:space="preserve"> 59 del RD 500/1990, de 20 </w:t>
+      </w:r>
+      <w:proofErr w:type="spellStart"/>
+      <w:r>
+        <w:rPr>
+          <w:rFonts w:ascii="Open Sans Light" w:eastAsia="Open Sans Light" w:hAnsi="Open Sans Light" w:cs="Open Sans Light"/>
+          <w:sz w:val="20"/>
+          <w:szCs w:val="20"/>
+          <w:lang w:val="es-ES"/>
+        </w:rPr>
+        <w:t>d’abril</w:t>
+      </w:r>
+      <w:proofErr w:type="spellEnd"/>
+      <w:r>
+        <w:rPr>
+          <w:rFonts w:ascii="Open Sans Light" w:eastAsia="Open Sans Light" w:hAnsi="Open Sans Light" w:cs="Open Sans Light"/>
+          <w:sz w:val="20"/>
+          <w:szCs w:val="20"/>
+          <w:lang w:val="es-ES"/>
+        </w:rPr>
+        <w:t xml:space="preserve">, </w:t>
+      </w:r>
+      <w:proofErr w:type="spellStart"/>
+      <w:r>
+        <w:rPr>
+          <w:rFonts w:ascii="Open Sans Light" w:eastAsia="Open Sans Light" w:hAnsi="Open Sans Light" w:cs="Open Sans Light"/>
+          <w:sz w:val="20"/>
+          <w:szCs w:val="20"/>
+          <w:lang w:val="es-ES"/>
+        </w:rPr>
+        <w:t>abans</w:t>
+      </w:r>
+      <w:proofErr w:type="spellEnd"/>
+      <w:r>
+        <w:rPr>
+          <w:rFonts w:ascii="Open Sans Light" w:eastAsia="Open Sans Light" w:hAnsi="Open Sans Light" w:cs="Open Sans Light"/>
+          <w:sz w:val="20"/>
+          <w:szCs w:val="20"/>
+          <w:lang w:val="es-ES"/>
+        </w:rPr>
+        <w:t xml:space="preserve"> del </w:t>
+      </w:r>
+      <w:proofErr w:type="spellStart"/>
+      <w:r>
+        <w:rPr>
+          <w:rFonts w:ascii="Open Sans Light" w:eastAsia="Open Sans Light" w:hAnsi="Open Sans Light" w:cs="Open Sans Light"/>
+          <w:sz w:val="20"/>
+          <w:szCs w:val="20"/>
+          <w:lang w:val="es-ES"/>
+        </w:rPr>
+        <w:t>reconeixement</w:t>
+      </w:r>
+      <w:proofErr w:type="spellEnd"/>
+      <w:r>
+        <w:rPr>
+          <w:rFonts w:ascii="Open Sans Light" w:eastAsia="Open Sans Light" w:hAnsi="Open Sans Light" w:cs="Open Sans Light"/>
+          <w:sz w:val="20"/>
+          <w:szCs w:val="20"/>
+          <w:lang w:val="es-ES"/>
+        </w:rPr>
+        <w:t xml:space="preserve"> de </w:t>
+      </w:r>
+      <w:proofErr w:type="spellStart"/>
+      <w:r>
+        <w:rPr>
+          <w:rFonts w:ascii="Open Sans Light" w:eastAsia="Open Sans Light" w:hAnsi="Open Sans Light" w:cs="Open Sans Light"/>
+          <w:sz w:val="20"/>
+          <w:szCs w:val="20"/>
+          <w:lang w:val="es-ES"/>
+        </w:rPr>
+        <w:t>l’obligació</w:t>
+      </w:r>
+      <w:proofErr w:type="spellEnd"/>
+      <w:r>
+        <w:rPr>
+          <w:rFonts w:ascii="Open Sans Light" w:eastAsia="Open Sans Light" w:hAnsi="Open Sans Light" w:cs="Open Sans Light"/>
+          <w:sz w:val="20"/>
+          <w:szCs w:val="20"/>
+          <w:lang w:val="es-ES"/>
+        </w:rPr>
+        <w:t xml:space="preserve"> </w:t>
+      </w:r>
+      <w:proofErr w:type="spellStart"/>
+      <w:r>
+        <w:rPr>
+          <w:rFonts w:ascii="Open Sans Light" w:eastAsia="Open Sans Light" w:hAnsi="Open Sans Light" w:cs="Open Sans Light"/>
+          <w:sz w:val="20"/>
+          <w:szCs w:val="20"/>
+          <w:lang w:val="es-ES"/>
+        </w:rPr>
+        <w:t>s’haurà</w:t>
+      </w:r>
+      <w:proofErr w:type="spellEnd"/>
+      <w:r>
+        <w:rPr>
+          <w:rFonts w:ascii="Open Sans Light" w:eastAsia="Open Sans Light" w:hAnsi="Open Sans Light" w:cs="Open Sans Light"/>
+          <w:sz w:val="20"/>
+          <w:szCs w:val="20"/>
+          <w:lang w:val="es-ES"/>
+        </w:rPr>
+        <w:t xml:space="preserve"> </w:t>
+      </w:r>
+      <w:proofErr w:type="spellStart"/>
+      <w:r>
+        <w:rPr>
+          <w:rFonts w:ascii="Open Sans Light" w:eastAsia="Open Sans Light" w:hAnsi="Open Sans Light" w:cs="Open Sans Light"/>
+          <w:sz w:val="20"/>
+          <w:szCs w:val="20"/>
+          <w:lang w:val="es-ES"/>
+        </w:rPr>
+        <w:t>d’acreditar</w:t>
+      </w:r>
+      <w:proofErr w:type="spellEnd"/>
+      <w:r>
+        <w:rPr>
+          <w:rFonts w:ascii="Open Sans Light" w:eastAsia="Open Sans Light" w:hAnsi="Open Sans Light" w:cs="Open Sans Light"/>
+          <w:sz w:val="20"/>
+          <w:szCs w:val="20"/>
+          <w:lang w:val="es-ES"/>
+        </w:rPr>
+        <w:t xml:space="preserve"> </w:t>
+      </w:r>
+      <w:proofErr w:type="spellStart"/>
+      <w:r>
+        <w:rPr>
+          <w:rFonts w:ascii="Open Sans Light" w:eastAsia="Open Sans Light" w:hAnsi="Open Sans Light" w:cs="Open Sans Light"/>
+          <w:sz w:val="20"/>
+          <w:szCs w:val="20"/>
+          <w:lang w:val="es-ES"/>
+        </w:rPr>
+        <w:t>documentalment</w:t>
+      </w:r>
+      <w:proofErr w:type="spellEnd"/>
+      <w:r>
+        <w:rPr>
+          <w:rFonts w:ascii="Open Sans Light" w:eastAsia="Open Sans Light" w:hAnsi="Open Sans Light" w:cs="Open Sans Light"/>
+          <w:sz w:val="20"/>
+          <w:szCs w:val="20"/>
+          <w:lang w:val="es-ES"/>
+        </w:rPr>
+        <w:t xml:space="preserve"> </w:t>
+      </w:r>
+      <w:proofErr w:type="spellStart"/>
+      <w:r>
+        <w:rPr>
+          <w:rFonts w:ascii="Open Sans Light" w:eastAsia="Open Sans Light" w:hAnsi="Open Sans Light" w:cs="Open Sans Light"/>
+          <w:sz w:val="20"/>
+          <w:szCs w:val="20"/>
+          <w:lang w:val="es-ES"/>
+        </w:rPr>
+        <w:t>davant</w:t>
+      </w:r>
+      <w:proofErr w:type="spellEnd"/>
+      <w:r>
+        <w:rPr>
+          <w:rFonts w:ascii="Open Sans Light" w:eastAsia="Open Sans Light" w:hAnsi="Open Sans Light" w:cs="Open Sans Light"/>
+          <w:sz w:val="20"/>
+          <w:szCs w:val="20"/>
+          <w:lang w:val="es-ES"/>
+        </w:rPr>
+        <w:t xml:space="preserve"> </w:t>
+      </w:r>
+      <w:proofErr w:type="spellStart"/>
+      <w:r>
+        <w:rPr>
+          <w:rFonts w:ascii="Open Sans Light" w:eastAsia="Open Sans Light" w:hAnsi="Open Sans Light" w:cs="Open Sans Light"/>
+          <w:sz w:val="20"/>
+          <w:szCs w:val="20"/>
+          <w:lang w:val="es-ES"/>
+        </w:rPr>
+        <w:t>l’òrgan</w:t>
+      </w:r>
+      <w:proofErr w:type="spellEnd"/>
+      <w:r>
+        <w:rPr>
+          <w:rFonts w:ascii="Open Sans Light" w:eastAsia="Open Sans Light" w:hAnsi="Open Sans Light" w:cs="Open Sans Light"/>
+          <w:sz w:val="20"/>
+          <w:szCs w:val="20"/>
+          <w:lang w:val="es-ES"/>
+        </w:rPr>
+        <w:t xml:space="preserve"> </w:t>
+      </w:r>
+      <w:proofErr w:type="spellStart"/>
+      <w:r>
+        <w:rPr>
+          <w:rFonts w:ascii="Open Sans Light" w:eastAsia="Open Sans Light" w:hAnsi="Open Sans Light" w:cs="Open Sans Light"/>
+          <w:sz w:val="20"/>
+          <w:szCs w:val="20"/>
+          <w:lang w:val="es-ES"/>
+        </w:rPr>
+        <w:t>competent</w:t>
+      </w:r>
+      <w:proofErr w:type="spellEnd"/>
+      <w:r>
+        <w:rPr>
+          <w:rFonts w:ascii="Open Sans Light" w:eastAsia="Open Sans Light" w:hAnsi="Open Sans Light" w:cs="Open Sans Light"/>
+          <w:sz w:val="20"/>
+          <w:szCs w:val="20"/>
+          <w:lang w:val="es-ES"/>
+        </w:rPr>
+        <w:t xml:space="preserve"> el </w:t>
+      </w:r>
+      <w:proofErr w:type="spellStart"/>
+      <w:r>
+        <w:rPr>
+          <w:rFonts w:ascii="Open Sans Light" w:eastAsia="Open Sans Light" w:hAnsi="Open Sans Light" w:cs="Open Sans Light"/>
+          <w:sz w:val="20"/>
+          <w:szCs w:val="20"/>
+          <w:lang w:val="es-ES"/>
+        </w:rPr>
+        <w:t>fet</w:t>
+      </w:r>
+      <w:proofErr w:type="spellEnd"/>
+      <w:r>
+        <w:rPr>
+          <w:rFonts w:ascii="Open Sans Light" w:eastAsia="Open Sans Light" w:hAnsi="Open Sans Light" w:cs="Open Sans Light"/>
+          <w:sz w:val="20"/>
+          <w:szCs w:val="20"/>
+          <w:lang w:val="es-ES"/>
+        </w:rPr>
+        <w:t xml:space="preserve"> </w:t>
+      </w:r>
+      <w:proofErr w:type="spellStart"/>
+      <w:r>
+        <w:rPr>
+          <w:rFonts w:ascii="Open Sans Light" w:eastAsia="Open Sans Light" w:hAnsi="Open Sans Light" w:cs="Open Sans Light"/>
+          <w:sz w:val="20"/>
+          <w:szCs w:val="20"/>
+          <w:lang w:val="es-ES"/>
+        </w:rPr>
+        <w:t>d’haver</w:t>
+      </w:r>
+      <w:proofErr w:type="spellEnd"/>
+      <w:r>
+        <w:rPr>
+          <w:rFonts w:ascii="Open Sans Light" w:eastAsia="Open Sans Light" w:hAnsi="Open Sans Light" w:cs="Open Sans Light"/>
+          <w:sz w:val="20"/>
+          <w:szCs w:val="20"/>
+          <w:lang w:val="es-ES"/>
+        </w:rPr>
+        <w:t xml:space="preserve"> </w:t>
+      </w:r>
+      <w:proofErr w:type="spellStart"/>
+      <w:r>
+        <w:rPr>
+          <w:rFonts w:ascii="Open Sans Light" w:eastAsia="Open Sans Light" w:hAnsi="Open Sans Light" w:cs="Open Sans Light"/>
+          <w:sz w:val="20"/>
+          <w:szCs w:val="20"/>
+          <w:lang w:val="es-ES"/>
+        </w:rPr>
+        <w:t>realitzat</w:t>
+      </w:r>
+      <w:proofErr w:type="spellEnd"/>
+      <w:r>
+        <w:rPr>
+          <w:rFonts w:ascii="Open Sans Light" w:eastAsia="Open Sans Light" w:hAnsi="Open Sans Light" w:cs="Open Sans Light"/>
+          <w:sz w:val="20"/>
+          <w:szCs w:val="20"/>
+          <w:lang w:val="es-ES"/>
+        </w:rPr>
+        <w:t xml:space="preserve"> la </w:t>
+      </w:r>
+      <w:proofErr w:type="spellStart"/>
+      <w:r>
+        <w:rPr>
+          <w:rFonts w:ascii="Open Sans Light" w:eastAsia="Open Sans Light" w:hAnsi="Open Sans Light" w:cs="Open Sans Light"/>
+          <w:sz w:val="20"/>
+          <w:szCs w:val="20"/>
+          <w:lang w:val="es-ES"/>
+        </w:rPr>
+        <w:t>prestació</w:t>
+      </w:r>
+      <w:proofErr w:type="spellEnd"/>
+      <w:r>
+        <w:rPr>
+          <w:rFonts w:ascii="Open Sans Light" w:eastAsia="Open Sans Light" w:hAnsi="Open Sans Light" w:cs="Open Sans Light"/>
+          <w:sz w:val="20"/>
+          <w:szCs w:val="20"/>
+          <w:lang w:val="es-ES"/>
+        </w:rPr>
+        <w:t xml:space="preserve"> o el </w:t>
+      </w:r>
+      <w:proofErr w:type="spellStart"/>
+      <w:r>
+        <w:rPr>
+          <w:rFonts w:ascii="Open Sans Light" w:eastAsia="Open Sans Light" w:hAnsi="Open Sans Light" w:cs="Open Sans Light"/>
+          <w:sz w:val="20"/>
+          <w:szCs w:val="20"/>
+          <w:lang w:val="es-ES"/>
+        </w:rPr>
+        <w:t>dret</w:t>
+      </w:r>
+      <w:proofErr w:type="spellEnd"/>
+      <w:r>
+        <w:rPr>
+          <w:rFonts w:ascii="Open Sans Light" w:eastAsia="Open Sans Light" w:hAnsi="Open Sans Light" w:cs="Open Sans Light"/>
+          <w:sz w:val="20"/>
+          <w:szCs w:val="20"/>
+          <w:lang w:val="es-ES"/>
+        </w:rPr>
+        <w:t xml:space="preserve"> del </w:t>
+      </w:r>
+      <w:proofErr w:type="spellStart"/>
+      <w:r>
+        <w:rPr>
+          <w:rFonts w:ascii="Open Sans Light" w:eastAsia="Open Sans Light" w:hAnsi="Open Sans Light" w:cs="Open Sans Light"/>
+          <w:sz w:val="20"/>
+          <w:szCs w:val="20"/>
+          <w:lang w:val="es-ES"/>
+        </w:rPr>
+        <w:t>creditor</w:t>
+      </w:r>
+      <w:proofErr w:type="spellEnd"/>
+      <w:r>
+        <w:rPr>
+          <w:rFonts w:ascii="Open Sans Light" w:eastAsia="Open Sans Light" w:hAnsi="Open Sans Light" w:cs="Open Sans Light"/>
+          <w:sz w:val="20"/>
+          <w:szCs w:val="20"/>
+          <w:lang w:val="es-ES"/>
+        </w:rPr>
+        <w:t xml:space="preserve"> de </w:t>
+      </w:r>
+      <w:proofErr w:type="spellStart"/>
+      <w:r>
+        <w:rPr>
+          <w:rFonts w:ascii="Open Sans Light" w:eastAsia="Open Sans Light" w:hAnsi="Open Sans Light" w:cs="Open Sans Light"/>
+          <w:sz w:val="20"/>
+          <w:szCs w:val="20"/>
+          <w:lang w:val="es-ES"/>
+        </w:rPr>
+        <w:t>conformitat</w:t>
+      </w:r>
+      <w:proofErr w:type="spellEnd"/>
+      <w:r>
+        <w:rPr>
+          <w:rFonts w:ascii="Open Sans Light" w:eastAsia="Open Sans Light" w:hAnsi="Open Sans Light" w:cs="Open Sans Light"/>
+          <w:sz w:val="20"/>
+          <w:szCs w:val="20"/>
+          <w:lang w:val="es-ES"/>
+        </w:rPr>
+        <w:t xml:space="preserve"> </w:t>
+      </w:r>
+      <w:proofErr w:type="spellStart"/>
+      <w:r>
+        <w:rPr>
+          <w:rFonts w:ascii="Open Sans Light" w:eastAsia="Open Sans Light" w:hAnsi="Open Sans Light" w:cs="Open Sans Light"/>
+          <w:sz w:val="20"/>
+          <w:szCs w:val="20"/>
+          <w:lang w:val="es-ES"/>
+        </w:rPr>
+        <w:t>amb</w:t>
+      </w:r>
+      <w:proofErr w:type="spellEnd"/>
+      <w:r>
+        <w:rPr>
+          <w:rFonts w:ascii="Open Sans Light" w:eastAsia="Open Sans Light" w:hAnsi="Open Sans Light" w:cs="Open Sans Light"/>
+          <w:sz w:val="20"/>
+          <w:szCs w:val="20"/>
+          <w:lang w:val="es-ES"/>
+        </w:rPr>
+        <w:t xml:space="preserve"> </w:t>
+      </w:r>
+      <w:proofErr w:type="spellStart"/>
+      <w:r>
+        <w:rPr>
+          <w:rFonts w:ascii="Open Sans Light" w:eastAsia="Open Sans Light" w:hAnsi="Open Sans Light" w:cs="Open Sans Light"/>
+          <w:sz w:val="20"/>
+          <w:szCs w:val="20"/>
+          <w:lang w:val="es-ES"/>
+        </w:rPr>
+        <w:t>els</w:t>
+      </w:r>
+      <w:proofErr w:type="spellEnd"/>
+      <w:r>
+        <w:rPr>
+          <w:rFonts w:ascii="Open Sans Light" w:eastAsia="Open Sans Light" w:hAnsi="Open Sans Light" w:cs="Open Sans Light"/>
+          <w:sz w:val="20"/>
+          <w:szCs w:val="20"/>
+          <w:lang w:val="es-ES"/>
+        </w:rPr>
+        <w:t xml:space="preserve"> </w:t>
+      </w:r>
+      <w:proofErr w:type="spellStart"/>
+      <w:r>
+        <w:rPr>
+          <w:rFonts w:ascii="Open Sans Light" w:eastAsia="Open Sans Light" w:hAnsi="Open Sans Light" w:cs="Open Sans Light"/>
+          <w:sz w:val="20"/>
+          <w:szCs w:val="20"/>
+          <w:lang w:val="es-ES"/>
+        </w:rPr>
+        <w:t>acords</w:t>
+      </w:r>
+      <w:proofErr w:type="spellEnd"/>
+      <w:r>
+        <w:rPr>
+          <w:rFonts w:ascii="Open Sans Light" w:eastAsia="Open Sans Light" w:hAnsi="Open Sans Light" w:cs="Open Sans Light"/>
+          <w:sz w:val="20"/>
+          <w:szCs w:val="20"/>
+          <w:lang w:val="es-ES"/>
+        </w:rPr>
+        <w:t xml:space="preserve"> i les </w:t>
+      </w:r>
+      <w:proofErr w:type="spellStart"/>
+      <w:r>
+        <w:rPr>
+          <w:rFonts w:ascii="Open Sans Light" w:eastAsia="Open Sans Light" w:hAnsi="Open Sans Light" w:cs="Open Sans Light"/>
+          <w:sz w:val="20"/>
+          <w:szCs w:val="20"/>
+          <w:lang w:val="es-ES"/>
+        </w:rPr>
+        <w:t>circumstàncies</w:t>
+      </w:r>
+      <w:proofErr w:type="spellEnd"/>
+      <w:r>
+        <w:rPr>
+          <w:rFonts w:ascii="Open Sans Light" w:eastAsia="Open Sans Light" w:hAnsi="Open Sans Light" w:cs="Open Sans Light"/>
+          <w:sz w:val="20"/>
+          <w:szCs w:val="20"/>
+          <w:lang w:val="es-ES"/>
+        </w:rPr>
+        <w:t xml:space="preserve"> que al </w:t>
+      </w:r>
+      <w:proofErr w:type="spellStart"/>
+      <w:r>
+        <w:rPr>
+          <w:rFonts w:ascii="Open Sans Light" w:eastAsia="Open Sans Light" w:hAnsi="Open Sans Light" w:cs="Open Sans Light"/>
+          <w:sz w:val="20"/>
+          <w:szCs w:val="20"/>
+          <w:lang w:val="es-ES"/>
+        </w:rPr>
+        <w:t>seu</w:t>
+      </w:r>
+      <w:proofErr w:type="spellEnd"/>
+      <w:r>
+        <w:rPr>
+          <w:rFonts w:ascii="Open Sans Light" w:eastAsia="Open Sans Light" w:hAnsi="Open Sans Light" w:cs="Open Sans Light"/>
+          <w:sz w:val="20"/>
+          <w:szCs w:val="20"/>
+          <w:lang w:val="es-ES"/>
+        </w:rPr>
+        <w:t xml:space="preserve"> </w:t>
+      </w:r>
+      <w:proofErr w:type="spellStart"/>
+      <w:r>
+        <w:rPr>
+          <w:rFonts w:ascii="Open Sans Light" w:eastAsia="Open Sans Light" w:hAnsi="Open Sans Light" w:cs="Open Sans Light"/>
+          <w:sz w:val="20"/>
+          <w:szCs w:val="20"/>
+          <w:lang w:val="es-ES"/>
+        </w:rPr>
+        <w:t>moment</w:t>
+      </w:r>
+      <w:proofErr w:type="spellEnd"/>
+      <w:r>
+        <w:rPr>
+          <w:rFonts w:ascii="Open Sans Light" w:eastAsia="Open Sans Light" w:hAnsi="Open Sans Light" w:cs="Open Sans Light"/>
+          <w:sz w:val="20"/>
+          <w:szCs w:val="20"/>
+          <w:lang w:val="es-ES"/>
+        </w:rPr>
+        <w:t xml:space="preserve"> varen </w:t>
+      </w:r>
+      <w:proofErr w:type="spellStart"/>
+      <w:r>
+        <w:rPr>
+          <w:rFonts w:ascii="Open Sans Light" w:eastAsia="Open Sans Light" w:hAnsi="Open Sans Light" w:cs="Open Sans Light"/>
+          <w:sz w:val="20"/>
+          <w:szCs w:val="20"/>
+          <w:lang w:val="es-ES"/>
+        </w:rPr>
+        <w:t>autoritzar</w:t>
+      </w:r>
+      <w:proofErr w:type="spellEnd"/>
+      <w:r>
+        <w:rPr>
+          <w:rFonts w:ascii="Open Sans Light" w:eastAsia="Open Sans Light" w:hAnsi="Open Sans Light" w:cs="Open Sans Light"/>
+          <w:sz w:val="20"/>
+          <w:szCs w:val="20"/>
+          <w:lang w:val="es-ES"/>
+        </w:rPr>
+        <w:t xml:space="preserve"> i </w:t>
+      </w:r>
+      <w:proofErr w:type="spellStart"/>
+      <w:r>
+        <w:rPr>
+          <w:rFonts w:ascii="Open Sans Light" w:eastAsia="Open Sans Light" w:hAnsi="Open Sans Light" w:cs="Open Sans Light"/>
+          <w:sz w:val="20"/>
+          <w:szCs w:val="20"/>
+          <w:lang w:val="es-ES"/>
+        </w:rPr>
+        <w:t>comprometre</w:t>
+      </w:r>
+      <w:proofErr w:type="spellEnd"/>
+      <w:r>
+        <w:rPr>
+          <w:rFonts w:ascii="Open Sans Light" w:eastAsia="Open Sans Light" w:hAnsi="Open Sans Light" w:cs="Open Sans Light"/>
+          <w:sz w:val="20"/>
+          <w:szCs w:val="20"/>
+          <w:lang w:val="es-ES"/>
+        </w:rPr>
+        <w:t xml:space="preserve"> la </w:t>
+      </w:r>
+      <w:proofErr w:type="spellStart"/>
+      <w:r>
+        <w:rPr>
+          <w:rFonts w:ascii="Open Sans Light" w:eastAsia="Open Sans Light" w:hAnsi="Open Sans Light" w:cs="Open Sans Light"/>
+          <w:sz w:val="20"/>
+          <w:szCs w:val="20"/>
+          <w:lang w:val="es-ES"/>
+        </w:rPr>
+        <w:t>despesa</w:t>
+      </w:r>
+      <w:proofErr w:type="spellEnd"/>
+      <w:r>
+        <w:rPr>
+          <w:rFonts w:ascii="Open Sans Light" w:eastAsia="Open Sans Light" w:hAnsi="Open Sans Light" w:cs="Open Sans Light"/>
+          <w:sz w:val="20"/>
+          <w:szCs w:val="20"/>
+          <w:lang w:val="es-ES"/>
+        </w:rPr>
+        <w:t xml:space="preserve">, </w:t>
+      </w:r>
+      <w:proofErr w:type="spellStart"/>
+      <w:r>
+        <w:rPr>
+          <w:rFonts w:ascii="Open Sans Light" w:eastAsia="Open Sans Light" w:hAnsi="Open Sans Light" w:cs="Open Sans Light"/>
+          <w:sz w:val="20"/>
+          <w:szCs w:val="20"/>
+          <w:lang w:val="es-ES"/>
+        </w:rPr>
+        <w:t>sense</w:t>
+      </w:r>
+      <w:proofErr w:type="spellEnd"/>
+      <w:r>
+        <w:rPr>
+          <w:rFonts w:ascii="Open Sans Light" w:eastAsia="Open Sans Light" w:hAnsi="Open Sans Light" w:cs="Open Sans Light"/>
+          <w:sz w:val="20"/>
+          <w:szCs w:val="20"/>
+          <w:lang w:val="es-ES"/>
+        </w:rPr>
+        <w:t xml:space="preserve"> </w:t>
+      </w:r>
+      <w:proofErr w:type="spellStart"/>
+      <w:r>
+        <w:rPr>
+          <w:rFonts w:ascii="Open Sans Light" w:eastAsia="Open Sans Light" w:hAnsi="Open Sans Light" w:cs="Open Sans Light"/>
+          <w:sz w:val="20"/>
+          <w:szCs w:val="20"/>
+          <w:lang w:val="es-ES"/>
+        </w:rPr>
+        <w:t>perjudici</w:t>
+      </w:r>
+      <w:proofErr w:type="spellEnd"/>
+      <w:r>
+        <w:rPr>
+          <w:rFonts w:ascii="Open Sans Light" w:eastAsia="Open Sans Light" w:hAnsi="Open Sans Light" w:cs="Open Sans Light"/>
+          <w:sz w:val="20"/>
+          <w:szCs w:val="20"/>
+          <w:lang w:val="es-ES"/>
+        </w:rPr>
+        <w:t xml:space="preserve"> de la normativa específica de cada </w:t>
+      </w:r>
+      <w:proofErr w:type="spellStart"/>
+      <w:r>
+        <w:rPr>
+          <w:rFonts w:ascii="Open Sans Light" w:eastAsia="Open Sans Light" w:hAnsi="Open Sans Light" w:cs="Open Sans Light"/>
+          <w:sz w:val="20"/>
+          <w:szCs w:val="20"/>
+          <w:lang w:val="es-ES"/>
+        </w:rPr>
+        <w:t>matèria</w:t>
+      </w:r>
+      <w:proofErr w:type="spellEnd"/>
+      <w:r>
+        <w:rPr>
+          <w:rFonts w:ascii="Open Sans Light" w:eastAsia="Open Sans Light" w:hAnsi="Open Sans Light" w:cs="Open Sans Light"/>
+          <w:sz w:val="20"/>
+          <w:szCs w:val="20"/>
+          <w:lang w:val="es-ES"/>
+        </w:rPr>
+        <w:t>.».</w:t>
+      </w:r>
+    </w:p>
+    <w:p>
+      <w:pPr>
+        <w:keepLines/>
+        <w:widowControl w:val="0"/>
+        <w:contextualSpacing/>
+        <w:jc w:val="both"/>
+        <w:rPr>
+          <w:rFonts w:ascii="Open Sans Light" w:eastAsia="Open Sans Light" w:hAnsi="Open Sans Light" w:cs="Open Sans Light"/>
+          <w:sz w:val="20"/>
+          <w:szCs w:val="20"/>
+          <w:lang w:val="es-ES"/>
+        </w:rPr>
+      </w:pPr>
+    </w:p>
+    <w:p>
+      <w:pPr>
+        <w:keepLines/>
+        <w:widowControl w:val="0"/>
+        <w:contextualSpacing/>
+        <w:jc w:val="both"/>
+        <w:rPr>
+          <w:rFonts w:ascii="Open Sans Light" w:eastAsia="Open Sans Light" w:hAnsi="Open Sans Light" w:cs="Open Sans Light"/>
+          <w:sz w:val="20"/>
+          <w:szCs w:val="20"/>
+          <w:lang w:val="es-ES"/>
+        </w:rPr>
+      </w:pPr>
+      <w:r>
+        <w:rPr>
+          <w:rFonts w:ascii="Open Sans Light" w:eastAsia="Open Sans Light" w:hAnsi="Open Sans Light" w:cs="Open Sans Light"/>
+          <w:sz w:val="20"/>
+          <w:szCs w:val="20"/>
+          <w:lang w:val="es-ES"/>
+        </w:rPr>
+        <w:t xml:space="preserve">El </w:t>
+      </w:r>
+      <w:proofErr w:type="spellStart"/>
+      <w:r>
+        <w:rPr>
+          <w:rFonts w:ascii="Open Sans Light" w:eastAsia="Open Sans Light" w:hAnsi="Open Sans Light" w:cs="Open Sans Light"/>
+          <w:sz w:val="20"/>
+          <w:szCs w:val="20"/>
+          <w:lang w:val="es-ES"/>
+        </w:rPr>
+        <w:t>tècnic</w:t>
+      </w:r>
+      <w:proofErr w:type="spellEnd"/>
+      <w:r>
+        <w:rPr>
+          <w:rFonts w:ascii="Open Sans Light" w:eastAsia="Open Sans Light" w:hAnsi="Open Sans Light" w:cs="Open Sans Light"/>
+          <w:sz w:val="20"/>
+          <w:szCs w:val="20"/>
+          <w:lang w:val="es-ES"/>
+        </w:rPr>
+        <w:t xml:space="preserve"> que </w:t>
+      </w:r>
+      <w:proofErr w:type="spellStart"/>
+      <w:r>
+        <w:rPr>
+          <w:rFonts w:ascii="Open Sans Light" w:eastAsia="Open Sans Light" w:hAnsi="Open Sans Light" w:cs="Open Sans Light"/>
+          <w:sz w:val="20"/>
+          <w:szCs w:val="20"/>
+          <w:lang w:val="es-ES"/>
+        </w:rPr>
+        <w:t>subscriu</w:t>
+      </w:r>
+      <w:proofErr w:type="spellEnd"/>
+      <w:r>
+        <w:rPr>
+          <w:rFonts w:ascii="Open Sans Light" w:eastAsia="Open Sans Light" w:hAnsi="Open Sans Light" w:cs="Open Sans Light"/>
+          <w:sz w:val="20"/>
+          <w:szCs w:val="20"/>
+          <w:lang w:val="es-ES"/>
+        </w:rPr>
+        <w:t xml:space="preserve">, ha </w:t>
+      </w:r>
+      <w:proofErr w:type="spellStart"/>
+      <w:r>
+        <w:rPr>
+          <w:rFonts w:ascii="Open Sans Light" w:eastAsia="Open Sans Light" w:hAnsi="Open Sans Light" w:cs="Open Sans Light"/>
+          <w:sz w:val="20"/>
+          <w:szCs w:val="20"/>
+          <w:lang w:val="es-ES"/>
+        </w:rPr>
+        <w:t>comprovat</w:t>
+      </w:r>
+      <w:proofErr w:type="spellEnd"/>
+      <w:r>
+        <w:rPr>
+          <w:rFonts w:ascii="Open Sans Light" w:eastAsia="Open Sans Light" w:hAnsi="Open Sans Light" w:cs="Open Sans Light"/>
+          <w:sz w:val="20"/>
+          <w:szCs w:val="20"/>
+          <w:lang w:val="es-ES"/>
+        </w:rPr>
+        <w:t xml:space="preserve"> </w:t>
+      </w:r>
+      <w:proofErr w:type="spellStart"/>
+      <w:r>
+        <w:rPr>
+          <w:rFonts w:ascii="Open Sans Light" w:eastAsia="Open Sans Light" w:hAnsi="Open Sans Light" w:cs="Open Sans Light"/>
+          <w:sz w:val="20"/>
+          <w:szCs w:val="20"/>
+          <w:lang w:val="es-ES"/>
+        </w:rPr>
+        <w:t>l’adequat</w:t>
+      </w:r>
+      <w:proofErr w:type="spellEnd"/>
+      <w:r>
+        <w:rPr>
+          <w:rFonts w:ascii="Open Sans Light" w:eastAsia="Open Sans Light" w:hAnsi="Open Sans Light" w:cs="Open Sans Light"/>
+          <w:sz w:val="20"/>
+          <w:szCs w:val="20"/>
+          <w:lang w:val="es-ES"/>
+        </w:rPr>
+        <w:t xml:space="preserve"> </w:t>
+      </w:r>
+      <w:proofErr w:type="spellStart"/>
+      <w:r>
+        <w:rPr>
+          <w:rFonts w:ascii="Open Sans Light" w:eastAsia="Open Sans Light" w:hAnsi="Open Sans Light" w:cs="Open Sans Light"/>
+          <w:sz w:val="20"/>
+          <w:szCs w:val="20"/>
+          <w:lang w:val="es-ES"/>
+        </w:rPr>
+        <w:t>compliment</w:t>
+      </w:r>
+      <w:proofErr w:type="spellEnd"/>
+      <w:r>
+        <w:rPr>
+          <w:rFonts w:ascii="Open Sans Light" w:eastAsia="Open Sans Light" w:hAnsi="Open Sans Light" w:cs="Open Sans Light"/>
+          <w:sz w:val="20"/>
+          <w:szCs w:val="20"/>
+          <w:lang w:val="es-ES"/>
+        </w:rPr>
+        <w:t xml:space="preserve"> de la </w:t>
+      </w:r>
+      <w:proofErr w:type="spellStart"/>
+      <w:r>
+        <w:rPr>
+          <w:rFonts w:ascii="Open Sans Light" w:eastAsia="Open Sans Light" w:hAnsi="Open Sans Light" w:cs="Open Sans Light"/>
+          <w:sz w:val="20"/>
+          <w:szCs w:val="20"/>
+          <w:lang w:val="es-ES"/>
+        </w:rPr>
+        <w:t>realització</w:t>
+      </w:r>
+      <w:proofErr w:type="spellEnd"/>
+      <w:r>
+        <w:rPr>
+          <w:rFonts w:ascii="Open Sans Light" w:eastAsia="Open Sans Light" w:hAnsi="Open Sans Light" w:cs="Open Sans Light"/>
+          <w:sz w:val="20"/>
+          <w:szCs w:val="20"/>
+          <w:lang w:val="es-ES"/>
+        </w:rPr>
+        <w:t xml:space="preserve"> de les </w:t>
+      </w:r>
+      <w:proofErr w:type="spellStart"/>
+      <w:r>
+        <w:rPr>
+          <w:rFonts w:ascii="Open Sans Light" w:eastAsia="Open Sans Light" w:hAnsi="Open Sans Light" w:cs="Open Sans Light"/>
+          <w:sz w:val="20"/>
+          <w:szCs w:val="20"/>
+          <w:lang w:val="es-ES"/>
+        </w:rPr>
+        <w:t>despeses</w:t>
+      </w:r>
+      <w:proofErr w:type="spellEnd"/>
+      <w:r>
+        <w:rPr>
+          <w:rFonts w:ascii="Open Sans Light" w:eastAsia="Open Sans Light" w:hAnsi="Open Sans Light" w:cs="Open Sans Light"/>
+          <w:sz w:val="20"/>
+          <w:szCs w:val="20"/>
+          <w:lang w:val="es-ES"/>
+        </w:rPr>
+        <w:t xml:space="preserve"> i ha </w:t>
+      </w:r>
+      <w:proofErr w:type="spellStart"/>
+      <w:r>
+        <w:rPr>
+          <w:rFonts w:ascii="Open Sans Light" w:eastAsia="Open Sans Light" w:hAnsi="Open Sans Light" w:cs="Open Sans Light"/>
+          <w:sz w:val="20"/>
+          <w:szCs w:val="20"/>
+          <w:lang w:val="es-ES"/>
+        </w:rPr>
+        <w:t>plasmat</w:t>
+      </w:r>
+      <w:proofErr w:type="spellEnd"/>
+      <w:r>
+        <w:rPr>
+          <w:rFonts w:ascii="Open Sans Light" w:eastAsia="Open Sans Light" w:hAnsi="Open Sans Light" w:cs="Open Sans Light"/>
+          <w:sz w:val="20"/>
+          <w:szCs w:val="20"/>
+          <w:lang w:val="es-ES"/>
+        </w:rPr>
+        <w:t xml:space="preserve"> la </w:t>
+      </w:r>
+      <w:proofErr w:type="spellStart"/>
+      <w:r>
+        <w:rPr>
+          <w:rFonts w:ascii="Open Sans Light" w:eastAsia="Open Sans Light" w:hAnsi="Open Sans Light" w:cs="Open Sans Light"/>
+          <w:sz w:val="20"/>
+          <w:szCs w:val="20"/>
+          <w:lang w:val="es-ES"/>
+        </w:rPr>
+        <w:t>seva</w:t>
+      </w:r>
+      <w:proofErr w:type="spellEnd"/>
+      <w:r>
+        <w:rPr>
+          <w:rFonts w:ascii="Open Sans Light" w:eastAsia="Open Sans Light" w:hAnsi="Open Sans Light" w:cs="Open Sans Light"/>
+          <w:sz w:val="20"/>
+          <w:szCs w:val="20"/>
+          <w:lang w:val="es-ES"/>
+        </w:rPr>
+        <w:t xml:space="preserve"> </w:t>
+      </w:r>
+      <w:proofErr w:type="spellStart"/>
+      <w:r>
+        <w:rPr>
+          <w:rFonts w:ascii="Open Sans Light" w:eastAsia="Open Sans Light" w:hAnsi="Open Sans Light" w:cs="Open Sans Light"/>
+          <w:sz w:val="20"/>
+          <w:szCs w:val="20"/>
+          <w:lang w:val="es-ES"/>
+        </w:rPr>
+        <w:t>conformitat</w:t>
+      </w:r>
+      <w:proofErr w:type="spellEnd"/>
+      <w:r>
+        <w:rPr>
+          <w:rFonts w:ascii="Open Sans Light" w:eastAsia="Open Sans Light" w:hAnsi="Open Sans Light" w:cs="Open Sans Light"/>
+          <w:sz w:val="20"/>
+          <w:szCs w:val="20"/>
+          <w:lang w:val="es-ES"/>
+        </w:rPr>
+        <w:t xml:space="preserve"> </w:t>
+      </w:r>
+      <w:proofErr w:type="spellStart"/>
+      <w:r>
+        <w:rPr>
+          <w:rFonts w:ascii="Open Sans Light" w:eastAsia="Open Sans Light" w:hAnsi="Open Sans Light" w:cs="Open Sans Light"/>
+          <w:sz w:val="20"/>
+          <w:szCs w:val="20"/>
+          <w:lang w:val="es-ES"/>
+        </w:rPr>
+        <w:t>amb</w:t>
+      </w:r>
+      <w:proofErr w:type="spellEnd"/>
+      <w:r>
+        <w:rPr>
+          <w:rFonts w:ascii="Open Sans Light" w:eastAsia="Open Sans Light" w:hAnsi="Open Sans Light" w:cs="Open Sans Light"/>
+          <w:sz w:val="20"/>
+          <w:szCs w:val="20"/>
+          <w:lang w:val="es-ES"/>
+        </w:rPr>
+        <w:t xml:space="preserve"> la firma </w:t>
+      </w:r>
+      <w:proofErr w:type="spellStart"/>
+      <w:r>
+        <w:rPr>
+          <w:rFonts w:ascii="Open Sans Light" w:eastAsia="Open Sans Light" w:hAnsi="Open Sans Light" w:cs="Open Sans Light"/>
+          <w:sz w:val="20"/>
+          <w:szCs w:val="20"/>
+          <w:lang w:val="es-ES"/>
+        </w:rPr>
+        <w:t>electrònica</w:t>
+      </w:r>
+      <w:proofErr w:type="spellEnd"/>
+      <w:r>
+        <w:rPr>
+          <w:rFonts w:ascii="Open Sans Light" w:eastAsia="Open Sans Light" w:hAnsi="Open Sans Light" w:cs="Open Sans Light"/>
+          <w:sz w:val="20"/>
+          <w:szCs w:val="20"/>
+          <w:lang w:val="es-ES"/>
+        </w:rPr>
+        <w:t xml:space="preserve"> de les factures que presenta </w:t>
+      </w:r>
+      <w:proofErr w:type="spellStart"/>
+      <w:r>
+        <w:rPr>
+          <w:rFonts w:ascii="Open Sans Light" w:eastAsia="Open Sans Light" w:hAnsi="Open Sans Light" w:cs="Open Sans Light"/>
+          <w:sz w:val="20"/>
+          <w:szCs w:val="20"/>
+          <w:lang w:val="es-ES"/>
+        </w:rPr>
+        <w:t>l’empresa</w:t>
+      </w:r>
+      <w:proofErr w:type="spellEnd"/>
+      <w:r>
+        <w:rPr>
+          <w:rFonts w:ascii="Open Sans Light" w:eastAsia="Open Sans Light" w:hAnsi="Open Sans Light" w:cs="Open Sans Light"/>
+          <w:sz w:val="20"/>
+          <w:szCs w:val="20"/>
+          <w:lang w:val="es-ES"/>
+        </w:rPr>
+        <w:t xml:space="preserve"> i que es detallen a la </w:t>
+      </w:r>
+      <w:proofErr w:type="spellStart"/>
+      <w:r>
+        <w:rPr>
+          <w:rFonts w:ascii="Open Sans Light" w:eastAsia="Open Sans Light" w:hAnsi="Open Sans Light" w:cs="Open Sans Light"/>
+          <w:sz w:val="20"/>
+          <w:szCs w:val="20"/>
+          <w:lang w:val="es-ES"/>
+        </w:rPr>
+        <w:t>relació</w:t>
+      </w:r>
+      <w:proofErr w:type="spellEnd"/>
+      <w:r>
+        <w:rPr>
+          <w:rFonts w:ascii="Open Sans Light" w:eastAsia="Open Sans Light" w:hAnsi="Open Sans Light" w:cs="Open Sans Light"/>
+          <w:sz w:val="20"/>
+          <w:szCs w:val="20"/>
+          <w:lang w:val="es-ES"/>
+        </w:rPr>
+        <w:t xml:space="preserve"> adjunta.</w:t>
+      </w:r>
+    </w:p>
+    <w:p>
+      <w:pPr>
+        <w:keepLines/>
+        <w:widowControl w:val="0"/>
+        <w:contextualSpacing/>
+        <w:jc w:val="both"/>
+        <w:rPr>
+          <w:rFonts w:ascii="Open Sans Light" w:eastAsia="Open Sans Light" w:hAnsi="Open Sans Light" w:cs="Open Sans Light"/>
+          <w:sz w:val="20"/>
+          <w:szCs w:val="20"/>
+          <w:lang w:val="es-ES"/>
+        </w:rPr>
+      </w:pPr>
+    </w:p>
+    <w:p>
+      <w:pPr>
+        <w:keepLines/>
+        <w:widowControl w:val="0"/>
+        <w:contextualSpacing/>
+        <w:jc w:val="both"/>
+        <w:rPr>
+          <w:rFonts w:ascii="Open Sans Light" w:eastAsia="Open Sans Light" w:hAnsi="Open Sans Light" w:cs="Open Sans Light"/>
+          <w:sz w:val="20"/>
+          <w:szCs w:val="20"/>
+          <w:lang w:val="es-ES"/>
+        </w:rPr>
+      </w:pPr>
+      <w:r>
+        <w:rPr>
+          <w:rFonts w:ascii="Open Sans Light" w:eastAsia="Open Sans Light" w:hAnsi="Open Sans Light" w:cs="Open Sans Light"/>
+          <w:sz w:val="20"/>
+          <w:szCs w:val="20"/>
+          <w:lang w:val="es-ES"/>
+        </w:rPr>
+        <w:t xml:space="preserve">La firma </w:t>
+      </w:r>
+      <w:proofErr w:type="spellStart"/>
+      <w:r>
+        <w:rPr>
+          <w:rFonts w:ascii="Open Sans Light" w:eastAsia="Open Sans Light" w:hAnsi="Open Sans Light" w:cs="Open Sans Light"/>
+          <w:sz w:val="20"/>
+          <w:szCs w:val="20"/>
+          <w:lang w:val="es-ES"/>
+        </w:rPr>
+        <w:t>electrònica</w:t>
+      </w:r>
+      <w:proofErr w:type="spellEnd"/>
+      <w:r>
+        <w:rPr>
+          <w:rFonts w:ascii="Open Sans Light" w:eastAsia="Open Sans Light" w:hAnsi="Open Sans Light" w:cs="Open Sans Light"/>
+          <w:sz w:val="20"/>
+          <w:szCs w:val="20"/>
+          <w:lang w:val="es-ES"/>
+        </w:rPr>
+        <w:t xml:space="preserve"> en </w:t>
+      </w:r>
+      <w:proofErr w:type="spellStart"/>
+      <w:r>
+        <w:rPr>
+          <w:rFonts w:ascii="Open Sans Light" w:eastAsia="Open Sans Light" w:hAnsi="Open Sans Light" w:cs="Open Sans Light"/>
+          <w:sz w:val="20"/>
+          <w:szCs w:val="20"/>
+          <w:lang w:val="es-ES"/>
+        </w:rPr>
+        <w:t>els</w:t>
+      </w:r>
+      <w:proofErr w:type="spellEnd"/>
+      <w:r>
+        <w:rPr>
+          <w:rFonts w:ascii="Open Sans Light" w:eastAsia="Open Sans Light" w:hAnsi="Open Sans Light" w:cs="Open Sans Light"/>
+          <w:sz w:val="20"/>
+          <w:szCs w:val="20"/>
+          <w:lang w:val="es-ES"/>
+        </w:rPr>
+        <w:t xml:space="preserve"> </w:t>
+      </w:r>
+      <w:proofErr w:type="spellStart"/>
+      <w:r>
+        <w:rPr>
+          <w:rFonts w:ascii="Open Sans Light" w:eastAsia="Open Sans Light" w:hAnsi="Open Sans Light" w:cs="Open Sans Light"/>
+          <w:sz w:val="20"/>
+          <w:szCs w:val="20"/>
+          <w:lang w:val="es-ES"/>
+        </w:rPr>
+        <w:t>documents</w:t>
+      </w:r>
+      <w:proofErr w:type="spellEnd"/>
+      <w:r>
+        <w:rPr>
+          <w:rFonts w:ascii="Open Sans Light" w:eastAsia="Open Sans Light" w:hAnsi="Open Sans Light" w:cs="Open Sans Light"/>
+          <w:sz w:val="20"/>
+          <w:szCs w:val="20"/>
+          <w:lang w:val="es-ES"/>
+        </w:rPr>
+        <w:t xml:space="preserve"> </w:t>
+      </w:r>
+      <w:proofErr w:type="spellStart"/>
+      <w:r>
+        <w:rPr>
+          <w:rFonts w:ascii="Open Sans Light" w:eastAsia="Open Sans Light" w:hAnsi="Open Sans Light" w:cs="Open Sans Light"/>
+          <w:sz w:val="20"/>
+          <w:szCs w:val="20"/>
+          <w:lang w:val="es-ES"/>
+        </w:rPr>
+        <w:t>justificatius</w:t>
+      </w:r>
+      <w:proofErr w:type="spellEnd"/>
+      <w:r>
+        <w:rPr>
+          <w:rFonts w:ascii="Open Sans Light" w:eastAsia="Open Sans Light" w:hAnsi="Open Sans Light" w:cs="Open Sans Light"/>
+          <w:sz w:val="20"/>
+          <w:szCs w:val="20"/>
+          <w:lang w:val="es-ES"/>
+        </w:rPr>
+        <w:t xml:space="preserve"> que consten a </w:t>
+      </w:r>
+      <w:proofErr w:type="spellStart"/>
+      <w:r>
+        <w:rPr>
+          <w:rFonts w:ascii="Open Sans Light" w:eastAsia="Open Sans Light" w:hAnsi="Open Sans Light" w:cs="Open Sans Light"/>
+          <w:sz w:val="20"/>
+          <w:szCs w:val="20"/>
+          <w:lang w:val="es-ES"/>
+        </w:rPr>
+        <w:t>l’expedient</w:t>
+      </w:r>
+      <w:proofErr w:type="spellEnd"/>
+      <w:r>
+        <w:rPr>
+          <w:rFonts w:ascii="Open Sans Light" w:eastAsia="Open Sans Light" w:hAnsi="Open Sans Light" w:cs="Open Sans Light"/>
+          <w:sz w:val="20"/>
+          <w:szCs w:val="20"/>
+          <w:lang w:val="es-ES"/>
+        </w:rPr>
+        <w:t xml:space="preserve"> o dossiers </w:t>
+      </w:r>
+      <w:proofErr w:type="spellStart"/>
+      <w:r>
+        <w:rPr>
+          <w:rFonts w:ascii="Open Sans Light" w:eastAsia="Open Sans Light" w:hAnsi="Open Sans Light" w:cs="Open Sans Light"/>
+          <w:sz w:val="20"/>
+          <w:szCs w:val="20"/>
+          <w:lang w:val="es-ES"/>
+        </w:rPr>
+        <w:t>relacionats</w:t>
+      </w:r>
+      <w:proofErr w:type="spellEnd"/>
+      <w:r>
+        <w:rPr>
+          <w:rFonts w:ascii="Open Sans Light" w:eastAsia="Open Sans Light" w:hAnsi="Open Sans Light" w:cs="Open Sans Light"/>
+          <w:sz w:val="20"/>
+          <w:szCs w:val="20"/>
+          <w:lang w:val="es-ES"/>
+        </w:rPr>
+        <w:t xml:space="preserve">, implica que es consideren </w:t>
+      </w:r>
+      <w:proofErr w:type="spellStart"/>
+      <w:r>
+        <w:rPr>
+          <w:rFonts w:ascii="Open Sans Light" w:eastAsia="Open Sans Light" w:hAnsi="Open Sans Light" w:cs="Open Sans Light"/>
+          <w:sz w:val="20"/>
+          <w:szCs w:val="20"/>
+          <w:lang w:val="es-ES"/>
+        </w:rPr>
+        <w:t>complets</w:t>
+      </w:r>
+      <w:proofErr w:type="spellEnd"/>
+      <w:r>
+        <w:rPr>
+          <w:rFonts w:ascii="Open Sans Light" w:eastAsia="Open Sans Light" w:hAnsi="Open Sans Light" w:cs="Open Sans Light"/>
+          <w:sz w:val="20"/>
+          <w:szCs w:val="20"/>
+          <w:lang w:val="es-ES"/>
+        </w:rPr>
+        <w:t xml:space="preserve"> </w:t>
+      </w:r>
+      <w:proofErr w:type="spellStart"/>
+      <w:r>
+        <w:rPr>
+          <w:rFonts w:ascii="Open Sans Light" w:eastAsia="Open Sans Light" w:hAnsi="Open Sans Light" w:cs="Open Sans Light"/>
+          <w:sz w:val="20"/>
+          <w:szCs w:val="20"/>
+          <w:lang w:val="es-ES"/>
+        </w:rPr>
+        <w:t>els</w:t>
+      </w:r>
+      <w:proofErr w:type="spellEnd"/>
+      <w:r>
+        <w:rPr>
+          <w:rFonts w:ascii="Open Sans Light" w:eastAsia="Open Sans Light" w:hAnsi="Open Sans Light" w:cs="Open Sans Light"/>
+          <w:sz w:val="20"/>
+          <w:szCs w:val="20"/>
+          <w:lang w:val="es-ES"/>
+        </w:rPr>
+        <w:t xml:space="preserve"> </w:t>
+      </w:r>
+      <w:proofErr w:type="spellStart"/>
+      <w:r>
+        <w:rPr>
+          <w:rFonts w:ascii="Open Sans Light" w:eastAsia="Open Sans Light" w:hAnsi="Open Sans Light" w:cs="Open Sans Light"/>
+          <w:sz w:val="20"/>
+          <w:szCs w:val="20"/>
+          <w:lang w:val="es-ES"/>
+        </w:rPr>
+        <w:t>apartats</w:t>
+      </w:r>
+      <w:proofErr w:type="spellEnd"/>
+      <w:r>
+        <w:rPr>
+          <w:rFonts w:ascii="Open Sans Light" w:eastAsia="Open Sans Light" w:hAnsi="Open Sans Light" w:cs="Open Sans Light"/>
+          <w:sz w:val="20"/>
+          <w:szCs w:val="20"/>
+          <w:lang w:val="es-ES"/>
+        </w:rPr>
+        <w:t xml:space="preserve"> </w:t>
+      </w:r>
+      <w:proofErr w:type="spellStart"/>
+      <w:r>
+        <w:rPr>
+          <w:rFonts w:ascii="Open Sans Light" w:eastAsia="Open Sans Light" w:hAnsi="Open Sans Light" w:cs="Open Sans Light"/>
+          <w:sz w:val="20"/>
+          <w:szCs w:val="20"/>
+          <w:lang w:val="es-ES"/>
+        </w:rPr>
+        <w:t>indicats</w:t>
+      </w:r>
+      <w:proofErr w:type="spellEnd"/>
+      <w:r>
+        <w:rPr>
+          <w:rFonts w:ascii="Open Sans Light" w:eastAsia="Open Sans Light" w:hAnsi="Open Sans Light" w:cs="Open Sans Light"/>
+          <w:sz w:val="20"/>
+          <w:szCs w:val="20"/>
+          <w:lang w:val="es-ES"/>
+        </w:rPr>
+        <w:t xml:space="preserve"> a la Base 28 </w:t>
+      </w:r>
+      <w:proofErr w:type="spellStart"/>
+      <w:r>
+        <w:rPr>
+          <w:rFonts w:ascii="Open Sans Light" w:eastAsia="Open Sans Light" w:hAnsi="Open Sans Light" w:cs="Open Sans Light"/>
+          <w:sz w:val="20"/>
+          <w:szCs w:val="20"/>
+          <w:lang w:val="es-ES"/>
+        </w:rPr>
+        <w:t>d’execució</w:t>
+      </w:r>
+      <w:proofErr w:type="spellEnd"/>
+      <w:r>
+        <w:rPr>
+          <w:rFonts w:ascii="Open Sans Light" w:eastAsia="Open Sans Light" w:hAnsi="Open Sans Light" w:cs="Open Sans Light"/>
+          <w:sz w:val="20"/>
+          <w:szCs w:val="20"/>
+          <w:lang w:val="es-ES"/>
+        </w:rPr>
+        <w:t xml:space="preserve"> del </w:t>
+      </w:r>
+      <w:proofErr w:type="spellStart"/>
+      <w:r>
+        <w:rPr>
+          <w:rFonts w:ascii="Open Sans Light" w:eastAsia="Open Sans Light" w:hAnsi="Open Sans Light" w:cs="Open Sans Light"/>
+          <w:sz w:val="20"/>
+          <w:szCs w:val="20"/>
+          <w:lang w:val="es-ES"/>
+        </w:rPr>
+        <w:t>pressupost</w:t>
+      </w:r>
+      <w:proofErr w:type="spellEnd"/>
+      <w:r>
+        <w:rPr>
+          <w:rFonts w:ascii="Open Sans Light" w:eastAsia="Open Sans Light" w:hAnsi="Open Sans Light" w:cs="Open Sans Light"/>
+          <w:sz w:val="20"/>
+          <w:szCs w:val="20"/>
+          <w:lang w:val="es-ES"/>
+        </w:rPr>
+        <w:t xml:space="preserve"> del </w:t>
+      </w:r>
+      <w:proofErr w:type="spellStart"/>
+      <w:r>
+        <w:rPr>
+          <w:rFonts w:ascii="Open Sans Light" w:eastAsia="Open Sans Light" w:hAnsi="Open Sans Light" w:cs="Open Sans Light"/>
+          <w:sz w:val="20"/>
+          <w:szCs w:val="20"/>
+          <w:lang w:val="es-ES"/>
+        </w:rPr>
+        <w:t>Consell</w:t>
+      </w:r>
+      <w:proofErr w:type="spellEnd"/>
+      <w:r>
+        <w:rPr>
+          <w:rFonts w:ascii="Open Sans Light" w:eastAsia="Open Sans Light" w:hAnsi="Open Sans Light" w:cs="Open Sans Light"/>
+          <w:sz w:val="20"/>
+          <w:szCs w:val="20"/>
+          <w:lang w:val="es-ES"/>
+        </w:rPr>
+        <w:t xml:space="preserve"> Insular de Mallorca per a </w:t>
+      </w:r>
+      <w:proofErr w:type="spellStart"/>
+      <w:r>
+        <w:rPr>
+          <w:rFonts w:ascii="Open Sans Light" w:eastAsia="Open Sans Light" w:hAnsi="Open Sans Light" w:cs="Open Sans Light"/>
+          <w:sz w:val="20"/>
+          <w:szCs w:val="20"/>
+          <w:lang w:val="es-ES"/>
+        </w:rPr>
+        <w:t>l’exercici</w:t>
+      </w:r>
+      <w:proofErr w:type="spellEnd"/>
+      <w:r>
+        <w:rPr>
+          <w:rFonts w:ascii="Open Sans Light" w:eastAsia="Open Sans Light" w:hAnsi="Open Sans Light" w:cs="Open Sans Light"/>
+          <w:sz w:val="20"/>
+          <w:szCs w:val="20"/>
+          <w:lang w:val="es-ES"/>
+        </w:rPr>
+        <w:t xml:space="preserve"> 2026.</w:t>
+      </w:r>
+    </w:p>
+    <w:p>
+      <w:pPr>
+        <w:keepLines/>
+        <w:widowControl w:val="0"/>
+        <w:contextualSpacing/>
+        <w:jc w:val="both"/>
+        <w:rPr>
+          <w:rFonts w:ascii="Open Sans Light" w:eastAsia="Open Sans Light" w:hAnsi="Open Sans Light" w:cs="Open Sans Light"/>
+          <w:b/>
+          <w:bCs/>
+          <w:sz w:val="20"/>
+          <w:szCs w:val="20"/>
+        </w:rPr>
+      </w:pPr>
+    </w:p>
+    <w:p>
+      <w:pPr>
+        <w:keepLines/>
+        <w:widowControl w:val="0"/>
+        <w:ind w:left="284" w:hanging="284"/>
+        <w:contextualSpacing/>
+        <w:jc w:val="both"/>
+        <w:rPr>
+          <w:rFonts w:ascii="Open Sans Light" w:eastAsia="Open Sans Light" w:hAnsi="Open Sans Light" w:cs="Open Sans Light"/>
+          <w:b/>
+          <w:bCs/>
+          <w:sz w:val="20"/>
+          <w:szCs w:val="20"/>
+        </w:rPr>
+      </w:pPr>
+    </w:p>
+    <w:p>
+      <w:pPr>
+        <w:keepLines/>
+        <w:widowControl w:val="0"/>
+        <w:ind w:left="284" w:hanging="284"/>
+        <w:contextualSpacing/>
+        <w:jc w:val="both"/>
+        <w:rPr>
+          <w:rFonts w:ascii="Open Sans Light" w:eastAsia="Open Sans Light" w:hAnsi="Open Sans Light" w:cs="Open Sans Light"/>
+          <w:b/>
+          <w:bCs/>
+          <w:sz w:val="20"/>
+          <w:szCs w:val="20"/>
+        </w:rPr>
+      </w:pPr>
+      <w:r>
+        <w:rPr>
+          <w:rFonts w:ascii="Open Sans Light" w:eastAsia="Open Sans Light" w:hAnsi="Open Sans Light" w:cs="Open Sans Light"/>
+          <w:b/>
+          <w:bCs/>
+          <w:sz w:val="20"/>
+          <w:szCs w:val="20"/>
+        </w:rPr>
+        <w:t>5</w:t>
+      </w:r>
+      <w:r>
+        <w:rPr>
+          <w:rFonts w:ascii="Open Sans Light" w:eastAsia="Open Sans Light" w:hAnsi="Open Sans Light" w:cs="Open Sans Light"/>
+          <w:b/>
+          <w:bCs/>
+          <w:sz w:val="20"/>
+          <w:szCs w:val="20"/>
+        </w:rPr>
+        <w:t>) JUSTIFICACIÓ DE L’IMPORT DE LES PRESTACIONS QUE ES PRETENEN LIQUIDAR</w:t>
+      </w:r>
+    </w:p>
+    <w:p>
+      <w:pPr>
+        <w:keepLines/>
+        <w:widowControl w:val="0"/>
+        <w:ind w:left="284" w:hanging="284"/>
+        <w:contextualSpacing/>
+        <w:jc w:val="both"/>
+        <w:rPr>
+          <w:rFonts w:ascii="Open Sans Light" w:eastAsia="Open Sans Light" w:hAnsi="Open Sans Light" w:cs="Open Sans Light"/>
+          <w:b/>
+          <w:bCs/>
           <w:sz w:val="20"/>
           <w:szCs w:val="20"/>
         </w:rPr>
@@ -1589,13 +4076,298 @@
       <w:r>
         <w:rPr>
           <w:rFonts w:ascii="Open Sans Light" w:eastAsia="Open Sans Light" w:hAnsi="Open Sans Light" w:cs="Open Sans Light"/>
+          <w:sz w:val="20"/>
+          <w:szCs w:val="20"/>
+        </w:rPr>
+        <w:t>El tècnic que subscriu ha realitzat les consultes al mercat i comparatives amb altres proveïdors i afirma que els preus facturats s’ajusten als preus de mercat.</w:t>
+      </w:r>
+    </w:p>
+    <w:p>
+      <w:pPr>
+        <w:jc w:val="both"/>
+        <w:rPr>
+          <w:rFonts w:ascii="Open Sans Light" w:hAnsi="Open Sans Light" w:cs="Open Sans Light"/>
           <w:b/>
-          <w:bCs/>
-          <w:sz w:val="20"/>
-          <w:szCs w:val="20"/>
-        </w:rPr>
-        <w:t>5) PROCEDÈNCIA DE LA REVISIÓ D’ACTES DETERMINANT:</w:t>
-      </w:r>
+          <w:sz w:val="20"/>
+          <w:szCs w:val="20"/>
+        </w:rPr>
+      </w:pPr>
+    </w:p>
+    <w:p>
+      <w:pPr>
+        <w:keepLines/>
+        <w:widowControl w:val="0"/>
+        <w:tabs>
+          <w:tab w:val="left" w:pos="395"/>
+        </w:tabs>
+        <w:suppressAutoHyphens w:val="0"/>
+        <w:spacing w:before="120" w:line="276" w:lineRule="auto"/>
+        <w:jc w:val="both"/>
+        <w:rPr>
+          <w:rFonts w:ascii="Open Sans Light" w:eastAsia="Open Sans Light" w:hAnsi="Open Sans Light" w:cs="Open Sans Light"/>
+          <w:sz w:val="20"/>
+          <w:szCs w:val="20"/>
+        </w:rPr>
+      </w:pPr>
+      <w:r>
+        <w:rPr>
+          <w:rFonts w:ascii="Open Sans Light" w:eastAsia="Open Sans Light" w:hAnsi="Open Sans Light" w:cs="Open Sans Light"/>
+          <w:sz w:val="20"/>
+          <w:szCs w:val="20"/>
+        </w:rPr>
+        <w:t xml:space="preserve">{{FOR </w:t>
+      </w:r>
+      <w:r>
+        <w:rPr>
+          <w:rFonts w:ascii="Open Sans Light" w:eastAsia="Open Sans Light" w:hAnsi="Open Sans Light" w:cs="Open Sans Light"/>
+          <w:sz w:val="20"/>
+          <w:szCs w:val="20"/>
+        </w:rPr>
+        <w:t>factura IN factures}}</w:t>
+      </w:r>
+    </w:p>
+    <w:p>
+      <w:pPr>
+        <w:keepLines/>
+        <w:widowControl w:val="0"/>
+        <w:tabs>
+          <w:tab w:val="left" w:pos="395"/>
+        </w:tabs>
+        <w:suppressAutoHyphens w:val="0"/>
+        <w:spacing w:before="120" w:line="276" w:lineRule="auto"/>
+        <w:jc w:val="both"/>
+        <w:rPr>
+          <w:rFonts w:ascii="Open Sans Light" w:eastAsia="Open Sans Light" w:hAnsi="Open Sans Light" w:cs="Open Sans Light"/>
+          <w:sz w:val="20"/>
+          <w:szCs w:val="20"/>
+          <w:u w:val="single"/>
+        </w:rPr>
+      </w:pPr>
+      <w:r>
+        <w:rPr>
+          <w:rFonts w:ascii="Open Sans Light" w:eastAsia="Open Sans Light" w:hAnsi="Open Sans Light" w:cs="Open Sans Light"/>
+          <w:sz w:val="20"/>
+          <w:szCs w:val="20"/>
+          <w:u w:val="single"/>
+        </w:rPr>
+        <w:t>{{$</w:t>
+      </w:r>
+      <w:proofErr w:type="spellStart"/>
+      <w:r>
+        <w:rPr>
+          <w:rFonts w:ascii="Open Sans Light" w:eastAsia="Open Sans Light" w:hAnsi="Open Sans Light" w:cs="Open Sans Light"/>
+          <w:sz w:val="20"/>
+          <w:szCs w:val="20"/>
+          <w:u w:val="single"/>
+        </w:rPr>
+        <w:t>factura.descripcio</w:t>
+      </w:r>
+      <w:proofErr w:type="spellEnd"/>
+      <w:r>
+        <w:rPr>
+          <w:rFonts w:ascii="Open Sans Light" w:eastAsia="Open Sans Light" w:hAnsi="Open Sans Light" w:cs="Open Sans Light"/>
+          <w:sz w:val="20"/>
+          <w:szCs w:val="20"/>
+          <w:u w:val="single"/>
+        </w:rPr>
+        <w:t>}} - {{$</w:t>
+      </w:r>
+      <w:proofErr w:type="spellStart"/>
+      <w:r>
+        <w:rPr>
+          <w:rFonts w:ascii="Open Sans Light" w:eastAsia="Open Sans Light" w:hAnsi="Open Sans Light" w:cs="Open Sans Light"/>
+          <w:sz w:val="20"/>
+          <w:szCs w:val="20"/>
+          <w:u w:val="single"/>
+        </w:rPr>
+        <w:t>factura.periode</w:t>
+      </w:r>
+      <w:proofErr w:type="spellEnd"/>
+      <w:r>
+        <w:rPr>
+          <w:rFonts w:ascii="Open Sans Light" w:eastAsia="Open Sans Light" w:hAnsi="Open Sans Light" w:cs="Open Sans Light"/>
+          <w:sz w:val="20"/>
+          <w:szCs w:val="20"/>
+          <w:u w:val="single"/>
+        </w:rPr>
+        <w:t>}} – Dossier: {{$</w:t>
+      </w:r>
+      <w:proofErr w:type="spellStart"/>
+      <w:r>
+        <w:rPr>
+          <w:rFonts w:ascii="Open Sans Light" w:eastAsia="Open Sans Light" w:hAnsi="Open Sans Light" w:cs="Open Sans Light"/>
+          <w:sz w:val="20"/>
+          <w:szCs w:val="20"/>
+          <w:u w:val="single"/>
+        </w:rPr>
+        <w:t>factura.record.segex</w:t>
+      </w:r>
+      <w:proofErr w:type="spellEnd"/>
+      <w:r>
+        <w:rPr>
+          <w:rFonts w:ascii="Open Sans Light" w:eastAsia="Open Sans Light" w:hAnsi="Open Sans Light" w:cs="Open Sans Light"/>
+          <w:sz w:val="20"/>
+          <w:szCs w:val="20"/>
+          <w:u w:val="single"/>
+        </w:rPr>
+        <w:t>}}</w:t>
+      </w:r>
+    </w:p>
+    <w:p>
+      <w:pPr>
+        <w:keepLines/>
+        <w:widowControl w:val="0"/>
+        <w:tabs>
+          <w:tab w:val="left" w:pos="395"/>
+        </w:tabs>
+        <w:suppressAutoHyphens w:val="0"/>
+        <w:spacing w:before="120" w:line="276" w:lineRule="auto"/>
+        <w:jc w:val="both"/>
+        <w:rPr>
+          <w:rFonts w:ascii="Open Sans Light" w:eastAsia="Open Sans Light" w:hAnsi="Open Sans Light" w:cs="Open Sans Light"/>
+          <w:sz w:val="20"/>
+          <w:szCs w:val="20"/>
+        </w:rPr>
+      </w:pPr>
+      <w:r>
+        <w:rPr>
+          <w:rFonts w:ascii="Open Sans Light" w:eastAsia="Open Sans Light" w:hAnsi="Open Sans Light" w:cs="Open Sans Light"/>
+          <w:sz w:val="20"/>
+          <w:szCs w:val="20"/>
+        </w:rPr>
+        <w:lastRenderedPageBreak/>
+        <w:t>{{</w:t>
+      </w:r>
+      <w:r>
+        <w:rPr>
+          <w:rFonts w:ascii="Open Sans Light" w:eastAsia="Open Sans Light" w:hAnsi="Open Sans Light" w:cs="Open Sans Light"/>
+          <w:sz w:val="20"/>
+          <w:szCs w:val="20"/>
+        </w:rPr>
+        <w:t>$</w:t>
+      </w:r>
+      <w:proofErr w:type="spellStart"/>
+      <w:r>
+        <w:rPr>
+          <w:rFonts w:ascii="Open Sans Light" w:eastAsia="Open Sans Light" w:hAnsi="Open Sans Light" w:cs="Open Sans Light"/>
+          <w:sz w:val="20"/>
+          <w:szCs w:val="20"/>
+        </w:rPr>
+        <w:t>factura.record.justificacio_preu</w:t>
+      </w:r>
+      <w:proofErr w:type="spellEnd"/>
+      <w:r>
+        <w:rPr>
+          <w:rFonts w:ascii="Open Sans Light" w:eastAsia="Open Sans Light" w:hAnsi="Open Sans Light" w:cs="Open Sans Light"/>
+          <w:sz w:val="20"/>
+          <w:szCs w:val="20"/>
+        </w:rPr>
+        <w:t>}}</w:t>
+      </w:r>
+    </w:p>
+    <w:p>
+      <w:pPr>
+        <w:keepLines/>
+        <w:widowControl w:val="0"/>
+        <w:tabs>
+          <w:tab w:val="left" w:pos="395"/>
+        </w:tabs>
+        <w:suppressAutoHyphens w:val="0"/>
+        <w:spacing w:before="120" w:line="276" w:lineRule="auto"/>
+        <w:jc w:val="both"/>
+        <w:rPr>
+          <w:rFonts w:ascii="Open Sans Light" w:eastAsia="Open Sans Light" w:hAnsi="Open Sans Light" w:cs="Open Sans Light"/>
+          <w:sz w:val="20"/>
+          <w:szCs w:val="20"/>
+        </w:rPr>
+      </w:pPr>
+      <w:r>
+        <w:rPr>
+          <w:rFonts w:ascii="Open Sans Light" w:eastAsia="Open Sans Light" w:hAnsi="Open Sans Light" w:cs="Open Sans Light"/>
+          <w:sz w:val="20"/>
+          <w:szCs w:val="20"/>
+        </w:rPr>
+        <w:t>{{</w:t>
+      </w:r>
+      <w:r>
+        <w:rPr>
+          <w:rFonts w:ascii="Open Sans Light" w:eastAsia="Open Sans Light" w:hAnsi="Open Sans Light" w:cs="Open Sans Light"/>
+          <w:sz w:val="20"/>
+          <w:szCs w:val="20"/>
+        </w:rPr>
+        <w:t>$</w:t>
+      </w:r>
+      <w:proofErr w:type="spellStart"/>
+      <w:r>
+        <w:rPr>
+          <w:rFonts w:ascii="Open Sans Light" w:eastAsia="Open Sans Light" w:hAnsi="Open Sans Light" w:cs="Open Sans Light"/>
+          <w:sz w:val="20"/>
+          <w:szCs w:val="20"/>
+        </w:rPr>
+        <w:t>factura.record.</w:t>
+      </w:r>
+      <w:r>
+        <w:rPr>
+          <w:rFonts w:ascii="Open Sans Light" w:eastAsia="Open Sans Light" w:hAnsi="Open Sans Light" w:cs="Open Sans Light"/>
+          <w:sz w:val="20"/>
+          <w:szCs w:val="20"/>
+        </w:rPr>
+        <w:t>explicacio</w:t>
+      </w:r>
+      <w:r>
+        <w:rPr>
+          <w:rFonts w:ascii="Open Sans Light" w:eastAsia="Open Sans Light" w:hAnsi="Open Sans Light" w:cs="Open Sans Light"/>
+          <w:sz w:val="20"/>
+          <w:szCs w:val="20"/>
+        </w:rPr>
+        <w:t>_preu</w:t>
+      </w:r>
+      <w:proofErr w:type="spellEnd"/>
+      <w:r>
+        <w:rPr>
+          <w:rFonts w:ascii="Open Sans Light" w:eastAsia="Open Sans Light" w:hAnsi="Open Sans Light" w:cs="Open Sans Light"/>
+          <w:sz w:val="20"/>
+          <w:szCs w:val="20"/>
+        </w:rPr>
+        <w:t>}}</w:t>
+      </w:r>
+    </w:p>
+    <w:p>
+      <w:pPr>
+        <w:keepLines/>
+        <w:widowControl w:val="0"/>
+        <w:tabs>
+          <w:tab w:val="left" w:pos="395"/>
+        </w:tabs>
+        <w:suppressAutoHyphens w:val="0"/>
+        <w:spacing w:before="120" w:line="276" w:lineRule="auto"/>
+        <w:jc w:val="both"/>
+        <w:rPr>
+          <w:rFonts w:ascii="Open Sans Light" w:eastAsia="Open Sans Light" w:hAnsi="Open Sans Light" w:cs="Open Sans Light"/>
+          <w:sz w:val="20"/>
+          <w:szCs w:val="20"/>
+        </w:rPr>
+      </w:pPr>
+      <w:r>
+        <w:rPr>
+          <w:rFonts w:ascii="Open Sans Light" w:eastAsia="Open Sans Light" w:hAnsi="Open Sans Light" w:cs="Open Sans Light"/>
+          <w:sz w:val="20"/>
+          <w:szCs w:val="20"/>
+        </w:rPr>
+        <w:t>{{END-FOR factura}}</w:t>
+      </w:r>
+    </w:p>
+    <w:p>
+      <w:pPr>
+        <w:pStyle w:val="Prrafodelista"/>
+        <w:ind w:left="0"/>
+        <w:jc w:val="both"/>
+        <w:rPr>
+          <w:rFonts w:ascii="Open Sans Light" w:hAnsi="Open Sans Light" w:cs="Open Sans Light"/>
+          <w:sz w:val="20"/>
+          <w:szCs w:val="20"/>
+        </w:rPr>
+      </w:pPr>
     </w:p>
     <w:p>
       <w:pPr>
@@ -1610,6 +4382,26 @@
           <w:szCs w:val="20"/>
         </w:rPr>
       </w:pPr>
+      <w:r>
+        <w:rPr>
+          <w:rFonts w:ascii="Open Sans Light" w:eastAsia="Open Sans Light" w:hAnsi="Open Sans Light" w:cs="Open Sans Light"/>
+          <w:b/>
+          <w:bCs/>
+          <w:sz w:val="20"/>
+          <w:szCs w:val="20"/>
+        </w:rPr>
+        <w:t>6</w:t>
+      </w:r>
+      <w:r>
+        <w:rPr>
+          <w:rFonts w:ascii="Open Sans Light" w:eastAsia="Open Sans Light" w:hAnsi="Open Sans Light" w:cs="Open Sans Light"/>
+          <w:b/>
+          <w:bCs/>
+          <w:sz w:val="20"/>
+          <w:szCs w:val="20"/>
+        </w:rPr>
+        <w:t>) PROCEDÈNCIA DE LA REVISIÓ D’ACTES DETERMINANT:</w:t>
+      </w:r>
     </w:p>
     <w:p>
       <w:pPr>
@@ -1624,6 +4416,24 @@
           <w:szCs w:val="20"/>
         </w:rPr>
       </w:pPr>
+    </w:p>
+    <w:p>
+      <w:pPr>
+        <w:pStyle w:val="Prrafodelista"/>
+        <w:keepLines/>
+        <w:widowControl w:val="0"/>
+        <w:numPr>
+          <w:ilvl w:val="0"/>
+          <w:numId w:val="7"/>
+        </w:numPr>
+        <w:spacing w:line="276" w:lineRule="auto"/>
+        <w:jc w:val="both"/>
+        <w:rPr>
+          <w:rFonts w:ascii="Open Sans Light" w:eastAsia="Open Sans Light" w:hAnsi="Open Sans Light" w:cs="Open Sans Light"/>
+          <w:sz w:val="20"/>
+          <w:szCs w:val="20"/>
+        </w:rPr>
+      </w:pPr>
       <w:r>
         <w:rPr>
           <w:rFonts w:ascii="Open Sans Light" w:eastAsia="Open Sans Light" w:hAnsi="Open Sans Light" w:cs="Open Sans Light"/>
@@ -1632,7 +4442,7 @@
           <w:sz w:val="20"/>
           <w:szCs w:val="20"/>
         </w:rPr>
-        <w:t>- Possibilitat de restitució del què s’ha rebut i/o devolució del que s’ha aportat</w:t>
+        <w:t>Possibilitat de restitució del què s’ha rebut i/o devolució del que s’ha aportat</w:t>
       </w:r>
     </w:p>
     <w:p>
@@ -1661,23 +4471,7 @@
           <w:sz w:val="20"/>
           <w:szCs w:val="20"/>
         </w:rPr>
-        <w:t xml:space="preserve"> és possible la restitució de la prestació rebuda ja que </w:t>
-      </w:r>
-      <w:r>
-        <w:rPr>
-          <w:rFonts w:ascii="Open Sans Light" w:eastAsia="Open Sans Light" w:hAnsi="Open Sans Light" w:cs="Open Sans Light"/>
-          <w:sz w:val="20"/>
-          <w:szCs w:val="20"/>
-        </w:rPr>
-        <w:t>el serveis i/o el subministraments</w:t>
-      </w:r>
-      <w:r>
-        <w:rPr>
-          <w:rFonts w:ascii="Open Sans Light" w:eastAsia="Open Sans Light" w:hAnsi="Open Sans Light" w:cs="Open Sans Light"/>
-          <w:sz w:val="20"/>
-          <w:szCs w:val="20"/>
-        </w:rPr>
-        <w:t xml:space="preserve"> s'han realitzat o consumit satisfactòriament a criteri de les direccions dels centres.</w:t>
+        <w:t xml:space="preserve"> és possible la restitució de la prestació rebuda ja que el serveis i/o el subministraments s'han realitzat o consumit satisfactòriament a criteri de les direccions dels centres.</w:t>
       </w:r>
     </w:p>
     <w:p>
@@ -1719,6 +4513,35 @@
     </w:p>
     <w:p>
       <w:pPr>
+        <w:pStyle w:val="Prrafodelista"/>
+        <w:keepLines/>
+        <w:widowControl w:val="0"/>
+        <w:numPr>
+          <w:ilvl w:val="0"/>
+          <w:numId w:val="7"/>
+        </w:numPr>
+        <w:spacing w:before="120" w:line="276" w:lineRule="auto"/>
+        <w:jc w:val="both"/>
+        <w:rPr>
+          <w:rFonts w:ascii="Open Sans Light" w:eastAsia="Open Sans Light" w:hAnsi="Open Sans Light" w:cs="Open Sans Light"/>
+          <w:sz w:val="20"/>
+          <w:szCs w:val="20"/>
+        </w:rPr>
+      </w:pPr>
+      <w:r>
+        <w:rPr>
+          <w:rFonts w:ascii="Open Sans Light" w:eastAsia="Open Sans Light" w:hAnsi="Open Sans Light" w:cs="Open Sans Light"/>
+          <w:b/>
+          <w:bCs/>
+          <w:sz w:val="20"/>
+          <w:szCs w:val="20"/>
+        </w:rPr>
+        <w:t>Si s’ha dictat un acte administratiu susceptible de ser revisat</w:t>
+      </w:r>
+    </w:p>
+    <w:p>
+      <w:pPr>
+        <w:pStyle w:val="Prrafodelista"/>
         <w:keepLines/>
         <w:widowControl w:val="0"/>
         <w:spacing w:before="120" w:line="276" w:lineRule="auto"/>
@@ -1729,6 +4552,45 @@
           <w:szCs w:val="20"/>
         </w:rPr>
       </w:pPr>
+    </w:p>
+    <w:p>
+      <w:pPr>
+        <w:keepLines/>
+        <w:widowControl w:val="0"/>
+        <w:spacing w:before="120" w:line="276" w:lineRule="auto"/>
+        <w:jc w:val="both"/>
+        <w:rPr>
+          <w:rFonts w:ascii="Open Sans Light" w:eastAsia="Open Sans Light" w:hAnsi="Open Sans Light" w:cs="Open Sans Light"/>
+          <w:sz w:val="20"/>
+          <w:szCs w:val="20"/>
+        </w:rPr>
+      </w:pPr>
+      <w:r>
+        <w:rPr>
+          <w:rFonts w:ascii="Open Sans Light" w:eastAsia="Open Sans Light" w:hAnsi="Open Sans Light" w:cs="Open Sans Light"/>
+          <w:sz w:val="20"/>
+          <w:szCs w:val="20"/>
+        </w:rPr>
+        <w:t>No s’aprecia que s’hagi dictat cap acte administratiu susceptible de ser revisat</w:t>
+      </w:r>
+    </w:p>
+    <w:p>
+      <w:pPr>
+        <w:pStyle w:val="Prrafodelista"/>
+        <w:keepLines/>
+        <w:widowControl w:val="0"/>
+        <w:numPr>
+          <w:ilvl w:val="0"/>
+          <w:numId w:val="7"/>
+        </w:numPr>
+        <w:spacing w:before="120" w:line="276" w:lineRule="auto"/>
+        <w:jc w:val="both"/>
+        <w:rPr>
+          <w:rFonts w:ascii="Open Sans Light" w:eastAsia="Open Sans Light" w:hAnsi="Open Sans Light" w:cs="Open Sans Light"/>
+          <w:sz w:val="20"/>
+          <w:szCs w:val="20"/>
+        </w:rPr>
+      </w:pPr>
       <w:r>
         <w:rPr>
           <w:rFonts w:ascii="Open Sans Light" w:eastAsia="Open Sans Light" w:hAnsi="Open Sans Light" w:cs="Open Sans Light"/>
@@ -1737,8 +4599,2191 @@
           <w:sz w:val="20"/>
           <w:szCs w:val="20"/>
         </w:rPr>
-        <w:t>- Si s’ha dictat un acte administratiu susceptible de ser revisat</w:t>
-      </w:r>
+        <w:t>Existència de crèdit pressupostari per imputar la despesa</w:t>
+      </w:r>
+    </w:p>
+    <w:p>
+      <w:pPr>
+        <w:pStyle w:val="Prrafodelista"/>
+        <w:keepLines/>
+        <w:widowControl w:val="0"/>
+        <w:spacing w:before="120" w:line="276" w:lineRule="auto"/>
+        <w:jc w:val="both"/>
+        <w:rPr>
+          <w:rFonts w:ascii="Open Sans Light" w:eastAsia="Open Sans Light" w:hAnsi="Open Sans Light" w:cs="Open Sans Light"/>
+          <w:sz w:val="20"/>
+          <w:szCs w:val="20"/>
+        </w:rPr>
+      </w:pPr>
+    </w:p>
+    <w:p>
+      <w:pPr>
+        <w:keepLines/>
+        <w:widowControl w:val="0"/>
+        <w:spacing w:line="276" w:lineRule="auto"/>
+        <w:jc w:val="both"/>
+        <w:rPr>
+          <w:rFonts w:ascii="Open Sans Light" w:eastAsia="Open Sans Light" w:hAnsi="Open Sans Light" w:cs="Open Sans Light"/>
+          <w:sz w:val="20"/>
+          <w:szCs w:val="20"/>
+        </w:rPr>
+      </w:pPr>
+      <w:r>
+        <w:rPr>
+          <w:rFonts w:ascii="Open Sans Light" w:eastAsia="Open Sans Light" w:hAnsi="Open Sans Light" w:cs="Open Sans Light"/>
+          <w:sz w:val="20"/>
+          <w:szCs w:val="20"/>
+        </w:rPr>
+        <w:t>D’acord amb la informació d’execució pressupostària, existeix crèdit per imputar la despesa derivada de les prestacions realitzades i, vistes les necessitats i atencions de l’aplicació durant tot l’exercici, no s’aprecia impediment o limitació a la imputació de la despesa al pressupost de l’exercici corrent.</w:t>
+      </w:r>
+    </w:p>
+    <w:p>
+      <w:pPr>
+        <w:pStyle w:val="Prrafodelista"/>
+        <w:keepLines/>
+        <w:widowControl w:val="0"/>
+        <w:numPr>
+          <w:ilvl w:val="0"/>
+          <w:numId w:val="7"/>
+        </w:numPr>
+        <w:spacing w:before="120" w:line="276" w:lineRule="auto"/>
+        <w:jc w:val="both"/>
+        <w:rPr>
+          <w:rFonts w:ascii="Open Sans Light" w:eastAsia="Open Sans Light" w:hAnsi="Open Sans Light" w:cs="Open Sans Light"/>
+          <w:sz w:val="20"/>
+          <w:szCs w:val="20"/>
+        </w:rPr>
+      </w:pPr>
+      <w:r>
+        <w:rPr>
+          <w:rFonts w:ascii="Open Sans Light" w:eastAsia="Open Sans Light" w:hAnsi="Open Sans Light" w:cs="Open Sans Light"/>
+          <w:b/>
+          <w:bCs/>
+          <w:sz w:val="20"/>
+          <w:szCs w:val="20"/>
+        </w:rPr>
+        <w:t>Import que correspon abonar als proveïdors en concepte d’indemnització per evitar un possible enriquiment injust per l’administració</w:t>
+      </w:r>
+    </w:p>
+    <w:p>
+      <w:pPr>
+        <w:pStyle w:val="Prrafodelista"/>
+        <w:keepLines/>
+        <w:widowControl w:val="0"/>
+        <w:spacing w:before="120" w:line="276" w:lineRule="auto"/>
+        <w:jc w:val="both"/>
+        <w:rPr>
+          <w:rFonts w:ascii="Open Sans Light" w:eastAsia="Open Sans Light" w:hAnsi="Open Sans Light" w:cs="Open Sans Light"/>
+          <w:sz w:val="20"/>
+          <w:szCs w:val="20"/>
+        </w:rPr>
+      </w:pPr>
+    </w:p>
+    <w:p>
+      <w:pPr>
+        <w:keepLines/>
+        <w:widowControl w:val="0"/>
+        <w:spacing w:line="276" w:lineRule="auto"/>
+        <w:jc w:val="both"/>
+        <w:rPr>
+          <w:rFonts w:ascii="Open Sans Light" w:eastAsia="Open Sans Light" w:hAnsi="Open Sans Light" w:cs="Open Sans Light"/>
+          <w:sz w:val="20"/>
+          <w:szCs w:val="20"/>
+          <w:lang w:val="es-ES"/>
+        </w:rPr>
+      </w:pPr>
+      <w:r>
+        <w:rPr>
+          <w:rFonts w:ascii="Open Sans Light" w:eastAsia="Open Sans Light" w:hAnsi="Open Sans Light" w:cs="Open Sans Light"/>
+          <w:sz w:val="20"/>
+          <w:szCs w:val="20"/>
+          <w:lang w:val="es-ES"/>
+        </w:rPr>
+        <w:t xml:space="preserve">Les factures </w:t>
+      </w:r>
+      <w:proofErr w:type="spellStart"/>
+      <w:r>
+        <w:rPr>
+          <w:rFonts w:ascii="Open Sans Light" w:eastAsia="Open Sans Light" w:hAnsi="Open Sans Light" w:cs="Open Sans Light"/>
+          <w:sz w:val="20"/>
+          <w:szCs w:val="20"/>
+          <w:lang w:val="es-ES"/>
+        </w:rPr>
+        <w:t>incloses</w:t>
+      </w:r>
+      <w:proofErr w:type="spellEnd"/>
+      <w:r>
+        <w:rPr>
+          <w:rFonts w:ascii="Open Sans Light" w:eastAsia="Open Sans Light" w:hAnsi="Open Sans Light" w:cs="Open Sans Light"/>
+          <w:sz w:val="20"/>
+          <w:szCs w:val="20"/>
+          <w:lang w:val="es-ES"/>
+        </w:rPr>
+        <w:t xml:space="preserve"> a la </w:t>
+      </w:r>
+      <w:proofErr w:type="spellStart"/>
+      <w:r>
+        <w:rPr>
+          <w:rFonts w:ascii="Open Sans Light" w:eastAsia="Open Sans Light" w:hAnsi="Open Sans Light" w:cs="Open Sans Light"/>
+          <w:sz w:val="20"/>
+          <w:szCs w:val="20"/>
+          <w:lang w:val="es-ES"/>
+        </w:rPr>
+        <w:t>relació</w:t>
+      </w:r>
+      <w:proofErr w:type="spellEnd"/>
+      <w:r>
+        <w:rPr>
+          <w:rFonts w:ascii="Open Sans Light" w:eastAsia="Open Sans Light" w:hAnsi="Open Sans Light" w:cs="Open Sans Light"/>
+          <w:sz w:val="20"/>
+          <w:szCs w:val="20"/>
+          <w:lang w:val="es-ES"/>
+        </w:rPr>
+        <w:t xml:space="preserve"> </w:t>
+      </w:r>
+      <w:proofErr w:type="spellStart"/>
+      <w:r>
+        <w:rPr>
+          <w:rFonts w:ascii="Open Sans Light" w:eastAsia="Open Sans Light" w:hAnsi="Open Sans Light" w:cs="Open Sans Light"/>
+          <w:sz w:val="20"/>
+          <w:szCs w:val="20"/>
+          <w:lang w:val="es-ES"/>
+        </w:rPr>
+        <w:t>esmentada</w:t>
+      </w:r>
+      <w:proofErr w:type="spellEnd"/>
+      <w:r>
+        <w:rPr>
+          <w:rFonts w:ascii="Open Sans Light" w:eastAsia="Open Sans Light" w:hAnsi="Open Sans Light" w:cs="Open Sans Light"/>
+          <w:sz w:val="20"/>
+          <w:szCs w:val="20"/>
+          <w:lang w:val="es-ES"/>
+        </w:rPr>
+        <w:t xml:space="preserve"> en </w:t>
+      </w:r>
+      <w:proofErr w:type="spellStart"/>
+      <w:r>
+        <w:rPr>
+          <w:rFonts w:ascii="Open Sans Light" w:eastAsia="Open Sans Light" w:hAnsi="Open Sans Light" w:cs="Open Sans Light"/>
+          <w:sz w:val="20"/>
+          <w:szCs w:val="20"/>
+          <w:lang w:val="es-ES"/>
+        </w:rPr>
+        <w:t>els</w:t>
+      </w:r>
+      <w:proofErr w:type="spellEnd"/>
+      <w:r>
+        <w:rPr>
+          <w:rFonts w:ascii="Open Sans Light" w:eastAsia="Open Sans Light" w:hAnsi="Open Sans Light" w:cs="Open Sans Light"/>
+          <w:sz w:val="20"/>
+          <w:szCs w:val="20"/>
+          <w:lang w:val="es-ES"/>
+        </w:rPr>
+        <w:t xml:space="preserve"> </w:t>
+      </w:r>
+      <w:proofErr w:type="spellStart"/>
+      <w:r>
+        <w:rPr>
+          <w:rFonts w:ascii="Open Sans Light" w:eastAsia="Open Sans Light" w:hAnsi="Open Sans Light" w:cs="Open Sans Light"/>
+          <w:sz w:val="20"/>
+          <w:szCs w:val="20"/>
+          <w:lang w:val="es-ES"/>
+        </w:rPr>
+        <w:t>antecedents</w:t>
+      </w:r>
+      <w:proofErr w:type="spellEnd"/>
+      <w:r>
+        <w:rPr>
+          <w:rFonts w:ascii="Open Sans Light" w:eastAsia="Open Sans Light" w:hAnsi="Open Sans Light" w:cs="Open Sans Light"/>
+          <w:sz w:val="20"/>
+          <w:szCs w:val="20"/>
+          <w:lang w:val="es-ES"/>
+        </w:rPr>
+        <w:t xml:space="preserve"> han </w:t>
+      </w:r>
+      <w:proofErr w:type="spellStart"/>
+      <w:r>
+        <w:rPr>
+          <w:rFonts w:ascii="Open Sans Light" w:eastAsia="Open Sans Light" w:hAnsi="Open Sans Light" w:cs="Open Sans Light"/>
+          <w:sz w:val="20"/>
+          <w:szCs w:val="20"/>
+          <w:lang w:val="es-ES"/>
+        </w:rPr>
+        <w:t>estat</w:t>
+      </w:r>
+      <w:proofErr w:type="spellEnd"/>
+      <w:r>
+        <w:rPr>
+          <w:rFonts w:ascii="Open Sans Light" w:eastAsia="Open Sans Light" w:hAnsi="Open Sans Light" w:cs="Open Sans Light"/>
+          <w:sz w:val="20"/>
+          <w:szCs w:val="20"/>
+          <w:lang w:val="es-ES"/>
+        </w:rPr>
+        <w:t xml:space="preserve"> </w:t>
+      </w:r>
+      <w:proofErr w:type="spellStart"/>
+      <w:r>
+        <w:rPr>
+          <w:rFonts w:ascii="Open Sans Light" w:eastAsia="Open Sans Light" w:hAnsi="Open Sans Light" w:cs="Open Sans Light"/>
+          <w:sz w:val="20"/>
+          <w:szCs w:val="20"/>
+          <w:lang w:val="es-ES"/>
+        </w:rPr>
+        <w:t>conformades</w:t>
+      </w:r>
+      <w:proofErr w:type="spellEnd"/>
+      <w:r>
+        <w:rPr>
+          <w:rFonts w:ascii="Open Sans Light" w:eastAsia="Open Sans Light" w:hAnsi="Open Sans Light" w:cs="Open Sans Light"/>
+          <w:sz w:val="20"/>
+          <w:szCs w:val="20"/>
+          <w:lang w:val="es-ES"/>
+        </w:rPr>
+        <w:t xml:space="preserve"> </w:t>
+      </w:r>
+      <w:proofErr w:type="spellStart"/>
+      <w:r>
+        <w:rPr>
+          <w:rFonts w:ascii="Open Sans Light" w:eastAsia="Open Sans Light" w:hAnsi="Open Sans Light" w:cs="Open Sans Light"/>
+          <w:sz w:val="20"/>
+          <w:szCs w:val="20"/>
+          <w:lang w:val="es-ES"/>
+        </w:rPr>
+        <w:t>pels</w:t>
+      </w:r>
+      <w:proofErr w:type="spellEnd"/>
+      <w:r>
+        <w:rPr>
+          <w:rFonts w:ascii="Open Sans Light" w:eastAsia="Open Sans Light" w:hAnsi="Open Sans Light" w:cs="Open Sans Light"/>
+          <w:sz w:val="20"/>
+          <w:szCs w:val="20"/>
+          <w:lang w:val="es-ES"/>
+        </w:rPr>
+        <w:t xml:space="preserve"> responsables </w:t>
+      </w:r>
+      <w:proofErr w:type="spellStart"/>
+      <w:r>
+        <w:rPr>
+          <w:rFonts w:ascii="Open Sans Light" w:eastAsia="Open Sans Light" w:hAnsi="Open Sans Light" w:cs="Open Sans Light"/>
+          <w:sz w:val="20"/>
+          <w:szCs w:val="20"/>
+          <w:lang w:val="es-ES"/>
+        </w:rPr>
+        <w:t>dels</w:t>
+      </w:r>
+      <w:proofErr w:type="spellEnd"/>
+      <w:r>
+        <w:rPr>
+          <w:rFonts w:ascii="Open Sans Light" w:eastAsia="Open Sans Light" w:hAnsi="Open Sans Light" w:cs="Open Sans Light"/>
+          <w:sz w:val="20"/>
+          <w:szCs w:val="20"/>
+          <w:lang w:val="es-ES"/>
+        </w:rPr>
+        <w:t xml:space="preserve"> </w:t>
+      </w:r>
+      <w:proofErr w:type="spellStart"/>
+      <w:r>
+        <w:rPr>
+          <w:rFonts w:ascii="Open Sans Light" w:eastAsia="Open Sans Light" w:hAnsi="Open Sans Light" w:cs="Open Sans Light"/>
+          <w:sz w:val="20"/>
+          <w:szCs w:val="20"/>
+          <w:lang w:val="es-ES"/>
+        </w:rPr>
+        <w:t>serveis</w:t>
+      </w:r>
+      <w:proofErr w:type="spellEnd"/>
+      <w:r>
+        <w:rPr>
+          <w:rFonts w:ascii="Open Sans Light" w:eastAsia="Open Sans Light" w:hAnsi="Open Sans Light" w:cs="Open Sans Light"/>
+          <w:sz w:val="20"/>
+          <w:szCs w:val="20"/>
+          <w:lang w:val="es-ES"/>
+        </w:rPr>
+        <w:t xml:space="preserve">, si </w:t>
+      </w:r>
+      <w:proofErr w:type="spellStart"/>
+      <w:r>
+        <w:rPr>
+          <w:rFonts w:ascii="Open Sans Light" w:eastAsia="Open Sans Light" w:hAnsi="Open Sans Light" w:cs="Open Sans Light"/>
+          <w:sz w:val="20"/>
+          <w:szCs w:val="20"/>
+          <w:lang w:val="es-ES"/>
+        </w:rPr>
+        <w:t>bé</w:t>
+      </w:r>
+      <w:proofErr w:type="spellEnd"/>
+      <w:r>
+        <w:rPr>
+          <w:rFonts w:ascii="Open Sans Light" w:eastAsia="Open Sans Light" w:hAnsi="Open Sans Light" w:cs="Open Sans Light"/>
+          <w:sz w:val="20"/>
+          <w:szCs w:val="20"/>
+          <w:lang w:val="es-ES"/>
+        </w:rPr>
+        <w:t xml:space="preserve"> no es van tramitar </w:t>
+      </w:r>
+      <w:proofErr w:type="spellStart"/>
+      <w:r>
+        <w:rPr>
+          <w:rFonts w:ascii="Open Sans Light" w:eastAsia="Open Sans Light" w:hAnsi="Open Sans Light" w:cs="Open Sans Light"/>
+          <w:sz w:val="20"/>
+          <w:szCs w:val="20"/>
+          <w:lang w:val="es-ES"/>
+        </w:rPr>
+        <w:t>sense</w:t>
+      </w:r>
+      <w:proofErr w:type="spellEnd"/>
+      <w:r>
+        <w:rPr>
+          <w:rFonts w:ascii="Open Sans Light" w:eastAsia="Open Sans Light" w:hAnsi="Open Sans Light" w:cs="Open Sans Light"/>
+          <w:sz w:val="20"/>
+          <w:szCs w:val="20"/>
+          <w:lang w:val="es-ES"/>
+        </w:rPr>
+        <w:t xml:space="preserve"> el </w:t>
+      </w:r>
+      <w:proofErr w:type="spellStart"/>
+      <w:r>
+        <w:rPr>
+          <w:rFonts w:ascii="Open Sans Light" w:eastAsia="Open Sans Light" w:hAnsi="Open Sans Light" w:cs="Open Sans Light"/>
+          <w:sz w:val="20"/>
+          <w:szCs w:val="20"/>
+          <w:lang w:val="es-ES"/>
+        </w:rPr>
+        <w:t>compliment</w:t>
+      </w:r>
+      <w:proofErr w:type="spellEnd"/>
+      <w:r>
+        <w:rPr>
+          <w:rFonts w:ascii="Open Sans Light" w:eastAsia="Open Sans Light" w:hAnsi="Open Sans Light" w:cs="Open Sans Light"/>
+          <w:sz w:val="20"/>
+          <w:szCs w:val="20"/>
+          <w:lang w:val="es-ES"/>
+        </w:rPr>
+        <w:t xml:space="preserve"> de la normativa </w:t>
+      </w:r>
+      <w:proofErr w:type="spellStart"/>
+      <w:r>
+        <w:rPr>
+          <w:rFonts w:ascii="Open Sans Light" w:eastAsia="Open Sans Light" w:hAnsi="Open Sans Light" w:cs="Open Sans Light"/>
+          <w:sz w:val="20"/>
+          <w:szCs w:val="20"/>
+          <w:lang w:val="es-ES"/>
+        </w:rPr>
+        <w:t>corresponent</w:t>
+      </w:r>
+      <w:proofErr w:type="spellEnd"/>
+      <w:r>
+        <w:rPr>
+          <w:rFonts w:ascii="Open Sans Light" w:eastAsia="Open Sans Light" w:hAnsi="Open Sans Light" w:cs="Open Sans Light"/>
+          <w:sz w:val="20"/>
+          <w:szCs w:val="20"/>
+          <w:lang w:val="es-ES"/>
+        </w:rPr>
+        <w:t xml:space="preserve">, per </w:t>
+      </w:r>
+      <w:proofErr w:type="spellStart"/>
+      <w:r>
+        <w:rPr>
+          <w:rFonts w:ascii="Open Sans Light" w:eastAsia="Open Sans Light" w:hAnsi="Open Sans Light" w:cs="Open Sans Light"/>
+          <w:sz w:val="20"/>
+          <w:szCs w:val="20"/>
+          <w:lang w:val="es-ES"/>
+        </w:rPr>
+        <w:t>aquestes</w:t>
+      </w:r>
+      <w:proofErr w:type="spellEnd"/>
+      <w:r>
+        <w:rPr>
+          <w:rFonts w:ascii="Open Sans Light" w:eastAsia="Open Sans Light" w:hAnsi="Open Sans Light" w:cs="Open Sans Light"/>
+          <w:sz w:val="20"/>
+          <w:szCs w:val="20"/>
+          <w:lang w:val="es-ES"/>
+        </w:rPr>
+        <w:t xml:space="preserve"> </w:t>
+      </w:r>
+      <w:proofErr w:type="spellStart"/>
+      <w:r>
+        <w:rPr>
+          <w:rFonts w:ascii="Open Sans Light" w:eastAsia="Open Sans Light" w:hAnsi="Open Sans Light" w:cs="Open Sans Light"/>
+          <w:sz w:val="20"/>
+          <w:szCs w:val="20"/>
+          <w:lang w:val="es-ES"/>
+        </w:rPr>
+        <w:t>despeses</w:t>
+      </w:r>
+      <w:proofErr w:type="spellEnd"/>
+      <w:r>
+        <w:rPr>
+          <w:rFonts w:ascii="Open Sans Light" w:eastAsia="Open Sans Light" w:hAnsi="Open Sans Light" w:cs="Open Sans Light"/>
+          <w:sz w:val="20"/>
+          <w:szCs w:val="20"/>
+          <w:lang w:val="es-ES"/>
+        </w:rPr>
+        <w:t xml:space="preserve">, es considera que </w:t>
+      </w:r>
+      <w:proofErr w:type="spellStart"/>
+      <w:r>
+        <w:rPr>
+          <w:rFonts w:ascii="Open Sans Light" w:eastAsia="Open Sans Light" w:hAnsi="Open Sans Light" w:cs="Open Sans Light"/>
+          <w:sz w:val="20"/>
+          <w:szCs w:val="20"/>
+          <w:lang w:val="es-ES"/>
+        </w:rPr>
+        <w:t>als</w:t>
+      </w:r>
+      <w:proofErr w:type="spellEnd"/>
+      <w:r>
+        <w:rPr>
+          <w:rFonts w:ascii="Open Sans Light" w:eastAsia="Open Sans Light" w:hAnsi="Open Sans Light" w:cs="Open Sans Light"/>
+          <w:sz w:val="20"/>
+          <w:szCs w:val="20"/>
+          <w:lang w:val="es-ES"/>
+        </w:rPr>
+        <w:t xml:space="preserve"> </w:t>
+      </w:r>
+      <w:proofErr w:type="spellStart"/>
+      <w:r>
+        <w:rPr>
+          <w:rFonts w:ascii="Open Sans Light" w:eastAsia="Open Sans Light" w:hAnsi="Open Sans Light" w:cs="Open Sans Light"/>
+          <w:sz w:val="20"/>
+          <w:szCs w:val="20"/>
+          <w:lang w:val="es-ES"/>
+        </w:rPr>
+        <w:t>efectes</w:t>
+      </w:r>
+      <w:proofErr w:type="spellEnd"/>
+      <w:r>
+        <w:rPr>
+          <w:rFonts w:ascii="Open Sans Light" w:eastAsia="Open Sans Light" w:hAnsi="Open Sans Light" w:cs="Open Sans Light"/>
+          <w:sz w:val="20"/>
+          <w:szCs w:val="20"/>
+          <w:lang w:val="es-ES"/>
+        </w:rPr>
+        <w:t xml:space="preserve"> </w:t>
+      </w:r>
+      <w:proofErr w:type="spellStart"/>
+      <w:r>
+        <w:rPr>
+          <w:rFonts w:ascii="Open Sans Light" w:eastAsia="Open Sans Light" w:hAnsi="Open Sans Light" w:cs="Open Sans Light"/>
+          <w:sz w:val="20"/>
+          <w:szCs w:val="20"/>
+          <w:lang w:val="es-ES"/>
+        </w:rPr>
+        <w:t>d’evitar</w:t>
+      </w:r>
+      <w:proofErr w:type="spellEnd"/>
+      <w:r>
+        <w:rPr>
+          <w:rFonts w:ascii="Open Sans Light" w:eastAsia="Open Sans Light" w:hAnsi="Open Sans Light" w:cs="Open Sans Light"/>
+          <w:sz w:val="20"/>
+          <w:szCs w:val="20"/>
+          <w:lang w:val="es-ES"/>
+        </w:rPr>
+        <w:t xml:space="preserve"> </w:t>
+      </w:r>
+      <w:proofErr w:type="spellStart"/>
+      <w:r>
+        <w:rPr>
+          <w:rFonts w:ascii="Open Sans Light" w:eastAsia="Open Sans Light" w:hAnsi="Open Sans Light" w:cs="Open Sans Light"/>
+          <w:sz w:val="20"/>
+          <w:szCs w:val="20"/>
+          <w:lang w:val="es-ES"/>
+        </w:rPr>
+        <w:t>l’enriquiment</w:t>
+      </w:r>
+      <w:proofErr w:type="spellEnd"/>
+      <w:r>
+        <w:rPr>
+          <w:rFonts w:ascii="Open Sans Light" w:eastAsia="Open Sans Light" w:hAnsi="Open Sans Light" w:cs="Open Sans Light"/>
+          <w:sz w:val="20"/>
+          <w:szCs w:val="20"/>
+          <w:lang w:val="es-ES"/>
+        </w:rPr>
+        <w:t xml:space="preserve"> </w:t>
+      </w:r>
+      <w:proofErr w:type="spellStart"/>
+      <w:r>
+        <w:rPr>
+          <w:rFonts w:ascii="Open Sans Light" w:eastAsia="Open Sans Light" w:hAnsi="Open Sans Light" w:cs="Open Sans Light"/>
+          <w:sz w:val="20"/>
+          <w:szCs w:val="20"/>
+          <w:lang w:val="es-ES"/>
+        </w:rPr>
+        <w:t>injust</w:t>
+      </w:r>
+      <w:proofErr w:type="spellEnd"/>
+      <w:r>
+        <w:rPr>
+          <w:rFonts w:ascii="Open Sans Light" w:eastAsia="Open Sans Light" w:hAnsi="Open Sans Light" w:cs="Open Sans Light"/>
+          <w:sz w:val="20"/>
+          <w:szCs w:val="20"/>
+          <w:lang w:val="es-ES"/>
+        </w:rPr>
+        <w:t xml:space="preserve"> de </w:t>
+      </w:r>
+      <w:proofErr w:type="spellStart"/>
+      <w:r>
+        <w:rPr>
+          <w:rFonts w:ascii="Open Sans Light" w:eastAsia="Open Sans Light" w:hAnsi="Open Sans Light" w:cs="Open Sans Light"/>
+          <w:sz w:val="20"/>
+          <w:szCs w:val="20"/>
+          <w:lang w:val="es-ES"/>
+        </w:rPr>
+        <w:t>l’Administració</w:t>
+      </w:r>
+      <w:proofErr w:type="spellEnd"/>
+      <w:r>
+        <w:rPr>
+          <w:rFonts w:ascii="Open Sans Light" w:eastAsia="Open Sans Light" w:hAnsi="Open Sans Light" w:cs="Open Sans Light"/>
+          <w:sz w:val="20"/>
+          <w:szCs w:val="20"/>
+          <w:lang w:val="es-ES"/>
+        </w:rPr>
+        <w:t xml:space="preserve">, </w:t>
+      </w:r>
+      <w:proofErr w:type="spellStart"/>
+      <w:r>
+        <w:rPr>
+          <w:rFonts w:ascii="Open Sans Light" w:eastAsia="Open Sans Light" w:hAnsi="Open Sans Light" w:cs="Open Sans Light"/>
+          <w:sz w:val="20"/>
+          <w:szCs w:val="20"/>
+          <w:lang w:val="es-ES"/>
+        </w:rPr>
+        <w:t>l’única</w:t>
+      </w:r>
+      <w:proofErr w:type="spellEnd"/>
+      <w:r>
+        <w:rPr>
+          <w:rFonts w:ascii="Open Sans Light" w:eastAsia="Open Sans Light" w:hAnsi="Open Sans Light" w:cs="Open Sans Light"/>
+          <w:sz w:val="20"/>
+          <w:szCs w:val="20"/>
+          <w:lang w:val="es-ES"/>
+        </w:rPr>
+        <w:t xml:space="preserve"> alternativa </w:t>
+      </w:r>
+      <w:proofErr w:type="spellStart"/>
+      <w:r>
+        <w:rPr>
+          <w:rFonts w:ascii="Open Sans Light" w:eastAsia="Open Sans Light" w:hAnsi="Open Sans Light" w:cs="Open Sans Light"/>
+          <w:sz w:val="20"/>
+          <w:szCs w:val="20"/>
+          <w:lang w:val="es-ES"/>
+        </w:rPr>
+        <w:t>possible</w:t>
+      </w:r>
+      <w:proofErr w:type="spellEnd"/>
+      <w:r>
+        <w:rPr>
+          <w:rFonts w:ascii="Open Sans Light" w:eastAsia="Open Sans Light" w:hAnsi="Open Sans Light" w:cs="Open Sans Light"/>
+          <w:sz w:val="20"/>
+          <w:szCs w:val="20"/>
+          <w:lang w:val="es-ES"/>
+        </w:rPr>
+        <w:t xml:space="preserve"> per a la </w:t>
+      </w:r>
+      <w:proofErr w:type="spellStart"/>
+      <w:r>
+        <w:rPr>
+          <w:rFonts w:ascii="Open Sans Light" w:eastAsia="Open Sans Light" w:hAnsi="Open Sans Light" w:cs="Open Sans Light"/>
+          <w:sz w:val="20"/>
+          <w:szCs w:val="20"/>
+          <w:lang w:val="es-ES"/>
+        </w:rPr>
+        <w:t>seva</w:t>
+      </w:r>
+      <w:proofErr w:type="spellEnd"/>
+      <w:r>
+        <w:rPr>
+          <w:rFonts w:ascii="Open Sans Light" w:eastAsia="Open Sans Light" w:hAnsi="Open Sans Light" w:cs="Open Sans Light"/>
+          <w:sz w:val="20"/>
+          <w:szCs w:val="20"/>
+          <w:lang w:val="es-ES"/>
+        </w:rPr>
+        <w:t xml:space="preserve"> </w:t>
+      </w:r>
+      <w:proofErr w:type="spellStart"/>
+      <w:r>
+        <w:rPr>
+          <w:rFonts w:ascii="Open Sans Light" w:eastAsia="Open Sans Light" w:hAnsi="Open Sans Light" w:cs="Open Sans Light"/>
+          <w:sz w:val="20"/>
+          <w:szCs w:val="20"/>
+          <w:lang w:val="es-ES"/>
+        </w:rPr>
+        <w:t>tramitació</w:t>
+      </w:r>
+      <w:proofErr w:type="spellEnd"/>
+      <w:r>
+        <w:rPr>
+          <w:rFonts w:ascii="Open Sans Light" w:eastAsia="Open Sans Light" w:hAnsi="Open Sans Light" w:cs="Open Sans Light"/>
+          <w:sz w:val="20"/>
+          <w:szCs w:val="20"/>
+          <w:lang w:val="es-ES"/>
+        </w:rPr>
+        <w:t xml:space="preserve"> </w:t>
+      </w:r>
+      <w:proofErr w:type="spellStart"/>
+      <w:r>
+        <w:rPr>
+          <w:rFonts w:ascii="Open Sans Light" w:eastAsia="Open Sans Light" w:hAnsi="Open Sans Light" w:cs="Open Sans Light"/>
+          <w:sz w:val="20"/>
+          <w:szCs w:val="20"/>
+          <w:lang w:val="es-ES"/>
+        </w:rPr>
+        <w:t>és</w:t>
+      </w:r>
+      <w:proofErr w:type="spellEnd"/>
+      <w:r>
+        <w:rPr>
+          <w:rFonts w:ascii="Open Sans Light" w:eastAsia="Open Sans Light" w:hAnsi="Open Sans Light" w:cs="Open Sans Light"/>
+          <w:sz w:val="20"/>
+          <w:szCs w:val="20"/>
+          <w:lang w:val="es-ES"/>
+        </w:rPr>
+        <w:t xml:space="preserve"> la de </w:t>
+      </w:r>
+      <w:proofErr w:type="spellStart"/>
+      <w:r>
+        <w:rPr>
+          <w:rFonts w:ascii="Open Sans Light" w:eastAsia="Open Sans Light" w:hAnsi="Open Sans Light" w:cs="Open Sans Light"/>
+          <w:sz w:val="20"/>
+          <w:szCs w:val="20"/>
+          <w:lang w:val="es-ES"/>
+        </w:rPr>
+        <w:t>dur</w:t>
+      </w:r>
+      <w:proofErr w:type="spellEnd"/>
+      <w:r>
+        <w:rPr>
+          <w:rFonts w:ascii="Open Sans Light" w:eastAsia="Open Sans Light" w:hAnsi="Open Sans Light" w:cs="Open Sans Light"/>
+          <w:sz w:val="20"/>
+          <w:szCs w:val="20"/>
+          <w:lang w:val="es-ES"/>
+        </w:rPr>
+        <w:t xml:space="preserve"> a </w:t>
+      </w:r>
+      <w:proofErr w:type="spellStart"/>
+      <w:r>
+        <w:rPr>
+          <w:rFonts w:ascii="Open Sans Light" w:eastAsia="Open Sans Light" w:hAnsi="Open Sans Light" w:cs="Open Sans Light"/>
+          <w:sz w:val="20"/>
+          <w:szCs w:val="20"/>
+          <w:lang w:val="es-ES"/>
+        </w:rPr>
+        <w:t>terme</w:t>
+      </w:r>
+      <w:proofErr w:type="spellEnd"/>
+      <w:r>
+        <w:rPr>
+          <w:rFonts w:ascii="Open Sans Light" w:eastAsia="Open Sans Light" w:hAnsi="Open Sans Light" w:cs="Open Sans Light"/>
+          <w:sz w:val="20"/>
+          <w:szCs w:val="20"/>
+          <w:lang w:val="es-ES"/>
+        </w:rPr>
+        <w:t xml:space="preserve"> el </w:t>
+      </w:r>
+      <w:proofErr w:type="spellStart"/>
+      <w:r>
+        <w:rPr>
+          <w:rFonts w:ascii="Open Sans Light" w:eastAsia="Open Sans Light" w:hAnsi="Open Sans Light" w:cs="Open Sans Light"/>
+          <w:sz w:val="20"/>
+          <w:szCs w:val="20"/>
+          <w:lang w:val="es-ES"/>
+        </w:rPr>
+        <w:t>procediment</w:t>
+      </w:r>
+      <w:proofErr w:type="spellEnd"/>
+      <w:r>
+        <w:rPr>
+          <w:rFonts w:ascii="Open Sans Light" w:eastAsia="Open Sans Light" w:hAnsi="Open Sans Light" w:cs="Open Sans Light"/>
+          <w:sz w:val="20"/>
+          <w:szCs w:val="20"/>
+          <w:lang w:val="es-ES"/>
+        </w:rPr>
+        <w:t xml:space="preserve"> </w:t>
+      </w:r>
+      <w:proofErr w:type="spellStart"/>
+      <w:r>
+        <w:rPr>
+          <w:rFonts w:ascii="Open Sans Light" w:eastAsia="Open Sans Light" w:hAnsi="Open Sans Light" w:cs="Open Sans Light"/>
+          <w:sz w:val="20"/>
+          <w:szCs w:val="20"/>
+          <w:lang w:val="es-ES"/>
+        </w:rPr>
+        <w:t>establert</w:t>
+      </w:r>
+      <w:proofErr w:type="spellEnd"/>
+      <w:r>
+        <w:rPr>
+          <w:rFonts w:ascii="Open Sans Light" w:eastAsia="Open Sans Light" w:hAnsi="Open Sans Light" w:cs="Open Sans Light"/>
+          <w:sz w:val="20"/>
+          <w:szCs w:val="20"/>
+          <w:lang w:val="es-ES"/>
+        </w:rPr>
+        <w:t xml:space="preserve"> </w:t>
+      </w:r>
+      <w:proofErr w:type="spellStart"/>
+      <w:r>
+        <w:rPr>
+          <w:rFonts w:ascii="Open Sans Light" w:eastAsia="Open Sans Light" w:hAnsi="Open Sans Light" w:cs="Open Sans Light"/>
+          <w:sz w:val="20"/>
+          <w:szCs w:val="20"/>
+          <w:lang w:val="es-ES"/>
+        </w:rPr>
+        <w:t>pel</w:t>
+      </w:r>
+      <w:proofErr w:type="spellEnd"/>
+      <w:r>
+        <w:rPr>
+          <w:rFonts w:ascii="Open Sans Light" w:eastAsia="Open Sans Light" w:hAnsi="Open Sans Light" w:cs="Open Sans Light"/>
+          <w:sz w:val="20"/>
+          <w:szCs w:val="20"/>
+          <w:lang w:val="es-ES"/>
+        </w:rPr>
+        <w:t xml:space="preserve"> </w:t>
+      </w:r>
+      <w:proofErr w:type="spellStart"/>
+      <w:r>
+        <w:rPr>
+          <w:rFonts w:ascii="Open Sans Light" w:eastAsia="Open Sans Light" w:hAnsi="Open Sans Light" w:cs="Open Sans Light"/>
+          <w:sz w:val="20"/>
+          <w:szCs w:val="20"/>
+          <w:lang w:val="es-ES"/>
+        </w:rPr>
+        <w:t>reconeixement</w:t>
+      </w:r>
+      <w:proofErr w:type="spellEnd"/>
+      <w:r>
+        <w:rPr>
+          <w:rFonts w:ascii="Open Sans Light" w:eastAsia="Open Sans Light" w:hAnsi="Open Sans Light" w:cs="Open Sans Light"/>
+          <w:sz w:val="20"/>
+          <w:szCs w:val="20"/>
+          <w:lang w:val="es-ES"/>
+        </w:rPr>
+        <w:t xml:space="preserve"> extrajudicial de </w:t>
+      </w:r>
+      <w:proofErr w:type="spellStart"/>
+      <w:r>
+        <w:rPr>
+          <w:rFonts w:ascii="Open Sans Light" w:eastAsia="Open Sans Light" w:hAnsi="Open Sans Light" w:cs="Open Sans Light"/>
+          <w:sz w:val="20"/>
+          <w:szCs w:val="20"/>
+          <w:lang w:val="es-ES"/>
+        </w:rPr>
+        <w:t>crèdit</w:t>
+      </w:r>
+      <w:proofErr w:type="spellEnd"/>
+      <w:r>
+        <w:rPr>
+          <w:rFonts w:ascii="Open Sans Light" w:eastAsia="Open Sans Light" w:hAnsi="Open Sans Light" w:cs="Open Sans Light"/>
+          <w:sz w:val="20"/>
+          <w:szCs w:val="20"/>
+          <w:lang w:val="es-ES"/>
+        </w:rPr>
+        <w:t xml:space="preserve">, </w:t>
+      </w:r>
+      <w:proofErr w:type="spellStart"/>
+      <w:r>
+        <w:rPr>
+          <w:rFonts w:ascii="Open Sans Light" w:eastAsia="Open Sans Light" w:hAnsi="Open Sans Light" w:cs="Open Sans Light"/>
+          <w:sz w:val="20"/>
+          <w:szCs w:val="20"/>
+          <w:lang w:val="es-ES"/>
+        </w:rPr>
+        <w:t>prèvia</w:t>
+      </w:r>
+      <w:proofErr w:type="spellEnd"/>
+      <w:r>
+        <w:rPr>
+          <w:rFonts w:ascii="Open Sans Light" w:eastAsia="Open Sans Light" w:hAnsi="Open Sans Light" w:cs="Open Sans Light"/>
+          <w:sz w:val="20"/>
+          <w:szCs w:val="20"/>
+          <w:lang w:val="es-ES"/>
+        </w:rPr>
+        <w:t xml:space="preserve"> </w:t>
+      </w:r>
+      <w:proofErr w:type="spellStart"/>
+      <w:r>
+        <w:rPr>
+          <w:rFonts w:ascii="Open Sans Light" w:eastAsia="Open Sans Light" w:hAnsi="Open Sans Light" w:cs="Open Sans Light"/>
+          <w:sz w:val="20"/>
+          <w:szCs w:val="20"/>
+          <w:lang w:val="es-ES"/>
+        </w:rPr>
+        <w:t>convalidació</w:t>
+      </w:r>
+      <w:proofErr w:type="spellEnd"/>
+      <w:r>
+        <w:rPr>
+          <w:rFonts w:ascii="Open Sans Light" w:eastAsia="Open Sans Light" w:hAnsi="Open Sans Light" w:cs="Open Sans Light"/>
+          <w:sz w:val="20"/>
+          <w:szCs w:val="20"/>
+          <w:lang w:val="es-ES"/>
+        </w:rPr>
+        <w:t xml:space="preserve"> de </w:t>
+      </w:r>
+      <w:proofErr w:type="spellStart"/>
+      <w:r>
+        <w:rPr>
+          <w:rFonts w:ascii="Open Sans Light" w:eastAsia="Open Sans Light" w:hAnsi="Open Sans Light" w:cs="Open Sans Light"/>
+          <w:sz w:val="20"/>
+          <w:szCs w:val="20"/>
+          <w:lang w:val="es-ES"/>
+        </w:rPr>
+        <w:t>l’omissió</w:t>
+      </w:r>
+      <w:proofErr w:type="spellEnd"/>
+      <w:r>
+        <w:rPr>
+          <w:rFonts w:ascii="Open Sans Light" w:eastAsia="Open Sans Light" w:hAnsi="Open Sans Light" w:cs="Open Sans Light"/>
+          <w:sz w:val="20"/>
+          <w:szCs w:val="20"/>
+          <w:lang w:val="es-ES"/>
+        </w:rPr>
+        <w:t xml:space="preserve"> de la </w:t>
+      </w:r>
+      <w:proofErr w:type="spellStart"/>
+      <w:r>
+        <w:rPr>
+          <w:rFonts w:ascii="Open Sans Light" w:eastAsia="Open Sans Light" w:hAnsi="Open Sans Light" w:cs="Open Sans Light"/>
+          <w:sz w:val="20"/>
+          <w:szCs w:val="20"/>
+          <w:lang w:val="es-ES"/>
+        </w:rPr>
+        <w:t>funció</w:t>
+      </w:r>
+      <w:proofErr w:type="spellEnd"/>
+      <w:r>
+        <w:rPr>
+          <w:rFonts w:ascii="Open Sans Light" w:eastAsia="Open Sans Light" w:hAnsi="Open Sans Light" w:cs="Open Sans Light"/>
+          <w:sz w:val="20"/>
+          <w:szCs w:val="20"/>
+          <w:lang w:val="es-ES"/>
+        </w:rPr>
+        <w:t xml:space="preserve"> interventora, a </w:t>
+      </w:r>
+      <w:proofErr w:type="spellStart"/>
+      <w:r>
+        <w:rPr>
+          <w:rFonts w:ascii="Open Sans Light" w:eastAsia="Open Sans Light" w:hAnsi="Open Sans Light" w:cs="Open Sans Light"/>
+          <w:sz w:val="20"/>
+          <w:szCs w:val="20"/>
+          <w:lang w:val="es-ES"/>
+        </w:rPr>
+        <w:t>fi</w:t>
+      </w:r>
+      <w:proofErr w:type="spellEnd"/>
+      <w:r>
+        <w:rPr>
+          <w:rFonts w:ascii="Open Sans Light" w:eastAsia="Open Sans Light" w:hAnsi="Open Sans Light" w:cs="Open Sans Light"/>
+          <w:sz w:val="20"/>
+          <w:szCs w:val="20"/>
+          <w:lang w:val="es-ES"/>
+        </w:rPr>
+        <w:t xml:space="preserve"> de compensar </w:t>
+      </w:r>
+      <w:proofErr w:type="spellStart"/>
+      <w:r>
+        <w:rPr>
+          <w:rFonts w:ascii="Open Sans Light" w:eastAsia="Open Sans Light" w:hAnsi="Open Sans Light" w:cs="Open Sans Light"/>
+          <w:sz w:val="20"/>
+          <w:szCs w:val="20"/>
+          <w:lang w:val="es-ES"/>
+        </w:rPr>
+        <w:t>adequadament</w:t>
+      </w:r>
+      <w:proofErr w:type="spellEnd"/>
+      <w:r>
+        <w:rPr>
+          <w:rFonts w:ascii="Open Sans Light" w:eastAsia="Open Sans Light" w:hAnsi="Open Sans Light" w:cs="Open Sans Light"/>
+          <w:sz w:val="20"/>
+          <w:szCs w:val="20"/>
+          <w:lang w:val="es-ES"/>
+        </w:rPr>
+        <w:t xml:space="preserve"> a les </w:t>
+      </w:r>
+      <w:proofErr w:type="spellStart"/>
+      <w:r>
+        <w:rPr>
+          <w:rFonts w:ascii="Open Sans Light" w:eastAsia="Open Sans Light" w:hAnsi="Open Sans Light" w:cs="Open Sans Light"/>
+          <w:sz w:val="20"/>
+          <w:szCs w:val="20"/>
+          <w:lang w:val="es-ES"/>
+        </w:rPr>
+        <w:t>empreses</w:t>
+      </w:r>
+      <w:proofErr w:type="spellEnd"/>
+      <w:r>
+        <w:rPr>
+          <w:rFonts w:ascii="Open Sans Light" w:eastAsia="Open Sans Light" w:hAnsi="Open Sans Light" w:cs="Open Sans Light"/>
+          <w:sz w:val="20"/>
+          <w:szCs w:val="20"/>
+          <w:lang w:val="es-ES"/>
+        </w:rPr>
+        <w:t xml:space="preserve"> que han </w:t>
+      </w:r>
+      <w:proofErr w:type="spellStart"/>
+      <w:r>
+        <w:rPr>
+          <w:rFonts w:ascii="Open Sans Light" w:eastAsia="Open Sans Light" w:hAnsi="Open Sans Light" w:cs="Open Sans Light"/>
+          <w:sz w:val="20"/>
+          <w:szCs w:val="20"/>
+          <w:lang w:val="es-ES"/>
+        </w:rPr>
+        <w:t>efectuat</w:t>
+      </w:r>
+      <w:proofErr w:type="spellEnd"/>
+      <w:r>
+        <w:rPr>
+          <w:rFonts w:ascii="Open Sans Light" w:eastAsia="Open Sans Light" w:hAnsi="Open Sans Light" w:cs="Open Sans Light"/>
+          <w:sz w:val="20"/>
+          <w:szCs w:val="20"/>
+          <w:lang w:val="es-ES"/>
+        </w:rPr>
+        <w:t xml:space="preserve"> la </w:t>
+      </w:r>
+      <w:proofErr w:type="spellStart"/>
+      <w:r>
+        <w:rPr>
+          <w:rFonts w:ascii="Open Sans Light" w:eastAsia="Open Sans Light" w:hAnsi="Open Sans Light" w:cs="Open Sans Light"/>
+          <w:sz w:val="20"/>
+          <w:szCs w:val="20"/>
+          <w:lang w:val="es-ES"/>
+        </w:rPr>
+        <w:t>prestació</w:t>
+      </w:r>
+      <w:proofErr w:type="spellEnd"/>
+      <w:r>
+        <w:rPr>
+          <w:rFonts w:ascii="Open Sans Light" w:eastAsia="Open Sans Light" w:hAnsi="Open Sans Light" w:cs="Open Sans Light"/>
+          <w:sz w:val="20"/>
+          <w:szCs w:val="20"/>
+          <w:lang w:val="es-ES"/>
+        </w:rPr>
+        <w:t xml:space="preserve">, </w:t>
+      </w:r>
+      <w:proofErr w:type="spellStart"/>
+      <w:r>
+        <w:rPr>
+          <w:rFonts w:ascii="Open Sans Light" w:eastAsia="Open Sans Light" w:hAnsi="Open Sans Light" w:cs="Open Sans Light"/>
+          <w:sz w:val="20"/>
+          <w:szCs w:val="20"/>
+          <w:lang w:val="es-ES"/>
+        </w:rPr>
+        <w:t>sempre</w:t>
+      </w:r>
+      <w:proofErr w:type="spellEnd"/>
+      <w:r>
+        <w:rPr>
+          <w:rFonts w:ascii="Open Sans Light" w:eastAsia="Open Sans Light" w:hAnsi="Open Sans Light" w:cs="Open Sans Light"/>
+          <w:sz w:val="20"/>
+          <w:szCs w:val="20"/>
+          <w:lang w:val="es-ES"/>
+        </w:rPr>
+        <w:t xml:space="preserve"> que </w:t>
+      </w:r>
+      <w:proofErr w:type="spellStart"/>
+      <w:r>
+        <w:rPr>
+          <w:rFonts w:ascii="Open Sans Light" w:eastAsia="Open Sans Light" w:hAnsi="Open Sans Light" w:cs="Open Sans Light"/>
+          <w:sz w:val="20"/>
+          <w:szCs w:val="20"/>
+          <w:lang w:val="es-ES"/>
+        </w:rPr>
+        <w:t>l’informe</w:t>
+      </w:r>
+      <w:proofErr w:type="spellEnd"/>
+      <w:r>
+        <w:rPr>
+          <w:rFonts w:ascii="Open Sans Light" w:eastAsia="Open Sans Light" w:hAnsi="Open Sans Light" w:cs="Open Sans Light"/>
+          <w:sz w:val="20"/>
+          <w:szCs w:val="20"/>
+          <w:lang w:val="es-ES"/>
+        </w:rPr>
+        <w:t xml:space="preserve"> de la </w:t>
+      </w:r>
+      <w:proofErr w:type="spellStart"/>
+      <w:r>
+        <w:rPr>
+          <w:rFonts w:ascii="Open Sans Light" w:eastAsia="Open Sans Light" w:hAnsi="Open Sans Light" w:cs="Open Sans Light"/>
+          <w:sz w:val="20"/>
+          <w:szCs w:val="20"/>
+          <w:lang w:val="es-ES"/>
+        </w:rPr>
+        <w:t>Intervenció</w:t>
+      </w:r>
+      <w:proofErr w:type="spellEnd"/>
+      <w:r>
+        <w:rPr>
+          <w:rFonts w:ascii="Open Sans Light" w:eastAsia="Open Sans Light" w:hAnsi="Open Sans Light" w:cs="Open Sans Light"/>
+          <w:sz w:val="20"/>
+          <w:szCs w:val="20"/>
+          <w:lang w:val="es-ES"/>
+        </w:rPr>
+        <w:t xml:space="preserve"> </w:t>
+      </w:r>
+      <w:proofErr w:type="spellStart"/>
+      <w:r>
+        <w:rPr>
+          <w:rFonts w:ascii="Open Sans Light" w:eastAsia="Open Sans Light" w:hAnsi="Open Sans Light" w:cs="Open Sans Light"/>
+          <w:sz w:val="20"/>
+          <w:szCs w:val="20"/>
+          <w:lang w:val="es-ES"/>
+        </w:rPr>
+        <w:t>doni</w:t>
+      </w:r>
+      <w:proofErr w:type="spellEnd"/>
+      <w:r>
+        <w:rPr>
+          <w:rFonts w:ascii="Open Sans Light" w:eastAsia="Open Sans Light" w:hAnsi="Open Sans Light" w:cs="Open Sans Light"/>
+          <w:sz w:val="20"/>
+          <w:szCs w:val="20"/>
+          <w:lang w:val="es-ES"/>
+        </w:rPr>
+        <w:t xml:space="preserve"> el </w:t>
+      </w:r>
+      <w:proofErr w:type="spellStart"/>
+      <w:r>
+        <w:rPr>
+          <w:rFonts w:ascii="Open Sans Light" w:eastAsia="Open Sans Light" w:hAnsi="Open Sans Light" w:cs="Open Sans Light"/>
+          <w:sz w:val="20"/>
+          <w:szCs w:val="20"/>
+          <w:lang w:val="es-ES"/>
+        </w:rPr>
+        <w:t>vistiplau</w:t>
+      </w:r>
+      <w:proofErr w:type="spellEnd"/>
+      <w:r>
+        <w:rPr>
+          <w:rFonts w:ascii="Open Sans Light" w:eastAsia="Open Sans Light" w:hAnsi="Open Sans Light" w:cs="Open Sans Light"/>
+          <w:sz w:val="20"/>
+          <w:szCs w:val="20"/>
+          <w:lang w:val="es-ES"/>
+        </w:rPr>
+        <w:t xml:space="preserve"> a </w:t>
+      </w:r>
+      <w:proofErr w:type="spellStart"/>
+      <w:r>
+        <w:rPr>
+          <w:rFonts w:ascii="Open Sans Light" w:eastAsia="Open Sans Light" w:hAnsi="Open Sans Light" w:cs="Open Sans Light"/>
+          <w:sz w:val="20"/>
+          <w:szCs w:val="20"/>
+          <w:lang w:val="es-ES"/>
+        </w:rPr>
+        <w:t>l’aprovació</w:t>
+      </w:r>
+      <w:proofErr w:type="spellEnd"/>
+      <w:r>
+        <w:rPr>
+          <w:rFonts w:ascii="Open Sans Light" w:eastAsia="Open Sans Light" w:hAnsi="Open Sans Light" w:cs="Open Sans Light"/>
+          <w:sz w:val="20"/>
+          <w:szCs w:val="20"/>
+          <w:lang w:val="es-ES"/>
+        </w:rPr>
+        <w:t xml:space="preserve"> del </w:t>
+      </w:r>
+      <w:proofErr w:type="spellStart"/>
+      <w:r>
+        <w:rPr>
+          <w:rFonts w:ascii="Open Sans Light" w:eastAsia="Open Sans Light" w:hAnsi="Open Sans Light" w:cs="Open Sans Light"/>
+          <w:sz w:val="20"/>
+          <w:szCs w:val="20"/>
+          <w:lang w:val="es-ES"/>
+        </w:rPr>
+        <w:t>present</w:t>
+      </w:r>
+      <w:proofErr w:type="spellEnd"/>
+      <w:r>
+        <w:rPr>
+          <w:rFonts w:ascii="Open Sans Light" w:eastAsia="Open Sans Light" w:hAnsi="Open Sans Light" w:cs="Open Sans Light"/>
+          <w:sz w:val="20"/>
+          <w:szCs w:val="20"/>
+          <w:lang w:val="es-ES"/>
+        </w:rPr>
+        <w:t xml:space="preserve"> </w:t>
+      </w:r>
+      <w:proofErr w:type="spellStart"/>
+      <w:r>
+        <w:rPr>
+          <w:rFonts w:ascii="Open Sans Light" w:eastAsia="Open Sans Light" w:hAnsi="Open Sans Light" w:cs="Open Sans Light"/>
+          <w:sz w:val="20"/>
+          <w:szCs w:val="20"/>
+          <w:lang w:val="es-ES"/>
+        </w:rPr>
+        <w:t>expedient.</w:t>
+      </w:r>
+      <w:proofErr w:type="spellEnd"/>
+    </w:p>
+    <w:p>
+      <w:pPr>
+        <w:keepLines/>
+        <w:widowControl w:val="0"/>
+        <w:spacing w:line="276" w:lineRule="auto"/>
+        <w:jc w:val="both"/>
+        <w:rPr>
+          <w:rFonts w:ascii="Open Sans Light" w:eastAsia="Open Sans Light" w:hAnsi="Open Sans Light" w:cs="Open Sans Light"/>
+          <w:sz w:val="20"/>
+          <w:szCs w:val="20"/>
+          <w:lang w:val="es-ES"/>
+        </w:rPr>
+      </w:pPr>
+    </w:p>
+    <w:p>
+      <w:pPr>
+        <w:keepLines/>
+        <w:widowControl w:val="0"/>
+        <w:spacing w:line="276" w:lineRule="auto"/>
+        <w:jc w:val="both"/>
+        <w:rPr>
+          <w:rFonts w:ascii="Open Sans Light" w:eastAsia="Open Sans Light" w:hAnsi="Open Sans Light" w:cs="Open Sans Light"/>
+          <w:sz w:val="20"/>
+          <w:szCs w:val="20"/>
+          <w:lang w:val="es-ES"/>
+        </w:rPr>
+      </w:pPr>
+      <w:r>
+        <w:rPr>
+          <w:rFonts w:ascii="Open Sans Light" w:eastAsia="Open Sans Light" w:hAnsi="Open Sans Light" w:cs="Open Sans Light"/>
+          <w:sz w:val="20"/>
+          <w:szCs w:val="20"/>
+          <w:lang w:val="es-ES"/>
+        </w:rPr>
+        <w:lastRenderedPageBreak/>
+        <w:t xml:space="preserve">Les </w:t>
+      </w:r>
+      <w:proofErr w:type="spellStart"/>
+      <w:r>
+        <w:rPr>
+          <w:rFonts w:ascii="Open Sans Light" w:eastAsia="Open Sans Light" w:hAnsi="Open Sans Light" w:cs="Open Sans Light"/>
+          <w:sz w:val="20"/>
+          <w:szCs w:val="20"/>
+          <w:lang w:val="es-ES"/>
+        </w:rPr>
+        <w:t>empreses</w:t>
+      </w:r>
+      <w:proofErr w:type="spellEnd"/>
+      <w:r>
+        <w:rPr>
+          <w:rFonts w:ascii="Open Sans Light" w:eastAsia="Open Sans Light" w:hAnsi="Open Sans Light" w:cs="Open Sans Light"/>
+          <w:sz w:val="20"/>
+          <w:szCs w:val="20"/>
+          <w:lang w:val="es-ES"/>
+        </w:rPr>
+        <w:t xml:space="preserve"> han </w:t>
+      </w:r>
+      <w:proofErr w:type="spellStart"/>
+      <w:r>
+        <w:rPr>
+          <w:rFonts w:ascii="Open Sans Light" w:eastAsia="Open Sans Light" w:hAnsi="Open Sans Light" w:cs="Open Sans Light"/>
+          <w:sz w:val="20"/>
+          <w:szCs w:val="20"/>
+          <w:lang w:val="es-ES"/>
+        </w:rPr>
+        <w:t>continuat</w:t>
+      </w:r>
+      <w:proofErr w:type="spellEnd"/>
+      <w:r>
+        <w:rPr>
+          <w:rFonts w:ascii="Open Sans Light" w:eastAsia="Open Sans Light" w:hAnsi="Open Sans Light" w:cs="Open Sans Light"/>
+          <w:sz w:val="20"/>
+          <w:szCs w:val="20"/>
+          <w:lang w:val="es-ES"/>
+        </w:rPr>
+        <w:t xml:space="preserve"> </w:t>
+      </w:r>
+      <w:proofErr w:type="spellStart"/>
+      <w:r>
+        <w:rPr>
+          <w:rFonts w:ascii="Open Sans Light" w:eastAsia="Open Sans Light" w:hAnsi="Open Sans Light" w:cs="Open Sans Light"/>
+          <w:sz w:val="20"/>
+          <w:szCs w:val="20"/>
+          <w:lang w:val="es-ES"/>
+        </w:rPr>
+        <w:t>amb</w:t>
+      </w:r>
+      <w:proofErr w:type="spellEnd"/>
+      <w:r>
+        <w:rPr>
+          <w:rFonts w:ascii="Open Sans Light" w:eastAsia="Open Sans Light" w:hAnsi="Open Sans Light" w:cs="Open Sans Light"/>
+          <w:sz w:val="20"/>
+          <w:szCs w:val="20"/>
+          <w:lang w:val="es-ES"/>
+        </w:rPr>
+        <w:t xml:space="preserve"> la </w:t>
+      </w:r>
+      <w:proofErr w:type="spellStart"/>
+      <w:r>
+        <w:rPr>
+          <w:rFonts w:ascii="Open Sans Light" w:eastAsia="Open Sans Light" w:hAnsi="Open Sans Light" w:cs="Open Sans Light"/>
+          <w:sz w:val="20"/>
+          <w:szCs w:val="20"/>
+          <w:lang w:val="es-ES"/>
+        </w:rPr>
+        <w:t>seva</w:t>
+      </w:r>
+      <w:proofErr w:type="spellEnd"/>
+      <w:r>
+        <w:rPr>
+          <w:rFonts w:ascii="Open Sans Light" w:eastAsia="Open Sans Light" w:hAnsi="Open Sans Light" w:cs="Open Sans Light"/>
+          <w:sz w:val="20"/>
+          <w:szCs w:val="20"/>
+          <w:lang w:val="es-ES"/>
+        </w:rPr>
+        <w:t xml:space="preserve"> </w:t>
+      </w:r>
+      <w:proofErr w:type="spellStart"/>
+      <w:r>
+        <w:rPr>
+          <w:rFonts w:ascii="Open Sans Light" w:eastAsia="Open Sans Light" w:hAnsi="Open Sans Light" w:cs="Open Sans Light"/>
+          <w:sz w:val="20"/>
+          <w:szCs w:val="20"/>
+          <w:lang w:val="es-ES"/>
+        </w:rPr>
+        <w:t>prestació</w:t>
+      </w:r>
+      <w:proofErr w:type="spellEnd"/>
+      <w:r>
+        <w:rPr>
+          <w:rFonts w:ascii="Open Sans Light" w:eastAsia="Open Sans Light" w:hAnsi="Open Sans Light" w:cs="Open Sans Light"/>
+          <w:sz w:val="20"/>
+          <w:szCs w:val="20"/>
+          <w:lang w:val="es-ES"/>
+        </w:rPr>
+        <w:t xml:space="preserve"> </w:t>
+      </w:r>
+      <w:proofErr w:type="spellStart"/>
+      <w:r>
+        <w:rPr>
+          <w:rFonts w:ascii="Open Sans Light" w:eastAsia="Open Sans Light" w:hAnsi="Open Sans Light" w:cs="Open Sans Light"/>
+          <w:sz w:val="20"/>
+          <w:szCs w:val="20"/>
+          <w:lang w:val="es-ES"/>
+        </w:rPr>
+        <w:t>d’una</w:t>
+      </w:r>
+      <w:proofErr w:type="spellEnd"/>
+      <w:r>
+        <w:rPr>
+          <w:rFonts w:ascii="Open Sans Light" w:eastAsia="Open Sans Light" w:hAnsi="Open Sans Light" w:cs="Open Sans Light"/>
+          <w:sz w:val="20"/>
+          <w:szCs w:val="20"/>
+          <w:lang w:val="es-ES"/>
+        </w:rPr>
+        <w:t xml:space="preserve"> manera </w:t>
+      </w:r>
+      <w:proofErr w:type="spellStart"/>
+      <w:r>
+        <w:rPr>
+          <w:rFonts w:ascii="Open Sans Light" w:eastAsia="Open Sans Light" w:hAnsi="Open Sans Light" w:cs="Open Sans Light"/>
+          <w:sz w:val="20"/>
+          <w:szCs w:val="20"/>
+          <w:lang w:val="es-ES"/>
+        </w:rPr>
+        <w:t>idèntica</w:t>
+      </w:r>
+      <w:proofErr w:type="spellEnd"/>
+      <w:r>
+        <w:rPr>
+          <w:rFonts w:ascii="Open Sans Light" w:eastAsia="Open Sans Light" w:hAnsi="Open Sans Light" w:cs="Open Sans Light"/>
+          <w:sz w:val="20"/>
+          <w:szCs w:val="20"/>
+          <w:lang w:val="es-ES"/>
+        </w:rPr>
+        <w:t xml:space="preserve"> a </w:t>
+      </w:r>
+      <w:proofErr w:type="spellStart"/>
+      <w:r>
+        <w:rPr>
+          <w:rFonts w:ascii="Open Sans Light" w:eastAsia="Open Sans Light" w:hAnsi="Open Sans Light" w:cs="Open Sans Light"/>
+          <w:sz w:val="20"/>
+          <w:szCs w:val="20"/>
+          <w:lang w:val="es-ES"/>
+        </w:rPr>
+        <w:t>com</w:t>
+      </w:r>
+      <w:proofErr w:type="spellEnd"/>
+      <w:r>
+        <w:rPr>
+          <w:rFonts w:ascii="Open Sans Light" w:eastAsia="Open Sans Light" w:hAnsi="Open Sans Light" w:cs="Open Sans Light"/>
+          <w:sz w:val="20"/>
+          <w:szCs w:val="20"/>
+          <w:lang w:val="es-ES"/>
+        </w:rPr>
+        <w:t xml:space="preserve"> </w:t>
+      </w:r>
+      <w:proofErr w:type="spellStart"/>
+      <w:r>
+        <w:rPr>
+          <w:rFonts w:ascii="Open Sans Light" w:eastAsia="Open Sans Light" w:hAnsi="Open Sans Light" w:cs="Open Sans Light"/>
+          <w:sz w:val="20"/>
+          <w:szCs w:val="20"/>
+          <w:lang w:val="es-ES"/>
+        </w:rPr>
+        <w:t>ho</w:t>
+      </w:r>
+      <w:proofErr w:type="spellEnd"/>
+      <w:r>
+        <w:rPr>
+          <w:rFonts w:ascii="Open Sans Light" w:eastAsia="Open Sans Light" w:hAnsi="Open Sans Light" w:cs="Open Sans Light"/>
+          <w:sz w:val="20"/>
+          <w:szCs w:val="20"/>
+          <w:lang w:val="es-ES"/>
+        </w:rPr>
+        <w:t xml:space="preserve"> </w:t>
+      </w:r>
+      <w:proofErr w:type="spellStart"/>
+      <w:r>
+        <w:rPr>
+          <w:rFonts w:ascii="Open Sans Light" w:eastAsia="Open Sans Light" w:hAnsi="Open Sans Light" w:cs="Open Sans Light"/>
+          <w:sz w:val="20"/>
+          <w:szCs w:val="20"/>
+          <w:lang w:val="es-ES"/>
+        </w:rPr>
+        <w:t>havien</w:t>
+      </w:r>
+      <w:proofErr w:type="spellEnd"/>
+      <w:r>
+        <w:rPr>
+          <w:rFonts w:ascii="Open Sans Light" w:eastAsia="Open Sans Light" w:hAnsi="Open Sans Light" w:cs="Open Sans Light"/>
+          <w:sz w:val="20"/>
+          <w:szCs w:val="20"/>
+          <w:lang w:val="es-ES"/>
+        </w:rPr>
+        <w:t xml:space="preserve"> </w:t>
+      </w:r>
+      <w:proofErr w:type="spellStart"/>
+      <w:r>
+        <w:rPr>
+          <w:rFonts w:ascii="Open Sans Light" w:eastAsia="Open Sans Light" w:hAnsi="Open Sans Light" w:cs="Open Sans Light"/>
+          <w:sz w:val="20"/>
+          <w:szCs w:val="20"/>
+          <w:lang w:val="es-ES"/>
+        </w:rPr>
+        <w:t>vingut</w:t>
+      </w:r>
+      <w:proofErr w:type="spellEnd"/>
+      <w:r>
+        <w:rPr>
+          <w:rFonts w:ascii="Open Sans Light" w:eastAsia="Open Sans Light" w:hAnsi="Open Sans Light" w:cs="Open Sans Light"/>
+          <w:sz w:val="20"/>
+          <w:szCs w:val="20"/>
+          <w:lang w:val="es-ES"/>
+        </w:rPr>
+        <w:t xml:space="preserve"> </w:t>
+      </w:r>
+      <w:proofErr w:type="spellStart"/>
+      <w:r>
+        <w:rPr>
+          <w:rFonts w:ascii="Open Sans Light" w:eastAsia="Open Sans Light" w:hAnsi="Open Sans Light" w:cs="Open Sans Light"/>
+          <w:sz w:val="20"/>
+          <w:szCs w:val="20"/>
+          <w:lang w:val="es-ES"/>
+        </w:rPr>
+        <w:t>fent</w:t>
+      </w:r>
+      <w:proofErr w:type="spellEnd"/>
+      <w:r>
+        <w:rPr>
+          <w:rFonts w:ascii="Open Sans Light" w:eastAsia="Open Sans Light" w:hAnsi="Open Sans Light" w:cs="Open Sans Light"/>
+          <w:sz w:val="20"/>
+          <w:szCs w:val="20"/>
+          <w:lang w:val="es-ES"/>
+        </w:rPr>
+        <w:t xml:space="preserve"> </w:t>
+      </w:r>
+      <w:proofErr w:type="spellStart"/>
+      <w:r>
+        <w:rPr>
+          <w:rFonts w:ascii="Open Sans Light" w:eastAsia="Open Sans Light" w:hAnsi="Open Sans Light" w:cs="Open Sans Light"/>
+          <w:sz w:val="20"/>
+          <w:szCs w:val="20"/>
+          <w:lang w:val="es-ES"/>
+        </w:rPr>
+        <w:t>amb</w:t>
+      </w:r>
+      <w:proofErr w:type="spellEnd"/>
+      <w:r>
+        <w:rPr>
+          <w:rFonts w:ascii="Open Sans Light" w:eastAsia="Open Sans Light" w:hAnsi="Open Sans Light" w:cs="Open Sans Light"/>
+          <w:sz w:val="20"/>
+          <w:szCs w:val="20"/>
+          <w:lang w:val="es-ES"/>
+        </w:rPr>
+        <w:t xml:space="preserve"> </w:t>
+      </w:r>
+      <w:proofErr w:type="spellStart"/>
+      <w:r>
+        <w:rPr>
+          <w:rFonts w:ascii="Open Sans Light" w:eastAsia="Open Sans Light" w:hAnsi="Open Sans Light" w:cs="Open Sans Light"/>
+          <w:sz w:val="20"/>
+          <w:szCs w:val="20"/>
+          <w:lang w:val="es-ES"/>
+        </w:rPr>
+        <w:t>anterioritat</w:t>
+      </w:r>
+      <w:proofErr w:type="spellEnd"/>
+      <w:r>
+        <w:rPr>
+          <w:rFonts w:ascii="Open Sans Light" w:eastAsia="Open Sans Light" w:hAnsi="Open Sans Light" w:cs="Open Sans Light"/>
+          <w:sz w:val="20"/>
+          <w:szCs w:val="20"/>
+          <w:lang w:val="es-ES"/>
+        </w:rPr>
+        <w:t xml:space="preserve">, </w:t>
+      </w:r>
+      <w:proofErr w:type="spellStart"/>
+      <w:r>
+        <w:rPr>
+          <w:rFonts w:ascii="Open Sans Light" w:eastAsia="Open Sans Light" w:hAnsi="Open Sans Light" w:cs="Open Sans Light"/>
+          <w:sz w:val="20"/>
+          <w:szCs w:val="20"/>
+          <w:lang w:val="es-ES"/>
+        </w:rPr>
+        <w:t>observant</w:t>
+      </w:r>
+      <w:proofErr w:type="spellEnd"/>
+      <w:r>
+        <w:rPr>
+          <w:rFonts w:ascii="Open Sans Light" w:eastAsia="Open Sans Light" w:hAnsi="Open Sans Light" w:cs="Open Sans Light"/>
+          <w:sz w:val="20"/>
+          <w:szCs w:val="20"/>
+          <w:lang w:val="es-ES"/>
+        </w:rPr>
+        <w:t xml:space="preserve">-se en </w:t>
+      </w:r>
+      <w:proofErr w:type="spellStart"/>
+      <w:r>
+        <w:rPr>
+          <w:rFonts w:ascii="Open Sans Light" w:eastAsia="Open Sans Light" w:hAnsi="Open Sans Light" w:cs="Open Sans Light"/>
+          <w:sz w:val="20"/>
+          <w:szCs w:val="20"/>
+          <w:lang w:val="es-ES"/>
+        </w:rPr>
+        <w:t>tot</w:t>
+      </w:r>
+      <w:proofErr w:type="spellEnd"/>
+      <w:r>
+        <w:rPr>
+          <w:rFonts w:ascii="Open Sans Light" w:eastAsia="Open Sans Light" w:hAnsi="Open Sans Light" w:cs="Open Sans Light"/>
+          <w:sz w:val="20"/>
+          <w:szCs w:val="20"/>
+          <w:lang w:val="es-ES"/>
+        </w:rPr>
+        <w:t xml:space="preserve"> </w:t>
+      </w:r>
+      <w:proofErr w:type="spellStart"/>
+      <w:r>
+        <w:rPr>
+          <w:rFonts w:ascii="Open Sans Light" w:eastAsia="Open Sans Light" w:hAnsi="Open Sans Light" w:cs="Open Sans Light"/>
+          <w:sz w:val="20"/>
+          <w:szCs w:val="20"/>
+          <w:lang w:val="es-ES"/>
+        </w:rPr>
+        <w:t>moment</w:t>
+      </w:r>
+      <w:proofErr w:type="spellEnd"/>
+      <w:r>
+        <w:rPr>
+          <w:rFonts w:ascii="Open Sans Light" w:eastAsia="Open Sans Light" w:hAnsi="Open Sans Light" w:cs="Open Sans Light"/>
+          <w:sz w:val="20"/>
+          <w:szCs w:val="20"/>
+          <w:lang w:val="es-ES"/>
+        </w:rPr>
+        <w:t xml:space="preserve"> bona fe per </w:t>
+      </w:r>
+      <w:proofErr w:type="spellStart"/>
+      <w:r>
+        <w:rPr>
+          <w:rFonts w:ascii="Open Sans Light" w:eastAsia="Open Sans Light" w:hAnsi="Open Sans Light" w:cs="Open Sans Light"/>
+          <w:sz w:val="20"/>
+          <w:szCs w:val="20"/>
+          <w:lang w:val="es-ES"/>
+        </w:rPr>
+        <w:t>part</w:t>
+      </w:r>
+      <w:proofErr w:type="spellEnd"/>
+      <w:r>
+        <w:rPr>
+          <w:rFonts w:ascii="Open Sans Light" w:eastAsia="Open Sans Light" w:hAnsi="Open Sans Light" w:cs="Open Sans Light"/>
+          <w:sz w:val="20"/>
+          <w:szCs w:val="20"/>
+          <w:lang w:val="es-ES"/>
+        </w:rPr>
+        <w:t xml:space="preserve"> </w:t>
+      </w:r>
+      <w:proofErr w:type="spellStart"/>
+      <w:r>
+        <w:rPr>
+          <w:rFonts w:ascii="Open Sans Light" w:eastAsia="Open Sans Light" w:hAnsi="Open Sans Light" w:cs="Open Sans Light"/>
+          <w:sz w:val="20"/>
+          <w:szCs w:val="20"/>
+          <w:lang w:val="es-ES"/>
+        </w:rPr>
+        <w:t>seva</w:t>
+      </w:r>
+      <w:proofErr w:type="spellEnd"/>
+      <w:r>
+        <w:rPr>
+          <w:rFonts w:ascii="Open Sans Light" w:eastAsia="Open Sans Light" w:hAnsi="Open Sans Light" w:cs="Open Sans Light"/>
+          <w:sz w:val="20"/>
+          <w:szCs w:val="20"/>
+          <w:lang w:val="es-ES"/>
+        </w:rPr>
+        <w:t xml:space="preserve"> i </w:t>
+      </w:r>
+      <w:proofErr w:type="spellStart"/>
+      <w:r>
+        <w:rPr>
+          <w:rFonts w:ascii="Open Sans Light" w:eastAsia="Open Sans Light" w:hAnsi="Open Sans Light" w:cs="Open Sans Light"/>
+          <w:sz w:val="20"/>
+          <w:szCs w:val="20"/>
+          <w:lang w:val="es-ES"/>
+        </w:rPr>
+        <w:t>sempre</w:t>
+      </w:r>
+      <w:proofErr w:type="spellEnd"/>
+      <w:r>
+        <w:rPr>
+          <w:rFonts w:ascii="Open Sans Light" w:eastAsia="Open Sans Light" w:hAnsi="Open Sans Light" w:cs="Open Sans Light"/>
+          <w:sz w:val="20"/>
+          <w:szCs w:val="20"/>
+          <w:lang w:val="es-ES"/>
+        </w:rPr>
+        <w:t xml:space="preserve"> han </w:t>
+      </w:r>
+      <w:proofErr w:type="spellStart"/>
+      <w:r>
+        <w:rPr>
+          <w:rFonts w:ascii="Open Sans Light" w:eastAsia="Open Sans Light" w:hAnsi="Open Sans Light" w:cs="Open Sans Light"/>
+          <w:sz w:val="20"/>
+          <w:szCs w:val="20"/>
+          <w:lang w:val="es-ES"/>
+        </w:rPr>
+        <w:t>efectuat</w:t>
+      </w:r>
+      <w:proofErr w:type="spellEnd"/>
+      <w:r>
+        <w:rPr>
+          <w:rFonts w:ascii="Open Sans Light" w:eastAsia="Open Sans Light" w:hAnsi="Open Sans Light" w:cs="Open Sans Light"/>
+          <w:sz w:val="20"/>
+          <w:szCs w:val="20"/>
+          <w:lang w:val="es-ES"/>
+        </w:rPr>
+        <w:t xml:space="preserve"> la </w:t>
+      </w:r>
+      <w:proofErr w:type="spellStart"/>
+      <w:r>
+        <w:rPr>
+          <w:rFonts w:ascii="Open Sans Light" w:eastAsia="Open Sans Light" w:hAnsi="Open Sans Light" w:cs="Open Sans Light"/>
+          <w:sz w:val="20"/>
+          <w:szCs w:val="20"/>
+          <w:lang w:val="es-ES"/>
+        </w:rPr>
+        <w:t>prestació</w:t>
+      </w:r>
+      <w:proofErr w:type="spellEnd"/>
+      <w:r>
+        <w:rPr>
+          <w:rFonts w:ascii="Open Sans Light" w:eastAsia="Open Sans Light" w:hAnsi="Open Sans Light" w:cs="Open Sans Light"/>
+          <w:sz w:val="20"/>
+          <w:szCs w:val="20"/>
+          <w:lang w:val="es-ES"/>
+        </w:rPr>
+        <w:t xml:space="preserve"> </w:t>
+      </w:r>
+      <w:proofErr w:type="spellStart"/>
+      <w:r>
+        <w:rPr>
+          <w:rFonts w:ascii="Open Sans Light" w:eastAsia="Open Sans Light" w:hAnsi="Open Sans Light" w:cs="Open Sans Light"/>
+          <w:sz w:val="20"/>
+          <w:szCs w:val="20"/>
+          <w:lang w:val="es-ES"/>
+        </w:rPr>
+        <w:t>puntualment</w:t>
+      </w:r>
+      <w:proofErr w:type="spellEnd"/>
+      <w:r>
+        <w:rPr>
+          <w:rFonts w:ascii="Open Sans Light" w:eastAsia="Open Sans Light" w:hAnsi="Open Sans Light" w:cs="Open Sans Light"/>
+          <w:sz w:val="20"/>
+          <w:szCs w:val="20"/>
+          <w:lang w:val="es-ES"/>
+        </w:rPr>
+        <w:t xml:space="preserve"> i conforme a les </w:t>
+      </w:r>
+      <w:proofErr w:type="spellStart"/>
+      <w:r>
+        <w:rPr>
+          <w:rFonts w:ascii="Open Sans Light" w:eastAsia="Open Sans Light" w:hAnsi="Open Sans Light" w:cs="Open Sans Light"/>
+          <w:sz w:val="20"/>
+          <w:szCs w:val="20"/>
+          <w:lang w:val="es-ES"/>
+        </w:rPr>
+        <w:t>necessitats</w:t>
+      </w:r>
+      <w:proofErr w:type="spellEnd"/>
+      <w:r>
+        <w:rPr>
+          <w:rFonts w:ascii="Open Sans Light" w:eastAsia="Open Sans Light" w:hAnsi="Open Sans Light" w:cs="Open Sans Light"/>
+          <w:sz w:val="20"/>
+          <w:szCs w:val="20"/>
+          <w:lang w:val="es-ES"/>
+        </w:rPr>
+        <w:t xml:space="preserve"> de </w:t>
+      </w:r>
+      <w:proofErr w:type="spellStart"/>
+      <w:r>
+        <w:rPr>
+          <w:rFonts w:ascii="Open Sans Light" w:eastAsia="Open Sans Light" w:hAnsi="Open Sans Light" w:cs="Open Sans Light"/>
+          <w:sz w:val="20"/>
+          <w:szCs w:val="20"/>
+          <w:lang w:val="es-ES"/>
+        </w:rPr>
+        <w:t>l’IMAS</w:t>
+      </w:r>
+      <w:proofErr w:type="spellEnd"/>
+      <w:r>
+        <w:rPr>
+          <w:rFonts w:ascii="Open Sans Light" w:eastAsia="Open Sans Light" w:hAnsi="Open Sans Light" w:cs="Open Sans Light"/>
+          <w:sz w:val="20"/>
+          <w:szCs w:val="20"/>
+          <w:lang w:val="es-ES"/>
+        </w:rPr>
+        <w:t xml:space="preserve">. No consta una </w:t>
+      </w:r>
+      <w:proofErr w:type="spellStart"/>
+      <w:r>
+        <w:rPr>
+          <w:rFonts w:ascii="Open Sans Light" w:eastAsia="Open Sans Light" w:hAnsi="Open Sans Light" w:cs="Open Sans Light"/>
+          <w:sz w:val="20"/>
+          <w:szCs w:val="20"/>
+          <w:lang w:val="es-ES"/>
+        </w:rPr>
+        <w:t>ordre</w:t>
+      </w:r>
+      <w:proofErr w:type="spellEnd"/>
+      <w:r>
+        <w:rPr>
+          <w:rFonts w:ascii="Open Sans Light" w:eastAsia="Open Sans Light" w:hAnsi="Open Sans Light" w:cs="Open Sans Light"/>
+          <w:sz w:val="20"/>
+          <w:szCs w:val="20"/>
+          <w:lang w:val="es-ES"/>
+        </w:rPr>
+        <w:t xml:space="preserve"> </w:t>
+      </w:r>
+      <w:proofErr w:type="spellStart"/>
+      <w:r>
+        <w:rPr>
+          <w:rFonts w:ascii="Open Sans Light" w:eastAsia="Open Sans Light" w:hAnsi="Open Sans Light" w:cs="Open Sans Light"/>
+          <w:sz w:val="20"/>
+          <w:szCs w:val="20"/>
+          <w:lang w:val="es-ES"/>
+        </w:rPr>
+        <w:t>expressa</w:t>
+      </w:r>
+      <w:proofErr w:type="spellEnd"/>
+      <w:r>
+        <w:rPr>
+          <w:rFonts w:ascii="Open Sans Light" w:eastAsia="Open Sans Light" w:hAnsi="Open Sans Light" w:cs="Open Sans Light"/>
+          <w:sz w:val="20"/>
+          <w:szCs w:val="20"/>
+          <w:lang w:val="es-ES"/>
+        </w:rPr>
+        <w:t xml:space="preserve"> de </w:t>
+      </w:r>
+      <w:proofErr w:type="spellStart"/>
+      <w:r>
+        <w:rPr>
+          <w:rFonts w:ascii="Open Sans Light" w:eastAsia="Open Sans Light" w:hAnsi="Open Sans Light" w:cs="Open Sans Light"/>
+          <w:sz w:val="20"/>
+          <w:szCs w:val="20"/>
+          <w:lang w:val="es-ES"/>
+        </w:rPr>
+        <w:t>l’IMAS</w:t>
+      </w:r>
+      <w:proofErr w:type="spellEnd"/>
+      <w:r>
+        <w:rPr>
+          <w:rFonts w:ascii="Open Sans Light" w:eastAsia="Open Sans Light" w:hAnsi="Open Sans Light" w:cs="Open Sans Light"/>
+          <w:sz w:val="20"/>
+          <w:szCs w:val="20"/>
+          <w:lang w:val="es-ES"/>
+        </w:rPr>
+        <w:t xml:space="preserve"> </w:t>
+      </w:r>
+      <w:proofErr w:type="spellStart"/>
+      <w:r>
+        <w:rPr>
+          <w:rFonts w:ascii="Open Sans Light" w:eastAsia="Open Sans Light" w:hAnsi="Open Sans Light" w:cs="Open Sans Light"/>
+          <w:sz w:val="20"/>
+          <w:szCs w:val="20"/>
+          <w:lang w:val="es-ES"/>
+        </w:rPr>
+        <w:t>referent</w:t>
+      </w:r>
+      <w:proofErr w:type="spellEnd"/>
+      <w:r>
+        <w:rPr>
+          <w:rFonts w:ascii="Open Sans Light" w:eastAsia="Open Sans Light" w:hAnsi="Open Sans Light" w:cs="Open Sans Light"/>
+          <w:sz w:val="20"/>
+          <w:szCs w:val="20"/>
+          <w:lang w:val="es-ES"/>
+        </w:rPr>
+        <w:t xml:space="preserve"> al contracte/</w:t>
+      </w:r>
+      <w:proofErr w:type="spellStart"/>
+      <w:r>
+        <w:rPr>
+          <w:rFonts w:ascii="Open Sans Light" w:eastAsia="Open Sans Light" w:hAnsi="Open Sans Light" w:cs="Open Sans Light"/>
+          <w:sz w:val="20"/>
+          <w:szCs w:val="20"/>
+          <w:lang w:val="es-ES"/>
+        </w:rPr>
+        <w:t>conveni</w:t>
+      </w:r>
+      <w:proofErr w:type="spellEnd"/>
+      <w:r>
+        <w:rPr>
+          <w:rFonts w:ascii="Open Sans Light" w:eastAsia="Open Sans Light" w:hAnsi="Open Sans Light" w:cs="Open Sans Light"/>
+          <w:sz w:val="20"/>
+          <w:szCs w:val="20"/>
+          <w:lang w:val="es-ES"/>
+        </w:rPr>
+        <w:t>/</w:t>
+      </w:r>
+      <w:proofErr w:type="spellStart"/>
+      <w:r>
+        <w:rPr>
+          <w:rFonts w:ascii="Open Sans Light" w:eastAsia="Open Sans Light" w:hAnsi="Open Sans Light" w:cs="Open Sans Light"/>
+          <w:sz w:val="20"/>
+          <w:szCs w:val="20"/>
+          <w:lang w:val="es-ES"/>
+        </w:rPr>
+        <w:t>concert</w:t>
+      </w:r>
+      <w:proofErr w:type="spellEnd"/>
+      <w:r>
+        <w:rPr>
+          <w:rFonts w:ascii="Open Sans Light" w:eastAsia="Open Sans Light" w:hAnsi="Open Sans Light" w:cs="Open Sans Light"/>
+          <w:sz w:val="20"/>
+          <w:szCs w:val="20"/>
+          <w:lang w:val="es-ES"/>
+        </w:rPr>
+        <w:t xml:space="preserve">, </w:t>
+      </w:r>
+      <w:proofErr w:type="spellStart"/>
+      <w:r>
+        <w:rPr>
+          <w:rFonts w:ascii="Open Sans Light" w:eastAsia="Open Sans Light" w:hAnsi="Open Sans Light" w:cs="Open Sans Light"/>
+          <w:sz w:val="20"/>
+          <w:szCs w:val="20"/>
+          <w:lang w:val="es-ES"/>
+        </w:rPr>
+        <w:t>però</w:t>
+      </w:r>
+      <w:proofErr w:type="spellEnd"/>
+      <w:r>
+        <w:rPr>
+          <w:rFonts w:ascii="Open Sans Light" w:eastAsia="Open Sans Light" w:hAnsi="Open Sans Light" w:cs="Open Sans Light"/>
+          <w:sz w:val="20"/>
+          <w:szCs w:val="20"/>
+          <w:lang w:val="es-ES"/>
+        </w:rPr>
+        <w:t xml:space="preserve"> sí que </w:t>
+      </w:r>
+      <w:proofErr w:type="spellStart"/>
+      <w:r>
+        <w:rPr>
+          <w:rFonts w:ascii="Open Sans Light" w:eastAsia="Open Sans Light" w:hAnsi="Open Sans Light" w:cs="Open Sans Light"/>
+          <w:sz w:val="20"/>
+          <w:szCs w:val="20"/>
+          <w:lang w:val="es-ES"/>
+        </w:rPr>
+        <w:t>és</w:t>
+      </w:r>
+      <w:proofErr w:type="spellEnd"/>
+      <w:r>
+        <w:rPr>
+          <w:rFonts w:ascii="Open Sans Light" w:eastAsia="Open Sans Light" w:hAnsi="Open Sans Light" w:cs="Open Sans Light"/>
+          <w:sz w:val="20"/>
+          <w:szCs w:val="20"/>
+          <w:lang w:val="es-ES"/>
+        </w:rPr>
+        <w:t xml:space="preserve"> ben </w:t>
+      </w:r>
+      <w:proofErr w:type="spellStart"/>
+      <w:r>
+        <w:rPr>
+          <w:rFonts w:ascii="Open Sans Light" w:eastAsia="Open Sans Light" w:hAnsi="Open Sans Light" w:cs="Open Sans Light"/>
+          <w:sz w:val="20"/>
+          <w:szCs w:val="20"/>
+          <w:lang w:val="es-ES"/>
+        </w:rPr>
+        <w:t>cert</w:t>
+      </w:r>
+      <w:proofErr w:type="spellEnd"/>
+      <w:r>
+        <w:rPr>
+          <w:rFonts w:ascii="Open Sans Light" w:eastAsia="Open Sans Light" w:hAnsi="Open Sans Light" w:cs="Open Sans Light"/>
+          <w:sz w:val="20"/>
+          <w:szCs w:val="20"/>
+          <w:lang w:val="es-ES"/>
+        </w:rPr>
+        <w:t xml:space="preserve"> que </w:t>
+      </w:r>
+      <w:proofErr w:type="spellStart"/>
+      <w:r>
+        <w:rPr>
+          <w:rFonts w:ascii="Open Sans Light" w:eastAsia="Open Sans Light" w:hAnsi="Open Sans Light" w:cs="Open Sans Light"/>
+          <w:sz w:val="20"/>
+          <w:szCs w:val="20"/>
+          <w:lang w:val="es-ES"/>
+        </w:rPr>
+        <w:t>tàcitament</w:t>
+      </w:r>
+      <w:proofErr w:type="spellEnd"/>
+      <w:r>
+        <w:rPr>
+          <w:rFonts w:ascii="Open Sans Light" w:eastAsia="Open Sans Light" w:hAnsi="Open Sans Light" w:cs="Open Sans Light"/>
+          <w:sz w:val="20"/>
+          <w:szCs w:val="20"/>
+          <w:lang w:val="es-ES"/>
+        </w:rPr>
+        <w:t xml:space="preserve"> </w:t>
+      </w:r>
+      <w:proofErr w:type="spellStart"/>
+      <w:r>
+        <w:rPr>
+          <w:rFonts w:ascii="Open Sans Light" w:eastAsia="Open Sans Light" w:hAnsi="Open Sans Light" w:cs="Open Sans Light"/>
+          <w:sz w:val="20"/>
+          <w:szCs w:val="20"/>
+          <w:lang w:val="es-ES"/>
+        </w:rPr>
+        <w:t>l’IMAS</w:t>
+      </w:r>
+      <w:proofErr w:type="spellEnd"/>
+      <w:r>
+        <w:rPr>
+          <w:rFonts w:ascii="Open Sans Light" w:eastAsia="Open Sans Light" w:hAnsi="Open Sans Light" w:cs="Open Sans Light"/>
+          <w:sz w:val="20"/>
+          <w:szCs w:val="20"/>
+          <w:lang w:val="es-ES"/>
+        </w:rPr>
+        <w:t xml:space="preserve"> ha </w:t>
+      </w:r>
+      <w:proofErr w:type="spellStart"/>
+      <w:r>
+        <w:rPr>
+          <w:rFonts w:ascii="Open Sans Light" w:eastAsia="Open Sans Light" w:hAnsi="Open Sans Light" w:cs="Open Sans Light"/>
+          <w:sz w:val="20"/>
+          <w:szCs w:val="20"/>
+          <w:lang w:val="es-ES"/>
+        </w:rPr>
+        <w:t>permès</w:t>
+      </w:r>
+      <w:proofErr w:type="spellEnd"/>
+      <w:r>
+        <w:rPr>
+          <w:rFonts w:ascii="Open Sans Light" w:eastAsia="Open Sans Light" w:hAnsi="Open Sans Light" w:cs="Open Sans Light"/>
+          <w:sz w:val="20"/>
+          <w:szCs w:val="20"/>
+          <w:lang w:val="es-ES"/>
+        </w:rPr>
+        <w:t xml:space="preserve"> la </w:t>
+      </w:r>
+      <w:proofErr w:type="spellStart"/>
+      <w:r>
+        <w:rPr>
+          <w:rFonts w:ascii="Open Sans Light" w:eastAsia="Open Sans Light" w:hAnsi="Open Sans Light" w:cs="Open Sans Light"/>
+          <w:sz w:val="20"/>
+          <w:szCs w:val="20"/>
+          <w:lang w:val="es-ES"/>
+        </w:rPr>
+        <w:t>continuació</w:t>
+      </w:r>
+      <w:proofErr w:type="spellEnd"/>
+      <w:r>
+        <w:rPr>
+          <w:rFonts w:ascii="Open Sans Light" w:eastAsia="Open Sans Light" w:hAnsi="Open Sans Light" w:cs="Open Sans Light"/>
+          <w:sz w:val="20"/>
+          <w:szCs w:val="20"/>
+          <w:lang w:val="es-ES"/>
+        </w:rPr>
+        <w:t xml:space="preserve"> del contracte/</w:t>
+      </w:r>
+      <w:proofErr w:type="spellStart"/>
+      <w:r>
+        <w:rPr>
+          <w:rFonts w:ascii="Open Sans Light" w:eastAsia="Open Sans Light" w:hAnsi="Open Sans Light" w:cs="Open Sans Light"/>
+          <w:sz w:val="20"/>
+          <w:szCs w:val="20"/>
+          <w:lang w:val="es-ES"/>
+        </w:rPr>
+        <w:t>conveni</w:t>
+      </w:r>
+      <w:proofErr w:type="spellEnd"/>
+      <w:r>
+        <w:rPr>
+          <w:rFonts w:ascii="Open Sans Light" w:eastAsia="Open Sans Light" w:hAnsi="Open Sans Light" w:cs="Open Sans Light"/>
+          <w:sz w:val="20"/>
+          <w:szCs w:val="20"/>
+          <w:lang w:val="es-ES"/>
+        </w:rPr>
+        <w:t>/</w:t>
+      </w:r>
+      <w:proofErr w:type="spellStart"/>
+      <w:r>
+        <w:rPr>
+          <w:rFonts w:ascii="Open Sans Light" w:eastAsia="Open Sans Light" w:hAnsi="Open Sans Light" w:cs="Open Sans Light"/>
+          <w:sz w:val="20"/>
+          <w:szCs w:val="20"/>
+          <w:lang w:val="es-ES"/>
+        </w:rPr>
+        <w:t>concert</w:t>
+      </w:r>
+      <w:proofErr w:type="spellEnd"/>
+      <w:r>
+        <w:rPr>
+          <w:rFonts w:ascii="Open Sans Light" w:eastAsia="Open Sans Light" w:hAnsi="Open Sans Light" w:cs="Open Sans Light"/>
+          <w:sz w:val="20"/>
+          <w:szCs w:val="20"/>
+          <w:lang w:val="es-ES"/>
+        </w:rPr>
+        <w:t xml:space="preserve">, </w:t>
+      </w:r>
+      <w:proofErr w:type="spellStart"/>
+      <w:r>
+        <w:rPr>
+          <w:rFonts w:ascii="Open Sans Light" w:eastAsia="Open Sans Light" w:hAnsi="Open Sans Light" w:cs="Open Sans Light"/>
+          <w:sz w:val="20"/>
+          <w:szCs w:val="20"/>
+          <w:lang w:val="es-ES"/>
+        </w:rPr>
+        <w:t>tot</w:t>
+      </w:r>
+      <w:proofErr w:type="spellEnd"/>
+      <w:r>
+        <w:rPr>
+          <w:rFonts w:ascii="Open Sans Light" w:eastAsia="Open Sans Light" w:hAnsi="Open Sans Light" w:cs="Open Sans Light"/>
+          <w:sz w:val="20"/>
+          <w:szCs w:val="20"/>
+          <w:lang w:val="es-ES"/>
+        </w:rPr>
+        <w:t xml:space="preserve"> i la manca de </w:t>
+      </w:r>
+      <w:proofErr w:type="spellStart"/>
+      <w:r>
+        <w:rPr>
+          <w:rFonts w:ascii="Open Sans Light" w:eastAsia="Open Sans Light" w:hAnsi="Open Sans Light" w:cs="Open Sans Light"/>
+          <w:sz w:val="20"/>
+          <w:szCs w:val="20"/>
+          <w:lang w:val="es-ES"/>
+        </w:rPr>
+        <w:t>tramitació</w:t>
+      </w:r>
+      <w:proofErr w:type="spellEnd"/>
+      <w:r>
+        <w:rPr>
+          <w:rFonts w:ascii="Open Sans Light" w:eastAsia="Open Sans Light" w:hAnsi="Open Sans Light" w:cs="Open Sans Light"/>
+          <w:sz w:val="20"/>
+          <w:szCs w:val="20"/>
+          <w:lang w:val="es-ES"/>
+        </w:rPr>
+        <w:t xml:space="preserve"> de </w:t>
+      </w:r>
+      <w:proofErr w:type="spellStart"/>
+      <w:r>
+        <w:rPr>
+          <w:rFonts w:ascii="Open Sans Light" w:eastAsia="Open Sans Light" w:hAnsi="Open Sans Light" w:cs="Open Sans Light"/>
+          <w:sz w:val="20"/>
+          <w:szCs w:val="20"/>
+          <w:lang w:val="es-ES"/>
+        </w:rPr>
+        <w:t>l’expedient</w:t>
+      </w:r>
+      <w:proofErr w:type="spellEnd"/>
+      <w:r>
+        <w:rPr>
+          <w:rFonts w:ascii="Open Sans Light" w:eastAsia="Open Sans Light" w:hAnsi="Open Sans Light" w:cs="Open Sans Light"/>
+          <w:sz w:val="20"/>
+          <w:szCs w:val="20"/>
+          <w:lang w:val="es-ES"/>
+        </w:rPr>
+        <w:t xml:space="preserve"> de </w:t>
+      </w:r>
+      <w:proofErr w:type="spellStart"/>
+      <w:r>
+        <w:rPr>
+          <w:rFonts w:ascii="Open Sans Light" w:eastAsia="Open Sans Light" w:hAnsi="Open Sans Light" w:cs="Open Sans Light"/>
+          <w:sz w:val="20"/>
+          <w:szCs w:val="20"/>
+          <w:lang w:val="es-ES"/>
+        </w:rPr>
+        <w:t>contractació</w:t>
+      </w:r>
+      <w:proofErr w:type="spellEnd"/>
+      <w:r>
+        <w:rPr>
+          <w:rFonts w:ascii="Open Sans Light" w:eastAsia="Open Sans Light" w:hAnsi="Open Sans Light" w:cs="Open Sans Light"/>
+          <w:sz w:val="20"/>
+          <w:szCs w:val="20"/>
+          <w:lang w:val="es-ES"/>
+        </w:rPr>
+        <w:t xml:space="preserve"> </w:t>
+      </w:r>
+      <w:proofErr w:type="spellStart"/>
+      <w:r>
+        <w:rPr>
+          <w:rFonts w:ascii="Open Sans Light" w:eastAsia="Open Sans Light" w:hAnsi="Open Sans Light" w:cs="Open Sans Light"/>
+          <w:sz w:val="20"/>
+          <w:szCs w:val="20"/>
+          <w:lang w:val="es-ES"/>
+        </w:rPr>
+        <w:t>preceptiu</w:t>
+      </w:r>
+      <w:proofErr w:type="spellEnd"/>
+      <w:r>
+        <w:rPr>
+          <w:rFonts w:ascii="Open Sans Light" w:eastAsia="Open Sans Light" w:hAnsi="Open Sans Light" w:cs="Open Sans Light"/>
+          <w:sz w:val="20"/>
+          <w:szCs w:val="20"/>
+          <w:lang w:val="es-ES"/>
+        </w:rPr>
+        <w:t xml:space="preserve">, per tal de garantir el </w:t>
+      </w:r>
+      <w:proofErr w:type="spellStart"/>
+      <w:r>
+        <w:rPr>
+          <w:rFonts w:ascii="Open Sans Light" w:eastAsia="Open Sans Light" w:hAnsi="Open Sans Light" w:cs="Open Sans Light"/>
+          <w:sz w:val="20"/>
+          <w:szCs w:val="20"/>
+          <w:lang w:val="es-ES"/>
+        </w:rPr>
+        <w:t>correcte</w:t>
+      </w:r>
+      <w:proofErr w:type="spellEnd"/>
+      <w:r>
+        <w:rPr>
+          <w:rFonts w:ascii="Open Sans Light" w:eastAsia="Open Sans Light" w:hAnsi="Open Sans Light" w:cs="Open Sans Light"/>
+          <w:sz w:val="20"/>
+          <w:szCs w:val="20"/>
+          <w:lang w:val="es-ES"/>
+        </w:rPr>
+        <w:t xml:space="preserve"> </w:t>
+      </w:r>
+      <w:proofErr w:type="spellStart"/>
+      <w:r>
+        <w:rPr>
+          <w:rFonts w:ascii="Open Sans Light" w:eastAsia="Open Sans Light" w:hAnsi="Open Sans Light" w:cs="Open Sans Light"/>
+          <w:sz w:val="20"/>
+          <w:szCs w:val="20"/>
+          <w:lang w:val="es-ES"/>
+        </w:rPr>
+        <w:t>funcionament</w:t>
+      </w:r>
+      <w:proofErr w:type="spellEnd"/>
+      <w:r>
+        <w:rPr>
+          <w:rFonts w:ascii="Open Sans Light" w:eastAsia="Open Sans Light" w:hAnsi="Open Sans Light" w:cs="Open Sans Light"/>
+          <w:sz w:val="20"/>
+          <w:szCs w:val="20"/>
+          <w:lang w:val="es-ES"/>
+        </w:rPr>
+        <w:t xml:space="preserve"> de </w:t>
+      </w:r>
+      <w:proofErr w:type="spellStart"/>
+      <w:r>
+        <w:rPr>
+          <w:rFonts w:ascii="Open Sans Light" w:eastAsia="Open Sans Light" w:hAnsi="Open Sans Light" w:cs="Open Sans Light"/>
+          <w:sz w:val="20"/>
+          <w:szCs w:val="20"/>
+          <w:lang w:val="es-ES"/>
+        </w:rPr>
+        <w:t>tots</w:t>
+      </w:r>
+      <w:proofErr w:type="spellEnd"/>
+      <w:r>
+        <w:rPr>
+          <w:rFonts w:ascii="Open Sans Light" w:eastAsia="Open Sans Light" w:hAnsi="Open Sans Light" w:cs="Open Sans Light"/>
+          <w:sz w:val="20"/>
+          <w:szCs w:val="20"/>
+          <w:lang w:val="es-ES"/>
+        </w:rPr>
+        <w:t xml:space="preserve"> </w:t>
+      </w:r>
+      <w:proofErr w:type="spellStart"/>
+      <w:r>
+        <w:rPr>
+          <w:rFonts w:ascii="Open Sans Light" w:eastAsia="Open Sans Light" w:hAnsi="Open Sans Light" w:cs="Open Sans Light"/>
+          <w:sz w:val="20"/>
+          <w:szCs w:val="20"/>
+          <w:lang w:val="es-ES"/>
+        </w:rPr>
+        <w:t>els</w:t>
+      </w:r>
+      <w:proofErr w:type="spellEnd"/>
+      <w:r>
+        <w:rPr>
+          <w:rFonts w:ascii="Open Sans Light" w:eastAsia="Open Sans Light" w:hAnsi="Open Sans Light" w:cs="Open Sans Light"/>
+          <w:sz w:val="20"/>
+          <w:szCs w:val="20"/>
+          <w:lang w:val="es-ES"/>
+        </w:rPr>
+        <w:t xml:space="preserve"> </w:t>
+      </w:r>
+      <w:proofErr w:type="spellStart"/>
+      <w:r>
+        <w:rPr>
+          <w:rFonts w:ascii="Open Sans Light" w:eastAsia="Open Sans Light" w:hAnsi="Open Sans Light" w:cs="Open Sans Light"/>
+          <w:sz w:val="20"/>
+          <w:szCs w:val="20"/>
+          <w:lang w:val="es-ES"/>
+        </w:rPr>
+        <w:t>serveis</w:t>
+      </w:r>
+      <w:proofErr w:type="spellEnd"/>
+      <w:r>
+        <w:rPr>
+          <w:rFonts w:ascii="Open Sans Light" w:eastAsia="Open Sans Light" w:hAnsi="Open Sans Light" w:cs="Open Sans Light"/>
+          <w:sz w:val="20"/>
+          <w:szCs w:val="20"/>
+          <w:lang w:val="es-ES"/>
+        </w:rPr>
+        <w:t xml:space="preserve"> de </w:t>
+      </w:r>
+      <w:proofErr w:type="spellStart"/>
+      <w:r>
+        <w:rPr>
+          <w:rFonts w:ascii="Open Sans Light" w:eastAsia="Open Sans Light" w:hAnsi="Open Sans Light" w:cs="Open Sans Light"/>
+          <w:sz w:val="20"/>
+          <w:szCs w:val="20"/>
+          <w:lang w:val="es-ES"/>
+        </w:rPr>
+        <w:t>l’IMAS</w:t>
+      </w:r>
+      <w:proofErr w:type="spellEnd"/>
+      <w:r>
+        <w:rPr>
+          <w:rFonts w:ascii="Open Sans Light" w:eastAsia="Open Sans Light" w:hAnsi="Open Sans Light" w:cs="Open Sans Light"/>
+          <w:sz w:val="20"/>
+          <w:szCs w:val="20"/>
+          <w:lang w:val="es-ES"/>
+        </w:rPr>
+        <w:t>.</w:t>
+      </w:r>
+    </w:p>
+    <w:p>
+      <w:pPr>
+        <w:keepLines/>
+        <w:widowControl w:val="0"/>
+        <w:spacing w:line="276" w:lineRule="auto"/>
+        <w:jc w:val="both"/>
+        <w:rPr>
+          <w:rFonts w:ascii="Open Sans Light" w:eastAsia="Open Sans Light" w:hAnsi="Open Sans Light" w:cs="Open Sans Light"/>
+          <w:color w:val="4EA72E" w:themeColor="accent6"/>
+          <w:sz w:val="20"/>
+          <w:szCs w:val="20"/>
+        </w:rPr>
+      </w:pPr>
     </w:p>
     <w:p>
       <w:pPr>
@@ -1759,237 +6804,6 @@
           <w:sz w:val="20"/>
           <w:szCs w:val="20"/>
         </w:rPr>
-        <w:t>No s’aprecia que s’hagi dictat cap acte administratiu susceptible de ser revisat</w:t>
-      </w:r>
-    </w:p>
-    <w:p>
-      <w:pPr>
-        <w:keepLines/>
-        <w:widowControl w:val="0"/>
-        <w:spacing w:before="120" w:line="276" w:lineRule="auto"/>
-        <w:jc w:val="both"/>
-        <w:rPr>
-          <w:rFonts w:ascii="Open Sans Light" w:eastAsia="Open Sans Light" w:hAnsi="Open Sans Light" w:cs="Open Sans Light"/>
-          <w:sz w:val="20"/>
-          <w:szCs w:val="20"/>
-        </w:rPr>
-      </w:pPr>
-      <w:r>
-        <w:rPr>
-          <w:rFonts w:ascii="Open Sans Light" w:eastAsia="Open Sans Light" w:hAnsi="Open Sans Light" w:cs="Open Sans Light"/>
-          <w:b/>
-          <w:bCs/>
-          <w:sz w:val="20"/>
-          <w:szCs w:val="20"/>
-        </w:rPr>
-        <w:t>- Existència de crèdit pressupostari per imputar la despesa</w:t>
-      </w:r>
-    </w:p>
-    <w:p>
-      <w:pPr>
-        <w:keepLines/>
-        <w:widowControl w:val="0"/>
-        <w:spacing w:line="276" w:lineRule="auto"/>
-        <w:contextualSpacing/>
-        <w:jc w:val="both"/>
-        <w:rPr>
-          <w:rFonts w:ascii="Open Sans Light" w:eastAsia="Open Sans Light" w:hAnsi="Open Sans Light" w:cs="Open Sans Light"/>
-          <w:sz w:val="20"/>
-          <w:szCs w:val="20"/>
-        </w:rPr>
-      </w:pPr>
-      <w:r>
-        <w:rPr>
-          <w:rFonts w:ascii="Open Sans Light" w:eastAsia="Open Sans Light" w:hAnsi="Open Sans Light" w:cs="Open Sans Light"/>
-          <w:sz w:val="20"/>
-          <w:szCs w:val="20"/>
-        </w:rPr>
-        <w:t>D’acord amb la informació d’execució pressupostària, existeix crèdit per imputar la despesa derivada de les prestacions realitzades i, vistes les necessitats i atencions de l’aplicació durant tot l’exercici, no s’aprecia impediment o limitació a la imputació de la despesa al pressupost de l’exercici corrent.</w:t>
-      </w:r>
-    </w:p>
-    <w:p>
-      <w:pPr>
-        <w:keepLines/>
-        <w:widowControl w:val="0"/>
-        <w:spacing w:before="120" w:line="276" w:lineRule="auto"/>
-        <w:jc w:val="both"/>
-        <w:rPr>
-          <w:rFonts w:ascii="Open Sans Light" w:eastAsia="Open Sans Light" w:hAnsi="Open Sans Light" w:cs="Open Sans Light"/>
-          <w:sz w:val="20"/>
-          <w:szCs w:val="20"/>
-        </w:rPr>
-      </w:pPr>
-      <w:r>
-        <w:rPr>
-          <w:rFonts w:ascii="Open Sans Light" w:eastAsia="Open Sans Light" w:hAnsi="Open Sans Light" w:cs="Open Sans Light"/>
-          <w:b/>
-          <w:bCs/>
-          <w:sz w:val="20"/>
-          <w:szCs w:val="20"/>
-        </w:rPr>
-        <w:t>- Import que correspon abonar als proveïdors en concepte d’indemnització per evitar un possible enriquiment injust per l’administració</w:t>
-      </w:r>
-    </w:p>
-    <w:p>
-      <w:pPr>
-        <w:keepLines/>
-        <w:widowControl w:val="0"/>
-        <w:tabs>
-          <w:tab w:val="left" w:pos="395"/>
-        </w:tabs>
-        <w:spacing w:before="120" w:line="276" w:lineRule="auto"/>
-        <w:jc w:val="both"/>
-        <w:rPr>
-          <w:rFonts w:ascii="Open Sans Light" w:eastAsia="Open Sans Light" w:hAnsi="Open Sans Light" w:cs="Open Sans Light"/>
-          <w:sz w:val="20"/>
-          <w:szCs w:val="20"/>
-        </w:rPr>
-      </w:pPr>
-      <w:r>
-        <w:rPr>
-          <w:rFonts w:ascii="Open Sans Light" w:eastAsia="Open Sans Light" w:hAnsi="Open Sans Light" w:cs="Open Sans Light"/>
-          <w:sz w:val="20"/>
-          <w:szCs w:val="20"/>
-        </w:rPr>
-        <w:t>Les factures incloses a la relació esmentada en els antecedents han estat conformades pels responsables dels serveis, si bé no es van tramitar perquè no</w:t>
-      </w:r>
-      <w:r>
-        <w:rPr>
-          <w:rFonts w:ascii="Open Sans Light" w:eastAsia="Open Sans Light" w:hAnsi="Open Sans Light" w:cs="Open Sans Light"/>
-          <w:i/>
-          <w:iCs/>
-          <w:sz w:val="20"/>
-          <w:szCs w:val="20"/>
-        </w:rPr>
-        <w:t xml:space="preserve"> </w:t>
-      </w:r>
-      <w:r>
-        <w:rPr>
-          <w:rFonts w:ascii="Open Sans Light" w:eastAsia="Open Sans Light" w:hAnsi="Open Sans Light" w:cs="Open Sans Light"/>
-          <w:sz w:val="20"/>
-          <w:szCs w:val="20"/>
-        </w:rPr>
-        <w:t xml:space="preserve">existia cap </w:t>
-      </w:r>
-      <w:r>
-        <w:rPr>
-          <w:rFonts w:ascii="Open Sans Light" w:eastAsia="Open Sans Light" w:hAnsi="Open Sans Light" w:cs="Open Sans Light"/>
-          <w:sz w:val="20"/>
-          <w:szCs w:val="20"/>
-          <w:highlight w:val="yellow"/>
-        </w:rPr>
-        <w:t>contracte centralitzat, ni concert  vigent</w:t>
-      </w:r>
-      <w:r>
-        <w:rPr>
-          <w:rFonts w:ascii="Open Sans Light" w:eastAsia="Open Sans Light" w:hAnsi="Open Sans Light" w:cs="Open Sans Light"/>
-          <w:sz w:val="20"/>
-          <w:szCs w:val="20"/>
-        </w:rPr>
-        <w:t xml:space="preserve"> que justifiques aquesta despesa, o, si existia s’havia superat el crèdit, per aquestes despeses, es considera que als efectes d’evitar l’enriquiment injust de l’Administració, l’única alternativa possible per a la seva tramitació és la de dur a terme el procediment establert pel reconeixement extrajudicial de crèdit, prèvia convalidació de l’omissió de la funció interventora, a fi de compensar adequadament a les empreses que han prestat el subministrament/servei, sempre que l’informe de la Intervenció  doni el vistiplau a l’aprovació del present expedient.</w:t>
-      </w:r>
-    </w:p>
-    <w:p>
-      <w:pPr>
-        <w:keepLines/>
-        <w:widowControl w:val="0"/>
-        <w:tabs>
-          <w:tab w:val="left" w:pos="341"/>
-        </w:tabs>
-        <w:spacing w:line="276" w:lineRule="auto"/>
-        <w:jc w:val="both"/>
-        <w:rPr>
-          <w:rFonts w:ascii="Open Sans Light" w:eastAsia="Open Sans Light" w:hAnsi="Open Sans Light" w:cs="Open Sans Light"/>
-          <w:sz w:val="20"/>
-          <w:szCs w:val="20"/>
-        </w:rPr>
-      </w:pPr>
-      <w:r>
-        <w:rPr>
-          <w:rFonts w:ascii="Open Sans Light" w:eastAsia="Open Sans Light" w:hAnsi="Open Sans Light" w:cs="Open Sans Light"/>
-          <w:sz w:val="20"/>
-          <w:szCs w:val="20"/>
-        </w:rPr>
-        <w:lastRenderedPageBreak/>
-        <w:t xml:space="preserve">Les empreses han continuat amb la seva prestació d’una manera idèntica a com ho havien vingut fent amb anterioritat, observant-se en tot moment bona fe per part seva i sempre han prestat en servei puntualment i conforme a les necessitats de l’IMAS. No consta una ordre expressa de l’IMAS referent a la continuació del </w:t>
-      </w:r>
-      <w:r>
-        <w:rPr>
-          <w:rFonts w:ascii="Open Sans Light" w:eastAsia="Open Sans Light" w:hAnsi="Open Sans Light" w:cs="Open Sans Light"/>
-          <w:sz w:val="20"/>
-          <w:szCs w:val="20"/>
-          <w:highlight w:val="yellow"/>
-        </w:rPr>
-        <w:t>contracte</w:t>
-      </w:r>
-      <w:r>
-        <w:rPr>
-          <w:rFonts w:ascii="Open Sans Light" w:eastAsia="Open Sans Light" w:hAnsi="Open Sans Light" w:cs="Open Sans Light"/>
-          <w:sz w:val="20"/>
-          <w:szCs w:val="20"/>
-          <w:highlight w:val="yellow"/>
-        </w:rPr>
-        <w:t>/conveni/concert</w:t>
-      </w:r>
-      <w:r>
-        <w:rPr>
-          <w:rFonts w:ascii="Open Sans Light" w:eastAsia="Open Sans Light" w:hAnsi="Open Sans Light" w:cs="Open Sans Light"/>
-          <w:sz w:val="20"/>
-          <w:szCs w:val="20"/>
-        </w:rPr>
-        <w:t xml:space="preserve">, però sí que és ben cert que tàcitament l’IMAS ha permès la continuació del </w:t>
-      </w:r>
-      <w:r>
-        <w:rPr>
-          <w:rFonts w:ascii="Open Sans Light" w:eastAsia="Open Sans Light" w:hAnsi="Open Sans Light" w:cs="Open Sans Light"/>
-          <w:sz w:val="20"/>
-          <w:szCs w:val="20"/>
-          <w:highlight w:val="yellow"/>
-        </w:rPr>
-        <w:t>contracte/conveni/concert</w:t>
-      </w:r>
-      <w:r>
-        <w:rPr>
-          <w:rFonts w:ascii="Open Sans Light" w:eastAsia="Open Sans Light" w:hAnsi="Open Sans Light" w:cs="Open Sans Light"/>
-          <w:sz w:val="20"/>
-          <w:szCs w:val="20"/>
-        </w:rPr>
-        <w:t>, tot i la manca de tramitació de l’expedient de contractació preceptiu, per tal de garantir el correcte funcionament de tots els serveis de l’IMAS.</w:t>
-      </w:r>
-    </w:p>
-    <w:p>
-      <w:pPr>
-        <w:keepLines/>
-        <w:widowControl w:val="0"/>
-        <w:spacing w:line="276" w:lineRule="auto"/>
-        <w:jc w:val="both"/>
-        <w:rPr>
-          <w:rFonts w:ascii="Open Sans Light" w:eastAsia="Open Sans Light" w:hAnsi="Open Sans Light" w:cs="Open Sans Light"/>
-          <w:color w:val="4EA72E" w:themeColor="accent6"/>
-          <w:sz w:val="20"/>
-          <w:szCs w:val="20"/>
-        </w:rPr>
-      </w:pPr>
-    </w:p>
-    <w:p>
-      <w:pPr>
-        <w:keepLines/>
-        <w:widowControl w:val="0"/>
-        <w:spacing w:line="276" w:lineRule="auto"/>
-        <w:contextualSpacing/>
-        <w:jc w:val="both"/>
-        <w:rPr>
-          <w:rFonts w:ascii="Open Sans Light" w:eastAsia="Open Sans Light" w:hAnsi="Open Sans Light" w:cs="Open Sans Light"/>
-          <w:sz w:val="20"/>
-          <w:szCs w:val="20"/>
-        </w:rPr>
-      </w:pPr>
-      <w:r>
-        <w:rPr>
-          <w:rFonts w:ascii="Open Sans Light" w:eastAsia="Open Sans Light" w:hAnsi="Open Sans Light" w:cs="Open Sans Light"/>
-          <w:sz w:val="20"/>
-          <w:szCs w:val="20"/>
-        </w:rPr>
         <w:t xml:space="preserve">La taxació dels costs que correspon abonar als tercers interessats en concepte d’indemnització substitutiva, exclusivament pel valor de les despeses ocasionades per la realització de la prestació és de </w:t>
       </w:r>
       <w:r>
@@ -1998,7 +6812,25 @@
           <w:sz w:val="20"/>
           <w:szCs w:val="20"/>
         </w:rPr>
-        <w:t>{{ofi_with_aggregates.total_import}}</w:t>
+        <w:t>{{</w:t>
+      </w:r>
+      <w:proofErr w:type="spellStart"/>
+      <w:r>
+        <w:rPr>
+          <w:rFonts w:ascii="Open Sans Light" w:eastAsia="Open Sans Light" w:hAnsi="Open Sans Light" w:cs="Open Sans Light"/>
+          <w:sz w:val="20"/>
+          <w:szCs w:val="20"/>
+        </w:rPr>
+        <w:t>ofi_with_aggregates.total_import</w:t>
+      </w:r>
+      <w:proofErr w:type="spellEnd"/>
+      <w:r>
+        <w:rPr>
+          <w:rFonts w:ascii="Open Sans Light" w:eastAsia="Open Sans Light" w:hAnsi="Open Sans Light" w:cs="Open Sans Light"/>
+          <w:sz w:val="20"/>
+          <w:szCs w:val="20"/>
+        </w:rPr>
+        <w:t>}}</w:t>
       </w:r>
       <w:r>
         <w:rPr>
@@ -2155,7 +6987,27 @@
           <w:sz w:val="20"/>
           <w:szCs w:val="20"/>
         </w:rPr>
-        <w:t>{{ofi_with_aggregates.total_import}}€</w:t>
+        <w:t>{{</w:t>
+      </w:r>
+      <w:proofErr w:type="spellStart"/>
+      <w:r>
+        <w:rPr>
+          <w:rFonts w:ascii="Open Sans Light" w:hAnsi="Open Sans Light" w:cs="Open Sans Light"/>
+          <w:b/>
+          <w:sz w:val="20"/>
+          <w:szCs w:val="20"/>
+        </w:rPr>
+        <w:t>ofi_with_aggregates.total_import</w:t>
+      </w:r>
+      <w:proofErr w:type="spellEnd"/>
+      <w:r>
+        <w:rPr>
+          <w:rFonts w:ascii="Open Sans Light" w:hAnsi="Open Sans Light" w:cs="Open Sans Light"/>
+          <w:b/>
+          <w:sz w:val="20"/>
+          <w:szCs w:val="20"/>
+        </w:rPr>
+        <w:t>}}€</w:t>
       </w:r>
       <w:r>
         <w:rPr>
@@ -2306,7 +7158,6 @@
                 <w:sz w:val="16"/>
                 <w:szCs w:val="16"/>
               </w:rPr>
-              <w:lastRenderedPageBreak/>
               <w:t>Nº Ordre</w:t>
             </w:r>
           </w:p>
@@ -2769,15 +7620,6 @@
                 <w:szCs w:val="16"/>
               </w:rPr>
             </w:pPr>
-            <w:r>
-              <w:rPr>
-                <w:rFonts w:ascii="Open Sans Light" w:hAnsi="Open Sans Light" w:cs="Open Sans Light"/>
-                <w:color w:val="000000"/>
-                <w:sz w:val="16"/>
-                <w:szCs w:val="16"/>
-              </w:rPr>
-              <w:t/>
-            </w:r>
           </w:p>
         </w:tc>
         <w:tc>
@@ -2799,14 +7641,6 @@
                 <w:szCs w:val="16"/>
               </w:rPr>
             </w:pPr>
-            <w:r>
-              <w:rPr>
-                <w:rFonts w:ascii="Open Sans Light" w:hAnsi="Open Sans Light" w:cs="Open Sans Light"/>
-                <w:sz w:val="16"/>
-                <w:szCs w:val="16"/>
-              </w:rPr>
-              <w:t/>
-            </w:r>
           </w:p>
         </w:tc>
         <w:tc>
@@ -2827,30 +7661,6 @@
                 <w:szCs w:val="16"/>
               </w:rPr>
             </w:pPr>
-            <w:r>
-              <w:rPr>
-                <w:rFonts w:ascii="Open Sans Light" w:hAnsi="Open Sans Light" w:cs="Open Sans Light"/>
-                <w:sz w:val="16"/>
-                <w:szCs w:val="16"/>
-              </w:rPr>
-              <w:t/>
-            </w:r>
-            <w:r>
-              <w:rPr>
-                <w:rFonts w:ascii="Open Sans Light" w:hAnsi="Open Sans Light" w:cs="Open Sans Light"/>
-                <w:sz w:val="16"/>
-                <w:szCs w:val="16"/>
-              </w:rPr>
-              <w:t/>
-            </w:r>
-            <w:r>
-              <w:rPr>
-                <w:rFonts w:ascii="Open Sans Light" w:hAnsi="Open Sans Light" w:cs="Open Sans Light"/>
-                <w:sz w:val="16"/>
-                <w:szCs w:val="16"/>
-              </w:rPr>
-              <w:t/>
-            </w:r>
           </w:p>
         </w:tc>
         <w:tc>
@@ -2871,14 +7681,6 @@
                 <w:szCs w:val="16"/>
               </w:rPr>
             </w:pPr>
-            <w:r>
-              <w:rPr>
-                <w:rFonts w:ascii="Open Sans Light" w:hAnsi="Open Sans Light" w:cs="Open Sans Light"/>
-                <w:sz w:val="16"/>
-                <w:szCs w:val="16"/>
-              </w:rPr>
-              <w:t/>
-            </w:r>
           </w:p>
         </w:tc>
         <w:tc>
@@ -2899,14 +7701,6 @@
                 <w:szCs w:val="16"/>
               </w:rPr>
             </w:pPr>
-            <w:r>
-              <w:rPr>
-                <w:rFonts w:ascii="Open Sans Light" w:hAnsi="Open Sans Light" w:cs="Open Sans Light"/>
-                <w:sz w:val="16"/>
-                <w:szCs w:val="16"/>
-              </w:rPr>
-              <w:t/>
-            </w:r>
           </w:p>
         </w:tc>
         <w:tc>
@@ -2927,30 +7721,6 @@
                 <w:szCs w:val="16"/>
               </w:rPr>
             </w:pPr>
-            <w:r>
-              <w:rPr>
-                <w:rFonts w:ascii="Open Sans Light" w:hAnsi="Open Sans Light" w:cs="Open Sans Light"/>
-                <w:sz w:val="16"/>
-                <w:szCs w:val="16"/>
-              </w:rPr>
-              <w:t/>
-            </w:r>
-            <w:r>
-              <w:rPr>
-                <w:rFonts w:ascii="Open Sans Light" w:hAnsi="Open Sans Light" w:cs="Open Sans Light"/>
-                <w:sz w:val="16"/>
-                <w:szCs w:val="16"/>
-              </w:rPr>
-              <w:t/>
-            </w:r>
-            <w:r>
-              <w:rPr>
-                <w:rFonts w:ascii="Open Sans Light" w:hAnsi="Open Sans Light" w:cs="Open Sans Light"/>
-                <w:sz w:val="16"/>
-                <w:szCs w:val="16"/>
-              </w:rPr>
-              <w:t/>
-            </w:r>
           </w:p>
         </w:tc>
         <w:tc>
@@ -2971,30 +7741,6 @@
                 <w:szCs w:val="16"/>
               </w:rPr>
             </w:pPr>
-            <w:r>
-              <w:rPr>
-                <w:rFonts w:ascii="Open Sans Light" w:hAnsi="Open Sans Light" w:cs="Open Sans Light"/>
-                <w:sz w:val="16"/>
-                <w:szCs w:val="16"/>
-              </w:rPr>
-              <w:t/>
-            </w:r>
-            <w:r>
-              <w:rPr>
-                <w:rFonts w:ascii="Open Sans Light" w:hAnsi="Open Sans Light" w:cs="Open Sans Light"/>
-                <w:sz w:val="16"/>
-                <w:szCs w:val="16"/>
-              </w:rPr>
-              <w:t/>
-            </w:r>
-            <w:r>
-              <w:rPr>
-                <w:rFonts w:ascii="Open Sans Light" w:hAnsi="Open Sans Light" w:cs="Open Sans Light"/>
-                <w:sz w:val="16"/>
-                <w:szCs w:val="16"/>
-              </w:rPr>
-              <w:t/>
-            </w:r>
           </w:p>
         </w:tc>
         <w:tc>
@@ -3016,30 +7762,6 @@
                 <w:szCs w:val="16"/>
               </w:rPr>
             </w:pPr>
-            <w:r>
-              <w:rPr>
-                <w:rFonts w:ascii="Open Sans Light" w:hAnsi="Open Sans Light" w:cs="Open Sans Light"/>
-                <w:sz w:val="16"/>
-                <w:szCs w:val="16"/>
-              </w:rPr>
-              <w:t/>
-            </w:r>
-            <w:r>
-              <w:rPr>
-                <w:rFonts w:ascii="Open Sans Light" w:hAnsi="Open Sans Light" w:cs="Open Sans Light"/>
-                <w:sz w:val="16"/>
-                <w:szCs w:val="16"/>
-              </w:rPr>
-              <w:t/>
-            </w:r>
-            <w:r>
-              <w:rPr>
-                <w:rFonts w:ascii="Open Sans Light" w:hAnsi="Open Sans Light" w:cs="Open Sans Light"/>
-                <w:sz w:val="16"/>
-                <w:szCs w:val="16"/>
-              </w:rPr>
-              <w:t/>
-            </w:r>
           </w:p>
         </w:tc>
         <w:tc>
@@ -3060,158 +7782,6 @@
                 <w:szCs w:val="16"/>
               </w:rPr>
             </w:pPr>
-            <w:r>
-              <w:rPr>
-                <w:rFonts w:ascii="Open Sans Light" w:hAnsi="Open Sans Light" w:cs="Open Sans Light"/>
-                <w:sz w:val="16"/>
-                <w:szCs w:val="16"/>
-              </w:rPr>
-              <w:t/>
-            </w:r>
-            <w:r>
-              <w:rPr>
-                <w:rFonts w:ascii="Open Sans Light" w:hAnsi="Open Sans Light" w:cs="Open Sans Light"/>
-                <w:sz w:val="16"/>
-                <w:szCs w:val="16"/>
-              </w:rPr>
-              <w:t/>
-            </w:r>
-            <w:r>
-              <w:rPr>
-                <w:rFonts w:ascii="Open Sans Light" w:hAnsi="Open Sans Light" w:cs="Open Sans Light"/>
-                <w:sz w:val="16"/>
-                <w:szCs w:val="16"/>
-              </w:rPr>
-              <w:t/>
-            </w:r>
-            <w:r>
-              <w:rPr>
-                <w:rFonts w:ascii="Open Sans Light" w:hAnsi="Open Sans Light" w:cs="Open Sans Light"/>
-                <w:sz w:val="16"/>
-                <w:szCs w:val="16"/>
-              </w:rPr>
-              <w:t/>
-            </w:r>
-            <w:r>
-              <w:rPr>
-                <w:rFonts w:ascii="Open Sans Light" w:hAnsi="Open Sans Light" w:cs="Open Sans Light"/>
-                <w:sz w:val="16"/>
-                <w:szCs w:val="16"/>
-              </w:rPr>
-              <w:t/>
-            </w:r>
-            <w:r>
-              <w:rPr>
-                <w:rFonts w:ascii="Open Sans Light" w:hAnsi="Open Sans Light" w:cs="Open Sans Light"/>
-                <w:sz w:val="16"/>
-                <w:szCs w:val="16"/>
-              </w:rPr>
-              <w:t/>
-            </w:r>
-            <w:r>
-              <w:rPr>
-                <w:rFonts w:ascii="Open Sans Light" w:hAnsi="Open Sans Light" w:cs="Open Sans Light"/>
-                <w:sz w:val="16"/>
-                <w:szCs w:val="16"/>
-              </w:rPr>
-              <w:t/>
-            </w:r>
-            <w:r>
-              <w:rPr>
-                <w:rFonts w:ascii="Open Sans Light" w:hAnsi="Open Sans Light" w:cs="Open Sans Light"/>
-                <w:sz w:val="16"/>
-                <w:szCs w:val="16"/>
-              </w:rPr>
-              <w:t/>
-            </w:r>
-            <w:r>
-              <w:rPr>
-                <w:rFonts w:ascii="Open Sans Light" w:hAnsi="Open Sans Light" w:cs="Open Sans Light"/>
-                <w:sz w:val="16"/>
-                <w:szCs w:val="16"/>
-              </w:rPr>
-              <w:t/>
-            </w:r>
-            <w:r>
-              <w:rPr>
-                <w:rFonts w:ascii="Open Sans Light" w:hAnsi="Open Sans Light" w:cs="Open Sans Light"/>
-                <w:sz w:val="16"/>
-                <w:szCs w:val="16"/>
-              </w:rPr>
-              <w:t/>
-            </w:r>
-            <w:r>
-              <w:rPr>
-                <w:rFonts w:ascii="Open Sans Light" w:hAnsi="Open Sans Light" w:cs="Open Sans Light"/>
-                <w:sz w:val="16"/>
-                <w:szCs w:val="16"/>
-              </w:rPr>
-              <w:t/>
-            </w:r>
-            <w:r>
-              <w:rPr>
-                <w:rFonts w:ascii="Open Sans Light" w:hAnsi="Open Sans Light" w:cs="Open Sans Light"/>
-                <w:sz w:val="16"/>
-                <w:szCs w:val="16"/>
-              </w:rPr>
-              <w:t/>
-            </w:r>
-            <w:r>
-              <w:rPr>
-                <w:rFonts w:ascii="Open Sans Light" w:hAnsi="Open Sans Light" w:cs="Open Sans Light"/>
-                <w:sz w:val="16"/>
-                <w:szCs w:val="16"/>
-              </w:rPr>
-              <w:t/>
-            </w:r>
-            <w:r>
-              <w:rPr>
-                <w:rFonts w:ascii="Open Sans Light" w:hAnsi="Open Sans Light" w:cs="Open Sans Light"/>
-                <w:sz w:val="16"/>
-                <w:szCs w:val="16"/>
-              </w:rPr>
-              <w:t/>
-            </w:r>
-            <w:r>
-              <w:rPr>
-                <w:rFonts w:ascii="Open Sans Light" w:hAnsi="Open Sans Light" w:cs="Open Sans Light"/>
-                <w:sz w:val="16"/>
-                <w:szCs w:val="16"/>
-              </w:rPr>
-              <w:t/>
-            </w:r>
-            <w:r>
-              <w:rPr>
-                <w:rFonts w:ascii="Open Sans Light" w:hAnsi="Open Sans Light" w:cs="Open Sans Light"/>
-                <w:sz w:val="16"/>
-                <w:szCs w:val="16"/>
-              </w:rPr>
-              <w:t/>
-            </w:r>
-            <w:r>
-              <w:rPr>
-                <w:rFonts w:ascii="Open Sans Light" w:hAnsi="Open Sans Light" w:cs="Open Sans Light"/>
-                <w:sz w:val="16"/>
-                <w:szCs w:val="16"/>
-              </w:rPr>
-              <w:t/>
-            </w:r>
-            <w:r>
-              <w:rPr>
-                <w:rFonts w:ascii="Open Sans Light" w:hAnsi="Open Sans Light" w:cs="Open Sans Light"/>
-                <w:sz w:val="16"/>
-                <w:szCs w:val="16"/>
-              </w:rPr>
-              <w:t/>
-            </w:r>
-            <w:r>
-              <w:rPr>
-                <w:rFonts w:ascii="Open Sans Light" w:hAnsi="Open Sans Light" w:cs="Open Sans Light"/>
-                <w:sz w:val="16"/>
-                <w:szCs w:val="16"/>
-              </w:rPr>
-              <w:t/>
-            </w:r>
           </w:p>
         </w:tc>
         <w:tc>
@@ -3232,46 +7802,6 @@
                 <w:szCs w:val="16"/>
               </w:rPr>
             </w:pPr>
-            <w:r>
-              <w:rPr>
-                <w:rFonts w:ascii="Open Sans Light" w:hAnsi="Open Sans Light" w:cs="Open Sans Light"/>
-                <w:sz w:val="16"/>
-                <w:szCs w:val="16"/>
-              </w:rPr>
-              <w:t/>
-            </w:r>
-            <w:r>
-              <w:rPr>
-                <w:rFonts w:ascii="Open Sans Light" w:hAnsi="Open Sans Light" w:cs="Open Sans Light"/>
-                <w:sz w:val="16"/>
-                <w:szCs w:val="16"/>
-              </w:rPr>
-              <w:t/>
-            </w:r>
-            <w:r>
-              <w:rPr>
-                <w:rFonts w:ascii="Open Sans Light" w:hAnsi="Open Sans Light" w:cs="Open Sans Light"/>
-                <w:sz w:val="16"/>
-                <w:szCs w:val="16"/>
-              </w:rPr>
-              <w:t/>
-            </w:r>
-            <w:r>
-              <w:rPr>
-                <w:rFonts w:ascii="Open Sans Light" w:hAnsi="Open Sans Light" w:cs="Open Sans Light"/>
-                <w:sz w:val="16"/>
-                <w:szCs w:val="16"/>
-              </w:rPr>
-              <w:t/>
-            </w:r>
-            <w:r>
-              <w:rPr>
-                <w:rFonts w:ascii="Open Sans Light" w:hAnsi="Open Sans Light" w:cs="Open Sans Light"/>
-                <w:sz w:val="16"/>
-                <w:szCs w:val="16"/>
-              </w:rPr>
-              <w:t/>
-            </w:r>
           </w:p>
         </w:tc>
         <w:tc>
@@ -3292,14 +7822,6 @@
                 <w:szCs w:val="16"/>
               </w:rPr>
             </w:pPr>
-            <w:r>
-              <w:rPr>
-                <w:rFonts w:ascii="Open Sans Light" w:hAnsi="Open Sans Light" w:cs="Open Sans Light"/>
-                <w:sz w:val="16"/>
-                <w:szCs w:val="16"/>
-              </w:rPr>
-              <w:t/>
-            </w:r>
           </w:p>
           <w:p>
             <w:pPr>
@@ -3330,14 +7852,6 @@
                 <w:szCs w:val="16"/>
               </w:rPr>
             </w:pPr>
-            <w:r>
-              <w:rPr>
-                <w:rFonts w:ascii="Open Sans Light" w:hAnsi="Open Sans Light" w:cs="Open Sans Light"/>
-                <w:sz w:val="16"/>
-                <w:szCs w:val="16"/>
-              </w:rPr>
-              <w:t/>
-            </w:r>
           </w:p>
           <w:p>
             <w:pPr>
@@ -3369,30 +7883,6 @@
                 <w:szCs w:val="16"/>
               </w:rPr>
             </w:pPr>
-            <w:r>
-              <w:rPr>
-                <w:rFonts w:ascii="Open Sans Light" w:hAnsi="Open Sans Light" w:cs="Open Sans Light"/>
-                <w:sz w:val="16"/>
-                <w:szCs w:val="16"/>
-              </w:rPr>
-              <w:t/>
-            </w:r>
-            <w:r>
-              <w:rPr>
-                <w:rFonts w:ascii="Open Sans Light" w:hAnsi="Open Sans Light" w:cs="Open Sans Light"/>
-                <w:sz w:val="16"/>
-                <w:szCs w:val="16"/>
-              </w:rPr>
-              <w:t/>
-            </w:r>
-            <w:r>
-              <w:rPr>
-                <w:rFonts w:ascii="Open Sans Light" w:hAnsi="Open Sans Light" w:cs="Open Sans Light"/>
-                <w:sz w:val="16"/>
-                <w:szCs w:val="16"/>
-              </w:rPr>
-              <w:t/>
-            </w:r>
           </w:p>
           <w:p>
             <w:pPr>
@@ -3435,7 +7925,25 @@
                 <w:sz w:val="16"/>
                 <w:szCs w:val="16"/>
               </w:rPr>
-              <w:t>{{$idx + 1}}</w:t>
+              <w:t>{{$</w:t>
+            </w:r>
+            <w:proofErr w:type="spellStart"/>
+            <w:r>
+              <w:rPr>
+                <w:rFonts w:ascii="Open Sans Light" w:hAnsi="Open Sans Light" w:cs="Open Sans Light"/>
+                <w:sz w:val="16"/>
+                <w:szCs w:val="16"/>
+              </w:rPr>
+              <w:t>idx</w:t>
+            </w:r>
+            <w:proofErr w:type="spellEnd"/>
+            <w:r>
+              <w:rPr>
+                <w:rFonts w:ascii="Open Sans Light" w:hAnsi="Open Sans Light" w:cs="Open Sans Light"/>
+                <w:sz w:val="16"/>
+                <w:szCs w:val="16"/>
+              </w:rPr>
+              <w:t xml:space="preserve"> + 1}}</w:t>
             </w:r>
           </w:p>
         </w:tc>
@@ -3466,7 +7974,27 @@
                 <w:sz w:val="16"/>
                 <w:szCs w:val="16"/>
               </w:rPr>
-              <w:t>{{$factura.numero_registre}}</w:t>
+              <w:t>{{$</w:t>
+            </w:r>
+            <w:proofErr w:type="spellStart"/>
+            <w:r>
+              <w:rPr>
+                <w:rFonts w:ascii="Open Sans Light" w:hAnsi="Open Sans Light" w:cs="Open Sans Light"/>
+                <w:color w:val="000000"/>
+                <w:sz w:val="16"/>
+                <w:szCs w:val="16"/>
+              </w:rPr>
+              <w:t>factura.numero_registre</w:t>
+            </w:r>
+            <w:proofErr w:type="spellEnd"/>
+            <w:r>
+              <w:rPr>
+                <w:rFonts w:ascii="Open Sans Light" w:hAnsi="Open Sans Light" w:cs="Open Sans Light"/>
+                <w:color w:val="000000"/>
+                <w:sz w:val="16"/>
+                <w:szCs w:val="16"/>
+              </w:rPr>
+              <w:t>}}</w:t>
             </w:r>
           </w:p>
         </w:tc>
@@ -3495,7 +8023,25 @@
                 <w:sz w:val="16"/>
                 <w:szCs w:val="16"/>
               </w:rPr>
-              <w:t>{{$factura.record.adjudicatari}}</w:t>
+              <w:t>{{$</w:t>
+            </w:r>
+            <w:proofErr w:type="spellStart"/>
+            <w:r>
+              <w:rPr>
+                <w:rFonts w:ascii="Open Sans Light" w:hAnsi="Open Sans Light" w:cs="Open Sans Light"/>
+                <w:sz w:val="16"/>
+                <w:szCs w:val="16"/>
+              </w:rPr>
+              <w:t>factura.record.adjudicatari</w:t>
+            </w:r>
+            <w:proofErr w:type="spellEnd"/>
+            <w:r>
+              <w:rPr>
+                <w:rFonts w:ascii="Open Sans Light" w:hAnsi="Open Sans Light" w:cs="Open Sans Light"/>
+                <w:sz w:val="16"/>
+                <w:szCs w:val="16"/>
+              </w:rPr>
+              <w:t>}}</w:t>
             </w:r>
           </w:p>
         </w:tc>
@@ -3523,16 +8069,18 @@
                 <w:sz w:val="16"/>
                 <w:szCs w:val="16"/>
               </w:rPr>
-              <w:t>{{$factura.record.</w:t>
+              <w:t>{{$</w:t>
             </w:r>
+            <w:proofErr w:type="spellStart"/>
             <w:r>
               <w:rPr>
                 <w:rFonts w:ascii="Open Sans Light" w:hAnsi="Open Sans Light" w:cs="Open Sans Light"/>
                 <w:sz w:val="16"/>
                 <w:szCs w:val="16"/>
               </w:rPr>
-              <w:t>nif</w:t>
+              <w:t>factura.record.nif</w:t>
             </w:r>
+            <w:proofErr w:type="spellEnd"/>
             <w:r>
               <w:rPr>
                 <w:rFonts w:ascii="Open Sans Light" w:hAnsi="Open Sans Light" w:cs="Open Sans Light"/>
@@ -3567,7 +8115,25 @@
                 <w:sz w:val="16"/>
                 <w:szCs w:val="16"/>
               </w:rPr>
-              <w:t>{{$factura.descripcio}}</w:t>
+              <w:t>{{$</w:t>
+            </w:r>
+            <w:proofErr w:type="spellStart"/>
+            <w:r>
+              <w:rPr>
+                <w:rFonts w:ascii="Open Sans Light" w:hAnsi="Open Sans Light" w:cs="Open Sans Light"/>
+                <w:sz w:val="16"/>
+                <w:szCs w:val="16"/>
+              </w:rPr>
+              <w:t>factura.descripcio</w:t>
+            </w:r>
+            <w:proofErr w:type="spellEnd"/>
+            <w:r>
+              <w:rPr>
+                <w:rFonts w:ascii="Open Sans Light" w:hAnsi="Open Sans Light" w:cs="Open Sans Light"/>
+                <w:sz w:val="16"/>
+                <w:szCs w:val="16"/>
+              </w:rPr>
+              <w:t>}}</w:t>
             </w:r>
           </w:p>
         </w:tc>
@@ -3595,7 +8161,25 @@
                 <w:sz w:val="16"/>
                 <w:szCs w:val="16"/>
               </w:rPr>
-              <w:t>{{$factura.periode}}</w:t>
+              <w:t>{{$</w:t>
+            </w:r>
+            <w:proofErr w:type="spellStart"/>
+            <w:r>
+              <w:rPr>
+                <w:rFonts w:ascii="Open Sans Light" w:hAnsi="Open Sans Light" w:cs="Open Sans Light"/>
+                <w:sz w:val="16"/>
+                <w:szCs w:val="16"/>
+              </w:rPr>
+              <w:t>factura.periode</w:t>
+            </w:r>
+            <w:proofErr w:type="spellEnd"/>
+            <w:r>
+              <w:rPr>
+                <w:rFonts w:ascii="Open Sans Light" w:hAnsi="Open Sans Light" w:cs="Open Sans Light"/>
+                <w:sz w:val="16"/>
+                <w:szCs w:val="16"/>
+              </w:rPr>
+              <w:t>}}</w:t>
             </w:r>
           </w:p>
         </w:tc>
@@ -3623,7 +8207,16 @@
                 <w:sz w:val="16"/>
                 <w:szCs w:val="16"/>
               </w:rPr>
-              <w:t>{{$factura.</w:t>
+              <w:t>{{$</w:t>
+            </w:r>
+            <w:proofErr w:type="spellStart"/>
+            <w:r>
+              <w:rPr>
+                <w:rFonts w:ascii="Open Sans Light" w:hAnsi="Open Sans Light" w:cs="Open Sans Light"/>
+                <w:sz w:val="16"/>
+                <w:szCs w:val="16"/>
+              </w:rPr>
+              <w:t>factura.</w:t>
             </w:r>
             <w:r>
               <w:rPr>
@@ -3633,6 +8226,7 @@
               </w:rPr>
               <w:t>numero_factura</w:t>
             </w:r>
+            <w:proofErr w:type="spellEnd"/>
             <w:r>
               <w:rPr>
                 <w:rFonts w:ascii="Open Sans Light" w:hAnsi="Open Sans Light" w:cs="Open Sans Light"/>
@@ -3667,7 +8261,16 @@
                 <w:sz w:val="16"/>
                 <w:szCs w:val="16"/>
               </w:rPr>
-              <w:t>{{$factura.</w:t>
+              <w:t>{{$</w:t>
+            </w:r>
+            <w:proofErr w:type="spellStart"/>
+            <w:r>
+              <w:rPr>
+                <w:rFonts w:ascii="Open Sans Light" w:hAnsi="Open Sans Light" w:cs="Open Sans Light"/>
+                <w:sz w:val="16"/>
+                <w:szCs w:val="16"/>
+              </w:rPr>
+              <w:t>factura.</w:t>
             </w:r>
             <w:r>
               <w:rPr>
@@ -3677,6 +8280,7 @@
               </w:rPr>
               <w:t>data</w:t>
             </w:r>
+            <w:proofErr w:type="spellEnd"/>
             <w:r>
               <w:rPr>
                 <w:rFonts w:ascii="Open Sans Light" w:hAnsi="Open Sans Light" w:cs="Open Sans Light"/>
@@ -3712,7 +8316,16 @@
                 <w:sz w:val="16"/>
                 <w:szCs w:val="16"/>
               </w:rPr>
-              <w:t>{{$factura.</w:t>
+              <w:t>{{$</w:t>
+            </w:r>
+            <w:proofErr w:type="spellStart"/>
+            <w:r>
+              <w:rPr>
+                <w:rFonts w:ascii="Open Sans Light" w:hAnsi="Open Sans Light" w:cs="Open Sans Light"/>
+                <w:sz w:val="16"/>
+                <w:szCs w:val="16"/>
+              </w:rPr>
+              <w:t>factura.</w:t>
             </w:r>
             <w:r>
               <w:rPr>
@@ -3722,6 +8335,7 @@
               </w:rPr>
               <w:t>import_total</w:t>
             </w:r>
+            <w:proofErr w:type="spellEnd"/>
             <w:r>
               <w:rPr>
                 <w:rFonts w:ascii="Open Sans Light" w:hAnsi="Open Sans Light" w:cs="Open Sans Light"/>
@@ -3828,15 +8442,7 @@
                 <w:sz w:val="16"/>
                 <w:szCs w:val="16"/>
               </w:rPr>
-              <w:t>partida_</w:t>
-            </w:r>
-            <w:r>
-              <w:rPr>
-                <w:rFonts w:ascii="Open Sans Light" w:hAnsi="Open Sans Light" w:cs="Open Sans Light"/>
-                <w:sz w:val="16"/>
-                <w:szCs w:val="16"/>
-              </w:rPr>
-              <w:t>programa</w:t>
+              <w:t>partida_programa</w:t>
             </w:r>
             <w:r>
               <w:rPr>
@@ -3884,15 +8490,7 @@
                 <w:sz w:val="16"/>
                 <w:szCs w:val="16"/>
               </w:rPr>
-              <w:t>partida_</w:t>
-            </w:r>
-            <w:r>
-              <w:rPr>
-                <w:rFonts w:ascii="Open Sans Light" w:hAnsi="Open Sans Light" w:cs="Open Sans Light"/>
-                <w:sz w:val="16"/>
-                <w:szCs w:val="16"/>
-              </w:rPr>
-              <w:t>economica</w:t>
+              <w:t>partida_economica</w:t>
             </w:r>
             <w:r>
               <w:rPr>
@@ -3936,7 +8534,16 @@
                 <w:sz w:val="16"/>
                 <w:szCs w:val="16"/>
               </w:rPr>
-              <w:t>$factura.record</w:t>
+              <w:t>$</w:t>
+            </w:r>
+            <w:proofErr w:type="spellStart"/>
+            <w:r>
+              <w:rPr>
+                <w:rFonts w:ascii="Open Sans Light" w:hAnsi="Open Sans Light" w:cs="Open Sans Light"/>
+                <w:sz w:val="16"/>
+                <w:szCs w:val="16"/>
+              </w:rPr>
+              <w:t>factura.record</w:t>
             </w:r>
             <w:r>
               <w:rPr>
@@ -3954,6 +8561,7 @@
               </w:rPr>
               <w:t>tipus_contracte</w:t>
             </w:r>
+            <w:proofErr w:type="spellEnd"/>
             <w:r>
               <w:rPr>
                 <w:rFonts w:ascii="Open Sans Light" w:hAnsi="Open Sans Light" w:cs="Open Sans Light"/>
@@ -3988,7 +8596,25 @@
                 <w:sz w:val="16"/>
                 <w:szCs w:val="16"/>
               </w:rPr>
-              <w:t>{{$factura.record.justificacio_preu_short}}</w:t>
+              <w:t>{{$</w:t>
+            </w:r>
+            <w:proofErr w:type="spellStart"/>
+            <w:r>
+              <w:rPr>
+                <w:rFonts w:ascii="Open Sans Light" w:hAnsi="Open Sans Light" w:cs="Open Sans Light"/>
+                <w:sz w:val="16"/>
+                <w:szCs w:val="16"/>
+              </w:rPr>
+              <w:t>factura.record.justificacio_preu_short</w:t>
+            </w:r>
+            <w:proofErr w:type="spellEnd"/>
+            <w:r>
+              <w:rPr>
+                <w:rFonts w:ascii="Open Sans Light" w:hAnsi="Open Sans Light" w:cs="Open Sans Light"/>
+                <w:sz w:val="16"/>
+                <w:szCs w:val="16"/>
+              </w:rPr>
+              <w:t>}}</w:t>
             </w:r>
           </w:p>
           <w:p>
@@ -4026,7 +8652,25 @@
                 <w:sz w:val="16"/>
                 <w:szCs w:val="16"/>
               </w:rPr>
-              <w:t>{{$factura.record.motivacio_no_contractacio_short}}</w:t>
+              <w:t>{{$</w:t>
+            </w:r>
+            <w:proofErr w:type="spellStart"/>
+            <w:r>
+              <w:rPr>
+                <w:rFonts w:ascii="Open Sans Light" w:hAnsi="Open Sans Light" w:cs="Open Sans Light"/>
+                <w:sz w:val="16"/>
+                <w:szCs w:val="16"/>
+              </w:rPr>
+              <w:t>factura.record.motivacio_no_contractacio_short</w:t>
+            </w:r>
+            <w:proofErr w:type="spellEnd"/>
+            <w:r>
+              <w:rPr>
+                <w:rFonts w:ascii="Open Sans Light" w:hAnsi="Open Sans Light" w:cs="Open Sans Light"/>
+                <w:sz w:val="16"/>
+                <w:szCs w:val="16"/>
+              </w:rPr>
+              <w:t>}}</w:t>
             </w:r>
           </w:p>
           <w:p>
@@ -4065,7 +8709,16 @@
                 <w:sz w:val="16"/>
                 <w:szCs w:val="16"/>
               </w:rPr>
-              <w:t>{{$factura.record.</w:t>
+              <w:t>{{$</w:t>
+            </w:r>
+            <w:proofErr w:type="spellStart"/>
+            <w:r>
+              <w:rPr>
+                <w:rFonts w:ascii="Open Sans Light" w:hAnsi="Open Sans Light" w:cs="Open Sans Light"/>
+                <w:sz w:val="16"/>
+                <w:szCs w:val="16"/>
+              </w:rPr>
+              <w:t>factura.record.</w:t>
             </w:r>
             <w:r>
               <w:rPr>
@@ -4075,6 +8728,7 @@
               </w:rPr>
               <w:t>data_ofi_inicial</w:t>
             </w:r>
+            <w:proofErr w:type="spellEnd"/>
             <w:r>
               <w:rPr>
                 <w:rFonts w:ascii="Open Sans Light" w:hAnsi="Open Sans Light" w:cs="Open Sans Light"/>
@@ -4149,15 +8803,6 @@
                 <w:szCs w:val="16"/>
               </w:rPr>
             </w:pPr>
-            <w:r>
-              <w:rPr>
-                <w:rFonts w:ascii="Open Sans Light" w:hAnsi="Open Sans Light" w:cs="Open Sans Light"/>
-                <w:color w:val="000000"/>
-                <w:sz w:val="16"/>
-                <w:szCs w:val="16"/>
-              </w:rPr>
-              <w:t/>
-            </w:r>
           </w:p>
         </w:tc>
         <w:tc>
@@ -4179,14 +8824,6 @@
                 <w:szCs w:val="16"/>
               </w:rPr>
             </w:pPr>
-            <w:r>
-              <w:rPr>
-                <w:rFonts w:ascii="Open Sans Light" w:hAnsi="Open Sans Light" w:cs="Open Sans Light"/>
-                <w:sz w:val="16"/>
-                <w:szCs w:val="16"/>
-              </w:rPr>
-              <w:t/>
-            </w:r>
           </w:p>
         </w:tc>
         <w:tc>
@@ -4207,30 +8844,6 @@
                 <w:szCs w:val="16"/>
               </w:rPr>
             </w:pPr>
-            <w:r>
-              <w:rPr>
-                <w:rFonts w:ascii="Open Sans Light" w:hAnsi="Open Sans Light" w:cs="Open Sans Light"/>
-                <w:sz w:val="16"/>
-                <w:szCs w:val="16"/>
-              </w:rPr>
-              <w:t/>
-            </w:r>
-            <w:r>
-              <w:rPr>
-                <w:rFonts w:ascii="Open Sans Light" w:hAnsi="Open Sans Light" w:cs="Open Sans Light"/>
-                <w:sz w:val="16"/>
-                <w:szCs w:val="16"/>
-              </w:rPr>
-              <w:t/>
-            </w:r>
-            <w:r>
-              <w:rPr>
-                <w:rFonts w:ascii="Open Sans Light" w:hAnsi="Open Sans Light" w:cs="Open Sans Light"/>
-                <w:sz w:val="16"/>
-                <w:szCs w:val="16"/>
-              </w:rPr>
-              <w:t/>
-            </w:r>
           </w:p>
         </w:tc>
         <w:tc>
@@ -4251,14 +8864,6 @@
                 <w:szCs w:val="16"/>
               </w:rPr>
             </w:pPr>
-            <w:r>
-              <w:rPr>
-                <w:rFonts w:ascii="Open Sans Light" w:hAnsi="Open Sans Light" w:cs="Open Sans Light"/>
-                <w:sz w:val="16"/>
-                <w:szCs w:val="16"/>
-              </w:rPr>
-              <w:t/>
-            </w:r>
           </w:p>
         </w:tc>
         <w:tc>
@@ -4279,14 +8884,6 @@
                 <w:szCs w:val="16"/>
               </w:rPr>
             </w:pPr>
-            <w:r>
-              <w:rPr>
-                <w:rFonts w:ascii="Open Sans Light" w:hAnsi="Open Sans Light" w:cs="Open Sans Light"/>
-                <w:sz w:val="16"/>
-                <w:szCs w:val="16"/>
-              </w:rPr>
-              <w:t/>
-            </w:r>
           </w:p>
         </w:tc>
         <w:tc>
@@ -4307,30 +8904,6 @@
                 <w:szCs w:val="16"/>
               </w:rPr>
             </w:pPr>
-            <w:r>
-              <w:rPr>
-                <w:rFonts w:ascii="Open Sans Light" w:hAnsi="Open Sans Light" w:cs="Open Sans Light"/>
-                <w:sz w:val="16"/>
-                <w:szCs w:val="16"/>
-              </w:rPr>
-              <w:t/>
-            </w:r>
-            <w:r>
-              <w:rPr>
-                <w:rFonts w:ascii="Open Sans Light" w:hAnsi="Open Sans Light" w:cs="Open Sans Light"/>
-                <w:sz w:val="16"/>
-                <w:szCs w:val="16"/>
-              </w:rPr>
-              <w:t/>
-            </w:r>
-            <w:r>
-              <w:rPr>
-                <w:rFonts w:ascii="Open Sans Light" w:hAnsi="Open Sans Light" w:cs="Open Sans Light"/>
-                <w:sz w:val="16"/>
-                <w:szCs w:val="16"/>
-              </w:rPr>
-              <w:t/>
-            </w:r>
           </w:p>
         </w:tc>
         <w:tc>
@@ -4351,30 +8924,6 @@
                 <w:szCs w:val="16"/>
               </w:rPr>
             </w:pPr>
-            <w:r>
-              <w:rPr>
-                <w:rFonts w:ascii="Open Sans Light" w:hAnsi="Open Sans Light" w:cs="Open Sans Light"/>
-                <w:sz w:val="16"/>
-                <w:szCs w:val="16"/>
-              </w:rPr>
-              <w:t/>
-            </w:r>
-            <w:r>
-              <w:rPr>
-                <w:rFonts w:ascii="Open Sans Light" w:hAnsi="Open Sans Light" w:cs="Open Sans Light"/>
-                <w:sz w:val="16"/>
-                <w:szCs w:val="16"/>
-              </w:rPr>
-              <w:t/>
-            </w:r>
-            <w:r>
-              <w:rPr>
-                <w:rFonts w:ascii="Open Sans Light" w:hAnsi="Open Sans Light" w:cs="Open Sans Light"/>
-                <w:sz w:val="16"/>
-                <w:szCs w:val="16"/>
-              </w:rPr>
-              <w:t/>
-            </w:r>
           </w:p>
         </w:tc>
         <w:tc>
@@ -4396,30 +8945,6 @@
                 <w:szCs w:val="16"/>
               </w:rPr>
             </w:pPr>
-            <w:r>
-              <w:rPr>
-                <w:rFonts w:ascii="Open Sans Light" w:hAnsi="Open Sans Light" w:cs="Open Sans Light"/>
-                <w:sz w:val="16"/>
-                <w:szCs w:val="16"/>
-              </w:rPr>
-              <w:t/>
-            </w:r>
-            <w:r>
-              <w:rPr>
-                <w:rFonts w:ascii="Open Sans Light" w:hAnsi="Open Sans Light" w:cs="Open Sans Light"/>
-                <w:sz w:val="16"/>
-                <w:szCs w:val="16"/>
-              </w:rPr>
-              <w:t/>
-            </w:r>
-            <w:r>
-              <w:rPr>
-                <w:rFonts w:ascii="Open Sans Light" w:hAnsi="Open Sans Light" w:cs="Open Sans Light"/>
-                <w:sz w:val="16"/>
-                <w:szCs w:val="16"/>
-              </w:rPr>
-              <w:t/>
-            </w:r>
           </w:p>
         </w:tc>
         <w:tc>
@@ -4440,158 +8965,6 @@
                 <w:szCs w:val="16"/>
               </w:rPr>
             </w:pPr>
-            <w:r>
-              <w:rPr>
-                <w:rFonts w:ascii="Open Sans Light" w:hAnsi="Open Sans Light" w:cs="Open Sans Light"/>
-                <w:sz w:val="16"/>
-                <w:szCs w:val="16"/>
-              </w:rPr>
-              <w:t/>
-            </w:r>
-            <w:r>
-              <w:rPr>
-                <w:rFonts w:ascii="Open Sans Light" w:hAnsi="Open Sans Light" w:cs="Open Sans Light"/>
-                <w:sz w:val="16"/>
-                <w:szCs w:val="16"/>
-              </w:rPr>
-              <w:t/>
-            </w:r>
-            <w:r>
-              <w:rPr>
-                <w:rFonts w:ascii="Open Sans Light" w:hAnsi="Open Sans Light" w:cs="Open Sans Light"/>
-                <w:sz w:val="16"/>
-                <w:szCs w:val="16"/>
-              </w:rPr>
-              <w:t/>
-            </w:r>
-            <w:r>
-              <w:rPr>
-                <w:rFonts w:ascii="Open Sans Light" w:hAnsi="Open Sans Light" w:cs="Open Sans Light"/>
-                <w:sz w:val="16"/>
-                <w:szCs w:val="16"/>
-              </w:rPr>
-              <w:t/>
-            </w:r>
-            <w:r>
-              <w:rPr>
-                <w:rFonts w:ascii="Open Sans Light" w:hAnsi="Open Sans Light" w:cs="Open Sans Light"/>
-                <w:sz w:val="16"/>
-                <w:szCs w:val="16"/>
-              </w:rPr>
-              <w:t/>
-            </w:r>
-            <w:r>
-              <w:rPr>
-                <w:rFonts w:ascii="Open Sans Light" w:hAnsi="Open Sans Light" w:cs="Open Sans Light"/>
-                <w:sz w:val="16"/>
-                <w:szCs w:val="16"/>
-              </w:rPr>
-              <w:t/>
-            </w:r>
-            <w:r>
-              <w:rPr>
-                <w:rFonts w:ascii="Open Sans Light" w:hAnsi="Open Sans Light" w:cs="Open Sans Light"/>
-                <w:sz w:val="16"/>
-                <w:szCs w:val="16"/>
-              </w:rPr>
-              <w:t/>
-            </w:r>
-            <w:r>
-              <w:rPr>
-                <w:rFonts w:ascii="Open Sans Light" w:hAnsi="Open Sans Light" w:cs="Open Sans Light"/>
-                <w:sz w:val="16"/>
-                <w:szCs w:val="16"/>
-              </w:rPr>
-              <w:t/>
-            </w:r>
-            <w:r>
-              <w:rPr>
-                <w:rFonts w:ascii="Open Sans Light" w:hAnsi="Open Sans Light" w:cs="Open Sans Light"/>
-                <w:sz w:val="16"/>
-                <w:szCs w:val="16"/>
-              </w:rPr>
-              <w:t/>
-            </w:r>
-            <w:r>
-              <w:rPr>
-                <w:rFonts w:ascii="Open Sans Light" w:hAnsi="Open Sans Light" w:cs="Open Sans Light"/>
-                <w:sz w:val="16"/>
-                <w:szCs w:val="16"/>
-              </w:rPr>
-              <w:t/>
-            </w:r>
-            <w:r>
-              <w:rPr>
-                <w:rFonts w:ascii="Open Sans Light" w:hAnsi="Open Sans Light" w:cs="Open Sans Light"/>
-                <w:sz w:val="16"/>
-                <w:szCs w:val="16"/>
-              </w:rPr>
-              <w:t/>
-            </w:r>
-            <w:r>
-              <w:rPr>
-                <w:rFonts w:ascii="Open Sans Light" w:hAnsi="Open Sans Light" w:cs="Open Sans Light"/>
-                <w:sz w:val="16"/>
-                <w:szCs w:val="16"/>
-              </w:rPr>
-              <w:t/>
-            </w:r>
-            <w:r>
-              <w:rPr>
-                <w:rFonts w:ascii="Open Sans Light" w:hAnsi="Open Sans Light" w:cs="Open Sans Light"/>
-                <w:sz w:val="16"/>
-                <w:szCs w:val="16"/>
-              </w:rPr>
-              <w:t/>
-            </w:r>
-            <w:r>
-              <w:rPr>
-                <w:rFonts w:ascii="Open Sans Light" w:hAnsi="Open Sans Light" w:cs="Open Sans Light"/>
-                <w:sz w:val="16"/>
-                <w:szCs w:val="16"/>
-              </w:rPr>
-              <w:t/>
-            </w:r>
-            <w:r>
-              <w:rPr>
-                <w:rFonts w:ascii="Open Sans Light" w:hAnsi="Open Sans Light" w:cs="Open Sans Light"/>
-                <w:sz w:val="16"/>
-                <w:szCs w:val="16"/>
-              </w:rPr>
-              <w:t/>
-            </w:r>
-            <w:r>
-              <w:rPr>
-                <w:rFonts w:ascii="Open Sans Light" w:hAnsi="Open Sans Light" w:cs="Open Sans Light"/>
-                <w:sz w:val="16"/>
-                <w:szCs w:val="16"/>
-              </w:rPr>
-              <w:t/>
-            </w:r>
-            <w:r>
-              <w:rPr>
-                <w:rFonts w:ascii="Open Sans Light" w:hAnsi="Open Sans Light" w:cs="Open Sans Light"/>
-                <w:sz w:val="16"/>
-                <w:szCs w:val="16"/>
-              </w:rPr>
-              <w:t/>
-            </w:r>
-            <w:r>
-              <w:rPr>
-                <w:rFonts w:ascii="Open Sans Light" w:hAnsi="Open Sans Light" w:cs="Open Sans Light"/>
-                <w:sz w:val="16"/>
-                <w:szCs w:val="16"/>
-              </w:rPr>
-              <w:t/>
-            </w:r>
-            <w:r>
-              <w:rPr>
-                <w:rFonts w:ascii="Open Sans Light" w:hAnsi="Open Sans Light" w:cs="Open Sans Light"/>
-                <w:sz w:val="16"/>
-                <w:szCs w:val="16"/>
-              </w:rPr>
-              <w:t/>
-            </w:r>
           </w:p>
         </w:tc>
         <w:tc>
@@ -4612,46 +8985,6 @@
                 <w:szCs w:val="16"/>
               </w:rPr>
             </w:pPr>
-            <w:r>
-              <w:rPr>
-                <w:rFonts w:ascii="Open Sans Light" w:hAnsi="Open Sans Light" w:cs="Open Sans Light"/>
-                <w:sz w:val="16"/>
-                <w:szCs w:val="16"/>
-              </w:rPr>
-              <w:t/>
-            </w:r>
-            <w:r>
-              <w:rPr>
-                <w:rFonts w:ascii="Open Sans Light" w:hAnsi="Open Sans Light" w:cs="Open Sans Light"/>
-                <w:sz w:val="16"/>
-                <w:szCs w:val="16"/>
-              </w:rPr>
-              <w:t/>
-            </w:r>
-            <w:r>
-              <w:rPr>
-                <w:rFonts w:ascii="Open Sans Light" w:hAnsi="Open Sans Light" w:cs="Open Sans Light"/>
-                <w:sz w:val="16"/>
-                <w:szCs w:val="16"/>
-              </w:rPr>
-              <w:t/>
-            </w:r>
-            <w:r>
-              <w:rPr>
-                <w:rFonts w:ascii="Open Sans Light" w:hAnsi="Open Sans Light" w:cs="Open Sans Light"/>
-                <w:sz w:val="16"/>
-                <w:szCs w:val="16"/>
-              </w:rPr>
-              <w:t/>
-            </w:r>
-            <w:r>
-              <w:rPr>
-                <w:rFonts w:ascii="Open Sans Light" w:hAnsi="Open Sans Light" w:cs="Open Sans Light"/>
-                <w:sz w:val="16"/>
-                <w:szCs w:val="16"/>
-              </w:rPr>
-              <w:t/>
-            </w:r>
           </w:p>
         </w:tc>
         <w:tc>
@@ -4672,14 +9005,6 @@
                 <w:szCs w:val="16"/>
               </w:rPr>
             </w:pPr>
-            <w:r>
-              <w:rPr>
-                <w:rFonts w:ascii="Open Sans Light" w:hAnsi="Open Sans Light" w:cs="Open Sans Light"/>
-                <w:sz w:val="16"/>
-                <w:szCs w:val="16"/>
-              </w:rPr>
-              <w:t/>
-            </w:r>
           </w:p>
           <w:p>
             <w:pPr>
@@ -4710,14 +9035,6 @@
                 <w:szCs w:val="16"/>
               </w:rPr>
             </w:pPr>
-            <w:r>
-              <w:rPr>
-                <w:rFonts w:ascii="Open Sans Light" w:hAnsi="Open Sans Light" w:cs="Open Sans Light"/>
-                <w:sz w:val="16"/>
-                <w:szCs w:val="16"/>
-              </w:rPr>
-              <w:t/>
-            </w:r>
           </w:p>
           <w:p>
             <w:pPr>
@@ -4749,30 +9066,6 @@
                 <w:szCs w:val="16"/>
               </w:rPr>
             </w:pPr>
-            <w:r>
-              <w:rPr>
-                <w:rFonts w:ascii="Open Sans Light" w:hAnsi="Open Sans Light" w:cs="Open Sans Light"/>
-                <w:sz w:val="16"/>
-                <w:szCs w:val="16"/>
-              </w:rPr>
-              <w:t/>
-            </w:r>
-            <w:r>
-              <w:rPr>
-                <w:rFonts w:ascii="Open Sans Light" w:hAnsi="Open Sans Light" w:cs="Open Sans Light"/>
-                <w:sz w:val="16"/>
-                <w:szCs w:val="16"/>
-              </w:rPr>
-              <w:t/>
-            </w:r>
-            <w:r>
-              <w:rPr>
-                <w:rFonts w:ascii="Open Sans Light" w:hAnsi="Open Sans Light" w:cs="Open Sans Light"/>
-                <w:sz w:val="16"/>
-                <w:szCs w:val="16"/>
-              </w:rPr>
-              <w:t/>
-            </w:r>
           </w:p>
           <w:p>
             <w:pPr>
@@ -4987,7 +9280,27 @@
                 <w:sz w:val="16"/>
                 <w:szCs w:val="16"/>
               </w:rPr>
-              <w:t>{{ofi_with_aggregates.total_import}}€</w:t>
+              <w:t>{{</w:t>
+            </w:r>
+            <w:proofErr w:type="spellStart"/>
+            <w:r>
+              <w:rPr>
+                <w:rFonts w:ascii="Open Sans Light" w:hAnsi="Open Sans Light" w:cs="Open Sans Light"/>
+                <w:b/>
+                <w:sz w:val="16"/>
+                <w:szCs w:val="16"/>
+              </w:rPr>
+              <w:t>ofi_with_aggregates.total_import</w:t>
+            </w:r>
+            <w:proofErr w:type="spellEnd"/>
+            <w:r>
+              <w:rPr>
+                <w:rFonts w:ascii="Open Sans Light" w:hAnsi="Open Sans Light" w:cs="Open Sans Light"/>
+                <w:b/>
+                <w:sz w:val="16"/>
+                <w:szCs w:val="16"/>
+              </w:rPr>
+              <w:t>}}€</w:t>
             </w:r>
           </w:p>
         </w:tc>
@@ -5134,6 +9447,7 @@
           <w:szCs w:val="16"/>
           <w:lang w:bidi="ar-SA"/>
         </w:rPr>
+        <w:lastRenderedPageBreak/>
         <w:t>(1) Descripci</w:t>
       </w:r>
       <w:r>
@@ -5212,15 +9526,25 @@
           <w:sz w:val="16"/>
           <w:szCs w:val="16"/>
         </w:rPr>
-        <w:t xml:space="preserve">(4) Justificació del motiu pel qual s’ha produït l’omissió de la funció interventora. Punt </w:t>
-      </w:r>
+        <w:t>(4) Justificació del motiu pel qual s’ha produït l’omissió de la funció interven</w:t>
+      </w:r>
+      <w:bookmarkStart w:id="0" w:name="_GoBack"/>
+      <w:bookmarkEnd w:id="0"/>
       <w:r>
         <w:rPr>
           <w:rFonts w:ascii="Open Sans Light" w:hAnsi="Open Sans Light" w:cs="Open Sans Light"/>
           <w:sz w:val="16"/>
           <w:szCs w:val="16"/>
         </w:rPr>
-        <w:t>2</w:t>
+        <w:t xml:space="preserve">tora. Punt </w:t>
+      </w:r>
+      <w:r>
+        <w:rPr>
+          <w:rFonts w:ascii="Open Sans Light" w:hAnsi="Open Sans Light" w:cs="Open Sans Light"/>
+          <w:sz w:val="16"/>
+          <w:szCs w:val="16"/>
+        </w:rPr>
+        <w:t>3</w:t>
       </w:r>
       <w:r>
         <w:rPr>
@@ -5328,7 +9652,7 @@
         <w:sz w:val="20"/>
         <w:szCs w:val="20"/>
       </w:rPr>
-      <w:t>4</w:t>
+      <w:t>2</w:t>
     </w:r>
     <w:r>
       <w:rPr>
@@ -5377,7 +9701,7 @@
         <w:sz w:val="20"/>
         <w:szCs w:val="20"/>
       </w:rPr>
-      <w:t>7</w:t>
+      <w:t>6</w:t>
     </w:r>
     <w:r>
       <w:rPr>
@@ -5434,7 +9758,7 @@
         <w:sz w:val="20"/>
         <w:szCs w:val="20"/>
       </w:rPr>
-      <w:t>7</w:t>
+      <w:t>5</w:t>
     </w:r>
     <w:r>
       <w:rPr>
@@ -5483,7 +9807,7 @@
         <w:sz w:val="20"/>
         <w:szCs w:val="20"/>
       </w:rPr>
-      <w:t>7</w:t>
+      <w:t>6</w:t>
     </w:r>
     <w:r>
       <w:rPr>
@@ -6019,6 +10343,119 @@
     </w:lvl>
   </w:abstractNum>
   <w:abstractNum w:abstractNumId="3" w15:restartNumberingAfterBreak="0">
+    <w:nsid w:val="3D605951"/>
+    <w:multiLevelType w:val="hybridMultilevel"/>
+    <w:tmpl w:val="732CBFF0"/>
+    <w:lvl w:ilvl="0" w:tplc="0C0A0001">
+      <w:start w:val="1"/>
+      <w:numFmt w:val="bullet"/>
+      <w:lvlText w:val=""/>
+      <w:lvlJc w:val="left"/>
+      <w:pPr>
+        <w:ind w:left="720" w:hanging="360"/>
+      </w:pPr>
+      <w:rPr>
+        <w:rFonts w:ascii="Symbol" w:hAnsi="Symbol" w:hint="default"/>
+      </w:rPr>
+    </w:lvl>
+    <w:lvl w:ilvl="1" w:tplc="0C0A0003" w:tentative="1">
+      <w:start w:val="1"/>
+      <w:numFmt w:val="bullet"/>
+      <w:lvlText w:val="o"/>
+      <w:lvlJc w:val="left"/>
+      <w:pPr>
+        <w:ind w:left="1440" w:hanging="360"/>
+      </w:pPr>
+      <w:rPr>
+        <w:rFonts w:ascii="Courier New" w:hAnsi="Courier New" w:cs="Courier New" w:hint="default"/>
+      </w:rPr>
+    </w:lvl>
+    <w:lvl w:ilvl="2" w:tplc="0C0A0005" w:tentative="1">
+      <w:start w:val="1"/>
+      <w:numFmt w:val="bullet"/>
+      <w:lvlText w:val=""/>
+      <w:lvlJc w:val="left"/>
+      <w:pPr>
+        <w:ind w:left="2160" w:hanging="360"/>
+      </w:pPr>
+      <w:rPr>
+        <w:rFonts w:ascii="Wingdings" w:hAnsi="Wingdings" w:hint="default"/>
+      </w:rPr>
+    </w:lvl>
+    <w:lvl w:ilvl="3" w:tplc="0C0A0001" w:tentative="1">
+      <w:start w:val="1"/>
+      <w:numFmt w:val="bullet"/>
+      <w:lvlText w:val=""/>
+      <w:lvlJc w:val="left"/>
+      <w:pPr>
+        <w:ind w:left="2880" w:hanging="360"/>
+      </w:pPr>
+      <w:rPr>
+        <w:rFonts w:ascii="Symbol" w:hAnsi="Symbol" w:hint="default"/>
+      </w:rPr>
+    </w:lvl>
+    <w:lvl w:ilvl="4" w:tplc="0C0A0003" w:tentative="1">
+      <w:start w:val="1"/>
+      <w:numFmt w:val="bullet"/>
+      <w:lvlText w:val="o"/>
+      <w:lvlJc w:val="left"/>
+      <w:pPr>
+        <w:ind w:left="3600" w:hanging="360"/>
+      </w:pPr>
+      <w:rPr>
+        <w:rFonts w:ascii="Courier New" w:hAnsi="Courier New" w:cs="Courier New" w:hint="default"/>
+      </w:rPr>
+    </w:lvl>
+    <w:lvl w:ilvl="5" w:tplc="0C0A0005" w:tentative="1">
+      <w:start w:val="1"/>
+      <w:numFmt w:val="bullet"/>
+      <w:lvlText w:val=""/>
+      <w:lvlJc w:val="left"/>
+      <w:pPr>
+        <w:ind w:left="4320" w:hanging="360"/>
+      </w:pPr>
+      <w:rPr>
+        <w:rFonts w:ascii="Wingdings" w:hAnsi="Wingdings" w:hint="default"/>
+      </w:rPr>
+    </w:lvl>
+    <w:lvl w:ilvl="6" w:tplc="0C0A0001" w:tentative="1">
+      <w:start w:val="1"/>
+      <w:numFmt w:val="bullet"/>
+      <w:lvlText w:val=""/>
+      <w:lvlJc w:val="left"/>
+      <w:pPr>
+        <w:ind w:left="5040" w:hanging="360"/>
+      </w:pPr>
+      <w:rPr>
+        <w:rFonts w:ascii="Symbol" w:hAnsi="Symbol" w:hint="default"/>
+      </w:rPr>
+    </w:lvl>
+    <w:lvl w:ilvl="7" w:tplc="0C0A0003" w:tentative="1">
+      <w:start w:val="1"/>
+      <w:numFmt w:val="bullet"/>
+      <w:lvlText w:val="o"/>
+      <w:lvlJc w:val="left"/>
+      <w:pPr>
+        <w:ind w:left="5760" w:hanging="360"/>
+      </w:pPr>
+      <w:rPr>
+        <w:rFonts w:ascii="Courier New" w:hAnsi="Courier New" w:cs="Courier New" w:hint="default"/>
+      </w:rPr>
+    </w:lvl>
+    <w:lvl w:ilvl="8" w:tplc="0C0A0005" w:tentative="1">
+      <w:start w:val="1"/>
+      <w:numFmt w:val="bullet"/>
+      <w:lvlText w:val=""/>
+      <w:lvlJc w:val="left"/>
+      <w:pPr>
+        <w:ind w:left="6480" w:hanging="360"/>
+      </w:pPr>
+      <w:rPr>
+        <w:rFonts w:ascii="Wingdings" w:hAnsi="Wingdings" w:hint="default"/>
+      </w:rPr>
+    </w:lvl>
+  </w:abstractNum>
+  <w:abstractNum w:abstractNumId="4" w15:restartNumberingAfterBreak="0">
     <w:nsid w:val="4ECFC472"/>
     <w:multiLevelType w:val="multilevel"/>
     <w:tmpl w:val="3A145D8C"/>
@@ -6160,7 +10597,7 @@
       </w:rPr>
     </w:lvl>
   </w:abstractNum>
-  <w:abstractNum w:abstractNumId="4" w15:restartNumberingAfterBreak="0">
+  <w:abstractNum w:abstractNumId="5" w15:restartNumberingAfterBreak="0">
     <w:nsid w:val="5B59E84F"/>
     <w:multiLevelType w:val="multilevel"/>
     <w:tmpl w:val="C01EEEFC"/>
@@ -6282,7 +10719,7 @@
       </w:pPr>
     </w:lvl>
   </w:abstractNum>
-  <w:abstractNum w:abstractNumId="5" w15:restartNumberingAfterBreak="0">
+  <w:abstractNum w:abstractNumId="6" w15:restartNumberingAfterBreak="0">
     <w:nsid w:val="78C8E0DD"/>
     <w:multiLevelType w:val="multilevel"/>
     <w:tmpl w:val="96049F3E"/>
@@ -6430,16 +10867,19 @@
     <w:abstractNumId w:val="0"/>
   </w:num>
   <w:num w:numId="3">
-    <w:abstractNumId w:val="5"/>
+    <w:abstractNumId w:val="6"/>
   </w:num>
   <w:num w:numId="4">
-    <w:abstractNumId w:val="3"/>
+    <w:abstractNumId w:val="4"/>
   </w:num>
   <w:num w:numId="5">
     <w:abstractNumId w:val="1"/>
   </w:num>
   <w:num w:numId="6">
-    <w:abstractNumId w:val="4"/>
+    <w:abstractNumId w:val="5"/>
+  </w:num>
+  <w:num w:numId="7">
+    <w:abstractNumId w:val="3"/>
   </w:num>
 </w:numbering>
 </file>
@@ -7340,6 +11780,15 @@
 </file>
 
 <file path=customXml/item1.xml><?xml version="1.0" encoding="utf-8"?>
+<?mso-contentType ?>
+<FormTemplates xmlns="http://schemas.microsoft.com/sharepoint/v3/contenttype/forms">
+  <Display>DocumentLibraryForm</Display>
+  <Edit>DocumentLibraryForm</Edit>
+  <New>DocumentLibraryForm</New>
+</FormTemplates>
+</file>
+
+<file path=customXml/item2.xml><?xml version="1.0" encoding="utf-8"?>
 <p:properties xmlns:p="http://schemas.microsoft.com/office/2006/metadata/properties" xmlns:xsi="http://www.w3.org/2001/XMLSchema-instance" xmlns:pc="http://schemas.microsoft.com/office/infopath/2007/PartnerControls">
   <documentManagement>
     <lcf76f155ced4ddcb4097134ff3c332f xmlns="7c4c6b79-2dbf-4a7c-a9ea-25f2a240d399">
@@ -7356,15 +11805,6 @@
     <_x0031_0 xmlns="7c4c6b79-2dbf-4a7c-a9ea-25f2a240d399" xsi:nil="true"/>
   </documentManagement>
 </p:properties>
-</file>
-
-<file path=customXml/item2.xml><?xml version="1.0" encoding="utf-8"?>
-<?mso-contentType ?>
-<FormTemplates xmlns="http://schemas.microsoft.com/sharepoint/v3/contenttype/forms">
-  <Display>DocumentLibraryForm</Display>
-  <Edit>DocumentLibraryForm</Edit>
-  <New>DocumentLibraryForm</New>
-</FormTemplates>
 </file>
 
 <file path=customXml/item3.xml><?xml version="1.0" encoding="utf-8"?>
@@ -7607,20 +12047,20 @@
 </file>
 
 <file path=customXml/itemProps1.xml><?xml version="1.0" encoding="utf-8"?>
+<ds:datastoreItem xmlns:ds="http://schemas.openxmlformats.org/officeDocument/2006/customXml" ds:itemID="{26CDCB0B-9BE7-4F69-8153-7CADACBE3CF2}">
+  <ds:schemaRefs>
+    <ds:schemaRef ds:uri="http://schemas.microsoft.com/sharepoint/v3/contenttype/forms"/>
+  </ds:schemaRefs>
+</ds:datastoreItem>
+</file>
+
+<file path=customXml/itemProps2.xml><?xml version="1.0" encoding="utf-8"?>
 <ds:datastoreItem xmlns:ds="http://schemas.openxmlformats.org/officeDocument/2006/customXml" ds:itemID="{D3F61A34-4ECA-47EE-92E1-627E0533BED6}">
   <ds:schemaRefs>
     <ds:schemaRef ds:uri="http://schemas.microsoft.com/office/2006/metadata/properties"/>
     <ds:schemaRef ds:uri="http://schemas.microsoft.com/office/infopath/2007/PartnerControls"/>
     <ds:schemaRef ds:uri="7c4c6b79-2dbf-4a7c-a9ea-25f2a240d399"/>
     <ds:schemaRef ds:uri="156d8611-bab3-48c1-b846-2fb7b207495a"/>
-  </ds:schemaRefs>
-</ds:datastoreItem>
-</file>
-
-<file path=customXml/itemProps2.xml><?xml version="1.0" encoding="utf-8"?>
-<ds:datastoreItem xmlns:ds="http://schemas.openxmlformats.org/officeDocument/2006/customXml" ds:itemID="{26CDCB0B-9BE7-4F69-8153-7CADACBE3CF2}">
-  <ds:schemaRefs>
-    <ds:schemaRef ds:uri="http://schemas.microsoft.com/sharepoint/v3/contenttype/forms"/>
   </ds:schemaRefs>
 </ds:datastoreItem>
 </file>
@@ -7645,7 +12085,7 @@
 </file>
 
 <file path=customXml/itemProps4.xml><?xml version="1.0" encoding="utf-8"?>
-<ds:datastoreItem xmlns:ds="http://schemas.openxmlformats.org/officeDocument/2006/customXml" ds:itemID="{2AAF2A60-25F4-4524-955F-7DA4BA241230}">
+<ds:datastoreItem xmlns:ds="http://schemas.openxmlformats.org/officeDocument/2006/customXml" ds:itemID="{B68DCBC9-44BD-492B-9783-CBBEE202C146}">
   <ds:schemaRefs>
     <ds:schemaRef ds:uri="http://schemas.openxmlformats.org/officeDocument/2006/bibliography"/>
   </ds:schemaRefs>

--- a/public/templates/Memòria_justificativa_OFI.docx
+++ b/public/templates/Memòria_justificativa_OFI.docx
@@ -588,7 +588,6 @@
       <w:pPr>
         <w:pStyle w:val="paragraph"/>
         <w:spacing w:before="0" w:beforeAutospacing="0" w:after="0" w:afterAutospacing="0"/>
-        <w:jc w:val="both"/>
         <w:textAlignment w:val="baseline"/>
         <w:rPr>
           <w:rFonts w:ascii="Open Sans Light" w:hAnsi="Open Sans Light" w:cs="Open Sans Light"/>
@@ -659,7 +658,6 @@
     </w:p>
     <w:p>
       <w:pPr>
-        <w:jc w:val="both"/>
         <w:rPr>
           <w:rStyle w:val="normaltextrun"/>
           <w:rFonts w:ascii="Open Sans Light" w:eastAsia="Times New Roman" w:hAnsi="Open Sans Light" w:cs="Open Sans Light"/>
@@ -673,7 +671,6 @@
     </w:p>
     <w:p>
       <w:pPr>
-        <w:jc w:val="both"/>
         <w:rPr>
           <w:rFonts w:ascii="Open Sans Light" w:eastAsia="Open Sans Light" w:hAnsi="Open Sans Light" w:cs="Open Sans Light"/>
           <w:sz w:val="20"/>
@@ -691,18 +688,11 @@
     </w:p>
     <w:p>
       <w:pPr>
-        <w:pStyle w:val="Prrafodelista"/>
-        <w:numPr>
-          <w:ilvl w:val="0"/>
-          <w:numId w:val="25"/>
-        </w:numPr>
-        <w:jc w:val="both"/>
         <w:rPr>
           <w:rFonts w:ascii="Open Sans Light" w:eastAsia="Open Sans Light" w:hAnsi="Open Sans Light" w:cs="Open Sans Light"/>
           <w:b/>
           <w:sz w:val="20"/>
           <w:szCs w:val="20"/>
-          <w:u w:val="single"/>
         </w:rPr>
       </w:pPr>
       <w:r>
@@ -711,7 +701,6 @@
           <w:b/>
           <w:sz w:val="20"/>
           <w:szCs w:val="20"/>
-          <w:u w:val="single"/>
         </w:rPr>
         <w:t>{{$</w:t>
       </w:r>
@@ -722,7 +711,6 @@
           <w:b/>
           <w:sz w:val="20"/>
           <w:szCs w:val="20"/>
-          <w:u w:val="single"/>
         </w:rPr>
         <w:t>factura.descripcio</w:t>
       </w:r>
@@ -733,7 +721,6 @@
           <w:b/>
           <w:sz w:val="20"/>
           <w:szCs w:val="20"/>
-          <w:u w:val="single"/>
         </w:rPr>
         <w:t>}} - {{$</w:t>
       </w:r>
@@ -744,7 +731,6 @@
           <w:b/>
           <w:sz w:val="20"/>
           <w:szCs w:val="20"/>
-          <w:u w:val="single"/>
         </w:rPr>
         <w:t>factura.periode</w:t>
       </w:r>
@@ -755,7 +741,6 @@
           <w:b/>
           <w:sz w:val="20"/>
           <w:szCs w:val="20"/>
-          <w:u w:val="single"/>
         </w:rPr>
         <w:t>}} – Dossier: {{$</w:t>
       </w:r>
@@ -766,7 +751,6 @@
           <w:b/>
           <w:sz w:val="20"/>
           <w:szCs w:val="20"/>
-          <w:u w:val="single"/>
         </w:rPr>
         <w:t>factura.record.segex</w:t>
       </w:r>
@@ -777,14 +761,12 @@
           <w:b/>
           <w:sz w:val="20"/>
           <w:szCs w:val="20"/>
-          <w:u w:val="single"/>
         </w:rPr>
         <w:t>}}</w:t>
       </w:r>
     </w:p>
     <w:p>
       <w:pPr>
-        <w:jc w:val="both"/>
         <w:rPr>
           <w:rFonts w:ascii="Open Sans Light" w:eastAsia="Open Sans Light" w:hAnsi="Open Sans Light" w:cs="Open Sans Light"/>
           <w:sz w:val="20"/>
@@ -820,7 +802,15 @@
     </w:p>
     <w:p>
       <w:pPr>
-        <w:jc w:val="both"/>
+        <w:rPr>
+          <w:rFonts w:ascii="Open Sans Light" w:eastAsia="Open Sans Light" w:hAnsi="Open Sans Light" w:cs="Open Sans Light"/>
+          <w:sz w:val="20"/>
+          <w:szCs w:val="20"/>
+        </w:rPr>
+      </w:pPr>
+    </w:p>
+    <w:p>
+      <w:pPr>
         <w:rPr>
           <w:rFonts w:ascii="Open Sans Light" w:eastAsia="Open Sans Light" w:hAnsi="Open Sans Light" w:cs="Open Sans Light"/>
           <w:sz w:val="20"/>
@@ -893,6 +883,202 @@
     </w:p>
     <w:p>
       <w:pPr>
+        <w:rPr>
+          <w:rFonts w:ascii="Open Sans Light" w:eastAsia="Open Sans Light" w:hAnsi="Open Sans Light" w:cs="Open Sans Light"/>
+          <w:sz w:val="20"/>
+          <w:szCs w:val="20"/>
+        </w:rPr>
+      </w:pPr>
+      <w:r>
+        <w:rPr>
+          <w:rFonts w:ascii="Open Sans Light" w:eastAsia="Open Sans Light" w:hAnsi="Open Sans Light" w:cs="Open Sans Light"/>
+          <w:sz w:val="20"/>
+          <w:szCs w:val="20"/>
+        </w:rPr>
+        <w:lastRenderedPageBreak/>
+        <w:t>Els serveis prestats</w:t>
+      </w:r>
+      <w:r>
+        <w:rPr>
+          <w:rFonts w:ascii="Open Sans Light" w:eastAsia="Open Sans Light" w:hAnsi="Open Sans Light" w:cs="Open Sans Light"/>
+          <w:sz w:val="20"/>
+          <w:szCs w:val="20"/>
+        </w:rPr>
+        <w:t xml:space="preserve"> o bens subministrats</w:t>
+      </w:r>
+      <w:r>
+        <w:rPr>
+          <w:rFonts w:ascii="Open Sans Light" w:eastAsia="Open Sans Light" w:hAnsi="Open Sans Light" w:cs="Open Sans Light"/>
+          <w:sz w:val="20"/>
+          <w:szCs w:val="20"/>
+        </w:rPr>
+        <w:t xml:space="preserve"> prèviament a l’emissió d’aquestes factures, són serveis </w:t>
+      </w:r>
+      <w:r>
+        <w:rPr>
+          <w:rFonts w:ascii="Open Sans Light" w:eastAsia="Open Sans Light" w:hAnsi="Open Sans Light" w:cs="Open Sans Light"/>
+          <w:sz w:val="20"/>
+          <w:szCs w:val="20"/>
+        </w:rPr>
+        <w:t xml:space="preserve">o bens </w:t>
+      </w:r>
+      <w:r>
+        <w:rPr>
+          <w:rFonts w:ascii="Open Sans Light" w:eastAsia="Open Sans Light" w:hAnsi="Open Sans Light" w:cs="Open Sans Light"/>
+          <w:sz w:val="20"/>
+          <w:szCs w:val="20"/>
+        </w:rPr>
+        <w:t>imprescindibles per al normal funcionament dels serveis de l’IMAS, la interrupció dels quals hauria suposat un perjudici irreparable de l’activitat ordinària. </w:t>
+      </w:r>
+      <w:r>
+        <w:rPr>
+          <w:rFonts w:ascii="Open Sans Light" w:eastAsia="Open Sans Light" w:hAnsi="Open Sans Light" w:cs="Open Sans Light"/>
+          <w:sz w:val="20"/>
+          <w:szCs w:val="20"/>
+        </w:rPr>
+        <w:t>A continuació es detalla la justificació de la necessitat de promoure cada una de les despeses:</w:t>
+      </w:r>
+    </w:p>
+    <w:p>
+      <w:pPr>
+        <w:rPr>
+          <w:rFonts w:ascii="Open Sans Light" w:eastAsia="Open Sans Light" w:hAnsi="Open Sans Light" w:cs="Open Sans Light"/>
+          <w:sz w:val="20"/>
+          <w:szCs w:val="20"/>
+        </w:rPr>
+      </w:pPr>
+    </w:p>
+    <w:p>
+      <w:pPr>
+        <w:rPr>
+          <w:rFonts w:ascii="Open Sans Light" w:eastAsia="Open Sans Light" w:hAnsi="Open Sans Light" w:cs="Open Sans Light"/>
+          <w:sz w:val="20"/>
+          <w:szCs w:val="20"/>
+        </w:rPr>
+      </w:pPr>
+      <w:r>
+        <w:rPr>
+          <w:rFonts w:ascii="Open Sans Light" w:eastAsia="Open Sans Light" w:hAnsi="Open Sans Light" w:cs="Open Sans Light"/>
+          <w:sz w:val="20"/>
+          <w:szCs w:val="20"/>
+        </w:rPr>
+        <w:t>{{FOR factura IN factures}}</w:t>
+      </w:r>
+    </w:p>
+    <w:p>
+      <w:pPr>
+        <w:rPr>
+          <w:rFonts w:ascii="Open Sans Light" w:eastAsia="Open Sans Light" w:hAnsi="Open Sans Light" w:cs="Open Sans Light"/>
+          <w:b/>
+          <w:sz w:val="20"/>
+          <w:szCs w:val="20"/>
+        </w:rPr>
+      </w:pPr>
+      <w:r>
+        <w:rPr>
+          <w:rFonts w:ascii="Open Sans Light" w:eastAsia="Open Sans Light" w:hAnsi="Open Sans Light" w:cs="Open Sans Light"/>
+          <w:b/>
+          <w:sz w:val="20"/>
+          <w:szCs w:val="20"/>
+        </w:rPr>
+        <w:t>{{$</w:t>
+      </w:r>
+      <w:proofErr w:type="spellStart"/>
+      <w:r>
+        <w:rPr>
+          <w:rFonts w:ascii="Open Sans Light" w:eastAsia="Open Sans Light" w:hAnsi="Open Sans Light" w:cs="Open Sans Light"/>
+          <w:b/>
+          <w:sz w:val="20"/>
+          <w:szCs w:val="20"/>
+        </w:rPr>
+        <w:t>factura.descripcio</w:t>
+      </w:r>
+      <w:proofErr w:type="spellEnd"/>
+      <w:r>
+        <w:rPr>
+          <w:rFonts w:ascii="Open Sans Light" w:eastAsia="Open Sans Light" w:hAnsi="Open Sans Light" w:cs="Open Sans Light"/>
+          <w:b/>
+          <w:sz w:val="20"/>
+          <w:szCs w:val="20"/>
+        </w:rPr>
+        <w:t>}} - {{$</w:t>
+      </w:r>
+      <w:proofErr w:type="spellStart"/>
+      <w:r>
+        <w:rPr>
+          <w:rFonts w:ascii="Open Sans Light" w:eastAsia="Open Sans Light" w:hAnsi="Open Sans Light" w:cs="Open Sans Light"/>
+          <w:b/>
+          <w:sz w:val="20"/>
+          <w:szCs w:val="20"/>
+        </w:rPr>
+        <w:t>factura.periode</w:t>
+      </w:r>
+      <w:proofErr w:type="spellEnd"/>
+      <w:r>
+        <w:rPr>
+          <w:rFonts w:ascii="Open Sans Light" w:eastAsia="Open Sans Light" w:hAnsi="Open Sans Light" w:cs="Open Sans Light"/>
+          <w:b/>
+          <w:sz w:val="20"/>
+          <w:szCs w:val="20"/>
+        </w:rPr>
+        <w:t>}}</w:t>
+      </w:r>
+      <w:r>
+        <w:rPr>
+          <w:rFonts w:ascii="Open Sans Light" w:eastAsia="Open Sans Light" w:hAnsi="Open Sans Light" w:cs="Open Sans Light"/>
+          <w:b/>
+          <w:sz w:val="20"/>
+          <w:szCs w:val="20"/>
+        </w:rPr>
+        <w:t>:</w:t>
+      </w:r>
+      <w:r>
+        <w:rPr>
+          <w:rFonts w:ascii="Open Sans Light" w:eastAsia="Open Sans Light" w:hAnsi="Open Sans Light" w:cs="Open Sans Light"/>
+          <w:b/>
+          <w:sz w:val="20"/>
+          <w:szCs w:val="20"/>
+        </w:rPr>
+        <w:t xml:space="preserve"> </w:t>
+      </w:r>
+    </w:p>
+    <w:p>
+      <w:pPr>
+        <w:rPr>
+          <w:rFonts w:ascii="Open Sans Light" w:eastAsia="Open Sans Light" w:hAnsi="Open Sans Light" w:cs="Open Sans Light"/>
+          <w:sz w:val="20"/>
+          <w:szCs w:val="20"/>
+        </w:rPr>
+      </w:pPr>
+      <w:r>
+        <w:rPr>
+          <w:rFonts w:ascii="Open Sans Light" w:eastAsia="Open Sans Light" w:hAnsi="Open Sans Light" w:cs="Open Sans Light"/>
+          <w:sz w:val="20"/>
+          <w:szCs w:val="20"/>
+        </w:rPr>
+        <w:t>{{$</w:t>
+      </w:r>
+      <w:proofErr w:type="spellStart"/>
+      <w:r>
+        <w:rPr>
+          <w:rFonts w:ascii="Open Sans Light" w:eastAsia="Open Sans Light" w:hAnsi="Open Sans Light" w:cs="Open Sans Light"/>
+          <w:sz w:val="20"/>
+          <w:szCs w:val="20"/>
+        </w:rPr>
+        <w:t>factura.record.justificacio</w:t>
+      </w:r>
+      <w:proofErr w:type="spellEnd"/>
+      <w:r>
+        <w:rPr>
+          <w:rFonts w:ascii="Open Sans Light" w:eastAsia="Open Sans Light" w:hAnsi="Open Sans Light" w:cs="Open Sans Light"/>
+          <w:sz w:val="20"/>
+          <w:szCs w:val="20"/>
+        </w:rPr>
+        <w:t>}}</w:t>
+      </w:r>
+    </w:p>
+    <w:p>
+      <w:pPr>
         <w:jc w:val="both"/>
         <w:rPr>
           <w:rFonts w:ascii="Open Sans Light" w:eastAsia="Open Sans Light" w:hAnsi="Open Sans Light" w:cs="Open Sans Light"/>
@@ -900,63 +1086,6 @@
           <w:szCs w:val="20"/>
         </w:rPr>
       </w:pPr>
-      <w:r>
-        <w:rPr>
-          <w:rFonts w:ascii="Open Sans Light" w:eastAsia="Open Sans Light" w:hAnsi="Open Sans Light" w:cs="Open Sans Light"/>
-          <w:sz w:val="20"/>
-          <w:szCs w:val="20"/>
-        </w:rPr>
-        <w:t>Els serveis prestats</w:t>
-      </w:r>
-      <w:r>
-        <w:rPr>
-          <w:rFonts w:ascii="Open Sans Light" w:eastAsia="Open Sans Light" w:hAnsi="Open Sans Light" w:cs="Open Sans Light"/>
-          <w:sz w:val="20"/>
-          <w:szCs w:val="20"/>
-        </w:rPr>
-        <w:t xml:space="preserve"> o bens subministrats</w:t>
-      </w:r>
-      <w:r>
-        <w:rPr>
-          <w:rFonts w:ascii="Open Sans Light" w:eastAsia="Open Sans Light" w:hAnsi="Open Sans Light" w:cs="Open Sans Light"/>
-          <w:sz w:val="20"/>
-          <w:szCs w:val="20"/>
-        </w:rPr>
-        <w:t xml:space="preserve"> prèviament a l’emissió d’aquestes factures, són serveis </w:t>
-      </w:r>
-      <w:r>
-        <w:rPr>
-          <w:rFonts w:ascii="Open Sans Light" w:eastAsia="Open Sans Light" w:hAnsi="Open Sans Light" w:cs="Open Sans Light"/>
-          <w:sz w:val="20"/>
-          <w:szCs w:val="20"/>
-        </w:rPr>
-        <w:t xml:space="preserve">o bens </w:t>
-      </w:r>
-      <w:r>
-        <w:rPr>
-          <w:rFonts w:ascii="Open Sans Light" w:eastAsia="Open Sans Light" w:hAnsi="Open Sans Light" w:cs="Open Sans Light"/>
-          <w:sz w:val="20"/>
-          <w:szCs w:val="20"/>
-        </w:rPr>
-        <w:t xml:space="preserve">imprescindibles per al normal funcionament dels serveis de l’IMAS, la interrupció dels </w:t>
-      </w:r>
-      <w:r>
-        <w:rPr>
-          <w:rFonts w:ascii="Open Sans Light" w:eastAsia="Open Sans Light" w:hAnsi="Open Sans Light" w:cs="Open Sans Light"/>
-          <w:sz w:val="20"/>
-          <w:szCs w:val="20"/>
-        </w:rPr>
-        <w:lastRenderedPageBreak/>
-        <w:t>quals hauria suposat un perjudici irreparable de l’activitat ordinària. </w:t>
-      </w:r>
-      <w:r>
-        <w:rPr>
-          <w:rFonts w:ascii="Open Sans Light" w:eastAsia="Open Sans Light" w:hAnsi="Open Sans Light" w:cs="Open Sans Light"/>
-          <w:sz w:val="20"/>
-          <w:szCs w:val="20"/>
-        </w:rPr>
-        <w:t>A continuació es detalla la justificació de la necessitat de promoure cada una de les despeses:</w:t>
-      </w:r>
     </w:p>
     <w:p>
       <w:pPr>
@@ -967,171 +1096,6 @@
           <w:szCs w:val="20"/>
         </w:rPr>
       </w:pPr>
-    </w:p>
-    <w:p>
-      <w:pPr>
-        <w:jc w:val="both"/>
-        <w:rPr>
-          <w:rFonts w:ascii="Open Sans Light" w:eastAsia="Open Sans Light" w:hAnsi="Open Sans Light" w:cs="Open Sans Light"/>
-          <w:sz w:val="20"/>
-          <w:szCs w:val="20"/>
-        </w:rPr>
-      </w:pPr>
-      <w:r>
-        <w:rPr>
-          <w:rFonts w:ascii="Open Sans Light" w:eastAsia="Open Sans Light" w:hAnsi="Open Sans Light" w:cs="Open Sans Light"/>
-          <w:sz w:val="20"/>
-          <w:szCs w:val="20"/>
-        </w:rPr>
-        <w:t>{{FOR factura IN factures}}</w:t>
-      </w:r>
-    </w:p>
-    <w:p>
-      <w:pPr>
-        <w:pStyle w:val="Prrafodelista"/>
-        <w:numPr>
-          <w:ilvl w:val="0"/>
-          <w:numId w:val="25"/>
-        </w:numPr>
-        <w:jc w:val="both"/>
-        <w:rPr>
-          <w:rFonts w:ascii="Open Sans Light" w:eastAsia="Open Sans Light" w:hAnsi="Open Sans Light" w:cs="Open Sans Light"/>
-          <w:b/>
-          <w:sz w:val="20"/>
-          <w:szCs w:val="20"/>
-          <w:u w:val="single"/>
-        </w:rPr>
-      </w:pPr>
-      <w:r>
-        <w:rPr>
-          <w:rFonts w:ascii="Open Sans Light" w:eastAsia="Open Sans Light" w:hAnsi="Open Sans Light" w:cs="Open Sans Light"/>
-          <w:b/>
-          <w:sz w:val="20"/>
-          <w:szCs w:val="20"/>
-          <w:u w:val="single"/>
-        </w:rPr>
-        <w:t>{{$</w:t>
-      </w:r>
-      <w:proofErr w:type="spellStart"/>
-      <w:r>
-        <w:rPr>
-          <w:rFonts w:ascii="Open Sans Light" w:eastAsia="Open Sans Light" w:hAnsi="Open Sans Light" w:cs="Open Sans Light"/>
-          <w:b/>
-          <w:sz w:val="20"/>
-          <w:szCs w:val="20"/>
-          <w:u w:val="single"/>
-        </w:rPr>
-        <w:t>factura.descripcio</w:t>
-      </w:r>
-      <w:proofErr w:type="spellEnd"/>
-      <w:r>
-        <w:rPr>
-          <w:rFonts w:ascii="Open Sans Light" w:eastAsia="Open Sans Light" w:hAnsi="Open Sans Light" w:cs="Open Sans Light"/>
-          <w:b/>
-          <w:sz w:val="20"/>
-          <w:szCs w:val="20"/>
-          <w:u w:val="single"/>
-        </w:rPr>
-        <w:t>}} - {{$</w:t>
-      </w:r>
-      <w:proofErr w:type="spellStart"/>
-      <w:r>
-        <w:rPr>
-          <w:rFonts w:ascii="Open Sans Light" w:eastAsia="Open Sans Light" w:hAnsi="Open Sans Light" w:cs="Open Sans Light"/>
-          <w:b/>
-          <w:sz w:val="20"/>
-          <w:szCs w:val="20"/>
-          <w:u w:val="single"/>
-        </w:rPr>
-        <w:t>factura.periode</w:t>
-      </w:r>
-      <w:proofErr w:type="spellEnd"/>
-      <w:r>
-        <w:rPr>
-          <w:rFonts w:ascii="Open Sans Light" w:eastAsia="Open Sans Light" w:hAnsi="Open Sans Light" w:cs="Open Sans Light"/>
-          <w:b/>
-          <w:sz w:val="20"/>
-          <w:szCs w:val="20"/>
-          <w:u w:val="single"/>
-        </w:rPr>
-        <w:t>}}</w:t>
-      </w:r>
-      <w:r>
-        <w:rPr>
-          <w:rFonts w:ascii="Open Sans Light" w:eastAsia="Open Sans Light" w:hAnsi="Open Sans Light" w:cs="Open Sans Light"/>
-          <w:b/>
-          <w:sz w:val="20"/>
-          <w:szCs w:val="20"/>
-          <w:u w:val="single"/>
-        </w:rPr>
-        <w:t>:</w:t>
-      </w:r>
-      <w:r>
-        <w:rPr>
-          <w:rFonts w:ascii="Open Sans Light" w:eastAsia="Open Sans Light" w:hAnsi="Open Sans Light" w:cs="Open Sans Light"/>
-          <w:b/>
-          <w:sz w:val="20"/>
-          <w:szCs w:val="20"/>
-          <w:u w:val="single"/>
-        </w:rPr>
-        <w:t xml:space="preserve"> </w:t>
-      </w:r>
-    </w:p>
-    <w:p>
-      <w:pPr>
-        <w:jc w:val="both"/>
-        <w:rPr>
-          <w:rFonts w:ascii="Open Sans Light" w:eastAsia="Open Sans Light" w:hAnsi="Open Sans Light" w:cs="Open Sans Light"/>
-          <w:sz w:val="20"/>
-          <w:szCs w:val="20"/>
-        </w:rPr>
-      </w:pPr>
-      <w:r>
-        <w:rPr>
-          <w:rFonts w:ascii="Open Sans Light" w:eastAsia="Open Sans Light" w:hAnsi="Open Sans Light" w:cs="Open Sans Light"/>
-          <w:sz w:val="20"/>
-          <w:szCs w:val="20"/>
-        </w:rPr>
-        <w:t>{{$</w:t>
-      </w:r>
-      <w:proofErr w:type="spellStart"/>
-      <w:r>
-        <w:rPr>
-          <w:rFonts w:ascii="Open Sans Light" w:eastAsia="Open Sans Light" w:hAnsi="Open Sans Light" w:cs="Open Sans Light"/>
-          <w:sz w:val="20"/>
-          <w:szCs w:val="20"/>
-        </w:rPr>
-        <w:t>factura.record</w:t>
-      </w:r>
-      <w:bookmarkStart w:id="0" w:name="_GoBack"/>
-      <w:bookmarkEnd w:id="0"/>
-      <w:r>
-        <w:rPr>
-          <w:rFonts w:ascii="Open Sans Light" w:eastAsia="Open Sans Light" w:hAnsi="Open Sans Light" w:cs="Open Sans Light"/>
-          <w:sz w:val="20"/>
-          <w:szCs w:val="20"/>
-        </w:rPr>
-        <w:t>.justificacio</w:t>
-      </w:r>
-      <w:proofErr w:type="spellEnd"/>
-      <w:r>
-        <w:rPr>
-          <w:rFonts w:ascii="Open Sans Light" w:eastAsia="Open Sans Light" w:hAnsi="Open Sans Light" w:cs="Open Sans Light"/>
-          <w:sz w:val="20"/>
-          <w:szCs w:val="20"/>
-        </w:rPr>
-        <w:t>}}</w:t>
-      </w:r>
-    </w:p>
-    <w:p>
-      <w:pPr>
-        <w:jc w:val="both"/>
-        <w:rPr>
-          <w:rFonts w:ascii="Open Sans Light" w:eastAsia="Open Sans Light" w:hAnsi="Open Sans Light" w:cs="Open Sans Light"/>
-          <w:sz w:val="20"/>
-          <w:szCs w:val="20"/>
-        </w:rPr>
-      </w:pPr>
       <w:r>
         <w:rPr>
           <w:rFonts w:ascii="Open Sans Light" w:eastAsia="Open Sans Light" w:hAnsi="Open Sans Light" w:cs="Open Sans Light"/>
@@ -1139,61 +1103,6 @@
           <w:szCs w:val="20"/>
         </w:rPr>
         <w:t>{{END-FOR factura}}</w:t>
-      </w:r>
-    </w:p>
-    <w:p>
-      <w:pPr>
-        <w:jc w:val="both"/>
-        <w:rPr>
-          <w:rFonts w:ascii="Open Sans Light" w:eastAsia="Open Sans Light" w:hAnsi="Open Sans Light" w:cs="Open Sans Light"/>
-          <w:sz w:val="20"/>
-          <w:szCs w:val="20"/>
-        </w:rPr>
-      </w:pPr>
-    </w:p>
-    <w:p>
-      <w:pPr>
-        <w:jc w:val="both"/>
-        <w:rPr>
-          <w:rStyle w:val="normaltextrun"/>
-          <w:rFonts w:ascii="Open Sans Light" w:eastAsia="Times New Roman" w:hAnsi="Open Sans Light" w:cs="Open Sans Light"/>
-          <w:i/>
-          <w:iCs/>
-          <w:color w:val="000000"/>
-          <w:kern w:val="0"/>
-          <w:sz w:val="20"/>
-          <w:szCs w:val="20"/>
-          <w:shd w:val="clear" w:color="auto" w:fill="FFFF00"/>
-          <w:lang w:eastAsia="es-ES" w:bidi="ar-SA"/>
-        </w:rPr>
-      </w:pPr>
-      <w:r>
-        <w:rPr>
-          <w:rStyle w:val="normaltextrun"/>
-          <w:rFonts w:ascii="Open Sans Light" w:eastAsia="Times New Roman" w:hAnsi="Open Sans Light" w:cs="Open Sans Light"/>
-          <w:color w:val="000000"/>
-          <w:kern w:val="0"/>
-          <w:sz w:val="20"/>
-          <w:szCs w:val="20"/>
-          <w:shd w:val="clear" w:color="auto" w:fill="FFFF00"/>
-          <w:lang w:eastAsia="es-ES" w:bidi="ar-SA"/>
-        </w:rPr>
-        <w:t>(En aquest apartat s’haurà de detallar la necessitat i la idoneïtat de la despesa per la finalitat perseguida, així com la competència del Consell per executar la despesa efectuada determinant les causes per les quals s’ha incomplert el procediment juridicoadministratiu corresponent, així com explicació detallada de tots els condicionaments que han originat l’actuació irregular, assenyalant els fonaments jurídics pels quals procedeix la tramitació del reconeixement extrajudicial de crèdit)</w:t>
-      </w:r>
-      <w:r>
-        <w:rPr>
-          <w:rStyle w:val="normaltextrun"/>
-          <w:rFonts w:ascii="Open Sans Light" w:eastAsia="Times New Roman" w:hAnsi="Open Sans Light" w:cs="Open Sans Light"/>
-          <w:i/>
-          <w:iCs/>
-          <w:color w:val="000000"/>
-          <w:kern w:val="0"/>
-          <w:sz w:val="20"/>
-          <w:szCs w:val="20"/>
-          <w:shd w:val="clear" w:color="auto" w:fill="FFFF00"/>
-          <w:lang w:eastAsia="es-ES" w:bidi="ar-SA"/>
-        </w:rPr>
-        <w:t> </w:t>
       </w:r>
     </w:p>
     <w:p>
@@ -1250,7 +1159,6 @@
     </w:p>
     <w:p>
       <w:pPr>
-        <w:jc w:val="both"/>
         <w:rPr>
           <w:rStyle w:val="normaltextrun"/>
           <w:rFonts w:ascii="Open Sans Light" w:eastAsia="Times New Roman" w:hAnsi="Open Sans Light" w:cs="Open Sans Light"/>
@@ -1355,6 +1263,372 @@
           <w:lang w:eastAsia="es-ES" w:bidi="ar-SA"/>
         </w:rPr>
         <w:t> </w:t>
+      </w:r>
+    </w:p>
+    <w:p>
+      <w:pPr>
+        <w:rPr>
+          <w:rStyle w:val="normaltextrun"/>
+          <w:rFonts w:ascii="Open Sans Light" w:eastAsia="Times New Roman" w:hAnsi="Open Sans Light" w:cs="Open Sans Light"/>
+          <w:i/>
+          <w:iCs/>
+          <w:kern w:val="0"/>
+          <w:sz w:val="20"/>
+          <w:szCs w:val="20"/>
+          <w:shd w:val="clear" w:color="auto" w:fill="FFFF00"/>
+          <w:lang w:eastAsia="es-ES" w:bidi="ar-SA"/>
+        </w:rPr>
+      </w:pPr>
+    </w:p>
+    <w:p>
+      <w:pPr>
+        <w:rPr>
+          <w:rFonts w:eastAsia="Open Sans Light"/>
+        </w:rPr>
+      </w:pPr>
+      <w:r>
+        <w:rPr>
+          <w:rFonts w:ascii="Open Sans Light" w:eastAsia="Open Sans Light" w:hAnsi="Open Sans Light"/>
+          <w:sz w:val="20"/>
+          <w:szCs w:val="20"/>
+        </w:rPr>
+        <w:t>Els criteris de selecció dels tercers responen a la immediatesa, especialització</w:t>
+      </w:r>
+      <w:r>
+        <w:rPr>
+          <w:rFonts w:ascii="Open Sans Light" w:eastAsia="Open Sans Light" w:hAnsi="Open Sans Light"/>
+          <w:sz w:val="20"/>
+          <w:szCs w:val="20"/>
+        </w:rPr>
+        <w:t xml:space="preserve"> dels serveis prestats o bens subministrats</w:t>
+      </w:r>
+      <w:r>
+        <w:rPr>
+          <w:rFonts w:ascii="Open Sans Light" w:eastAsia="Open Sans Light" w:hAnsi="Open Sans Light"/>
+          <w:sz w:val="20"/>
+          <w:szCs w:val="20"/>
+        </w:rPr>
+        <w:t>, vinculació prèvia</w:t>
+      </w:r>
+      <w:r>
+        <w:rPr>
+          <w:rFonts w:ascii="Open Sans Light" w:eastAsia="Open Sans Light" w:hAnsi="Open Sans Light"/>
+          <w:sz w:val="20"/>
+          <w:szCs w:val="20"/>
+        </w:rPr>
+        <w:t xml:space="preserve"> i correcta gestió dels serveis que venien prestant</w:t>
+      </w:r>
+      <w:r>
+        <w:rPr>
+          <w:rFonts w:ascii="Open Sans Light" w:eastAsia="Open Sans Light" w:hAnsi="Open Sans Light"/>
+          <w:sz w:val="20"/>
+          <w:szCs w:val="20"/>
+        </w:rPr>
+        <w:t>, millor oferta segons criteri de qualitat-cost</w:t>
+      </w:r>
+      <w:r>
+        <w:rPr>
+          <w:rFonts w:ascii="Open Sans Light" w:eastAsia="Open Sans Light" w:hAnsi="Open Sans Light"/>
+          <w:sz w:val="20"/>
+          <w:szCs w:val="20"/>
+        </w:rPr>
+        <w:t xml:space="preserve"> o </w:t>
+      </w:r>
+      <w:r>
+        <w:rPr>
+          <w:rFonts w:ascii="Open Sans Light" w:eastAsia="Open Sans Light" w:hAnsi="Open Sans Light"/>
+          <w:sz w:val="20"/>
+          <w:szCs w:val="20"/>
+        </w:rPr>
+        <w:t xml:space="preserve">la </w:t>
+      </w:r>
+      <w:r>
+        <w:rPr>
+          <w:rFonts w:ascii="Open Sans Light" w:eastAsia="Open Sans Light" w:hAnsi="Open Sans Light"/>
+          <w:sz w:val="20"/>
+          <w:szCs w:val="20"/>
+        </w:rPr>
+        <w:t>necessitat de no interrompre serveis de naturalesa essencial per als usuaris d</w:t>
+      </w:r>
+      <w:r>
+        <w:rPr>
+          <w:rFonts w:ascii="Open Sans Light" w:eastAsia="Open Sans Light" w:hAnsi="Open Sans Light"/>
+          <w:sz w:val="20"/>
+          <w:szCs w:val="20"/>
+        </w:rPr>
+        <w:t>els diferents centres de l'IMAS, d’acord als següent detall:</w:t>
+      </w:r>
+    </w:p>
+    <w:p>
+      <w:pPr>
+        <w:rPr>
+          <w:rStyle w:val="normaltextrun"/>
+          <w:rFonts w:ascii="Open Sans Light" w:eastAsia="Times New Roman" w:hAnsi="Open Sans Light" w:cs="Open Sans Light"/>
+          <w:i/>
+          <w:iCs/>
+          <w:kern w:val="0"/>
+          <w:sz w:val="20"/>
+          <w:szCs w:val="20"/>
+          <w:shd w:val="clear" w:color="auto" w:fill="FFFF00"/>
+          <w:lang w:eastAsia="es-ES" w:bidi="ar-SA"/>
+        </w:rPr>
+      </w:pPr>
+    </w:p>
+    <w:p>
+      <w:pPr>
+        <w:rPr>
+          <w:rFonts w:ascii="Open Sans Light" w:eastAsia="Open Sans Light" w:hAnsi="Open Sans Light" w:cs="Open Sans Light"/>
+          <w:sz w:val="20"/>
+          <w:szCs w:val="20"/>
+        </w:rPr>
+      </w:pPr>
+      <w:r>
+        <w:rPr>
+          <w:rFonts w:ascii="Open Sans Light" w:eastAsia="Open Sans Light" w:hAnsi="Open Sans Light" w:cs="Open Sans Light"/>
+          <w:sz w:val="20"/>
+          <w:szCs w:val="20"/>
+        </w:rPr>
+        <w:t>{{FOR factura IN factures}}</w:t>
+      </w:r>
+    </w:p>
+    <w:p>
+      <w:pPr>
+        <w:rPr>
+          <w:rFonts w:ascii="Open Sans Light" w:eastAsia="Open Sans Light" w:hAnsi="Open Sans Light" w:cs="Open Sans Light"/>
+          <w:b/>
+          <w:sz w:val="20"/>
+          <w:szCs w:val="20"/>
+        </w:rPr>
+      </w:pPr>
+      <w:r>
+        <w:rPr>
+          <w:rFonts w:ascii="Open Sans Light" w:eastAsia="Open Sans Light" w:hAnsi="Open Sans Light" w:cs="Open Sans Light"/>
+          <w:b/>
+          <w:sz w:val="20"/>
+          <w:szCs w:val="20"/>
+        </w:rPr>
+        <w:t>{{$</w:t>
+      </w:r>
+      <w:proofErr w:type="spellStart"/>
+      <w:r>
+        <w:rPr>
+          <w:rFonts w:ascii="Open Sans Light" w:eastAsia="Open Sans Light" w:hAnsi="Open Sans Light" w:cs="Open Sans Light"/>
+          <w:b/>
+          <w:sz w:val="20"/>
+          <w:szCs w:val="20"/>
+        </w:rPr>
+        <w:t>factura.descripcio</w:t>
+      </w:r>
+      <w:proofErr w:type="spellEnd"/>
+      <w:r>
+        <w:rPr>
+          <w:rFonts w:ascii="Open Sans Light" w:eastAsia="Open Sans Light" w:hAnsi="Open Sans Light" w:cs="Open Sans Light"/>
+          <w:b/>
+          <w:sz w:val="20"/>
+          <w:szCs w:val="20"/>
+        </w:rPr>
+        <w:t>}} - {{$</w:t>
+      </w:r>
+      <w:proofErr w:type="spellStart"/>
+      <w:r>
+        <w:rPr>
+          <w:rFonts w:ascii="Open Sans Light" w:eastAsia="Open Sans Light" w:hAnsi="Open Sans Light" w:cs="Open Sans Light"/>
+          <w:b/>
+          <w:sz w:val="20"/>
+          <w:szCs w:val="20"/>
+        </w:rPr>
+        <w:t>factura.periode</w:t>
+      </w:r>
+      <w:proofErr w:type="spellEnd"/>
+      <w:r>
+        <w:rPr>
+          <w:rFonts w:ascii="Open Sans Light" w:eastAsia="Open Sans Light" w:hAnsi="Open Sans Light" w:cs="Open Sans Light"/>
+          <w:b/>
+          <w:sz w:val="20"/>
+          <w:szCs w:val="20"/>
+        </w:rPr>
+        <w:t xml:space="preserve">}}: </w:t>
+      </w:r>
+    </w:p>
+    <w:p>
+      <w:pPr>
+        <w:rPr>
+          <w:rFonts w:ascii="Open Sans Light" w:eastAsia="Open Sans Light" w:hAnsi="Open Sans Light" w:cs="Open Sans Light"/>
+          <w:sz w:val="20"/>
+          <w:szCs w:val="20"/>
+        </w:rPr>
+      </w:pPr>
+      <w:r>
+        <w:rPr>
+          <w:rFonts w:ascii="Open Sans Light" w:eastAsia="Open Sans Light" w:hAnsi="Open Sans Light" w:cs="Open Sans Light"/>
+          <w:sz w:val="20"/>
+          <w:szCs w:val="20"/>
+        </w:rPr>
+        <w:t xml:space="preserve">El tercer </w:t>
+      </w:r>
+      <w:r>
+        <w:rPr>
+          <w:rFonts w:ascii="Open Sans Light" w:eastAsia="Open Sans Light" w:hAnsi="Open Sans Light" w:cs="Open Sans Light"/>
+          <w:sz w:val="20"/>
+          <w:szCs w:val="20"/>
+        </w:rPr>
+        <w:t>{{$</w:t>
+      </w:r>
+      <w:proofErr w:type="spellStart"/>
+      <w:r>
+        <w:rPr>
+          <w:rFonts w:ascii="Open Sans Light" w:eastAsia="Open Sans Light" w:hAnsi="Open Sans Light" w:cs="Open Sans Light"/>
+          <w:sz w:val="20"/>
+          <w:szCs w:val="20"/>
+        </w:rPr>
+        <w:t>factura.record.</w:t>
+      </w:r>
+      <w:r>
+        <w:rPr>
+          <w:rFonts w:ascii="Open Sans Light" w:eastAsia="Open Sans Light" w:hAnsi="Open Sans Light" w:cs="Open Sans Light"/>
+          <w:sz w:val="20"/>
+          <w:szCs w:val="20"/>
+        </w:rPr>
+        <w:t>adjudicatari</w:t>
+      </w:r>
+      <w:proofErr w:type="spellEnd"/>
+      <w:r>
+        <w:rPr>
+          <w:rFonts w:ascii="Open Sans Light" w:eastAsia="Open Sans Light" w:hAnsi="Open Sans Light" w:cs="Open Sans Light"/>
+          <w:sz w:val="20"/>
+          <w:szCs w:val="20"/>
+        </w:rPr>
+        <w:t>}}</w:t>
+      </w:r>
+      <w:r>
+        <w:rPr>
+          <w:rFonts w:ascii="Open Sans Light" w:eastAsia="Open Sans Light" w:hAnsi="Open Sans Light" w:cs="Open Sans Light"/>
+          <w:sz w:val="20"/>
+          <w:szCs w:val="20"/>
+        </w:rPr>
+        <w:t xml:space="preserve"> amb NIF/CIF</w:t>
+      </w:r>
+      <w:r>
+        <w:rPr>
+          <w:rFonts w:ascii="Open Sans Light" w:eastAsia="Open Sans Light" w:hAnsi="Open Sans Light" w:cs="Open Sans Light"/>
+          <w:sz w:val="20"/>
+          <w:szCs w:val="20"/>
+        </w:rPr>
+        <w:t xml:space="preserve"> </w:t>
+      </w:r>
+      <w:r>
+        <w:rPr>
+          <w:rFonts w:ascii="Open Sans Light" w:eastAsia="Open Sans Light" w:hAnsi="Open Sans Light" w:cs="Open Sans Light"/>
+          <w:sz w:val="20"/>
+          <w:szCs w:val="20"/>
+        </w:rPr>
+        <w:t>{{$</w:t>
+      </w:r>
+      <w:proofErr w:type="spellStart"/>
+      <w:r>
+        <w:rPr>
+          <w:rFonts w:ascii="Open Sans Light" w:eastAsia="Open Sans Light" w:hAnsi="Open Sans Light" w:cs="Open Sans Light"/>
+          <w:sz w:val="20"/>
+          <w:szCs w:val="20"/>
+        </w:rPr>
+        <w:t>factura.record.</w:t>
+      </w:r>
+      <w:r>
+        <w:rPr>
+          <w:rFonts w:ascii="Open Sans Light" w:eastAsia="Open Sans Light" w:hAnsi="Open Sans Light" w:cs="Open Sans Light"/>
+          <w:sz w:val="20"/>
+          <w:szCs w:val="20"/>
+        </w:rPr>
+        <w:t>nif</w:t>
+      </w:r>
+      <w:proofErr w:type="spellEnd"/>
+      <w:r>
+        <w:rPr>
+          <w:rFonts w:ascii="Open Sans Light" w:eastAsia="Open Sans Light" w:hAnsi="Open Sans Light" w:cs="Open Sans Light"/>
+          <w:sz w:val="20"/>
+          <w:szCs w:val="20"/>
+        </w:rPr>
+        <w:t>}}</w:t>
+      </w:r>
+      <w:r>
+        <w:rPr>
+          <w:rFonts w:ascii="Open Sans Light" w:eastAsia="Open Sans Light" w:hAnsi="Open Sans Light" w:cs="Open Sans Light"/>
+          <w:sz w:val="20"/>
+          <w:szCs w:val="20"/>
+        </w:rPr>
+        <w:t xml:space="preserve"> va ser seleccionat atès </w:t>
+      </w:r>
+      <w:r>
+        <w:rPr>
+          <w:rFonts w:ascii="Open Sans Light" w:eastAsia="Open Sans Light" w:hAnsi="Open Sans Light" w:cs="Open Sans Light"/>
+          <w:sz w:val="20"/>
+          <w:szCs w:val="20"/>
+        </w:rPr>
+        <w:t>{{$</w:t>
+      </w:r>
+      <w:proofErr w:type="spellStart"/>
+      <w:r>
+        <w:rPr>
+          <w:rFonts w:ascii="Open Sans Light" w:eastAsia="Open Sans Light" w:hAnsi="Open Sans Light" w:cs="Open Sans Light"/>
+          <w:sz w:val="20"/>
+          <w:szCs w:val="20"/>
+        </w:rPr>
+        <w:t>factura.record.</w:t>
+      </w:r>
+      <w:r>
+        <w:rPr>
+          <w:rFonts w:ascii="Open Sans Light" w:eastAsia="Open Sans Light" w:hAnsi="Open Sans Light" w:cs="Open Sans Light"/>
+          <w:sz w:val="20"/>
+          <w:szCs w:val="20"/>
+        </w:rPr>
+        <w:t>motivacio_seleccio</w:t>
+      </w:r>
+      <w:proofErr w:type="spellEnd"/>
+      <w:r>
+        <w:rPr>
+          <w:rFonts w:ascii="Open Sans Light" w:eastAsia="Open Sans Light" w:hAnsi="Open Sans Light" w:cs="Open Sans Light"/>
+          <w:sz w:val="20"/>
+          <w:szCs w:val="20"/>
+        </w:rPr>
+        <w:t>}}</w:t>
+      </w:r>
+    </w:p>
+    <w:p>
+      <w:pPr>
+        <w:rPr>
+          <w:rFonts w:ascii="Open Sans Light" w:eastAsia="Open Sans Light" w:hAnsi="Open Sans Light" w:cs="Open Sans Light"/>
+          <w:sz w:val="20"/>
+          <w:szCs w:val="20"/>
+        </w:rPr>
+      </w:pPr>
+    </w:p>
+    <w:p>
+      <w:pPr>
+        <w:jc w:val="both"/>
+        <w:rPr>
+          <w:rFonts w:ascii="Open Sans Light" w:eastAsia="Open Sans Light" w:hAnsi="Open Sans Light" w:cs="Open Sans Light"/>
+          <w:sz w:val="20"/>
+          <w:szCs w:val="20"/>
+        </w:rPr>
+      </w:pPr>
+    </w:p>
+    <w:p>
+      <w:pPr>
+        <w:jc w:val="both"/>
+        <w:rPr>
+          <w:rStyle w:val="normaltextrun"/>
+          <w:rFonts w:ascii="Open Sans Light" w:eastAsia="Open Sans Light" w:hAnsi="Open Sans Light" w:cs="Open Sans Light"/>
+          <w:sz w:val="20"/>
+          <w:szCs w:val="20"/>
+        </w:rPr>
+      </w:pPr>
+      <w:r>
+        <w:rPr>
+          <w:rFonts w:ascii="Open Sans Light" w:eastAsia="Open Sans Light" w:hAnsi="Open Sans Light" w:cs="Open Sans Light"/>
+          <w:sz w:val="20"/>
+          <w:szCs w:val="20"/>
+        </w:rPr>
+        <w:t>{{END-FOR factura}}</w:t>
       </w:r>
     </w:p>
     <w:p>
@@ -1424,7 +1698,6 @@
       <w:pPr>
         <w:pStyle w:val="paragraph"/>
         <w:spacing w:before="0" w:beforeAutospacing="0" w:after="0" w:afterAutospacing="0"/>
-        <w:jc w:val="both"/>
         <w:textAlignment w:val="baseline"/>
         <w:rPr>
           <w:rStyle w:val="eop"/>
@@ -1459,7 +1732,6 @@
       <w:pPr>
         <w:pStyle w:val="paragraph"/>
         <w:spacing w:before="0" w:beforeAutospacing="0" w:after="0" w:afterAutospacing="0"/>
-        <w:jc w:val="both"/>
         <w:textAlignment w:val="baseline"/>
         <w:rPr>
           <w:rFonts w:ascii="Open Sans Light" w:hAnsi="Open Sans Light" w:cs="Open Sans Light"/>
@@ -1473,7 +1745,6 @@
       <w:pPr>
         <w:pStyle w:val="paragraph"/>
         <w:spacing w:before="0" w:beforeAutospacing="0" w:after="0" w:afterAutospacing="0"/>
-        <w:jc w:val="both"/>
         <w:textAlignment w:val="baseline"/>
         <w:rPr>
           <w:rStyle w:val="eop"/>
@@ -1508,7 +1779,6 @@
       <w:pPr>
         <w:pStyle w:val="paragraph"/>
         <w:spacing w:before="0" w:beforeAutospacing="0" w:after="0" w:afterAutospacing="0"/>
-        <w:jc w:val="both"/>
         <w:textAlignment w:val="baseline"/>
         <w:rPr>
           <w:rFonts w:ascii="Open Sans Light" w:hAnsi="Open Sans Light" w:cs="Open Sans Light"/>
@@ -1522,7 +1792,6 @@
       <w:pPr>
         <w:pStyle w:val="paragraph"/>
         <w:spacing w:before="0" w:beforeAutospacing="0" w:after="0" w:afterAutospacing="0"/>
-        <w:jc w:val="both"/>
         <w:textAlignment w:val="baseline"/>
         <w:rPr>
           <w:rFonts w:ascii="Open Sans Light" w:hAnsi="Open Sans Light" w:cs="Open Sans Light"/>
@@ -1594,6 +1863,7 @@
           <w:szCs w:val="20"/>
           <w:lang w:eastAsia="es-ES" w:bidi="ar-SA"/>
         </w:rPr>
+        <w:lastRenderedPageBreak/>
         <w:t>JUSTIFICACIÓ I VALORACIÓ QUE EL PREU, IMPORT O QUANTIA PROPOSADA S’AJUSTA AL DE MERCAT, A LES TARIFES OFICIALS O ALS IMPORTS REGLAMENTARIS, SEGONS PROCEDEIXI</w:t>
       </w:r>
       <w:r>
@@ -1621,7 +1891,6 @@
     </w:p>
     <w:p>
       <w:pPr>
-        <w:jc w:val="both"/>
         <w:rPr>
           <w:rFonts w:ascii="Open Sans Light" w:hAnsi="Open Sans Light" w:cs="Open Sans Light"/>
           <w:sz w:val="20"/>
@@ -1639,17 +1908,15 @@
     </w:p>
     <w:p>
       <w:pPr>
-        <w:jc w:val="both"/>
-        <w:rPr>
-          <w:rFonts w:ascii="Open Sans Light" w:hAnsi="Open Sans Light" w:cs="Open Sans Light"/>
-          <w:sz w:val="20"/>
-          <w:szCs w:val="20"/>
-        </w:rPr>
-      </w:pPr>
-    </w:p>
-    <w:p>
-      <w:pPr>
-        <w:jc w:val="both"/>
+        <w:rPr>
+          <w:rFonts w:ascii="Open Sans Light" w:hAnsi="Open Sans Light" w:cs="Open Sans Light"/>
+          <w:sz w:val="20"/>
+          <w:szCs w:val="20"/>
+        </w:rPr>
+      </w:pPr>
+    </w:p>
+    <w:p>
+      <w:pPr>
         <w:rPr>
           <w:rFonts w:ascii="Open Sans Light" w:hAnsi="Open Sans Light" w:cs="Open Sans Light"/>
           <w:sz w:val="20"/>
@@ -1700,7 +1967,6 @@
         </w:tabs>
         <w:suppressAutoHyphens w:val="0"/>
         <w:spacing w:before="120" w:line="276" w:lineRule="auto"/>
-        <w:jc w:val="both"/>
         <w:rPr>
           <w:rFonts w:ascii="Open Sans Light" w:eastAsia="Open Sans Light" w:hAnsi="Open Sans Light" w:cs="Open Sans Light"/>
           <w:sz w:val="20"/>
@@ -1718,25 +1984,18 @@
     </w:p>
     <w:p>
       <w:pPr>
-        <w:pStyle w:val="Prrafodelista"/>
         <w:keepLines/>
         <w:widowControl w:val="0"/>
-        <w:numPr>
-          <w:ilvl w:val="0"/>
-          <w:numId w:val="25"/>
-        </w:numPr>
         <w:tabs>
           <w:tab w:val="left" w:pos="395"/>
         </w:tabs>
         <w:suppressAutoHyphens w:val="0"/>
         <w:spacing w:before="120" w:line="276" w:lineRule="auto"/>
-        <w:jc w:val="both"/>
         <w:rPr>
           <w:rFonts w:ascii="Open Sans Light" w:eastAsia="Open Sans Light" w:hAnsi="Open Sans Light" w:cs="Open Sans Light"/>
           <w:b/>
           <w:sz w:val="20"/>
           <w:szCs w:val="20"/>
-          <w:u w:val="single"/>
         </w:rPr>
       </w:pPr>
       <w:r>
@@ -1745,9 +2004,7 @@
           <w:b/>
           <w:sz w:val="20"/>
           <w:szCs w:val="20"/>
-          <w:u w:val="single"/>
-        </w:rPr>
-        <w:lastRenderedPageBreak/>
+        </w:rPr>
         <w:t>{{$</w:t>
       </w:r>
       <w:proofErr w:type="spellStart"/>
@@ -1757,7 +2014,6 @@
           <w:b/>
           <w:sz w:val="20"/>
           <w:szCs w:val="20"/>
-          <w:u w:val="single"/>
         </w:rPr>
         <w:t>factura.descripcio</w:t>
       </w:r>
@@ -1768,7 +2024,6 @@
           <w:b/>
           <w:sz w:val="20"/>
           <w:szCs w:val="20"/>
-          <w:u w:val="single"/>
         </w:rPr>
         <w:t>}} - {{$</w:t>
       </w:r>
@@ -1779,7 +2034,6 @@
           <w:b/>
           <w:sz w:val="20"/>
           <w:szCs w:val="20"/>
-          <w:u w:val="single"/>
         </w:rPr>
         <w:t>factura.periode</w:t>
       </w:r>
@@ -1790,7 +2044,6 @@
           <w:b/>
           <w:sz w:val="20"/>
           <w:szCs w:val="20"/>
-          <w:u w:val="single"/>
         </w:rPr>
         <w:t>}}:</w:t>
       </w:r>
@@ -1804,7 +2057,6 @@
         </w:tabs>
         <w:suppressAutoHyphens w:val="0"/>
         <w:spacing w:before="120" w:line="276" w:lineRule="auto"/>
-        <w:jc w:val="both"/>
         <w:rPr>
           <w:rFonts w:ascii="Open Sans Light" w:eastAsia="Open Sans Light" w:hAnsi="Open Sans Light" w:cs="Open Sans Light"/>
           <w:sz w:val="20"/>
@@ -1847,7 +2099,6 @@
         </w:tabs>
         <w:suppressAutoHyphens w:val="0"/>
         <w:spacing w:before="120" w:line="276" w:lineRule="auto"/>
-        <w:jc w:val="both"/>
         <w:rPr>
           <w:rFonts w:ascii="Open Sans Light" w:eastAsia="Open Sans Light" w:hAnsi="Open Sans Light" w:cs="Open Sans Light"/>
           <w:sz w:val="20"/>
@@ -1890,7 +2141,22 @@
         </w:tabs>
         <w:suppressAutoHyphens w:val="0"/>
         <w:spacing w:before="120" w:line="276" w:lineRule="auto"/>
-        <w:jc w:val="both"/>
+        <w:rPr>
+          <w:rFonts w:ascii="Open Sans Light" w:eastAsia="Open Sans Light" w:hAnsi="Open Sans Light" w:cs="Open Sans Light"/>
+          <w:sz w:val="20"/>
+          <w:szCs w:val="20"/>
+        </w:rPr>
+      </w:pPr>
+    </w:p>
+    <w:p>
+      <w:pPr>
+        <w:keepLines/>
+        <w:widowControl w:val="0"/>
+        <w:tabs>
+          <w:tab w:val="left" w:pos="395"/>
+        </w:tabs>
+        <w:suppressAutoHyphens w:val="0"/>
+        <w:spacing w:before="120" w:line="276" w:lineRule="auto"/>
         <w:rPr>
           <w:rFonts w:ascii="Open Sans Light" w:eastAsia="Open Sans Light" w:hAnsi="Open Sans Light" w:cs="Open Sans Light"/>
           <w:sz w:val="20"/>
@@ -1973,7 +2239,6 @@
     </w:p>
     <w:p>
       <w:pPr>
-        <w:jc w:val="both"/>
         <w:rPr>
           <w:rFonts w:ascii="Open Sans Light" w:hAnsi="Open Sans Light" w:cs="Open Sans Light"/>
           <w:sz w:val="20"/>
@@ -1991,17 +2256,15 @@
     </w:p>
     <w:p>
       <w:pPr>
-        <w:jc w:val="both"/>
-        <w:rPr>
-          <w:rFonts w:ascii="Open Sans Light" w:hAnsi="Open Sans Light" w:cs="Open Sans Light"/>
-          <w:sz w:val="20"/>
-          <w:szCs w:val="20"/>
-        </w:rPr>
-      </w:pPr>
-    </w:p>
-    <w:p>
-      <w:pPr>
-        <w:jc w:val="both"/>
+        <w:rPr>
+          <w:rFonts w:ascii="Open Sans Light" w:hAnsi="Open Sans Light" w:cs="Open Sans Light"/>
+          <w:sz w:val="20"/>
+          <w:szCs w:val="20"/>
+        </w:rPr>
+      </w:pPr>
+    </w:p>
+    <w:p>
+      <w:pPr>
         <w:rPr>
           <w:rFonts w:ascii="Open Sans Light" w:hAnsi="Open Sans Light" w:cs="Open Sans Light"/>
           <w:sz w:val="20"/>
@@ -2039,6 +2302,182 @@
           <w:szCs w:val="20"/>
         </w:rPr>
         <w:t>:</w:t>
+      </w:r>
+    </w:p>
+    <w:p>
+      <w:pPr>
+        <w:keepLines/>
+        <w:widowControl w:val="0"/>
+        <w:tabs>
+          <w:tab w:val="left" w:pos="395"/>
+        </w:tabs>
+        <w:suppressAutoHyphens w:val="0"/>
+        <w:spacing w:before="120" w:line="276" w:lineRule="auto"/>
+        <w:rPr>
+          <w:rFonts w:ascii="Open Sans Light" w:eastAsia="Open Sans Light" w:hAnsi="Open Sans Light" w:cs="Open Sans Light"/>
+          <w:sz w:val="20"/>
+          <w:szCs w:val="20"/>
+        </w:rPr>
+      </w:pPr>
+      <w:r>
+        <w:rPr>
+          <w:rFonts w:ascii="Open Sans Light" w:eastAsia="Open Sans Light" w:hAnsi="Open Sans Light" w:cs="Open Sans Light"/>
+          <w:sz w:val="20"/>
+          <w:szCs w:val="20"/>
+        </w:rPr>
+        <w:t>{{FOR factura IN factures}}</w:t>
+      </w:r>
+    </w:p>
+    <w:p>
+      <w:pPr>
+        <w:keepLines/>
+        <w:widowControl w:val="0"/>
+        <w:tabs>
+          <w:tab w:val="left" w:pos="395"/>
+        </w:tabs>
+        <w:suppressAutoHyphens w:val="0"/>
+        <w:spacing w:before="120" w:line="276" w:lineRule="auto"/>
+        <w:rPr>
+          <w:rFonts w:ascii="Open Sans Light" w:eastAsia="Open Sans Light" w:hAnsi="Open Sans Light" w:cs="Open Sans Light"/>
+          <w:b/>
+          <w:sz w:val="20"/>
+          <w:szCs w:val="20"/>
+        </w:rPr>
+      </w:pPr>
+      <w:bookmarkStart w:id="0" w:name="_GoBack"/>
+      <w:r>
+        <w:rPr>
+          <w:rFonts w:ascii="Open Sans Light" w:eastAsia="Open Sans Light" w:hAnsi="Open Sans Light" w:cs="Open Sans Light"/>
+          <w:b/>
+          <w:sz w:val="20"/>
+          <w:szCs w:val="20"/>
+        </w:rPr>
+        <w:t>{{$</w:t>
+      </w:r>
+      <w:proofErr w:type="spellStart"/>
+      <w:r>
+        <w:rPr>
+          <w:rFonts w:ascii="Open Sans Light" w:eastAsia="Open Sans Light" w:hAnsi="Open Sans Light" w:cs="Open Sans Light"/>
+          <w:b/>
+          <w:sz w:val="20"/>
+          <w:szCs w:val="20"/>
+        </w:rPr>
+        <w:t>factura.descripcio</w:t>
+      </w:r>
+      <w:proofErr w:type="spellEnd"/>
+      <w:r>
+        <w:rPr>
+          <w:rFonts w:ascii="Open Sans Light" w:eastAsia="Open Sans Light" w:hAnsi="Open Sans Light" w:cs="Open Sans Light"/>
+          <w:b/>
+          <w:sz w:val="20"/>
+          <w:szCs w:val="20"/>
+        </w:rPr>
+        <w:t>}} - {{$</w:t>
+      </w:r>
+      <w:proofErr w:type="spellStart"/>
+      <w:r>
+        <w:rPr>
+          <w:rFonts w:ascii="Open Sans Light" w:eastAsia="Open Sans Light" w:hAnsi="Open Sans Light" w:cs="Open Sans Light"/>
+          <w:b/>
+          <w:sz w:val="20"/>
+          <w:szCs w:val="20"/>
+        </w:rPr>
+        <w:t>factura.periode</w:t>
+      </w:r>
+      <w:proofErr w:type="spellEnd"/>
+      <w:r>
+        <w:rPr>
+          <w:rFonts w:ascii="Open Sans Light" w:eastAsia="Open Sans Light" w:hAnsi="Open Sans Light" w:cs="Open Sans Light"/>
+          <w:b/>
+          <w:sz w:val="20"/>
+          <w:szCs w:val="20"/>
+        </w:rPr>
+        <w:t>}}:</w:t>
+      </w:r>
+    </w:p>
+    <w:bookmarkEnd w:id="0"/>
+    <w:p>
+      <w:pPr>
+        <w:keepLines/>
+        <w:widowControl w:val="0"/>
+        <w:tabs>
+          <w:tab w:val="left" w:pos="395"/>
+        </w:tabs>
+        <w:suppressAutoHyphens w:val="0"/>
+        <w:spacing w:before="120" w:line="276" w:lineRule="auto"/>
+        <w:rPr>
+          <w:rFonts w:ascii="Open Sans Light" w:eastAsia="Open Sans Light" w:hAnsi="Open Sans Light" w:cs="Open Sans Light"/>
+          <w:sz w:val="20"/>
+          <w:szCs w:val="20"/>
+        </w:rPr>
+      </w:pPr>
+      <w:r>
+        <w:rPr>
+          <w:rFonts w:ascii="Open Sans Light" w:eastAsia="Open Sans Light" w:hAnsi="Open Sans Light" w:cs="Open Sans Light"/>
+          <w:sz w:val="20"/>
+          <w:szCs w:val="20"/>
+        </w:rPr>
+        <w:t>{{$</w:t>
+      </w:r>
+      <w:proofErr w:type="spellStart"/>
+      <w:r>
+        <w:rPr>
+          <w:rFonts w:ascii="Open Sans Light" w:eastAsia="Open Sans Light" w:hAnsi="Open Sans Light" w:cs="Open Sans Light"/>
+          <w:sz w:val="20"/>
+          <w:szCs w:val="20"/>
+        </w:rPr>
+        <w:t>factura.record.motivacio_no_contractacio</w:t>
+      </w:r>
+      <w:proofErr w:type="spellEnd"/>
+      <w:r>
+        <w:rPr>
+          <w:rFonts w:ascii="Open Sans Light" w:eastAsia="Open Sans Light" w:hAnsi="Open Sans Light" w:cs="Open Sans Light"/>
+          <w:sz w:val="20"/>
+          <w:szCs w:val="20"/>
+        </w:rPr>
+        <w:t>}}</w:t>
+      </w:r>
+    </w:p>
+    <w:p>
+      <w:pPr>
+        <w:keepLines/>
+        <w:widowControl w:val="0"/>
+        <w:tabs>
+          <w:tab w:val="left" w:pos="395"/>
+        </w:tabs>
+        <w:suppressAutoHyphens w:val="0"/>
+        <w:spacing w:before="120" w:line="276" w:lineRule="auto"/>
+        <w:rPr>
+          <w:rFonts w:ascii="Open Sans Light" w:eastAsia="Open Sans Light" w:hAnsi="Open Sans Light" w:cs="Open Sans Light"/>
+          <w:sz w:val="20"/>
+          <w:szCs w:val="20"/>
+        </w:rPr>
+      </w:pPr>
+      <w:r>
+        <w:rPr>
+          <w:rFonts w:ascii="Open Sans Light" w:eastAsia="Open Sans Light" w:hAnsi="Open Sans Light" w:cs="Open Sans Light"/>
+          <w:sz w:val="20"/>
+          <w:szCs w:val="20"/>
+        </w:rPr>
+        <w:t>{{$</w:t>
+      </w:r>
+      <w:proofErr w:type="spellStart"/>
+      <w:r>
+        <w:rPr>
+          <w:rFonts w:ascii="Open Sans Light" w:eastAsia="Open Sans Light" w:hAnsi="Open Sans Light" w:cs="Open Sans Light"/>
+          <w:sz w:val="20"/>
+          <w:szCs w:val="20"/>
+        </w:rPr>
+        <w:t>factura.record.explicacio_no_contractacio</w:t>
+      </w:r>
+      <w:proofErr w:type="spellEnd"/>
+      <w:r>
+        <w:rPr>
+          <w:rFonts w:ascii="Open Sans Light" w:eastAsia="Open Sans Light" w:hAnsi="Open Sans Light" w:cs="Open Sans Light"/>
+          <w:sz w:val="20"/>
+          <w:szCs w:val="20"/>
+        </w:rPr>
+        <w:t>}}</w:t>
       </w:r>
     </w:p>
     <w:p>
@@ -2057,178 +2496,6 @@
           <w:szCs w:val="20"/>
         </w:rPr>
       </w:pPr>
-      <w:r>
-        <w:rPr>
-          <w:rFonts w:ascii="Open Sans Light" w:eastAsia="Open Sans Light" w:hAnsi="Open Sans Light" w:cs="Open Sans Light"/>
-          <w:sz w:val="20"/>
-          <w:szCs w:val="20"/>
-        </w:rPr>
-        <w:t>{{FOR factura IN factures}}</w:t>
-      </w:r>
-    </w:p>
-    <w:p>
-      <w:pPr>
-        <w:pStyle w:val="Prrafodelista"/>
-        <w:keepLines/>
-        <w:widowControl w:val="0"/>
-        <w:numPr>
-          <w:ilvl w:val="0"/>
-          <w:numId w:val="24"/>
-        </w:numPr>
-        <w:tabs>
-          <w:tab w:val="left" w:pos="395"/>
-        </w:tabs>
-        <w:suppressAutoHyphens w:val="0"/>
-        <w:spacing w:before="120" w:line="276" w:lineRule="auto"/>
-        <w:jc w:val="both"/>
-        <w:rPr>
-          <w:rFonts w:ascii="Open Sans Light" w:eastAsia="Open Sans Light" w:hAnsi="Open Sans Light" w:cs="Open Sans Light"/>
-          <w:b/>
-          <w:sz w:val="20"/>
-          <w:szCs w:val="20"/>
-          <w:u w:val="single"/>
-        </w:rPr>
-      </w:pPr>
-      <w:r>
-        <w:rPr>
-          <w:rFonts w:ascii="Open Sans Light" w:eastAsia="Open Sans Light" w:hAnsi="Open Sans Light" w:cs="Open Sans Light"/>
-          <w:b/>
-          <w:sz w:val="20"/>
-          <w:szCs w:val="20"/>
-          <w:u w:val="single"/>
-        </w:rPr>
-        <w:t>{{$</w:t>
-      </w:r>
-      <w:proofErr w:type="spellStart"/>
-      <w:r>
-        <w:rPr>
-          <w:rFonts w:ascii="Open Sans Light" w:eastAsia="Open Sans Light" w:hAnsi="Open Sans Light" w:cs="Open Sans Light"/>
-          <w:b/>
-          <w:sz w:val="20"/>
-          <w:szCs w:val="20"/>
-          <w:u w:val="single"/>
-        </w:rPr>
-        <w:t>factura.descripcio</w:t>
-      </w:r>
-      <w:proofErr w:type="spellEnd"/>
-      <w:r>
-        <w:rPr>
-          <w:rFonts w:ascii="Open Sans Light" w:eastAsia="Open Sans Light" w:hAnsi="Open Sans Light" w:cs="Open Sans Light"/>
-          <w:b/>
-          <w:sz w:val="20"/>
-          <w:szCs w:val="20"/>
-          <w:u w:val="single"/>
-        </w:rPr>
-        <w:t>}} - {{$</w:t>
-      </w:r>
-      <w:proofErr w:type="spellStart"/>
-      <w:r>
-        <w:rPr>
-          <w:rFonts w:ascii="Open Sans Light" w:eastAsia="Open Sans Light" w:hAnsi="Open Sans Light" w:cs="Open Sans Light"/>
-          <w:b/>
-          <w:sz w:val="20"/>
-          <w:szCs w:val="20"/>
-          <w:u w:val="single"/>
-        </w:rPr>
-        <w:t>factura.periode</w:t>
-      </w:r>
-      <w:proofErr w:type="spellEnd"/>
-      <w:r>
-        <w:rPr>
-          <w:rFonts w:ascii="Open Sans Light" w:eastAsia="Open Sans Light" w:hAnsi="Open Sans Light" w:cs="Open Sans Light"/>
-          <w:b/>
-          <w:sz w:val="20"/>
-          <w:szCs w:val="20"/>
-          <w:u w:val="single"/>
-        </w:rPr>
-        <w:t>}}:</w:t>
-      </w:r>
-    </w:p>
-    <w:p>
-      <w:pPr>
-        <w:keepLines/>
-        <w:widowControl w:val="0"/>
-        <w:tabs>
-          <w:tab w:val="left" w:pos="395"/>
-        </w:tabs>
-        <w:suppressAutoHyphens w:val="0"/>
-        <w:spacing w:before="120" w:line="276" w:lineRule="auto"/>
-        <w:jc w:val="both"/>
-        <w:rPr>
-          <w:rFonts w:ascii="Open Sans Light" w:eastAsia="Open Sans Light" w:hAnsi="Open Sans Light" w:cs="Open Sans Light"/>
-          <w:sz w:val="20"/>
-          <w:szCs w:val="20"/>
-        </w:rPr>
-      </w:pPr>
-      <w:r>
-        <w:rPr>
-          <w:rFonts w:ascii="Open Sans Light" w:eastAsia="Open Sans Light" w:hAnsi="Open Sans Light" w:cs="Open Sans Light"/>
-          <w:sz w:val="20"/>
-          <w:szCs w:val="20"/>
-        </w:rPr>
-        <w:t>{{$</w:t>
-      </w:r>
-      <w:proofErr w:type="spellStart"/>
-      <w:r>
-        <w:rPr>
-          <w:rFonts w:ascii="Open Sans Light" w:eastAsia="Open Sans Light" w:hAnsi="Open Sans Light" w:cs="Open Sans Light"/>
-          <w:sz w:val="20"/>
-          <w:szCs w:val="20"/>
-        </w:rPr>
-        <w:t>factura.record.motivacio_no_contractacio</w:t>
-      </w:r>
-      <w:proofErr w:type="spellEnd"/>
-      <w:r>
-        <w:rPr>
-          <w:rFonts w:ascii="Open Sans Light" w:eastAsia="Open Sans Light" w:hAnsi="Open Sans Light" w:cs="Open Sans Light"/>
-          <w:sz w:val="20"/>
-          <w:szCs w:val="20"/>
-        </w:rPr>
-        <w:t>}}</w:t>
-      </w:r>
-    </w:p>
-    <w:p>
-      <w:pPr>
-        <w:keepLines/>
-        <w:widowControl w:val="0"/>
-        <w:tabs>
-          <w:tab w:val="left" w:pos="395"/>
-        </w:tabs>
-        <w:suppressAutoHyphens w:val="0"/>
-        <w:spacing w:before="120" w:line="276" w:lineRule="auto"/>
-        <w:jc w:val="both"/>
-        <w:rPr>
-          <w:rFonts w:ascii="Open Sans Light" w:eastAsia="Open Sans Light" w:hAnsi="Open Sans Light" w:cs="Open Sans Light"/>
-          <w:sz w:val="20"/>
-          <w:szCs w:val="20"/>
-        </w:rPr>
-      </w:pPr>
-      <w:r>
-        <w:rPr>
-          <w:rFonts w:ascii="Open Sans Light" w:eastAsia="Open Sans Light" w:hAnsi="Open Sans Light" w:cs="Open Sans Light"/>
-          <w:sz w:val="20"/>
-          <w:szCs w:val="20"/>
-        </w:rPr>
-        <w:t>{{$</w:t>
-      </w:r>
-      <w:proofErr w:type="spellStart"/>
-      <w:r>
-        <w:rPr>
-          <w:rFonts w:ascii="Open Sans Light" w:eastAsia="Open Sans Light" w:hAnsi="Open Sans Light" w:cs="Open Sans Light"/>
-          <w:sz w:val="20"/>
-          <w:szCs w:val="20"/>
-        </w:rPr>
-        <w:t>factura.record.explicacio_no_contractacio</w:t>
-      </w:r>
-      <w:proofErr w:type="spellEnd"/>
-      <w:r>
-        <w:rPr>
-          <w:rFonts w:ascii="Open Sans Light" w:eastAsia="Open Sans Light" w:hAnsi="Open Sans Light" w:cs="Open Sans Light"/>
-          <w:sz w:val="20"/>
-          <w:szCs w:val="20"/>
-        </w:rPr>
-        <w:t>}}</w:t>
-      </w:r>
     </w:p>
     <w:p>
       <w:pPr>
@@ -2313,7 +2580,6 @@
           <w:ilvl w:val="0"/>
           <w:numId w:val="23"/>
         </w:numPr>
-        <w:jc w:val="both"/>
         <w:rPr>
           <w:rFonts w:ascii="Open Sans Light" w:hAnsi="Open Sans Light" w:cs="Open Sans Light"/>
           <w:sz w:val="20"/>
@@ -2342,7 +2608,6 @@
     <w:p>
       <w:pPr>
         <w:pStyle w:val="Prrafodelista"/>
-        <w:jc w:val="both"/>
         <w:rPr>
           <w:rFonts w:ascii="Open Sans Light" w:hAnsi="Open Sans Light" w:cs="Open Sans Light"/>
           <w:sz w:val="20"/>
@@ -2361,21 +2626,39 @@
     <w:p>
       <w:pPr>
         <w:pStyle w:val="Prrafodelista"/>
-        <w:jc w:val="both"/>
-        <w:rPr>
-          <w:rFonts w:ascii="Open Sans Light" w:hAnsi="Open Sans Light" w:cs="Open Sans Light"/>
-          <w:sz w:val="20"/>
-          <w:szCs w:val="20"/>
-        </w:rPr>
-      </w:pPr>
-      <w:r>
-        <w:rPr>
-          <w:rFonts w:ascii="Open Sans Light" w:hAnsi="Open Sans Light" w:cs="Open Sans Light"/>
-          <w:sz w:val="20"/>
-          <w:szCs w:val="20"/>
-        </w:rPr>
-        <w:t>De conformitat amb la documentació obrant a l’expedient i amb el que disposa la base 29 de les d’execució del pressupost del Consell de Mallorca per a l’any 2026, l’article 1089 del Codi civil i l’article 60.2 del RD 500/1990, és procedent el reconeixement de les despeses per tal d'evitar l'enriquiment injust que suposaria no pagar a tercers els drets adquirits davant la corporació i obligar a haver de recórrer davant els tribunals de justícia per el cobrament del seu crèdit. </w:t>
-      </w:r>
+        <w:rPr>
+          <w:rFonts w:ascii="Open Sans Light" w:hAnsi="Open Sans Light" w:cs="Open Sans Light"/>
+          <w:sz w:val="20"/>
+          <w:szCs w:val="20"/>
+        </w:rPr>
+      </w:pPr>
+      <w:r>
+        <w:rPr>
+          <w:rFonts w:ascii="Open Sans Light" w:hAnsi="Open Sans Light" w:cs="Open Sans Light"/>
+          <w:sz w:val="20"/>
+          <w:szCs w:val="20"/>
+        </w:rPr>
+        <w:t xml:space="preserve">De conformitat amb la documentació obrant a l’expedient i amb el que disposa la base 29 de les d’execució del pressupost del Consell de Mallorca per a l’any 2026, l’article 1089 del Codi civil i l’article 60.2 del RD 500/1990, és procedent el reconeixement de les despeses per tal d'evitar l'enriquiment injust que suposaria no pagar a tercers els </w:t>
+      </w:r>
+      <w:r>
+        <w:rPr>
+          <w:rFonts w:ascii="Open Sans Light" w:hAnsi="Open Sans Light" w:cs="Open Sans Light"/>
+          <w:sz w:val="20"/>
+          <w:szCs w:val="20"/>
+        </w:rPr>
+        <w:lastRenderedPageBreak/>
+        <w:t>drets adquirits davant la corporació i obligar a haver de recórrer davant els tribunals de justícia per el cobrament del seu crèdit. </w:t>
+      </w:r>
+    </w:p>
+    <w:p>
+      <w:pPr>
+        <w:pStyle w:val="Prrafodelista"/>
+        <w:rPr>
+          <w:rFonts w:ascii="Open Sans Light" w:hAnsi="Open Sans Light" w:cs="Open Sans Light"/>
+          <w:sz w:val="20"/>
+          <w:szCs w:val="20"/>
+        </w:rPr>
+      </w:pPr>
     </w:p>
     <w:p>
       <w:pPr>
@@ -2384,7 +2667,6 @@
           <w:ilvl w:val="0"/>
           <w:numId w:val="23"/>
         </w:numPr>
-        <w:jc w:val="both"/>
         <w:rPr>
           <w:rFonts w:ascii="Open Sans Light" w:hAnsi="Open Sans Light" w:cs="Open Sans Light"/>
           <w:sz w:val="20"/>
@@ -2413,7 +2695,6 @@
     <w:p>
       <w:pPr>
         <w:pStyle w:val="Prrafodelista"/>
-        <w:jc w:val="both"/>
         <w:rPr>
           <w:rFonts w:ascii="Open Sans Light" w:hAnsi="Open Sans Light" w:cs="Open Sans Light"/>
           <w:sz w:val="20"/>
@@ -2428,7 +2709,6 @@
           <w:ilvl w:val="0"/>
           <w:numId w:val="23"/>
         </w:numPr>
-        <w:jc w:val="both"/>
         <w:rPr>
           <w:rFonts w:ascii="Open Sans Light" w:hAnsi="Open Sans Light" w:cs="Open Sans Light"/>
           <w:sz w:val="20"/>
@@ -2449,7 +2729,6 @@
     <w:p>
       <w:pPr>
         <w:pStyle w:val="Prrafodelista"/>
-        <w:jc w:val="both"/>
         <w:rPr>
           <w:rFonts w:ascii="Open Sans Light" w:hAnsi="Open Sans Light" w:cs="Open Sans Light"/>
           <w:sz w:val="20"/>
@@ -2467,7 +2746,6 @@
     </w:p>
     <w:p>
       <w:pPr>
-        <w:jc w:val="both"/>
         <w:rPr>
           <w:rFonts w:ascii="Open Sans Light" w:hAnsi="Open Sans Light" w:cs="Open Sans Light"/>
           <w:sz w:val="20"/>
@@ -2482,7 +2760,6 @@
           <w:ilvl w:val="0"/>
           <w:numId w:val="23"/>
         </w:numPr>
-        <w:jc w:val="both"/>
         <w:rPr>
           <w:rFonts w:ascii="Open Sans Light" w:hAnsi="Open Sans Light" w:cs="Open Sans Light"/>
           <w:sz w:val="20"/>
@@ -2521,7 +2798,6 @@
     <w:p>
       <w:pPr>
         <w:pStyle w:val="Prrafodelista"/>
-        <w:jc w:val="both"/>
         <w:rPr>
           <w:rFonts w:ascii="Open Sans Light" w:hAnsi="Open Sans Light" w:cs="Open Sans Light"/>
           <w:sz w:val="20"/>
@@ -2536,7 +2812,6 @@
           <w:ilvl w:val="0"/>
           <w:numId w:val="23"/>
         </w:numPr>
-        <w:jc w:val="both"/>
         <w:rPr>
           <w:rFonts w:ascii="Open Sans Light" w:hAnsi="Open Sans Light" w:cs="Open Sans Light"/>
           <w:sz w:val="20"/>
@@ -2573,34 +2848,23 @@
     <w:p>
       <w:pPr>
         <w:pStyle w:val="Prrafodelista"/>
-        <w:jc w:val="both"/>
-        <w:rPr>
-          <w:rFonts w:ascii="Open Sans Light" w:hAnsi="Open Sans Light" w:cs="Open Sans Light"/>
-          <w:sz w:val="20"/>
-          <w:szCs w:val="20"/>
-        </w:rPr>
-      </w:pPr>
-      <w:r>
-        <w:rPr>
-          <w:rFonts w:ascii="Open Sans Light" w:hAnsi="Open Sans Light" w:cs="Open Sans Light"/>
-          <w:sz w:val="20"/>
-          <w:szCs w:val="20"/>
-        </w:rPr>
-        <w:t xml:space="preserve">D’acord amb la informació d’execució pressupostària, existeix crèdit per imputar la despesa derivada de les prestacions realitzades i, vistes les necessitats i atencions de </w:t>
-      </w:r>
-      <w:r>
-        <w:rPr>
-          <w:rFonts w:ascii="Open Sans Light" w:hAnsi="Open Sans Light" w:cs="Open Sans Light"/>
-          <w:sz w:val="20"/>
-          <w:szCs w:val="20"/>
-        </w:rPr>
-        <w:lastRenderedPageBreak/>
-        <w:t>l’aplicació durant tot l’exercici, no s’aprecia impediment o limitació a la imputació de la despesa al pressupost de l’exercici corrent. </w:t>
-      </w:r>
-    </w:p>
-    <w:p>
-      <w:pPr>
-        <w:jc w:val="both"/>
+        <w:rPr>
+          <w:rFonts w:ascii="Open Sans Light" w:hAnsi="Open Sans Light" w:cs="Open Sans Light"/>
+          <w:sz w:val="20"/>
+          <w:szCs w:val="20"/>
+        </w:rPr>
+      </w:pPr>
+      <w:r>
+        <w:rPr>
+          <w:rFonts w:ascii="Open Sans Light" w:hAnsi="Open Sans Light" w:cs="Open Sans Light"/>
+          <w:sz w:val="20"/>
+          <w:szCs w:val="20"/>
+        </w:rPr>
+        <w:t>D’acord amb la informació d’execució pressupostària, existeix crèdit per imputar la despesa derivada de les prestacions realitzades i, vistes les necessitats i atencions de l’aplicació durant tot l’exercici, no s’aprecia impediment o limitació a la imputació de la despesa al pressupost de l’exercici corrent. </w:t>
+      </w:r>
+    </w:p>
+    <w:p>
+      <w:pPr>
         <w:rPr>
           <w:rFonts w:ascii="Open Sans Light" w:hAnsi="Open Sans Light" w:cs="Open Sans Light"/>
           <w:sz w:val="20"/>
@@ -2615,7 +2879,6 @@
           <w:ilvl w:val="0"/>
           <w:numId w:val="23"/>
         </w:numPr>
-        <w:jc w:val="both"/>
         <w:rPr>
           <w:rFonts w:ascii="Open Sans Light" w:hAnsi="Open Sans Light" w:cs="Open Sans Light"/>
           <w:sz w:val="20"/>
@@ -2644,7 +2907,6 @@
     <w:p>
       <w:pPr>
         <w:pStyle w:val="Prrafodelista"/>
-        <w:jc w:val="both"/>
         <w:rPr>
           <w:rFonts w:ascii="Open Sans Light" w:hAnsi="Open Sans Light" w:cs="Open Sans Light"/>
           <w:sz w:val="20"/>
@@ -2663,7 +2925,6 @@
     <w:p>
       <w:pPr>
         <w:pStyle w:val="Prrafodelista"/>
-        <w:jc w:val="both"/>
         <w:rPr>
           <w:rFonts w:ascii="Open Sans Light" w:hAnsi="Open Sans Light" w:cs="Open Sans Light"/>
           <w:sz w:val="20"/>
@@ -2678,7 +2939,6 @@
           <w:ilvl w:val="0"/>
           <w:numId w:val="23"/>
         </w:numPr>
-        <w:jc w:val="both"/>
         <w:rPr>
           <w:rFonts w:ascii="Open Sans Light" w:hAnsi="Open Sans Light" w:cs="Open Sans Light"/>
           <w:sz w:val="20"/>
@@ -2707,7 +2967,6 @@
     <w:p>
       <w:pPr>
         <w:pStyle w:val="Prrafodelista"/>
-        <w:jc w:val="both"/>
         <w:rPr>
           <w:rFonts w:ascii="Open Sans Light" w:hAnsi="Open Sans Light" w:cs="Open Sans Light"/>
           <w:sz w:val="20"/>
@@ -2725,17 +2984,15 @@
     </w:p>
     <w:p>
       <w:pPr>
-        <w:jc w:val="both"/>
-        <w:rPr>
-          <w:rFonts w:ascii="Open Sans Light" w:hAnsi="Open Sans Light" w:cs="Open Sans Light"/>
-          <w:sz w:val="20"/>
-          <w:szCs w:val="20"/>
-        </w:rPr>
-      </w:pPr>
-    </w:p>
-    <w:p>
-      <w:pPr>
-        <w:jc w:val="both"/>
+        <w:rPr>
+          <w:rFonts w:ascii="Open Sans Light" w:hAnsi="Open Sans Light" w:cs="Open Sans Light"/>
+          <w:sz w:val="20"/>
+          <w:szCs w:val="20"/>
+        </w:rPr>
+      </w:pPr>
+    </w:p>
+    <w:p>
+      <w:pPr>
         <w:rPr>
           <w:rFonts w:ascii="Open Sans Light" w:hAnsi="Open Sans Light" w:cs="Open Sans Light"/>
           <w:sz w:val="20"/>
@@ -2793,17 +3050,15 @@
     </w:p>
     <w:p>
       <w:pPr>
-        <w:jc w:val="both"/>
-        <w:rPr>
-          <w:rFonts w:ascii="Open Sans Light" w:hAnsi="Open Sans Light" w:cs="Open Sans Light"/>
-          <w:sz w:val="20"/>
-          <w:szCs w:val="20"/>
-        </w:rPr>
-      </w:pPr>
-    </w:p>
-    <w:p>
-      <w:pPr>
-        <w:jc w:val="both"/>
+        <w:rPr>
+          <w:rFonts w:ascii="Open Sans Light" w:hAnsi="Open Sans Light" w:cs="Open Sans Light"/>
+          <w:sz w:val="20"/>
+          <w:szCs w:val="20"/>
+        </w:rPr>
+      </w:pPr>
+    </w:p>
+    <w:p>
+      <w:pPr>
         <w:rPr>
           <w:rFonts w:ascii="Open Sans Light" w:hAnsi="Open Sans Light" w:cs="Open Sans Light"/>
           <w:sz w:val="20"/>
@@ -2821,17 +3076,15 @@
     </w:p>
     <w:p>
       <w:pPr>
-        <w:jc w:val="both"/>
-        <w:rPr>
-          <w:rFonts w:ascii="Open Sans Light" w:hAnsi="Open Sans Light" w:cs="Open Sans Light"/>
-          <w:sz w:val="20"/>
-          <w:szCs w:val="20"/>
-        </w:rPr>
-      </w:pPr>
-    </w:p>
-    <w:p>
-      <w:pPr>
-        <w:jc w:val="both"/>
+        <w:rPr>
+          <w:rFonts w:ascii="Open Sans Light" w:hAnsi="Open Sans Light" w:cs="Open Sans Light"/>
+          <w:sz w:val="20"/>
+          <w:szCs w:val="20"/>
+        </w:rPr>
+      </w:pPr>
+    </w:p>
+    <w:p>
+      <w:pPr>
         <w:rPr>
           <w:rFonts w:ascii="Open Sans Light" w:hAnsi="Open Sans Light" w:cs="Open Sans Light"/>
           <w:sz w:val="20"/>
@@ -2859,17 +3112,15 @@
     </w:p>
     <w:p>
       <w:pPr>
-        <w:jc w:val="both"/>
-        <w:rPr>
-          <w:rFonts w:ascii="Open Sans Light" w:hAnsi="Open Sans Light" w:cs="Open Sans Light"/>
-          <w:sz w:val="20"/>
-          <w:szCs w:val="20"/>
-        </w:rPr>
-      </w:pPr>
-    </w:p>
-    <w:p>
-      <w:pPr>
-        <w:jc w:val="both"/>
+        <w:rPr>
+          <w:rFonts w:ascii="Open Sans Light" w:hAnsi="Open Sans Light" w:cs="Open Sans Light"/>
+          <w:sz w:val="20"/>
+          <w:szCs w:val="20"/>
+        </w:rPr>
+      </w:pPr>
+    </w:p>
+    <w:p>
+      <w:pPr>
         <w:rPr>
           <w:rFonts w:ascii="Open Sans Light" w:hAnsi="Open Sans Light" w:cs="Open Sans Light"/>
           <w:sz w:val="20"/>
@@ -2887,17 +3138,15 @@
     </w:p>
     <w:p>
       <w:pPr>
-        <w:jc w:val="both"/>
-        <w:rPr>
-          <w:rFonts w:ascii="Open Sans Light" w:hAnsi="Open Sans Light" w:cs="Open Sans Light"/>
-          <w:sz w:val="20"/>
-          <w:szCs w:val="20"/>
-        </w:rPr>
-      </w:pPr>
-    </w:p>
-    <w:p>
-      <w:pPr>
-        <w:jc w:val="both"/>
+        <w:rPr>
+          <w:rFonts w:ascii="Open Sans Light" w:hAnsi="Open Sans Light" w:cs="Open Sans Light"/>
+          <w:sz w:val="20"/>
+          <w:szCs w:val="20"/>
+        </w:rPr>
+      </w:pPr>
+    </w:p>
+    <w:p>
+      <w:pPr>
         <w:rPr>
           <w:rFonts w:ascii="Open Sans Light" w:hAnsi="Open Sans Light" w:cs="Open Sans Light"/>
           <w:sz w:val="20"/>
@@ -5479,7 +5728,7 @@
         <w:sz w:val="20"/>
         <w:szCs w:val="20"/>
       </w:rPr>
-      <w:t>3</w:t>
+      <w:t>5</w:t>
     </w:r>
     <w:r>
       <w:rPr>
@@ -5528,7 +5777,7 @@
         <w:sz w:val="20"/>
         <w:szCs w:val="20"/>
       </w:rPr>
-      <w:t>6</w:t>
+      <w:t>7</w:t>
     </w:r>
     <w:r>
       <w:rPr>
@@ -5585,7 +5834,7 @@
         <w:sz w:val="20"/>
         <w:szCs w:val="20"/>
       </w:rPr>
-      <w:t>6</w:t>
+      <w:t>7</w:t>
     </w:r>
     <w:r>
       <w:rPr>
@@ -5634,7 +5883,7 @@
         <w:sz w:val="20"/>
         <w:szCs w:val="20"/>
       </w:rPr>
-      <w:t>6</w:t>
+      <w:t>7</w:t>
     </w:r>
     <w:r>
       <w:rPr>
@@ -10025,7 +10274,7 @@
 </file>
 
 <file path=customXml/itemProps4.xml><?xml version="1.0" encoding="utf-8"?>
-<ds:datastoreItem xmlns:ds="http://schemas.openxmlformats.org/officeDocument/2006/customXml" ds:itemID="{EAF09EC9-2E9B-4CC5-BFF4-6A20CA163D0A}">
+<ds:datastoreItem xmlns:ds="http://schemas.openxmlformats.org/officeDocument/2006/customXml" ds:itemID="{EEE74B99-9CCD-4AB5-A6E6-0458379C5721}">
   <ds:schemaRefs>
     <ds:schemaRef ds:uri="http://schemas.openxmlformats.org/officeDocument/2006/bibliography"/>
   </ds:schemaRefs>

--- a/public/templates/Memòria_justificativa_OFI.docx
+++ b/public/templates/Memòria_justificativa_OFI.docx
@@ -1556,7 +1556,23 @@
           <w:sz w:val="20"/>
           <w:szCs w:val="20"/>
         </w:rPr>
-        <w:t xml:space="preserve"> va ser seleccionat atès </w:t>
+        <w:t xml:space="preserve"> va ser seleccionat </w:t>
+      </w:r>
+      <w:r>
+        <w:rPr>
+          <w:rFonts w:ascii="Open Sans Light" w:eastAsia="Open Sans Light" w:hAnsi="Open Sans Light" w:cs="Open Sans Light"/>
+          <w:sz w:val="20"/>
+          <w:szCs w:val="20"/>
+        </w:rPr>
+        <w:t>baix el criteri de</w:t>
+      </w:r>
+      <w:r>
+        <w:rPr>
+          <w:rFonts w:ascii="Open Sans Light" w:eastAsia="Open Sans Light" w:hAnsi="Open Sans Light" w:cs="Open Sans Light"/>
+          <w:sz w:val="20"/>
+          <w:szCs w:val="20"/>
+        </w:rPr>
+        <w:t xml:space="preserve"> </w:t>
       </w:r>
       <w:r>
         <w:rPr>
@@ -1595,15 +1611,6 @@
     </w:p>
     <w:p>
       <w:pPr>
-        <w:rPr>
-          <w:rFonts w:ascii="Open Sans Light" w:eastAsia="Open Sans Light" w:hAnsi="Open Sans Light" w:cs="Open Sans Light"/>
-          <w:sz w:val="20"/>
-          <w:szCs w:val="20"/>
-        </w:rPr>
-      </w:pPr>
-    </w:p>
-    <w:p>
-      <w:pPr>
         <w:jc w:val="both"/>
         <w:rPr>
           <w:rFonts w:ascii="Open Sans Light" w:eastAsia="Open Sans Light" w:hAnsi="Open Sans Light" w:cs="Open Sans Light"/>
@@ -1611,12 +1618,13 @@
           <w:szCs w:val="20"/>
         </w:rPr>
       </w:pPr>
+      <w:bookmarkStart w:id="0" w:name="_GoBack"/>
+      <w:bookmarkEnd w:id="0"/>
     </w:p>
     <w:p>
       <w:pPr>
         <w:jc w:val="both"/>
         <w:rPr>
-          <w:rStyle w:val="normaltextrun"/>
           <w:rFonts w:ascii="Open Sans Light" w:eastAsia="Open Sans Light" w:hAnsi="Open Sans Light" w:cs="Open Sans Light"/>
           <w:sz w:val="20"/>
           <w:szCs w:val="20"/>
@@ -1635,15 +1643,9 @@
       <w:pPr>
         <w:jc w:val="both"/>
         <w:rPr>
-          <w:rStyle w:val="normaltextrun"/>
-          <w:rFonts w:ascii="Open Sans Light" w:eastAsia="Times New Roman" w:hAnsi="Open Sans Light" w:cs="Open Sans Light"/>
-          <w:i/>
-          <w:iCs/>
-          <w:kern w:val="0"/>
-          <w:sz w:val="20"/>
-          <w:szCs w:val="20"/>
-          <w:shd w:val="clear" w:color="auto" w:fill="FFFF00"/>
-          <w:lang w:eastAsia="es-ES" w:bidi="ar-SA"/>
+          <w:rFonts w:ascii="Open Sans Light" w:eastAsia="Open Sans Light" w:hAnsi="Open Sans Light" w:cs="Open Sans Light"/>
+          <w:sz w:val="20"/>
+          <w:szCs w:val="20"/>
         </w:rPr>
       </w:pPr>
     </w:p>
@@ -1863,7 +1865,6 @@
           <w:szCs w:val="20"/>
           <w:lang w:eastAsia="es-ES" w:bidi="ar-SA"/>
         </w:rPr>
-        <w:lastRenderedPageBreak/>
         <w:t>JUSTIFICACIÓ I VALORACIÓ QUE EL PREU, IMPORT O QUANTIA PROPOSADA S’AJUSTA AL DE MERCAT, A LES TARIFES OFICIALS O ALS IMPORTS REGLAMENTARIS, SEGONS PROCEDEIXI</w:t>
       </w:r>
       <w:r>
@@ -2344,7 +2345,6 @@
           <w:szCs w:val="20"/>
         </w:rPr>
       </w:pPr>
-      <w:bookmarkStart w:id="0" w:name="_GoBack"/>
       <w:r>
         <w:rPr>
           <w:rFonts w:ascii="Open Sans Light" w:eastAsia="Open Sans Light" w:hAnsi="Open Sans Light" w:cs="Open Sans Light"/>
@@ -2395,7 +2395,6 @@
         <w:t>}}:</w:t>
       </w:r>
     </w:p>
-    <w:bookmarkEnd w:id="0"/>
     <w:p>
       <w:pPr>
         <w:keepLines/>
@@ -2638,16 +2637,7 @@
           <w:sz w:val="20"/>
           <w:szCs w:val="20"/>
         </w:rPr>
-        <w:t xml:space="preserve">De conformitat amb la documentació obrant a l’expedient i amb el que disposa la base 29 de les d’execució del pressupost del Consell de Mallorca per a l’any 2026, l’article 1089 del Codi civil i l’article 60.2 del RD 500/1990, és procedent el reconeixement de les despeses per tal d'evitar l'enriquiment injust que suposaria no pagar a tercers els </w:t>
-      </w:r>
-      <w:r>
-        <w:rPr>
-          <w:rFonts w:ascii="Open Sans Light" w:hAnsi="Open Sans Light" w:cs="Open Sans Light"/>
-          <w:sz w:val="20"/>
-          <w:szCs w:val="20"/>
-        </w:rPr>
-        <w:lastRenderedPageBreak/>
-        <w:t>drets adquirits davant la corporació i obligar a haver de recórrer davant els tribunals de justícia per el cobrament del seu crèdit. </w:t>
+        <w:t>De conformitat amb la documentació obrant a l’expedient i amb el que disposa la base 29 de les d’execució del pressupost del Consell de Mallorca per a l’any 2026, l’article 1089 del Codi civil i l’article 60.2 del RD 500/1990, és procedent el reconeixement de les despeses per tal d'evitar l'enriquiment injust que suposaria no pagar a tercers els drets adquirits davant la corporació i obligar a haver de recórrer davant els tribunals de justícia per el cobrament del seu crèdit. </w:t>
       </w:r>
     </w:p>
     <w:p>
@@ -2681,6 +2671,7 @@
           <w:sz w:val="20"/>
           <w:szCs w:val="20"/>
         </w:rPr>
+        <w:lastRenderedPageBreak/>
         <w:t>Les unitats subministrades/prestades són les estrictament necessàries per a la realització de les  prestacions.</w:t>
       </w:r>
       <w:r>
@@ -3133,6 +3124,7 @@
           <w:sz w:val="20"/>
           <w:szCs w:val="20"/>
         </w:rPr>
+        <w:lastRenderedPageBreak/>
         <w:t>És procedent el reconeixement de la despesa per tal d'evitar l'enriquiment injust que suposaria no pagar a tercers els drets adquirits davant la corporació i obligar als particulars a haver de recórrer davant els tribunals de justícia per el cobrament dels seus crèdits. </w:t>
       </w:r>
     </w:p>
@@ -9446,7 +9438,6 @@
   <w:style w:type="character" w:default="1" w:styleId="Fuentedeprrafopredeter">
     <w:name w:val="Default Paragraph Font"/>
     <w:uiPriority w:val="1"/>
-    <w:semiHidden/>
     <w:unhideWhenUsed/>
   </w:style>
   <w:style w:type="table" w:default="1" w:styleId="Tablanormal">
@@ -10274,7 +10265,7 @@
 </file>
 
 <file path=customXml/itemProps4.xml><?xml version="1.0" encoding="utf-8"?>
-<ds:datastoreItem xmlns:ds="http://schemas.openxmlformats.org/officeDocument/2006/customXml" ds:itemID="{EEE74B99-9CCD-4AB5-A6E6-0458379C5721}">
+<ds:datastoreItem xmlns:ds="http://schemas.openxmlformats.org/officeDocument/2006/customXml" ds:itemID="{B47DCD74-60EB-4EE6-93DC-DDD9FD32E6BD}">
   <ds:schemaRefs>
     <ds:schemaRef ds:uri="http://schemas.openxmlformats.org/officeDocument/2006/bibliography"/>
   </ds:schemaRefs>

--- a/public/templates/Memòria_justificativa_OFI.docx
+++ b/public/templates/Memòria_justificativa_OFI.docx
@@ -1160,6 +1160,85 @@
     <w:p>
       <w:pPr>
         <w:rPr>
+          <w:rFonts w:eastAsia="Open Sans Light"/>
+        </w:rPr>
+      </w:pPr>
+      <w:r>
+        <w:rPr>
+          <w:rFonts w:ascii="Open Sans Light" w:eastAsia="Open Sans Light" w:hAnsi="Open Sans Light"/>
+          <w:sz w:val="20"/>
+          <w:szCs w:val="20"/>
+        </w:rPr>
+        <w:t>Els criteris de selecció dels tercers responen a la immediatesa, especialització</w:t>
+      </w:r>
+      <w:r>
+        <w:rPr>
+          <w:rFonts w:ascii="Open Sans Light" w:eastAsia="Open Sans Light" w:hAnsi="Open Sans Light"/>
+          <w:sz w:val="20"/>
+          <w:szCs w:val="20"/>
+        </w:rPr>
+        <w:t xml:space="preserve"> dels serveis prestats o bens subministrats</w:t>
+      </w:r>
+      <w:r>
+        <w:rPr>
+          <w:rFonts w:ascii="Open Sans Light" w:eastAsia="Open Sans Light" w:hAnsi="Open Sans Light"/>
+          <w:sz w:val="20"/>
+          <w:szCs w:val="20"/>
+        </w:rPr>
+        <w:t>, vinculació prèvia</w:t>
+      </w:r>
+      <w:r>
+        <w:rPr>
+          <w:rFonts w:ascii="Open Sans Light" w:eastAsia="Open Sans Light" w:hAnsi="Open Sans Light"/>
+          <w:sz w:val="20"/>
+          <w:szCs w:val="20"/>
+        </w:rPr>
+        <w:t xml:space="preserve"> i correcta gestió dels serveis que venien prestant</w:t>
+      </w:r>
+      <w:r>
+        <w:rPr>
+          <w:rFonts w:ascii="Open Sans Light" w:eastAsia="Open Sans Light" w:hAnsi="Open Sans Light"/>
+          <w:sz w:val="20"/>
+          <w:szCs w:val="20"/>
+        </w:rPr>
+        <w:t>, millor oferta segons criteri de qualitat-cost</w:t>
+      </w:r>
+      <w:r>
+        <w:rPr>
+          <w:rFonts w:ascii="Open Sans Light" w:eastAsia="Open Sans Light" w:hAnsi="Open Sans Light"/>
+          <w:sz w:val="20"/>
+          <w:szCs w:val="20"/>
+        </w:rPr>
+        <w:t xml:space="preserve"> o </w:t>
+      </w:r>
+      <w:r>
+        <w:rPr>
+          <w:rFonts w:ascii="Open Sans Light" w:eastAsia="Open Sans Light" w:hAnsi="Open Sans Light"/>
+          <w:sz w:val="20"/>
+          <w:szCs w:val="20"/>
+        </w:rPr>
+        <w:t xml:space="preserve">la </w:t>
+      </w:r>
+      <w:r>
+        <w:rPr>
+          <w:rFonts w:ascii="Open Sans Light" w:eastAsia="Open Sans Light" w:hAnsi="Open Sans Light"/>
+          <w:sz w:val="20"/>
+          <w:szCs w:val="20"/>
+        </w:rPr>
+        <w:t>necessitat de no interrompre serveis de naturalesa essencial per als usuaris d</w:t>
+      </w:r>
+      <w:r>
+        <w:rPr>
+          <w:rFonts w:ascii="Open Sans Light" w:eastAsia="Open Sans Light" w:hAnsi="Open Sans Light"/>
+          <w:sz w:val="20"/>
+          <w:szCs w:val="20"/>
+        </w:rPr>
+        <w:t>els diferents centres de l'IMAS, d’acord als següent detall:</w:t>
+      </w:r>
+    </w:p>
+    <w:p>
+      <w:pPr>
+        <w:rPr>
           <w:rStyle w:val="normaltextrun"/>
           <w:rFonts w:ascii="Open Sans Light" w:eastAsia="Times New Roman" w:hAnsi="Open Sans Light" w:cs="Open Sans Light"/>
           <w:i/>
@@ -1171,239 +1250,102 @@
           <w:lang w:eastAsia="es-ES" w:bidi="ar-SA"/>
         </w:rPr>
       </w:pPr>
-      <w:r>
-        <w:rPr>
-          <w:rStyle w:val="normaltextrun"/>
-          <w:rFonts w:ascii="Open Sans Light" w:eastAsia="Times New Roman" w:hAnsi="Open Sans Light" w:cs="Open Sans Light"/>
-          <w:i/>
-          <w:iCs/>
-          <w:color w:val="000000"/>
-          <w:kern w:val="0"/>
-          <w:sz w:val="20"/>
-          <w:szCs w:val="20"/>
-          <w:shd w:val="clear" w:color="auto" w:fill="FFFF00"/>
-          <w:lang w:eastAsia="es-ES" w:bidi="ar-SA"/>
-        </w:rPr>
-        <w:t>Exemple: Els serveis que s’han ofert per </w:t>
+    </w:p>
+    <w:p>
+      <w:pPr>
+        <w:rPr>
+          <w:rFonts w:ascii="Open Sans Light" w:eastAsia="Open Sans Light" w:hAnsi="Open Sans Light" w:cs="Open Sans Light"/>
+          <w:sz w:val="20"/>
+          <w:szCs w:val="20"/>
+        </w:rPr>
+      </w:pPr>
+      <w:r>
+        <w:rPr>
+          <w:rFonts w:ascii="Open Sans Light" w:eastAsia="Open Sans Light" w:hAnsi="Open Sans Light" w:cs="Open Sans Light"/>
+          <w:sz w:val="20"/>
+          <w:szCs w:val="20"/>
+        </w:rPr>
+        <w:t>{{FOR factura IN factures}}</w:t>
+      </w:r>
+    </w:p>
+    <w:p>
+      <w:pPr>
+        <w:rPr>
+          <w:rFonts w:ascii="Open Sans Light" w:eastAsia="Open Sans Light" w:hAnsi="Open Sans Light" w:cs="Open Sans Light"/>
+          <w:b/>
+          <w:sz w:val="20"/>
+          <w:szCs w:val="20"/>
+        </w:rPr>
+      </w:pPr>
+      <w:r>
+        <w:rPr>
+          <w:rFonts w:ascii="Open Sans Light" w:eastAsia="Open Sans Light" w:hAnsi="Open Sans Light" w:cs="Open Sans Light"/>
+          <w:b/>
+          <w:sz w:val="20"/>
+          <w:szCs w:val="20"/>
+        </w:rPr>
+        <w:t>{{$</w:t>
       </w:r>
       <w:proofErr w:type="spellStart"/>
       <w:r>
         <w:rPr>
-          <w:rStyle w:val="normaltextrun"/>
-          <w:rFonts w:ascii="Open Sans Light" w:eastAsia="Times New Roman" w:hAnsi="Open Sans Light" w:cs="Open Sans Light"/>
-          <w:i/>
-          <w:iCs/>
-          <w:color w:val="000000"/>
-          <w:kern w:val="0"/>
-          <w:sz w:val="20"/>
-          <w:szCs w:val="20"/>
-          <w:shd w:val="clear" w:color="auto" w:fill="FFFF00"/>
-          <w:lang w:eastAsia="es-ES" w:bidi="ar-SA"/>
-        </w:rPr>
-        <w:t>xxxxxxxxxxxxxxxxxxxxx</w:t>
+          <w:rFonts w:ascii="Open Sans Light" w:eastAsia="Open Sans Light" w:hAnsi="Open Sans Light" w:cs="Open Sans Light"/>
+          <w:b/>
+          <w:sz w:val="20"/>
+          <w:szCs w:val="20"/>
+        </w:rPr>
+        <w:t>factura.descripcio</w:t>
       </w:r>
       <w:proofErr w:type="spellEnd"/>
       <w:r>
         <w:rPr>
-          <w:rStyle w:val="normaltextrun"/>
-          <w:rFonts w:ascii="Open Sans Light" w:eastAsia="Times New Roman" w:hAnsi="Open Sans Light" w:cs="Open Sans Light"/>
-          <w:i/>
-          <w:iCs/>
-          <w:color w:val="000000"/>
-          <w:kern w:val="0"/>
-          <w:sz w:val="20"/>
-          <w:szCs w:val="20"/>
-          <w:shd w:val="clear" w:color="auto" w:fill="FFFF00"/>
-          <w:lang w:eastAsia="es-ES" w:bidi="ar-SA"/>
-        </w:rPr>
-        <w:t> ja es venen prestant correctament a centres que gestiona el tercer YYYYYYYYYYYY i per evitar perjudicar als usuaris...... D’aquesta forma es pretén cobrir les prestacions recollides a l’article XX del Reglament </w:t>
+          <w:rFonts w:ascii="Open Sans Light" w:eastAsia="Open Sans Light" w:hAnsi="Open Sans Light" w:cs="Open Sans Light"/>
+          <w:b/>
+          <w:sz w:val="20"/>
+          <w:szCs w:val="20"/>
+        </w:rPr>
+        <w:t>}} - {{$</w:t>
       </w:r>
       <w:proofErr w:type="spellStart"/>
       <w:r>
         <w:rPr>
-          <w:rStyle w:val="normaltextrun"/>
-          <w:rFonts w:ascii="Open Sans Light" w:eastAsia="Times New Roman" w:hAnsi="Open Sans Light" w:cs="Open Sans Light"/>
-          <w:i/>
-          <w:iCs/>
-          <w:color w:val="000000"/>
-          <w:kern w:val="0"/>
-          <w:sz w:val="20"/>
-          <w:szCs w:val="20"/>
-          <w:shd w:val="clear" w:color="auto" w:fill="FFFF00"/>
-          <w:lang w:eastAsia="es-ES" w:bidi="ar-SA"/>
-        </w:rPr>
-        <w:t>xxxxxxxxxxx</w:t>
+          <w:rFonts w:ascii="Open Sans Light" w:eastAsia="Open Sans Light" w:hAnsi="Open Sans Light" w:cs="Open Sans Light"/>
+          <w:b/>
+          <w:sz w:val="20"/>
+          <w:szCs w:val="20"/>
+        </w:rPr>
+        <w:t>factura.periode</w:t>
       </w:r>
       <w:proofErr w:type="spellEnd"/>
       <w:r>
         <w:rPr>
-          <w:rStyle w:val="normaltextrun"/>
-          <w:rFonts w:ascii="Open Sans Light" w:eastAsia="Times New Roman" w:hAnsi="Open Sans Light" w:cs="Open Sans Light"/>
-          <w:i/>
-          <w:iCs/>
-          <w:color w:val="000000"/>
-          <w:kern w:val="0"/>
-          <w:sz w:val="20"/>
-          <w:szCs w:val="20"/>
-          <w:shd w:val="clear" w:color="auto" w:fill="FFFF00"/>
-          <w:lang w:eastAsia="es-ES" w:bidi="ar-SA"/>
-        </w:rPr>
-        <w:t>.</w:t>
-      </w:r>
-      <w:r>
-        <w:rPr>
-          <w:rStyle w:val="normaltextrun"/>
-          <w:rFonts w:ascii="Open Sans Light" w:eastAsia="Times New Roman" w:hAnsi="Open Sans Light" w:cs="Open Sans Light"/>
-          <w:i/>
-          <w:iCs/>
-          <w:kern w:val="0"/>
-          <w:sz w:val="20"/>
-          <w:szCs w:val="20"/>
-          <w:shd w:val="clear" w:color="auto" w:fill="FFFF00"/>
-          <w:lang w:eastAsia="es-ES" w:bidi="ar-SA"/>
-        </w:rPr>
-        <w:t> </w:t>
-      </w:r>
-    </w:p>
-    <w:p>
-      <w:pPr>
-        <w:rPr>
-          <w:rStyle w:val="normaltextrun"/>
-          <w:rFonts w:ascii="Open Sans Light" w:eastAsia="Times New Roman" w:hAnsi="Open Sans Light" w:cs="Open Sans Light"/>
-          <w:i/>
-          <w:iCs/>
-          <w:kern w:val="0"/>
-          <w:sz w:val="20"/>
-          <w:szCs w:val="20"/>
-          <w:shd w:val="clear" w:color="auto" w:fill="FFFF00"/>
-          <w:lang w:eastAsia="es-ES" w:bidi="ar-SA"/>
-        </w:rPr>
-      </w:pPr>
-    </w:p>
-    <w:p>
-      <w:pPr>
-        <w:rPr>
-          <w:rFonts w:eastAsia="Open Sans Light"/>
-        </w:rPr>
-      </w:pPr>
-      <w:r>
-        <w:rPr>
-          <w:rFonts w:ascii="Open Sans Light" w:eastAsia="Open Sans Light" w:hAnsi="Open Sans Light"/>
-          <w:sz w:val="20"/>
-          <w:szCs w:val="20"/>
-        </w:rPr>
-        <w:t>Els criteris de selecció dels tercers responen a la immediatesa, especialització</w:t>
-      </w:r>
-      <w:r>
-        <w:rPr>
-          <w:rFonts w:ascii="Open Sans Light" w:eastAsia="Open Sans Light" w:hAnsi="Open Sans Light"/>
-          <w:sz w:val="20"/>
-          <w:szCs w:val="20"/>
-        </w:rPr>
-        <w:t xml:space="preserve"> dels serveis prestats o bens subministrats</w:t>
-      </w:r>
-      <w:r>
-        <w:rPr>
-          <w:rFonts w:ascii="Open Sans Light" w:eastAsia="Open Sans Light" w:hAnsi="Open Sans Light"/>
-          <w:sz w:val="20"/>
-          <w:szCs w:val="20"/>
-        </w:rPr>
-        <w:t>, vinculació prèvia</w:t>
-      </w:r>
-      <w:r>
-        <w:rPr>
-          <w:rFonts w:ascii="Open Sans Light" w:eastAsia="Open Sans Light" w:hAnsi="Open Sans Light"/>
-          <w:sz w:val="20"/>
-          <w:szCs w:val="20"/>
-        </w:rPr>
-        <w:t xml:space="preserve"> i correcta gestió dels serveis que venien prestant</w:t>
-      </w:r>
-      <w:r>
-        <w:rPr>
-          <w:rFonts w:ascii="Open Sans Light" w:eastAsia="Open Sans Light" w:hAnsi="Open Sans Light"/>
-          <w:sz w:val="20"/>
-          <w:szCs w:val="20"/>
-        </w:rPr>
-        <w:t>, millor oferta segons criteri de qualitat-cost</w:t>
-      </w:r>
-      <w:r>
-        <w:rPr>
-          <w:rFonts w:ascii="Open Sans Light" w:eastAsia="Open Sans Light" w:hAnsi="Open Sans Light"/>
-          <w:sz w:val="20"/>
-          <w:szCs w:val="20"/>
-        </w:rPr>
-        <w:t xml:space="preserve"> o </w:t>
-      </w:r>
-      <w:r>
-        <w:rPr>
-          <w:rFonts w:ascii="Open Sans Light" w:eastAsia="Open Sans Light" w:hAnsi="Open Sans Light"/>
-          <w:sz w:val="20"/>
-          <w:szCs w:val="20"/>
-        </w:rPr>
-        <w:t xml:space="preserve">la </w:t>
-      </w:r>
-      <w:r>
-        <w:rPr>
-          <w:rFonts w:ascii="Open Sans Light" w:eastAsia="Open Sans Light" w:hAnsi="Open Sans Light"/>
-          <w:sz w:val="20"/>
-          <w:szCs w:val="20"/>
-        </w:rPr>
-        <w:t>necessitat de no interrompre serveis de naturalesa essencial per als usuaris d</w:t>
-      </w:r>
-      <w:r>
-        <w:rPr>
-          <w:rFonts w:ascii="Open Sans Light" w:eastAsia="Open Sans Light" w:hAnsi="Open Sans Light"/>
-          <w:sz w:val="20"/>
-          <w:szCs w:val="20"/>
-        </w:rPr>
-        <w:t>els diferents centres de l'IMAS, d’acord als següent detall:</w:t>
-      </w:r>
-    </w:p>
-    <w:p>
-      <w:pPr>
-        <w:rPr>
-          <w:rStyle w:val="normaltextrun"/>
-          <w:rFonts w:ascii="Open Sans Light" w:eastAsia="Times New Roman" w:hAnsi="Open Sans Light" w:cs="Open Sans Light"/>
-          <w:i/>
-          <w:iCs/>
-          <w:kern w:val="0"/>
-          <w:sz w:val="20"/>
-          <w:szCs w:val="20"/>
-          <w:shd w:val="clear" w:color="auto" w:fill="FFFF00"/>
-          <w:lang w:eastAsia="es-ES" w:bidi="ar-SA"/>
-        </w:rPr>
-      </w:pPr>
-    </w:p>
-    <w:p>
-      <w:pPr>
-        <w:rPr>
-          <w:rFonts w:ascii="Open Sans Light" w:eastAsia="Open Sans Light" w:hAnsi="Open Sans Light" w:cs="Open Sans Light"/>
-          <w:sz w:val="20"/>
-          <w:szCs w:val="20"/>
-        </w:rPr>
-      </w:pPr>
-      <w:r>
-        <w:rPr>
-          <w:rFonts w:ascii="Open Sans Light" w:eastAsia="Open Sans Light" w:hAnsi="Open Sans Light" w:cs="Open Sans Light"/>
-          <w:sz w:val="20"/>
-          <w:szCs w:val="20"/>
-        </w:rPr>
-        <w:t>{{FOR factura IN factures}}</w:t>
-      </w:r>
-    </w:p>
-    <w:p>
-      <w:pPr>
-        <w:rPr>
-          <w:rFonts w:ascii="Open Sans Light" w:eastAsia="Open Sans Light" w:hAnsi="Open Sans Light" w:cs="Open Sans Light"/>
-          <w:b/>
-          <w:sz w:val="20"/>
-          <w:szCs w:val="20"/>
-        </w:rPr>
-      </w:pPr>
-      <w:r>
-        <w:rPr>
-          <w:rFonts w:ascii="Open Sans Light" w:eastAsia="Open Sans Light" w:hAnsi="Open Sans Light" w:cs="Open Sans Light"/>
-          <w:b/>
+          <w:rFonts w:ascii="Open Sans Light" w:eastAsia="Open Sans Light" w:hAnsi="Open Sans Light" w:cs="Open Sans Light"/>
+          <w:b/>
+          <w:sz w:val="20"/>
+          <w:szCs w:val="20"/>
+        </w:rPr>
+        <w:t xml:space="preserve">}}: </w:t>
+      </w:r>
+    </w:p>
+    <w:p>
+      <w:pPr>
+        <w:rPr>
+          <w:rFonts w:ascii="Open Sans Light" w:eastAsia="Open Sans Light" w:hAnsi="Open Sans Light" w:cs="Open Sans Light"/>
+          <w:sz w:val="20"/>
+          <w:szCs w:val="20"/>
+        </w:rPr>
+      </w:pPr>
+      <w:r>
+        <w:rPr>
+          <w:rFonts w:ascii="Open Sans Light" w:eastAsia="Open Sans Light" w:hAnsi="Open Sans Light" w:cs="Open Sans Light"/>
+          <w:sz w:val="20"/>
+          <w:szCs w:val="20"/>
+        </w:rPr>
+        <w:t xml:space="preserve">El tercer </w:t>
+      </w:r>
+      <w:r>
+        <w:rPr>
+          <w:rFonts w:ascii="Open Sans Light" w:eastAsia="Open Sans Light" w:hAnsi="Open Sans Light" w:cs="Open Sans Light"/>
           <w:sz w:val="20"/>
           <w:szCs w:val="20"/>
         </w:rPr>
@@ -1413,58 +1355,101 @@
       <w:r>
         <w:rPr>
           <w:rFonts w:ascii="Open Sans Light" w:eastAsia="Open Sans Light" w:hAnsi="Open Sans Light" w:cs="Open Sans Light"/>
-          <w:b/>
-          <w:sz w:val="20"/>
-          <w:szCs w:val="20"/>
-        </w:rPr>
-        <w:t>factura.descripcio</w:t>
+          <w:sz w:val="20"/>
+          <w:szCs w:val="20"/>
+        </w:rPr>
+        <w:t>factura.record.</w:t>
+      </w:r>
+      <w:r>
+        <w:rPr>
+          <w:rFonts w:ascii="Open Sans Light" w:eastAsia="Open Sans Light" w:hAnsi="Open Sans Light" w:cs="Open Sans Light"/>
+          <w:sz w:val="20"/>
+          <w:szCs w:val="20"/>
+        </w:rPr>
+        <w:t>adjudicatari</w:t>
       </w:r>
       <w:proofErr w:type="spellEnd"/>
       <w:r>
         <w:rPr>
           <w:rFonts w:ascii="Open Sans Light" w:eastAsia="Open Sans Light" w:hAnsi="Open Sans Light" w:cs="Open Sans Light"/>
-          <w:b/>
-          <w:sz w:val="20"/>
-          <w:szCs w:val="20"/>
-        </w:rPr>
-        <w:t>}} - {{$</w:t>
+          <w:sz w:val="20"/>
+          <w:szCs w:val="20"/>
+        </w:rPr>
+        <w:t>}}</w:t>
+      </w:r>
+      <w:r>
+        <w:rPr>
+          <w:rFonts w:ascii="Open Sans Light" w:eastAsia="Open Sans Light" w:hAnsi="Open Sans Light" w:cs="Open Sans Light"/>
+          <w:sz w:val="20"/>
+          <w:szCs w:val="20"/>
+        </w:rPr>
+        <w:t xml:space="preserve"> amb NIF/CIF</w:t>
+      </w:r>
+      <w:r>
+        <w:rPr>
+          <w:rFonts w:ascii="Open Sans Light" w:eastAsia="Open Sans Light" w:hAnsi="Open Sans Light" w:cs="Open Sans Light"/>
+          <w:sz w:val="20"/>
+          <w:szCs w:val="20"/>
+        </w:rPr>
+        <w:t xml:space="preserve"> </w:t>
+      </w:r>
+      <w:r>
+        <w:rPr>
+          <w:rFonts w:ascii="Open Sans Light" w:eastAsia="Open Sans Light" w:hAnsi="Open Sans Light" w:cs="Open Sans Light"/>
+          <w:sz w:val="20"/>
+          <w:szCs w:val="20"/>
+        </w:rPr>
+        <w:t>{{$</w:t>
       </w:r>
       <w:proofErr w:type="spellStart"/>
       <w:r>
         <w:rPr>
           <w:rFonts w:ascii="Open Sans Light" w:eastAsia="Open Sans Light" w:hAnsi="Open Sans Light" w:cs="Open Sans Light"/>
-          <w:b/>
-          <w:sz w:val="20"/>
-          <w:szCs w:val="20"/>
-        </w:rPr>
-        <w:t>factura.periode</w:t>
+          <w:sz w:val="20"/>
+          <w:szCs w:val="20"/>
+        </w:rPr>
+        <w:t>factura.record.</w:t>
+      </w:r>
+      <w:r>
+        <w:rPr>
+          <w:rFonts w:ascii="Open Sans Light" w:eastAsia="Open Sans Light" w:hAnsi="Open Sans Light" w:cs="Open Sans Light"/>
+          <w:sz w:val="20"/>
+          <w:szCs w:val="20"/>
+        </w:rPr>
+        <w:t>nif</w:t>
       </w:r>
       <w:proofErr w:type="spellEnd"/>
       <w:r>
         <w:rPr>
           <w:rFonts w:ascii="Open Sans Light" w:eastAsia="Open Sans Light" w:hAnsi="Open Sans Light" w:cs="Open Sans Light"/>
-          <w:b/>
-          <w:sz w:val="20"/>
-          <w:szCs w:val="20"/>
-        </w:rPr>
-        <w:t xml:space="preserve">}}: </w:t>
-      </w:r>
-    </w:p>
-    <w:p>
-      <w:pPr>
-        <w:rPr>
-          <w:rFonts w:ascii="Open Sans Light" w:eastAsia="Open Sans Light" w:hAnsi="Open Sans Light" w:cs="Open Sans Light"/>
-          <w:sz w:val="20"/>
-          <w:szCs w:val="20"/>
-        </w:rPr>
-      </w:pPr>
-      <w:r>
-        <w:rPr>
-          <w:rFonts w:ascii="Open Sans Light" w:eastAsia="Open Sans Light" w:hAnsi="Open Sans Light" w:cs="Open Sans Light"/>
-          <w:sz w:val="20"/>
-          <w:szCs w:val="20"/>
-        </w:rPr>
-        <w:t xml:space="preserve">El tercer </w:t>
+          <w:sz w:val="20"/>
+          <w:szCs w:val="20"/>
+        </w:rPr>
+        <w:t>}}</w:t>
+      </w:r>
+      <w:r>
+        <w:rPr>
+          <w:rFonts w:ascii="Open Sans Light" w:eastAsia="Open Sans Light" w:hAnsi="Open Sans Light" w:cs="Open Sans Light"/>
+          <w:sz w:val="20"/>
+          <w:szCs w:val="20"/>
+        </w:rPr>
+        <w:t xml:space="preserve"> va ser seleccionat </w:t>
+      </w:r>
+      <w:r>
+        <w:rPr>
+          <w:rFonts w:ascii="Open Sans Light" w:eastAsia="Open Sans Light" w:hAnsi="Open Sans Light" w:cs="Open Sans Light"/>
+          <w:sz w:val="20"/>
+          <w:szCs w:val="20"/>
+        </w:rPr>
+        <w:t>baix el criteri de</w:t>
+      </w:r>
+      <w:r>
+        <w:rPr>
+          <w:rFonts w:ascii="Open Sans Light" w:eastAsia="Open Sans Light" w:hAnsi="Open Sans Light" w:cs="Open Sans Light"/>
+          <w:sz w:val="20"/>
+          <w:szCs w:val="20"/>
+        </w:rPr>
+        <w:t xml:space="preserve"> </w:t>
       </w:r>
       <w:r>
         <w:rPr>
@@ -1489,7 +1474,7 @@
           <w:sz w:val="20"/>
           <w:szCs w:val="20"/>
         </w:rPr>
-        <w:t>adjudicatari</w:t>
+        <w:t>motivacio_seleccio</w:t>
       </w:r>
       <w:proofErr w:type="spellEnd"/>
       <w:r>
@@ -1500,114 +1485,6 @@
         </w:rPr>
         <w:t>}}</w:t>
       </w:r>
-      <w:r>
-        <w:rPr>
-          <w:rFonts w:ascii="Open Sans Light" w:eastAsia="Open Sans Light" w:hAnsi="Open Sans Light" w:cs="Open Sans Light"/>
-          <w:sz w:val="20"/>
-          <w:szCs w:val="20"/>
-        </w:rPr>
-        <w:t xml:space="preserve"> amb NIF/CIF</w:t>
-      </w:r>
-      <w:r>
-        <w:rPr>
-          <w:rFonts w:ascii="Open Sans Light" w:eastAsia="Open Sans Light" w:hAnsi="Open Sans Light" w:cs="Open Sans Light"/>
-          <w:sz w:val="20"/>
-          <w:szCs w:val="20"/>
-        </w:rPr>
-        <w:t xml:space="preserve"> </w:t>
-      </w:r>
-      <w:r>
-        <w:rPr>
-          <w:rFonts w:ascii="Open Sans Light" w:eastAsia="Open Sans Light" w:hAnsi="Open Sans Light" w:cs="Open Sans Light"/>
-          <w:sz w:val="20"/>
-          <w:szCs w:val="20"/>
-        </w:rPr>
-        <w:t>{{$</w:t>
-      </w:r>
-      <w:proofErr w:type="spellStart"/>
-      <w:r>
-        <w:rPr>
-          <w:rFonts w:ascii="Open Sans Light" w:eastAsia="Open Sans Light" w:hAnsi="Open Sans Light" w:cs="Open Sans Light"/>
-          <w:sz w:val="20"/>
-          <w:szCs w:val="20"/>
-        </w:rPr>
-        <w:t>factura.record.</w:t>
-      </w:r>
-      <w:r>
-        <w:rPr>
-          <w:rFonts w:ascii="Open Sans Light" w:eastAsia="Open Sans Light" w:hAnsi="Open Sans Light" w:cs="Open Sans Light"/>
-          <w:sz w:val="20"/>
-          <w:szCs w:val="20"/>
-        </w:rPr>
-        <w:t>nif</w:t>
-      </w:r>
-      <w:proofErr w:type="spellEnd"/>
-      <w:r>
-        <w:rPr>
-          <w:rFonts w:ascii="Open Sans Light" w:eastAsia="Open Sans Light" w:hAnsi="Open Sans Light" w:cs="Open Sans Light"/>
-          <w:sz w:val="20"/>
-          <w:szCs w:val="20"/>
-        </w:rPr>
-        <w:t>}}</w:t>
-      </w:r>
-      <w:r>
-        <w:rPr>
-          <w:rFonts w:ascii="Open Sans Light" w:eastAsia="Open Sans Light" w:hAnsi="Open Sans Light" w:cs="Open Sans Light"/>
-          <w:sz w:val="20"/>
-          <w:szCs w:val="20"/>
-        </w:rPr>
-        <w:t xml:space="preserve"> va ser seleccionat </w:t>
-      </w:r>
-      <w:r>
-        <w:rPr>
-          <w:rFonts w:ascii="Open Sans Light" w:eastAsia="Open Sans Light" w:hAnsi="Open Sans Light" w:cs="Open Sans Light"/>
-          <w:sz w:val="20"/>
-          <w:szCs w:val="20"/>
-        </w:rPr>
-        <w:t>baix el criteri de</w:t>
-      </w:r>
-      <w:r>
-        <w:rPr>
-          <w:rFonts w:ascii="Open Sans Light" w:eastAsia="Open Sans Light" w:hAnsi="Open Sans Light" w:cs="Open Sans Light"/>
-          <w:sz w:val="20"/>
-          <w:szCs w:val="20"/>
-        </w:rPr>
-        <w:t xml:space="preserve"> </w:t>
-      </w:r>
-      <w:r>
-        <w:rPr>
-          <w:rFonts w:ascii="Open Sans Light" w:eastAsia="Open Sans Light" w:hAnsi="Open Sans Light" w:cs="Open Sans Light"/>
-          <w:sz w:val="20"/>
-          <w:szCs w:val="20"/>
-        </w:rPr>
-        <w:t>{{$</w:t>
-      </w:r>
-      <w:proofErr w:type="spellStart"/>
-      <w:r>
-        <w:rPr>
-          <w:rFonts w:ascii="Open Sans Light" w:eastAsia="Open Sans Light" w:hAnsi="Open Sans Light" w:cs="Open Sans Light"/>
-          <w:sz w:val="20"/>
-          <w:szCs w:val="20"/>
-        </w:rPr>
-        <w:t>factura.record.</w:t>
-      </w:r>
-      <w:r>
-        <w:rPr>
-          <w:rFonts w:ascii="Open Sans Light" w:eastAsia="Open Sans Light" w:hAnsi="Open Sans Light" w:cs="Open Sans Light"/>
-          <w:sz w:val="20"/>
-          <w:szCs w:val="20"/>
-        </w:rPr>
-        <w:t>motivacio_seleccio</w:t>
-      </w:r>
-      <w:proofErr w:type="spellEnd"/>
-      <w:r>
-        <w:rPr>
-          <w:rFonts w:ascii="Open Sans Light" w:eastAsia="Open Sans Light" w:hAnsi="Open Sans Light" w:cs="Open Sans Light"/>
-          <w:sz w:val="20"/>
-          <w:szCs w:val="20"/>
-        </w:rPr>
-        <w:t>}}</w:t>
-      </w:r>
     </w:p>
     <w:p>
       <w:pPr>
@@ -1618,8 +1495,6 @@
           <w:szCs w:val="20"/>
         </w:rPr>
       </w:pPr>
-      <w:bookmarkStart w:id="0" w:name="_GoBack"/>
-      <w:bookmarkEnd w:id="0"/>
     </w:p>
     <w:p>
       <w:pPr>
@@ -1930,6 +1805,7 @@
           <w:sz w:val="20"/>
           <w:szCs w:val="20"/>
         </w:rPr>
+        <w:lastRenderedPageBreak/>
         <w:t>Els imports que es proposen a</w:t>
       </w:r>
       <w:r>
@@ -2294,7 +2170,15 @@
           <w:sz w:val="20"/>
           <w:szCs w:val="20"/>
         </w:rPr>
-        <w:t>es detallen a continuació</w:t>
+        <w:t xml:space="preserve">es detallen a </w:t>
+      </w:r>
+      <w:r>
+        <w:rPr>
+          <w:rFonts w:ascii="Open Sans Light" w:hAnsi="Open Sans Light" w:cs="Open Sans Light"/>
+          <w:sz w:val="20"/>
+          <w:szCs w:val="20"/>
+        </w:rPr>
+        <w:t>la següent classificació</w:t>
       </w:r>
       <w:r>
         <w:rPr>
@@ -2303,6 +2187,95 @@
           <w:szCs w:val="20"/>
         </w:rPr>
         <w:t>:</w:t>
+      </w:r>
+    </w:p>
+    <w:p>
+      <w:pPr>
+        <w:rPr>
+          <w:rFonts w:ascii="Open Sans Light" w:hAnsi="Open Sans Light" w:cs="Open Sans Light"/>
+          <w:sz w:val="20"/>
+          <w:szCs w:val="20"/>
+        </w:rPr>
+      </w:pPr>
+    </w:p>
+    <w:p>
+      <w:r>
+        <w:rPr>
+          <w:rFonts w:ascii="Open Sans Light" w:eastAsia="Open Sans Light" w:hAnsi="Open Sans Light" w:cs="Open Sans Light"/>
+          <w:sz w:val="20"/>
+          <w:szCs w:val="20"/>
+        </w:rPr>
+        <w:t>{{IF factures_a.length}}</w:t>
+      </w:r>
+    </w:p>
+    <w:p>
+      <w:pPr>
+        <w:pStyle w:val="paragraph"/>
+        <w:numPr>
+          <w:ilvl w:val="0"/>
+          <w:numId w:val="26"/>
+        </w:numPr>
+        <w:spacing w:before="0" w:beforeAutospacing="0" w:after="0" w:afterAutospacing="0"/>
+        <w:ind w:left="360" w:firstLine="0"/>
+        <w:jc w:val="both"/>
+        <w:textAlignment w:val="baseline"/>
+        <w:rPr>
+          <w:rStyle w:val="eop"/>
+          <w:rFonts w:ascii="Open Sans Light" w:hAnsi="Open Sans Light" w:cs="Open Sans Light"/>
+          <w:sz w:val="20"/>
+          <w:szCs w:val="20"/>
+        </w:rPr>
+      </w:pPr>
+      <w:r>
+        <w:rPr>
+          <w:rStyle w:val="normaltextrun"/>
+          <w:rFonts w:ascii="Open Sans Light" w:hAnsi="Open Sans Light" w:cs="Open Sans Light"/>
+          <w:sz w:val="20"/>
+          <w:szCs w:val="20"/>
+          <w:lang w:val="ca-ES"/>
+        </w:rPr>
+        <w:t>Per finalització de contractes administratius i les corresponents prorrogues en el seu cas, i no haver iniciat nova licitació o bé tot i haver sortit a licitació encara no s’ha adjudicat el nou contracte administratiu. Tot i haver-hi contracte l’objecte de la factura no es troba englobat dins el mateix.</w:t>
+      </w:r>
+      <w:r>
+        <w:rPr>
+          <w:rStyle w:val="eop"/>
+          <w:rFonts w:ascii="Open Sans Light" w:hAnsi="Open Sans Light" w:cs="Open Sans Light"/>
+          <w:sz w:val="20"/>
+          <w:szCs w:val="20"/>
+        </w:rPr>
+        <w:t> </w:t>
+      </w:r>
+    </w:p>
+    <w:p>
+      <w:pPr>
+        <w:pStyle w:val="paragraph"/>
+        <w:spacing w:before="0" w:beforeAutospacing="0" w:after="0" w:afterAutospacing="0"/>
+        <w:ind w:left="360"/>
+        <w:jc w:val="both"/>
+        <w:textAlignment w:val="baseline"/>
+        <w:rPr>
+          <w:rStyle w:val="eop"/>
+          <w:rFonts w:ascii="Open Sans Light" w:hAnsi="Open Sans Light" w:cs="Open Sans Light"/>
+          <w:sz w:val="20"/>
+          <w:szCs w:val="20"/>
+        </w:rPr>
+      </w:pPr>
+    </w:p>
+    <w:p>
+      <w:pPr>
+        <w:rPr>
+          <w:rFonts w:ascii="Open Sans Light" w:hAnsi="Open Sans Light" w:cs="Open Sans Light"/>
+          <w:sz w:val="20"/>
+          <w:szCs w:val="20"/>
+        </w:rPr>
+      </w:pPr>
+      <w:r>
+        <w:rPr>
+          <w:rFonts w:ascii="Open Sans Light" w:hAnsi="Open Sans Light" w:cs="Open Sans Light"/>
+          <w:sz w:val="20"/>
+          <w:szCs w:val="20"/>
+        </w:rPr>
+        <w:t>{{FOR factura IN factures_a}}</w:t>
       </w:r>
     </w:p>
     <w:p>
@@ -2316,30 +2289,6 @@
         <w:spacing w:before="120" w:line="276" w:lineRule="auto"/>
         <w:rPr>
           <w:rFonts w:ascii="Open Sans Light" w:eastAsia="Open Sans Light" w:hAnsi="Open Sans Light" w:cs="Open Sans Light"/>
-          <w:sz w:val="20"/>
-          <w:szCs w:val="20"/>
-        </w:rPr>
-      </w:pPr>
-      <w:r>
-        <w:rPr>
-          <w:rFonts w:ascii="Open Sans Light" w:eastAsia="Open Sans Light" w:hAnsi="Open Sans Light" w:cs="Open Sans Light"/>
-          <w:sz w:val="20"/>
-          <w:szCs w:val="20"/>
-        </w:rPr>
-        <w:t>{{FOR factura IN factures}}</w:t>
-      </w:r>
-    </w:p>
-    <w:p>
-      <w:pPr>
-        <w:keepLines/>
-        <w:widowControl w:val="0"/>
-        <w:tabs>
-          <w:tab w:val="left" w:pos="395"/>
-        </w:tabs>
-        <w:suppressAutoHyphens w:val="0"/>
-        <w:spacing w:before="120" w:line="276" w:lineRule="auto"/>
-        <w:rPr>
-          <w:rFonts w:ascii="Open Sans Light" w:eastAsia="Open Sans Light" w:hAnsi="Open Sans Light" w:cs="Open Sans Light"/>
           <w:b/>
           <w:sz w:val="20"/>
           <w:szCs w:val="20"/>
@@ -2393,48 +2342,6 @@
           <w:szCs w:val="20"/>
         </w:rPr>
         <w:t>}}:</w:t>
-      </w:r>
-    </w:p>
-    <w:p>
-      <w:pPr>
-        <w:keepLines/>
-        <w:widowControl w:val="0"/>
-        <w:tabs>
-          <w:tab w:val="left" w:pos="395"/>
-        </w:tabs>
-        <w:suppressAutoHyphens w:val="0"/>
-        <w:spacing w:before="120" w:line="276" w:lineRule="auto"/>
-        <w:rPr>
-          <w:rFonts w:ascii="Open Sans Light" w:eastAsia="Open Sans Light" w:hAnsi="Open Sans Light" w:cs="Open Sans Light"/>
-          <w:sz w:val="20"/>
-          <w:szCs w:val="20"/>
-        </w:rPr>
-      </w:pPr>
-      <w:r>
-        <w:rPr>
-          <w:rFonts w:ascii="Open Sans Light" w:eastAsia="Open Sans Light" w:hAnsi="Open Sans Light" w:cs="Open Sans Light"/>
-          <w:sz w:val="20"/>
-          <w:szCs w:val="20"/>
-        </w:rPr>
-        <w:t>{{$</w:t>
-      </w:r>
-      <w:proofErr w:type="spellStart"/>
-      <w:r>
-        <w:rPr>
-          <w:rFonts w:ascii="Open Sans Light" w:eastAsia="Open Sans Light" w:hAnsi="Open Sans Light" w:cs="Open Sans Light"/>
-          <w:sz w:val="20"/>
-          <w:szCs w:val="20"/>
-        </w:rPr>
-        <w:t>factura.record.motivacio_no_contractacio</w:t>
-      </w:r>
-      <w:proofErr w:type="spellEnd"/>
-      <w:r>
-        <w:rPr>
-          <w:rFonts w:ascii="Open Sans Light" w:eastAsia="Open Sans Light" w:hAnsi="Open Sans Light" w:cs="Open Sans Light"/>
-          <w:sz w:val="20"/>
-          <w:szCs w:val="20"/>
-        </w:rPr>
-        <w:t>}}</w:t>
       </w:r>
     </w:p>
     <w:p>
@@ -2490,11 +2397,231 @@
         <w:spacing w:before="120" w:line="276" w:lineRule="auto"/>
         <w:jc w:val="both"/>
         <w:rPr>
-          <w:rFonts w:ascii="Open Sans Light" w:eastAsia="Open Sans Light" w:hAnsi="Open Sans Light" w:cs="Open Sans Light"/>
-          <w:sz w:val="20"/>
-          <w:szCs w:val="20"/>
-        </w:rPr>
-      </w:pPr>
+          <w:rFonts w:ascii="Open Sans Light" w:hAnsi="Open Sans Light" w:cs="Open Sans Light"/>
+          <w:sz w:val="20"/>
+          <w:szCs w:val="20"/>
+        </w:rPr>
+      </w:pPr>
+      <w:r>
+        <w:rPr>
+          <w:rFonts w:ascii="Open Sans Light" w:eastAsia="Open Sans Light" w:hAnsi="Open Sans Light" w:cs="Open Sans Light"/>
+          <w:sz w:val="20"/>
+          <w:szCs w:val="20"/>
+        </w:rPr>
+        <w:t>{{END-FOR factura}}</w:t>
+      </w:r>
+    </w:p>
+    <w:p>
+      <w:pPr>
+        <w:rPr>
+          <w:rFonts w:ascii="Open Sans Light" w:eastAsia="Open Sans Light" w:hAnsi="Open Sans Light" w:cs="Open Sans Light"/>
+          <w:sz w:val="20"/>
+          <w:szCs w:val="20"/>
+        </w:rPr>
+      </w:pPr>
+      <w:r>
+        <w:rPr>
+          <w:rFonts w:ascii="Open Sans Light" w:eastAsia="Open Sans Light" w:hAnsi="Open Sans Light" w:cs="Open Sans Light"/>
+          <w:sz w:val="20"/>
+          <w:szCs w:val="20"/>
+        </w:rPr>
+        <w:t>{{END-IF}}</w:t>
+      </w:r>
+    </w:p>
+    <w:p/>
+    <w:p>
+      <w:pPr>
+        <w:rPr>
+          <w:rFonts w:ascii="Open Sans Light" w:eastAsia="Open Sans Light" w:hAnsi="Open Sans Light" w:cs="Open Sans Light"/>
+          <w:sz w:val="20"/>
+          <w:szCs w:val="20"/>
+        </w:rPr>
+      </w:pPr>
+      <w:r>
+        <w:rPr>
+          <w:rFonts w:ascii="Open Sans Light" w:eastAsia="Open Sans Light" w:hAnsi="Open Sans Light" w:cs="Open Sans Light"/>
+          <w:sz w:val="20"/>
+          <w:szCs w:val="20"/>
+        </w:rPr>
+        <w:t>{{IF factures_b.length}}</w:t>
+      </w:r>
+    </w:p>
+    <w:p>
+      <w:pPr>
+        <w:pStyle w:val="paragraph"/>
+        <w:numPr>
+          <w:ilvl w:val="0"/>
+          <w:numId w:val="27"/>
+        </w:numPr>
+        <w:spacing w:before="0" w:beforeAutospacing="0" w:after="0" w:afterAutospacing="0"/>
+        <w:ind w:left="360" w:firstLine="0"/>
+        <w:jc w:val="both"/>
+        <w:textAlignment w:val="baseline"/>
+        <w:rPr>
+          <w:rStyle w:val="eop"/>
+          <w:rFonts w:ascii="Open Sans Light" w:hAnsi="Open Sans Light" w:cs="Open Sans Light"/>
+          <w:sz w:val="20"/>
+          <w:szCs w:val="20"/>
+        </w:rPr>
+      </w:pPr>
+      <w:r>
+        <w:rPr>
+          <w:rStyle w:val="normaltextrun"/>
+          <w:rFonts w:ascii="Open Sans Light" w:hAnsi="Open Sans Light" w:cs="Open Sans Light"/>
+          <w:sz w:val="20"/>
+          <w:szCs w:val="20"/>
+          <w:lang w:val="ca-ES"/>
+        </w:rPr>
+        <w:t>Per finalització de concerts de serveis socials i no haver tret a convocatòria un nou concert o bé tot i estar en licitació no s’ha adjudicat el nou concert.</w:t>
+      </w:r>
+      <w:r>
+        <w:rPr>
+          <w:rStyle w:val="eop"/>
+          <w:rFonts w:ascii="Open Sans Light" w:hAnsi="Open Sans Light" w:cs="Open Sans Light"/>
+          <w:sz w:val="20"/>
+          <w:szCs w:val="20"/>
+        </w:rPr>
+        <w:t> </w:t>
+      </w:r>
+    </w:p>
+    <w:p>
+      <w:pPr>
+        <w:pStyle w:val="paragraph"/>
+        <w:spacing w:before="0" w:beforeAutospacing="0" w:after="0" w:afterAutospacing="0"/>
+        <w:jc w:val="both"/>
+        <w:textAlignment w:val="baseline"/>
+        <w:rPr>
+          <w:rStyle w:val="eop"/>
+          <w:rFonts w:ascii="Open Sans Light" w:hAnsi="Open Sans Light" w:cs="Open Sans Light"/>
+          <w:sz w:val="20"/>
+          <w:szCs w:val="20"/>
+        </w:rPr>
+      </w:pPr>
+    </w:p>
+    <w:p>
+      <w:pPr>
+        <w:rPr>
+          <w:rFonts w:ascii="Open Sans Light" w:hAnsi="Open Sans Light" w:cs="Open Sans Light"/>
+          <w:sz w:val="20"/>
+          <w:szCs w:val="20"/>
+        </w:rPr>
+      </w:pPr>
+      <w:r>
+        <w:rPr>
+          <w:rFonts w:ascii="Open Sans Light" w:hAnsi="Open Sans Light" w:cs="Open Sans Light"/>
+          <w:sz w:val="20"/>
+          <w:szCs w:val="20"/>
+        </w:rPr>
+        <w:t>{{FOR factura IN factures_b}}</w:t>
+      </w:r>
+    </w:p>
+    <w:p>
+      <w:pPr>
+        <w:keepLines/>
+        <w:widowControl w:val="0"/>
+        <w:tabs>
+          <w:tab w:val="left" w:pos="395"/>
+        </w:tabs>
+        <w:suppressAutoHyphens w:val="0"/>
+        <w:spacing w:before="120" w:line="276" w:lineRule="auto"/>
+        <w:rPr>
+          <w:rFonts w:ascii="Open Sans Light" w:eastAsia="Open Sans Light" w:hAnsi="Open Sans Light" w:cs="Open Sans Light"/>
+          <w:b/>
+          <w:sz w:val="20"/>
+          <w:szCs w:val="20"/>
+        </w:rPr>
+      </w:pPr>
+      <w:r>
+        <w:rPr>
+          <w:rFonts w:ascii="Open Sans Light" w:eastAsia="Open Sans Light" w:hAnsi="Open Sans Light" w:cs="Open Sans Light"/>
+          <w:b/>
+          <w:sz w:val="20"/>
+          <w:szCs w:val="20"/>
+        </w:rPr>
+        <w:t>{{$</w:t>
+      </w:r>
+      <w:proofErr w:type="spellStart"/>
+      <w:r>
+        <w:rPr>
+          <w:rFonts w:ascii="Open Sans Light" w:eastAsia="Open Sans Light" w:hAnsi="Open Sans Light" w:cs="Open Sans Light"/>
+          <w:b/>
+          <w:sz w:val="20"/>
+          <w:szCs w:val="20"/>
+        </w:rPr>
+        <w:t>factura.descripcio</w:t>
+      </w:r>
+      <w:proofErr w:type="spellEnd"/>
+      <w:r>
+        <w:rPr>
+          <w:rFonts w:ascii="Open Sans Light" w:eastAsia="Open Sans Light" w:hAnsi="Open Sans Light" w:cs="Open Sans Light"/>
+          <w:b/>
+          <w:sz w:val="20"/>
+          <w:szCs w:val="20"/>
+        </w:rPr>
+        <w:t>}} - {{$</w:t>
+      </w:r>
+      <w:proofErr w:type="spellStart"/>
+      <w:r>
+        <w:rPr>
+          <w:rFonts w:ascii="Open Sans Light" w:eastAsia="Open Sans Light" w:hAnsi="Open Sans Light" w:cs="Open Sans Light"/>
+          <w:b/>
+          <w:sz w:val="20"/>
+          <w:szCs w:val="20"/>
+        </w:rPr>
+        <w:t>factura.periode</w:t>
+      </w:r>
+      <w:proofErr w:type="spellEnd"/>
+      <w:r>
+        <w:rPr>
+          <w:rFonts w:ascii="Open Sans Light" w:eastAsia="Open Sans Light" w:hAnsi="Open Sans Light" w:cs="Open Sans Light"/>
+          <w:b/>
+          <w:sz w:val="20"/>
+          <w:szCs w:val="20"/>
+        </w:rPr>
+        <w:t>}}:</w:t>
+      </w:r>
+    </w:p>
+    <w:p>
+      <w:pPr>
+        <w:keepLines/>
+        <w:widowControl w:val="0"/>
+        <w:tabs>
+          <w:tab w:val="left" w:pos="395"/>
+        </w:tabs>
+        <w:suppressAutoHyphens w:val="0"/>
+        <w:spacing w:before="120" w:line="276" w:lineRule="auto"/>
+        <w:rPr>
+          <w:rFonts w:ascii="Open Sans Light" w:eastAsia="Open Sans Light" w:hAnsi="Open Sans Light" w:cs="Open Sans Light"/>
+          <w:sz w:val="20"/>
+          <w:szCs w:val="20"/>
+        </w:rPr>
+      </w:pPr>
+      <w:r>
+        <w:rPr>
+          <w:rFonts w:ascii="Open Sans Light" w:eastAsia="Open Sans Light" w:hAnsi="Open Sans Light" w:cs="Open Sans Light"/>
+          <w:sz w:val="20"/>
+          <w:szCs w:val="20"/>
+        </w:rPr>
+        <w:t>{{$</w:t>
+      </w:r>
+      <w:proofErr w:type="spellStart"/>
+      <w:r>
+        <w:rPr>
+          <w:rFonts w:ascii="Open Sans Light" w:eastAsia="Open Sans Light" w:hAnsi="Open Sans Light" w:cs="Open Sans Light"/>
+          <w:sz w:val="20"/>
+          <w:szCs w:val="20"/>
+        </w:rPr>
+        <w:t>factura.record.explicacio_no_contractacio</w:t>
+      </w:r>
+      <w:proofErr w:type="spellEnd"/>
+      <w:r>
+        <w:rPr>
+          <w:rFonts w:ascii="Open Sans Light" w:eastAsia="Open Sans Light" w:hAnsi="Open Sans Light" w:cs="Open Sans Light"/>
+          <w:sz w:val="20"/>
+          <w:szCs w:val="20"/>
+        </w:rPr>
+        <w:t>}}</w:t>
+      </w:r>
     </w:p>
     <w:p>
       <w:pPr>
@@ -2507,7 +2634,7 @@
         <w:spacing w:before="120" w:line="276" w:lineRule="auto"/>
         <w:jc w:val="both"/>
         <w:rPr>
-          <w:rFonts w:ascii="Open Sans Light" w:eastAsia="Open Sans Light" w:hAnsi="Open Sans Light" w:cs="Open Sans Light"/>
+          <w:rFonts w:ascii="Open Sans Light" w:hAnsi="Open Sans Light" w:cs="Open Sans Light"/>
           <w:sz w:val="20"/>
           <w:szCs w:val="20"/>
         </w:rPr>
@@ -2523,14 +2650,1004 @@
     </w:p>
     <w:p>
       <w:pPr>
+        <w:rPr>
+          <w:rFonts w:ascii="Open Sans Light" w:eastAsia="Open Sans Light" w:hAnsi="Open Sans Light" w:cs="Open Sans Light"/>
+          <w:sz w:val="20"/>
+          <w:szCs w:val="20"/>
+        </w:rPr>
+      </w:pPr>
+      <w:r>
+        <w:rPr>
+          <w:rFonts w:ascii="Open Sans Light" w:eastAsia="Open Sans Light" w:hAnsi="Open Sans Light" w:cs="Open Sans Light"/>
+          <w:sz w:val="20"/>
+          <w:szCs w:val="20"/>
+        </w:rPr>
+        <w:t>{{END-IF}}</w:t>
+      </w:r>
+    </w:p>
+    <w:p/>
+    <w:p>
+      <w:r>
+        <w:rPr>
+          <w:rFonts w:ascii="Open Sans Light" w:eastAsia="Open Sans Light" w:hAnsi="Open Sans Light" w:cs="Open Sans Light"/>
+          <w:sz w:val="20"/>
+          <w:szCs w:val="20"/>
+        </w:rPr>
+        <w:t>{{IF factures_c.length}}</w:t>
+      </w:r>
+    </w:p>
+    <w:p>
+      <w:pPr>
+        <w:pStyle w:val="paragraph"/>
+        <w:numPr>
+          <w:ilvl w:val="0"/>
+          <w:numId w:val="28"/>
+        </w:numPr>
+        <w:spacing w:before="0" w:beforeAutospacing="0" w:after="0" w:afterAutospacing="0"/>
+        <w:ind w:left="360" w:firstLine="0"/>
         <w:jc w:val="both"/>
-        <w:rPr>
-          <w:rFonts w:ascii="Open Sans Light" w:hAnsi="Open Sans Light" w:cs="Open Sans Light"/>
-          <w:sz w:val="20"/>
-          <w:szCs w:val="20"/>
-        </w:rPr>
-      </w:pPr>
-    </w:p>
+        <w:textAlignment w:val="baseline"/>
+        <w:rPr>
+          <w:rStyle w:val="eop"/>
+          <w:rFonts w:ascii="Open Sans Light" w:hAnsi="Open Sans Light" w:cs="Open Sans Light"/>
+          <w:sz w:val="20"/>
+          <w:szCs w:val="20"/>
+        </w:rPr>
+      </w:pPr>
+      <w:r>
+        <w:rPr>
+          <w:rStyle w:val="normaltextrun"/>
+          <w:rFonts w:ascii="Open Sans Light" w:hAnsi="Open Sans Light" w:cs="Open Sans Light"/>
+          <w:sz w:val="20"/>
+          <w:szCs w:val="20"/>
+          <w:lang w:val="ca-ES"/>
+        </w:rPr>
+        <w:lastRenderedPageBreak/>
+        <w:t>Tot i haver sortit a licitació un nou contracte administratiu, la adjudicació ha resultat deserta.</w:t>
+      </w:r>
+      <w:r>
+        <w:rPr>
+          <w:rStyle w:val="eop"/>
+          <w:rFonts w:ascii="Open Sans Light" w:hAnsi="Open Sans Light" w:cs="Open Sans Light"/>
+          <w:sz w:val="20"/>
+          <w:szCs w:val="20"/>
+        </w:rPr>
+        <w:t> </w:t>
+      </w:r>
+    </w:p>
+    <w:p>
+      <w:pPr>
+        <w:pStyle w:val="paragraph"/>
+        <w:spacing w:before="0" w:beforeAutospacing="0" w:after="0" w:afterAutospacing="0"/>
+        <w:ind w:left="360"/>
+        <w:jc w:val="both"/>
+        <w:textAlignment w:val="baseline"/>
+        <w:rPr>
+          <w:rStyle w:val="eop"/>
+          <w:rFonts w:ascii="Open Sans Light" w:hAnsi="Open Sans Light" w:cs="Open Sans Light"/>
+          <w:sz w:val="20"/>
+          <w:szCs w:val="20"/>
+        </w:rPr>
+      </w:pPr>
+      <w:bookmarkStart w:id="0" w:name="_GoBack"/>
+      <w:bookmarkEnd w:id="0"/>
+    </w:p>
+    <w:p>
+      <w:pPr>
+        <w:rPr>
+          <w:rFonts w:ascii="Open Sans Light" w:hAnsi="Open Sans Light" w:cs="Open Sans Light"/>
+          <w:sz w:val="20"/>
+          <w:szCs w:val="20"/>
+        </w:rPr>
+      </w:pPr>
+      <w:r>
+        <w:rPr>
+          <w:rFonts w:ascii="Open Sans Light" w:hAnsi="Open Sans Light" w:cs="Open Sans Light"/>
+          <w:sz w:val="20"/>
+          <w:szCs w:val="20"/>
+        </w:rPr>
+        <w:t xml:space="preserve">{{FOR factura IN </w:t>
+      </w:r>
+      <w:proofErr w:type="spellStart"/>
+      <w:r>
+        <w:rPr>
+          <w:rFonts w:ascii="Open Sans Light" w:hAnsi="Open Sans Light" w:cs="Open Sans Light"/>
+          <w:sz w:val="20"/>
+          <w:szCs w:val="20"/>
+        </w:rPr>
+        <w:t>factures_c</w:t>
+      </w:r>
+      <w:proofErr w:type="spellEnd"/>
+      <w:r>
+        <w:rPr>
+          <w:rFonts w:ascii="Open Sans Light" w:hAnsi="Open Sans Light" w:cs="Open Sans Light"/>
+          <w:sz w:val="20"/>
+          <w:szCs w:val="20"/>
+        </w:rPr>
+        <w:t>}}</w:t>
+      </w:r>
+    </w:p>
+    <w:p>
+      <w:pPr>
+        <w:rPr>
+          <w:rFonts w:ascii="Open Sans Light" w:hAnsi="Open Sans Light" w:cs="Open Sans Light"/>
+          <w:sz w:val="20"/>
+          <w:szCs w:val="20"/>
+        </w:rPr>
+      </w:pPr>
+      <w:r>
+        <w:rPr>
+          <w:rFonts w:ascii="Open Sans Light" w:eastAsia="Open Sans Light" w:hAnsi="Open Sans Light" w:cs="Open Sans Light"/>
+          <w:b/>
+          <w:sz w:val="20"/>
+          <w:szCs w:val="20"/>
+        </w:rPr>
+        <w:t>{{$</w:t>
+      </w:r>
+      <w:proofErr w:type="spellStart"/>
+      <w:r>
+        <w:rPr>
+          <w:rFonts w:ascii="Open Sans Light" w:eastAsia="Open Sans Light" w:hAnsi="Open Sans Light" w:cs="Open Sans Light"/>
+          <w:b/>
+          <w:sz w:val="20"/>
+          <w:szCs w:val="20"/>
+        </w:rPr>
+        <w:t>factura.descripcio</w:t>
+      </w:r>
+      <w:proofErr w:type="spellEnd"/>
+      <w:r>
+        <w:rPr>
+          <w:rFonts w:ascii="Open Sans Light" w:eastAsia="Open Sans Light" w:hAnsi="Open Sans Light" w:cs="Open Sans Light"/>
+          <w:b/>
+          <w:sz w:val="20"/>
+          <w:szCs w:val="20"/>
+        </w:rPr>
+        <w:t>}} - {{$</w:t>
+      </w:r>
+      <w:proofErr w:type="spellStart"/>
+      <w:r>
+        <w:rPr>
+          <w:rFonts w:ascii="Open Sans Light" w:eastAsia="Open Sans Light" w:hAnsi="Open Sans Light" w:cs="Open Sans Light"/>
+          <w:b/>
+          <w:sz w:val="20"/>
+          <w:szCs w:val="20"/>
+        </w:rPr>
+        <w:t>factura.periode</w:t>
+      </w:r>
+      <w:proofErr w:type="spellEnd"/>
+      <w:r>
+        <w:rPr>
+          <w:rFonts w:ascii="Open Sans Light" w:eastAsia="Open Sans Light" w:hAnsi="Open Sans Light" w:cs="Open Sans Light"/>
+          <w:b/>
+          <w:sz w:val="20"/>
+          <w:szCs w:val="20"/>
+        </w:rPr>
+        <w:t>}}:</w:t>
+      </w:r>
+    </w:p>
+    <w:p>
+      <w:pPr>
+        <w:keepLines/>
+        <w:widowControl w:val="0"/>
+        <w:tabs>
+          <w:tab w:val="left" w:pos="395"/>
+        </w:tabs>
+        <w:suppressAutoHyphens w:val="0"/>
+        <w:spacing w:before="120" w:line="276" w:lineRule="auto"/>
+        <w:rPr>
+          <w:rFonts w:ascii="Open Sans Light" w:eastAsia="Open Sans Light" w:hAnsi="Open Sans Light" w:cs="Open Sans Light"/>
+          <w:sz w:val="20"/>
+          <w:szCs w:val="20"/>
+        </w:rPr>
+      </w:pPr>
+      <w:r>
+        <w:rPr>
+          <w:rFonts w:ascii="Open Sans Light" w:eastAsia="Open Sans Light" w:hAnsi="Open Sans Light" w:cs="Open Sans Light"/>
+          <w:sz w:val="20"/>
+          <w:szCs w:val="20"/>
+        </w:rPr>
+        <w:t>{{$</w:t>
+      </w:r>
+      <w:proofErr w:type="spellStart"/>
+      <w:r>
+        <w:rPr>
+          <w:rFonts w:ascii="Open Sans Light" w:eastAsia="Open Sans Light" w:hAnsi="Open Sans Light" w:cs="Open Sans Light"/>
+          <w:sz w:val="20"/>
+          <w:szCs w:val="20"/>
+        </w:rPr>
+        <w:t>factura.record.explicacio_no_contractacio</w:t>
+      </w:r>
+      <w:proofErr w:type="spellEnd"/>
+      <w:r>
+        <w:rPr>
+          <w:rFonts w:ascii="Open Sans Light" w:eastAsia="Open Sans Light" w:hAnsi="Open Sans Light" w:cs="Open Sans Light"/>
+          <w:sz w:val="20"/>
+          <w:szCs w:val="20"/>
+        </w:rPr>
+        <w:t>}}</w:t>
+      </w:r>
+    </w:p>
+    <w:p>
+      <w:pPr>
+        <w:keepLines/>
+        <w:widowControl w:val="0"/>
+        <w:tabs>
+          <w:tab w:val="left" w:pos="395"/>
+        </w:tabs>
+        <w:suppressAutoHyphens w:val="0"/>
+        <w:spacing w:before="120" w:line="276" w:lineRule="auto"/>
+        <w:jc w:val="both"/>
+        <w:rPr>
+          <w:rFonts w:ascii="Open Sans Light" w:hAnsi="Open Sans Light" w:cs="Open Sans Light"/>
+          <w:sz w:val="20"/>
+          <w:szCs w:val="20"/>
+        </w:rPr>
+      </w:pPr>
+      <w:r>
+        <w:rPr>
+          <w:rFonts w:ascii="Open Sans Light" w:eastAsia="Open Sans Light" w:hAnsi="Open Sans Light" w:cs="Open Sans Light"/>
+          <w:sz w:val="20"/>
+          <w:szCs w:val="20"/>
+        </w:rPr>
+        <w:t>{{END-FOR factura}}</w:t>
+      </w:r>
+    </w:p>
+    <w:p>
+      <w:pPr>
+        <w:pStyle w:val="paragraph"/>
+        <w:spacing w:before="0" w:beforeAutospacing="0" w:after="0" w:afterAutospacing="0"/>
+        <w:jc w:val="both"/>
+        <w:textAlignment w:val="baseline"/>
+        <w:rPr>
+          <w:rFonts w:ascii="Open Sans Light" w:hAnsi="Open Sans Light" w:cs="Open Sans Light"/>
+          <w:sz w:val="20"/>
+          <w:szCs w:val="20"/>
+        </w:rPr>
+      </w:pPr>
+    </w:p>
+    <w:p>
+      <w:pPr>
+        <w:rPr>
+          <w:rFonts w:ascii="Open Sans Light" w:eastAsia="Open Sans Light" w:hAnsi="Open Sans Light" w:cs="Open Sans Light"/>
+          <w:sz w:val="20"/>
+          <w:szCs w:val="20"/>
+        </w:rPr>
+      </w:pPr>
+      <w:r>
+        <w:rPr>
+          <w:rFonts w:ascii="Open Sans Light" w:eastAsia="Open Sans Light" w:hAnsi="Open Sans Light" w:cs="Open Sans Light"/>
+          <w:sz w:val="20"/>
+          <w:szCs w:val="20"/>
+        </w:rPr>
+        <w:t>{{END-IF}}</w:t>
+      </w:r>
+    </w:p>
+    <w:p/>
+    <w:p>
+      <w:r>
+        <w:rPr>
+          <w:rFonts w:ascii="Open Sans Light" w:eastAsia="Open Sans Light" w:hAnsi="Open Sans Light" w:cs="Open Sans Light"/>
+          <w:sz w:val="20"/>
+          <w:szCs w:val="20"/>
+        </w:rPr>
+        <w:t>{{IF factures_d.length}}</w:t>
+      </w:r>
+    </w:p>
+    <w:p>
+      <w:pPr>
+        <w:pStyle w:val="paragraph"/>
+        <w:numPr>
+          <w:ilvl w:val="0"/>
+          <w:numId w:val="29"/>
+        </w:numPr>
+        <w:spacing w:before="0" w:beforeAutospacing="0" w:after="0" w:afterAutospacing="0"/>
+        <w:ind w:left="360" w:firstLine="0"/>
+        <w:jc w:val="both"/>
+        <w:textAlignment w:val="baseline"/>
+        <w:rPr>
+          <w:rStyle w:val="eop"/>
+          <w:rFonts w:ascii="Open Sans Light" w:hAnsi="Open Sans Light" w:cs="Open Sans Light"/>
+          <w:sz w:val="20"/>
+          <w:szCs w:val="20"/>
+        </w:rPr>
+      </w:pPr>
+      <w:r>
+        <w:rPr>
+          <w:rStyle w:val="normaltextrun"/>
+          <w:rFonts w:ascii="Open Sans Light" w:hAnsi="Open Sans Light" w:cs="Open Sans Light"/>
+          <w:sz w:val="20"/>
+          <w:szCs w:val="20"/>
+          <w:lang w:val="ca-ES"/>
+        </w:rPr>
+        <w:t>Algunes despeses suposen un fraccionament per ser repetitives i gairebé periòdiques, i superen el llindars que requereix la Llei de Contractes del Sector Públic per licitar-les.</w:t>
+      </w:r>
+      <w:r>
+        <w:rPr>
+          <w:rStyle w:val="eop"/>
+          <w:rFonts w:ascii="Open Sans Light" w:hAnsi="Open Sans Light" w:cs="Open Sans Light"/>
+          <w:sz w:val="20"/>
+          <w:szCs w:val="20"/>
+        </w:rPr>
+        <w:t> </w:t>
+      </w:r>
+    </w:p>
+    <w:p>
+      <w:pPr>
+        <w:pStyle w:val="paragraph"/>
+        <w:spacing w:before="0" w:beforeAutospacing="0" w:after="0" w:afterAutospacing="0"/>
+        <w:jc w:val="both"/>
+        <w:textAlignment w:val="baseline"/>
+        <w:rPr>
+          <w:rStyle w:val="eop"/>
+          <w:rFonts w:ascii="Open Sans Light" w:hAnsi="Open Sans Light" w:cs="Open Sans Light"/>
+          <w:sz w:val="20"/>
+          <w:szCs w:val="20"/>
+        </w:rPr>
+      </w:pPr>
+    </w:p>
+    <w:p>
+      <w:pPr>
+        <w:rPr>
+          <w:rFonts w:ascii="Open Sans Light" w:hAnsi="Open Sans Light" w:cs="Open Sans Light"/>
+          <w:sz w:val="20"/>
+          <w:szCs w:val="20"/>
+        </w:rPr>
+      </w:pPr>
+      <w:r>
+        <w:rPr>
+          <w:rFonts w:ascii="Open Sans Light" w:hAnsi="Open Sans Light" w:cs="Open Sans Light"/>
+          <w:sz w:val="20"/>
+          <w:szCs w:val="20"/>
+        </w:rPr>
+        <w:t>{{FOR factura IN factures_d}}</w:t>
+      </w:r>
+    </w:p>
+    <w:p>
+      <w:pPr>
+        <w:keepLines/>
+        <w:widowControl w:val="0"/>
+        <w:tabs>
+          <w:tab w:val="left" w:pos="395"/>
+        </w:tabs>
+        <w:suppressAutoHyphens w:val="0"/>
+        <w:spacing w:before="120" w:line="276" w:lineRule="auto"/>
+        <w:rPr>
+          <w:rFonts w:ascii="Open Sans Light" w:eastAsia="Open Sans Light" w:hAnsi="Open Sans Light" w:cs="Open Sans Light"/>
+          <w:b/>
+          <w:sz w:val="20"/>
+          <w:szCs w:val="20"/>
+        </w:rPr>
+      </w:pPr>
+      <w:r>
+        <w:rPr>
+          <w:rFonts w:ascii="Open Sans Light" w:eastAsia="Open Sans Light" w:hAnsi="Open Sans Light" w:cs="Open Sans Light"/>
+          <w:b/>
+          <w:sz w:val="20"/>
+          <w:szCs w:val="20"/>
+        </w:rPr>
+        <w:t>{{$</w:t>
+      </w:r>
+      <w:proofErr w:type="spellStart"/>
+      <w:r>
+        <w:rPr>
+          <w:rFonts w:ascii="Open Sans Light" w:eastAsia="Open Sans Light" w:hAnsi="Open Sans Light" w:cs="Open Sans Light"/>
+          <w:b/>
+          <w:sz w:val="20"/>
+          <w:szCs w:val="20"/>
+        </w:rPr>
+        <w:t>factura.descripcio</w:t>
+      </w:r>
+      <w:proofErr w:type="spellEnd"/>
+      <w:r>
+        <w:rPr>
+          <w:rFonts w:ascii="Open Sans Light" w:eastAsia="Open Sans Light" w:hAnsi="Open Sans Light" w:cs="Open Sans Light"/>
+          <w:b/>
+          <w:sz w:val="20"/>
+          <w:szCs w:val="20"/>
+        </w:rPr>
+        <w:t>}} - {{$</w:t>
+      </w:r>
+      <w:proofErr w:type="spellStart"/>
+      <w:r>
+        <w:rPr>
+          <w:rFonts w:ascii="Open Sans Light" w:eastAsia="Open Sans Light" w:hAnsi="Open Sans Light" w:cs="Open Sans Light"/>
+          <w:b/>
+          <w:sz w:val="20"/>
+          <w:szCs w:val="20"/>
+        </w:rPr>
+        <w:t>factura.periode</w:t>
+      </w:r>
+      <w:proofErr w:type="spellEnd"/>
+      <w:r>
+        <w:rPr>
+          <w:rFonts w:ascii="Open Sans Light" w:eastAsia="Open Sans Light" w:hAnsi="Open Sans Light" w:cs="Open Sans Light"/>
+          <w:b/>
+          <w:sz w:val="20"/>
+          <w:szCs w:val="20"/>
+        </w:rPr>
+        <w:t>}}:</w:t>
+      </w:r>
+    </w:p>
+    <w:p>
+      <w:pPr>
+        <w:keepLines/>
+        <w:widowControl w:val="0"/>
+        <w:tabs>
+          <w:tab w:val="left" w:pos="395"/>
+        </w:tabs>
+        <w:suppressAutoHyphens w:val="0"/>
+        <w:spacing w:before="120" w:line="276" w:lineRule="auto"/>
+        <w:rPr>
+          <w:rFonts w:ascii="Open Sans Light" w:eastAsia="Open Sans Light" w:hAnsi="Open Sans Light" w:cs="Open Sans Light"/>
+          <w:sz w:val="20"/>
+          <w:szCs w:val="20"/>
+        </w:rPr>
+      </w:pPr>
+      <w:r>
+        <w:rPr>
+          <w:rFonts w:ascii="Open Sans Light" w:eastAsia="Open Sans Light" w:hAnsi="Open Sans Light" w:cs="Open Sans Light"/>
+          <w:sz w:val="20"/>
+          <w:szCs w:val="20"/>
+        </w:rPr>
+        <w:t>{{$</w:t>
+      </w:r>
+      <w:proofErr w:type="spellStart"/>
+      <w:r>
+        <w:rPr>
+          <w:rFonts w:ascii="Open Sans Light" w:eastAsia="Open Sans Light" w:hAnsi="Open Sans Light" w:cs="Open Sans Light"/>
+          <w:sz w:val="20"/>
+          <w:szCs w:val="20"/>
+        </w:rPr>
+        <w:t>factura.record.explicacio_no_contractacio</w:t>
+      </w:r>
+      <w:proofErr w:type="spellEnd"/>
+      <w:r>
+        <w:rPr>
+          <w:rFonts w:ascii="Open Sans Light" w:eastAsia="Open Sans Light" w:hAnsi="Open Sans Light" w:cs="Open Sans Light"/>
+          <w:sz w:val="20"/>
+          <w:szCs w:val="20"/>
+        </w:rPr>
+        <w:t>}}</w:t>
+      </w:r>
+    </w:p>
+    <w:p>
+      <w:pPr>
+        <w:keepLines/>
+        <w:widowControl w:val="0"/>
+        <w:tabs>
+          <w:tab w:val="left" w:pos="395"/>
+        </w:tabs>
+        <w:suppressAutoHyphens w:val="0"/>
+        <w:spacing w:before="120" w:line="276" w:lineRule="auto"/>
+        <w:jc w:val="both"/>
+        <w:rPr>
+          <w:rStyle w:val="eop"/>
+          <w:rFonts w:ascii="Open Sans Light" w:hAnsi="Open Sans Light" w:cs="Open Sans Light"/>
+          <w:sz w:val="20"/>
+          <w:szCs w:val="20"/>
+        </w:rPr>
+      </w:pPr>
+      <w:r>
+        <w:rPr>
+          <w:rFonts w:ascii="Open Sans Light" w:eastAsia="Open Sans Light" w:hAnsi="Open Sans Light" w:cs="Open Sans Light"/>
+          <w:sz w:val="20"/>
+          <w:szCs w:val="20"/>
+        </w:rPr>
+        <w:t>{{END-FOR factura}}</w:t>
+      </w:r>
+    </w:p>
+    <w:p>
+      <w:pPr>
+        <w:pStyle w:val="paragraph"/>
+        <w:spacing w:before="0" w:beforeAutospacing="0" w:after="0" w:afterAutospacing="0"/>
+        <w:ind w:left="360"/>
+        <w:jc w:val="both"/>
+        <w:textAlignment w:val="baseline"/>
+        <w:rPr>
+          <w:rFonts w:ascii="Open Sans Light" w:hAnsi="Open Sans Light" w:cs="Open Sans Light"/>
+          <w:sz w:val="20"/>
+          <w:szCs w:val="20"/>
+        </w:rPr>
+      </w:pPr>
+    </w:p>
+    <w:p>
+      <w:pPr>
+        <w:rPr>
+          <w:rFonts w:ascii="Open Sans Light" w:eastAsia="Open Sans Light" w:hAnsi="Open Sans Light" w:cs="Open Sans Light"/>
+          <w:sz w:val="20"/>
+          <w:szCs w:val="20"/>
+        </w:rPr>
+      </w:pPr>
+      <w:r>
+        <w:rPr>
+          <w:rFonts w:ascii="Open Sans Light" w:eastAsia="Open Sans Light" w:hAnsi="Open Sans Light" w:cs="Open Sans Light"/>
+          <w:sz w:val="20"/>
+          <w:szCs w:val="20"/>
+        </w:rPr>
+        <w:t>{{END-IF}}</w:t>
+      </w:r>
+    </w:p>
+    <w:p/>
+    <w:p>
+      <w:r>
+        <w:rPr>
+          <w:rFonts w:ascii="Open Sans Light" w:eastAsia="Open Sans Light" w:hAnsi="Open Sans Light" w:cs="Open Sans Light"/>
+          <w:sz w:val="20"/>
+          <w:szCs w:val="20"/>
+        </w:rPr>
+        <w:t>{{IF factures_e.length}}</w:t>
+      </w:r>
+    </w:p>
+    <w:p>
+      <w:pPr>
+        <w:pStyle w:val="paragraph"/>
+        <w:numPr>
+          <w:ilvl w:val="0"/>
+          <w:numId w:val="30"/>
+        </w:numPr>
+        <w:spacing w:before="0" w:beforeAutospacing="0" w:after="0" w:afterAutospacing="0"/>
+        <w:ind w:left="360" w:firstLine="0"/>
+        <w:jc w:val="both"/>
+        <w:textAlignment w:val="baseline"/>
+        <w:rPr>
+          <w:rStyle w:val="eop"/>
+          <w:rFonts w:ascii="Open Sans Light" w:hAnsi="Open Sans Light" w:cs="Open Sans Light"/>
+          <w:sz w:val="20"/>
+          <w:szCs w:val="20"/>
+        </w:rPr>
+      </w:pPr>
+      <w:r>
+        <w:rPr>
+          <w:rStyle w:val="normaltextrun"/>
+          <w:rFonts w:ascii="Open Sans Light" w:hAnsi="Open Sans Light" w:cs="Open Sans Light"/>
+          <w:sz w:val="20"/>
+          <w:szCs w:val="20"/>
+          <w:lang w:val="ca-ES"/>
+        </w:rPr>
+        <w:t>Manca de personal al centre que dificulta la planificació de la contractació i realitzar propostes des d’altres enfocaments i perspectives als problemes que la contractació d’avui demanda. </w:t>
+      </w:r>
+      <w:r>
+        <w:rPr>
+          <w:rStyle w:val="eop"/>
+          <w:rFonts w:ascii="Open Sans Light" w:hAnsi="Open Sans Light" w:cs="Open Sans Light"/>
+          <w:sz w:val="20"/>
+          <w:szCs w:val="20"/>
+        </w:rPr>
+        <w:t> </w:t>
+      </w:r>
+    </w:p>
+    <w:p>
+      <w:pPr>
+        <w:pStyle w:val="paragraph"/>
+        <w:spacing w:before="0" w:beforeAutospacing="0" w:after="0" w:afterAutospacing="0"/>
+        <w:jc w:val="both"/>
+        <w:textAlignment w:val="baseline"/>
+        <w:rPr>
+          <w:rStyle w:val="eop"/>
+          <w:rFonts w:ascii="Open Sans Light" w:hAnsi="Open Sans Light" w:cs="Open Sans Light"/>
+          <w:sz w:val="20"/>
+          <w:szCs w:val="20"/>
+        </w:rPr>
+      </w:pPr>
+    </w:p>
+    <w:p>
+      <w:pPr>
+        <w:rPr>
+          <w:rFonts w:ascii="Open Sans Light" w:hAnsi="Open Sans Light" w:cs="Open Sans Light"/>
+          <w:sz w:val="20"/>
+          <w:szCs w:val="20"/>
+        </w:rPr>
+      </w:pPr>
+      <w:r>
+        <w:rPr>
+          <w:rFonts w:ascii="Open Sans Light" w:hAnsi="Open Sans Light" w:cs="Open Sans Light"/>
+          <w:sz w:val="20"/>
+          <w:szCs w:val="20"/>
+        </w:rPr>
+        <w:t>{{FOR factura IN factures_e}}</w:t>
+      </w:r>
+    </w:p>
+    <w:p>
+      <w:pPr>
+        <w:keepLines/>
+        <w:widowControl w:val="0"/>
+        <w:tabs>
+          <w:tab w:val="left" w:pos="395"/>
+        </w:tabs>
+        <w:suppressAutoHyphens w:val="0"/>
+        <w:spacing w:before="120" w:line="276" w:lineRule="auto"/>
+        <w:rPr>
+          <w:rFonts w:ascii="Open Sans Light" w:eastAsia="Open Sans Light" w:hAnsi="Open Sans Light" w:cs="Open Sans Light"/>
+          <w:b/>
+          <w:sz w:val="20"/>
+          <w:szCs w:val="20"/>
+        </w:rPr>
+      </w:pPr>
+      <w:r>
+        <w:rPr>
+          <w:rFonts w:ascii="Open Sans Light" w:eastAsia="Open Sans Light" w:hAnsi="Open Sans Light" w:cs="Open Sans Light"/>
+          <w:b/>
+          <w:sz w:val="20"/>
+          <w:szCs w:val="20"/>
+        </w:rPr>
+        <w:t>{{$</w:t>
+      </w:r>
+      <w:proofErr w:type="spellStart"/>
+      <w:r>
+        <w:rPr>
+          <w:rFonts w:ascii="Open Sans Light" w:eastAsia="Open Sans Light" w:hAnsi="Open Sans Light" w:cs="Open Sans Light"/>
+          <w:b/>
+          <w:sz w:val="20"/>
+          <w:szCs w:val="20"/>
+        </w:rPr>
+        <w:t>factura.descripcio</w:t>
+      </w:r>
+      <w:proofErr w:type="spellEnd"/>
+      <w:r>
+        <w:rPr>
+          <w:rFonts w:ascii="Open Sans Light" w:eastAsia="Open Sans Light" w:hAnsi="Open Sans Light" w:cs="Open Sans Light"/>
+          <w:b/>
+          <w:sz w:val="20"/>
+          <w:szCs w:val="20"/>
+        </w:rPr>
+        <w:t>}} - {{$</w:t>
+      </w:r>
+      <w:proofErr w:type="spellStart"/>
+      <w:r>
+        <w:rPr>
+          <w:rFonts w:ascii="Open Sans Light" w:eastAsia="Open Sans Light" w:hAnsi="Open Sans Light" w:cs="Open Sans Light"/>
+          <w:b/>
+          <w:sz w:val="20"/>
+          <w:szCs w:val="20"/>
+        </w:rPr>
+        <w:t>factura.periode</w:t>
+      </w:r>
+      <w:proofErr w:type="spellEnd"/>
+      <w:r>
+        <w:rPr>
+          <w:rFonts w:ascii="Open Sans Light" w:eastAsia="Open Sans Light" w:hAnsi="Open Sans Light" w:cs="Open Sans Light"/>
+          <w:b/>
+          <w:sz w:val="20"/>
+          <w:szCs w:val="20"/>
+        </w:rPr>
+        <w:t>}}:</w:t>
+      </w:r>
+    </w:p>
+    <w:p>
+      <w:pPr>
+        <w:keepLines/>
+        <w:widowControl w:val="0"/>
+        <w:tabs>
+          <w:tab w:val="left" w:pos="395"/>
+        </w:tabs>
+        <w:suppressAutoHyphens w:val="0"/>
+        <w:spacing w:before="120" w:line="276" w:lineRule="auto"/>
+        <w:rPr>
+          <w:rFonts w:ascii="Open Sans Light" w:eastAsia="Open Sans Light" w:hAnsi="Open Sans Light" w:cs="Open Sans Light"/>
+          <w:sz w:val="20"/>
+          <w:szCs w:val="20"/>
+        </w:rPr>
+      </w:pPr>
+      <w:r>
+        <w:rPr>
+          <w:rFonts w:ascii="Open Sans Light" w:eastAsia="Open Sans Light" w:hAnsi="Open Sans Light" w:cs="Open Sans Light"/>
+          <w:sz w:val="20"/>
+          <w:szCs w:val="20"/>
+        </w:rPr>
+        <w:t>{{$</w:t>
+      </w:r>
+      <w:proofErr w:type="spellStart"/>
+      <w:r>
+        <w:rPr>
+          <w:rFonts w:ascii="Open Sans Light" w:eastAsia="Open Sans Light" w:hAnsi="Open Sans Light" w:cs="Open Sans Light"/>
+          <w:sz w:val="20"/>
+          <w:szCs w:val="20"/>
+        </w:rPr>
+        <w:t>factura.record.explicacio_no_contractacio</w:t>
+      </w:r>
+      <w:proofErr w:type="spellEnd"/>
+      <w:r>
+        <w:rPr>
+          <w:rFonts w:ascii="Open Sans Light" w:eastAsia="Open Sans Light" w:hAnsi="Open Sans Light" w:cs="Open Sans Light"/>
+          <w:sz w:val="20"/>
+          <w:szCs w:val="20"/>
+        </w:rPr>
+        <w:t>}}</w:t>
+      </w:r>
+    </w:p>
+    <w:p>
+      <w:pPr>
+        <w:keepLines/>
+        <w:widowControl w:val="0"/>
+        <w:tabs>
+          <w:tab w:val="left" w:pos="395"/>
+        </w:tabs>
+        <w:suppressAutoHyphens w:val="0"/>
+        <w:spacing w:before="120" w:line="276" w:lineRule="auto"/>
+        <w:jc w:val="both"/>
+        <w:rPr>
+          <w:rStyle w:val="eop"/>
+          <w:rFonts w:ascii="Open Sans Light" w:hAnsi="Open Sans Light" w:cs="Open Sans Light"/>
+          <w:sz w:val="20"/>
+          <w:szCs w:val="20"/>
+        </w:rPr>
+      </w:pPr>
+      <w:r>
+        <w:rPr>
+          <w:rFonts w:ascii="Open Sans Light" w:eastAsia="Open Sans Light" w:hAnsi="Open Sans Light" w:cs="Open Sans Light"/>
+          <w:sz w:val="20"/>
+          <w:szCs w:val="20"/>
+        </w:rPr>
+        <w:t>{{END-FOR factura}}</w:t>
+      </w:r>
+    </w:p>
+    <w:p>
+      <w:pPr>
+        <w:pStyle w:val="paragraph"/>
+        <w:spacing w:before="0" w:beforeAutospacing="0" w:after="0" w:afterAutospacing="0"/>
+        <w:ind w:left="360"/>
+        <w:jc w:val="both"/>
+        <w:textAlignment w:val="baseline"/>
+        <w:rPr>
+          <w:rFonts w:ascii="Open Sans Light" w:hAnsi="Open Sans Light" w:cs="Open Sans Light"/>
+          <w:sz w:val="20"/>
+          <w:szCs w:val="20"/>
+        </w:rPr>
+      </w:pPr>
+    </w:p>
+    <w:p>
+      <w:pPr>
+        <w:rPr>
+          <w:rFonts w:ascii="Open Sans Light" w:eastAsia="Open Sans Light" w:hAnsi="Open Sans Light" w:cs="Open Sans Light"/>
+          <w:sz w:val="20"/>
+          <w:szCs w:val="20"/>
+        </w:rPr>
+      </w:pPr>
+      <w:r>
+        <w:rPr>
+          <w:rFonts w:ascii="Open Sans Light" w:eastAsia="Open Sans Light" w:hAnsi="Open Sans Light" w:cs="Open Sans Light"/>
+          <w:sz w:val="20"/>
+          <w:szCs w:val="20"/>
+        </w:rPr>
+        <w:t>{{END-IF}}</w:t>
+      </w:r>
+    </w:p>
+    <w:p/>
+    <w:p>
+      <w:r>
+        <w:rPr>
+          <w:rFonts w:ascii="Open Sans Light" w:eastAsia="Open Sans Light" w:hAnsi="Open Sans Light" w:cs="Open Sans Light"/>
+          <w:sz w:val="20"/>
+          <w:szCs w:val="20"/>
+        </w:rPr>
+        <w:t>{{IF factures_f.length}}</w:t>
+      </w:r>
+    </w:p>
+    <w:p>
+      <w:pPr>
+        <w:pStyle w:val="paragraph"/>
+        <w:numPr>
+          <w:ilvl w:val="0"/>
+          <w:numId w:val="31"/>
+        </w:numPr>
+        <w:spacing w:before="0" w:beforeAutospacing="0" w:after="0" w:afterAutospacing="0"/>
+        <w:ind w:left="360" w:firstLine="0"/>
+        <w:jc w:val="both"/>
+        <w:textAlignment w:val="baseline"/>
+        <w:rPr>
+          <w:rFonts w:ascii="Open Sans Light" w:hAnsi="Open Sans Light" w:cs="Open Sans Light"/>
+          <w:sz w:val="20"/>
+          <w:szCs w:val="20"/>
+        </w:rPr>
+      </w:pPr>
+      <w:r>
+        <w:rPr>
+          <w:rStyle w:val="normaltextrun"/>
+          <w:rFonts w:ascii="Open Sans Light" w:hAnsi="Open Sans Light" w:cs="Open Sans Light"/>
+          <w:sz w:val="20"/>
+          <w:szCs w:val="20"/>
+          <w:lang w:val="ca-ES"/>
+        </w:rPr>
+        <w:t>Per superació del crèdit contractat. </w:t>
+      </w:r>
+      <w:r>
+        <w:rPr>
+          <w:rStyle w:val="eop"/>
+          <w:rFonts w:ascii="Open Sans Light" w:hAnsi="Open Sans Light" w:cs="Open Sans Light"/>
+          <w:sz w:val="20"/>
+          <w:szCs w:val="20"/>
+        </w:rPr>
+        <w:t> </w:t>
+      </w:r>
+    </w:p>
+    <w:p>
+      <w:pPr>
+        <w:jc w:val="both"/>
+        <w:rPr>
+          <w:rFonts w:ascii="Open Sans Light" w:eastAsia="Open Sans Light" w:hAnsi="Open Sans Light" w:cs="Open Sans Light"/>
+          <w:sz w:val="20"/>
+          <w:szCs w:val="20"/>
+        </w:rPr>
+      </w:pPr>
+    </w:p>
+    <w:p>
+      <w:pPr>
+        <w:rPr>
+          <w:rFonts w:ascii="Open Sans Light" w:hAnsi="Open Sans Light" w:cs="Open Sans Light"/>
+          <w:sz w:val="20"/>
+          <w:szCs w:val="20"/>
+        </w:rPr>
+      </w:pPr>
+      <w:r>
+        <w:rPr>
+          <w:rFonts w:ascii="Open Sans Light" w:hAnsi="Open Sans Light" w:cs="Open Sans Light"/>
+          <w:sz w:val="20"/>
+          <w:szCs w:val="20"/>
+        </w:rPr>
+        <w:t>{{FOR factura IN factures_f}}</w:t>
+      </w:r>
+    </w:p>
+    <w:p>
+      <w:pPr>
+        <w:keepLines/>
+        <w:widowControl w:val="0"/>
+        <w:tabs>
+          <w:tab w:val="left" w:pos="395"/>
+        </w:tabs>
+        <w:suppressAutoHyphens w:val="0"/>
+        <w:spacing w:before="120" w:line="276" w:lineRule="auto"/>
+        <w:rPr>
+          <w:rFonts w:ascii="Open Sans Light" w:eastAsia="Open Sans Light" w:hAnsi="Open Sans Light" w:cs="Open Sans Light"/>
+          <w:b/>
+          <w:sz w:val="20"/>
+          <w:szCs w:val="20"/>
+        </w:rPr>
+      </w:pPr>
+      <w:r>
+        <w:rPr>
+          <w:rFonts w:ascii="Open Sans Light" w:eastAsia="Open Sans Light" w:hAnsi="Open Sans Light" w:cs="Open Sans Light"/>
+          <w:b/>
+          <w:sz w:val="20"/>
+          <w:szCs w:val="20"/>
+        </w:rPr>
+        <w:t>{{$</w:t>
+      </w:r>
+      <w:proofErr w:type="spellStart"/>
+      <w:r>
+        <w:rPr>
+          <w:rFonts w:ascii="Open Sans Light" w:eastAsia="Open Sans Light" w:hAnsi="Open Sans Light" w:cs="Open Sans Light"/>
+          <w:b/>
+          <w:sz w:val="20"/>
+          <w:szCs w:val="20"/>
+        </w:rPr>
+        <w:t>factura.descripcio</w:t>
+      </w:r>
+      <w:proofErr w:type="spellEnd"/>
+      <w:r>
+        <w:rPr>
+          <w:rFonts w:ascii="Open Sans Light" w:eastAsia="Open Sans Light" w:hAnsi="Open Sans Light" w:cs="Open Sans Light"/>
+          <w:b/>
+          <w:sz w:val="20"/>
+          <w:szCs w:val="20"/>
+        </w:rPr>
+        <w:t>}} - {{$</w:t>
+      </w:r>
+      <w:proofErr w:type="spellStart"/>
+      <w:r>
+        <w:rPr>
+          <w:rFonts w:ascii="Open Sans Light" w:eastAsia="Open Sans Light" w:hAnsi="Open Sans Light" w:cs="Open Sans Light"/>
+          <w:b/>
+          <w:sz w:val="20"/>
+          <w:szCs w:val="20"/>
+        </w:rPr>
+        <w:t>factura.periode</w:t>
+      </w:r>
+      <w:proofErr w:type="spellEnd"/>
+      <w:r>
+        <w:rPr>
+          <w:rFonts w:ascii="Open Sans Light" w:eastAsia="Open Sans Light" w:hAnsi="Open Sans Light" w:cs="Open Sans Light"/>
+          <w:b/>
+          <w:sz w:val="20"/>
+          <w:szCs w:val="20"/>
+        </w:rPr>
+        <w:t>}}:</w:t>
+      </w:r>
+    </w:p>
+    <w:p>
+      <w:pPr>
+        <w:keepLines/>
+        <w:widowControl w:val="0"/>
+        <w:tabs>
+          <w:tab w:val="left" w:pos="395"/>
+        </w:tabs>
+        <w:suppressAutoHyphens w:val="0"/>
+        <w:spacing w:before="120" w:line="276" w:lineRule="auto"/>
+        <w:rPr>
+          <w:rFonts w:ascii="Open Sans Light" w:eastAsia="Open Sans Light" w:hAnsi="Open Sans Light" w:cs="Open Sans Light"/>
+          <w:sz w:val="20"/>
+          <w:szCs w:val="20"/>
+        </w:rPr>
+      </w:pPr>
+      <w:r>
+        <w:rPr>
+          <w:rFonts w:ascii="Open Sans Light" w:eastAsia="Open Sans Light" w:hAnsi="Open Sans Light" w:cs="Open Sans Light"/>
+          <w:sz w:val="20"/>
+          <w:szCs w:val="20"/>
+        </w:rPr>
+        <w:t>{{$</w:t>
+      </w:r>
+      <w:proofErr w:type="spellStart"/>
+      <w:r>
+        <w:rPr>
+          <w:rFonts w:ascii="Open Sans Light" w:eastAsia="Open Sans Light" w:hAnsi="Open Sans Light" w:cs="Open Sans Light"/>
+          <w:sz w:val="20"/>
+          <w:szCs w:val="20"/>
+        </w:rPr>
+        <w:t>factura.record.explicacio_no_contractacio</w:t>
+      </w:r>
+      <w:proofErr w:type="spellEnd"/>
+      <w:r>
+        <w:rPr>
+          <w:rFonts w:ascii="Open Sans Light" w:eastAsia="Open Sans Light" w:hAnsi="Open Sans Light" w:cs="Open Sans Light"/>
+          <w:sz w:val="20"/>
+          <w:szCs w:val="20"/>
+        </w:rPr>
+        <w:t>}}</w:t>
+      </w:r>
+    </w:p>
+    <w:p>
+      <w:pPr>
+        <w:keepLines/>
+        <w:widowControl w:val="0"/>
+        <w:tabs>
+          <w:tab w:val="left" w:pos="395"/>
+        </w:tabs>
+        <w:suppressAutoHyphens w:val="0"/>
+        <w:spacing w:before="120" w:line="276" w:lineRule="auto"/>
+        <w:jc w:val="both"/>
+        <w:rPr>
+          <w:rFonts w:ascii="Open Sans Light" w:hAnsi="Open Sans Light" w:cs="Open Sans Light"/>
+          <w:sz w:val="20"/>
+          <w:szCs w:val="20"/>
+        </w:rPr>
+      </w:pPr>
+      <w:r>
+        <w:rPr>
+          <w:rFonts w:ascii="Open Sans Light" w:eastAsia="Open Sans Light" w:hAnsi="Open Sans Light" w:cs="Open Sans Light"/>
+          <w:sz w:val="20"/>
+          <w:szCs w:val="20"/>
+        </w:rPr>
+        <w:t>{{END-FOR factura}}</w:t>
+      </w:r>
+    </w:p>
+    <w:p>
+      <w:pPr>
+        <w:jc w:val="both"/>
+        <w:rPr>
+          <w:rFonts w:ascii="Open Sans Light" w:hAnsi="Open Sans Light" w:cs="Open Sans Light"/>
+          <w:sz w:val="20"/>
+          <w:szCs w:val="20"/>
+        </w:rPr>
+      </w:pPr>
+    </w:p>
+    <w:p>
+      <w:pPr>
+        <w:rPr>
+          <w:rFonts w:ascii="Open Sans Light" w:eastAsia="Open Sans Light" w:hAnsi="Open Sans Light" w:cs="Open Sans Light"/>
+          <w:sz w:val="20"/>
+          <w:szCs w:val="20"/>
+        </w:rPr>
+      </w:pPr>
+      <w:r>
+        <w:rPr>
+          <w:rFonts w:ascii="Open Sans Light" w:eastAsia="Open Sans Light" w:hAnsi="Open Sans Light" w:cs="Open Sans Light"/>
+          <w:sz w:val="20"/>
+          <w:szCs w:val="20"/>
+        </w:rPr>
+        <w:t>{{END-IF}}</w:t>
+      </w:r>
+    </w:p>
+    <w:p/>
     <w:p>
       <w:pPr>
         <w:numPr>
@@ -2671,7 +3788,6 @@
           <w:sz w:val="20"/>
           <w:szCs w:val="20"/>
         </w:rPr>
-        <w:lastRenderedPageBreak/>
         <w:t>Les unitats subministrades/prestades són les estrictament necessàries per a la realització de les  prestacions.</w:t>
       </w:r>
       <w:r>
@@ -2996,7 +4112,16 @@
           <w:sz w:val="20"/>
           <w:szCs w:val="20"/>
         </w:rPr>
-        <w:t>La taxació dels costs que correspon abonar als tercers interessats en concepte d’indemnització substitutiva, exclusivament pel valor de les despeses ocasionades per la realització de la prestació és de </w:t>
+        <w:t xml:space="preserve">La taxació dels costs que correspon abonar als tercers interessats en concepte d’indemnització substitutiva, exclusivament pel valor de les despeses ocasionades per la realització de la </w:t>
+      </w:r>
+      <w:r>
+        <w:rPr>
+          <w:rFonts w:ascii="Open Sans Light" w:hAnsi="Open Sans Light" w:cs="Open Sans Light"/>
+          <w:sz w:val="20"/>
+          <w:szCs w:val="20"/>
+        </w:rPr>
+        <w:lastRenderedPageBreak/>
+        <w:t>prestació és de </w:t>
       </w:r>
       <w:r>
         <w:rPr>
@@ -3124,7 +4249,6 @@
           <w:sz w:val="20"/>
           <w:szCs w:val="20"/>
         </w:rPr>
-        <w:lastRenderedPageBreak/>
         <w:t>És procedent el reconeixement de la despesa per tal d'evitar l'enriquiment injust que suposaria no pagar a tercers els drets adquirits davant la corporació i obligar als particulars a haver de recórrer davant els tribunals de justícia per el cobrament dels seus crèdits. </w:t>
       </w:r>
     </w:p>
@@ -3329,20 +4453,20 @@
         <w:tblLook w:val="04A0" w:firstRow="1" w:lastRow="0" w:firstColumn="1" w:lastColumn="0" w:noHBand="0" w:noVBand="1"/>
       </w:tblPr>
       <w:tblGrid>
-        <w:gridCol w:w="617"/>
-        <w:gridCol w:w="967"/>
-        <w:gridCol w:w="933"/>
-        <w:gridCol w:w="934"/>
-        <w:gridCol w:w="2128"/>
-        <w:gridCol w:w="1249"/>
-        <w:gridCol w:w="1029"/>
-        <w:gridCol w:w="783"/>
-        <w:gridCol w:w="933"/>
-        <w:gridCol w:w="879"/>
-        <w:gridCol w:w="837"/>
-        <w:gridCol w:w="934"/>
-        <w:gridCol w:w="1236"/>
-        <w:gridCol w:w="1235"/>
+        <w:gridCol w:w="591"/>
+        <w:gridCol w:w="1134"/>
+        <w:gridCol w:w="993"/>
+        <w:gridCol w:w="1134"/>
+        <w:gridCol w:w="1727"/>
+        <w:gridCol w:w="1108"/>
+        <w:gridCol w:w="1170"/>
+        <w:gridCol w:w="956"/>
+        <w:gridCol w:w="992"/>
+        <w:gridCol w:w="1276"/>
+        <w:gridCol w:w="992"/>
+        <w:gridCol w:w="851"/>
+        <w:gridCol w:w="850"/>
+        <w:gridCol w:w="920"/>
       </w:tblGrid>
       <w:tr>
         <w:trPr>
@@ -3351,7 +4475,7 @@
         </w:trPr>
         <w:tc>
           <w:tcPr>
-            <w:tcW w:w="617" w:type="dxa"/>
+            <w:tcW w:w="591" w:type="dxa"/>
             <w:tcBorders>
               <w:top w:val="single" w:sz="4" w:space="0" w:color="000000"/>
               <w:left w:val="single" w:sz="4" w:space="0" w:color="000000"/>
@@ -3367,8 +4491,8 @@
                 <w:rFonts w:ascii="Open Sans Light" w:hAnsi="Open Sans Light" w:cs="Open Sans Light"/>
                 <w:b/>
                 <w:bCs/>
-                <w:sz w:val="16"/>
-                <w:szCs w:val="16"/>
+                <w:sz w:val="14"/>
+                <w:szCs w:val="14"/>
               </w:rPr>
             </w:pPr>
             <w:r>
@@ -3376,8 +4500,8 @@
                 <w:rFonts w:ascii="Open Sans Light" w:hAnsi="Open Sans Light" w:cs="Open Sans Light"/>
                 <w:b/>
                 <w:bCs/>
-                <w:sz w:val="16"/>
-                <w:szCs w:val="16"/>
+                <w:sz w:val="14"/>
+                <w:szCs w:val="14"/>
               </w:rPr>
               <w:t>Nº Ordre</w:t>
             </w:r>
@@ -3385,7 +4509,7 @@
         </w:tc>
         <w:tc>
           <w:tcPr>
-            <w:tcW w:w="967" w:type="dxa"/>
+            <w:tcW w:w="1134" w:type="dxa"/>
             <w:tcBorders>
               <w:top w:val="single" w:sz="4" w:space="0" w:color="000000"/>
               <w:left w:val="single" w:sz="4" w:space="0" w:color="000000"/>
@@ -3399,16 +4523,16 @@
               <w:rPr>
                 <w:rFonts w:ascii="Open Sans Light" w:hAnsi="Open Sans Light" w:cs="Open Sans Light"/>
                 <w:b/>
-                <w:sz w:val="16"/>
-                <w:szCs w:val="16"/>
+                <w:sz w:val="14"/>
+                <w:szCs w:val="14"/>
               </w:rPr>
             </w:pPr>
             <w:r>
               <w:rPr>
                 <w:rFonts w:ascii="Open Sans Light" w:hAnsi="Open Sans Light" w:cs="Open Sans Light"/>
                 <w:b/>
-                <w:sz w:val="16"/>
-                <w:szCs w:val="16"/>
+                <w:sz w:val="14"/>
+                <w:szCs w:val="14"/>
               </w:rPr>
               <w:t>Nª Registre d’entrada</w:t>
             </w:r>
@@ -3416,7 +4540,7 @@
         </w:tc>
         <w:tc>
           <w:tcPr>
-            <w:tcW w:w="933" w:type="dxa"/>
+            <w:tcW w:w="993" w:type="dxa"/>
             <w:tcBorders>
               <w:top w:val="single" w:sz="4" w:space="0" w:color="000000"/>
               <w:left w:val="single" w:sz="4" w:space="0" w:color="000000"/>
@@ -3430,16 +4554,16 @@
               <w:rPr>
                 <w:rFonts w:ascii="Open Sans Light" w:hAnsi="Open Sans Light" w:cs="Open Sans Light"/>
                 <w:b/>
-                <w:sz w:val="16"/>
-                <w:szCs w:val="16"/>
+                <w:sz w:val="14"/>
+                <w:szCs w:val="14"/>
               </w:rPr>
             </w:pPr>
             <w:r>
               <w:rPr>
                 <w:rFonts w:ascii="Open Sans Light" w:hAnsi="Open Sans Light" w:cs="Open Sans Light"/>
                 <w:b/>
-                <w:sz w:val="16"/>
-                <w:szCs w:val="16"/>
+                <w:sz w:val="14"/>
+                <w:szCs w:val="14"/>
               </w:rPr>
               <w:t>CIF/NIF</w:t>
             </w:r>
@@ -3447,7 +4571,7 @@
         </w:tc>
         <w:tc>
           <w:tcPr>
-            <w:tcW w:w="934" w:type="dxa"/>
+            <w:tcW w:w="1134" w:type="dxa"/>
             <w:tcBorders>
               <w:top w:val="single" w:sz="4" w:space="0" w:color="000000"/>
               <w:left w:val="single" w:sz="4" w:space="0" w:color="000000"/>
@@ -3461,16 +4585,16 @@
               <w:rPr>
                 <w:rFonts w:ascii="Open Sans Light" w:hAnsi="Open Sans Light" w:cs="Open Sans Light"/>
                 <w:b/>
-                <w:sz w:val="16"/>
-                <w:szCs w:val="16"/>
+                <w:sz w:val="14"/>
+                <w:szCs w:val="14"/>
               </w:rPr>
             </w:pPr>
             <w:r>
               <w:rPr>
                 <w:rFonts w:ascii="Open Sans Light" w:hAnsi="Open Sans Light" w:cs="Open Sans Light"/>
                 <w:b/>
-                <w:sz w:val="16"/>
-                <w:szCs w:val="16"/>
+                <w:sz w:val="14"/>
+                <w:szCs w:val="14"/>
               </w:rPr>
               <w:t>Tercer</w:t>
             </w:r>
@@ -3478,7 +4602,7 @@
         </w:tc>
         <w:tc>
           <w:tcPr>
-            <w:tcW w:w="2128" w:type="dxa"/>
+            <w:tcW w:w="1727" w:type="dxa"/>
             <w:tcBorders>
               <w:top w:val="single" w:sz="4" w:space="0" w:color="000000"/>
               <w:left w:val="single" w:sz="4" w:space="0" w:color="000000"/>
@@ -3492,16 +4616,16 @@
               <w:rPr>
                 <w:rFonts w:ascii="Open Sans Light" w:hAnsi="Open Sans Light" w:cs="Open Sans Light"/>
                 <w:b/>
-                <w:sz w:val="16"/>
-                <w:szCs w:val="16"/>
+                <w:sz w:val="14"/>
+                <w:szCs w:val="14"/>
               </w:rPr>
             </w:pPr>
             <w:r>
               <w:rPr>
                 <w:rFonts w:ascii="Open Sans Light" w:hAnsi="Open Sans Light" w:cs="Open Sans Light"/>
                 <w:b/>
-                <w:sz w:val="16"/>
-                <w:szCs w:val="16"/>
+                <w:sz w:val="14"/>
+                <w:szCs w:val="14"/>
               </w:rPr>
               <w:t>Descripció de la despesa (1)</w:t>
             </w:r>
@@ -3509,7 +4633,7 @@
         </w:tc>
         <w:tc>
           <w:tcPr>
-            <w:tcW w:w="1249" w:type="dxa"/>
+            <w:tcW w:w="1108" w:type="dxa"/>
             <w:tcBorders>
               <w:top w:val="single" w:sz="4" w:space="0" w:color="000000"/>
               <w:left w:val="single" w:sz="4" w:space="0" w:color="000000"/>
@@ -3523,16 +4647,16 @@
               <w:rPr>
                 <w:rFonts w:ascii="Open Sans Light" w:hAnsi="Open Sans Light" w:cs="Open Sans Light"/>
                 <w:b/>
-                <w:sz w:val="16"/>
-                <w:szCs w:val="16"/>
+                <w:sz w:val="14"/>
+                <w:szCs w:val="14"/>
               </w:rPr>
             </w:pPr>
             <w:r>
               <w:rPr>
                 <w:rFonts w:ascii="Open Sans Light" w:hAnsi="Open Sans Light" w:cs="Open Sans Light"/>
                 <w:b/>
-                <w:sz w:val="16"/>
-                <w:szCs w:val="16"/>
+                <w:sz w:val="14"/>
+                <w:szCs w:val="14"/>
               </w:rPr>
               <w:t>Data o p</w:t>
             </w:r>
@@ -3540,8 +4664,8 @@
               <w:rPr>
                 <w:rFonts w:ascii="Open Sans Light" w:hAnsi="Open Sans Light" w:cs="Open Sans Light"/>
                 <w:b/>
-                <w:sz w:val="16"/>
-                <w:szCs w:val="16"/>
+                <w:sz w:val="14"/>
+                <w:szCs w:val="14"/>
               </w:rPr>
               <w:t>eríode de la despesa (1)</w:t>
             </w:r>
@@ -3549,7 +4673,7 @@
         </w:tc>
         <w:tc>
           <w:tcPr>
-            <w:tcW w:w="1029" w:type="dxa"/>
+            <w:tcW w:w="1170" w:type="dxa"/>
             <w:tcBorders>
               <w:top w:val="single" w:sz="4" w:space="0" w:color="000000"/>
               <w:left w:val="single" w:sz="4" w:space="0" w:color="000000"/>
@@ -3563,16 +4687,16 @@
               <w:rPr>
                 <w:rFonts w:ascii="Open Sans Light" w:hAnsi="Open Sans Light" w:cs="Open Sans Light"/>
                 <w:b/>
-                <w:sz w:val="16"/>
-                <w:szCs w:val="16"/>
+                <w:sz w:val="14"/>
+                <w:szCs w:val="14"/>
               </w:rPr>
             </w:pPr>
             <w:r>
               <w:rPr>
                 <w:rFonts w:ascii="Open Sans Light" w:hAnsi="Open Sans Light" w:cs="Open Sans Light"/>
                 <w:b/>
-                <w:sz w:val="16"/>
-                <w:szCs w:val="16"/>
+                <w:sz w:val="14"/>
+                <w:szCs w:val="14"/>
               </w:rPr>
               <w:t>Núm. Factura</w:t>
             </w:r>
@@ -3580,7 +4704,7 @@
         </w:tc>
         <w:tc>
           <w:tcPr>
-            <w:tcW w:w="783" w:type="dxa"/>
+            <w:tcW w:w="956" w:type="dxa"/>
             <w:tcBorders>
               <w:top w:val="single" w:sz="4" w:space="0" w:color="000000"/>
               <w:left w:val="single" w:sz="4" w:space="0" w:color="000000"/>
@@ -3594,16 +4718,16 @@
               <w:rPr>
                 <w:rFonts w:ascii="Open Sans Light" w:hAnsi="Open Sans Light" w:cs="Open Sans Light"/>
                 <w:b/>
-                <w:sz w:val="16"/>
-                <w:szCs w:val="16"/>
+                <w:sz w:val="14"/>
+                <w:szCs w:val="14"/>
               </w:rPr>
             </w:pPr>
             <w:r>
               <w:rPr>
                 <w:rFonts w:ascii="Open Sans Light" w:hAnsi="Open Sans Light" w:cs="Open Sans Light"/>
                 <w:b/>
-                <w:sz w:val="16"/>
-                <w:szCs w:val="16"/>
+                <w:sz w:val="14"/>
+                <w:szCs w:val="14"/>
               </w:rPr>
               <w:t>Data factura</w:t>
             </w:r>
@@ -3611,7 +4735,7 @@
         </w:tc>
         <w:tc>
           <w:tcPr>
-            <w:tcW w:w="933" w:type="dxa"/>
+            <w:tcW w:w="992" w:type="dxa"/>
             <w:tcBorders>
               <w:top w:val="single" w:sz="4" w:space="0" w:color="000000"/>
               <w:left w:val="single" w:sz="4" w:space="0" w:color="000000"/>
@@ -3625,16 +4749,16 @@
               <w:rPr>
                 <w:rFonts w:ascii="Open Sans Light" w:hAnsi="Open Sans Light" w:cs="Open Sans Light"/>
                 <w:b/>
-                <w:sz w:val="16"/>
-                <w:szCs w:val="16"/>
+                <w:sz w:val="14"/>
+                <w:szCs w:val="14"/>
               </w:rPr>
             </w:pPr>
             <w:r>
               <w:rPr>
                 <w:rFonts w:ascii="Open Sans Light" w:hAnsi="Open Sans Light" w:cs="Open Sans Light"/>
                 <w:b/>
-                <w:sz w:val="16"/>
-                <w:szCs w:val="16"/>
+                <w:sz w:val="14"/>
+                <w:szCs w:val="14"/>
               </w:rPr>
               <w:t>Import</w:t>
             </w:r>
@@ -3642,7 +4766,7 @@
         </w:tc>
         <w:tc>
           <w:tcPr>
-            <w:tcW w:w="879" w:type="dxa"/>
+            <w:tcW w:w="1276" w:type="dxa"/>
             <w:tcBorders>
               <w:top w:val="single" w:sz="4" w:space="0" w:color="000000"/>
               <w:left w:val="single" w:sz="4" w:space="0" w:color="000000"/>
@@ -3656,16 +4780,16 @@
               <w:rPr>
                 <w:rFonts w:ascii="Open Sans Light" w:hAnsi="Open Sans Light" w:cs="Open Sans Light"/>
                 <w:b/>
-                <w:sz w:val="16"/>
-                <w:szCs w:val="16"/>
+                <w:sz w:val="14"/>
+                <w:szCs w:val="14"/>
               </w:rPr>
             </w:pPr>
             <w:r>
               <w:rPr>
                 <w:rFonts w:ascii="Open Sans Light" w:hAnsi="Open Sans Light" w:cs="Open Sans Light"/>
                 <w:b/>
-                <w:sz w:val="16"/>
-                <w:szCs w:val="16"/>
+                <w:sz w:val="14"/>
+                <w:szCs w:val="14"/>
               </w:rPr>
               <w:t>Aplicació</w:t>
             </w:r>
@@ -3673,7 +4797,7 @@
         </w:tc>
         <w:tc>
           <w:tcPr>
-            <w:tcW w:w="837" w:type="dxa"/>
+            <w:tcW w:w="992" w:type="dxa"/>
             <w:tcBorders>
               <w:top w:val="single" w:sz="4" w:space="0" w:color="000000"/>
               <w:left w:val="single" w:sz="4" w:space="0" w:color="000000"/>
@@ -3687,24 +4811,44 @@
               <w:rPr>
                 <w:rFonts w:ascii="Open Sans Light" w:hAnsi="Open Sans Light" w:cs="Open Sans Light"/>
                 <w:b/>
-                <w:sz w:val="16"/>
-                <w:szCs w:val="16"/>
+                <w:sz w:val="14"/>
+                <w:szCs w:val="14"/>
               </w:rPr>
             </w:pPr>
             <w:r>
               <w:rPr>
                 <w:rFonts w:ascii="Open Sans Light" w:hAnsi="Open Sans Light" w:cs="Open Sans Light"/>
                 <w:b/>
-                <w:sz w:val="16"/>
-                <w:szCs w:val="16"/>
-              </w:rPr>
-              <w:t>Tipus de despesa (2)</w:t>
+                <w:sz w:val="14"/>
+                <w:szCs w:val="14"/>
+              </w:rPr>
+              <w:t xml:space="preserve">Tipus de despesa </w:t>
+            </w:r>
+          </w:p>
+          <w:p>
+            <w:pPr>
+              <w:jc w:val="center"/>
+              <w:rPr>
+                <w:rFonts w:ascii="Open Sans Light" w:hAnsi="Open Sans Light" w:cs="Open Sans Light"/>
+                <w:b/>
+                <w:sz w:val="14"/>
+                <w:szCs w:val="14"/>
+              </w:rPr>
+            </w:pPr>
+            <w:r>
+              <w:rPr>
+                <w:rFonts w:ascii="Open Sans Light" w:hAnsi="Open Sans Light" w:cs="Open Sans Light"/>
+                <w:b/>
+                <w:sz w:val="14"/>
+                <w:szCs w:val="14"/>
+              </w:rPr>
+              <w:t>(2)</w:t>
             </w:r>
           </w:p>
         </w:tc>
         <w:tc>
           <w:tcPr>
-            <w:tcW w:w="934" w:type="dxa"/>
+            <w:tcW w:w="851" w:type="dxa"/>
             <w:tcBorders>
               <w:top w:val="single" w:sz="4" w:space="0" w:color="000000"/>
               <w:left w:val="single" w:sz="4" w:space="0" w:color="000000"/>
@@ -3718,24 +4862,44 @@
               <w:rPr>
                 <w:rFonts w:ascii="Open Sans Light" w:hAnsi="Open Sans Light" w:cs="Open Sans Light"/>
                 <w:b/>
-                <w:sz w:val="16"/>
-                <w:szCs w:val="16"/>
+                <w:sz w:val="14"/>
+                <w:szCs w:val="14"/>
               </w:rPr>
             </w:pPr>
             <w:r>
               <w:rPr>
                 <w:rFonts w:ascii="Open Sans Light" w:hAnsi="Open Sans Light" w:cs="Open Sans Light"/>
                 <w:b/>
-                <w:sz w:val="16"/>
-                <w:szCs w:val="16"/>
-              </w:rPr>
-              <w:t>Justificació preu  (3)</w:t>
+                <w:sz w:val="14"/>
+                <w:szCs w:val="14"/>
+              </w:rPr>
+              <w:t xml:space="preserve">Justificació preu  </w:t>
+            </w:r>
+          </w:p>
+          <w:p>
+            <w:pPr>
+              <w:jc w:val="center"/>
+              <w:rPr>
+                <w:rFonts w:ascii="Open Sans Light" w:hAnsi="Open Sans Light" w:cs="Open Sans Light"/>
+                <w:b/>
+                <w:sz w:val="14"/>
+                <w:szCs w:val="14"/>
+              </w:rPr>
+            </w:pPr>
+            <w:r>
+              <w:rPr>
+                <w:rFonts w:ascii="Open Sans Light" w:hAnsi="Open Sans Light" w:cs="Open Sans Light"/>
+                <w:b/>
+                <w:sz w:val="14"/>
+                <w:szCs w:val="14"/>
+              </w:rPr>
+              <w:t>(3)</w:t>
             </w:r>
           </w:p>
         </w:tc>
         <w:tc>
           <w:tcPr>
-            <w:tcW w:w="1236" w:type="dxa"/>
+            <w:tcW w:w="850" w:type="dxa"/>
             <w:tcBorders>
               <w:top w:val="single" w:sz="4" w:space="0" w:color="000000"/>
               <w:left w:val="single" w:sz="4" w:space="0" w:color="000000"/>
@@ -3749,16 +4913,16 @@
               <w:rPr>
                 <w:rFonts w:ascii="Open Sans Light" w:hAnsi="Open Sans Light" w:cs="Open Sans Light"/>
                 <w:b/>
-                <w:sz w:val="16"/>
-                <w:szCs w:val="16"/>
+                <w:sz w:val="14"/>
+                <w:szCs w:val="14"/>
               </w:rPr>
             </w:pPr>
             <w:r>
               <w:rPr>
                 <w:rFonts w:ascii="Open Sans Light" w:hAnsi="Open Sans Light" w:cs="Open Sans Light"/>
                 <w:b/>
-                <w:sz w:val="16"/>
-                <w:szCs w:val="16"/>
+                <w:sz w:val="14"/>
+                <w:szCs w:val="14"/>
               </w:rPr>
               <w:t>Justificació incompliment (4)</w:t>
             </w:r>
@@ -3766,7 +4930,7 @@
         </w:tc>
         <w:tc>
           <w:tcPr>
-            <w:tcW w:w="1235" w:type="dxa"/>
+            <w:tcW w:w="920" w:type="dxa"/>
             <w:tcBorders>
               <w:top w:val="single" w:sz="4" w:space="0" w:color="000000"/>
               <w:left w:val="single" w:sz="4" w:space="0" w:color="000000"/>
@@ -3781,16 +4945,16 @@
               <w:rPr>
                 <w:rFonts w:ascii="Open Sans Light" w:hAnsi="Open Sans Light" w:cs="Open Sans Light"/>
                 <w:b/>
-                <w:sz w:val="16"/>
-                <w:szCs w:val="16"/>
+                <w:sz w:val="14"/>
+                <w:szCs w:val="14"/>
               </w:rPr>
             </w:pPr>
             <w:r>
               <w:rPr>
                 <w:rFonts w:ascii="Open Sans Light" w:hAnsi="Open Sans Light" w:cs="Open Sans Light"/>
                 <w:b/>
-                <w:sz w:val="16"/>
-                <w:szCs w:val="16"/>
+                <w:sz w:val="14"/>
+                <w:szCs w:val="14"/>
               </w:rPr>
               <w:t>Temps que aquesta despesa es tramita per OFI</w:t>
             </w:r>
@@ -3803,7 +4967,7 @@
         </w:trPr>
         <w:tc>
           <w:tcPr>
-            <w:tcW w:w="617" w:type="dxa"/>
+            <w:tcW w:w="591" w:type="dxa"/>
             <w:tcBorders>
               <w:left w:val="single" w:sz="4" w:space="0" w:color="000000"/>
               <w:bottom w:val="single" w:sz="4" w:space="0" w:color="000000"/>
@@ -3816,15 +4980,15 @@
               <w:jc w:val="center"/>
               <w:rPr>
                 <w:rFonts w:ascii="Open Sans Light" w:hAnsi="Open Sans Light" w:cs="Open Sans Light"/>
-                <w:sz w:val="16"/>
-                <w:szCs w:val="16"/>
+                <w:sz w:val="14"/>
+                <w:szCs w:val="14"/>
               </w:rPr>
             </w:pPr>
             <w:r>
               <w:rPr>
                 <w:rFonts w:ascii="Open Sans Light" w:hAnsi="Open Sans Light" w:cs="Open Sans Light"/>
-                <w:sz w:val="16"/>
-                <w:szCs w:val="16"/>
+                <w:sz w:val="14"/>
+                <w:szCs w:val="14"/>
               </w:rPr>
               <w:t>{{FOR factura IN factures}}</w:t>
             </w:r>
@@ -3832,7 +4996,7 @@
         </w:tc>
         <w:tc>
           <w:tcPr>
-            <w:tcW w:w="967" w:type="dxa"/>
+            <w:tcW w:w="1134" w:type="dxa"/>
             <w:tcBorders>
               <w:left w:val="single" w:sz="4" w:space="0" w:color="000000"/>
               <w:bottom w:val="single" w:sz="4" w:space="0" w:color="000000"/>
@@ -3846,15 +5010,15 @@
               <w:rPr>
                 <w:rFonts w:ascii="Open Sans Light" w:hAnsi="Open Sans Light" w:cs="Open Sans Light"/>
                 <w:color w:val="000000"/>
-                <w:sz w:val="16"/>
-                <w:szCs w:val="16"/>
+                <w:sz w:val="14"/>
+                <w:szCs w:val="14"/>
               </w:rPr>
             </w:pPr>
           </w:p>
         </w:tc>
         <w:tc>
           <w:tcPr>
-            <w:tcW w:w="933" w:type="dxa"/>
+            <w:tcW w:w="993" w:type="dxa"/>
             <w:tcBorders>
               <w:left w:val="single" w:sz="4" w:space="0" w:color="000000"/>
               <w:bottom w:val="single" w:sz="4" w:space="0" w:color="000000"/>
@@ -3867,15 +5031,15 @@
               <w:textAlignment w:val="center"/>
               <w:rPr>
                 <w:rFonts w:ascii="Open Sans Light" w:hAnsi="Open Sans Light" w:cs="Open Sans Light"/>
-                <w:sz w:val="16"/>
-                <w:szCs w:val="16"/>
+                <w:sz w:val="14"/>
+                <w:szCs w:val="14"/>
               </w:rPr>
             </w:pPr>
           </w:p>
         </w:tc>
         <w:tc>
           <w:tcPr>
-            <w:tcW w:w="934" w:type="dxa"/>
+            <w:tcW w:w="1134" w:type="dxa"/>
             <w:tcBorders>
               <w:left w:val="single" w:sz="4" w:space="0" w:color="000000"/>
               <w:bottom w:val="single" w:sz="4" w:space="0" w:color="000000"/>
@@ -3887,15 +5051,15 @@
               <w:jc w:val="center"/>
               <w:rPr>
                 <w:rFonts w:ascii="Open Sans Light" w:hAnsi="Open Sans Light" w:cs="Open Sans Light"/>
-                <w:sz w:val="16"/>
-                <w:szCs w:val="16"/>
+                <w:sz w:val="14"/>
+                <w:szCs w:val="14"/>
               </w:rPr>
             </w:pPr>
           </w:p>
         </w:tc>
         <w:tc>
           <w:tcPr>
-            <w:tcW w:w="2128" w:type="dxa"/>
+            <w:tcW w:w="1727" w:type="dxa"/>
             <w:tcBorders>
               <w:left w:val="single" w:sz="4" w:space="0" w:color="000000"/>
               <w:bottom w:val="single" w:sz="4" w:space="0" w:color="000000"/>
@@ -3907,15 +5071,15 @@
               <w:jc w:val="center"/>
               <w:rPr>
                 <w:rFonts w:ascii="Open Sans Light" w:hAnsi="Open Sans Light" w:cs="Open Sans Light"/>
-                <w:sz w:val="16"/>
-                <w:szCs w:val="16"/>
+                <w:sz w:val="14"/>
+                <w:szCs w:val="14"/>
               </w:rPr>
             </w:pPr>
           </w:p>
         </w:tc>
         <w:tc>
           <w:tcPr>
-            <w:tcW w:w="1249" w:type="dxa"/>
+            <w:tcW w:w="1108" w:type="dxa"/>
             <w:tcBorders>
               <w:left w:val="single" w:sz="4" w:space="0" w:color="000000"/>
               <w:bottom w:val="single" w:sz="4" w:space="0" w:color="000000"/>
@@ -3927,15 +5091,15 @@
               <w:jc w:val="center"/>
               <w:rPr>
                 <w:rFonts w:ascii="Open Sans Light" w:hAnsi="Open Sans Light" w:cs="Open Sans Light"/>
-                <w:sz w:val="16"/>
-                <w:szCs w:val="16"/>
+                <w:sz w:val="14"/>
+                <w:szCs w:val="14"/>
               </w:rPr>
             </w:pPr>
           </w:p>
         </w:tc>
         <w:tc>
           <w:tcPr>
-            <w:tcW w:w="1029" w:type="dxa"/>
+            <w:tcW w:w="1170" w:type="dxa"/>
             <w:tcBorders>
               <w:left w:val="single" w:sz="4" w:space="0" w:color="000000"/>
               <w:bottom w:val="single" w:sz="4" w:space="0" w:color="000000"/>
@@ -3947,15 +5111,15 @@
               <w:jc w:val="center"/>
               <w:rPr>
                 <w:rFonts w:ascii="Open Sans Light" w:hAnsi="Open Sans Light" w:cs="Open Sans Light"/>
-                <w:sz w:val="16"/>
-                <w:szCs w:val="16"/>
+                <w:sz w:val="14"/>
+                <w:szCs w:val="14"/>
               </w:rPr>
             </w:pPr>
           </w:p>
         </w:tc>
         <w:tc>
           <w:tcPr>
-            <w:tcW w:w="783" w:type="dxa"/>
+            <w:tcW w:w="956" w:type="dxa"/>
             <w:tcBorders>
               <w:left w:val="single" w:sz="4" w:space="0" w:color="000000"/>
               <w:bottom w:val="single" w:sz="4" w:space="0" w:color="000000"/>
@@ -3967,15 +5131,15 @@
               <w:jc w:val="center"/>
               <w:rPr>
                 <w:rFonts w:ascii="Open Sans Light" w:hAnsi="Open Sans Light" w:cs="Open Sans Light"/>
-                <w:sz w:val="16"/>
-                <w:szCs w:val="16"/>
+                <w:sz w:val="14"/>
+                <w:szCs w:val="14"/>
               </w:rPr>
             </w:pPr>
           </w:p>
         </w:tc>
         <w:tc>
           <w:tcPr>
-            <w:tcW w:w="933" w:type="dxa"/>
+            <w:tcW w:w="992" w:type="dxa"/>
             <w:tcBorders>
               <w:left w:val="single" w:sz="4" w:space="0" w:color="000000"/>
               <w:bottom w:val="single" w:sz="4" w:space="0" w:color="000000"/>
@@ -3988,15 +5152,15 @@
               <w:jc w:val="center"/>
               <w:rPr>
                 <w:rFonts w:ascii="Open Sans Light" w:hAnsi="Open Sans Light" w:cs="Open Sans Light"/>
-                <w:sz w:val="16"/>
-                <w:szCs w:val="16"/>
+                <w:sz w:val="14"/>
+                <w:szCs w:val="14"/>
               </w:rPr>
             </w:pPr>
           </w:p>
         </w:tc>
         <w:tc>
           <w:tcPr>
-            <w:tcW w:w="879" w:type="dxa"/>
+            <w:tcW w:w="1276" w:type="dxa"/>
             <w:tcBorders>
               <w:left w:val="single" w:sz="4" w:space="0" w:color="000000"/>
               <w:bottom w:val="single" w:sz="4" w:space="0" w:color="000000"/>
@@ -4008,15 +5172,15 @@
               <w:jc w:val="center"/>
               <w:rPr>
                 <w:rFonts w:ascii="Open Sans Light" w:hAnsi="Open Sans Light" w:cs="Open Sans Light"/>
-                <w:sz w:val="16"/>
-                <w:szCs w:val="16"/>
+                <w:sz w:val="14"/>
+                <w:szCs w:val="14"/>
               </w:rPr>
             </w:pPr>
           </w:p>
         </w:tc>
         <w:tc>
           <w:tcPr>
-            <w:tcW w:w="837" w:type="dxa"/>
+            <w:tcW w:w="992" w:type="dxa"/>
             <w:tcBorders>
               <w:left w:val="single" w:sz="4" w:space="0" w:color="000000"/>
               <w:bottom w:val="single" w:sz="4" w:space="0" w:color="000000"/>
@@ -4028,15 +5192,15 @@
               <w:jc w:val="center"/>
               <w:rPr>
                 <w:rFonts w:ascii="Open Sans Light" w:hAnsi="Open Sans Light" w:cs="Open Sans Light"/>
-                <w:sz w:val="16"/>
-                <w:szCs w:val="16"/>
+                <w:sz w:val="14"/>
+                <w:szCs w:val="14"/>
               </w:rPr>
             </w:pPr>
           </w:p>
         </w:tc>
         <w:tc>
           <w:tcPr>
-            <w:tcW w:w="934" w:type="dxa"/>
+            <w:tcW w:w="851" w:type="dxa"/>
             <w:tcBorders>
               <w:left w:val="single" w:sz="4" w:space="0" w:color="000000"/>
               <w:bottom w:val="single" w:sz="4" w:space="0" w:color="000000"/>
@@ -4048,8 +5212,8 @@
               <w:jc w:val="center"/>
               <w:rPr>
                 <w:rFonts w:ascii="Open Sans Light" w:hAnsi="Open Sans Light" w:cs="Open Sans Light"/>
-                <w:sz w:val="16"/>
-                <w:szCs w:val="16"/>
+                <w:sz w:val="14"/>
+                <w:szCs w:val="14"/>
               </w:rPr>
             </w:pPr>
           </w:p>
@@ -4058,15 +5222,15 @@
               <w:jc w:val="center"/>
               <w:rPr>
                 <w:rFonts w:ascii="Open Sans Light" w:hAnsi="Open Sans Light" w:cs="Open Sans Light"/>
-                <w:sz w:val="16"/>
-                <w:szCs w:val="16"/>
+                <w:sz w:val="14"/>
+                <w:szCs w:val="14"/>
               </w:rPr>
             </w:pPr>
           </w:p>
         </w:tc>
         <w:tc>
           <w:tcPr>
-            <w:tcW w:w="1236" w:type="dxa"/>
+            <w:tcW w:w="850" w:type="dxa"/>
             <w:tcBorders>
               <w:left w:val="single" w:sz="4" w:space="0" w:color="000000"/>
               <w:bottom w:val="single" w:sz="4" w:space="0" w:color="000000"/>
@@ -4078,8 +5242,8 @@
               <w:jc w:val="center"/>
               <w:rPr>
                 <w:rFonts w:ascii="Open Sans Light" w:hAnsi="Open Sans Light" w:cs="Open Sans Light"/>
-                <w:sz w:val="16"/>
-                <w:szCs w:val="16"/>
+                <w:sz w:val="14"/>
+                <w:szCs w:val="14"/>
               </w:rPr>
             </w:pPr>
           </w:p>
@@ -4088,15 +5252,15 @@
               <w:jc w:val="center"/>
               <w:rPr>
                 <w:rFonts w:ascii="Open Sans Light" w:hAnsi="Open Sans Light" w:cs="Open Sans Light"/>
-                <w:sz w:val="16"/>
-                <w:szCs w:val="16"/>
+                <w:sz w:val="14"/>
+                <w:szCs w:val="14"/>
               </w:rPr>
             </w:pPr>
           </w:p>
         </w:tc>
         <w:tc>
           <w:tcPr>
-            <w:tcW w:w="1235" w:type="dxa"/>
+            <w:tcW w:w="920" w:type="dxa"/>
             <w:tcBorders>
               <w:left w:val="single" w:sz="4" w:space="0" w:color="000000"/>
               <w:bottom w:val="single" w:sz="4" w:space="0" w:color="000000"/>
@@ -4109,8 +5273,8 @@
               <w:jc w:val="center"/>
               <w:rPr>
                 <w:rFonts w:ascii="Open Sans Light" w:hAnsi="Open Sans Light" w:cs="Open Sans Light"/>
-                <w:sz w:val="16"/>
-                <w:szCs w:val="16"/>
+                <w:sz w:val="14"/>
+                <w:szCs w:val="14"/>
               </w:rPr>
             </w:pPr>
           </w:p>
@@ -4119,8 +5283,8 @@
               <w:jc w:val="center"/>
               <w:rPr>
                 <w:rFonts w:ascii="Open Sans Light" w:hAnsi="Open Sans Light" w:cs="Open Sans Light"/>
-                <w:sz w:val="16"/>
-                <w:szCs w:val="16"/>
+                <w:sz w:val="14"/>
+                <w:szCs w:val="14"/>
               </w:rPr>
             </w:pPr>
           </w:p>
@@ -4132,7 +5296,7 @@
         </w:trPr>
         <w:tc>
           <w:tcPr>
-            <w:tcW w:w="617" w:type="dxa"/>
+            <w:tcW w:w="591" w:type="dxa"/>
             <w:tcBorders>
               <w:left w:val="single" w:sz="4" w:space="0" w:color="000000"/>
               <w:bottom w:val="single" w:sz="4" w:space="0" w:color="000000"/>
@@ -4145,15 +5309,15 @@
               <w:jc w:val="center"/>
               <w:rPr>
                 <w:rFonts w:ascii="Open Sans Light" w:hAnsi="Open Sans Light" w:cs="Open Sans Light"/>
-                <w:sz w:val="16"/>
-                <w:szCs w:val="16"/>
+                <w:sz w:val="14"/>
+                <w:szCs w:val="14"/>
               </w:rPr>
             </w:pPr>
             <w:r>
               <w:rPr>
                 <w:rFonts w:ascii="Open Sans Light" w:hAnsi="Open Sans Light" w:cs="Open Sans Light"/>
-                <w:sz w:val="16"/>
-                <w:szCs w:val="16"/>
+                <w:sz w:val="14"/>
+                <w:szCs w:val="14"/>
               </w:rPr>
               <w:t>{{$</w:t>
             </w:r>
@@ -4161,8 +5325,8 @@
             <w:r>
               <w:rPr>
                 <w:rFonts w:ascii="Open Sans Light" w:hAnsi="Open Sans Light" w:cs="Open Sans Light"/>
-                <w:sz w:val="16"/>
-                <w:szCs w:val="16"/>
+                <w:sz w:val="14"/>
+                <w:szCs w:val="14"/>
               </w:rPr>
               <w:t>idx</w:t>
             </w:r>
@@ -4170,8 +5334,8 @@
             <w:r>
               <w:rPr>
                 <w:rFonts w:ascii="Open Sans Light" w:hAnsi="Open Sans Light" w:cs="Open Sans Light"/>
-                <w:sz w:val="16"/>
-                <w:szCs w:val="16"/>
+                <w:sz w:val="14"/>
+                <w:szCs w:val="14"/>
               </w:rPr>
               <w:t xml:space="preserve"> + 1}}</w:t>
             </w:r>
@@ -4179,7 +5343,7 @@
         </w:tc>
         <w:tc>
           <w:tcPr>
-            <w:tcW w:w="967" w:type="dxa"/>
+            <w:tcW w:w="1134" w:type="dxa"/>
             <w:tcBorders>
               <w:left w:val="single" w:sz="4" w:space="0" w:color="000000"/>
               <w:bottom w:val="single" w:sz="4" w:space="0" w:color="000000"/>
@@ -4193,16 +5357,16 @@
               <w:rPr>
                 <w:rFonts w:ascii="Open Sans Light" w:hAnsi="Open Sans Light" w:cs="Open Sans Light"/>
                 <w:color w:val="000000"/>
-                <w:sz w:val="16"/>
-                <w:szCs w:val="16"/>
+                <w:sz w:val="14"/>
+                <w:szCs w:val="14"/>
               </w:rPr>
             </w:pPr>
             <w:r>
               <w:rPr>
                 <w:rFonts w:ascii="Open Sans Light" w:hAnsi="Open Sans Light" w:cs="Open Sans Light"/>
                 <w:color w:val="000000"/>
-                <w:sz w:val="16"/>
-                <w:szCs w:val="16"/>
+                <w:sz w:val="14"/>
+                <w:szCs w:val="14"/>
               </w:rPr>
               <w:t>{{$</w:t>
             </w:r>
@@ -4211,8 +5375,8 @@
               <w:rPr>
                 <w:rFonts w:ascii="Open Sans Light" w:hAnsi="Open Sans Light" w:cs="Open Sans Light"/>
                 <w:color w:val="000000"/>
-                <w:sz w:val="16"/>
-                <w:szCs w:val="16"/>
+                <w:sz w:val="14"/>
+                <w:szCs w:val="14"/>
               </w:rPr>
               <w:t>factura.numero_registre</w:t>
             </w:r>
@@ -4221,8 +5385,8 @@
               <w:rPr>
                 <w:rFonts w:ascii="Open Sans Light" w:hAnsi="Open Sans Light" w:cs="Open Sans Light"/>
                 <w:color w:val="000000"/>
-                <w:sz w:val="16"/>
-                <w:szCs w:val="16"/>
+                <w:sz w:val="14"/>
+                <w:szCs w:val="14"/>
               </w:rPr>
               <w:t>}}</w:t>
             </w:r>
@@ -4230,7 +5394,7 @@
         </w:tc>
         <w:tc>
           <w:tcPr>
-            <w:tcW w:w="933" w:type="dxa"/>
+            <w:tcW w:w="993" w:type="dxa"/>
             <w:tcBorders>
               <w:left w:val="single" w:sz="4" w:space="0" w:color="000000"/>
               <w:bottom w:val="single" w:sz="4" w:space="0" w:color="000000"/>
@@ -4243,15 +5407,15 @@
               <w:textAlignment w:val="center"/>
               <w:rPr>
                 <w:rFonts w:ascii="Open Sans Light" w:hAnsi="Open Sans Light" w:cs="Open Sans Light"/>
-                <w:sz w:val="16"/>
-                <w:szCs w:val="16"/>
+                <w:sz w:val="14"/>
+                <w:szCs w:val="14"/>
               </w:rPr>
             </w:pPr>
             <w:r>
               <w:rPr>
                 <w:rFonts w:ascii="Open Sans Light" w:hAnsi="Open Sans Light" w:cs="Open Sans Light"/>
-                <w:sz w:val="16"/>
-                <w:szCs w:val="16"/>
+                <w:sz w:val="14"/>
+                <w:szCs w:val="14"/>
               </w:rPr>
               <w:t>{{$</w:t>
             </w:r>
@@ -4259,17 +5423,17 @@
             <w:r>
               <w:rPr>
                 <w:rFonts w:ascii="Open Sans Light" w:hAnsi="Open Sans Light" w:cs="Open Sans Light"/>
-                <w:sz w:val="16"/>
-                <w:szCs w:val="16"/>
-              </w:rPr>
-              <w:t>factura.record.adjudicatari</w:t>
+                <w:sz w:val="14"/>
+                <w:szCs w:val="14"/>
+              </w:rPr>
+              <w:t>factura.record.nif</w:t>
             </w:r>
             <w:proofErr w:type="spellEnd"/>
             <w:r>
               <w:rPr>
                 <w:rFonts w:ascii="Open Sans Light" w:hAnsi="Open Sans Light" w:cs="Open Sans Light"/>
-                <w:sz w:val="16"/>
-                <w:szCs w:val="16"/>
+                <w:sz w:val="14"/>
+                <w:szCs w:val="14"/>
               </w:rPr>
               <w:t>}}</w:t>
             </w:r>
@@ -4277,7 +5441,7 @@
         </w:tc>
         <w:tc>
           <w:tcPr>
-            <w:tcW w:w="934" w:type="dxa"/>
+            <w:tcW w:w="1134" w:type="dxa"/>
             <w:tcBorders>
               <w:left w:val="single" w:sz="4" w:space="0" w:color="000000"/>
               <w:bottom w:val="single" w:sz="4" w:space="0" w:color="000000"/>
@@ -4289,15 +5453,15 @@
               <w:jc w:val="center"/>
               <w:rPr>
                 <w:rFonts w:ascii="Open Sans Light" w:hAnsi="Open Sans Light" w:cs="Open Sans Light"/>
-                <w:sz w:val="16"/>
-                <w:szCs w:val="16"/>
+                <w:sz w:val="14"/>
+                <w:szCs w:val="14"/>
               </w:rPr>
             </w:pPr>
             <w:r>
               <w:rPr>
                 <w:rFonts w:ascii="Open Sans Light" w:hAnsi="Open Sans Light" w:cs="Open Sans Light"/>
-                <w:sz w:val="16"/>
-                <w:szCs w:val="16"/>
+                <w:sz w:val="14"/>
+                <w:szCs w:val="14"/>
               </w:rPr>
               <w:t>{{$</w:t>
             </w:r>
@@ -4305,17 +5469,17 @@
             <w:r>
               <w:rPr>
                 <w:rFonts w:ascii="Open Sans Light" w:hAnsi="Open Sans Light" w:cs="Open Sans Light"/>
-                <w:sz w:val="16"/>
-                <w:szCs w:val="16"/>
-              </w:rPr>
-              <w:t>factura.record.nif</w:t>
+                <w:sz w:val="14"/>
+                <w:szCs w:val="14"/>
+              </w:rPr>
+              <w:t>factura.record.adjudicatari</w:t>
             </w:r>
             <w:proofErr w:type="spellEnd"/>
             <w:r>
               <w:rPr>
                 <w:rFonts w:ascii="Open Sans Light" w:hAnsi="Open Sans Light" w:cs="Open Sans Light"/>
-                <w:sz w:val="16"/>
-                <w:szCs w:val="16"/>
+                <w:sz w:val="14"/>
+                <w:szCs w:val="14"/>
               </w:rPr>
               <w:t>}}</w:t>
             </w:r>
@@ -4323,7 +5487,7 @@
         </w:tc>
         <w:tc>
           <w:tcPr>
-            <w:tcW w:w="2128" w:type="dxa"/>
+            <w:tcW w:w="1727" w:type="dxa"/>
             <w:tcBorders>
               <w:left w:val="single" w:sz="4" w:space="0" w:color="000000"/>
               <w:bottom w:val="single" w:sz="4" w:space="0" w:color="000000"/>
@@ -4335,15 +5499,15 @@
               <w:jc w:val="center"/>
               <w:rPr>
                 <w:rFonts w:ascii="Open Sans Light" w:hAnsi="Open Sans Light" w:cs="Open Sans Light"/>
-                <w:sz w:val="16"/>
-                <w:szCs w:val="16"/>
+                <w:sz w:val="14"/>
+                <w:szCs w:val="14"/>
               </w:rPr>
             </w:pPr>
             <w:r>
               <w:rPr>
                 <w:rFonts w:ascii="Open Sans Light" w:hAnsi="Open Sans Light" w:cs="Open Sans Light"/>
-                <w:sz w:val="16"/>
-                <w:szCs w:val="16"/>
+                <w:sz w:val="14"/>
+                <w:szCs w:val="14"/>
               </w:rPr>
               <w:t>{{$</w:t>
             </w:r>
@@ -4351,8 +5515,8 @@
             <w:r>
               <w:rPr>
                 <w:rFonts w:ascii="Open Sans Light" w:hAnsi="Open Sans Light" w:cs="Open Sans Light"/>
-                <w:sz w:val="16"/>
-                <w:szCs w:val="16"/>
+                <w:sz w:val="14"/>
+                <w:szCs w:val="14"/>
               </w:rPr>
               <w:t>factura.descripcio</w:t>
             </w:r>
@@ -4360,8 +5524,8 @@
             <w:r>
               <w:rPr>
                 <w:rFonts w:ascii="Open Sans Light" w:hAnsi="Open Sans Light" w:cs="Open Sans Light"/>
-                <w:sz w:val="16"/>
-                <w:szCs w:val="16"/>
+                <w:sz w:val="14"/>
+                <w:szCs w:val="14"/>
               </w:rPr>
               <w:t>}}</w:t>
             </w:r>
@@ -4369,7 +5533,7 @@
         </w:tc>
         <w:tc>
           <w:tcPr>
-            <w:tcW w:w="1249" w:type="dxa"/>
+            <w:tcW w:w="1108" w:type="dxa"/>
             <w:tcBorders>
               <w:left w:val="single" w:sz="4" w:space="0" w:color="000000"/>
               <w:bottom w:val="single" w:sz="4" w:space="0" w:color="000000"/>
@@ -4381,15 +5545,15 @@
               <w:jc w:val="center"/>
               <w:rPr>
                 <w:rFonts w:ascii="Open Sans Light" w:hAnsi="Open Sans Light" w:cs="Open Sans Light"/>
-                <w:sz w:val="16"/>
-                <w:szCs w:val="16"/>
+                <w:sz w:val="14"/>
+                <w:szCs w:val="14"/>
               </w:rPr>
             </w:pPr>
             <w:r>
               <w:rPr>
                 <w:rFonts w:ascii="Open Sans Light" w:hAnsi="Open Sans Light" w:cs="Open Sans Light"/>
-                <w:sz w:val="16"/>
-                <w:szCs w:val="16"/>
+                <w:sz w:val="14"/>
+                <w:szCs w:val="14"/>
               </w:rPr>
               <w:t>{{$</w:t>
             </w:r>
@@ -4397,8 +5561,8 @@
             <w:r>
               <w:rPr>
                 <w:rFonts w:ascii="Open Sans Light" w:hAnsi="Open Sans Light" w:cs="Open Sans Light"/>
-                <w:sz w:val="16"/>
-                <w:szCs w:val="16"/>
+                <w:sz w:val="14"/>
+                <w:szCs w:val="14"/>
               </w:rPr>
               <w:t>factura.periode</w:t>
             </w:r>
@@ -4406,8 +5570,8 @@
             <w:r>
               <w:rPr>
                 <w:rFonts w:ascii="Open Sans Light" w:hAnsi="Open Sans Light" w:cs="Open Sans Light"/>
-                <w:sz w:val="16"/>
-                <w:szCs w:val="16"/>
+                <w:sz w:val="14"/>
+                <w:szCs w:val="14"/>
               </w:rPr>
               <w:t>}}</w:t>
             </w:r>
@@ -4415,7 +5579,7 @@
         </w:tc>
         <w:tc>
           <w:tcPr>
-            <w:tcW w:w="1029" w:type="dxa"/>
+            <w:tcW w:w="1170" w:type="dxa"/>
             <w:tcBorders>
               <w:left w:val="single" w:sz="4" w:space="0" w:color="000000"/>
               <w:bottom w:val="single" w:sz="4" w:space="0" w:color="000000"/>
@@ -4427,15 +5591,15 @@
               <w:jc w:val="center"/>
               <w:rPr>
                 <w:rFonts w:ascii="Open Sans Light" w:hAnsi="Open Sans Light" w:cs="Open Sans Light"/>
-                <w:sz w:val="16"/>
-                <w:szCs w:val="16"/>
+                <w:sz w:val="14"/>
+                <w:szCs w:val="14"/>
               </w:rPr>
             </w:pPr>
             <w:r>
               <w:rPr>
                 <w:rFonts w:ascii="Open Sans Light" w:hAnsi="Open Sans Light" w:cs="Open Sans Light"/>
-                <w:sz w:val="16"/>
-                <w:szCs w:val="16"/>
+                <w:sz w:val="14"/>
+                <w:szCs w:val="14"/>
               </w:rPr>
               <w:t>{{$</w:t>
             </w:r>
@@ -4443,8 +5607,8 @@
             <w:r>
               <w:rPr>
                 <w:rFonts w:ascii="Open Sans Light" w:hAnsi="Open Sans Light" w:cs="Open Sans Light"/>
-                <w:sz w:val="16"/>
-                <w:szCs w:val="16"/>
+                <w:sz w:val="14"/>
+                <w:szCs w:val="14"/>
               </w:rPr>
               <w:t>factura.numero_factura</w:t>
             </w:r>
@@ -4452,8 +5616,8 @@
             <w:r>
               <w:rPr>
                 <w:rFonts w:ascii="Open Sans Light" w:hAnsi="Open Sans Light" w:cs="Open Sans Light"/>
-                <w:sz w:val="16"/>
-                <w:szCs w:val="16"/>
+                <w:sz w:val="14"/>
+                <w:szCs w:val="14"/>
               </w:rPr>
               <w:t>}}</w:t>
             </w:r>
@@ -4461,7 +5625,7 @@
         </w:tc>
         <w:tc>
           <w:tcPr>
-            <w:tcW w:w="783" w:type="dxa"/>
+            <w:tcW w:w="956" w:type="dxa"/>
             <w:tcBorders>
               <w:left w:val="single" w:sz="4" w:space="0" w:color="000000"/>
               <w:bottom w:val="single" w:sz="4" w:space="0" w:color="000000"/>
@@ -4473,15 +5637,15 @@
               <w:jc w:val="center"/>
               <w:rPr>
                 <w:rFonts w:ascii="Open Sans Light" w:hAnsi="Open Sans Light" w:cs="Open Sans Light"/>
-                <w:sz w:val="16"/>
-                <w:szCs w:val="16"/>
+                <w:sz w:val="14"/>
+                <w:szCs w:val="14"/>
               </w:rPr>
             </w:pPr>
             <w:r>
               <w:rPr>
                 <w:rFonts w:ascii="Open Sans Light" w:hAnsi="Open Sans Light" w:cs="Open Sans Light"/>
-                <w:sz w:val="16"/>
-                <w:szCs w:val="16"/>
+                <w:sz w:val="14"/>
+                <w:szCs w:val="14"/>
               </w:rPr>
               <w:t>{{$</w:t>
             </w:r>
@@ -4489,8 +5653,8 @@
             <w:r>
               <w:rPr>
                 <w:rFonts w:ascii="Open Sans Light" w:hAnsi="Open Sans Light" w:cs="Open Sans Light"/>
-                <w:sz w:val="16"/>
-                <w:szCs w:val="16"/>
+                <w:sz w:val="14"/>
+                <w:szCs w:val="14"/>
               </w:rPr>
               <w:t>factura.data</w:t>
             </w:r>
@@ -4498,8 +5662,8 @@
             <w:r>
               <w:rPr>
                 <w:rFonts w:ascii="Open Sans Light" w:hAnsi="Open Sans Light" w:cs="Open Sans Light"/>
-                <w:sz w:val="16"/>
-                <w:szCs w:val="16"/>
+                <w:sz w:val="14"/>
+                <w:szCs w:val="14"/>
               </w:rPr>
               <w:t>}}</w:t>
             </w:r>
@@ -4507,7 +5671,460 @@
         </w:tc>
         <w:tc>
           <w:tcPr>
-            <w:tcW w:w="933" w:type="dxa"/>
+            <w:tcW w:w="992" w:type="dxa"/>
+            <w:tcBorders>
+              <w:left w:val="single" w:sz="4" w:space="0" w:color="000000"/>
+              <w:bottom w:val="single" w:sz="4" w:space="0" w:color="000000"/>
+            </w:tcBorders>
+            <w:vAlign w:val="center"/>
+          </w:tcPr>
+          <w:p>
+            <w:pPr>
+              <w:pStyle w:val="paragraph"/>
+              <w:spacing w:before="0" w:beforeAutospacing="0" w:after="0" w:afterAutospacing="0"/>
+              <w:jc w:val="both"/>
+              <w:textAlignment w:val="baseline"/>
+              <w:rPr>
+                <w:rFonts w:ascii="Open Sans Light" w:hAnsi="Open Sans Light" w:cs="Open Sans Light"/>
+                <w:sz w:val="14"/>
+                <w:szCs w:val="14"/>
+                <w:lang w:val="ca-ES"/>
+              </w:rPr>
+            </w:pPr>
+            <w:r>
+              <w:rPr>
+                <w:rFonts w:ascii="Open Sans Light" w:hAnsi="Open Sans Light" w:cs="Open Sans Light"/>
+                <w:sz w:val="14"/>
+                <w:szCs w:val="14"/>
+              </w:rPr>
+              <w:t>{{$factura.import_total}}</w:t>
+            </w:r>
+            <w:r>
+              <w:rPr>
+                <w:rFonts w:ascii="Open Sans Light" w:hAnsi="Open Sans Light" w:cs="Open Sans Light"/>
+                <w:sz w:val="14"/>
+                <w:szCs w:val="14"/>
+              </w:rPr>
+              <w:t>€</w:t>
+            </w:r>
+          </w:p>
+          <w:p>
+            <w:pPr>
+              <w:ind w:right="397"/>
+              <w:jc w:val="center"/>
+              <w:rPr>
+                <w:rFonts w:ascii="Open Sans Light" w:hAnsi="Open Sans Light" w:cs="Open Sans Light"/>
+                <w:sz w:val="14"/>
+                <w:szCs w:val="14"/>
+              </w:rPr>
+            </w:pPr>
+          </w:p>
+        </w:tc>
+        <w:tc>
+          <w:tcPr>
+            <w:tcW w:w="1276" w:type="dxa"/>
+            <w:tcBorders>
+              <w:left w:val="single" w:sz="4" w:space="0" w:color="000000"/>
+              <w:bottom w:val="single" w:sz="4" w:space="0" w:color="000000"/>
+            </w:tcBorders>
+            <w:vAlign w:val="center"/>
+          </w:tcPr>
+          <w:p>
+            <w:pPr>
+              <w:jc w:val="center"/>
+              <w:rPr>
+                <w:rFonts w:ascii="Open Sans Light" w:hAnsi="Open Sans Light" w:cs="Open Sans Light"/>
+                <w:sz w:val="14"/>
+                <w:szCs w:val="14"/>
+              </w:rPr>
+            </w:pPr>
+            <w:r>
+              <w:rPr>
+                <w:rFonts w:ascii="Open Sans Light" w:hAnsi="Open Sans Light" w:cs="Open Sans Light"/>
+                <w:sz w:val="14"/>
+                <w:szCs w:val="14"/>
+              </w:rPr>
+              <w:t>{{$factura.record.partida_organica}}.{{$factura.record.partida_programa}}.{{$factura.record.partida_economica}}</w:t>
+            </w:r>
+          </w:p>
+        </w:tc>
+        <w:tc>
+          <w:tcPr>
+            <w:tcW w:w="992" w:type="dxa"/>
+            <w:tcBorders>
+              <w:left w:val="single" w:sz="4" w:space="0" w:color="000000"/>
+              <w:bottom w:val="single" w:sz="4" w:space="0" w:color="000000"/>
+            </w:tcBorders>
+            <w:vAlign w:val="center"/>
+          </w:tcPr>
+          <w:p>
+            <w:pPr>
+              <w:jc w:val="center"/>
+              <w:rPr>
+                <w:rFonts w:ascii="Open Sans Light" w:hAnsi="Open Sans Light" w:cs="Open Sans Light"/>
+                <w:sz w:val="14"/>
+                <w:szCs w:val="14"/>
+              </w:rPr>
+            </w:pPr>
+            <w:r>
+              <w:rPr>
+                <w:rFonts w:ascii="Open Sans Light" w:hAnsi="Open Sans Light" w:cs="Open Sans Light"/>
+                <w:sz w:val="14"/>
+                <w:szCs w:val="14"/>
+              </w:rPr>
+              <w:t>{{$factura.record.tipus_contracte}}</w:t>
+            </w:r>
+          </w:p>
+        </w:tc>
+        <w:tc>
+          <w:tcPr>
+            <w:tcW w:w="851" w:type="dxa"/>
+            <w:tcBorders>
+              <w:left w:val="single" w:sz="4" w:space="0" w:color="000000"/>
+              <w:bottom w:val="single" w:sz="4" w:space="0" w:color="000000"/>
+            </w:tcBorders>
+            <w:vAlign w:val="center"/>
+          </w:tcPr>
+          <w:p>
+            <w:pPr>
+              <w:jc w:val="center"/>
+              <w:rPr>
+                <w:rFonts w:ascii="Open Sans Light" w:hAnsi="Open Sans Light" w:cs="Open Sans Light"/>
+                <w:sz w:val="14"/>
+                <w:szCs w:val="14"/>
+              </w:rPr>
+            </w:pPr>
+            <w:r>
+              <w:rPr>
+                <w:rFonts w:ascii="Open Sans Light" w:hAnsi="Open Sans Light" w:cs="Open Sans Light"/>
+                <w:sz w:val="14"/>
+                <w:szCs w:val="14"/>
+              </w:rPr>
+              <w:t>{{$</w:t>
+            </w:r>
+            <w:proofErr w:type="spellStart"/>
+            <w:r>
+              <w:rPr>
+                <w:rFonts w:ascii="Open Sans Light" w:hAnsi="Open Sans Light" w:cs="Open Sans Light"/>
+                <w:sz w:val="14"/>
+                <w:szCs w:val="14"/>
+              </w:rPr>
+              <w:t>factura.record.justificacio_preu_short</w:t>
+            </w:r>
+            <w:proofErr w:type="spellEnd"/>
+            <w:r>
+              <w:rPr>
+                <w:rFonts w:ascii="Open Sans Light" w:hAnsi="Open Sans Light" w:cs="Open Sans Light"/>
+                <w:sz w:val="14"/>
+                <w:szCs w:val="14"/>
+              </w:rPr>
+              <w:t>}}</w:t>
+            </w:r>
+          </w:p>
+          <w:p>
+            <w:pPr>
+              <w:jc w:val="center"/>
+              <w:rPr>
+                <w:rFonts w:ascii="Open Sans Light" w:hAnsi="Open Sans Light" w:cs="Open Sans Light"/>
+                <w:sz w:val="14"/>
+                <w:szCs w:val="14"/>
+              </w:rPr>
+            </w:pPr>
+          </w:p>
+        </w:tc>
+        <w:tc>
+          <w:tcPr>
+            <w:tcW w:w="850" w:type="dxa"/>
+            <w:tcBorders>
+              <w:left w:val="single" w:sz="4" w:space="0" w:color="000000"/>
+              <w:bottom w:val="single" w:sz="4" w:space="0" w:color="000000"/>
+            </w:tcBorders>
+            <w:vAlign w:val="center"/>
+          </w:tcPr>
+          <w:p>
+            <w:pPr>
+              <w:jc w:val="center"/>
+              <w:rPr>
+                <w:rFonts w:ascii="Open Sans Light" w:hAnsi="Open Sans Light" w:cs="Open Sans Light"/>
+                <w:sz w:val="14"/>
+                <w:szCs w:val="14"/>
+              </w:rPr>
+            </w:pPr>
+            <w:r>
+              <w:rPr>
+                <w:rFonts w:ascii="Open Sans Light" w:hAnsi="Open Sans Light" w:cs="Open Sans Light"/>
+                <w:sz w:val="14"/>
+                <w:szCs w:val="14"/>
+              </w:rPr>
+              <w:t>{{$</w:t>
+            </w:r>
+            <w:proofErr w:type="spellStart"/>
+            <w:r>
+              <w:rPr>
+                <w:rFonts w:ascii="Open Sans Light" w:hAnsi="Open Sans Light" w:cs="Open Sans Light"/>
+                <w:sz w:val="14"/>
+                <w:szCs w:val="14"/>
+              </w:rPr>
+              <w:t>factura.record.motivacio_no_contractacio_short</w:t>
+            </w:r>
+            <w:proofErr w:type="spellEnd"/>
+            <w:r>
+              <w:rPr>
+                <w:rFonts w:ascii="Open Sans Light" w:hAnsi="Open Sans Light" w:cs="Open Sans Light"/>
+                <w:sz w:val="14"/>
+                <w:szCs w:val="14"/>
+              </w:rPr>
+              <w:t>}}</w:t>
+            </w:r>
+          </w:p>
+          <w:p>
+            <w:pPr>
+              <w:jc w:val="center"/>
+              <w:rPr>
+                <w:rFonts w:ascii="Open Sans Light" w:hAnsi="Open Sans Light" w:cs="Open Sans Light"/>
+                <w:sz w:val="14"/>
+                <w:szCs w:val="14"/>
+              </w:rPr>
+            </w:pPr>
+          </w:p>
+        </w:tc>
+        <w:tc>
+          <w:tcPr>
+            <w:tcW w:w="920" w:type="dxa"/>
+            <w:tcBorders>
+              <w:left w:val="single" w:sz="4" w:space="0" w:color="000000"/>
+              <w:bottom w:val="single" w:sz="4" w:space="0" w:color="000000"/>
+              <w:right w:val="single" w:sz="4" w:space="0" w:color="000000"/>
+            </w:tcBorders>
+            <w:vAlign w:val="center"/>
+          </w:tcPr>
+          <w:p>
+            <w:pPr>
+              <w:jc w:val="center"/>
+              <w:rPr>
+                <w:rFonts w:ascii="Open Sans Light" w:hAnsi="Open Sans Light" w:cs="Open Sans Light"/>
+                <w:sz w:val="14"/>
+                <w:szCs w:val="14"/>
+              </w:rPr>
+            </w:pPr>
+            <w:r>
+              <w:rPr>
+                <w:rFonts w:ascii="Open Sans Light" w:hAnsi="Open Sans Light" w:cs="Open Sans Light"/>
+                <w:sz w:val="14"/>
+                <w:szCs w:val="14"/>
+              </w:rPr>
+              <w:t>{{$</w:t>
+            </w:r>
+            <w:proofErr w:type="spellStart"/>
+            <w:r>
+              <w:rPr>
+                <w:rFonts w:ascii="Open Sans Light" w:hAnsi="Open Sans Light" w:cs="Open Sans Light"/>
+                <w:sz w:val="14"/>
+                <w:szCs w:val="14"/>
+              </w:rPr>
+              <w:t>factura.record.data_ofi_inicial</w:t>
+            </w:r>
+            <w:proofErr w:type="spellEnd"/>
+            <w:r>
+              <w:rPr>
+                <w:rFonts w:ascii="Open Sans Light" w:hAnsi="Open Sans Light" w:cs="Open Sans Light"/>
+                <w:sz w:val="14"/>
+                <w:szCs w:val="14"/>
+              </w:rPr>
+              <w:t>}}</w:t>
+            </w:r>
+          </w:p>
+          <w:p>
+            <w:pPr>
+              <w:jc w:val="center"/>
+              <w:rPr>
+                <w:rFonts w:ascii="Open Sans Light" w:hAnsi="Open Sans Light" w:cs="Open Sans Light"/>
+                <w:sz w:val="14"/>
+                <w:szCs w:val="14"/>
+              </w:rPr>
+            </w:pPr>
+          </w:p>
+        </w:tc>
+      </w:tr>
+      <w:tr>
+        <w:trPr>
+          <w:trHeight w:val="627"/>
+        </w:trPr>
+        <w:tc>
+          <w:tcPr>
+            <w:tcW w:w="591" w:type="dxa"/>
+            <w:tcBorders>
+              <w:left w:val="single" w:sz="4" w:space="0" w:color="000000"/>
+              <w:bottom w:val="single" w:sz="4" w:space="0" w:color="000000"/>
+            </w:tcBorders>
+            <w:vAlign w:val="center"/>
+          </w:tcPr>
+          <w:p>
+            <w:pPr>
+              <w:keepNext/>
+              <w:jc w:val="center"/>
+              <w:rPr>
+                <w:rFonts w:ascii="Open Sans Light" w:hAnsi="Open Sans Light" w:cs="Open Sans Light"/>
+                <w:sz w:val="14"/>
+                <w:szCs w:val="14"/>
+              </w:rPr>
+            </w:pPr>
+            <w:r>
+              <w:rPr>
+                <w:rFonts w:ascii="Open Sans Light" w:hAnsi="Open Sans Light" w:cs="Open Sans Light"/>
+                <w:sz w:val="14"/>
+                <w:szCs w:val="14"/>
+              </w:rPr>
+              <w:t>{{END-FOR factura}}</w:t>
+            </w:r>
+          </w:p>
+        </w:tc>
+        <w:tc>
+          <w:tcPr>
+            <w:tcW w:w="1134" w:type="dxa"/>
+            <w:tcBorders>
+              <w:left w:val="single" w:sz="4" w:space="0" w:color="000000"/>
+              <w:bottom w:val="single" w:sz="4" w:space="0" w:color="000000"/>
+            </w:tcBorders>
+            <w:vAlign w:val="center"/>
+          </w:tcPr>
+          <w:p>
+            <w:pPr>
+              <w:pStyle w:val="TableContents"/>
+              <w:jc w:val="center"/>
+              <w:rPr>
+                <w:rFonts w:ascii="Open Sans Light" w:hAnsi="Open Sans Light" w:cs="Open Sans Light"/>
+                <w:color w:val="000000"/>
+                <w:sz w:val="14"/>
+                <w:szCs w:val="14"/>
+              </w:rPr>
+            </w:pPr>
+          </w:p>
+        </w:tc>
+        <w:tc>
+          <w:tcPr>
+            <w:tcW w:w="993" w:type="dxa"/>
+            <w:tcBorders>
+              <w:left w:val="single" w:sz="4" w:space="0" w:color="000000"/>
+              <w:bottom w:val="single" w:sz="4" w:space="0" w:color="000000"/>
+            </w:tcBorders>
+            <w:vAlign w:val="center"/>
+          </w:tcPr>
+          <w:p>
+            <w:pPr>
+              <w:jc w:val="center"/>
+              <w:textAlignment w:val="center"/>
+              <w:rPr>
+                <w:rFonts w:ascii="Open Sans Light" w:hAnsi="Open Sans Light" w:cs="Open Sans Light"/>
+                <w:sz w:val="14"/>
+                <w:szCs w:val="14"/>
+              </w:rPr>
+            </w:pPr>
+          </w:p>
+        </w:tc>
+        <w:tc>
+          <w:tcPr>
+            <w:tcW w:w="1134" w:type="dxa"/>
+            <w:tcBorders>
+              <w:left w:val="single" w:sz="4" w:space="0" w:color="000000"/>
+              <w:bottom w:val="single" w:sz="4" w:space="0" w:color="000000"/>
+            </w:tcBorders>
+            <w:vAlign w:val="center"/>
+          </w:tcPr>
+          <w:p>
+            <w:pPr>
+              <w:jc w:val="center"/>
+              <w:rPr>
+                <w:rFonts w:ascii="Open Sans Light" w:hAnsi="Open Sans Light" w:cs="Open Sans Light"/>
+                <w:sz w:val="14"/>
+                <w:szCs w:val="14"/>
+              </w:rPr>
+            </w:pPr>
+          </w:p>
+        </w:tc>
+        <w:tc>
+          <w:tcPr>
+            <w:tcW w:w="1727" w:type="dxa"/>
+            <w:tcBorders>
+              <w:left w:val="single" w:sz="4" w:space="0" w:color="000000"/>
+              <w:bottom w:val="single" w:sz="4" w:space="0" w:color="000000"/>
+            </w:tcBorders>
+            <w:vAlign w:val="center"/>
+          </w:tcPr>
+          <w:p>
+            <w:pPr>
+              <w:jc w:val="center"/>
+              <w:rPr>
+                <w:rFonts w:ascii="Open Sans Light" w:hAnsi="Open Sans Light" w:cs="Open Sans Light"/>
+                <w:sz w:val="14"/>
+                <w:szCs w:val="14"/>
+              </w:rPr>
+            </w:pPr>
+          </w:p>
+        </w:tc>
+        <w:tc>
+          <w:tcPr>
+            <w:tcW w:w="1108" w:type="dxa"/>
+            <w:tcBorders>
+              <w:left w:val="single" w:sz="4" w:space="0" w:color="000000"/>
+              <w:bottom w:val="single" w:sz="4" w:space="0" w:color="000000"/>
+            </w:tcBorders>
+            <w:vAlign w:val="center"/>
+          </w:tcPr>
+          <w:p>
+            <w:pPr>
+              <w:jc w:val="center"/>
+              <w:rPr>
+                <w:rFonts w:ascii="Open Sans Light" w:hAnsi="Open Sans Light" w:cs="Open Sans Light"/>
+                <w:sz w:val="14"/>
+                <w:szCs w:val="14"/>
+              </w:rPr>
+            </w:pPr>
+          </w:p>
+        </w:tc>
+        <w:tc>
+          <w:tcPr>
+            <w:tcW w:w="1170" w:type="dxa"/>
+            <w:tcBorders>
+              <w:left w:val="single" w:sz="4" w:space="0" w:color="000000"/>
+              <w:bottom w:val="single" w:sz="4" w:space="0" w:color="000000"/>
+            </w:tcBorders>
+            <w:vAlign w:val="center"/>
+          </w:tcPr>
+          <w:p>
+            <w:pPr>
+              <w:jc w:val="center"/>
+              <w:rPr>
+                <w:rFonts w:ascii="Open Sans Light" w:hAnsi="Open Sans Light" w:cs="Open Sans Light"/>
+                <w:sz w:val="14"/>
+                <w:szCs w:val="14"/>
+              </w:rPr>
+            </w:pPr>
+          </w:p>
+        </w:tc>
+        <w:tc>
+          <w:tcPr>
+            <w:tcW w:w="956" w:type="dxa"/>
+            <w:tcBorders>
+              <w:left w:val="single" w:sz="4" w:space="0" w:color="000000"/>
+              <w:bottom w:val="single" w:sz="4" w:space="0" w:color="000000"/>
+            </w:tcBorders>
+            <w:vAlign w:val="center"/>
+          </w:tcPr>
+          <w:p>
+            <w:pPr>
+              <w:jc w:val="center"/>
+              <w:rPr>
+                <w:rFonts w:ascii="Open Sans Light" w:hAnsi="Open Sans Light" w:cs="Open Sans Light"/>
+                <w:sz w:val="14"/>
+                <w:szCs w:val="14"/>
+              </w:rPr>
+            </w:pPr>
+          </w:p>
+        </w:tc>
+        <w:tc>
+          <w:tcPr>
+            <w:tcW w:w="992" w:type="dxa"/>
             <w:tcBorders>
               <w:left w:val="single" w:sz="4" w:space="0" w:color="000000"/>
               <w:bottom w:val="single" w:sz="4" w:space="0" w:color="000000"/>
@@ -4520,41 +6137,15 @@
               <w:jc w:val="center"/>
               <w:rPr>
                 <w:rFonts w:ascii="Open Sans Light" w:hAnsi="Open Sans Light" w:cs="Open Sans Light"/>
-                <w:sz w:val="16"/>
-                <w:szCs w:val="16"/>
+                <w:sz w:val="14"/>
+                <w:szCs w:val="14"/>
               </w:rPr>
             </w:pPr>
-            <w:r>
-              <w:rPr>
-                <w:rFonts w:ascii="Open Sans Light" w:hAnsi="Open Sans Light" w:cs="Open Sans Light"/>
-                <w:sz w:val="16"/>
-                <w:szCs w:val="16"/>
-              </w:rPr>
-              <w:t>{{$</w:t>
-            </w:r>
-            <w:proofErr w:type="spellStart"/>
-            <w:r>
-              <w:rPr>
-                <w:rFonts w:ascii="Open Sans Light" w:hAnsi="Open Sans Light" w:cs="Open Sans Light"/>
-                <w:sz w:val="16"/>
-                <w:szCs w:val="16"/>
-              </w:rPr>
-              <w:t>factura.import_total</w:t>
-            </w:r>
-            <w:proofErr w:type="spellEnd"/>
-            <w:r>
-              <w:rPr>
-                <w:rFonts w:ascii="Open Sans Light" w:hAnsi="Open Sans Light" w:cs="Open Sans Light"/>
-                <w:sz w:val="16"/>
-                <w:szCs w:val="16"/>
-              </w:rPr>
-              <w:t>}}</w:t>
-            </w:r>
           </w:p>
         </w:tc>
         <w:tc>
           <w:tcPr>
-            <w:tcW w:w="879" w:type="dxa"/>
+            <w:tcW w:w="1276" w:type="dxa"/>
             <w:tcBorders>
               <w:left w:val="single" w:sz="4" w:space="0" w:color="000000"/>
               <w:bottom w:val="single" w:sz="4" w:space="0" w:color="000000"/>
@@ -4566,23 +6157,15 @@
               <w:jc w:val="center"/>
               <w:rPr>
                 <w:rFonts w:ascii="Open Sans Light" w:hAnsi="Open Sans Light" w:cs="Open Sans Light"/>
-                <w:sz w:val="16"/>
-                <w:szCs w:val="16"/>
+                <w:sz w:val="14"/>
+                <w:szCs w:val="14"/>
               </w:rPr>
             </w:pPr>
-            <w:r>
-              <w:rPr>
-                <w:rFonts w:ascii="Open Sans Light" w:hAnsi="Open Sans Light" w:cs="Open Sans Light"/>
-                <w:sz w:val="16"/>
-                <w:szCs w:val="16"/>
-              </w:rPr>
-              <w:t>{{$factura.record.partida_organica}}.{{$factura.record.partida_programa}}.{{$factura.record.partida_economica}}</w:t>
-            </w:r>
           </w:p>
         </w:tc>
         <w:tc>
           <w:tcPr>
-            <w:tcW w:w="837" w:type="dxa"/>
+            <w:tcW w:w="992" w:type="dxa"/>
             <w:tcBorders>
               <w:left w:val="single" w:sz="4" w:space="0" w:color="000000"/>
               <w:bottom w:val="single" w:sz="4" w:space="0" w:color="000000"/>
@@ -4594,41 +6177,15 @@
               <w:jc w:val="center"/>
               <w:rPr>
                 <w:rFonts w:ascii="Open Sans Light" w:hAnsi="Open Sans Light" w:cs="Open Sans Light"/>
-                <w:sz w:val="16"/>
-                <w:szCs w:val="16"/>
+                <w:sz w:val="14"/>
+                <w:szCs w:val="14"/>
               </w:rPr>
             </w:pPr>
-            <w:r>
-              <w:rPr>
-                <w:rFonts w:ascii="Open Sans Light" w:hAnsi="Open Sans Light" w:cs="Open Sans Light"/>
-                <w:sz w:val="16"/>
-                <w:szCs w:val="16"/>
-              </w:rPr>
-              <w:t>{{$</w:t>
-            </w:r>
-            <w:proofErr w:type="spellStart"/>
-            <w:r>
-              <w:rPr>
-                <w:rFonts w:ascii="Open Sans Light" w:hAnsi="Open Sans Light" w:cs="Open Sans Light"/>
-                <w:sz w:val="16"/>
-                <w:szCs w:val="16"/>
-              </w:rPr>
-              <w:t>factura.record.tipus_contracte</w:t>
-            </w:r>
-            <w:proofErr w:type="spellEnd"/>
-            <w:r>
-              <w:rPr>
-                <w:rFonts w:ascii="Open Sans Light" w:hAnsi="Open Sans Light" w:cs="Open Sans Light"/>
-                <w:sz w:val="16"/>
-                <w:szCs w:val="16"/>
-              </w:rPr>
-              <w:t>}}</w:t>
-            </w:r>
           </w:p>
         </w:tc>
         <w:tc>
           <w:tcPr>
-            <w:tcW w:w="934" w:type="dxa"/>
+            <w:tcW w:w="851" w:type="dxa"/>
             <w:tcBorders>
               <w:left w:val="single" w:sz="4" w:space="0" w:color="000000"/>
               <w:bottom w:val="single" w:sz="4" w:space="0" w:color="000000"/>
@@ -4640,51 +6197,25 @@
               <w:jc w:val="center"/>
               <w:rPr>
                 <w:rFonts w:ascii="Open Sans Light" w:hAnsi="Open Sans Light" w:cs="Open Sans Light"/>
-                <w:sz w:val="16"/>
-                <w:szCs w:val="16"/>
+                <w:sz w:val="14"/>
+                <w:szCs w:val="14"/>
               </w:rPr>
             </w:pPr>
-            <w:r>
-              <w:rPr>
-                <w:rFonts w:ascii="Open Sans Light" w:hAnsi="Open Sans Light" w:cs="Open Sans Light"/>
-                <w:sz w:val="16"/>
-                <w:szCs w:val="16"/>
-              </w:rPr>
-              <w:t>{{$</w:t>
-            </w:r>
-            <w:proofErr w:type="spellStart"/>
-            <w:r>
-              <w:rPr>
-                <w:rFonts w:ascii="Open Sans Light" w:hAnsi="Open Sans Light" w:cs="Open Sans Light"/>
-                <w:sz w:val="16"/>
-                <w:szCs w:val="16"/>
-              </w:rPr>
-              <w:t>factura.record.justificacio_preu_short</w:t>
-            </w:r>
-            <w:proofErr w:type="spellEnd"/>
-            <w:r>
-              <w:rPr>
-                <w:rFonts w:ascii="Open Sans Light" w:hAnsi="Open Sans Light" w:cs="Open Sans Light"/>
-                <w:sz w:val="16"/>
-                <w:szCs w:val="16"/>
-              </w:rPr>
-              <w:t>}}</w:t>
-            </w:r>
           </w:p>
           <w:p>
             <w:pPr>
               <w:jc w:val="center"/>
               <w:rPr>
                 <w:rFonts w:ascii="Open Sans Light" w:hAnsi="Open Sans Light" w:cs="Open Sans Light"/>
-                <w:sz w:val="16"/>
-                <w:szCs w:val="16"/>
+                <w:sz w:val="14"/>
+                <w:szCs w:val="14"/>
               </w:rPr>
             </w:pPr>
           </w:p>
         </w:tc>
         <w:tc>
           <w:tcPr>
-            <w:tcW w:w="1236" w:type="dxa"/>
+            <w:tcW w:w="850" w:type="dxa"/>
             <w:tcBorders>
               <w:left w:val="single" w:sz="4" w:space="0" w:color="000000"/>
               <w:bottom w:val="single" w:sz="4" w:space="0" w:color="000000"/>
@@ -4696,51 +6227,25 @@
               <w:jc w:val="center"/>
               <w:rPr>
                 <w:rFonts w:ascii="Open Sans Light" w:hAnsi="Open Sans Light" w:cs="Open Sans Light"/>
-                <w:sz w:val="16"/>
-                <w:szCs w:val="16"/>
+                <w:sz w:val="14"/>
+                <w:szCs w:val="14"/>
               </w:rPr>
             </w:pPr>
-            <w:r>
-              <w:rPr>
-                <w:rFonts w:ascii="Open Sans Light" w:hAnsi="Open Sans Light" w:cs="Open Sans Light"/>
-                <w:sz w:val="16"/>
-                <w:szCs w:val="16"/>
-              </w:rPr>
-              <w:t>{{$</w:t>
-            </w:r>
-            <w:proofErr w:type="spellStart"/>
-            <w:r>
-              <w:rPr>
-                <w:rFonts w:ascii="Open Sans Light" w:hAnsi="Open Sans Light" w:cs="Open Sans Light"/>
-                <w:sz w:val="16"/>
-                <w:szCs w:val="16"/>
-              </w:rPr>
-              <w:t>factura.record.motivacio_no_contractacio_short</w:t>
-            </w:r>
-            <w:proofErr w:type="spellEnd"/>
-            <w:r>
-              <w:rPr>
-                <w:rFonts w:ascii="Open Sans Light" w:hAnsi="Open Sans Light" w:cs="Open Sans Light"/>
-                <w:sz w:val="16"/>
-                <w:szCs w:val="16"/>
-              </w:rPr>
-              <w:t>}}</w:t>
-            </w:r>
           </w:p>
           <w:p>
             <w:pPr>
               <w:jc w:val="center"/>
               <w:rPr>
                 <w:rFonts w:ascii="Open Sans Light" w:hAnsi="Open Sans Light" w:cs="Open Sans Light"/>
-                <w:sz w:val="16"/>
-                <w:szCs w:val="16"/>
+                <w:sz w:val="14"/>
+                <w:szCs w:val="14"/>
               </w:rPr>
             </w:pPr>
           </w:p>
         </w:tc>
         <w:tc>
           <w:tcPr>
-            <w:tcW w:w="1235" w:type="dxa"/>
+            <w:tcW w:w="920" w:type="dxa"/>
             <w:tcBorders>
               <w:left w:val="single" w:sz="4" w:space="0" w:color="000000"/>
               <w:bottom w:val="single" w:sz="4" w:space="0" w:color="000000"/>
@@ -4753,44 +6258,18 @@
               <w:jc w:val="center"/>
               <w:rPr>
                 <w:rFonts w:ascii="Open Sans Light" w:hAnsi="Open Sans Light" w:cs="Open Sans Light"/>
-                <w:sz w:val="16"/>
-                <w:szCs w:val="16"/>
+                <w:sz w:val="14"/>
+                <w:szCs w:val="14"/>
               </w:rPr>
             </w:pPr>
-            <w:r>
-              <w:rPr>
-                <w:rFonts w:ascii="Open Sans Light" w:hAnsi="Open Sans Light" w:cs="Open Sans Light"/>
-                <w:sz w:val="16"/>
-                <w:szCs w:val="16"/>
-              </w:rPr>
-              <w:t>{{$</w:t>
-            </w:r>
-            <w:proofErr w:type="spellStart"/>
-            <w:r>
-              <w:rPr>
-                <w:rFonts w:ascii="Open Sans Light" w:hAnsi="Open Sans Light" w:cs="Open Sans Light"/>
-                <w:sz w:val="16"/>
-                <w:szCs w:val="16"/>
-              </w:rPr>
-              <w:t>factura.record.data_ofi_inicial</w:t>
-            </w:r>
-            <w:proofErr w:type="spellEnd"/>
-            <w:r>
-              <w:rPr>
-                <w:rFonts w:ascii="Open Sans Light" w:hAnsi="Open Sans Light" w:cs="Open Sans Light"/>
-                <w:sz w:val="16"/>
-                <w:szCs w:val="16"/>
-              </w:rPr>
-              <w:t>}}</w:t>
-            </w:r>
           </w:p>
           <w:p>
             <w:pPr>
               <w:jc w:val="center"/>
               <w:rPr>
                 <w:rFonts w:ascii="Open Sans Light" w:hAnsi="Open Sans Light" w:cs="Open Sans Light"/>
-                <w:sz w:val="16"/>
-                <w:szCs w:val="16"/>
+                <w:sz w:val="14"/>
+                <w:szCs w:val="14"/>
               </w:rPr>
             </w:pPr>
           </w:p>
@@ -4798,11 +6277,11 @@
       </w:tr>
       <w:tr>
         <w:trPr>
-          <w:trHeight w:val="627"/>
+          <w:trHeight w:val="551"/>
         </w:trPr>
         <w:tc>
           <w:tcPr>
-            <w:tcW w:w="617" w:type="dxa"/>
+            <w:tcW w:w="591" w:type="dxa"/>
             <w:tcBorders>
               <w:left w:val="single" w:sz="4" w:space="0" w:color="000000"/>
               <w:bottom w:val="single" w:sz="4" w:space="0" w:color="000000"/>
@@ -4815,45 +6294,15 @@
               <w:jc w:val="center"/>
               <w:rPr>
                 <w:rFonts w:ascii="Open Sans Light" w:hAnsi="Open Sans Light" w:cs="Open Sans Light"/>
-                <w:sz w:val="16"/>
-                <w:szCs w:val="16"/>
-              </w:rPr>
-            </w:pPr>
-            <w:r>
-              <w:rPr>
-                <w:rFonts w:ascii="Open Sans Light" w:hAnsi="Open Sans Light" w:cs="Open Sans Light"/>
-                <w:sz w:val="16"/>
-                <w:szCs w:val="16"/>
-              </w:rPr>
-              <w:t>{{END-FOR factura}}</w:t>
-            </w:r>
-          </w:p>
-        </w:tc>
-        <w:tc>
-          <w:tcPr>
-            <w:tcW w:w="967" w:type="dxa"/>
-            <w:tcBorders>
-              <w:left w:val="single" w:sz="4" w:space="0" w:color="000000"/>
-              <w:bottom w:val="single" w:sz="4" w:space="0" w:color="000000"/>
-            </w:tcBorders>
-            <w:vAlign w:val="center"/>
-          </w:tcPr>
-          <w:p>
-            <w:pPr>
-              <w:pStyle w:val="TableContents"/>
-              <w:jc w:val="center"/>
-              <w:rPr>
-                <w:rFonts w:ascii="Open Sans Light" w:hAnsi="Open Sans Light" w:cs="Open Sans Light"/>
-                <w:color w:val="000000"/>
-                <w:sz w:val="16"/>
-                <w:szCs w:val="16"/>
+                <w:sz w:val="14"/>
+                <w:szCs w:val="14"/>
               </w:rPr>
             </w:pPr>
           </w:p>
         </w:tc>
         <w:tc>
           <w:tcPr>
-            <w:tcW w:w="933" w:type="dxa"/>
+            <w:tcW w:w="1134" w:type="dxa"/>
             <w:tcBorders>
               <w:left w:val="single" w:sz="4" w:space="0" w:color="000000"/>
               <w:bottom w:val="single" w:sz="4" w:space="0" w:color="000000"/>
@@ -4863,18 +6312,17 @@
           <w:p>
             <w:pPr>
               <w:jc w:val="center"/>
-              <w:textAlignment w:val="center"/>
-              <w:rPr>
-                <w:rFonts w:ascii="Open Sans Light" w:hAnsi="Open Sans Light" w:cs="Open Sans Light"/>
-                <w:sz w:val="16"/>
-                <w:szCs w:val="16"/>
+              <w:rPr>
+                <w:rFonts w:ascii="Open Sans Light" w:hAnsi="Open Sans Light" w:cs="Open Sans Light"/>
+                <w:sz w:val="14"/>
+                <w:szCs w:val="14"/>
               </w:rPr>
             </w:pPr>
           </w:p>
         </w:tc>
         <w:tc>
           <w:tcPr>
-            <w:tcW w:w="934" w:type="dxa"/>
+            <w:tcW w:w="993" w:type="dxa"/>
             <w:tcBorders>
               <w:left w:val="single" w:sz="4" w:space="0" w:color="000000"/>
               <w:bottom w:val="single" w:sz="4" w:space="0" w:color="000000"/>
@@ -4886,15 +6334,15 @@
               <w:jc w:val="center"/>
               <w:rPr>
                 <w:rFonts w:ascii="Open Sans Light" w:hAnsi="Open Sans Light" w:cs="Open Sans Light"/>
-                <w:sz w:val="16"/>
-                <w:szCs w:val="16"/>
+                <w:sz w:val="14"/>
+                <w:szCs w:val="14"/>
               </w:rPr>
             </w:pPr>
           </w:p>
         </w:tc>
         <w:tc>
           <w:tcPr>
-            <w:tcW w:w="2128" w:type="dxa"/>
+            <w:tcW w:w="1134" w:type="dxa"/>
             <w:tcBorders>
               <w:left w:val="single" w:sz="4" w:space="0" w:color="000000"/>
               <w:bottom w:val="single" w:sz="4" w:space="0" w:color="000000"/>
@@ -4906,15 +6354,15 @@
               <w:jc w:val="center"/>
               <w:rPr>
                 <w:rFonts w:ascii="Open Sans Light" w:hAnsi="Open Sans Light" w:cs="Open Sans Light"/>
-                <w:sz w:val="16"/>
-                <w:szCs w:val="16"/>
+                <w:sz w:val="14"/>
+                <w:szCs w:val="14"/>
               </w:rPr>
             </w:pPr>
           </w:p>
         </w:tc>
         <w:tc>
           <w:tcPr>
-            <w:tcW w:w="1249" w:type="dxa"/>
+            <w:tcW w:w="1727" w:type="dxa"/>
             <w:tcBorders>
               <w:left w:val="single" w:sz="4" w:space="0" w:color="000000"/>
               <w:bottom w:val="single" w:sz="4" w:space="0" w:color="000000"/>
@@ -4926,15 +6374,15 @@
               <w:jc w:val="center"/>
               <w:rPr>
                 <w:rFonts w:ascii="Open Sans Light" w:hAnsi="Open Sans Light" w:cs="Open Sans Light"/>
-                <w:sz w:val="16"/>
-                <w:szCs w:val="16"/>
+                <w:sz w:val="14"/>
+                <w:szCs w:val="14"/>
               </w:rPr>
             </w:pPr>
           </w:p>
         </w:tc>
         <w:tc>
           <w:tcPr>
-            <w:tcW w:w="1029" w:type="dxa"/>
+            <w:tcW w:w="1108" w:type="dxa"/>
             <w:tcBorders>
               <w:left w:val="single" w:sz="4" w:space="0" w:color="000000"/>
               <w:bottom w:val="single" w:sz="4" w:space="0" w:color="000000"/>
@@ -4946,15 +6394,15 @@
               <w:jc w:val="center"/>
               <w:rPr>
                 <w:rFonts w:ascii="Open Sans Light" w:hAnsi="Open Sans Light" w:cs="Open Sans Light"/>
-                <w:sz w:val="16"/>
-                <w:szCs w:val="16"/>
+                <w:sz w:val="14"/>
+                <w:szCs w:val="14"/>
               </w:rPr>
             </w:pPr>
           </w:p>
         </w:tc>
         <w:tc>
           <w:tcPr>
-            <w:tcW w:w="783" w:type="dxa"/>
+            <w:tcW w:w="1170" w:type="dxa"/>
             <w:tcBorders>
               <w:left w:val="single" w:sz="4" w:space="0" w:color="000000"/>
               <w:bottom w:val="single" w:sz="4" w:space="0" w:color="000000"/>
@@ -4966,36 +6414,15 @@
               <w:jc w:val="center"/>
               <w:rPr>
                 <w:rFonts w:ascii="Open Sans Light" w:hAnsi="Open Sans Light" w:cs="Open Sans Light"/>
-                <w:sz w:val="16"/>
-                <w:szCs w:val="16"/>
+                <w:sz w:val="14"/>
+                <w:szCs w:val="14"/>
               </w:rPr>
             </w:pPr>
           </w:p>
         </w:tc>
         <w:tc>
           <w:tcPr>
-            <w:tcW w:w="933" w:type="dxa"/>
-            <w:tcBorders>
-              <w:left w:val="single" w:sz="4" w:space="0" w:color="000000"/>
-              <w:bottom w:val="single" w:sz="4" w:space="0" w:color="000000"/>
-            </w:tcBorders>
-            <w:vAlign w:val="center"/>
-          </w:tcPr>
-          <w:p>
-            <w:pPr>
-              <w:ind w:right="397"/>
-              <w:jc w:val="center"/>
-              <w:rPr>
-                <w:rFonts w:ascii="Open Sans Light" w:hAnsi="Open Sans Light" w:cs="Open Sans Light"/>
-                <w:sz w:val="16"/>
-                <w:szCs w:val="16"/>
-              </w:rPr>
-            </w:pPr>
-          </w:p>
-        </w:tc>
-        <w:tc>
-          <w:tcPr>
-            <w:tcW w:w="879" w:type="dxa"/>
+            <w:tcW w:w="956" w:type="dxa"/>
             <w:tcBorders>
               <w:left w:val="single" w:sz="4" w:space="0" w:color="000000"/>
               <w:bottom w:val="single" w:sz="4" w:space="0" w:color="000000"/>
@@ -5007,15 +6434,25 @@
               <w:jc w:val="center"/>
               <w:rPr>
                 <w:rFonts w:ascii="Open Sans Light" w:hAnsi="Open Sans Light" w:cs="Open Sans Light"/>
-                <w:sz w:val="16"/>
-                <w:szCs w:val="16"/>
+                <w:b/>
+                <w:sz w:val="14"/>
+                <w:szCs w:val="14"/>
               </w:rPr>
             </w:pPr>
+            <w:r>
+              <w:rPr>
+                <w:rFonts w:ascii="Open Sans Light" w:hAnsi="Open Sans Light" w:cs="Open Sans Light"/>
+                <w:b/>
+                <w:sz w:val="14"/>
+                <w:szCs w:val="14"/>
+              </w:rPr>
+              <w:t>TOTAL</w:t>
+            </w:r>
           </w:p>
         </w:tc>
         <w:tc>
           <w:tcPr>
-            <w:tcW w:w="837" w:type="dxa"/>
+            <w:tcW w:w="992" w:type="dxa"/>
             <w:tcBorders>
               <w:left w:val="single" w:sz="4" w:space="0" w:color="000000"/>
               <w:bottom w:val="single" w:sz="4" w:space="0" w:color="000000"/>
@@ -5027,15 +6464,45 @@
               <w:jc w:val="center"/>
               <w:rPr>
                 <w:rFonts w:ascii="Open Sans Light" w:hAnsi="Open Sans Light" w:cs="Open Sans Light"/>
-                <w:sz w:val="16"/>
-                <w:szCs w:val="16"/>
+                <w:b/>
+                <w:sz w:val="14"/>
+                <w:szCs w:val="14"/>
               </w:rPr>
             </w:pPr>
+            <w:r>
+              <w:rPr>
+                <w:rFonts w:ascii="Open Sans Light" w:hAnsi="Open Sans Light" w:cs="Open Sans Light"/>
+                <w:b/>
+                <w:sz w:val="14"/>
+                <w:szCs w:val="14"/>
+              </w:rPr>
+              <w:t>{{</w:t>
+            </w:r>
+            <w:proofErr w:type="spellStart"/>
+            <w:r>
+              <w:rPr>
+                <w:rFonts w:ascii="Open Sans Light" w:hAnsi="Open Sans Light" w:cs="Open Sans Light"/>
+                <w:b/>
+                <w:sz w:val="14"/>
+                <w:szCs w:val="14"/>
+              </w:rPr>
+              <w:t>ofi_with_aggregates.total_import</w:t>
+            </w:r>
+            <w:proofErr w:type="spellEnd"/>
+            <w:r>
+              <w:rPr>
+                <w:rFonts w:ascii="Open Sans Light" w:hAnsi="Open Sans Light" w:cs="Open Sans Light"/>
+                <w:b/>
+                <w:sz w:val="14"/>
+                <w:szCs w:val="14"/>
+              </w:rPr>
+              <w:t>}}€</w:t>
+            </w:r>
           </w:p>
         </w:tc>
         <w:tc>
           <w:tcPr>
-            <w:tcW w:w="934" w:type="dxa"/>
+            <w:tcW w:w="1276" w:type="dxa"/>
             <w:tcBorders>
               <w:left w:val="single" w:sz="4" w:space="0" w:color="000000"/>
               <w:bottom w:val="single" w:sz="4" w:space="0" w:color="000000"/>
@@ -5047,25 +6514,15 @@
               <w:jc w:val="center"/>
               <w:rPr>
                 <w:rFonts w:ascii="Open Sans Light" w:hAnsi="Open Sans Light" w:cs="Open Sans Light"/>
-                <w:sz w:val="16"/>
-                <w:szCs w:val="16"/>
-              </w:rPr>
-            </w:pPr>
-          </w:p>
-          <w:p>
-            <w:pPr>
-              <w:jc w:val="center"/>
-              <w:rPr>
-                <w:rFonts w:ascii="Open Sans Light" w:hAnsi="Open Sans Light" w:cs="Open Sans Light"/>
-                <w:sz w:val="16"/>
-                <w:szCs w:val="16"/>
+                <w:sz w:val="14"/>
+                <w:szCs w:val="14"/>
               </w:rPr>
             </w:pPr>
           </w:p>
         </w:tc>
         <w:tc>
           <w:tcPr>
-            <w:tcW w:w="1236" w:type="dxa"/>
+            <w:tcW w:w="992" w:type="dxa"/>
             <w:tcBorders>
               <w:left w:val="single" w:sz="4" w:space="0" w:color="000000"/>
               <w:bottom w:val="single" w:sz="4" w:space="0" w:color="000000"/>
@@ -5077,25 +6534,55 @@
               <w:jc w:val="center"/>
               <w:rPr>
                 <w:rFonts w:ascii="Open Sans Light" w:hAnsi="Open Sans Light" w:cs="Open Sans Light"/>
-                <w:sz w:val="16"/>
-                <w:szCs w:val="16"/>
-              </w:rPr>
-            </w:pPr>
-          </w:p>
-          <w:p>
-            <w:pPr>
-              <w:jc w:val="center"/>
-              <w:rPr>
-                <w:rFonts w:ascii="Open Sans Light" w:hAnsi="Open Sans Light" w:cs="Open Sans Light"/>
-                <w:sz w:val="16"/>
-                <w:szCs w:val="16"/>
+                <w:sz w:val="14"/>
+                <w:szCs w:val="14"/>
               </w:rPr>
             </w:pPr>
           </w:p>
         </w:tc>
         <w:tc>
           <w:tcPr>
-            <w:tcW w:w="1235" w:type="dxa"/>
+            <w:tcW w:w="851" w:type="dxa"/>
+            <w:tcBorders>
+              <w:left w:val="single" w:sz="4" w:space="0" w:color="000000"/>
+              <w:bottom w:val="single" w:sz="4" w:space="0" w:color="000000"/>
+            </w:tcBorders>
+            <w:vAlign w:val="center"/>
+          </w:tcPr>
+          <w:p>
+            <w:pPr>
+              <w:jc w:val="center"/>
+              <w:rPr>
+                <w:rFonts w:ascii="Open Sans Light" w:hAnsi="Open Sans Light" w:cs="Open Sans Light"/>
+                <w:sz w:val="14"/>
+                <w:szCs w:val="14"/>
+              </w:rPr>
+            </w:pPr>
+          </w:p>
+        </w:tc>
+        <w:tc>
+          <w:tcPr>
+            <w:tcW w:w="850" w:type="dxa"/>
+            <w:tcBorders>
+              <w:left w:val="single" w:sz="4" w:space="0" w:color="000000"/>
+              <w:bottom w:val="single" w:sz="4" w:space="0" w:color="000000"/>
+            </w:tcBorders>
+            <w:vAlign w:val="center"/>
+          </w:tcPr>
+          <w:p>
+            <w:pPr>
+              <w:jc w:val="center"/>
+              <w:rPr>
+                <w:rFonts w:ascii="Open Sans Light" w:hAnsi="Open Sans Light" w:cs="Open Sans Light"/>
+                <w:sz w:val="14"/>
+                <w:szCs w:val="14"/>
+              </w:rPr>
+            </w:pPr>
+          </w:p>
+        </w:tc>
+        <w:tc>
+          <w:tcPr>
+            <w:tcW w:w="920" w:type="dxa"/>
             <w:tcBorders>
               <w:left w:val="single" w:sz="4" w:space="0" w:color="000000"/>
               <w:bottom w:val="single" w:sz="4" w:space="0" w:color="000000"/>
@@ -5108,345 +6595,8 @@
               <w:jc w:val="center"/>
               <w:rPr>
                 <w:rFonts w:ascii="Open Sans Light" w:hAnsi="Open Sans Light" w:cs="Open Sans Light"/>
-                <w:sz w:val="16"/>
-                <w:szCs w:val="16"/>
-              </w:rPr>
-            </w:pPr>
-          </w:p>
-          <w:p>
-            <w:pPr>
-              <w:jc w:val="center"/>
-              <w:rPr>
-                <w:rFonts w:ascii="Open Sans Light" w:hAnsi="Open Sans Light" w:cs="Open Sans Light"/>
-                <w:sz w:val="16"/>
-                <w:szCs w:val="16"/>
-              </w:rPr>
-            </w:pPr>
-          </w:p>
-        </w:tc>
-      </w:tr>
-      <w:tr>
-        <w:trPr>
-          <w:trHeight w:val="551"/>
-        </w:trPr>
-        <w:tc>
-          <w:tcPr>
-            <w:tcW w:w="617" w:type="dxa"/>
-            <w:tcBorders>
-              <w:left w:val="single" w:sz="4" w:space="0" w:color="000000"/>
-              <w:bottom w:val="single" w:sz="4" w:space="0" w:color="000000"/>
-            </w:tcBorders>
-            <w:vAlign w:val="center"/>
-          </w:tcPr>
-          <w:p>
-            <w:pPr>
-              <w:keepNext/>
-              <w:jc w:val="center"/>
-              <w:rPr>
-                <w:rFonts w:ascii="Open Sans Light" w:hAnsi="Open Sans Light" w:cs="Open Sans Light"/>
-                <w:sz w:val="16"/>
-                <w:szCs w:val="16"/>
-              </w:rPr>
-            </w:pPr>
-          </w:p>
-        </w:tc>
-        <w:tc>
-          <w:tcPr>
-            <w:tcW w:w="967" w:type="dxa"/>
-            <w:tcBorders>
-              <w:left w:val="single" w:sz="4" w:space="0" w:color="000000"/>
-              <w:bottom w:val="single" w:sz="4" w:space="0" w:color="000000"/>
-            </w:tcBorders>
-            <w:vAlign w:val="center"/>
-          </w:tcPr>
-          <w:p>
-            <w:pPr>
-              <w:jc w:val="center"/>
-              <w:rPr>
-                <w:rFonts w:ascii="Open Sans Light" w:hAnsi="Open Sans Light" w:cs="Open Sans Light"/>
-                <w:sz w:val="16"/>
-                <w:szCs w:val="16"/>
-              </w:rPr>
-            </w:pPr>
-          </w:p>
-        </w:tc>
-        <w:tc>
-          <w:tcPr>
-            <w:tcW w:w="933" w:type="dxa"/>
-            <w:tcBorders>
-              <w:left w:val="single" w:sz="4" w:space="0" w:color="000000"/>
-              <w:bottom w:val="single" w:sz="4" w:space="0" w:color="000000"/>
-            </w:tcBorders>
-            <w:vAlign w:val="center"/>
-          </w:tcPr>
-          <w:p>
-            <w:pPr>
-              <w:jc w:val="center"/>
-              <w:rPr>
-                <w:rFonts w:ascii="Open Sans Light" w:hAnsi="Open Sans Light" w:cs="Open Sans Light"/>
-                <w:sz w:val="16"/>
-                <w:szCs w:val="16"/>
-              </w:rPr>
-            </w:pPr>
-          </w:p>
-        </w:tc>
-        <w:tc>
-          <w:tcPr>
-            <w:tcW w:w="934" w:type="dxa"/>
-            <w:tcBorders>
-              <w:left w:val="single" w:sz="4" w:space="0" w:color="000000"/>
-              <w:bottom w:val="single" w:sz="4" w:space="0" w:color="000000"/>
-            </w:tcBorders>
-            <w:vAlign w:val="center"/>
-          </w:tcPr>
-          <w:p>
-            <w:pPr>
-              <w:jc w:val="center"/>
-              <w:rPr>
-                <w:rFonts w:ascii="Open Sans Light" w:hAnsi="Open Sans Light" w:cs="Open Sans Light"/>
-                <w:sz w:val="16"/>
-                <w:szCs w:val="16"/>
-              </w:rPr>
-            </w:pPr>
-          </w:p>
-        </w:tc>
-        <w:tc>
-          <w:tcPr>
-            <w:tcW w:w="2128" w:type="dxa"/>
-            <w:tcBorders>
-              <w:left w:val="single" w:sz="4" w:space="0" w:color="000000"/>
-              <w:bottom w:val="single" w:sz="4" w:space="0" w:color="000000"/>
-            </w:tcBorders>
-            <w:vAlign w:val="center"/>
-          </w:tcPr>
-          <w:p>
-            <w:pPr>
-              <w:jc w:val="center"/>
-              <w:rPr>
-                <w:rFonts w:ascii="Open Sans Light" w:hAnsi="Open Sans Light" w:cs="Open Sans Light"/>
-                <w:sz w:val="16"/>
-                <w:szCs w:val="16"/>
-              </w:rPr>
-            </w:pPr>
-          </w:p>
-        </w:tc>
-        <w:tc>
-          <w:tcPr>
-            <w:tcW w:w="1249" w:type="dxa"/>
-            <w:tcBorders>
-              <w:left w:val="single" w:sz="4" w:space="0" w:color="000000"/>
-              <w:bottom w:val="single" w:sz="4" w:space="0" w:color="000000"/>
-            </w:tcBorders>
-            <w:vAlign w:val="center"/>
-          </w:tcPr>
-          <w:p>
-            <w:pPr>
-              <w:jc w:val="center"/>
-              <w:rPr>
-                <w:rFonts w:ascii="Open Sans Light" w:hAnsi="Open Sans Light" w:cs="Open Sans Light"/>
-                <w:sz w:val="16"/>
-                <w:szCs w:val="16"/>
-              </w:rPr>
-            </w:pPr>
-          </w:p>
-        </w:tc>
-        <w:tc>
-          <w:tcPr>
-            <w:tcW w:w="1029" w:type="dxa"/>
-            <w:tcBorders>
-              <w:left w:val="single" w:sz="4" w:space="0" w:color="000000"/>
-              <w:bottom w:val="single" w:sz="4" w:space="0" w:color="000000"/>
-            </w:tcBorders>
-            <w:vAlign w:val="center"/>
-          </w:tcPr>
-          <w:p>
-            <w:pPr>
-              <w:jc w:val="center"/>
-              <w:rPr>
-                <w:rFonts w:ascii="Open Sans Light" w:hAnsi="Open Sans Light" w:cs="Open Sans Light"/>
-                <w:sz w:val="16"/>
-                <w:szCs w:val="16"/>
-              </w:rPr>
-            </w:pPr>
-          </w:p>
-        </w:tc>
-        <w:tc>
-          <w:tcPr>
-            <w:tcW w:w="783" w:type="dxa"/>
-            <w:tcBorders>
-              <w:left w:val="single" w:sz="4" w:space="0" w:color="000000"/>
-              <w:bottom w:val="single" w:sz="4" w:space="0" w:color="000000"/>
-            </w:tcBorders>
-            <w:vAlign w:val="center"/>
-          </w:tcPr>
-          <w:p>
-            <w:pPr>
-              <w:jc w:val="center"/>
-              <w:rPr>
-                <w:rFonts w:ascii="Open Sans Light" w:hAnsi="Open Sans Light" w:cs="Open Sans Light"/>
-                <w:b/>
-                <w:sz w:val="16"/>
-                <w:szCs w:val="16"/>
-              </w:rPr>
-            </w:pPr>
-            <w:r>
-              <w:rPr>
-                <w:rFonts w:ascii="Open Sans Light" w:hAnsi="Open Sans Light" w:cs="Open Sans Light"/>
-                <w:b/>
-                <w:sz w:val="16"/>
-                <w:szCs w:val="16"/>
-              </w:rPr>
-              <w:t>TOTAL</w:t>
-            </w:r>
-          </w:p>
-        </w:tc>
-        <w:tc>
-          <w:tcPr>
-            <w:tcW w:w="933" w:type="dxa"/>
-            <w:tcBorders>
-              <w:left w:val="single" w:sz="4" w:space="0" w:color="000000"/>
-              <w:bottom w:val="single" w:sz="4" w:space="0" w:color="000000"/>
-            </w:tcBorders>
-            <w:vAlign w:val="center"/>
-          </w:tcPr>
-          <w:p>
-            <w:pPr>
-              <w:jc w:val="center"/>
-              <w:rPr>
-                <w:rFonts w:ascii="Open Sans Light" w:hAnsi="Open Sans Light" w:cs="Open Sans Light"/>
-                <w:b/>
-                <w:sz w:val="16"/>
-                <w:szCs w:val="16"/>
-              </w:rPr>
-            </w:pPr>
-            <w:r>
-              <w:rPr>
-                <w:rFonts w:ascii="Open Sans Light" w:hAnsi="Open Sans Light" w:cs="Open Sans Light"/>
-                <w:b/>
-                <w:sz w:val="16"/>
-                <w:szCs w:val="16"/>
-              </w:rPr>
-              <w:t>{{</w:t>
-            </w:r>
-            <w:proofErr w:type="spellStart"/>
-            <w:r>
-              <w:rPr>
-                <w:rFonts w:ascii="Open Sans Light" w:hAnsi="Open Sans Light" w:cs="Open Sans Light"/>
-                <w:b/>
-                <w:sz w:val="16"/>
-                <w:szCs w:val="16"/>
-              </w:rPr>
-              <w:t>ofi_with_aggregates.total_import</w:t>
-            </w:r>
-            <w:proofErr w:type="spellEnd"/>
-            <w:r>
-              <w:rPr>
-                <w:rFonts w:ascii="Open Sans Light" w:hAnsi="Open Sans Light" w:cs="Open Sans Light"/>
-                <w:b/>
-                <w:sz w:val="16"/>
-                <w:szCs w:val="16"/>
-              </w:rPr>
-              <w:t>}}€</w:t>
-            </w:r>
-          </w:p>
-        </w:tc>
-        <w:tc>
-          <w:tcPr>
-            <w:tcW w:w="879" w:type="dxa"/>
-            <w:tcBorders>
-              <w:left w:val="single" w:sz="4" w:space="0" w:color="000000"/>
-              <w:bottom w:val="single" w:sz="4" w:space="0" w:color="000000"/>
-            </w:tcBorders>
-            <w:vAlign w:val="center"/>
-          </w:tcPr>
-          <w:p>
-            <w:pPr>
-              <w:jc w:val="center"/>
-              <w:rPr>
-                <w:rFonts w:ascii="Open Sans Light" w:hAnsi="Open Sans Light" w:cs="Open Sans Light"/>
-                <w:sz w:val="16"/>
-                <w:szCs w:val="16"/>
-              </w:rPr>
-            </w:pPr>
-          </w:p>
-        </w:tc>
-        <w:tc>
-          <w:tcPr>
-            <w:tcW w:w="837" w:type="dxa"/>
-            <w:tcBorders>
-              <w:left w:val="single" w:sz="4" w:space="0" w:color="000000"/>
-              <w:bottom w:val="single" w:sz="4" w:space="0" w:color="000000"/>
-            </w:tcBorders>
-            <w:vAlign w:val="center"/>
-          </w:tcPr>
-          <w:p>
-            <w:pPr>
-              <w:jc w:val="center"/>
-              <w:rPr>
-                <w:rFonts w:ascii="Open Sans Light" w:hAnsi="Open Sans Light" w:cs="Open Sans Light"/>
-                <w:sz w:val="16"/>
-                <w:szCs w:val="16"/>
-              </w:rPr>
-            </w:pPr>
-          </w:p>
-        </w:tc>
-        <w:tc>
-          <w:tcPr>
-            <w:tcW w:w="934" w:type="dxa"/>
-            <w:tcBorders>
-              <w:left w:val="single" w:sz="4" w:space="0" w:color="000000"/>
-              <w:bottom w:val="single" w:sz="4" w:space="0" w:color="000000"/>
-            </w:tcBorders>
-            <w:vAlign w:val="center"/>
-          </w:tcPr>
-          <w:p>
-            <w:pPr>
-              <w:jc w:val="center"/>
-              <w:rPr>
-                <w:rFonts w:ascii="Open Sans Light" w:hAnsi="Open Sans Light" w:cs="Open Sans Light"/>
-                <w:sz w:val="16"/>
-                <w:szCs w:val="16"/>
-              </w:rPr>
-            </w:pPr>
-          </w:p>
-        </w:tc>
-        <w:tc>
-          <w:tcPr>
-            <w:tcW w:w="1236" w:type="dxa"/>
-            <w:tcBorders>
-              <w:left w:val="single" w:sz="4" w:space="0" w:color="000000"/>
-              <w:bottom w:val="single" w:sz="4" w:space="0" w:color="000000"/>
-            </w:tcBorders>
-            <w:vAlign w:val="center"/>
-          </w:tcPr>
-          <w:p>
-            <w:pPr>
-              <w:jc w:val="center"/>
-              <w:rPr>
-                <w:rFonts w:ascii="Open Sans Light" w:hAnsi="Open Sans Light" w:cs="Open Sans Light"/>
-                <w:sz w:val="16"/>
-                <w:szCs w:val="16"/>
-              </w:rPr>
-            </w:pPr>
-          </w:p>
-        </w:tc>
-        <w:tc>
-          <w:tcPr>
-            <w:tcW w:w="1235" w:type="dxa"/>
-            <w:tcBorders>
-              <w:left w:val="single" w:sz="4" w:space="0" w:color="000000"/>
-              <w:bottom w:val="single" w:sz="4" w:space="0" w:color="000000"/>
-              <w:right w:val="single" w:sz="4" w:space="0" w:color="000000"/>
-            </w:tcBorders>
-            <w:vAlign w:val="center"/>
-          </w:tcPr>
-          <w:p>
-            <w:pPr>
-              <w:jc w:val="center"/>
-              <w:rPr>
-                <w:rFonts w:ascii="Open Sans Light" w:hAnsi="Open Sans Light" w:cs="Open Sans Light"/>
-                <w:sz w:val="16"/>
-                <w:szCs w:val="16"/>
+                <w:sz w:val="14"/>
+                <w:szCs w:val="14"/>
               </w:rPr>
             </w:pPr>
           </w:p>
@@ -5497,7 +6647,6 @@
           <w:szCs w:val="16"/>
           <w:lang w:val="ca-ES"/>
         </w:rPr>
-        <w:lastRenderedPageBreak/>
         <w:t>(1) Descripci</w:t>
       </w:r>
       <w:r>
@@ -5596,6 +6745,7 @@
         <w:jc w:val="both"/>
         <w:textAlignment w:val="baseline"/>
         <w:rPr>
+          <w:rStyle w:val="eop"/>
           <w:rFonts w:ascii="Open Sans Light" w:hAnsi="Open Sans Light" w:cs="Open Sans Light"/>
           <w:sz w:val="16"/>
           <w:szCs w:val="16"/>
@@ -6976,6 +8126,119 @@
     </w:lvl>
   </w:abstractNum>
   <w:abstractNum w:abstractNumId="8" w15:restartNumberingAfterBreak="0">
+    <w:nsid w:val="24F32D89"/>
+    <w:multiLevelType w:val="multilevel"/>
+    <w:tmpl w:val="51D84F0A"/>
+    <w:lvl w:ilvl="0">
+      <w:start w:val="2"/>
+      <w:numFmt w:val="lowerLetter"/>
+      <w:lvlText w:val="%1."/>
+      <w:lvlJc w:val="left"/>
+      <w:pPr>
+        <w:tabs>
+          <w:tab w:val="num" w:pos="720"/>
+        </w:tabs>
+        <w:ind w:left="720" w:hanging="360"/>
+      </w:pPr>
+    </w:lvl>
+    <w:lvl w:ilvl="1" w:tentative="1">
+      <w:start w:val="1"/>
+      <w:numFmt w:val="lowerLetter"/>
+      <w:lvlText w:val="%2."/>
+      <w:lvlJc w:val="left"/>
+      <w:pPr>
+        <w:tabs>
+          <w:tab w:val="num" w:pos="1440"/>
+        </w:tabs>
+        <w:ind w:left="1440" w:hanging="360"/>
+      </w:pPr>
+    </w:lvl>
+    <w:lvl w:ilvl="2" w:tentative="1">
+      <w:start w:val="1"/>
+      <w:numFmt w:val="lowerLetter"/>
+      <w:lvlText w:val="%3."/>
+      <w:lvlJc w:val="left"/>
+      <w:pPr>
+        <w:tabs>
+          <w:tab w:val="num" w:pos="2160"/>
+        </w:tabs>
+        <w:ind w:left="2160" w:hanging="360"/>
+      </w:pPr>
+    </w:lvl>
+    <w:lvl w:ilvl="3" w:tentative="1">
+      <w:start w:val="1"/>
+      <w:numFmt w:val="lowerLetter"/>
+      <w:lvlText w:val="%4."/>
+      <w:lvlJc w:val="left"/>
+      <w:pPr>
+        <w:tabs>
+          <w:tab w:val="num" w:pos="2880"/>
+        </w:tabs>
+        <w:ind w:left="2880" w:hanging="360"/>
+      </w:pPr>
+    </w:lvl>
+    <w:lvl w:ilvl="4" w:tentative="1">
+      <w:start w:val="1"/>
+      <w:numFmt w:val="lowerLetter"/>
+      <w:lvlText w:val="%5."/>
+      <w:lvlJc w:val="left"/>
+      <w:pPr>
+        <w:tabs>
+          <w:tab w:val="num" w:pos="3600"/>
+        </w:tabs>
+        <w:ind w:left="3600" w:hanging="360"/>
+      </w:pPr>
+    </w:lvl>
+    <w:lvl w:ilvl="5" w:tentative="1">
+      <w:start w:val="1"/>
+      <w:numFmt w:val="lowerLetter"/>
+      <w:lvlText w:val="%6."/>
+      <w:lvlJc w:val="left"/>
+      <w:pPr>
+        <w:tabs>
+          <w:tab w:val="num" w:pos="4320"/>
+        </w:tabs>
+        <w:ind w:left="4320" w:hanging="360"/>
+      </w:pPr>
+    </w:lvl>
+    <w:lvl w:ilvl="6" w:tentative="1">
+      <w:start w:val="1"/>
+      <w:numFmt w:val="lowerLetter"/>
+      <w:lvlText w:val="%7."/>
+      <w:lvlJc w:val="left"/>
+      <w:pPr>
+        <w:tabs>
+          <w:tab w:val="num" w:pos="5040"/>
+        </w:tabs>
+        <w:ind w:left="5040" w:hanging="360"/>
+      </w:pPr>
+    </w:lvl>
+    <w:lvl w:ilvl="7" w:tentative="1">
+      <w:start w:val="1"/>
+      <w:numFmt w:val="lowerLetter"/>
+      <w:lvlText w:val="%8."/>
+      <w:lvlJc w:val="left"/>
+      <w:pPr>
+        <w:tabs>
+          <w:tab w:val="num" w:pos="5760"/>
+        </w:tabs>
+        <w:ind w:left="5760" w:hanging="360"/>
+      </w:pPr>
+    </w:lvl>
+    <w:lvl w:ilvl="8" w:tentative="1">
+      <w:start w:val="1"/>
+      <w:numFmt w:val="lowerLetter"/>
+      <w:lvlText w:val="%9."/>
+      <w:lvlJc w:val="left"/>
+      <w:pPr>
+        <w:tabs>
+          <w:tab w:val="num" w:pos="6480"/>
+        </w:tabs>
+        <w:ind w:left="6480" w:hanging="360"/>
+      </w:pPr>
+    </w:lvl>
+  </w:abstractNum>
+  <w:abstractNum w:abstractNumId="9" w15:restartNumberingAfterBreak="0">
     <w:nsid w:val="252B0A8A"/>
     <w:multiLevelType w:val="multilevel"/>
     <w:tmpl w:val="0F84B5FE"/>
@@ -7088,7 +8351,7 @@
       </w:pPr>
     </w:lvl>
   </w:abstractNum>
-  <w:abstractNum w:abstractNumId="9" w15:restartNumberingAfterBreak="0">
+  <w:abstractNum w:abstractNumId="10" w15:restartNumberingAfterBreak="0">
     <w:nsid w:val="2F8B11A1"/>
     <w:multiLevelType w:val="multilevel"/>
     <w:tmpl w:val="F7FAE804"/>
@@ -7201,7 +8464,7 @@
       </w:pPr>
     </w:lvl>
   </w:abstractNum>
-  <w:abstractNum w:abstractNumId="10" w15:restartNumberingAfterBreak="0">
+  <w:abstractNum w:abstractNumId="11" w15:restartNumberingAfterBreak="0">
     <w:nsid w:val="31874746"/>
     <w:multiLevelType w:val="multilevel"/>
     <w:tmpl w:val="014E73E6"/>
@@ -7314,7 +8577,7 @@
       </w:pPr>
     </w:lvl>
   </w:abstractNum>
-  <w:abstractNum w:abstractNumId="11" w15:restartNumberingAfterBreak="0">
+  <w:abstractNum w:abstractNumId="12" w15:restartNumberingAfterBreak="0">
     <w:nsid w:val="334B6EEA"/>
     <w:multiLevelType w:val="multilevel"/>
     <w:tmpl w:val="CE1EDFB4"/>
@@ -7427,7 +8690,233 @@
       </w:pPr>
     </w:lvl>
   </w:abstractNum>
-  <w:abstractNum w:abstractNumId="12" w15:restartNumberingAfterBreak="0">
+  <w:abstractNum w:abstractNumId="13" w15:restartNumberingAfterBreak="0">
+    <w:nsid w:val="34902DC4"/>
+    <w:multiLevelType w:val="multilevel"/>
+    <w:tmpl w:val="0D6C482C"/>
+    <w:lvl w:ilvl="0">
+      <w:start w:val="3"/>
+      <w:numFmt w:val="lowerLetter"/>
+      <w:lvlText w:val="%1."/>
+      <w:lvlJc w:val="left"/>
+      <w:pPr>
+        <w:tabs>
+          <w:tab w:val="num" w:pos="720"/>
+        </w:tabs>
+        <w:ind w:left="720" w:hanging="360"/>
+      </w:pPr>
+    </w:lvl>
+    <w:lvl w:ilvl="1" w:tentative="1">
+      <w:start w:val="1"/>
+      <w:numFmt w:val="lowerLetter"/>
+      <w:lvlText w:val="%2."/>
+      <w:lvlJc w:val="left"/>
+      <w:pPr>
+        <w:tabs>
+          <w:tab w:val="num" w:pos="1440"/>
+        </w:tabs>
+        <w:ind w:left="1440" w:hanging="360"/>
+      </w:pPr>
+    </w:lvl>
+    <w:lvl w:ilvl="2" w:tentative="1">
+      <w:start w:val="1"/>
+      <w:numFmt w:val="lowerLetter"/>
+      <w:lvlText w:val="%3."/>
+      <w:lvlJc w:val="left"/>
+      <w:pPr>
+        <w:tabs>
+          <w:tab w:val="num" w:pos="2160"/>
+        </w:tabs>
+        <w:ind w:left="2160" w:hanging="360"/>
+      </w:pPr>
+    </w:lvl>
+    <w:lvl w:ilvl="3" w:tentative="1">
+      <w:start w:val="1"/>
+      <w:numFmt w:val="lowerLetter"/>
+      <w:lvlText w:val="%4."/>
+      <w:lvlJc w:val="left"/>
+      <w:pPr>
+        <w:tabs>
+          <w:tab w:val="num" w:pos="2880"/>
+        </w:tabs>
+        <w:ind w:left="2880" w:hanging="360"/>
+      </w:pPr>
+    </w:lvl>
+    <w:lvl w:ilvl="4" w:tentative="1">
+      <w:start w:val="1"/>
+      <w:numFmt w:val="lowerLetter"/>
+      <w:lvlText w:val="%5."/>
+      <w:lvlJc w:val="left"/>
+      <w:pPr>
+        <w:tabs>
+          <w:tab w:val="num" w:pos="3600"/>
+        </w:tabs>
+        <w:ind w:left="3600" w:hanging="360"/>
+      </w:pPr>
+    </w:lvl>
+    <w:lvl w:ilvl="5" w:tentative="1">
+      <w:start w:val="1"/>
+      <w:numFmt w:val="lowerLetter"/>
+      <w:lvlText w:val="%6."/>
+      <w:lvlJc w:val="left"/>
+      <w:pPr>
+        <w:tabs>
+          <w:tab w:val="num" w:pos="4320"/>
+        </w:tabs>
+        <w:ind w:left="4320" w:hanging="360"/>
+      </w:pPr>
+    </w:lvl>
+    <w:lvl w:ilvl="6" w:tentative="1">
+      <w:start w:val="1"/>
+      <w:numFmt w:val="lowerLetter"/>
+      <w:lvlText w:val="%7."/>
+      <w:lvlJc w:val="left"/>
+      <w:pPr>
+        <w:tabs>
+          <w:tab w:val="num" w:pos="5040"/>
+        </w:tabs>
+        <w:ind w:left="5040" w:hanging="360"/>
+      </w:pPr>
+    </w:lvl>
+    <w:lvl w:ilvl="7" w:tentative="1">
+      <w:start w:val="1"/>
+      <w:numFmt w:val="lowerLetter"/>
+      <w:lvlText w:val="%8."/>
+      <w:lvlJc w:val="left"/>
+      <w:pPr>
+        <w:tabs>
+          <w:tab w:val="num" w:pos="5760"/>
+        </w:tabs>
+        <w:ind w:left="5760" w:hanging="360"/>
+      </w:pPr>
+    </w:lvl>
+    <w:lvl w:ilvl="8" w:tentative="1">
+      <w:start w:val="1"/>
+      <w:numFmt w:val="lowerLetter"/>
+      <w:lvlText w:val="%9."/>
+      <w:lvlJc w:val="left"/>
+      <w:pPr>
+        <w:tabs>
+          <w:tab w:val="num" w:pos="6480"/>
+        </w:tabs>
+        <w:ind w:left="6480" w:hanging="360"/>
+      </w:pPr>
+    </w:lvl>
+  </w:abstractNum>
+  <w:abstractNum w:abstractNumId="14" w15:restartNumberingAfterBreak="0">
+    <w:nsid w:val="36BF0648"/>
+    <w:multiLevelType w:val="multilevel"/>
+    <w:tmpl w:val="57D61A14"/>
+    <w:lvl w:ilvl="0">
+      <w:start w:val="5"/>
+      <w:numFmt w:val="lowerLetter"/>
+      <w:lvlText w:val="%1."/>
+      <w:lvlJc w:val="left"/>
+      <w:pPr>
+        <w:tabs>
+          <w:tab w:val="num" w:pos="720"/>
+        </w:tabs>
+        <w:ind w:left="720" w:hanging="360"/>
+      </w:pPr>
+    </w:lvl>
+    <w:lvl w:ilvl="1" w:tentative="1">
+      <w:start w:val="1"/>
+      <w:numFmt w:val="lowerLetter"/>
+      <w:lvlText w:val="%2."/>
+      <w:lvlJc w:val="left"/>
+      <w:pPr>
+        <w:tabs>
+          <w:tab w:val="num" w:pos="1440"/>
+        </w:tabs>
+        <w:ind w:left="1440" w:hanging="360"/>
+      </w:pPr>
+    </w:lvl>
+    <w:lvl w:ilvl="2" w:tentative="1">
+      <w:start w:val="1"/>
+      <w:numFmt w:val="lowerLetter"/>
+      <w:lvlText w:val="%3."/>
+      <w:lvlJc w:val="left"/>
+      <w:pPr>
+        <w:tabs>
+          <w:tab w:val="num" w:pos="2160"/>
+        </w:tabs>
+        <w:ind w:left="2160" w:hanging="360"/>
+      </w:pPr>
+    </w:lvl>
+    <w:lvl w:ilvl="3" w:tentative="1">
+      <w:start w:val="1"/>
+      <w:numFmt w:val="lowerLetter"/>
+      <w:lvlText w:val="%4."/>
+      <w:lvlJc w:val="left"/>
+      <w:pPr>
+        <w:tabs>
+          <w:tab w:val="num" w:pos="2880"/>
+        </w:tabs>
+        <w:ind w:left="2880" w:hanging="360"/>
+      </w:pPr>
+    </w:lvl>
+    <w:lvl w:ilvl="4" w:tentative="1">
+      <w:start w:val="1"/>
+      <w:numFmt w:val="lowerLetter"/>
+      <w:lvlText w:val="%5."/>
+      <w:lvlJc w:val="left"/>
+      <w:pPr>
+        <w:tabs>
+          <w:tab w:val="num" w:pos="3600"/>
+        </w:tabs>
+        <w:ind w:left="3600" w:hanging="360"/>
+      </w:pPr>
+    </w:lvl>
+    <w:lvl w:ilvl="5" w:tentative="1">
+      <w:start w:val="1"/>
+      <w:numFmt w:val="lowerLetter"/>
+      <w:lvlText w:val="%6."/>
+      <w:lvlJc w:val="left"/>
+      <w:pPr>
+        <w:tabs>
+          <w:tab w:val="num" w:pos="4320"/>
+        </w:tabs>
+        <w:ind w:left="4320" w:hanging="360"/>
+      </w:pPr>
+    </w:lvl>
+    <w:lvl w:ilvl="6" w:tentative="1">
+      <w:start w:val="1"/>
+      <w:numFmt w:val="lowerLetter"/>
+      <w:lvlText w:val="%7."/>
+      <w:lvlJc w:val="left"/>
+      <w:pPr>
+        <w:tabs>
+          <w:tab w:val="num" w:pos="5040"/>
+        </w:tabs>
+        <w:ind w:left="5040" w:hanging="360"/>
+      </w:pPr>
+    </w:lvl>
+    <w:lvl w:ilvl="7" w:tentative="1">
+      <w:start w:val="1"/>
+      <w:numFmt w:val="lowerLetter"/>
+      <w:lvlText w:val="%8."/>
+      <w:lvlJc w:val="left"/>
+      <w:pPr>
+        <w:tabs>
+          <w:tab w:val="num" w:pos="5760"/>
+        </w:tabs>
+        <w:ind w:left="5760" w:hanging="360"/>
+      </w:pPr>
+    </w:lvl>
+    <w:lvl w:ilvl="8" w:tentative="1">
+      <w:start w:val="1"/>
+      <w:numFmt w:val="lowerLetter"/>
+      <w:lvlText w:val="%9."/>
+      <w:lvlJc w:val="left"/>
+      <w:pPr>
+        <w:tabs>
+          <w:tab w:val="num" w:pos="6480"/>
+        </w:tabs>
+        <w:ind w:left="6480" w:hanging="360"/>
+      </w:pPr>
+    </w:lvl>
+  </w:abstractNum>
+  <w:abstractNum w:abstractNumId="15" w15:restartNumberingAfterBreak="0">
     <w:nsid w:val="37156894"/>
     <w:multiLevelType w:val="multilevel"/>
     <w:tmpl w:val="A24E3D56"/>
@@ -7540,7 +9029,120 @@
       </w:pPr>
     </w:lvl>
   </w:abstractNum>
-  <w:abstractNum w:abstractNumId="13" w15:restartNumberingAfterBreak="0">
+  <w:abstractNum w:abstractNumId="16" w15:restartNumberingAfterBreak="0">
+    <w:nsid w:val="3725326A"/>
+    <w:multiLevelType w:val="multilevel"/>
+    <w:tmpl w:val="A2226A52"/>
+    <w:lvl w:ilvl="0">
+      <w:start w:val="6"/>
+      <w:numFmt w:val="lowerLetter"/>
+      <w:lvlText w:val="%1."/>
+      <w:lvlJc w:val="left"/>
+      <w:pPr>
+        <w:tabs>
+          <w:tab w:val="num" w:pos="720"/>
+        </w:tabs>
+        <w:ind w:left="720" w:hanging="360"/>
+      </w:pPr>
+    </w:lvl>
+    <w:lvl w:ilvl="1" w:tentative="1">
+      <w:start w:val="1"/>
+      <w:numFmt w:val="lowerLetter"/>
+      <w:lvlText w:val="%2."/>
+      <w:lvlJc w:val="left"/>
+      <w:pPr>
+        <w:tabs>
+          <w:tab w:val="num" w:pos="1440"/>
+        </w:tabs>
+        <w:ind w:left="1440" w:hanging="360"/>
+      </w:pPr>
+    </w:lvl>
+    <w:lvl w:ilvl="2" w:tentative="1">
+      <w:start w:val="1"/>
+      <w:numFmt w:val="lowerLetter"/>
+      <w:lvlText w:val="%3."/>
+      <w:lvlJc w:val="left"/>
+      <w:pPr>
+        <w:tabs>
+          <w:tab w:val="num" w:pos="2160"/>
+        </w:tabs>
+        <w:ind w:left="2160" w:hanging="360"/>
+      </w:pPr>
+    </w:lvl>
+    <w:lvl w:ilvl="3" w:tentative="1">
+      <w:start w:val="1"/>
+      <w:numFmt w:val="lowerLetter"/>
+      <w:lvlText w:val="%4."/>
+      <w:lvlJc w:val="left"/>
+      <w:pPr>
+        <w:tabs>
+          <w:tab w:val="num" w:pos="2880"/>
+        </w:tabs>
+        <w:ind w:left="2880" w:hanging="360"/>
+      </w:pPr>
+    </w:lvl>
+    <w:lvl w:ilvl="4" w:tentative="1">
+      <w:start w:val="1"/>
+      <w:numFmt w:val="lowerLetter"/>
+      <w:lvlText w:val="%5."/>
+      <w:lvlJc w:val="left"/>
+      <w:pPr>
+        <w:tabs>
+          <w:tab w:val="num" w:pos="3600"/>
+        </w:tabs>
+        <w:ind w:left="3600" w:hanging="360"/>
+      </w:pPr>
+    </w:lvl>
+    <w:lvl w:ilvl="5" w:tentative="1">
+      <w:start w:val="1"/>
+      <w:numFmt w:val="lowerLetter"/>
+      <w:lvlText w:val="%6."/>
+      <w:lvlJc w:val="left"/>
+      <w:pPr>
+        <w:tabs>
+          <w:tab w:val="num" w:pos="4320"/>
+        </w:tabs>
+        <w:ind w:left="4320" w:hanging="360"/>
+      </w:pPr>
+    </w:lvl>
+    <w:lvl w:ilvl="6" w:tentative="1">
+      <w:start w:val="1"/>
+      <w:numFmt w:val="lowerLetter"/>
+      <w:lvlText w:val="%7."/>
+      <w:lvlJc w:val="left"/>
+      <w:pPr>
+        <w:tabs>
+          <w:tab w:val="num" w:pos="5040"/>
+        </w:tabs>
+        <w:ind w:left="5040" w:hanging="360"/>
+      </w:pPr>
+    </w:lvl>
+    <w:lvl w:ilvl="7" w:tentative="1">
+      <w:start w:val="1"/>
+      <w:numFmt w:val="lowerLetter"/>
+      <w:lvlText w:val="%8."/>
+      <w:lvlJc w:val="left"/>
+      <w:pPr>
+        <w:tabs>
+          <w:tab w:val="num" w:pos="5760"/>
+        </w:tabs>
+        <w:ind w:left="5760" w:hanging="360"/>
+      </w:pPr>
+    </w:lvl>
+    <w:lvl w:ilvl="8" w:tentative="1">
+      <w:start w:val="1"/>
+      <w:numFmt w:val="lowerLetter"/>
+      <w:lvlText w:val="%9."/>
+      <w:lvlJc w:val="left"/>
+      <w:pPr>
+        <w:tabs>
+          <w:tab w:val="num" w:pos="6480"/>
+        </w:tabs>
+        <w:ind w:left="6480" w:hanging="360"/>
+      </w:pPr>
+    </w:lvl>
+  </w:abstractNum>
+  <w:abstractNum w:abstractNumId="17" w15:restartNumberingAfterBreak="0">
     <w:nsid w:val="3A396E2A"/>
     <w:multiLevelType w:val="multilevel"/>
     <w:tmpl w:val="2A0A4FD8"/>
@@ -7653,7 +9255,7 @@
       </w:pPr>
     </w:lvl>
   </w:abstractNum>
-  <w:abstractNum w:abstractNumId="14" w15:restartNumberingAfterBreak="0">
+  <w:abstractNum w:abstractNumId="18" w15:restartNumberingAfterBreak="0">
     <w:nsid w:val="3CB65731"/>
     <w:multiLevelType w:val="multilevel"/>
     <w:tmpl w:val="9462EE02"/>
@@ -7766,7 +9368,7 @@
       </w:pPr>
     </w:lvl>
   </w:abstractNum>
-  <w:abstractNum w:abstractNumId="15" w15:restartNumberingAfterBreak="0">
+  <w:abstractNum w:abstractNumId="19" w15:restartNumberingAfterBreak="0">
     <w:nsid w:val="3D605951"/>
     <w:multiLevelType w:val="hybridMultilevel"/>
     <w:tmpl w:val="732CBFF0"/>
@@ -7879,7 +9481,7 @@
       </w:rPr>
     </w:lvl>
   </w:abstractNum>
-  <w:abstractNum w:abstractNumId="16" w15:restartNumberingAfterBreak="0">
+  <w:abstractNum w:abstractNumId="20" w15:restartNumberingAfterBreak="0">
     <w:nsid w:val="3DEF40DC"/>
     <w:multiLevelType w:val="multilevel"/>
     <w:tmpl w:val="E8C8F57C"/>
@@ -7992,7 +9594,7 @@
       </w:pPr>
     </w:lvl>
   </w:abstractNum>
-  <w:abstractNum w:abstractNumId="17" w15:restartNumberingAfterBreak="0">
+  <w:abstractNum w:abstractNumId="21" w15:restartNumberingAfterBreak="0">
     <w:nsid w:val="4A6717F8"/>
     <w:multiLevelType w:val="hybridMultilevel"/>
     <w:tmpl w:val="83DC0AC0"/>
@@ -8105,7 +9707,7 @@
       </w:rPr>
     </w:lvl>
   </w:abstractNum>
-  <w:abstractNum w:abstractNumId="18" w15:restartNumberingAfterBreak="0">
+  <w:abstractNum w:abstractNumId="22" w15:restartNumberingAfterBreak="0">
     <w:nsid w:val="4ECFC472"/>
     <w:multiLevelType w:val="multilevel"/>
     <w:tmpl w:val="3A145D8C"/>
@@ -8247,7 +9849,7 @@
       </w:rPr>
     </w:lvl>
   </w:abstractNum>
-  <w:abstractNum w:abstractNumId="19" w15:restartNumberingAfterBreak="0">
+  <w:abstractNum w:abstractNumId="23" w15:restartNumberingAfterBreak="0">
     <w:nsid w:val="4F4A051A"/>
     <w:multiLevelType w:val="multilevel"/>
     <w:tmpl w:val="DECE0D16"/>
@@ -8360,7 +9962,7 @@
       </w:pPr>
     </w:lvl>
   </w:abstractNum>
-  <w:abstractNum w:abstractNumId="20" w15:restartNumberingAfterBreak="0">
+  <w:abstractNum w:abstractNumId="24" w15:restartNumberingAfterBreak="0">
     <w:nsid w:val="52FA075A"/>
     <w:multiLevelType w:val="multilevel"/>
     <w:tmpl w:val="681212EC"/>
@@ -8473,7 +10075,233 @@
       </w:pPr>
     </w:lvl>
   </w:abstractNum>
-  <w:abstractNum w:abstractNumId="21" w15:restartNumberingAfterBreak="0">
+  <w:abstractNum w:abstractNumId="25" w15:restartNumberingAfterBreak="0">
+    <w:nsid w:val="568A2CF0"/>
+    <w:multiLevelType w:val="multilevel"/>
+    <w:tmpl w:val="769E1524"/>
+    <w:lvl w:ilvl="0">
+      <w:start w:val="4"/>
+      <w:numFmt w:val="lowerLetter"/>
+      <w:lvlText w:val="%1."/>
+      <w:lvlJc w:val="left"/>
+      <w:pPr>
+        <w:tabs>
+          <w:tab w:val="num" w:pos="720"/>
+        </w:tabs>
+        <w:ind w:left="720" w:hanging="360"/>
+      </w:pPr>
+    </w:lvl>
+    <w:lvl w:ilvl="1" w:tentative="1">
+      <w:start w:val="1"/>
+      <w:numFmt w:val="lowerLetter"/>
+      <w:lvlText w:val="%2."/>
+      <w:lvlJc w:val="left"/>
+      <w:pPr>
+        <w:tabs>
+          <w:tab w:val="num" w:pos="1440"/>
+        </w:tabs>
+        <w:ind w:left="1440" w:hanging="360"/>
+      </w:pPr>
+    </w:lvl>
+    <w:lvl w:ilvl="2" w:tentative="1">
+      <w:start w:val="1"/>
+      <w:numFmt w:val="lowerLetter"/>
+      <w:lvlText w:val="%3."/>
+      <w:lvlJc w:val="left"/>
+      <w:pPr>
+        <w:tabs>
+          <w:tab w:val="num" w:pos="2160"/>
+        </w:tabs>
+        <w:ind w:left="2160" w:hanging="360"/>
+      </w:pPr>
+    </w:lvl>
+    <w:lvl w:ilvl="3" w:tentative="1">
+      <w:start w:val="1"/>
+      <w:numFmt w:val="lowerLetter"/>
+      <w:lvlText w:val="%4."/>
+      <w:lvlJc w:val="left"/>
+      <w:pPr>
+        <w:tabs>
+          <w:tab w:val="num" w:pos="2880"/>
+        </w:tabs>
+        <w:ind w:left="2880" w:hanging="360"/>
+      </w:pPr>
+    </w:lvl>
+    <w:lvl w:ilvl="4" w:tentative="1">
+      <w:start w:val="1"/>
+      <w:numFmt w:val="lowerLetter"/>
+      <w:lvlText w:val="%5."/>
+      <w:lvlJc w:val="left"/>
+      <w:pPr>
+        <w:tabs>
+          <w:tab w:val="num" w:pos="3600"/>
+        </w:tabs>
+        <w:ind w:left="3600" w:hanging="360"/>
+      </w:pPr>
+    </w:lvl>
+    <w:lvl w:ilvl="5" w:tentative="1">
+      <w:start w:val="1"/>
+      <w:numFmt w:val="lowerLetter"/>
+      <w:lvlText w:val="%6."/>
+      <w:lvlJc w:val="left"/>
+      <w:pPr>
+        <w:tabs>
+          <w:tab w:val="num" w:pos="4320"/>
+        </w:tabs>
+        <w:ind w:left="4320" w:hanging="360"/>
+      </w:pPr>
+    </w:lvl>
+    <w:lvl w:ilvl="6" w:tentative="1">
+      <w:start w:val="1"/>
+      <w:numFmt w:val="lowerLetter"/>
+      <w:lvlText w:val="%7."/>
+      <w:lvlJc w:val="left"/>
+      <w:pPr>
+        <w:tabs>
+          <w:tab w:val="num" w:pos="5040"/>
+        </w:tabs>
+        <w:ind w:left="5040" w:hanging="360"/>
+      </w:pPr>
+    </w:lvl>
+    <w:lvl w:ilvl="7" w:tentative="1">
+      <w:start w:val="1"/>
+      <w:numFmt w:val="lowerLetter"/>
+      <w:lvlText w:val="%8."/>
+      <w:lvlJc w:val="left"/>
+      <w:pPr>
+        <w:tabs>
+          <w:tab w:val="num" w:pos="5760"/>
+        </w:tabs>
+        <w:ind w:left="5760" w:hanging="360"/>
+      </w:pPr>
+    </w:lvl>
+    <w:lvl w:ilvl="8" w:tentative="1">
+      <w:start w:val="1"/>
+      <w:numFmt w:val="lowerLetter"/>
+      <w:lvlText w:val="%9."/>
+      <w:lvlJc w:val="left"/>
+      <w:pPr>
+        <w:tabs>
+          <w:tab w:val="num" w:pos="6480"/>
+        </w:tabs>
+        <w:ind w:left="6480" w:hanging="360"/>
+      </w:pPr>
+    </w:lvl>
+  </w:abstractNum>
+  <w:abstractNum w:abstractNumId="26" w15:restartNumberingAfterBreak="0">
+    <w:nsid w:val="5A013160"/>
+    <w:multiLevelType w:val="multilevel"/>
+    <w:tmpl w:val="CC520746"/>
+    <w:lvl w:ilvl="0">
+      <w:start w:val="1"/>
+      <w:numFmt w:val="lowerLetter"/>
+      <w:lvlText w:val="%1."/>
+      <w:lvlJc w:val="left"/>
+      <w:pPr>
+        <w:tabs>
+          <w:tab w:val="num" w:pos="720"/>
+        </w:tabs>
+        <w:ind w:left="720" w:hanging="360"/>
+      </w:pPr>
+    </w:lvl>
+    <w:lvl w:ilvl="1" w:tentative="1">
+      <w:start w:val="1"/>
+      <w:numFmt w:val="lowerLetter"/>
+      <w:lvlText w:val="%2."/>
+      <w:lvlJc w:val="left"/>
+      <w:pPr>
+        <w:tabs>
+          <w:tab w:val="num" w:pos="1440"/>
+        </w:tabs>
+        <w:ind w:left="1440" w:hanging="360"/>
+      </w:pPr>
+    </w:lvl>
+    <w:lvl w:ilvl="2" w:tentative="1">
+      <w:start w:val="1"/>
+      <w:numFmt w:val="lowerLetter"/>
+      <w:lvlText w:val="%3."/>
+      <w:lvlJc w:val="left"/>
+      <w:pPr>
+        <w:tabs>
+          <w:tab w:val="num" w:pos="2160"/>
+        </w:tabs>
+        <w:ind w:left="2160" w:hanging="360"/>
+      </w:pPr>
+    </w:lvl>
+    <w:lvl w:ilvl="3" w:tentative="1">
+      <w:start w:val="1"/>
+      <w:numFmt w:val="lowerLetter"/>
+      <w:lvlText w:val="%4."/>
+      <w:lvlJc w:val="left"/>
+      <w:pPr>
+        <w:tabs>
+          <w:tab w:val="num" w:pos="2880"/>
+        </w:tabs>
+        <w:ind w:left="2880" w:hanging="360"/>
+      </w:pPr>
+    </w:lvl>
+    <w:lvl w:ilvl="4" w:tentative="1">
+      <w:start w:val="1"/>
+      <w:numFmt w:val="lowerLetter"/>
+      <w:lvlText w:val="%5."/>
+      <w:lvlJc w:val="left"/>
+      <w:pPr>
+        <w:tabs>
+          <w:tab w:val="num" w:pos="3600"/>
+        </w:tabs>
+        <w:ind w:left="3600" w:hanging="360"/>
+      </w:pPr>
+    </w:lvl>
+    <w:lvl w:ilvl="5" w:tentative="1">
+      <w:start w:val="1"/>
+      <w:numFmt w:val="lowerLetter"/>
+      <w:lvlText w:val="%6."/>
+      <w:lvlJc w:val="left"/>
+      <w:pPr>
+        <w:tabs>
+          <w:tab w:val="num" w:pos="4320"/>
+        </w:tabs>
+        <w:ind w:left="4320" w:hanging="360"/>
+      </w:pPr>
+    </w:lvl>
+    <w:lvl w:ilvl="6" w:tentative="1">
+      <w:start w:val="1"/>
+      <w:numFmt w:val="lowerLetter"/>
+      <w:lvlText w:val="%7."/>
+      <w:lvlJc w:val="left"/>
+      <w:pPr>
+        <w:tabs>
+          <w:tab w:val="num" w:pos="5040"/>
+        </w:tabs>
+        <w:ind w:left="5040" w:hanging="360"/>
+      </w:pPr>
+    </w:lvl>
+    <w:lvl w:ilvl="7" w:tentative="1">
+      <w:start w:val="1"/>
+      <w:numFmt w:val="lowerLetter"/>
+      <w:lvlText w:val="%8."/>
+      <w:lvlJc w:val="left"/>
+      <w:pPr>
+        <w:tabs>
+          <w:tab w:val="num" w:pos="5760"/>
+        </w:tabs>
+        <w:ind w:left="5760" w:hanging="360"/>
+      </w:pPr>
+    </w:lvl>
+    <w:lvl w:ilvl="8" w:tentative="1">
+      <w:start w:val="1"/>
+      <w:numFmt w:val="lowerLetter"/>
+      <w:lvlText w:val="%9."/>
+      <w:lvlJc w:val="left"/>
+      <w:pPr>
+        <w:tabs>
+          <w:tab w:val="num" w:pos="6480"/>
+        </w:tabs>
+        <w:ind w:left="6480" w:hanging="360"/>
+      </w:pPr>
+    </w:lvl>
+  </w:abstractNum>
+  <w:abstractNum w:abstractNumId="27" w15:restartNumberingAfterBreak="0">
     <w:nsid w:val="5B59E84F"/>
     <w:multiLevelType w:val="multilevel"/>
     <w:tmpl w:val="C01EEEFC"/>
@@ -8595,7 +10423,7 @@
       </w:pPr>
     </w:lvl>
   </w:abstractNum>
-  <w:abstractNum w:abstractNumId="22" w15:restartNumberingAfterBreak="0">
+  <w:abstractNum w:abstractNumId="28" w15:restartNumberingAfterBreak="0">
     <w:nsid w:val="637078CB"/>
     <w:multiLevelType w:val="multilevel"/>
     <w:tmpl w:val="B882C5EA"/>
@@ -8708,7 +10536,7 @@
       </w:pPr>
     </w:lvl>
   </w:abstractNum>
-  <w:abstractNum w:abstractNumId="23" w15:restartNumberingAfterBreak="0">
+  <w:abstractNum w:abstractNumId="29" w15:restartNumberingAfterBreak="0">
     <w:nsid w:val="77FF39F2"/>
     <w:multiLevelType w:val="hybridMultilevel"/>
     <w:tmpl w:val="1DDE3338"/>
@@ -8821,7 +10649,7 @@
       </w:rPr>
     </w:lvl>
   </w:abstractNum>
-  <w:abstractNum w:abstractNumId="24" w15:restartNumberingAfterBreak="0">
+  <w:abstractNum w:abstractNumId="30" w15:restartNumberingAfterBreak="0">
     <w:nsid w:val="78C8E0DD"/>
     <w:multiLevelType w:val="multilevel"/>
     <w:tmpl w:val="96049F3E"/>
@@ -8969,43 +10797,43 @@
     <w:abstractNumId w:val="0"/>
   </w:num>
   <w:num w:numId="3">
-    <w:abstractNumId w:val="24"/>
+    <w:abstractNumId w:val="30"/>
   </w:num>
   <w:num w:numId="4">
-    <w:abstractNumId w:val="18"/>
+    <w:abstractNumId w:val="22"/>
   </w:num>
   <w:num w:numId="5">
     <w:abstractNumId w:val="3"/>
   </w:num>
   <w:num w:numId="6">
-    <w:abstractNumId w:val="21"/>
+    <w:abstractNumId w:val="27"/>
   </w:num>
   <w:num w:numId="7">
-    <w:abstractNumId w:val="15"/>
+    <w:abstractNumId w:val="19"/>
   </w:num>
   <w:num w:numId="8">
-    <w:abstractNumId w:val="22"/>
+    <w:abstractNumId w:val="28"/>
   </w:num>
   <w:num w:numId="9">
-    <w:abstractNumId w:val="9"/>
+    <w:abstractNumId w:val="10"/>
   </w:num>
   <w:num w:numId="10">
     <w:abstractNumId w:val="2"/>
   </w:num>
   <w:num w:numId="11">
-    <w:abstractNumId w:val="11"/>
+    <w:abstractNumId w:val="12"/>
   </w:num>
   <w:num w:numId="12">
-    <w:abstractNumId w:val="14"/>
+    <w:abstractNumId w:val="18"/>
   </w:num>
   <w:num w:numId="13">
-    <w:abstractNumId w:val="19"/>
+    <w:abstractNumId w:val="23"/>
   </w:num>
   <w:num w:numId="14">
-    <w:abstractNumId w:val="20"/>
+    <w:abstractNumId w:val="24"/>
   </w:num>
   <w:num w:numId="15">
-    <w:abstractNumId w:val="10"/>
+    <w:abstractNumId w:val="11"/>
   </w:num>
   <w:num w:numId="16">
     <w:abstractNumId w:val="4"/>
@@ -9014,28 +10842,46 @@
     <w:abstractNumId w:val="7"/>
   </w:num>
   <w:num w:numId="18">
-    <w:abstractNumId w:val="8"/>
+    <w:abstractNumId w:val="9"/>
   </w:num>
   <w:num w:numId="19">
     <w:abstractNumId w:val="5"/>
   </w:num>
   <w:num w:numId="20">
-    <w:abstractNumId w:val="16"/>
+    <w:abstractNumId w:val="20"/>
   </w:num>
   <w:num w:numId="21">
-    <w:abstractNumId w:val="12"/>
+    <w:abstractNumId w:val="15"/>
   </w:num>
   <w:num w:numId="22">
-    <w:abstractNumId w:val="13"/>
+    <w:abstractNumId w:val="17"/>
   </w:num>
   <w:num w:numId="23">
-    <w:abstractNumId w:val="17"/>
+    <w:abstractNumId w:val="21"/>
   </w:num>
   <w:num w:numId="24">
     <w:abstractNumId w:val="1"/>
   </w:num>
   <w:num w:numId="25">
-    <w:abstractNumId w:val="23"/>
+    <w:abstractNumId w:val="29"/>
+  </w:num>
+  <w:num w:numId="26">
+    <w:abstractNumId w:val="26"/>
+  </w:num>
+  <w:num w:numId="27">
+    <w:abstractNumId w:val="8"/>
+  </w:num>
+  <w:num w:numId="28">
+    <w:abstractNumId w:val="13"/>
+  </w:num>
+  <w:num w:numId="29">
+    <w:abstractNumId w:val="25"/>
+  </w:num>
+  <w:num w:numId="30">
+    <w:abstractNumId w:val="14"/>
+  </w:num>
+  <w:num w:numId="31">
+    <w:abstractNumId w:val="16"/>
   </w:num>
 </w:numbering>
 </file>
@@ -9438,6 +11284,7 @@
   <w:style w:type="character" w:default="1" w:styleId="Fuentedeprrafopredeter">
     <w:name w:val="Default Paragraph Font"/>
     <w:uiPriority w:val="1"/>
+    <w:semiHidden/>
     <w:unhideWhenUsed/>
   </w:style>
   <w:style w:type="table" w:default="1" w:styleId="Tablanormal">
@@ -9960,15 +11807,6 @@
 </file>
 
 <file path=customXml/item1.xml><?xml version="1.0" encoding="utf-8"?>
-<?mso-contentType ?>
-<FormTemplates xmlns="http://schemas.microsoft.com/sharepoint/v3/contenttype/forms">
-  <Display>DocumentLibraryForm</Display>
-  <Edit>DocumentLibraryForm</Edit>
-  <New>DocumentLibraryForm</New>
-</FormTemplates>
-</file>
-
-<file path=customXml/item2.xml><?xml version="1.0" encoding="utf-8"?>
 <ct:contentTypeSchema xmlns:ct="http://schemas.microsoft.com/office/2006/metadata/contentType" xmlns:ma="http://schemas.microsoft.com/office/2006/metadata/properties/metaAttributes" ct:_="" ma:_="" ma:contentTypeName="Documento" ma:contentTypeID="0x01010034CEF66459AE6646BF31D2F03A2679C9" ma:contentTypeVersion="15" ma:contentTypeDescription="Crear nuevo documento." ma:contentTypeScope="" ma:versionID="8d6fa5f9bcfdfd660be16294df9b9d65">
   <xsd:schema xmlns:xsd="http://www.w3.org/2001/XMLSchema" xmlns:xs="http://www.w3.org/2001/XMLSchema" xmlns:p="http://schemas.microsoft.com/office/2006/metadata/properties" xmlns:ns2="7c4c6b79-2dbf-4a7c-a9ea-25f2a240d399" xmlns:ns3="156d8611-bab3-48c1-b846-2fb7b207495a" targetNamespace="http://schemas.microsoft.com/office/2006/metadata/properties" ma:root="true" ma:fieldsID="d2ceeff481b778d7634ded74cd3c752f" ns2:_="" ns3:_="">
     <xsd:import namespace="7c4c6b79-2dbf-4a7c-a9ea-25f2a240d399"/>
@@ -10203,6 +12041,15 @@
 </ct:contentTypeSchema>
 </file>
 
+<file path=customXml/item2.xml><?xml version="1.0" encoding="utf-8"?>
+<?mso-contentType ?>
+<FormTemplates xmlns="http://schemas.microsoft.com/sharepoint/v3/contenttype/forms">
+  <Display>DocumentLibraryForm</Display>
+  <Edit>DocumentLibraryForm</Edit>
+  <New>DocumentLibraryForm</New>
+</FormTemplates>
+</file>
+
 <file path=customXml/item3.xml><?xml version="1.0" encoding="utf-8"?>
 <p:properties xmlns:p="http://schemas.microsoft.com/office/2006/metadata/properties" xmlns:xsi="http://www.w3.org/2001/XMLSchema-instance" xmlns:pc="http://schemas.microsoft.com/office/infopath/2007/PartnerControls">
   <documentManagement>
@@ -10227,14 +12074,6 @@
 </file>
 
 <file path=customXml/itemProps1.xml><?xml version="1.0" encoding="utf-8"?>
-<ds:datastoreItem xmlns:ds="http://schemas.openxmlformats.org/officeDocument/2006/customXml" ds:itemID="{26CDCB0B-9BE7-4F69-8153-7CADACBE3CF2}">
-  <ds:schemaRefs>
-    <ds:schemaRef ds:uri="http://schemas.microsoft.com/sharepoint/v3/contenttype/forms"/>
-  </ds:schemaRefs>
-</ds:datastoreItem>
-</file>
-
-<file path=customXml/itemProps2.xml><?xml version="1.0" encoding="utf-8"?>
 <ds:datastoreItem xmlns:ds="http://schemas.openxmlformats.org/officeDocument/2006/customXml" ds:itemID="{4EE7AE9A-7A81-4AE2-AD5C-E28CCF76587B}">
   <ds:schemaRefs>
     <ds:schemaRef ds:uri="http://schemas.microsoft.com/office/2006/metadata/contentType"/>
@@ -10253,6 +12092,14 @@
 </ds:datastoreItem>
 </file>
 
+<file path=customXml/itemProps2.xml><?xml version="1.0" encoding="utf-8"?>
+<ds:datastoreItem xmlns:ds="http://schemas.openxmlformats.org/officeDocument/2006/customXml" ds:itemID="{26CDCB0B-9BE7-4F69-8153-7CADACBE3CF2}">
+  <ds:schemaRefs>
+    <ds:schemaRef ds:uri="http://schemas.microsoft.com/sharepoint/v3/contenttype/forms"/>
+  </ds:schemaRefs>
+</ds:datastoreItem>
+</file>
+
 <file path=customXml/itemProps3.xml><?xml version="1.0" encoding="utf-8"?>
 <ds:datastoreItem xmlns:ds="http://schemas.openxmlformats.org/officeDocument/2006/customXml" ds:itemID="{D3F61A34-4ECA-47EE-92E1-627E0533BED6}">
   <ds:schemaRefs>
@@ -10265,7 +12112,7 @@
 </file>
 
 <file path=customXml/itemProps4.xml><?xml version="1.0" encoding="utf-8"?>
-<ds:datastoreItem xmlns:ds="http://schemas.openxmlformats.org/officeDocument/2006/customXml" ds:itemID="{B47DCD74-60EB-4EE6-93DC-DDD9FD32E6BD}">
+<ds:datastoreItem xmlns:ds="http://schemas.openxmlformats.org/officeDocument/2006/customXml" ds:itemID="{0DEDAF6A-DA18-450F-A88C-4AB7DDCF653E}">
   <ds:schemaRefs>
     <ds:schemaRef ds:uri="http://schemas.openxmlformats.org/officeDocument/2006/bibliography"/>
   </ds:schemaRefs>

--- a/public/templates/Memòria_justificativa_OFI.docx
+++ b/public/templates/Memòria_justificativa_OFI.docx
@@ -1822,18 +1822,131 @@
           <w:sz w:val="20"/>
           <w:szCs w:val="20"/>
         </w:rPr>
-        <w:t>s’ajusten als preu de mercat  acreditat pels següents motius:  </w:t>
-      </w:r>
-    </w:p>
-    <w:p>
-      <w:pPr>
-        <w:jc w:val="both"/>
-        <w:rPr>
-          <w:rFonts w:ascii="Open Sans Light" w:hAnsi="Open Sans Light" w:cs="Open Sans Light"/>
-          <w:sz w:val="20"/>
-          <w:szCs w:val="20"/>
-        </w:rPr>
-      </w:pPr>
+        <w:t xml:space="preserve">s’ajusten als </w:t>
+      </w:r>
+      <w:r>
+        <w:rPr>
+          <w:rFonts w:ascii="Open Sans Light" w:hAnsi="Open Sans Light" w:cs="Open Sans Light"/>
+          <w:sz w:val="20"/>
+          <w:szCs w:val="20"/>
+        </w:rPr>
+        <w:t>preu de mercat </w:t>
+      </w:r>
+      <w:r>
+        <w:rPr>
+          <w:rFonts w:ascii="Open Sans Light" w:hAnsi="Open Sans Light" w:cs="Open Sans Light"/>
+          <w:sz w:val="20"/>
+          <w:szCs w:val="20"/>
+        </w:rPr>
+        <w:t xml:space="preserve">es detallen a </w:t>
+      </w:r>
+      <w:r>
+        <w:rPr>
+          <w:rFonts w:ascii="Open Sans Light" w:hAnsi="Open Sans Light" w:cs="Open Sans Light"/>
+          <w:sz w:val="20"/>
+          <w:szCs w:val="20"/>
+        </w:rPr>
+        <w:t>la següent classificació</w:t>
+      </w:r>
+      <w:r>
+        <w:rPr>
+          <w:rFonts w:ascii="Open Sans Light" w:hAnsi="Open Sans Light" w:cs="Open Sans Light"/>
+          <w:sz w:val="20"/>
+          <w:szCs w:val="20"/>
+        </w:rPr>
+        <w:t>:  </w:t>
+      </w:r>
+    </w:p>
+    <w:p>
+      <w:pPr>
+        <w:rPr>
+          <w:rFonts w:ascii="Open Sans Light" w:hAnsi="Open Sans Light" w:cs="Open Sans Light"/>
+          <w:sz w:val="20"/>
+          <w:szCs w:val="20"/>
+        </w:rPr>
+      </w:pPr>
+    </w:p>
+    <w:p>
+      <w:r>
+        <w:rPr>
+          <w:rFonts w:ascii="Open Sans Light" w:eastAsia="Open Sans Light" w:hAnsi="Open Sans Light" w:cs="Open Sans Light"/>
+          <w:sz w:val="20"/>
+          <w:szCs w:val="20"/>
+        </w:rPr>
+        <w:t>{{IF factures_preu_a.length}}</w:t>
+      </w:r>
+    </w:p>
+    <w:p>
+      <w:pPr>
+        <w:pStyle w:val="paragraph"/>
+        <w:numPr>
+          <w:ilvl w:val="0"/>
+          <w:numId w:val="32"/>
+        </w:numPr>
+        <w:spacing w:before="0" w:beforeAutospacing="0" w:after="0" w:afterAutospacing="0"/>
+        <w:ind w:left="0" w:firstLine="720"/>
+        <w:textAlignment w:val="baseline"/>
+        <w:rPr>
+          <w:rStyle w:val="normaltextrun"/>
+          <w:rFonts w:ascii="Open Sans Light" w:hAnsi="Open Sans Light" w:cs="Open Sans Light"/>
+          <w:sz w:val="21"/>
+          <w:szCs w:val="21"/>
+        </w:rPr>
+      </w:pPr>
+      <w:r>
+        <w:rPr>
+          <w:rStyle w:val="normaltextrun"/>
+          <w:rFonts w:ascii="Open Sans Light" w:hAnsi="Open Sans Light" w:cs="Open Sans Light"/>
+          <w:sz w:val="20"/>
+          <w:szCs w:val="20"/>
+          <w:shd w:val="clear" w:color="auto" w:fill="FFFFFF"/>
+          <w:lang w:val="ca-ES"/>
+        </w:rPr>
+        <w:t>Sol·licitats i comparats  pressuposts de proveïdors diferents, els preus dels serveis contractats i/o subministraments efectuat</w:t>
+      </w:r>
+      <w:r>
+        <w:rPr>
+          <w:rStyle w:val="normaltextrun"/>
+          <w:rFonts w:ascii="Open Sans Light" w:hAnsi="Open Sans Light" w:cs="Open Sans Light"/>
+          <w:sz w:val="20"/>
+          <w:szCs w:val="20"/>
+          <w:shd w:val="clear" w:color="auto" w:fill="FFFFFF"/>
+          <w:lang w:val="ca-ES"/>
+        </w:rPr>
+        <w:t>s s’ajusten als preus de mercat:</w:t>
+      </w:r>
+    </w:p>
+    <w:p>
+      <w:pPr>
+        <w:pStyle w:val="paragraph"/>
+        <w:spacing w:before="0" w:beforeAutospacing="0" w:after="0" w:afterAutospacing="0"/>
+        <w:textAlignment w:val="baseline"/>
+        <w:rPr>
+          <w:rStyle w:val="normaltextrun"/>
+          <w:rFonts w:ascii="Open Sans Light" w:hAnsi="Open Sans Light" w:cs="Open Sans Light"/>
+          <w:sz w:val="20"/>
+          <w:szCs w:val="20"/>
+          <w:shd w:val="clear" w:color="auto" w:fill="FFFFFF"/>
+          <w:lang w:val="ca-ES"/>
+        </w:rPr>
+      </w:pPr>
+    </w:p>
+    <w:p>
+      <w:pPr>
+        <w:rPr>
+          <w:rFonts w:ascii="Open Sans Light" w:hAnsi="Open Sans Light" w:cs="Open Sans Light"/>
+          <w:sz w:val="20"/>
+          <w:szCs w:val="20"/>
+        </w:rPr>
+      </w:pPr>
+      <w:r>
+        <w:rPr>
+          <w:rFonts w:ascii="Open Sans Light" w:hAnsi="Open Sans Light" w:cs="Open Sans Light"/>
+          <w:sz w:val="20"/>
+          <w:szCs w:val="20"/>
+        </w:rPr>
+        <w:t>{{FOR factura IN factures_preu_a}}</w:t>
+      </w:r>
     </w:p>
     <w:p>
       <w:pPr>
@@ -1846,17 +1959,59 @@
         <w:spacing w:before="120" w:line="276" w:lineRule="auto"/>
         <w:rPr>
           <w:rFonts w:ascii="Open Sans Light" w:eastAsia="Open Sans Light" w:hAnsi="Open Sans Light" w:cs="Open Sans Light"/>
-          <w:sz w:val="20"/>
-          <w:szCs w:val="20"/>
-        </w:rPr>
-      </w:pPr>
-      <w:r>
-        <w:rPr>
-          <w:rFonts w:ascii="Open Sans Light" w:eastAsia="Open Sans Light" w:hAnsi="Open Sans Light" w:cs="Open Sans Light"/>
-          <w:sz w:val="20"/>
-          <w:szCs w:val="20"/>
-        </w:rPr>
-        <w:t>{{FOR factura IN factures}}</w:t>
+          <w:b/>
+          <w:sz w:val="20"/>
+          <w:szCs w:val="20"/>
+        </w:rPr>
+      </w:pPr>
+      <w:r>
+        <w:rPr>
+          <w:rFonts w:ascii="Open Sans Light" w:eastAsia="Open Sans Light" w:hAnsi="Open Sans Light" w:cs="Open Sans Light"/>
+          <w:b/>
+          <w:sz w:val="20"/>
+          <w:szCs w:val="20"/>
+        </w:rPr>
+        <w:t>{{$</w:t>
+      </w:r>
+      <w:proofErr w:type="spellStart"/>
+      <w:r>
+        <w:rPr>
+          <w:rFonts w:ascii="Open Sans Light" w:eastAsia="Open Sans Light" w:hAnsi="Open Sans Light" w:cs="Open Sans Light"/>
+          <w:b/>
+          <w:sz w:val="20"/>
+          <w:szCs w:val="20"/>
+        </w:rPr>
+        <w:t>factura.descripcio</w:t>
+      </w:r>
+      <w:proofErr w:type="spellEnd"/>
+      <w:r>
+        <w:rPr>
+          <w:rFonts w:ascii="Open Sans Light" w:eastAsia="Open Sans Light" w:hAnsi="Open Sans Light" w:cs="Open Sans Light"/>
+          <w:b/>
+          <w:sz w:val="20"/>
+          <w:szCs w:val="20"/>
+        </w:rPr>
+        <w:t>}} - {{$</w:t>
+      </w:r>
+      <w:proofErr w:type="spellStart"/>
+      <w:r>
+        <w:rPr>
+          <w:rFonts w:ascii="Open Sans Light" w:eastAsia="Open Sans Light" w:hAnsi="Open Sans Light" w:cs="Open Sans Light"/>
+          <w:b/>
+          <w:sz w:val="20"/>
+          <w:szCs w:val="20"/>
+        </w:rPr>
+        <w:t>factura.periode</w:t>
+      </w:r>
+      <w:proofErr w:type="spellEnd"/>
+      <w:r>
+        <w:rPr>
+          <w:rFonts w:ascii="Open Sans Light" w:eastAsia="Open Sans Light" w:hAnsi="Open Sans Light" w:cs="Open Sans Light"/>
+          <w:b/>
+          <w:sz w:val="20"/>
+          <w:szCs w:val="20"/>
+        </w:rPr>
+        <w:t>}}:</w:t>
       </w:r>
     </w:p>
     <w:p>
@@ -1870,15 +2025,13 @@
         <w:spacing w:before="120" w:line="276" w:lineRule="auto"/>
         <w:rPr>
           <w:rFonts w:ascii="Open Sans Light" w:eastAsia="Open Sans Light" w:hAnsi="Open Sans Light" w:cs="Open Sans Light"/>
-          <w:b/>
-          <w:sz w:val="20"/>
-          <w:szCs w:val="20"/>
-        </w:rPr>
-      </w:pPr>
-      <w:r>
-        <w:rPr>
-          <w:rFonts w:ascii="Open Sans Light" w:eastAsia="Open Sans Light" w:hAnsi="Open Sans Light" w:cs="Open Sans Light"/>
-          <w:b/>
+          <w:sz w:val="20"/>
+          <w:szCs w:val="20"/>
+        </w:rPr>
+      </w:pPr>
+      <w:r>
+        <w:rPr>
+          <w:rFonts w:ascii="Open Sans Light" w:eastAsia="Open Sans Light" w:hAnsi="Open Sans Light" w:cs="Open Sans Light"/>
           <w:sz w:val="20"/>
           <w:szCs w:val="20"/>
         </w:rPr>
@@ -1888,41 +2041,19 @@
       <w:r>
         <w:rPr>
           <w:rFonts w:ascii="Open Sans Light" w:eastAsia="Open Sans Light" w:hAnsi="Open Sans Light" w:cs="Open Sans Light"/>
-          <w:b/>
-          <w:sz w:val="20"/>
-          <w:szCs w:val="20"/>
-        </w:rPr>
-        <w:t>factura.descripcio</w:t>
+          <w:sz w:val="20"/>
+          <w:szCs w:val="20"/>
+        </w:rPr>
+        <w:t>factura.record.explicacio_preu</w:t>
       </w:r>
       <w:proofErr w:type="spellEnd"/>
       <w:r>
         <w:rPr>
           <w:rFonts w:ascii="Open Sans Light" w:eastAsia="Open Sans Light" w:hAnsi="Open Sans Light" w:cs="Open Sans Light"/>
-          <w:b/>
-          <w:sz w:val="20"/>
-          <w:szCs w:val="20"/>
-        </w:rPr>
-        <w:t>}} - {{$</w:t>
-      </w:r>
-      <w:proofErr w:type="spellStart"/>
-      <w:r>
-        <w:rPr>
-          <w:rFonts w:ascii="Open Sans Light" w:eastAsia="Open Sans Light" w:hAnsi="Open Sans Light" w:cs="Open Sans Light"/>
-          <w:b/>
-          <w:sz w:val="20"/>
-          <w:szCs w:val="20"/>
-        </w:rPr>
-        <w:t>factura.periode</w:t>
-      </w:r>
-      <w:proofErr w:type="spellEnd"/>
-      <w:r>
-        <w:rPr>
-          <w:rFonts w:ascii="Open Sans Light" w:eastAsia="Open Sans Light" w:hAnsi="Open Sans Light" w:cs="Open Sans Light"/>
-          <w:b/>
-          <w:sz w:val="20"/>
-          <w:szCs w:val="20"/>
-        </w:rPr>
-        <w:t>}}:</w:t>
+          <w:sz w:val="20"/>
+          <w:szCs w:val="20"/>
+        </w:rPr>
+        <w:t>}}</w:t>
       </w:r>
     </w:p>
     <w:p>
@@ -1940,32 +2071,8 @@
           <w:szCs w:val="20"/>
         </w:rPr>
       </w:pPr>
-      <w:r>
-        <w:rPr>
-          <w:rFonts w:ascii="Open Sans Light" w:eastAsia="Open Sans Light" w:hAnsi="Open Sans Light" w:cs="Open Sans Light"/>
-          <w:sz w:val="20"/>
-          <w:szCs w:val="20"/>
-        </w:rPr>
-        <w:t>{{$</w:t>
-      </w:r>
-      <w:proofErr w:type="spellStart"/>
-      <w:r>
-        <w:rPr>
-          <w:rFonts w:ascii="Open Sans Light" w:eastAsia="Open Sans Light" w:hAnsi="Open Sans Light" w:cs="Open Sans Light"/>
-          <w:sz w:val="20"/>
-          <w:szCs w:val="20"/>
-        </w:rPr>
-        <w:t>factura.record.justificacio_preu</w:t>
-      </w:r>
-      <w:proofErr w:type="spellEnd"/>
-      <w:r>
-        <w:rPr>
-          <w:rFonts w:ascii="Open Sans Light" w:eastAsia="Open Sans Light" w:hAnsi="Open Sans Light" w:cs="Open Sans Light"/>
-          <w:sz w:val="20"/>
-          <w:szCs w:val="20"/>
-        </w:rPr>
-        <w:t>}}</w:t>
-      </w:r>
+      <w:bookmarkStart w:id="0" w:name="_GoBack"/>
+      <w:bookmarkEnd w:id="0"/>
     </w:p>
     <w:p>
       <w:pPr>
@@ -1988,25 +2095,143 @@
           <w:sz w:val="20"/>
           <w:szCs w:val="20"/>
         </w:rPr>
-        <w:t>{{$</w:t>
-      </w:r>
-      <w:proofErr w:type="spellStart"/>
-      <w:r>
-        <w:rPr>
-          <w:rFonts w:ascii="Open Sans Light" w:eastAsia="Open Sans Light" w:hAnsi="Open Sans Light" w:cs="Open Sans Light"/>
-          <w:sz w:val="20"/>
-          <w:szCs w:val="20"/>
-        </w:rPr>
-        <w:t>factura.record.explicacio_preu</w:t>
-      </w:r>
-      <w:proofErr w:type="spellEnd"/>
-      <w:r>
-        <w:rPr>
-          <w:rFonts w:ascii="Open Sans Light" w:eastAsia="Open Sans Light" w:hAnsi="Open Sans Light" w:cs="Open Sans Light"/>
-          <w:sz w:val="20"/>
-          <w:szCs w:val="20"/>
-        </w:rPr>
-        <w:t>}}</w:t>
+        <w:t>{{END-FOR factura}}</w:t>
+      </w:r>
+    </w:p>
+    <w:p>
+      <w:r>
+        <w:rPr>
+          <w:rFonts w:ascii="Open Sans Light" w:eastAsia="Open Sans Light" w:hAnsi="Open Sans Light" w:cs="Open Sans Light"/>
+          <w:sz w:val="20"/>
+          <w:szCs w:val="20"/>
+        </w:rPr>
+        <w:t>{{END-IF}}</w:t>
+      </w:r>
+    </w:p>
+    <w:p>
+      <w:pPr>
+        <w:pStyle w:val="paragraph"/>
+        <w:spacing w:before="0" w:beforeAutospacing="0" w:after="0" w:afterAutospacing="0"/>
+        <w:ind w:left="720"/>
+        <w:textAlignment w:val="baseline"/>
+        <w:rPr>
+          <w:rFonts w:ascii="Segoe UI" w:hAnsi="Segoe UI" w:cs="Segoe UI"/>
+          <w:sz w:val="18"/>
+          <w:szCs w:val="18"/>
+        </w:rPr>
+      </w:pPr>
+      <w:r>
+        <w:rPr>
+          <w:rStyle w:val="eop"/>
+          <w:rFonts w:ascii="Open Sans Light" w:hAnsi="Open Sans Light" w:cs="Open Sans Light"/>
+          <w:sz w:val="20"/>
+          <w:szCs w:val="20"/>
+        </w:rPr>
+        <w:t> </w:t>
+      </w:r>
+    </w:p>
+    <w:p>
+      <w:r>
+        <w:rPr>
+          <w:rFonts w:ascii="Open Sans Light" w:eastAsia="Open Sans Light" w:hAnsi="Open Sans Light" w:cs="Open Sans Light"/>
+          <w:sz w:val="20"/>
+          <w:szCs w:val="20"/>
+        </w:rPr>
+        <w:t>{{IF factures_preu_b.length}}</w:t>
+      </w:r>
+    </w:p>
+    <w:p>
+      <w:pPr>
+        <w:pStyle w:val="paragraph"/>
+        <w:numPr>
+          <w:ilvl w:val="0"/>
+          <w:numId w:val="33"/>
+        </w:numPr>
+        <w:spacing w:before="0" w:beforeAutospacing="0" w:after="0" w:afterAutospacing="0"/>
+        <w:ind w:left="0" w:firstLine="720"/>
+        <w:textAlignment w:val="baseline"/>
+        <w:rPr>
+          <w:rStyle w:val="normaltextrun"/>
+          <w:rFonts w:ascii="Open Sans Light" w:hAnsi="Open Sans Light" w:cs="Open Sans Light"/>
+          <w:sz w:val="21"/>
+          <w:szCs w:val="21"/>
+        </w:rPr>
+      </w:pPr>
+      <w:r>
+        <w:rPr>
+          <w:rStyle w:val="normaltextrun"/>
+          <w:rFonts w:ascii="Open Sans Light" w:hAnsi="Open Sans Light" w:cs="Open Sans Light"/>
+          <w:sz w:val="20"/>
+          <w:szCs w:val="20"/>
+          <w:shd w:val="clear" w:color="auto" w:fill="FFFFFF"/>
+          <w:lang w:val="ca-ES"/>
+        </w:rPr>
+        <w:t>El/la tècnic/a responsable de la despesa</w:t>
+      </w:r>
+      <w:r>
+        <w:rPr>
+          <w:rStyle w:val="normaltextrun"/>
+          <w:rFonts w:ascii="Open Sans Light" w:hAnsi="Open Sans Light" w:cs="Open Sans Light"/>
+          <w:sz w:val="20"/>
+          <w:szCs w:val="20"/>
+          <w:shd w:val="clear" w:color="auto" w:fill="FFFFFF"/>
+          <w:lang w:val="ca-ES"/>
+        </w:rPr>
+        <w:t xml:space="preserve"> </w:t>
+      </w:r>
+      <w:r>
+        <w:rPr>
+          <w:rStyle w:val="normaltextrun"/>
+          <w:rFonts w:ascii="Open Sans Light" w:hAnsi="Open Sans Light" w:cs="Open Sans Light"/>
+          <w:sz w:val="20"/>
+          <w:szCs w:val="20"/>
+          <w:shd w:val="clear" w:color="auto" w:fill="FFFFFF"/>
+          <w:lang w:val="ca-ES"/>
+        </w:rPr>
+        <w:t>ha realitzat consultes al mercat i ha emès l’informe econòmic que s’adjunta, que justifica que els preus aplicats s’ajusten al mercat</w:t>
+      </w:r>
+      <w:r>
+        <w:rPr>
+          <w:rStyle w:val="normaltextrun"/>
+          <w:rFonts w:ascii="Open Sans Light" w:hAnsi="Open Sans Light" w:cs="Open Sans Light"/>
+          <w:sz w:val="20"/>
+          <w:szCs w:val="20"/>
+          <w:shd w:val="clear" w:color="auto" w:fill="FFFFFF"/>
+          <w:lang w:val="ca-ES"/>
+        </w:rPr>
+        <w:t>:</w:t>
+      </w:r>
+    </w:p>
+    <w:p>
+      <w:pPr>
+        <w:pStyle w:val="paragraph"/>
+        <w:spacing w:before="0" w:beforeAutospacing="0" w:after="0" w:afterAutospacing="0"/>
+        <w:textAlignment w:val="baseline"/>
+        <w:rPr>
+          <w:rStyle w:val="normaltextrun"/>
+          <w:rFonts w:ascii="Open Sans Light" w:hAnsi="Open Sans Light" w:cs="Open Sans Light"/>
+          <w:sz w:val="20"/>
+          <w:szCs w:val="20"/>
+          <w:shd w:val="clear" w:color="auto" w:fill="FFFFFF"/>
+          <w:lang w:val="ca-ES"/>
+        </w:rPr>
+      </w:pPr>
+    </w:p>
+    <w:p>
+      <w:pPr>
+        <w:rPr>
+          <w:rFonts w:ascii="Open Sans Light" w:hAnsi="Open Sans Light" w:cs="Open Sans Light"/>
+          <w:sz w:val="20"/>
+          <w:szCs w:val="20"/>
+        </w:rPr>
+      </w:pPr>
+      <w:r>
+        <w:rPr>
+          <w:rFonts w:ascii="Open Sans Light" w:hAnsi="Open Sans Light" w:cs="Open Sans Light"/>
+          <w:sz w:val="20"/>
+          <w:szCs w:val="20"/>
+        </w:rPr>
+        <w:t>{{FOR factura IN factures_preu_b}}</w:t>
       </w:r>
     </w:p>
     <w:p>
@@ -2020,10 +2245,60 @@
         <w:spacing w:before="120" w:line="276" w:lineRule="auto"/>
         <w:rPr>
           <w:rFonts w:ascii="Open Sans Light" w:eastAsia="Open Sans Light" w:hAnsi="Open Sans Light" w:cs="Open Sans Light"/>
-          <w:sz w:val="20"/>
-          <w:szCs w:val="20"/>
-        </w:rPr>
-      </w:pPr>
+          <w:b/>
+          <w:sz w:val="20"/>
+          <w:szCs w:val="20"/>
+        </w:rPr>
+      </w:pPr>
+      <w:r>
+        <w:rPr>
+          <w:rFonts w:ascii="Open Sans Light" w:eastAsia="Open Sans Light" w:hAnsi="Open Sans Light" w:cs="Open Sans Light"/>
+          <w:b/>
+          <w:sz w:val="20"/>
+          <w:szCs w:val="20"/>
+        </w:rPr>
+        <w:t>{{$</w:t>
+      </w:r>
+      <w:proofErr w:type="spellStart"/>
+      <w:r>
+        <w:rPr>
+          <w:rFonts w:ascii="Open Sans Light" w:eastAsia="Open Sans Light" w:hAnsi="Open Sans Light" w:cs="Open Sans Light"/>
+          <w:b/>
+          <w:sz w:val="20"/>
+          <w:szCs w:val="20"/>
+        </w:rPr>
+        <w:t>factura.descripcio</w:t>
+      </w:r>
+      <w:proofErr w:type="spellEnd"/>
+      <w:r>
+        <w:rPr>
+          <w:rFonts w:ascii="Open Sans Light" w:eastAsia="Open Sans Light" w:hAnsi="Open Sans Light" w:cs="Open Sans Light"/>
+          <w:b/>
+          <w:sz w:val="20"/>
+          <w:szCs w:val="20"/>
+        </w:rPr>
+        <w:t>}} - {{$</w:t>
+      </w:r>
+      <w:proofErr w:type="spellStart"/>
+      <w:r>
+        <w:rPr>
+          <w:rFonts w:ascii="Open Sans Light" w:eastAsia="Open Sans Light" w:hAnsi="Open Sans Light" w:cs="Open Sans Light"/>
+          <w:b/>
+          <w:sz w:val="20"/>
+          <w:szCs w:val="20"/>
+        </w:rPr>
+        <w:t>factura.periode</w:t>
+      </w:r>
+      <w:proofErr w:type="spellEnd"/>
+      <w:r>
+        <w:rPr>
+          <w:rFonts w:ascii="Open Sans Light" w:eastAsia="Open Sans Light" w:hAnsi="Open Sans Light" w:cs="Open Sans Light"/>
+          <w:b/>
+          <w:sz w:val="20"/>
+          <w:szCs w:val="20"/>
+        </w:rPr>
+        <w:t>}}:</w:t>
+      </w:r>
     </w:p>
     <w:p>
       <w:pPr>
@@ -2046,19 +2321,338 @@
           <w:sz w:val="20"/>
           <w:szCs w:val="20"/>
         </w:rPr>
+        <w:t>{{$</w:t>
+      </w:r>
+      <w:proofErr w:type="spellStart"/>
+      <w:r>
+        <w:rPr>
+          <w:rFonts w:ascii="Open Sans Light" w:eastAsia="Open Sans Light" w:hAnsi="Open Sans Light" w:cs="Open Sans Light"/>
+          <w:sz w:val="20"/>
+          <w:szCs w:val="20"/>
+        </w:rPr>
+        <w:t>factura.record.explicacio_preu</w:t>
+      </w:r>
+      <w:proofErr w:type="spellEnd"/>
+      <w:r>
+        <w:rPr>
+          <w:rFonts w:ascii="Open Sans Light" w:eastAsia="Open Sans Light" w:hAnsi="Open Sans Light" w:cs="Open Sans Light"/>
+          <w:sz w:val="20"/>
+          <w:szCs w:val="20"/>
+        </w:rPr>
+        <w:t>}}</w:t>
+      </w:r>
+    </w:p>
+    <w:p>
+      <w:pPr>
+        <w:keepLines/>
+        <w:widowControl w:val="0"/>
+        <w:tabs>
+          <w:tab w:val="left" w:pos="395"/>
+        </w:tabs>
+        <w:suppressAutoHyphens w:val="0"/>
+        <w:spacing w:before="120" w:line="276" w:lineRule="auto"/>
+        <w:rPr>
+          <w:rFonts w:ascii="Open Sans Light" w:eastAsia="Open Sans Light" w:hAnsi="Open Sans Light" w:cs="Open Sans Light"/>
+          <w:sz w:val="20"/>
+          <w:szCs w:val="20"/>
+        </w:rPr>
+      </w:pPr>
+    </w:p>
+    <w:p>
+      <w:pPr>
+        <w:keepLines/>
+        <w:widowControl w:val="0"/>
+        <w:tabs>
+          <w:tab w:val="left" w:pos="395"/>
+        </w:tabs>
+        <w:suppressAutoHyphens w:val="0"/>
+        <w:spacing w:before="120" w:line="276" w:lineRule="auto"/>
+        <w:rPr>
+          <w:rFonts w:ascii="Open Sans Light" w:eastAsia="Open Sans Light" w:hAnsi="Open Sans Light" w:cs="Open Sans Light"/>
+          <w:sz w:val="20"/>
+          <w:szCs w:val="20"/>
+        </w:rPr>
+      </w:pPr>
+      <w:r>
+        <w:rPr>
+          <w:rFonts w:ascii="Open Sans Light" w:eastAsia="Open Sans Light" w:hAnsi="Open Sans Light" w:cs="Open Sans Light"/>
+          <w:sz w:val="20"/>
+          <w:szCs w:val="20"/>
+        </w:rPr>
         <w:t>{{END-FOR factura}}</w:t>
       </w:r>
     </w:p>
     <w:p>
       <w:pPr>
+        <w:pStyle w:val="paragraph"/>
+        <w:spacing w:before="0" w:beforeAutospacing="0" w:after="0" w:afterAutospacing="0"/>
+        <w:textAlignment w:val="baseline"/>
+        <w:rPr>
+          <w:rFonts w:ascii="Segoe UI" w:hAnsi="Segoe UI" w:cs="Segoe UI"/>
+          <w:sz w:val="18"/>
+          <w:szCs w:val="18"/>
+        </w:rPr>
+      </w:pPr>
+    </w:p>
+    <w:p>
+      <w:r>
+        <w:rPr>
+          <w:rFonts w:ascii="Open Sans Light" w:eastAsia="Open Sans Light" w:hAnsi="Open Sans Light" w:cs="Open Sans Light"/>
+          <w:sz w:val="20"/>
+          <w:szCs w:val="20"/>
+        </w:rPr>
+        <w:t>{{END-IF}}</w:t>
+      </w:r>
+    </w:p>
+    <w:p>
+      <w:r>
+        <w:rPr>
+          <w:rFonts w:ascii="Open Sans Light" w:eastAsia="Open Sans Light" w:hAnsi="Open Sans Light" w:cs="Open Sans Light"/>
+          <w:sz w:val="20"/>
+          <w:szCs w:val="20"/>
+        </w:rPr>
+        <w:t>{{IF factures_preu_c.length}}</w:t>
+      </w:r>
+    </w:p>
+    <w:p>
+      <w:pPr>
+        <w:pStyle w:val="paragraph"/>
+        <w:numPr>
+          <w:ilvl w:val="0"/>
+          <w:numId w:val="34"/>
+        </w:numPr>
+        <w:spacing w:before="0" w:beforeAutospacing="0" w:after="0" w:afterAutospacing="0"/>
+        <w:ind w:left="0" w:firstLine="720"/>
+        <w:textAlignment w:val="baseline"/>
+        <w:rPr>
+          <w:rStyle w:val="normaltextrun"/>
+          <w:rFonts w:ascii="Open Sans Light" w:hAnsi="Open Sans Light" w:cs="Open Sans Light"/>
+          <w:sz w:val="21"/>
+          <w:szCs w:val="21"/>
+        </w:rPr>
+      </w:pPr>
+      <w:r>
+        <w:rPr>
+          <w:rStyle w:val="normaltextrun"/>
+          <w:rFonts w:ascii="Open Sans Light" w:hAnsi="Open Sans Light" w:cs="Open Sans Light"/>
+          <w:sz w:val="20"/>
+          <w:szCs w:val="20"/>
+          <w:shd w:val="clear" w:color="auto" w:fill="FFFFFF"/>
+          <w:lang w:val="ca-ES"/>
+        </w:rPr>
+        <w:t>Els preus facturats es mantenen en les mateixes condicions que es venien aplicant durant la duració del contracte anterior</w:t>
+      </w:r>
+      <w:r>
+        <w:rPr>
+          <w:rStyle w:val="normaltextrun"/>
+          <w:rFonts w:ascii="Open Sans Light" w:hAnsi="Open Sans Light" w:cs="Open Sans Light"/>
+          <w:sz w:val="20"/>
+          <w:szCs w:val="20"/>
+          <w:shd w:val="clear" w:color="auto" w:fill="FFFFFF"/>
+          <w:lang w:val="ca-ES"/>
+        </w:rPr>
+        <w:t>:</w:t>
+      </w:r>
+    </w:p>
+    <w:p>
+      <w:pPr>
+        <w:pStyle w:val="paragraph"/>
+        <w:spacing w:before="0" w:beforeAutospacing="0" w:after="0" w:afterAutospacing="0"/>
+        <w:textAlignment w:val="baseline"/>
+        <w:rPr>
+          <w:rStyle w:val="normaltextrun"/>
+          <w:rFonts w:ascii="Open Sans Light" w:hAnsi="Open Sans Light" w:cs="Open Sans Light"/>
+          <w:sz w:val="20"/>
+          <w:szCs w:val="20"/>
+          <w:shd w:val="clear" w:color="auto" w:fill="FFFFFF"/>
+          <w:lang w:val="ca-ES"/>
+        </w:rPr>
+      </w:pPr>
+    </w:p>
+    <w:p>
+      <w:pPr>
+        <w:rPr>
+          <w:rFonts w:ascii="Open Sans Light" w:hAnsi="Open Sans Light" w:cs="Open Sans Light"/>
+          <w:sz w:val="20"/>
+          <w:szCs w:val="20"/>
+        </w:rPr>
+      </w:pPr>
+      <w:r>
+        <w:rPr>
+          <w:rFonts w:ascii="Open Sans Light" w:hAnsi="Open Sans Light" w:cs="Open Sans Light"/>
+          <w:sz w:val="20"/>
+          <w:szCs w:val="20"/>
+        </w:rPr>
+        <w:t>{{FOR factura IN factures_preu_c}}</w:t>
+      </w:r>
+    </w:p>
+    <w:p>
+      <w:pPr>
+        <w:keepLines/>
+        <w:widowControl w:val="0"/>
+        <w:tabs>
+          <w:tab w:val="left" w:pos="395"/>
+        </w:tabs>
+        <w:suppressAutoHyphens w:val="0"/>
+        <w:spacing w:before="120" w:line="276" w:lineRule="auto"/>
+        <w:rPr>
+          <w:rFonts w:ascii="Open Sans Light" w:eastAsia="Open Sans Light" w:hAnsi="Open Sans Light" w:cs="Open Sans Light"/>
+          <w:b/>
+          <w:sz w:val="20"/>
+          <w:szCs w:val="20"/>
+        </w:rPr>
+      </w:pPr>
+      <w:r>
+        <w:rPr>
+          <w:rFonts w:ascii="Open Sans Light" w:eastAsia="Open Sans Light" w:hAnsi="Open Sans Light" w:cs="Open Sans Light"/>
+          <w:b/>
+          <w:sz w:val="20"/>
+          <w:szCs w:val="20"/>
+        </w:rPr>
+        <w:t>{{$</w:t>
+      </w:r>
+      <w:proofErr w:type="spellStart"/>
+      <w:r>
+        <w:rPr>
+          <w:rFonts w:ascii="Open Sans Light" w:eastAsia="Open Sans Light" w:hAnsi="Open Sans Light" w:cs="Open Sans Light"/>
+          <w:b/>
+          <w:sz w:val="20"/>
+          <w:szCs w:val="20"/>
+        </w:rPr>
+        <w:t>factura.descripcio</w:t>
+      </w:r>
+      <w:proofErr w:type="spellEnd"/>
+      <w:r>
+        <w:rPr>
+          <w:rFonts w:ascii="Open Sans Light" w:eastAsia="Open Sans Light" w:hAnsi="Open Sans Light" w:cs="Open Sans Light"/>
+          <w:b/>
+          <w:sz w:val="20"/>
+          <w:szCs w:val="20"/>
+        </w:rPr>
+        <w:t>}} - {{$</w:t>
+      </w:r>
+      <w:proofErr w:type="spellStart"/>
+      <w:r>
+        <w:rPr>
+          <w:rFonts w:ascii="Open Sans Light" w:eastAsia="Open Sans Light" w:hAnsi="Open Sans Light" w:cs="Open Sans Light"/>
+          <w:b/>
+          <w:sz w:val="20"/>
+          <w:szCs w:val="20"/>
+        </w:rPr>
+        <w:t>factura.periode</w:t>
+      </w:r>
+      <w:proofErr w:type="spellEnd"/>
+      <w:r>
+        <w:rPr>
+          <w:rFonts w:ascii="Open Sans Light" w:eastAsia="Open Sans Light" w:hAnsi="Open Sans Light" w:cs="Open Sans Light"/>
+          <w:b/>
+          <w:sz w:val="20"/>
+          <w:szCs w:val="20"/>
+        </w:rPr>
+        <w:t>}}:</w:t>
+      </w:r>
+    </w:p>
+    <w:p>
+      <w:pPr>
+        <w:keepLines/>
+        <w:widowControl w:val="0"/>
+        <w:tabs>
+          <w:tab w:val="left" w:pos="395"/>
+        </w:tabs>
+        <w:suppressAutoHyphens w:val="0"/>
+        <w:spacing w:before="120" w:line="276" w:lineRule="auto"/>
+        <w:rPr>
+          <w:rFonts w:ascii="Open Sans Light" w:eastAsia="Open Sans Light" w:hAnsi="Open Sans Light" w:cs="Open Sans Light"/>
+          <w:sz w:val="20"/>
+          <w:szCs w:val="20"/>
+        </w:rPr>
+      </w:pPr>
+      <w:r>
+        <w:rPr>
+          <w:rFonts w:ascii="Open Sans Light" w:eastAsia="Open Sans Light" w:hAnsi="Open Sans Light" w:cs="Open Sans Light"/>
+          <w:sz w:val="20"/>
+          <w:szCs w:val="20"/>
+        </w:rPr>
+        <w:t>{{$</w:t>
+      </w:r>
+      <w:proofErr w:type="spellStart"/>
+      <w:r>
+        <w:rPr>
+          <w:rFonts w:ascii="Open Sans Light" w:eastAsia="Open Sans Light" w:hAnsi="Open Sans Light" w:cs="Open Sans Light"/>
+          <w:sz w:val="20"/>
+          <w:szCs w:val="20"/>
+        </w:rPr>
+        <w:t>factura.record.explicacio_preu</w:t>
+      </w:r>
+      <w:proofErr w:type="spellEnd"/>
+      <w:r>
+        <w:rPr>
+          <w:rFonts w:ascii="Open Sans Light" w:eastAsia="Open Sans Light" w:hAnsi="Open Sans Light" w:cs="Open Sans Light"/>
+          <w:sz w:val="20"/>
+          <w:szCs w:val="20"/>
+        </w:rPr>
+        <w:t>}}</w:t>
+      </w:r>
+    </w:p>
+    <w:p>
+      <w:pPr>
+        <w:keepLines/>
+        <w:widowControl w:val="0"/>
+        <w:tabs>
+          <w:tab w:val="left" w:pos="395"/>
+        </w:tabs>
+        <w:suppressAutoHyphens w:val="0"/>
+        <w:spacing w:before="120" w:line="276" w:lineRule="auto"/>
+        <w:rPr>
+          <w:rFonts w:ascii="Open Sans Light" w:eastAsia="Open Sans Light" w:hAnsi="Open Sans Light" w:cs="Open Sans Light"/>
+          <w:sz w:val="20"/>
+          <w:szCs w:val="20"/>
+        </w:rPr>
+      </w:pPr>
+    </w:p>
+    <w:p>
+      <w:pPr>
+        <w:keepLines/>
+        <w:widowControl w:val="0"/>
+        <w:tabs>
+          <w:tab w:val="left" w:pos="395"/>
+        </w:tabs>
+        <w:suppressAutoHyphens w:val="0"/>
+        <w:spacing w:before="120" w:line="276" w:lineRule="auto"/>
+        <w:rPr>
+          <w:rFonts w:ascii="Open Sans Light" w:eastAsia="Open Sans Light" w:hAnsi="Open Sans Light" w:cs="Open Sans Light"/>
+          <w:sz w:val="20"/>
+          <w:szCs w:val="20"/>
+        </w:rPr>
+      </w:pPr>
+      <w:r>
+        <w:rPr>
+          <w:rFonts w:ascii="Open Sans Light" w:eastAsia="Open Sans Light" w:hAnsi="Open Sans Light" w:cs="Open Sans Light"/>
+          <w:sz w:val="20"/>
+          <w:szCs w:val="20"/>
+        </w:rPr>
+        <w:t>{{END-FOR factura}}</w:t>
+      </w:r>
+    </w:p>
+    <w:p>
+      <w:pPr>
         <w:jc w:val="both"/>
         <w:rPr>
           <w:rFonts w:ascii="Open Sans Light" w:hAnsi="Open Sans Light" w:cs="Open Sans Light"/>
-          <w:b/>
-          <w:sz w:val="20"/>
-          <w:szCs w:val="20"/>
-        </w:rPr>
-      </w:pPr>
+          <w:sz w:val="20"/>
+          <w:szCs w:val="20"/>
+        </w:rPr>
+      </w:pPr>
+    </w:p>
+    <w:p>
+      <w:r>
+        <w:rPr>
+          <w:rFonts w:ascii="Open Sans Light" w:eastAsia="Open Sans Light" w:hAnsi="Open Sans Light" w:cs="Open Sans Light"/>
+          <w:sz w:val="20"/>
+          <w:szCs w:val="20"/>
+        </w:rPr>
+        <w:t>{{END-IF}}</w:t>
+      </w:r>
     </w:p>
     <w:p>
       <w:pPr>
@@ -2234,7 +2828,18 @@
           <w:szCs w:val="20"/>
           <w:lang w:val="ca-ES"/>
         </w:rPr>
-        <w:t>Per finalització de contractes administratius i les corresponents prorrogues en el seu cas, i no haver iniciat nova licitació o bé tot i haver sortit a licitació encara no s’ha adjudicat el nou contracte administratiu. Tot i haver-hi contracte l’objecte de la factura no es troba englobat dins el mateix.</w:t>
+        <w:t xml:space="preserve">Per finalització de contractes administratius i les corresponents prorrogues en el seu cas, i no haver iniciat nova licitació o bé tot i haver sortit a licitació encara no s’ha adjudicat </w:t>
+      </w:r>
+      <w:r>
+        <w:rPr>
+          <w:rStyle w:val="normaltextrun"/>
+          <w:rFonts w:ascii="Open Sans Light" w:hAnsi="Open Sans Light" w:cs="Open Sans Light"/>
+          <w:sz w:val="20"/>
+          <w:szCs w:val="20"/>
+          <w:lang w:val="ca-ES"/>
+        </w:rPr>
+        <w:lastRenderedPageBreak/>
+        <w:t>el nou contracte administratiu. Tot i haver-hi contracte l’objecte de la factura no es troba englobat dins el mateix.</w:t>
       </w:r>
       <w:r>
         <w:rPr>
@@ -2702,7 +3307,6 @@
           <w:szCs w:val="20"/>
           <w:lang w:val="ca-ES"/>
         </w:rPr>
-        <w:lastRenderedPageBreak/>
         <w:t>Tot i haver sortit a licitació un nou contracte administratiu, la adjudicació ha resultat deserta.</w:t>
       </w:r>
       <w:r>
@@ -2729,8 +3333,6 @@
           <w:szCs w:val="20"/>
         </w:rPr>
       </w:pPr>
-      <w:bookmarkStart w:id="0" w:name="_GoBack"/>
-      <w:bookmarkEnd w:id="0"/>
     </w:p>
     <w:p>
       <w:pPr>
@@ -3204,6 +3806,7 @@
           <w:szCs w:val="20"/>
           <w:lang w:val="ca-ES"/>
         </w:rPr>
+        <w:lastRenderedPageBreak/>
         <w:t>Manca de personal al centre que dificulta la planificació de la contractació i realitzar propostes des d’altres enfocaments i perspectives als problemes que la contractació d’avui demanda. </w:t>
       </w:r>
       <w:r>
@@ -3967,7 +4570,16 @@
           <w:sz w:val="20"/>
           <w:szCs w:val="20"/>
         </w:rPr>
-        <w:t>D’acord amb la informació d’execució pressupostària, existeix crèdit per imputar la despesa derivada de les prestacions realitzades i, vistes les necessitats i atencions de l’aplicació durant tot l’exercici, no s’aprecia impediment o limitació a la imputació de la despesa al pressupost de l’exercici corrent. </w:t>
+        <w:t xml:space="preserve">D’acord amb la informació d’execució pressupostària, existeix crèdit per imputar la despesa derivada de les prestacions realitzades i, vistes les necessitats i atencions de </w:t>
+      </w:r>
+      <w:r>
+        <w:rPr>
+          <w:rFonts w:ascii="Open Sans Light" w:hAnsi="Open Sans Light" w:cs="Open Sans Light"/>
+          <w:sz w:val="20"/>
+          <w:szCs w:val="20"/>
+        </w:rPr>
+        <w:lastRenderedPageBreak/>
+        <w:t>l’aplicació durant tot l’exercici, no s’aprecia impediment o limitació a la imputació de la despesa al pressupost de l’exercici corrent. </w:t>
       </w:r>
     </w:p>
     <w:p>
@@ -4112,16 +4724,7 @@
           <w:sz w:val="20"/>
           <w:szCs w:val="20"/>
         </w:rPr>
-        <w:t xml:space="preserve">La taxació dels costs que correspon abonar als tercers interessats en concepte d’indemnització substitutiva, exclusivament pel valor de les despeses ocasionades per la realització de la </w:t>
-      </w:r>
-      <w:r>
-        <w:rPr>
-          <w:rFonts w:ascii="Open Sans Light" w:hAnsi="Open Sans Light" w:cs="Open Sans Light"/>
-          <w:sz w:val="20"/>
-          <w:szCs w:val="20"/>
-        </w:rPr>
-        <w:lastRenderedPageBreak/>
-        <w:t>prestació és de </w:t>
+        <w:t>La taxació dels costs que correspon abonar als tercers interessats en concepte d’indemnització substitutiva, exclusivament pel valor de les despeses ocasionades per la realització de la prestació és de </w:t>
       </w:r>
       <w:r>
         <w:rPr>
@@ -6870,7 +7473,7 @@
         <w:sz w:val="20"/>
         <w:szCs w:val="20"/>
       </w:rPr>
-      <w:t>5</w:t>
+      <w:t>6</w:t>
     </w:r>
     <w:r>
       <w:rPr>
@@ -7409,6 +8012,119 @@
     </w:lvl>
   </w:abstractNum>
   <w:abstractNum w:abstractNumId="2" w15:restartNumberingAfterBreak="0">
+    <w:nsid w:val="06F46A86"/>
+    <w:multiLevelType w:val="multilevel"/>
+    <w:tmpl w:val="AABA203C"/>
+    <w:lvl w:ilvl="0">
+      <w:start w:val="2"/>
+      <w:numFmt w:val="lowerLetter"/>
+      <w:lvlText w:val="%1."/>
+      <w:lvlJc w:val="left"/>
+      <w:pPr>
+        <w:tabs>
+          <w:tab w:val="num" w:pos="720"/>
+        </w:tabs>
+        <w:ind w:left="720" w:hanging="360"/>
+      </w:pPr>
+    </w:lvl>
+    <w:lvl w:ilvl="1" w:tentative="1">
+      <w:start w:val="1"/>
+      <w:numFmt w:val="lowerLetter"/>
+      <w:lvlText w:val="%2."/>
+      <w:lvlJc w:val="left"/>
+      <w:pPr>
+        <w:tabs>
+          <w:tab w:val="num" w:pos="1440"/>
+        </w:tabs>
+        <w:ind w:left="1440" w:hanging="360"/>
+      </w:pPr>
+    </w:lvl>
+    <w:lvl w:ilvl="2" w:tentative="1">
+      <w:start w:val="1"/>
+      <w:numFmt w:val="lowerLetter"/>
+      <w:lvlText w:val="%3."/>
+      <w:lvlJc w:val="left"/>
+      <w:pPr>
+        <w:tabs>
+          <w:tab w:val="num" w:pos="2160"/>
+        </w:tabs>
+        <w:ind w:left="2160" w:hanging="360"/>
+      </w:pPr>
+    </w:lvl>
+    <w:lvl w:ilvl="3" w:tentative="1">
+      <w:start w:val="1"/>
+      <w:numFmt w:val="lowerLetter"/>
+      <w:lvlText w:val="%4."/>
+      <w:lvlJc w:val="left"/>
+      <w:pPr>
+        <w:tabs>
+          <w:tab w:val="num" w:pos="2880"/>
+        </w:tabs>
+        <w:ind w:left="2880" w:hanging="360"/>
+      </w:pPr>
+    </w:lvl>
+    <w:lvl w:ilvl="4" w:tentative="1">
+      <w:start w:val="1"/>
+      <w:numFmt w:val="lowerLetter"/>
+      <w:lvlText w:val="%5."/>
+      <w:lvlJc w:val="left"/>
+      <w:pPr>
+        <w:tabs>
+          <w:tab w:val="num" w:pos="3600"/>
+        </w:tabs>
+        <w:ind w:left="3600" w:hanging="360"/>
+      </w:pPr>
+    </w:lvl>
+    <w:lvl w:ilvl="5" w:tentative="1">
+      <w:start w:val="1"/>
+      <w:numFmt w:val="lowerLetter"/>
+      <w:lvlText w:val="%6."/>
+      <w:lvlJc w:val="left"/>
+      <w:pPr>
+        <w:tabs>
+          <w:tab w:val="num" w:pos="4320"/>
+        </w:tabs>
+        <w:ind w:left="4320" w:hanging="360"/>
+      </w:pPr>
+    </w:lvl>
+    <w:lvl w:ilvl="6" w:tentative="1">
+      <w:start w:val="1"/>
+      <w:numFmt w:val="lowerLetter"/>
+      <w:lvlText w:val="%7."/>
+      <w:lvlJc w:val="left"/>
+      <w:pPr>
+        <w:tabs>
+          <w:tab w:val="num" w:pos="5040"/>
+        </w:tabs>
+        <w:ind w:left="5040" w:hanging="360"/>
+      </w:pPr>
+    </w:lvl>
+    <w:lvl w:ilvl="7" w:tentative="1">
+      <w:start w:val="1"/>
+      <w:numFmt w:val="lowerLetter"/>
+      <w:lvlText w:val="%8."/>
+      <w:lvlJc w:val="left"/>
+      <w:pPr>
+        <w:tabs>
+          <w:tab w:val="num" w:pos="5760"/>
+        </w:tabs>
+        <w:ind w:left="5760" w:hanging="360"/>
+      </w:pPr>
+    </w:lvl>
+    <w:lvl w:ilvl="8" w:tentative="1">
+      <w:start w:val="1"/>
+      <w:numFmt w:val="lowerLetter"/>
+      <w:lvlText w:val="%9."/>
+      <w:lvlJc w:val="left"/>
+      <w:pPr>
+        <w:tabs>
+          <w:tab w:val="num" w:pos="6480"/>
+        </w:tabs>
+        <w:ind w:left="6480" w:hanging="360"/>
+      </w:pPr>
+    </w:lvl>
+  </w:abstractNum>
+  <w:abstractNum w:abstractNumId="3" w15:restartNumberingAfterBreak="0">
     <w:nsid w:val="1245156C"/>
     <w:multiLevelType w:val="multilevel"/>
     <w:tmpl w:val="05CE2382"/>
@@ -7521,7 +8237,7 @@
       </w:pPr>
     </w:lvl>
   </w:abstractNum>
-  <w:abstractNum w:abstractNumId="3" w15:restartNumberingAfterBreak="0">
+  <w:abstractNum w:abstractNumId="4" w15:restartNumberingAfterBreak="0">
     <w:nsid w:val="12AFC7B2"/>
     <w:multiLevelType w:val="multilevel"/>
     <w:tmpl w:val="8954F6C6"/>
@@ -7697,7 +8413,7 @@
       </w:rPr>
     </w:lvl>
   </w:abstractNum>
-  <w:abstractNum w:abstractNumId="4" w15:restartNumberingAfterBreak="0">
+  <w:abstractNum w:abstractNumId="5" w15:restartNumberingAfterBreak="0">
     <w:nsid w:val="12BB3710"/>
     <w:multiLevelType w:val="multilevel"/>
     <w:tmpl w:val="452E893E"/>
@@ -7810,7 +8526,7 @@
       </w:pPr>
     </w:lvl>
   </w:abstractNum>
-  <w:abstractNum w:abstractNumId="5" w15:restartNumberingAfterBreak="0">
+  <w:abstractNum w:abstractNumId="6" w15:restartNumberingAfterBreak="0">
     <w:nsid w:val="161E21AE"/>
     <w:multiLevelType w:val="multilevel"/>
     <w:tmpl w:val="A9B8A3DA"/>
@@ -7923,7 +8639,7 @@
       </w:pPr>
     </w:lvl>
   </w:abstractNum>
-  <w:abstractNum w:abstractNumId="6" w15:restartNumberingAfterBreak="0">
+  <w:abstractNum w:abstractNumId="7" w15:restartNumberingAfterBreak="0">
     <w:nsid w:val="220C17E7"/>
     <w:multiLevelType w:val="multilevel"/>
     <w:tmpl w:val="1214CD84"/>
@@ -8012,7 +8728,7 @@
       </w:pPr>
     </w:lvl>
   </w:abstractNum>
-  <w:abstractNum w:abstractNumId="7" w15:restartNumberingAfterBreak="0">
+  <w:abstractNum w:abstractNumId="8" w15:restartNumberingAfterBreak="0">
     <w:nsid w:val="227E7C15"/>
     <w:multiLevelType w:val="multilevel"/>
     <w:tmpl w:val="FF227A02"/>
@@ -8125,7 +8841,120 @@
       </w:pPr>
     </w:lvl>
   </w:abstractNum>
-  <w:abstractNum w:abstractNumId="8" w15:restartNumberingAfterBreak="0">
+  <w:abstractNum w:abstractNumId="9" w15:restartNumberingAfterBreak="0">
+    <w:nsid w:val="239952A5"/>
+    <w:multiLevelType w:val="multilevel"/>
+    <w:tmpl w:val="B5B6938A"/>
+    <w:lvl w:ilvl="0">
+      <w:start w:val="3"/>
+      <w:numFmt w:val="lowerLetter"/>
+      <w:lvlText w:val="%1."/>
+      <w:lvlJc w:val="left"/>
+      <w:pPr>
+        <w:tabs>
+          <w:tab w:val="num" w:pos="720"/>
+        </w:tabs>
+        <w:ind w:left="720" w:hanging="360"/>
+      </w:pPr>
+    </w:lvl>
+    <w:lvl w:ilvl="1" w:tentative="1">
+      <w:start w:val="1"/>
+      <w:numFmt w:val="lowerLetter"/>
+      <w:lvlText w:val="%2."/>
+      <w:lvlJc w:val="left"/>
+      <w:pPr>
+        <w:tabs>
+          <w:tab w:val="num" w:pos="1440"/>
+        </w:tabs>
+        <w:ind w:left="1440" w:hanging="360"/>
+      </w:pPr>
+    </w:lvl>
+    <w:lvl w:ilvl="2" w:tentative="1">
+      <w:start w:val="1"/>
+      <w:numFmt w:val="lowerLetter"/>
+      <w:lvlText w:val="%3."/>
+      <w:lvlJc w:val="left"/>
+      <w:pPr>
+        <w:tabs>
+          <w:tab w:val="num" w:pos="2160"/>
+        </w:tabs>
+        <w:ind w:left="2160" w:hanging="360"/>
+      </w:pPr>
+    </w:lvl>
+    <w:lvl w:ilvl="3" w:tentative="1">
+      <w:start w:val="1"/>
+      <w:numFmt w:val="lowerLetter"/>
+      <w:lvlText w:val="%4."/>
+      <w:lvlJc w:val="left"/>
+      <w:pPr>
+        <w:tabs>
+          <w:tab w:val="num" w:pos="2880"/>
+        </w:tabs>
+        <w:ind w:left="2880" w:hanging="360"/>
+      </w:pPr>
+    </w:lvl>
+    <w:lvl w:ilvl="4" w:tentative="1">
+      <w:start w:val="1"/>
+      <w:numFmt w:val="lowerLetter"/>
+      <w:lvlText w:val="%5."/>
+      <w:lvlJc w:val="left"/>
+      <w:pPr>
+        <w:tabs>
+          <w:tab w:val="num" w:pos="3600"/>
+        </w:tabs>
+        <w:ind w:left="3600" w:hanging="360"/>
+      </w:pPr>
+    </w:lvl>
+    <w:lvl w:ilvl="5" w:tentative="1">
+      <w:start w:val="1"/>
+      <w:numFmt w:val="lowerLetter"/>
+      <w:lvlText w:val="%6."/>
+      <w:lvlJc w:val="left"/>
+      <w:pPr>
+        <w:tabs>
+          <w:tab w:val="num" w:pos="4320"/>
+        </w:tabs>
+        <w:ind w:left="4320" w:hanging="360"/>
+      </w:pPr>
+    </w:lvl>
+    <w:lvl w:ilvl="6" w:tentative="1">
+      <w:start w:val="1"/>
+      <w:numFmt w:val="lowerLetter"/>
+      <w:lvlText w:val="%7."/>
+      <w:lvlJc w:val="left"/>
+      <w:pPr>
+        <w:tabs>
+          <w:tab w:val="num" w:pos="5040"/>
+        </w:tabs>
+        <w:ind w:left="5040" w:hanging="360"/>
+      </w:pPr>
+    </w:lvl>
+    <w:lvl w:ilvl="7" w:tentative="1">
+      <w:start w:val="1"/>
+      <w:numFmt w:val="lowerLetter"/>
+      <w:lvlText w:val="%8."/>
+      <w:lvlJc w:val="left"/>
+      <w:pPr>
+        <w:tabs>
+          <w:tab w:val="num" w:pos="5760"/>
+        </w:tabs>
+        <w:ind w:left="5760" w:hanging="360"/>
+      </w:pPr>
+    </w:lvl>
+    <w:lvl w:ilvl="8" w:tentative="1">
+      <w:start w:val="1"/>
+      <w:numFmt w:val="lowerLetter"/>
+      <w:lvlText w:val="%9."/>
+      <w:lvlJc w:val="left"/>
+      <w:pPr>
+        <w:tabs>
+          <w:tab w:val="num" w:pos="6480"/>
+        </w:tabs>
+        <w:ind w:left="6480" w:hanging="360"/>
+      </w:pPr>
+    </w:lvl>
+  </w:abstractNum>
+  <w:abstractNum w:abstractNumId="10" w15:restartNumberingAfterBreak="0">
     <w:nsid w:val="24F32D89"/>
     <w:multiLevelType w:val="multilevel"/>
     <w:tmpl w:val="51D84F0A"/>
@@ -8238,7 +9067,7 @@
       </w:pPr>
     </w:lvl>
   </w:abstractNum>
-  <w:abstractNum w:abstractNumId="9" w15:restartNumberingAfterBreak="0">
+  <w:abstractNum w:abstractNumId="11" w15:restartNumberingAfterBreak="0">
     <w:nsid w:val="252B0A8A"/>
     <w:multiLevelType w:val="multilevel"/>
     <w:tmpl w:val="0F84B5FE"/>
@@ -8351,7 +9180,7 @@
       </w:pPr>
     </w:lvl>
   </w:abstractNum>
-  <w:abstractNum w:abstractNumId="10" w15:restartNumberingAfterBreak="0">
+  <w:abstractNum w:abstractNumId="12" w15:restartNumberingAfterBreak="0">
     <w:nsid w:val="2F8B11A1"/>
     <w:multiLevelType w:val="multilevel"/>
     <w:tmpl w:val="F7FAE804"/>
@@ -8464,7 +9293,7 @@
       </w:pPr>
     </w:lvl>
   </w:abstractNum>
-  <w:abstractNum w:abstractNumId="11" w15:restartNumberingAfterBreak="0">
+  <w:abstractNum w:abstractNumId="13" w15:restartNumberingAfterBreak="0">
     <w:nsid w:val="31874746"/>
     <w:multiLevelType w:val="multilevel"/>
     <w:tmpl w:val="014E73E6"/>
@@ -8577,7 +9406,7 @@
       </w:pPr>
     </w:lvl>
   </w:abstractNum>
-  <w:abstractNum w:abstractNumId="12" w15:restartNumberingAfterBreak="0">
+  <w:abstractNum w:abstractNumId="14" w15:restartNumberingAfterBreak="0">
     <w:nsid w:val="334B6EEA"/>
     <w:multiLevelType w:val="multilevel"/>
     <w:tmpl w:val="CE1EDFB4"/>
@@ -8690,7 +9519,7 @@
       </w:pPr>
     </w:lvl>
   </w:abstractNum>
-  <w:abstractNum w:abstractNumId="13" w15:restartNumberingAfterBreak="0">
+  <w:abstractNum w:abstractNumId="15" w15:restartNumberingAfterBreak="0">
     <w:nsid w:val="34902DC4"/>
     <w:multiLevelType w:val="multilevel"/>
     <w:tmpl w:val="0D6C482C"/>
@@ -8803,7 +9632,7 @@
       </w:pPr>
     </w:lvl>
   </w:abstractNum>
-  <w:abstractNum w:abstractNumId="14" w15:restartNumberingAfterBreak="0">
+  <w:abstractNum w:abstractNumId="16" w15:restartNumberingAfterBreak="0">
     <w:nsid w:val="36BF0648"/>
     <w:multiLevelType w:val="multilevel"/>
     <w:tmpl w:val="57D61A14"/>
@@ -8916,7 +9745,7 @@
       </w:pPr>
     </w:lvl>
   </w:abstractNum>
-  <w:abstractNum w:abstractNumId="15" w15:restartNumberingAfterBreak="0">
+  <w:abstractNum w:abstractNumId="17" w15:restartNumberingAfterBreak="0">
     <w:nsid w:val="37156894"/>
     <w:multiLevelType w:val="multilevel"/>
     <w:tmpl w:val="A24E3D56"/>
@@ -9029,7 +9858,7 @@
       </w:pPr>
     </w:lvl>
   </w:abstractNum>
-  <w:abstractNum w:abstractNumId="16" w15:restartNumberingAfterBreak="0">
+  <w:abstractNum w:abstractNumId="18" w15:restartNumberingAfterBreak="0">
     <w:nsid w:val="3725326A"/>
     <w:multiLevelType w:val="multilevel"/>
     <w:tmpl w:val="A2226A52"/>
@@ -9142,7 +9971,7 @@
       </w:pPr>
     </w:lvl>
   </w:abstractNum>
-  <w:abstractNum w:abstractNumId="17" w15:restartNumberingAfterBreak="0">
+  <w:abstractNum w:abstractNumId="19" w15:restartNumberingAfterBreak="0">
     <w:nsid w:val="3A396E2A"/>
     <w:multiLevelType w:val="multilevel"/>
     <w:tmpl w:val="2A0A4FD8"/>
@@ -9255,7 +10084,7 @@
       </w:pPr>
     </w:lvl>
   </w:abstractNum>
-  <w:abstractNum w:abstractNumId="18" w15:restartNumberingAfterBreak="0">
+  <w:abstractNum w:abstractNumId="20" w15:restartNumberingAfterBreak="0">
     <w:nsid w:val="3CB65731"/>
     <w:multiLevelType w:val="multilevel"/>
     <w:tmpl w:val="9462EE02"/>
@@ -9368,7 +10197,7 @@
       </w:pPr>
     </w:lvl>
   </w:abstractNum>
-  <w:abstractNum w:abstractNumId="19" w15:restartNumberingAfterBreak="0">
+  <w:abstractNum w:abstractNumId="21" w15:restartNumberingAfterBreak="0">
     <w:nsid w:val="3D605951"/>
     <w:multiLevelType w:val="hybridMultilevel"/>
     <w:tmpl w:val="732CBFF0"/>
@@ -9481,7 +10310,7 @@
       </w:rPr>
     </w:lvl>
   </w:abstractNum>
-  <w:abstractNum w:abstractNumId="20" w15:restartNumberingAfterBreak="0">
+  <w:abstractNum w:abstractNumId="22" w15:restartNumberingAfterBreak="0">
     <w:nsid w:val="3DEF40DC"/>
     <w:multiLevelType w:val="multilevel"/>
     <w:tmpl w:val="E8C8F57C"/>
@@ -9594,7 +10423,7 @@
       </w:pPr>
     </w:lvl>
   </w:abstractNum>
-  <w:abstractNum w:abstractNumId="21" w15:restartNumberingAfterBreak="0">
+  <w:abstractNum w:abstractNumId="23" w15:restartNumberingAfterBreak="0">
     <w:nsid w:val="4A6717F8"/>
     <w:multiLevelType w:val="hybridMultilevel"/>
     <w:tmpl w:val="83DC0AC0"/>
@@ -9707,7 +10536,7 @@
       </w:rPr>
     </w:lvl>
   </w:abstractNum>
-  <w:abstractNum w:abstractNumId="22" w15:restartNumberingAfterBreak="0">
+  <w:abstractNum w:abstractNumId="24" w15:restartNumberingAfterBreak="0">
     <w:nsid w:val="4ECFC472"/>
     <w:multiLevelType w:val="multilevel"/>
     <w:tmpl w:val="3A145D8C"/>
@@ -9849,7 +10678,7 @@
       </w:rPr>
     </w:lvl>
   </w:abstractNum>
-  <w:abstractNum w:abstractNumId="23" w15:restartNumberingAfterBreak="0">
+  <w:abstractNum w:abstractNumId="25" w15:restartNumberingAfterBreak="0">
     <w:nsid w:val="4F4A051A"/>
     <w:multiLevelType w:val="multilevel"/>
     <w:tmpl w:val="DECE0D16"/>
@@ -9962,7 +10791,7 @@
       </w:pPr>
     </w:lvl>
   </w:abstractNum>
-  <w:abstractNum w:abstractNumId="24" w15:restartNumberingAfterBreak="0">
+  <w:abstractNum w:abstractNumId="26" w15:restartNumberingAfterBreak="0">
     <w:nsid w:val="52FA075A"/>
     <w:multiLevelType w:val="multilevel"/>
     <w:tmpl w:val="681212EC"/>
@@ -10075,7 +10904,7 @@
       </w:pPr>
     </w:lvl>
   </w:abstractNum>
-  <w:abstractNum w:abstractNumId="25" w15:restartNumberingAfterBreak="0">
+  <w:abstractNum w:abstractNumId="27" w15:restartNumberingAfterBreak="0">
     <w:nsid w:val="568A2CF0"/>
     <w:multiLevelType w:val="multilevel"/>
     <w:tmpl w:val="769E1524"/>
@@ -10188,7 +11017,7 @@
       </w:pPr>
     </w:lvl>
   </w:abstractNum>
-  <w:abstractNum w:abstractNumId="26" w15:restartNumberingAfterBreak="0">
+  <w:abstractNum w:abstractNumId="28" w15:restartNumberingAfterBreak="0">
     <w:nsid w:val="5A013160"/>
     <w:multiLevelType w:val="multilevel"/>
     <w:tmpl w:val="CC520746"/>
@@ -10301,7 +11130,7 @@
       </w:pPr>
     </w:lvl>
   </w:abstractNum>
-  <w:abstractNum w:abstractNumId="27" w15:restartNumberingAfterBreak="0">
+  <w:abstractNum w:abstractNumId="29" w15:restartNumberingAfterBreak="0">
     <w:nsid w:val="5B59E84F"/>
     <w:multiLevelType w:val="multilevel"/>
     <w:tmpl w:val="C01EEEFC"/>
@@ -10423,7 +11252,7 @@
       </w:pPr>
     </w:lvl>
   </w:abstractNum>
-  <w:abstractNum w:abstractNumId="28" w15:restartNumberingAfterBreak="0">
+  <w:abstractNum w:abstractNumId="30" w15:restartNumberingAfterBreak="0">
     <w:nsid w:val="637078CB"/>
     <w:multiLevelType w:val="multilevel"/>
     <w:tmpl w:val="B882C5EA"/>
@@ -10536,7 +11365,120 @@
       </w:pPr>
     </w:lvl>
   </w:abstractNum>
-  <w:abstractNum w:abstractNumId="29" w15:restartNumberingAfterBreak="0">
+  <w:abstractNum w:abstractNumId="31" w15:restartNumberingAfterBreak="0">
+    <w:nsid w:val="71CE341F"/>
+    <w:multiLevelType w:val="multilevel"/>
+    <w:tmpl w:val="AAC4C124"/>
+    <w:lvl w:ilvl="0">
+      <w:start w:val="1"/>
+      <w:numFmt w:val="lowerLetter"/>
+      <w:lvlText w:val="%1."/>
+      <w:lvlJc w:val="left"/>
+      <w:pPr>
+        <w:tabs>
+          <w:tab w:val="num" w:pos="720"/>
+        </w:tabs>
+        <w:ind w:left="720" w:hanging="360"/>
+      </w:pPr>
+    </w:lvl>
+    <w:lvl w:ilvl="1" w:tentative="1">
+      <w:start w:val="1"/>
+      <w:numFmt w:val="lowerLetter"/>
+      <w:lvlText w:val="%2."/>
+      <w:lvlJc w:val="left"/>
+      <w:pPr>
+        <w:tabs>
+          <w:tab w:val="num" w:pos="1440"/>
+        </w:tabs>
+        <w:ind w:left="1440" w:hanging="360"/>
+      </w:pPr>
+    </w:lvl>
+    <w:lvl w:ilvl="2" w:tentative="1">
+      <w:start w:val="1"/>
+      <w:numFmt w:val="lowerLetter"/>
+      <w:lvlText w:val="%3."/>
+      <w:lvlJc w:val="left"/>
+      <w:pPr>
+        <w:tabs>
+          <w:tab w:val="num" w:pos="2160"/>
+        </w:tabs>
+        <w:ind w:left="2160" w:hanging="360"/>
+      </w:pPr>
+    </w:lvl>
+    <w:lvl w:ilvl="3" w:tentative="1">
+      <w:start w:val="1"/>
+      <w:numFmt w:val="lowerLetter"/>
+      <w:lvlText w:val="%4."/>
+      <w:lvlJc w:val="left"/>
+      <w:pPr>
+        <w:tabs>
+          <w:tab w:val="num" w:pos="2880"/>
+        </w:tabs>
+        <w:ind w:left="2880" w:hanging="360"/>
+      </w:pPr>
+    </w:lvl>
+    <w:lvl w:ilvl="4" w:tentative="1">
+      <w:start w:val="1"/>
+      <w:numFmt w:val="lowerLetter"/>
+      <w:lvlText w:val="%5."/>
+      <w:lvlJc w:val="left"/>
+      <w:pPr>
+        <w:tabs>
+          <w:tab w:val="num" w:pos="3600"/>
+        </w:tabs>
+        <w:ind w:left="3600" w:hanging="360"/>
+      </w:pPr>
+    </w:lvl>
+    <w:lvl w:ilvl="5" w:tentative="1">
+      <w:start w:val="1"/>
+      <w:numFmt w:val="lowerLetter"/>
+      <w:lvlText w:val="%6."/>
+      <w:lvlJc w:val="left"/>
+      <w:pPr>
+        <w:tabs>
+          <w:tab w:val="num" w:pos="4320"/>
+        </w:tabs>
+        <w:ind w:left="4320" w:hanging="360"/>
+      </w:pPr>
+    </w:lvl>
+    <w:lvl w:ilvl="6" w:tentative="1">
+      <w:start w:val="1"/>
+      <w:numFmt w:val="lowerLetter"/>
+      <w:lvlText w:val="%7."/>
+      <w:lvlJc w:val="left"/>
+      <w:pPr>
+        <w:tabs>
+          <w:tab w:val="num" w:pos="5040"/>
+        </w:tabs>
+        <w:ind w:left="5040" w:hanging="360"/>
+      </w:pPr>
+    </w:lvl>
+    <w:lvl w:ilvl="7" w:tentative="1">
+      <w:start w:val="1"/>
+      <w:numFmt w:val="lowerLetter"/>
+      <w:lvlText w:val="%8."/>
+      <w:lvlJc w:val="left"/>
+      <w:pPr>
+        <w:tabs>
+          <w:tab w:val="num" w:pos="5760"/>
+        </w:tabs>
+        <w:ind w:left="5760" w:hanging="360"/>
+      </w:pPr>
+    </w:lvl>
+    <w:lvl w:ilvl="8" w:tentative="1">
+      <w:start w:val="1"/>
+      <w:numFmt w:val="lowerLetter"/>
+      <w:lvlText w:val="%9."/>
+      <w:lvlJc w:val="left"/>
+      <w:pPr>
+        <w:tabs>
+          <w:tab w:val="num" w:pos="6480"/>
+        </w:tabs>
+        <w:ind w:left="6480" w:hanging="360"/>
+      </w:pPr>
+    </w:lvl>
+  </w:abstractNum>
+  <w:abstractNum w:abstractNumId="32" w15:restartNumberingAfterBreak="0">
     <w:nsid w:val="77FF39F2"/>
     <w:multiLevelType w:val="hybridMultilevel"/>
     <w:tmpl w:val="1DDE3338"/>
@@ -10649,7 +11591,7 @@
       </w:rPr>
     </w:lvl>
   </w:abstractNum>
-  <w:abstractNum w:abstractNumId="30" w15:restartNumberingAfterBreak="0">
+  <w:abstractNum w:abstractNumId="33" w15:restartNumberingAfterBreak="0">
     <w:nsid w:val="78C8E0DD"/>
     <w:multiLevelType w:val="multilevel"/>
     <w:tmpl w:val="96049F3E"/>
@@ -10791,97 +11733,106 @@
     </w:lvl>
   </w:abstractNum>
   <w:num w:numId="1">
-    <w:abstractNumId w:val="6"/>
+    <w:abstractNumId w:val="7"/>
   </w:num>
   <w:num w:numId="2">
     <w:abstractNumId w:val="0"/>
   </w:num>
   <w:num w:numId="3">
+    <w:abstractNumId w:val="33"/>
+  </w:num>
+  <w:num w:numId="4">
+    <w:abstractNumId w:val="24"/>
+  </w:num>
+  <w:num w:numId="5">
+    <w:abstractNumId w:val="4"/>
+  </w:num>
+  <w:num w:numId="6">
+    <w:abstractNumId w:val="29"/>
+  </w:num>
+  <w:num w:numId="7">
+    <w:abstractNumId w:val="21"/>
+  </w:num>
+  <w:num w:numId="8">
     <w:abstractNumId w:val="30"/>
   </w:num>
-  <w:num w:numId="4">
+  <w:num w:numId="9">
+    <w:abstractNumId w:val="12"/>
+  </w:num>
+  <w:num w:numId="10">
+    <w:abstractNumId w:val="3"/>
+  </w:num>
+  <w:num w:numId="11">
+    <w:abstractNumId w:val="14"/>
+  </w:num>
+  <w:num w:numId="12">
+    <w:abstractNumId w:val="20"/>
+  </w:num>
+  <w:num w:numId="13">
+    <w:abstractNumId w:val="25"/>
+  </w:num>
+  <w:num w:numId="14">
+    <w:abstractNumId w:val="26"/>
+  </w:num>
+  <w:num w:numId="15">
+    <w:abstractNumId w:val="13"/>
+  </w:num>
+  <w:num w:numId="16">
+    <w:abstractNumId w:val="5"/>
+  </w:num>
+  <w:num w:numId="17">
+    <w:abstractNumId w:val="8"/>
+  </w:num>
+  <w:num w:numId="18">
+    <w:abstractNumId w:val="11"/>
+  </w:num>
+  <w:num w:numId="19">
+    <w:abstractNumId w:val="6"/>
+  </w:num>
+  <w:num w:numId="20">
     <w:abstractNumId w:val="22"/>
   </w:num>
-  <w:num w:numId="5">
-    <w:abstractNumId w:val="3"/>
+  <w:num w:numId="21">
+    <w:abstractNumId w:val="17"/>
   </w:num>
-  <w:num w:numId="6">
-    <w:abstractNumId w:val="27"/>
-  </w:num>
-  <w:num w:numId="7">
+  <w:num w:numId="22">
     <w:abstractNumId w:val="19"/>
   </w:num>
-  <w:num w:numId="8">
-    <w:abstractNumId w:val="28"/>
-  </w:num>
-  <w:num w:numId="9">
-    <w:abstractNumId w:val="10"/>
-  </w:num>
-  <w:num w:numId="10">
-    <w:abstractNumId w:val="2"/>
-  </w:num>
-  <w:num w:numId="11">
-    <w:abstractNumId w:val="12"/>
-  </w:num>
-  <w:num w:numId="12">
-    <w:abstractNumId w:val="18"/>
-  </w:num>
-  <w:num w:numId="13">
+  <w:num w:numId="23">
     <w:abstractNumId w:val="23"/>
-  </w:num>
-  <w:num w:numId="14">
-    <w:abstractNumId w:val="24"/>
-  </w:num>
-  <w:num w:numId="15">
-    <w:abstractNumId w:val="11"/>
-  </w:num>
-  <w:num w:numId="16">
-    <w:abstractNumId w:val="4"/>
-  </w:num>
-  <w:num w:numId="17">
-    <w:abstractNumId w:val="7"/>
-  </w:num>
-  <w:num w:numId="18">
-    <w:abstractNumId w:val="9"/>
-  </w:num>
-  <w:num w:numId="19">
-    <w:abstractNumId w:val="5"/>
-  </w:num>
-  <w:num w:numId="20">
-    <w:abstractNumId w:val="20"/>
-  </w:num>
-  <w:num w:numId="21">
-    <w:abstractNumId w:val="15"/>
-  </w:num>
-  <w:num w:numId="22">
-    <w:abstractNumId w:val="17"/>
-  </w:num>
-  <w:num w:numId="23">
-    <w:abstractNumId w:val="21"/>
   </w:num>
   <w:num w:numId="24">
     <w:abstractNumId w:val="1"/>
   </w:num>
   <w:num w:numId="25">
-    <w:abstractNumId w:val="29"/>
+    <w:abstractNumId w:val="32"/>
   </w:num>
   <w:num w:numId="26">
-    <w:abstractNumId w:val="26"/>
+    <w:abstractNumId w:val="28"/>
   </w:num>
   <w:num w:numId="27">
-    <w:abstractNumId w:val="8"/>
+    <w:abstractNumId w:val="10"/>
   </w:num>
   <w:num w:numId="28">
-    <w:abstractNumId w:val="13"/>
+    <w:abstractNumId w:val="15"/>
   </w:num>
   <w:num w:numId="29">
-    <w:abstractNumId w:val="25"/>
+    <w:abstractNumId w:val="27"/>
   </w:num>
   <w:num w:numId="30">
-    <w:abstractNumId w:val="14"/>
+    <w:abstractNumId w:val="16"/>
   </w:num>
   <w:num w:numId="31">
-    <w:abstractNumId w:val="16"/>
+    <w:abstractNumId w:val="18"/>
+  </w:num>
+  <w:num w:numId="32">
+    <w:abstractNumId w:val="31"/>
+  </w:num>
+  <w:num w:numId="33">
+    <w:abstractNumId w:val="2"/>
+  </w:num>
+  <w:num w:numId="34">
+    <w:abstractNumId w:val="9"/>
   </w:num>
 </w:numbering>
 </file>
@@ -12112,7 +13063,7 @@
 </file>
 
 <file path=customXml/itemProps4.xml><?xml version="1.0" encoding="utf-8"?>
-<ds:datastoreItem xmlns:ds="http://schemas.openxmlformats.org/officeDocument/2006/customXml" ds:itemID="{0DEDAF6A-DA18-450F-A88C-4AB7DDCF653E}">
+<ds:datastoreItem xmlns:ds="http://schemas.openxmlformats.org/officeDocument/2006/customXml" ds:itemID="{B51F7523-5DBF-49A9-A077-6EFF80070CCC}">
   <ds:schemaRefs>
     <ds:schemaRef ds:uri="http://schemas.openxmlformats.org/officeDocument/2006/bibliography"/>
   </ds:schemaRefs>

--- a/public/templates/Memòria_justificativa_OFI.docx
+++ b/public/templates/Memòria_justificativa_OFI.docx
@@ -1902,18 +1902,7 @@
           <w:shd w:val="clear" w:color="auto" w:fill="FFFFFF"/>
           <w:lang w:val="ca-ES"/>
         </w:rPr>
-        <w:t>Sol·licitats i comparats  pressuposts de proveïdors diferents, els preus dels serveis contractats i/o subministraments efectuat</w:t>
-      </w:r>
-      <w:r>
-        <w:rPr>
-          <w:rStyle w:val="normaltextrun"/>
-          <w:rFonts w:ascii="Open Sans Light" w:hAnsi="Open Sans Light" w:cs="Open Sans Light"/>
-          <w:sz w:val="20"/>
-          <w:szCs w:val="20"/>
-          <w:shd w:val="clear" w:color="auto" w:fill="FFFFFF"/>
-          <w:lang w:val="ca-ES"/>
-        </w:rPr>
-        <w:t>s s’ajusten als preus de mercat:</w:t>
+        <w:t>Sol·licitats i comparats  pressuposts de proveïdors diferents, els preus dels serveis contractats i/o subministraments efectuats s’ajusten als preus de mercat:</w:t>
       </w:r>
     </w:p>
     <w:p>
@@ -2055,24 +2044,6 @@
         </w:rPr>
         <w:t>}}</w:t>
       </w:r>
-    </w:p>
-    <w:p>
-      <w:pPr>
-        <w:keepLines/>
-        <w:widowControl w:val="0"/>
-        <w:tabs>
-          <w:tab w:val="left" w:pos="395"/>
-        </w:tabs>
-        <w:suppressAutoHyphens w:val="0"/>
-        <w:spacing w:before="120" w:line="276" w:lineRule="auto"/>
-        <w:rPr>
-          <w:rFonts w:ascii="Open Sans Light" w:eastAsia="Open Sans Light" w:hAnsi="Open Sans Light" w:cs="Open Sans Light"/>
-          <w:sz w:val="20"/>
-          <w:szCs w:val="20"/>
-        </w:rPr>
-      </w:pPr>
-      <w:bookmarkStart w:id="0" w:name="_GoBack"/>
-      <w:bookmarkEnd w:id="0"/>
     </w:p>
     <w:p>
       <w:pPr>
@@ -2166,40 +2137,7 @@
           <w:shd w:val="clear" w:color="auto" w:fill="FFFFFF"/>
           <w:lang w:val="ca-ES"/>
         </w:rPr>
-        <w:t>El/la tècnic/a responsable de la despesa</w:t>
-      </w:r>
-      <w:r>
-        <w:rPr>
-          <w:rStyle w:val="normaltextrun"/>
-          <w:rFonts w:ascii="Open Sans Light" w:hAnsi="Open Sans Light" w:cs="Open Sans Light"/>
-          <w:sz w:val="20"/>
-          <w:szCs w:val="20"/>
-          <w:shd w:val="clear" w:color="auto" w:fill="FFFFFF"/>
-          <w:lang w:val="ca-ES"/>
-        </w:rPr>
-        <w:t xml:space="preserve"> </w:t>
-      </w:r>
-      <w:r>
-        <w:rPr>
-          <w:rStyle w:val="normaltextrun"/>
-          <w:rFonts w:ascii="Open Sans Light" w:hAnsi="Open Sans Light" w:cs="Open Sans Light"/>
-          <w:sz w:val="20"/>
-          <w:szCs w:val="20"/>
-          <w:shd w:val="clear" w:color="auto" w:fill="FFFFFF"/>
-          <w:lang w:val="ca-ES"/>
-        </w:rPr>
-        <w:t>ha realitzat consultes al mercat i ha emès l’informe econòmic que s’adjunta, que justifica que els preus aplicats s’ajusten al mercat</w:t>
-      </w:r>
-      <w:r>
-        <w:rPr>
-          <w:rStyle w:val="normaltextrun"/>
-          <w:rFonts w:ascii="Open Sans Light" w:hAnsi="Open Sans Light" w:cs="Open Sans Light"/>
-          <w:sz w:val="20"/>
-          <w:szCs w:val="20"/>
-          <w:shd w:val="clear" w:color="auto" w:fill="FFFFFF"/>
-          <w:lang w:val="ca-ES"/>
-        </w:rPr>
-        <w:t>:</w:t>
+        <w:t>El/la tècnic/a responsable de la despesa ha realitzat consultes al mercat i ha emès l’informe econòmic que s’adjunta, que justifica que els preus aplicats s’ajusten al mercat:</w:t>
       </w:r>
     </w:p>
     <w:p>
@@ -2357,22 +2295,6 @@
           <w:szCs w:val="20"/>
         </w:rPr>
       </w:pPr>
-    </w:p>
-    <w:p>
-      <w:pPr>
-        <w:keepLines/>
-        <w:widowControl w:val="0"/>
-        <w:tabs>
-          <w:tab w:val="left" w:pos="395"/>
-        </w:tabs>
-        <w:suppressAutoHyphens w:val="0"/>
-        <w:spacing w:before="120" w:line="276" w:lineRule="auto"/>
-        <w:rPr>
-          <w:rFonts w:ascii="Open Sans Light" w:eastAsia="Open Sans Light" w:hAnsi="Open Sans Light" w:cs="Open Sans Light"/>
-          <w:sz w:val="20"/>
-          <w:szCs w:val="20"/>
-        </w:rPr>
-      </w:pPr>
       <w:r>
         <w:rPr>
           <w:rFonts w:ascii="Open Sans Light" w:eastAsia="Open Sans Light" w:hAnsi="Open Sans Light" w:cs="Open Sans Light"/>
@@ -2384,17 +2306,12 @@
     </w:p>
     <w:p>
       <w:pPr>
-        <w:pStyle w:val="paragraph"/>
-        <w:spacing w:before="0" w:beforeAutospacing="0" w:after="0" w:afterAutospacing="0"/>
-        <w:textAlignment w:val="baseline"/>
-        <w:rPr>
-          <w:rFonts w:ascii="Segoe UI" w:hAnsi="Segoe UI" w:cs="Segoe UI"/>
-          <w:sz w:val="18"/>
-          <w:szCs w:val="18"/>
-        </w:rPr>
-      </w:pPr>
-    </w:p>
-    <w:p>
+        <w:rPr>
+          <w:rFonts w:ascii="Open Sans Light" w:eastAsia="Open Sans Light" w:hAnsi="Open Sans Light" w:cs="Open Sans Light"/>
+          <w:sz w:val="20"/>
+          <w:szCs w:val="20"/>
+        </w:rPr>
+      </w:pPr>
       <w:r>
         <w:rPr>
           <w:rFonts w:ascii="Open Sans Light" w:eastAsia="Open Sans Light" w:hAnsi="Open Sans Light" w:cs="Open Sans Light"/>
@@ -2404,6 +2321,7 @@
         <w:t>{{END-IF}}</w:t>
       </w:r>
     </w:p>
+    <w:p/>
     <w:p>
       <w:r>
         <w:rPr>
@@ -2609,22 +2527,6 @@
           <w:szCs w:val="20"/>
         </w:rPr>
       </w:pPr>
-    </w:p>
-    <w:p>
-      <w:pPr>
-        <w:keepLines/>
-        <w:widowControl w:val="0"/>
-        <w:tabs>
-          <w:tab w:val="left" w:pos="395"/>
-        </w:tabs>
-        <w:suppressAutoHyphens w:val="0"/>
-        <w:spacing w:before="120" w:line="276" w:lineRule="auto"/>
-        <w:rPr>
-          <w:rFonts w:ascii="Open Sans Light" w:eastAsia="Open Sans Light" w:hAnsi="Open Sans Light" w:cs="Open Sans Light"/>
-          <w:sz w:val="20"/>
-          <w:szCs w:val="20"/>
-        </w:rPr>
-      </w:pPr>
       <w:r>
         <w:rPr>
           <w:rFonts w:ascii="Open Sans Light" w:eastAsia="Open Sans Light" w:hAnsi="Open Sans Light" w:cs="Open Sans Light"/>
@@ -2636,15 +2538,12 @@
     </w:p>
     <w:p>
       <w:pPr>
-        <w:jc w:val="both"/>
-        <w:rPr>
-          <w:rFonts w:ascii="Open Sans Light" w:hAnsi="Open Sans Light" w:cs="Open Sans Light"/>
-          <w:sz w:val="20"/>
-          <w:szCs w:val="20"/>
-        </w:rPr>
-      </w:pPr>
-    </w:p>
-    <w:p>
+        <w:rPr>
+          <w:rFonts w:ascii="Open Sans Light" w:eastAsia="Open Sans Light" w:hAnsi="Open Sans Light" w:cs="Open Sans Light"/>
+          <w:sz w:val="20"/>
+          <w:szCs w:val="20"/>
+        </w:rPr>
+      </w:pPr>
       <w:r>
         <w:rPr>
           <w:rFonts w:ascii="Open Sans Light" w:eastAsia="Open Sans Light" w:hAnsi="Open Sans Light" w:cs="Open Sans Light"/>
@@ -2654,6 +2553,7 @@
         <w:t>{{END-IF}}</w:t>
       </w:r>
     </w:p>
+    <w:p/>
     <w:p>
       <w:pPr>
         <w:numPr>
@@ -2828,18 +2728,8 @@
           <w:szCs w:val="20"/>
           <w:lang w:val="ca-ES"/>
         </w:rPr>
-        <w:t xml:space="preserve">Per finalització de contractes administratius i les corresponents prorrogues en el seu cas, i no haver iniciat nova licitació o bé tot i haver sortit a licitació encara no s’ha adjudicat </w:t>
-      </w:r>
-      <w:r>
-        <w:rPr>
-          <w:rStyle w:val="normaltextrun"/>
-          <w:rFonts w:ascii="Open Sans Light" w:hAnsi="Open Sans Light" w:cs="Open Sans Light"/>
-          <w:sz w:val="20"/>
-          <w:szCs w:val="20"/>
-          <w:lang w:val="ca-ES"/>
-        </w:rPr>
         <w:lastRenderedPageBreak/>
-        <w:t>el nou contracte administratiu. Tot i haver-hi contracte l’objecte de la factura no es troba englobat dins el mateix.</w:t>
+        <w:t>Per finalització de contractes administratius i les corresponents prorrogues en el seu cas, i no haver iniciat nova licitació o bé tot i haver sortit a licitació encara no s’ha adjudicat el nou contracte administratiu. Tot i haver-hi contracte l’objecte de la factura no es troba englobat dins el mateix.</w:t>
       </w:r>
       <w:r>
         <w:rPr>
@@ -3496,19 +3386,6 @@
     </w:p>
     <w:p>
       <w:pPr>
-        <w:pStyle w:val="paragraph"/>
-        <w:spacing w:before="0" w:beforeAutospacing="0" w:after="0" w:afterAutospacing="0"/>
-        <w:jc w:val="both"/>
-        <w:textAlignment w:val="baseline"/>
-        <w:rPr>
-          <w:rFonts w:ascii="Open Sans Light" w:hAnsi="Open Sans Light" w:cs="Open Sans Light"/>
-          <w:sz w:val="20"/>
-          <w:szCs w:val="20"/>
-        </w:rPr>
-      </w:pPr>
-    </w:p>
-    <w:p>
-      <w:pPr>
         <w:rPr>
           <w:rFonts w:ascii="Open Sans Light" w:eastAsia="Open Sans Light" w:hAnsi="Open Sans Light" w:cs="Open Sans Light"/>
           <w:sz w:val="20"/>
@@ -3723,7 +3600,6 @@
         <w:spacing w:before="120" w:line="276" w:lineRule="auto"/>
         <w:jc w:val="both"/>
         <w:rPr>
-          <w:rStyle w:val="eop"/>
           <w:rFonts w:ascii="Open Sans Light" w:hAnsi="Open Sans Light" w:cs="Open Sans Light"/>
           <w:sz w:val="20"/>
           <w:szCs w:val="20"/>
@@ -3737,20 +3613,6 @@
         </w:rPr>
         <w:t>{{END-FOR factura}}</w:t>
       </w:r>
-    </w:p>
-    <w:p>
-      <w:pPr>
-        <w:pStyle w:val="paragraph"/>
-        <w:spacing w:before="0" w:beforeAutospacing="0" w:after="0" w:afterAutospacing="0"/>
-        <w:ind w:left="360"/>
-        <w:jc w:val="both"/>
-        <w:textAlignment w:val="baseline"/>
-        <w:rPr>
-          <w:rFonts w:ascii="Open Sans Light" w:hAnsi="Open Sans Light" w:cs="Open Sans Light"/>
-          <w:sz w:val="20"/>
-          <w:szCs w:val="20"/>
-        </w:rPr>
-      </w:pPr>
     </w:p>
     <w:p>
       <w:pPr>
@@ -3969,7 +3831,6 @@
         <w:spacing w:before="120" w:line="276" w:lineRule="auto"/>
         <w:jc w:val="both"/>
         <w:rPr>
-          <w:rStyle w:val="eop"/>
           <w:rFonts w:ascii="Open Sans Light" w:hAnsi="Open Sans Light" w:cs="Open Sans Light"/>
           <w:sz w:val="20"/>
           <w:szCs w:val="20"/>
@@ -3986,20 +3847,6 @@
     </w:p>
     <w:p>
       <w:pPr>
-        <w:pStyle w:val="paragraph"/>
-        <w:spacing w:before="0" w:beforeAutospacing="0" w:after="0" w:afterAutospacing="0"/>
-        <w:ind w:left="360"/>
-        <w:jc w:val="both"/>
-        <w:textAlignment w:val="baseline"/>
-        <w:rPr>
-          <w:rFonts w:ascii="Open Sans Light" w:hAnsi="Open Sans Light" w:cs="Open Sans Light"/>
-          <w:sz w:val="20"/>
-          <w:szCs w:val="20"/>
-        </w:rPr>
-      </w:pPr>
-    </w:p>
-    <w:p>
-      <w:pPr>
         <w:rPr>
           <w:rFonts w:ascii="Open Sans Light" w:eastAsia="Open Sans Light" w:hAnsi="Open Sans Light" w:cs="Open Sans Light"/>
           <w:sz w:val="20"/>
@@ -4015,7 +3862,10 @@
         <w:t>{{END-IF}}</w:t>
       </w:r>
     </w:p>
-    <w:p/>
+    <w:p>
+      <w:bookmarkStart w:id="0" w:name="_GoBack"/>
+      <w:bookmarkEnd w:id="0"/>
+    </w:p>
     <w:p>
       <w:r>
         <w:rPr>
@@ -4225,16 +4075,6 @@
     </w:p>
     <w:p>
       <w:pPr>
-        <w:jc w:val="both"/>
-        <w:rPr>
-          <w:rFonts w:ascii="Open Sans Light" w:hAnsi="Open Sans Light" w:cs="Open Sans Light"/>
-          <w:sz w:val="20"/>
-          <w:szCs w:val="20"/>
-        </w:rPr>
-      </w:pPr>
-    </w:p>
-    <w:p>
-      <w:pPr>
         <w:rPr>
           <w:rFonts w:ascii="Open Sans Light" w:eastAsia="Open Sans Light" w:hAnsi="Open Sans Light" w:cs="Open Sans Light"/>
           <w:sz w:val="20"/>
@@ -4250,7 +4090,6 @@
         <w:t>{{END-IF}}</w:t>
       </w:r>
     </w:p>
-    <w:p/>
     <w:p>
       <w:pPr>
         <w:numPr>
@@ -4570,16 +4409,7 @@
           <w:sz w:val="20"/>
           <w:szCs w:val="20"/>
         </w:rPr>
-        <w:t xml:space="preserve">D’acord amb la informació d’execució pressupostària, existeix crèdit per imputar la despesa derivada de les prestacions realitzades i, vistes les necessitats i atencions de </w:t>
-      </w:r>
-      <w:r>
-        <w:rPr>
-          <w:rFonts w:ascii="Open Sans Light" w:hAnsi="Open Sans Light" w:cs="Open Sans Light"/>
-          <w:sz w:val="20"/>
-          <w:szCs w:val="20"/>
-        </w:rPr>
-        <w:lastRenderedPageBreak/>
-        <w:t>l’aplicació durant tot l’exercici, no s’aprecia impediment o limitació a la imputació de la despesa al pressupost de l’exercici corrent. </w:t>
+        <w:t>D’acord amb la informació d’execució pressupostària, existeix crèdit per imputar la despesa derivada de les prestacions realitzades i, vistes les necessitats i atencions de l’aplicació durant tot l’exercici, no s’aprecia impediment o limitació a la imputació de la despesa al pressupost de l’exercici corrent. </w:t>
       </w:r>
     </w:p>
     <w:p>
@@ -4612,6 +4442,7 @@
           <w:sz w:val="20"/>
           <w:szCs w:val="20"/>
         </w:rPr>
+        <w:lastRenderedPageBreak/>
         <w:t>El proveïdor ha actuat per ordre de l’Administració i s’acredita la bona fe</w:t>
       </w:r>
       <w:r>
@@ -7473,7 +7304,7 @@
         <w:sz w:val="20"/>
         <w:szCs w:val="20"/>
       </w:rPr>
-      <w:t>6</w:t>
+      <w:t>4</w:t>
     </w:r>
     <w:r>
       <w:rPr>
@@ -13063,7 +12894,7 @@
 </file>
 
 <file path=customXml/itemProps4.xml><?xml version="1.0" encoding="utf-8"?>
-<ds:datastoreItem xmlns:ds="http://schemas.openxmlformats.org/officeDocument/2006/customXml" ds:itemID="{B51F7523-5DBF-49A9-A077-6EFF80070CCC}">
+<ds:datastoreItem xmlns:ds="http://schemas.openxmlformats.org/officeDocument/2006/customXml" ds:itemID="{725EF4A3-DC74-46FE-83CF-625CE5954F9C}">
   <ds:schemaRefs>
     <ds:schemaRef ds:uri="http://schemas.openxmlformats.org/officeDocument/2006/bibliography"/>
   </ds:schemaRefs>
